--- a/开题报告/开题报告-新旧版本修改对比版_逐段差异高亮.docx
+++ b/开题报告/开题报告-新旧版本修改对比版_逐段差异高亮.docx
@@ -187,12 +187,10 @@
             <w:tcBorders>
               <w:bottom w:val="single" w:sz="4" w:space="0" w:color="auto"/>
             </w:tcBorders>
-            <w:vAlign w:val="center"/>
+            <w:vAlign w:val="bottom"/>
           </w:tcPr>
           <w:p>
             <w:pPr>
-              <w:spacing w:before="40" w:after="40" w:line="288" w:lineRule="auto"/>
-              <w:ind w:firstLine="0"/>
               <w:jc w:val="center"/>
             </w:pPr>
             <w:r/>
@@ -288,15 +286,22 @@
               <w:top w:val="single" w:sz="4" w:space="0" w:color="auto"/>
               <w:bottom w:val="single" w:sz="4" w:space="0" w:color="auto"/>
             </w:tcBorders>
-            <w:vAlign w:val="center"/>
+            <w:vAlign w:val="bottom"/>
           </w:tcPr>
           <w:p>
             <w:pPr>
-              <w:spacing w:before="40" w:after="40" w:line="288" w:lineRule="auto"/>
-              <w:ind w:firstLine="0"/>
               <w:jc w:val="center"/>
             </w:pPr>
             <w:r/>
+            <w:r>
+              <w:rPr>
+                <w:rFonts w:ascii="Times New Roman" w:hAnsi="Times New Roman" w:cs="Times New Roman" w:eastAsia="宋体"/>
+                <w:b w:val="0"/>
+                <w:i w:val="0"/>
+                <w:color w:val="000000"/>
+                <w:sz w:val="28"/>
+              </w:rPr>
+            </w:r>
           </w:p>
         </w:tc>
       </w:tr>
@@ -366,12 +371,10 @@
               <w:top w:val="single" w:sz="4" w:space="0" w:color="auto"/>
               <w:bottom w:val="single" w:sz="4" w:space="0" w:color="auto"/>
             </w:tcBorders>
-            <w:vAlign w:val="center"/>
+            <w:vAlign w:val="bottom"/>
           </w:tcPr>
           <w:p>
             <w:pPr>
-              <w:spacing w:before="40" w:after="40" w:line="288" w:lineRule="auto"/>
-              <w:ind w:firstLine="0"/>
               <w:jc w:val="center"/>
             </w:pPr>
             <w:r/>
@@ -430,12 +433,10 @@
               <w:top w:val="single" w:sz="4" w:space="0" w:color="auto"/>
               <w:bottom w:val="single" w:sz="4" w:space="0" w:color="auto"/>
             </w:tcBorders>
-            <w:vAlign w:val="center"/>
+            <w:vAlign w:val="bottom"/>
           </w:tcPr>
           <w:p>
             <w:pPr>
-              <w:spacing w:before="40" w:after="40" w:line="288" w:lineRule="auto"/>
-              <w:ind w:firstLine="0"/>
               <w:jc w:val="center"/>
             </w:pPr>
             <w:r/>
@@ -492,12 +493,10 @@
             <w:tcBorders>
               <w:bottom w:val="single" w:sz="4" w:space="0" w:color="auto"/>
             </w:tcBorders>
-            <w:vAlign w:val="center"/>
+            <w:vAlign w:val="bottom"/>
           </w:tcPr>
           <w:p>
             <w:pPr>
-              <w:spacing w:before="40" w:after="40" w:line="288" w:lineRule="auto"/>
-              <w:ind w:firstLine="0"/>
               <w:jc w:val="center"/>
             </w:pPr>
             <w:r/>
@@ -542,12 +541,10 @@
             <w:tcBorders>
               <w:bottom w:val="single" w:sz="4" w:space="0" w:color="auto"/>
             </w:tcBorders>
-            <w:vAlign w:val="center"/>
+            <w:vAlign w:val="bottom"/>
           </w:tcPr>
           <w:p>
             <w:pPr>
-              <w:spacing w:before="40" w:after="40" w:line="288" w:lineRule="auto"/>
-              <w:ind w:firstLine="0"/>
               <w:jc w:val="center"/>
             </w:pPr>
             <w:r/>
@@ -3080,6 +3077,9 @@
         <w:gridCol w:w="1385"/>
       </w:tblGrid>
       <w:tr>
+        <w:trPr>
+          <w:tblHeader/>
+        </w:trPr>
         <w:tc>
           <w:tcPr>
             <w:tcW w:type="dxa" w:w="1304"/>
@@ -9968,6 +9968,9 @@
         <w:gridCol w:w="2771"/>
       </w:tblGrid>
       <w:tr>
+        <w:trPr>
+          <w:tblHeader/>
+        </w:trPr>
         <w:tc>
           <w:tcPr>
             <w:tcW w:type="dxa" w:w="1020"/>
@@ -10644,7 +10647,7 @@
               </w:rPr>
               <w:t>2027.2.22~2027.3.12</w:t>
               <w:br/>
-              <w:t>（第1～3周）</w:t>
+              <w:t>（第1~3周）</w:t>
             </w:r>
           </w:p>
         </w:tc>
@@ -10720,7 +10723,7 @@
               </w:rPr>
               <w:t>2027.3.15~2027.4.2</w:t>
               <w:br/>
-              <w:t>（第4～6周）</w:t>
+              <w:t>（第4~6周）</w:t>
             </w:r>
           </w:p>
         </w:tc>
@@ -10796,7 +10799,7 @@
               </w:rPr>
               <w:t>2027.4.5~2027.4.16</w:t>
               <w:br/>
-              <w:t>（第7～8周）</w:t>
+              <w:t>（第7~8周）</w:t>
             </w:r>
           </w:p>
         </w:tc>
@@ -10872,7 +10875,7 @@
               </w:rPr>
               <w:t>2027.4.19~2027.4.28</w:t>
               <w:br/>
-              <w:t>（第9～10周）</w:t>
+              <w:t>（第9~10周）</w:t>
             </w:r>
           </w:p>
         </w:tc>
@@ -10948,7 +10951,7 @@
               </w:rPr>
               <w:t>2027.5.3~2027.5.14</w:t>
               <w:br/>
-              <w:t>（第11～12周）</w:t>
+              <w:t>（第11~12周）</w:t>
             </w:r>
           </w:p>
         </w:tc>

--- a/开题报告/开题报告-新旧版本修改对比版_逐段差异高亮.docx
+++ b/开题报告/开题报告-新旧版本修改对比版_逐段差异高亮.docx
@@ -928,8 +928,9 @@
           <w:i w:val="0"/>
           <w:color w:val="000000"/>
           <w:sz w:val="24"/>
-        </w:rPr>
-        <w:t>（1）课题来源</w:t>
+          <w:highlight w:val="yellow"/>
+        </w:rPr>
+        <w:t>（1） 课题来源</w:t>
       </w:r>
     </w:p>
     <w:p>
@@ -946,610 +947,9 @@
           <w:i w:val="0"/>
           <w:color w:val="000000"/>
           <w:sz w:val="24"/>
-        </w:rPr>
-        <w:t>本课题来源于实验室在水下无人系统与智能海洋装备方向的科研实践与工程开发需求，直接依托实验室已有的八推进器水下航行器（Unmanned Underwater Vehicle / Remotely Operated Vehicle，UUV/ROV）实验平台方案及相关结构数据开展研究。</w:t>
-      </w:r>
-    </w:p>
-    <w:p>
-      <w:pPr>
-        <w:pStyle w:val="a7"/>
-        <w:jc w:val="both"/>
-        <w:spacing w:line="360" w:lineRule="auto"/>
-        <w:ind w:firstLineChars="200" w:firstLine="480"/>
-      </w:pPr>
-      <w:r>
-        <w:rPr>
-          <w:rFonts w:ascii="Times New Roman" w:hAnsi="Times New Roman" w:cs="Times New Roman" w:eastAsia="宋体"/>
-          <w:b w:val="0"/>
-          <w:i w:val="0"/>
-          <w:color w:val="000000"/>
-          <w:sz w:val="24"/>
-        </w:rPr>
-        <w:t>随着海洋强国建设与海洋资源开发的深入推进，水下无人航行器在海洋科学考察、海底矿产与油气管线巡检、海上风电基桩与水下结构物无损检测、水下大坝与跨海桥墩安全评估，以及现代海洋牧场自动化管护等诸多领域发挥着</w:t>
-      </w:r>
-      <w:r>
-        <w:rPr>
-          <w:rFonts w:ascii="Times New Roman" w:hAnsi="Times New Roman" w:cs="Times New Roman" w:eastAsia="宋体"/>
-          <w:b w:val="0"/>
-          <w:i w:val="0"/>
-          <w:color w:val="000000"/>
-          <w:sz w:val="24"/>
-          <w:highlight w:val="yellow"/>
-        </w:rPr>
-        <w:t>重要作用</w:t>
-      </w:r>
-      <w:r>
-        <w:rPr>
-          <w:rFonts w:ascii="Times New Roman" w:hAnsi="Times New Roman" w:cs="Times New Roman" w:eastAsia="宋体"/>
-          <w:b w:val="0"/>
-          <w:i w:val="0"/>
-          <w:color w:val="000000"/>
-          <w:sz w:val="24"/>
-        </w:rPr>
-        <w:t>。在上述典型作业场景中，水下航行器往往需要贴近被测结构物作业，或在具有空间受限特征的水域中执行</w:t>
-      </w:r>
-      <w:r>
-        <w:rPr>
-          <w:rFonts w:ascii="Times New Roman" w:hAnsi="Times New Roman" w:cs="Times New Roman" w:eastAsia="宋体"/>
-          <w:b w:val="0"/>
-          <w:i w:val="0"/>
-          <w:color w:val="000000"/>
-          <w:sz w:val="24"/>
-          <w:highlight w:val="yellow"/>
-        </w:rPr>
-        <w:t>光学成像、声学测绘与水下作业任务。这些任务对航行器的低速机动与自主悬停能力提出了较高要求，需要航行器能够在水流干扰环境下稳定完成空间定点悬停、姿态定角保持（抵抗横滚与俯仰力矩倾斜）、定深控制</w:t>
-      </w:r>
-      <w:r>
-        <w:rPr>
-          <w:rFonts w:ascii="Times New Roman" w:hAnsi="Times New Roman" w:cs="Times New Roman" w:eastAsia="宋体"/>
-          <w:b w:val="0"/>
-          <w:i w:val="0"/>
-          <w:color w:val="000000"/>
-          <w:sz w:val="24"/>
-        </w:rPr>
-        <w:t>（克服重浮力微小失配与垂向流扰）以及航向锁定（定航）等基本运动控制任务。</w:t>
-      </w:r>
-    </w:p>
-    <w:p>
-      <w:pPr>
-        <w:pStyle w:val="a7"/>
-        <w:jc w:val="both"/>
-        <w:spacing w:line="360" w:lineRule="auto"/>
-        <w:ind w:firstLineChars="200" w:firstLine="480"/>
-      </w:pPr>
-      <w:r>
-        <w:rPr>
-          <w:rFonts w:ascii="Times New Roman" w:hAnsi="Times New Roman" w:cs="Times New Roman" w:eastAsia="宋体"/>
-          <w:b w:val="0"/>
-          <w:i w:val="0"/>
-          <w:color w:val="000000"/>
-          <w:sz w:val="24"/>
-        </w:rPr>
-        <w:t>实验室现有的八推进器水下航行器平台采用了典型的开架式（Open-frame）机械构型，具备八推进器空间对称与矢量倾斜布置的硬件驱动能力，依托实验室已完成构型设计的八推进器开架式物理平台方案及结构参数资料开展研究。然而，要在流体环境中实现</w:t>
-      </w:r>
-      <w:r>
-        <w:rPr>
-          <w:rFonts w:ascii="Times New Roman" w:hAnsi="Times New Roman" w:cs="Times New Roman" w:eastAsia="宋体"/>
-          <w:b w:val="0"/>
-          <w:i w:val="0"/>
-          <w:color w:val="000000"/>
-          <w:sz w:val="24"/>
-          <w:highlight w:val="yellow"/>
-        </w:rPr>
-        <w:t>稳定的</w:t>
-      </w:r>
-      <w:r>
-        <w:rPr>
-          <w:rFonts w:ascii="Times New Roman" w:hAnsi="Times New Roman" w:cs="Times New Roman" w:eastAsia="宋体"/>
-          <w:b w:val="0"/>
-          <w:i w:val="0"/>
-          <w:color w:val="000000"/>
-          <w:sz w:val="24"/>
-        </w:rPr>
-        <w:t>自主闭环控制，仍面临诸多瓶颈：缺乏系统化的水动力建模与参数辨识，使得控制器难以获取物理平台的真实动力学特性；运动控制与推力分配多采用人工试凑的经验PID参数，未能在六自由度耦合层面上充分释放八推进器过驱动配置的协调潜力；控制系统软件缺乏工业级模块化规范，难以直接面向工程部署开展高可信度的闭环验证。为此，本课题立足于实验室已有平台的方案与数据基础，围绕“动力学建模、系统辨识、模型运动控制、八推进器控制分配及 PX4/SITL 闭环仿真验证”开展系统性研究，具有</w:t>
-      </w:r>
-      <w:r>
-        <w:rPr>
-          <w:rFonts w:ascii="Times New Roman" w:hAnsi="Times New Roman" w:cs="Times New Roman" w:eastAsia="宋体"/>
-          <w:b w:val="0"/>
-          <w:i w:val="0"/>
-          <w:color w:val="000000"/>
-          <w:sz w:val="24"/>
-          <w:highlight w:val="yellow"/>
-        </w:rPr>
-        <w:t>明确的工程实践背景与技术研究需求</w:t>
-      </w:r>
-      <w:r>
-        <w:rPr>
-          <w:rFonts w:ascii="Times New Roman" w:hAnsi="Times New Roman" w:cs="Times New Roman" w:eastAsia="宋体"/>
-          <w:b w:val="0"/>
-          <w:i w:val="0"/>
-          <w:color w:val="000000"/>
-          <w:sz w:val="24"/>
-        </w:rPr>
-        <w:t>。</w:t>
-      </w:r>
-    </w:p>
-    <w:p>
-      <w:pPr>
-        <w:pStyle w:val="a7"/>
-        <w:jc w:val="both"/>
-        <w:spacing w:line="360" w:lineRule="auto"/>
-        <w:ind w:firstLineChars="200" w:firstLine="480"/>
-      </w:pPr>
-      <w:r>
-        <w:rPr>
-          <w:rFonts w:ascii="Times New Roman" w:hAnsi="Times New Roman" w:cs="Times New Roman" w:eastAsia="黑体"/>
-          <w:b w:val="0"/>
-          <w:i w:val="0"/>
-          <w:color w:val="000000"/>
-          <w:sz w:val="24"/>
-        </w:rPr>
-        <w:t>（2）研究目的</w:t>
-      </w:r>
-    </w:p>
-    <w:p>
-      <w:pPr>
-        <w:pStyle w:val="a7"/>
-        <w:jc w:val="both"/>
-        <w:spacing w:line="360" w:lineRule="auto"/>
-        <w:ind w:firstLineChars="200" w:firstLine="480"/>
-      </w:pPr>
-      <w:r>
-        <w:rPr>
-          <w:rFonts w:ascii="Times New Roman" w:hAnsi="Times New Roman" w:cs="Times New Roman" w:eastAsia="宋体"/>
-          <w:b w:val="0"/>
-          <w:i w:val="0"/>
-          <w:color w:val="000000"/>
-          <w:sz w:val="24"/>
-        </w:rPr>
-        <w:t>水下航行器在黏性流体介质中运动时，在物理机理上呈现出</w:t>
-      </w:r>
-      <w:r>
-        <w:rPr>
-          <w:rFonts w:ascii="Times New Roman" w:hAnsi="Times New Roman" w:cs="Times New Roman" w:eastAsia="宋体"/>
-          <w:b w:val="0"/>
-          <w:i w:val="0"/>
-          <w:color w:val="000000"/>
-          <w:sz w:val="24"/>
-          <w:highlight w:val="yellow"/>
-        </w:rPr>
-        <w:t>显著的</w:t>
-      </w:r>
-      <w:r>
-        <w:rPr>
-          <w:rFonts w:ascii="Times New Roman" w:hAnsi="Times New Roman" w:cs="Times New Roman" w:eastAsia="宋体"/>
-          <w:b w:val="0"/>
-          <w:i w:val="0"/>
-          <w:color w:val="000000"/>
-          <w:sz w:val="24"/>
-        </w:rPr>
-        <w:t>六自由度（6-DOF）非线性耦合特性。一方面，在流体动力学层面，航行器的运动不仅取决于刚体自身质量惯性矩阵，还</w:t>
-      </w:r>
-      <w:r>
-        <w:rPr>
-          <w:rFonts w:ascii="Times New Roman" w:hAnsi="Times New Roman" w:cs="Times New Roman" w:eastAsia="宋体"/>
-          <w:b w:val="0"/>
-          <w:i w:val="0"/>
-          <w:color w:val="000000"/>
-          <w:sz w:val="24"/>
-          <w:highlight w:val="yellow"/>
-        </w:rPr>
-        <w:t>受到周围水体随体加速运动所产生的附加质量（Added Mass）效应的影响，附加质量的大小在低速和变加速工况下可与刚体自身质量相当；刚体与附加质量在旋转运动中伴随着科氏力与向心力耦合作用，流体黏性流动与开架式桁架、设备附体边缘产生的脱体涡流阻力</w:t>
-      </w:r>
-      <w:r>
-        <w:rPr>
-          <w:rFonts w:ascii="Times New Roman" w:hAnsi="Times New Roman" w:cs="Times New Roman" w:eastAsia="宋体"/>
-          <w:b w:val="0"/>
-          <w:i w:val="0"/>
-          <w:color w:val="000000"/>
-          <w:sz w:val="24"/>
-        </w:rPr>
-        <w:t>则共同构成了包含线性与二次非线性项的水动力阻尼特性；此外，航行器重心（CG）与浮心（CB）的空间相对位置形成了</w:t>
-      </w:r>
-      <w:r>
-        <w:rPr>
-          <w:rFonts w:ascii="Times New Roman" w:hAnsi="Times New Roman" w:cs="Times New Roman" w:eastAsia="宋体"/>
-          <w:b w:val="0"/>
-          <w:i w:val="0"/>
-          <w:color w:val="000000"/>
-          <w:sz w:val="24"/>
-          <w:highlight w:val="yellow"/>
-        </w:rPr>
-        <w:t>各向异性的静恢复力与力矩</w:t>
-      </w:r>
-      <w:r>
-        <w:rPr>
-          <w:rFonts w:ascii="Times New Roman" w:hAnsi="Times New Roman" w:cs="Times New Roman" w:eastAsia="宋体"/>
-          <w:b w:val="0"/>
-          <w:i w:val="0"/>
-          <w:color w:val="000000"/>
-          <w:sz w:val="24"/>
-        </w:rPr>
-        <w:t>。在上述多源流体物理效应的综合作用下，航行器各运动轴之间存在</w:t>
-      </w:r>
-      <w:r>
-        <w:rPr>
-          <w:rFonts w:ascii="Times New Roman" w:hAnsi="Times New Roman" w:cs="Times New Roman" w:eastAsia="宋体"/>
-          <w:b w:val="0"/>
-          <w:i w:val="0"/>
-          <w:color w:val="000000"/>
-          <w:sz w:val="24"/>
-          <w:highlight w:val="yellow"/>
-        </w:rPr>
-        <w:t>明显的</w:t>
-      </w:r>
-      <w:r>
-        <w:rPr>
-          <w:rFonts w:ascii="Times New Roman" w:hAnsi="Times New Roman" w:cs="Times New Roman" w:eastAsia="宋体"/>
-          <w:b w:val="0"/>
-          <w:i w:val="0"/>
-          <w:color w:val="000000"/>
-          <w:sz w:val="24"/>
-        </w:rPr>
-        <w:t>动力学交叉耦合。</w:t>
-      </w:r>
-    </w:p>
-    <w:p>
-      <w:pPr>
-        <w:pStyle w:val="a7"/>
-        <w:jc w:val="both"/>
-        <w:spacing w:line="360" w:lineRule="auto"/>
-        <w:ind w:firstLineChars="200" w:firstLine="480"/>
-      </w:pPr>
-      <w:r>
-        <w:rPr>
-          <w:rFonts w:ascii="Times New Roman" w:hAnsi="Times New Roman" w:cs="Times New Roman" w:eastAsia="宋体"/>
-          <w:b w:val="0"/>
-          <w:i w:val="0"/>
-          <w:color w:val="000000"/>
-          <w:sz w:val="24"/>
-        </w:rPr>
-        <w:t>另一方面，在工程实现层面，由于开架式航行器结构件复杂、</w:t>
-      </w:r>
-      <w:r>
-        <w:rPr>
-          <w:rFonts w:ascii="Times New Roman" w:hAnsi="Times New Roman" w:cs="Times New Roman" w:eastAsia="宋体"/>
-          <w:b w:val="0"/>
-          <w:i w:val="0"/>
-          <w:color w:val="000000"/>
-          <w:sz w:val="24"/>
-          <w:highlight w:val="yellow"/>
-        </w:rPr>
-        <w:t>附体较多，常规的解析经验公式难以准确计算</w:t>
-      </w:r>
-      <w:r>
-        <w:rPr>
-          <w:rFonts w:ascii="Times New Roman" w:hAnsi="Times New Roman" w:cs="Times New Roman" w:eastAsia="宋体"/>
-          <w:b w:val="0"/>
-          <w:i w:val="0"/>
-          <w:color w:val="000000"/>
-          <w:sz w:val="24"/>
-        </w:rPr>
-        <w:t>其全部水动力参数；加工装配公差、线缆悬垂拉拽张力、水密舱内部载荷装配位置偏差以及水体密度变化等物理因素，导致理论设计模型与物理平台的实际动态特性之间不可避免地存在参数偏差与未建模动态。此外，已有平台配备的八个推进器在空间呈</w:t>
-      </w:r>
-      <w:r>
-        <w:rPr>
-          <w:rFonts w:ascii="Times New Roman" w:hAnsi="Times New Roman" w:cs="Times New Roman" w:eastAsia="宋体"/>
-          <w:b w:val="0"/>
-          <w:i w:val="0"/>
-          <w:color w:val="000000"/>
-          <w:sz w:val="24"/>
-          <w:highlight w:val="yellow"/>
-        </w:rPr>
-        <w:t>水平面矢量倾斜与垂直面对称布置</w:t>
-      </w:r>
-      <w:r>
-        <w:rPr>
-          <w:rFonts w:ascii="Times New Roman" w:hAnsi="Times New Roman" w:cs="Times New Roman" w:eastAsia="宋体"/>
-          <w:b w:val="0"/>
-          <w:i w:val="0"/>
-          <w:color w:val="000000"/>
-          <w:sz w:val="24"/>
-        </w:rPr>
-        <w:t>，构成了典型的过驱动冗余系统，运动控制器输出的六自由度期望广义力和力矩必须经过控制分配映射转化为各推进器的控制指令，且推进器在物理上受限于</w:t>
-      </w:r>
-      <w:r>
-        <w:rPr>
-          <w:rFonts w:ascii="Times New Roman" w:hAnsi="Times New Roman" w:cs="Times New Roman" w:eastAsia="宋体"/>
-          <w:b w:val="0"/>
-          <w:i w:val="0"/>
-          <w:color w:val="000000"/>
-          <w:sz w:val="24"/>
-          <w:highlight w:val="yellow"/>
-        </w:rPr>
-        <w:t>推力输出范围、正反转效率差异及推力死区等约束，容易在大幅机动时引发局部推进器饱和与力矩分配失真</w:t>
-      </w:r>
-      <w:r>
-        <w:rPr>
-          <w:rFonts w:ascii="Times New Roman" w:hAnsi="Times New Roman" w:cs="Times New Roman" w:eastAsia="宋体"/>
-          <w:b w:val="0"/>
-          <w:i w:val="0"/>
-          <w:color w:val="000000"/>
-          <w:sz w:val="24"/>
-        </w:rPr>
-        <w:t>。</w:t>
-      </w:r>
-    </w:p>
-    <w:p>
-      <w:pPr>
-        <w:pStyle w:val="a7"/>
-        <w:jc w:val="both"/>
-        <w:spacing w:line="360" w:lineRule="auto"/>
-        <w:ind w:firstLineChars="200" w:firstLine="480"/>
-      </w:pPr>
-      <w:r>
-        <w:rPr>
-          <w:rFonts w:ascii="Times New Roman" w:hAnsi="Times New Roman" w:cs="Times New Roman" w:eastAsia="宋体"/>
-          <w:b w:val="0"/>
-          <w:i w:val="0"/>
-          <w:color w:val="000000"/>
-          <w:sz w:val="24"/>
-        </w:rPr>
-        <w:t>针对上述挑战，本课题的研究目的在于：依托已有八推进器水下航行器平台，建立六自由度动力学与推进器模型；结合已有平台参数资料和相关数据开展系统辨识与模型验证，明确系统辨识的输入输出关系，对关键未知量进行辨识修正并分析模型适用范围；在此基础上，结合经验证的航行器模型特性与状态反馈构建闭环运动控制系统，实现姿态、深度和航向等基本运动状态的闭环控制；依据八推进器空间布局建立控制分配矩阵，考虑基本推力输出范围生成推力指令；最终在PX4/SITL软件在环仿真环境中构建闭环系统，通过代表性运动工况与流扰条件开展闭环仿真验证与量化性能评价，形成“已有平台—建模与系统辨识—模型验证—运动控制—控制分配—PX4/SITL闭环验证”的完整研究闭环。</w:t>
-      </w:r>
-    </w:p>
-    <w:p>
-      <w:pPr>
-        <w:pStyle w:val="a7"/>
-        <w:jc w:val="both"/>
-        <w:spacing w:line="360" w:lineRule="auto"/>
-        <w:ind w:firstLineChars="200" w:firstLine="480"/>
-      </w:pPr>
-      <w:r>
-        <w:rPr>
-          <w:rFonts w:ascii="Times New Roman" w:hAnsi="Times New Roman" w:cs="Times New Roman" w:eastAsia="黑体"/>
-          <w:b w:val="0"/>
-          <w:i w:val="0"/>
-          <w:color w:val="000000"/>
-          <w:sz w:val="24"/>
-        </w:rPr>
-        <w:t>（3）研究意义</w:t>
-      </w:r>
-    </w:p>
-    <w:p>
-      <w:pPr>
-        <w:pStyle w:val="a7"/>
-        <w:jc w:val="both"/>
-        <w:spacing w:line="360" w:lineRule="auto"/>
-        <w:ind w:firstLineChars="200" w:firstLine="480"/>
-      </w:pPr>
-      <w:r>
-        <w:rPr>
-          <w:rFonts w:ascii="Times New Roman" w:hAnsi="Times New Roman" w:cs="Times New Roman" w:eastAsia="宋体"/>
-          <w:b w:val="0"/>
-          <w:i w:val="0"/>
-          <w:color w:val="000000"/>
-          <w:sz w:val="24"/>
-        </w:rPr>
-        <w:t>第一，在理论与方法层面，有助于深化模型支撑下的水下航行器运动控制全链路分析体系。传统的无模型经验控制难以在多轴耦合与强阻尼环境下保证理想的动态响应品质，而过于依赖单一高精度解析模型的控制方法又常因水动力参数获取困难而难以在工程中有效落地。本课题坚持“机理建模与试验辨识相结合、模型信息与状态反馈相结合”的研究理念，通过机理推导理清六自由度方程的物理架构，借助系统辨识修正关键未知参数，获得满足控制设计精度要求的标称基准模型。在此基础上，将标称模型中的静回复力、主导阻尼与惯性耦合项引入控制前向通道进行主动补偿，同时依靠</w:t>
-      </w:r>
-      <w:r>
-        <w:rPr>
-          <w:rFonts w:ascii="Times New Roman" w:hAnsi="Times New Roman" w:cs="Times New Roman" w:eastAsia="宋体"/>
-          <w:b w:val="0"/>
-          <w:i w:val="0"/>
-          <w:color w:val="000000"/>
-          <w:sz w:val="24"/>
-          <w:highlight w:val="yellow"/>
-        </w:rPr>
-        <w:t>稳健的状态误差反馈抑制未建模残差与外部扰动，有助于理清动力学模型保真度、控制律补偿结构与闭环动态抗扰性能之间的内在关联；同时，针对八推进器过驱动构型建立规范的控制分配与约束分析方法，能够为冗余推进器在复杂受力工况下的推力协调分配</w:t>
-      </w:r>
-      <w:r>
-        <w:rPr>
-          <w:rFonts w:ascii="Times New Roman" w:hAnsi="Times New Roman" w:cs="Times New Roman" w:eastAsia="宋体"/>
-          <w:b w:val="0"/>
-          <w:i w:val="0"/>
-          <w:color w:val="000000"/>
-          <w:sz w:val="24"/>
-        </w:rPr>
-        <w:t>提供理论依据。</w:t>
-      </w:r>
-    </w:p>
-    <w:p>
-      <w:pPr>
-        <w:pStyle w:val="a7"/>
-        <w:jc w:val="both"/>
-        <w:spacing w:line="360" w:lineRule="auto"/>
-        <w:ind w:firstLineChars="200" w:firstLine="480"/>
-      </w:pPr>
-      <w:r>
-        <w:rPr>
-          <w:rFonts w:ascii="Times New Roman" w:hAnsi="Times New Roman" w:cs="Times New Roman" w:eastAsia="宋体"/>
-          <w:b w:val="0"/>
-          <w:i w:val="0"/>
-          <w:color w:val="000000"/>
-          <w:sz w:val="24"/>
-        </w:rPr>
-        <w:t>第二，在工程应用与软件实践层面，旨在构建标准化、高可移植性的 PX4/SITL 水下飞控研发</w:t>
-      </w:r>
-      <w:r>
-        <w:rPr>
-          <w:rFonts w:ascii="Times New Roman" w:hAnsi="Times New Roman" w:cs="Times New Roman" w:eastAsia="宋体"/>
-          <w:b w:val="0"/>
-          <w:i w:val="0"/>
-          <w:color w:val="000000"/>
-          <w:sz w:val="24"/>
-          <w:highlight w:val="yellow"/>
-        </w:rPr>
-        <w:t>流程。传统水下机器人开发中普遍存在“在纯数学仿真环境中表现良好，但向机载嵌入式控制器移植时代码重构量大、软硬件接口脱节”的工程问题。PX4 作为广泛应用的开源无人系统控制软件框架，具有高度模块化的分层架构、实时多任务调度机制</w:t>
-      </w:r>
-      <w:r>
-        <w:rPr>
-          <w:rFonts w:ascii="Times New Roman" w:hAnsi="Times New Roman" w:cs="Times New Roman" w:eastAsia="宋体"/>
-          <w:b w:val="0"/>
-          <w:i w:val="0"/>
-          <w:color w:val="000000"/>
-          <w:sz w:val="24"/>
-        </w:rPr>
-        <w:t>以及基于 uORB 的松耦合消息通信总线。本课题依托 PX4 软件架构开展模块化代码设计，在 SITL 仿真环境中直接集成 6-DOF 动力学模型、运动控制器与八推进器分配算法，不仅可以在安全、低成本、高可重复的条件下</w:t>
-      </w:r>
-      <w:r>
-        <w:rPr>
-          <w:rFonts w:ascii="Times New Roman" w:hAnsi="Times New Roman" w:cs="Times New Roman" w:eastAsia="宋体"/>
-          <w:b w:val="0"/>
-          <w:i w:val="0"/>
-          <w:color w:val="000000"/>
-          <w:sz w:val="24"/>
-          <w:highlight w:val="yellow"/>
-        </w:rPr>
-        <w:t>测试算法在典型运动工况和适量外部水流扰动条件下的闭环性能</w:t>
-      </w:r>
-      <w:r>
-        <w:rPr>
-          <w:rFonts w:ascii="Times New Roman" w:hAnsi="Times New Roman" w:cs="Times New Roman" w:eastAsia="宋体"/>
-          <w:b w:val="0"/>
-          <w:i w:val="0"/>
-          <w:color w:val="000000"/>
-          <w:sz w:val="24"/>
-        </w:rPr>
-        <w:t>，还规范了状态估计、期望力矩输出及各推进器指令的标准数据接口。</w:t>
-      </w:r>
-      <w:r>
-        <w:rPr>
-          <w:rFonts w:ascii="Times New Roman" w:hAnsi="Times New Roman" w:cs="Times New Roman" w:eastAsia="宋体"/>
-          <w:b w:val="0"/>
-          <w:i w:val="0"/>
-          <w:color w:val="000000"/>
-          <w:sz w:val="24"/>
-          <w:highlight w:val="yellow"/>
-        </w:rPr>
-        <w:t>这为后续将算法部署至机载嵌入式硬件并开展实物测试提供了可靠的软件工程基础。</w:t>
-      </w:r>
-    </w:p>
-    <w:p>
-      <w:pPr>
-        <w:pStyle w:val="a6"/>
-        <w:jc w:val="left"/>
-        <w:spacing w:line="360" w:lineRule="auto" w:beforeLines="50" w:before="120" w:afterLines="50" w:after="120"/>
-        <w:ind w:firstLine="0" w:firstLineChars="0" w:left="0"/>
-      </w:pPr>
-      <w:r>
-        <w:rPr>
-          <w:rFonts w:ascii="Times New Roman" w:hAnsi="Times New Roman" w:cs="Times New Roman" w:eastAsia="黑体"/>
-          <w:b w:val="0"/>
-          <w:i w:val="0"/>
-          <w:color w:val="000000"/>
-          <w:sz w:val="24"/>
-        </w:rPr>
-        <w:t>2． 国内外在该方向的研究现状和发展趋势</w:t>
-      </w:r>
-    </w:p>
-    <w:p>
-      <w:pPr>
-        <w:pStyle w:val="a7"/>
-        <w:jc w:val="both"/>
-        <w:spacing w:line="360" w:lineRule="auto"/>
-        <w:ind w:firstLineChars="200" w:firstLine="480"/>
-      </w:pPr>
-      <w:r>
-        <w:rPr>
-          <w:rFonts w:ascii="Times New Roman" w:hAnsi="Times New Roman" w:cs="Times New Roman" w:eastAsia="宋体"/>
-          <w:b w:val="0"/>
-          <w:i w:val="0"/>
-          <w:color w:val="000000"/>
-          <w:sz w:val="24"/>
-        </w:rPr>
-        <w:t>围绕本课题所涉及的水下航行器六自由度动力学机理建模与参数辨识、基于模型与状态反馈的运动控制方法、多推进器受约束控制分配以及基于开源飞控软件（PX4）的闭环仿真等四个核心技术环节，国内外学术界与工业界开展了</w:t>
-      </w:r>
-      <w:r>
-        <w:rPr>
-          <w:rFonts w:ascii="Times New Roman" w:hAnsi="Times New Roman" w:cs="Times New Roman" w:eastAsia="宋体"/>
-          <w:b w:val="0"/>
-          <w:i w:val="0"/>
-          <w:color w:val="000000"/>
-          <w:sz w:val="24"/>
-          <w:highlight w:val="yellow"/>
-        </w:rPr>
-        <w:t>系统的研究</w:t>
-      </w:r>
-      <w:r>
-        <w:rPr>
-          <w:rFonts w:ascii="Times New Roman" w:hAnsi="Times New Roman" w:cs="Times New Roman" w:eastAsia="宋体"/>
-          <w:b w:val="0"/>
-          <w:i w:val="0"/>
-          <w:color w:val="000000"/>
-          <w:sz w:val="24"/>
-        </w:rPr>
-        <w:t>。</w:t>
-      </w:r>
-    </w:p>
-    <w:p>
-      <w:pPr>
-        <w:pStyle w:val="a7"/>
-        <w:jc w:val="both"/>
-        <w:spacing w:line="360" w:lineRule="auto"/>
-        <w:ind w:firstLineChars="200" w:firstLine="480"/>
-      </w:pPr>
-      <w:r>
-        <w:rPr>
-          <w:rFonts w:ascii="Times New Roman" w:hAnsi="Times New Roman" w:cs="Times New Roman" w:eastAsia="黑体"/>
-          <w:b w:val="0"/>
-          <w:i w:val="0"/>
-          <w:color w:val="000000"/>
-          <w:sz w:val="24"/>
-        </w:rPr>
-        <w:t>（1）水下航行器动力学建模与系统辨识研究现状</w:t>
-      </w:r>
-    </w:p>
-    <w:p>
-      <w:pPr>
-        <w:pStyle w:val="a7"/>
-        <w:jc w:val="both"/>
-        <w:spacing w:line="360" w:lineRule="auto"/>
-        <w:ind w:firstLineChars="200" w:firstLine="480"/>
-      </w:pPr>
-      <w:r>
-        <w:rPr>
-          <w:rFonts w:ascii="Times New Roman" w:hAnsi="Times New Roman" w:cs="Times New Roman" w:eastAsia="宋体"/>
-          <w:b w:val="0"/>
-          <w:i w:val="0"/>
-          <w:color w:val="000000"/>
-          <w:sz w:val="24"/>
-        </w:rPr>
-        <w:t>在动力学机理建模方面，水下航行器的运动学与动力学理论体系历经</w:t>
-      </w:r>
-      <w:r>
-        <w:rPr>
-          <w:rFonts w:ascii="Times New Roman" w:hAnsi="Times New Roman" w:cs="Times New Roman" w:eastAsia="宋体"/>
-          <w:b w:val="0"/>
-          <w:i w:val="0"/>
-          <w:color w:val="000000"/>
-          <w:sz w:val="24"/>
-          <w:highlight w:val="yellow"/>
-        </w:rPr>
-        <w:t>长期发展，已形成规范的标准框架</w:t>
-      </w:r>
-      <w:r>
-        <w:rPr>
-          <w:rFonts w:ascii="Times New Roman" w:hAnsi="Times New Roman" w:cs="Times New Roman" w:eastAsia="宋体"/>
-          <w:b w:val="0"/>
-          <w:i w:val="0"/>
-          <w:color w:val="000000"/>
-          <w:sz w:val="24"/>
-        </w:rPr>
-        <w:t>。国际水池会议（ITTC）与国际海事组织（IMO）为海洋船舶与运载器的运动表述奠定了基础，挪威科技大学</w:t>
-      </w:r>
-      <w:r>
-        <w:rPr>
-          <w:rFonts w:ascii="Times New Roman" w:hAnsi="Times New Roman" w:cs="Times New Roman" w:eastAsia="宋体"/>
-          <w:b w:val="0"/>
-          <w:i w:val="0"/>
-          <w:color w:val="000000"/>
-          <w:sz w:val="24"/>
-          <w:highlight w:val="yellow"/>
-        </w:rPr>
-        <w:t>学者</w:t>
-      </w:r>
-      <w:r>
-        <w:rPr>
-          <w:rFonts w:ascii="Times New Roman" w:hAnsi="Times New Roman" w:cs="Times New Roman" w:eastAsia="宋体"/>
-          <w:b w:val="0"/>
-          <w:i w:val="0"/>
-          <w:color w:val="000000"/>
-          <w:sz w:val="24"/>
-        </w:rPr>
-        <w:t xml:space="preserve"> Fossen 系统提出了海洋航行器六自由度非线性矢量建模理论体系</w:t>
+          <w:highlight w:val="yellow"/>
+        </w:rPr>
+        <w:t xml:space="preserve">海洋是高质量发展的战略要地。党的二十大报告明确提出，要“发展海洋经济，保护海洋生态环境，加快建设海洋强国”。习近平总书记强调，“建设海洋强国是实现中华民族伟大复兴的重大战略任务”，“要向海洋要资源、要空间，发展海洋科技，核心技术要牢牢掌握在自己手中”。国家《“十四五”海洋经济发展规划》进一步明确，要“推动海洋高端装备制造实现突破，加快深远海无人潜水器（AUV/ROV）、水下智能机器人与海洋立体观测技术装备的自主化研发与工程应用”；工业和信息化部等十七部门联合印发的《“机器人+”应用行动实施方案》中，亦明确将“面向水下极端环境作业、海洋工程基础设施无损巡检与水下应急搜救的特种机器人”列为国家重点攻关与推广示范方向 </w:t>
       </w:r>
       <w:hyperlink w:anchor="_Ref_Paper_1" w:history="1">
         <w:r>
@@ -1558,6 +958,7 @@
             <w:sz w:val="24"/>
             <w:szCs w:val="24"/>
             <w:color w:val="000000"/>
+            <w:highlight w:val="yellow"/>
             <w:vertAlign w:val="superscript"/>
           </w:rPr>
           <w:t>[1]</w:t>
@@ -1570,50 +971,255 @@
           <w:i w:val="0"/>
           <w:color w:val="000000"/>
           <w:sz w:val="24"/>
-        </w:rPr>
-        <w:t>。该体系将固定于地球的惯性坐标系（NED）与固连于航行器的附体坐标系（Body-fixed Frame）相结合，通过坐标变换矩阵统一描述位置、姿态欧拉角与六自由度线速度、角速度，并将作用于机体上的广义力矩严格解构为刚体惯性矩阵、水动力附加质量矩阵、刚体与附加质量科氏向心力矩阵、线性与非线性水动力阻尼矩阵以及重力与浮力恢复力矩矢量，成为当前水下航行器建模与控制研究所公认的数学物理基石。对于</w:t>
-      </w:r>
-      <w:r>
-        <w:rPr>
-          <w:rFonts w:ascii="Times New Roman" w:hAnsi="Times New Roman" w:cs="Times New Roman" w:eastAsia="宋体"/>
-          <w:b w:val="0"/>
-          <w:i w:val="0"/>
-          <w:color w:val="000000"/>
-          <w:sz w:val="24"/>
-          <w:highlight w:val="yellow"/>
-        </w:rPr>
-        <w:t>采用开架式（Open-frame）机械构型的 ROV 而言，其水动力特性与流线型鱼雷状 AUV 存在明显差异。开架式航行器通常挂载外部传感器探头、推进器短舱、照明灯组及耐压水密舱，表面形态不规则且内部水流可穿透框架结构流动</w:t>
-      </w:r>
-      <w:r>
-        <w:rPr>
-          <w:rFonts w:ascii="Times New Roman" w:hAnsi="Times New Roman" w:cs="Times New Roman" w:eastAsia="宋体"/>
-          <w:b w:val="0"/>
-          <w:i w:val="0"/>
-          <w:color w:val="000000"/>
-          <w:sz w:val="24"/>
-        </w:rPr>
-        <w:t>。Caccia 等较早对开架式可变构型无人水下航行器的动力学建模与水动力参数辨识展开了系统研究，指出了开架式航行器附加质量与阻尼矩阵中非对角耦合项的</w:t>
-      </w:r>
-      <w:r>
-        <w:rPr>
-          <w:rFonts w:ascii="Times New Roman" w:hAnsi="Times New Roman" w:cs="Times New Roman" w:eastAsia="宋体"/>
-          <w:b w:val="0"/>
-          <w:i w:val="0"/>
-          <w:color w:val="000000"/>
-          <w:sz w:val="24"/>
-          <w:highlight w:val="yellow"/>
-        </w:rPr>
-        <w:t>影响</w:t>
-      </w:r>
-      <w:r>
-        <w:rPr>
-          <w:rFonts w:ascii="Times New Roman" w:hAnsi="Times New Roman" w:cs="Times New Roman" w:eastAsia="宋体"/>
-          <w:b w:val="0"/>
-          <w:i w:val="0"/>
-          <w:color w:val="000000"/>
-          <w:sz w:val="24"/>
-        </w:rPr>
-        <w:t>，验证了基于机理模型结构结合试验数据辨识主导水动力参数的可行性</w:t>
+          <w:highlight w:val="yellow"/>
+        </w:rPr>
+        <w:t>。</w:t>
+      </w:r>
+    </w:p>
+    <w:p>
+      <w:pPr>
+        <w:pStyle w:val="a7"/>
+        <w:jc w:val="both"/>
+        <w:spacing w:line="360" w:lineRule="auto"/>
+        <w:ind w:firstLineChars="200" w:firstLine="480"/>
+      </w:pPr>
+      <w:r>
+        <w:rPr>
+          <w:rFonts w:ascii="Times New Roman" w:hAnsi="Times New Roman" w:cs="Times New Roman" w:eastAsia="宋体"/>
+          <w:b w:val="0"/>
+          <w:i w:val="0"/>
+          <w:color w:val="000000"/>
+          <w:sz w:val="24"/>
+          <w:highlight w:val="yellow"/>
+        </w:rPr>
+        <w:t>在上述国家重大战略牵引与行业应用需求下，水下无人航行器在海底矿产与油气管网巡检、海上风电大直径基桩与跨海桥隧水下结构物无损检测、大型水利大坝安全评估，以及现代海洋牧场立体管护等领域发挥着关键支撑作用。在贴近被测复杂结构物或狭窄受限水域作业时，环境水流扰动与水下视线受阻对航行器的低速敏捷机动与自主悬停能力提出了较高要求，需要航行器能够在水流干扰环境下稳定可靠地完成空间定点悬停、姿态定角保持（抵抗横滚与俯仰倾角偏差）、定深控制（克服重浮力微小失配与垂向流扰）以及航向锁定（定航）等基本运动控制任务。</w:t>
+      </w:r>
+    </w:p>
+    <w:p>
+      <w:pPr>
+        <w:pStyle w:val="a7"/>
+        <w:jc w:val="both"/>
+        <w:spacing w:line="360" w:lineRule="auto"/>
+        <w:ind w:firstLineChars="200" w:firstLine="480"/>
+      </w:pPr>
+      <w:r>
+        <w:rPr>
+          <w:rFonts w:ascii="Times New Roman" w:hAnsi="Times New Roman" w:cs="Times New Roman" w:eastAsia="宋体"/>
+          <w:b w:val="0"/>
+          <w:i w:val="0"/>
+          <w:color w:val="000000"/>
+          <w:sz w:val="24"/>
+          <w:highlight w:val="yellow"/>
+        </w:rPr>
+        <w:t>在此背景下，本课题来源于实验室在水下无人系统与智能海洋装备方向的科研实践与工程开发需求，直接依托实验室已完成构型设计的八推进器开架式（Open-frame）水下航行器（Unmanned Underwater Vehicle / Remotely Operated Vehicle，UUV/ROV）实验平台方案及相关结构数据开展研究。该平台具备八推进器空间对称与矢量倾斜布置的硬件驱动能力，但在流体环境中实现稳定可靠的闭环运动控制仍面临诸多瓶颈：缺乏系统化的水动力建模与参数辨识，使得控制器难以获取物理平台的真实动力学特性；运动控制与推力分配多采用人工试凑的经验PID参数，未能在六自由度耦合层面上充分释放八推进器过驱动配置的协调潜力；控制系统软件缺乏工业级模块化规范，难以直接面向工程部署开展高可信度的闭环验证。为此，本课题立足于实验室已有平台的方案与数据基础，围绕“动力学建模、系统辨识、模型运动控制、八推进器控制分配及 PX4/SITL 闭环仿真验证”开展系统性研究，具有坚实的工程实践背景与明确的技术升级需求。</w:t>
+      </w:r>
+    </w:p>
+    <w:p>
+      <w:pPr>
+        <w:pStyle w:val="a7"/>
+        <w:jc w:val="both"/>
+        <w:spacing w:line="360" w:lineRule="auto"/>
+        <w:ind w:firstLineChars="200" w:firstLine="480"/>
+      </w:pPr>
+      <w:r>
+        <w:rPr>
+          <w:rFonts w:ascii="Times New Roman" w:hAnsi="Times New Roman" w:cs="Times New Roman" w:eastAsia="黑体"/>
+          <w:b w:val="0"/>
+          <w:i w:val="0"/>
+          <w:color w:val="000000"/>
+          <w:sz w:val="24"/>
+          <w:highlight w:val="yellow"/>
+        </w:rPr>
+        <w:t>（2） 研究目的</w:t>
+      </w:r>
+    </w:p>
+    <w:p>
+      <w:pPr>
+        <w:pStyle w:val="a7"/>
+        <w:jc w:val="both"/>
+        <w:spacing w:line="360" w:lineRule="auto"/>
+        <w:ind w:firstLineChars="200" w:firstLine="480"/>
+      </w:pPr>
+      <w:r>
+        <w:rPr>
+          <w:rFonts w:ascii="Times New Roman" w:hAnsi="Times New Roman" w:cs="Times New Roman" w:eastAsia="宋体"/>
+          <w:b w:val="0"/>
+          <w:i w:val="0"/>
+          <w:color w:val="000000"/>
+          <w:sz w:val="24"/>
+          <w:highlight w:val="yellow"/>
+        </w:rPr>
+        <w:t>水下航行器在黏性流体介质中运动时，在物理机理上呈现出显著的六自由度（6-DOF）非线性耦合特性。一方面，在流体动力学层面，航行器的运动不仅取决于刚体自身质量惯性矩阵，还受到周围水体随体加速运动所产生的附加质量（Added Mass）效应的影响，附加质量的大小在低速和变加速工况下可与刚体自身质量相当；刚体与附加质量在旋转运动中伴随着科氏力与向心力耦合作用，流体黏性流动与开架式桁架、设备附体边缘产生的脱体涡流阻力则共同构成了包含线性与二次非线性项的水动力阻尼特性；此外，航行器重心（CG）与浮心（CB）的空间相对位置形成了各向异性的静恢复力与力矩。在上述多源流体物理效应的综合作用下，航行器各运动轴之间存在明显的动力学交叉耦合。</w:t>
+      </w:r>
+    </w:p>
+    <w:p>
+      <w:pPr>
+        <w:pStyle w:val="a7"/>
+        <w:jc w:val="both"/>
+        <w:spacing w:line="360" w:lineRule="auto"/>
+        <w:ind w:firstLineChars="200" w:firstLine="480"/>
+      </w:pPr>
+      <w:r>
+        <w:rPr>
+          <w:rFonts w:ascii="Times New Roman" w:hAnsi="Times New Roman" w:cs="Times New Roman" w:eastAsia="宋体"/>
+          <w:b w:val="0"/>
+          <w:i w:val="0"/>
+          <w:color w:val="000000"/>
+          <w:sz w:val="24"/>
+          <w:highlight w:val="yellow"/>
+        </w:rPr>
+        <w:t>另一方面，在工程实现层面，由于开架式航行器结构件复杂、附体较多，常规的解析经验公式难以准确计算其全部水动力参数；加工装配公差、线缆悬垂拉拽张力、水密舱内部载荷装配位置偏差以及水体密度变化等物理因素，导致理论设计模型与物理平台的实际动态特性之间不可避免地存在参数偏差与未建模动态。此外，已有平台配备的八个推进器在空间呈水平面矢量倾斜与垂直面对称布置，构成了典型的过驱动冗余系统，运动控制器输出的六自由度期望广义力和力矩必须经过控制分配映射转化为各推进器的控制指令，且推进器在物理上受限于推力输出范围、正反转效率差异及推力死区等约束，容易在大幅机动时引发局部推进器饱和与力矩分配失真。</w:t>
+      </w:r>
+    </w:p>
+    <w:p>
+      <w:pPr>
+        <w:pStyle w:val="a7"/>
+        <w:jc w:val="both"/>
+        <w:spacing w:line="360" w:lineRule="auto"/>
+        <w:ind w:firstLineChars="200" w:firstLine="480"/>
+      </w:pPr>
+      <w:r>
+        <w:rPr>
+          <w:rFonts w:ascii="Times New Roman" w:hAnsi="Times New Roman" w:cs="Times New Roman" w:eastAsia="宋体"/>
+          <w:b w:val="0"/>
+          <w:i w:val="0"/>
+          <w:color w:val="000000"/>
+          <w:sz w:val="24"/>
+          <w:highlight w:val="yellow"/>
+        </w:rPr>
+        <w:t>针对上述挑战，本课题的研究目的在于：依托已有八推进器水下航行器平台，建立六自由度动力学与推进器模型；结合已有平台参数资料和相关数据开展系统辨识与模型验证，明确系统辨识的输入输出关系，对关键未知量进行辨识修正并分析模型适用范围；在此基础上，结合经验证的航行器模型特性与状态反馈构建闭环运动控制系统，实现姿态、深度和航向等基本运动状态的闭环控制；依据八推进器空间布局建立控制分配矩阵，考虑基本推力输出范围生成推力指令；最终在PX4/SITL软件在环仿真环境中构建闭环系统，通过代表性运动工况与流扰条件开展闭环仿真验证与量化性能评价，形成“已有平台—建模与系统辨识—模型验证—运动控制—控制分配—PX4/SITL闭环验证”的完整研究闭环。</w:t>
+      </w:r>
+    </w:p>
+    <w:p>
+      <w:pPr>
+        <w:pStyle w:val="a7"/>
+        <w:jc w:val="both"/>
+        <w:spacing w:line="360" w:lineRule="auto"/>
+        <w:ind w:firstLineChars="200" w:firstLine="480"/>
+      </w:pPr>
+      <w:r>
+        <w:rPr>
+          <w:rFonts w:ascii="Times New Roman" w:hAnsi="Times New Roman" w:cs="Times New Roman" w:eastAsia="黑体"/>
+          <w:b w:val="0"/>
+          <w:i w:val="0"/>
+          <w:color w:val="000000"/>
+          <w:sz w:val="24"/>
+          <w:highlight w:val="yellow"/>
+        </w:rPr>
+        <w:t>（3） 研究意义</w:t>
+      </w:r>
+    </w:p>
+    <w:p>
+      <w:pPr>
+        <w:pStyle w:val="a7"/>
+        <w:jc w:val="both"/>
+        <w:spacing w:line="360" w:lineRule="auto"/>
+        <w:ind w:firstLineChars="200" w:firstLine="480"/>
+      </w:pPr>
+      <w:r>
+        <w:rPr>
+          <w:rFonts w:ascii="Times New Roman" w:hAnsi="Times New Roman" w:cs="Times New Roman" w:eastAsia="宋体"/>
+          <w:b w:val="0"/>
+          <w:i w:val="0"/>
+          <w:color w:val="000000"/>
+          <w:sz w:val="24"/>
+          <w:highlight w:val="yellow"/>
+        </w:rPr>
+        <w:t>第一，在理论与方法层面，有助于深化模型支撑下的水下航行器运动控制全链路分析体系。传统的无模型经验控制难以在多轴耦合与强阻尼环境下保证理想的动态响应品质，而过于依赖单一解析机理模型的控制方法又常因水动力参数获取困难而难以在工程中有效落地。本课题坚持“机理建模与试验辨识相结合、模型信息与状态反馈相结合”的研究理念，通过机理推导理清六自由度方程的物理架构，借助系统辨识修正关键未知参数，获得满足控制设计精度要求的标称基准模型。在此基础上，将标称模型中的静回复力、主导阻尼与惯性耦合项引入控制前向通道进行主动补偿，同时依靠稳健的状态误差反馈抑制未建模残差与外部扰动，有助于理清动力学模型保真度、控制律补偿结构与闭环动态抗扰性能之间的内在关联；同时，针对八推进器过驱动构型建立规范的控制分配与约束分析方法，能够为冗余推进器在复杂受力工况下的推力协调分配提供理论依据。</w:t>
+      </w:r>
+    </w:p>
+    <w:p>
+      <w:pPr>
+        <w:pStyle w:val="a7"/>
+        <w:jc w:val="both"/>
+        <w:spacing w:line="360" w:lineRule="auto"/>
+        <w:ind w:firstLineChars="200" w:firstLine="480"/>
+      </w:pPr>
+      <w:r>
+        <w:rPr>
+          <w:rFonts w:ascii="Times New Roman" w:hAnsi="Times New Roman" w:cs="Times New Roman" w:eastAsia="宋体"/>
+          <w:b w:val="0"/>
+          <w:i w:val="0"/>
+          <w:color w:val="000000"/>
+          <w:sz w:val="24"/>
+          <w:highlight w:val="yellow"/>
+        </w:rPr>
+        <w:t>第二，在工程应用与软件实践层面，旨在构建标准化、高可移植性的 PX4/SITL 水下飞控研发流程。传统水下机器人开发中普遍存在“在纯数学仿真环境中表现良好，但向机载嵌入式控制器移植时代码重构量大、软硬件接口脱节”的工程问题。PX4 作为广泛应用的开源无人系统控制软件框架，具有高度模块化的分层架构、实时多任务调度机制以及基于 uORB 的松耦合消息通信总线。本课题依托 PX4 软件架构开展模块化代码设计，在 SITL 仿真环境中直接集成 6-DOF 动力学模型、运动控制器与八推进器分配算法，不仅可以在安全、低成本、高可重复的条件下测试算法在典型运动工况和适量外部水流扰动条件下的闭环性能，还规范了状态估计、期望力矩输出及各推进器指令的标准数据接口。这为后续将算法部署至机载嵌入式硬件并开展实物测试提供了可靠的软件工程基础。</w:t>
+      </w:r>
+    </w:p>
+    <w:p>
+      <w:pPr>
+        <w:pStyle w:val="a6"/>
+        <w:jc w:val="left"/>
+        <w:spacing w:line="360" w:lineRule="auto" w:beforeLines="50" w:before="120" w:afterLines="50" w:after="120"/>
+        <w:ind w:firstLine="0" w:firstLineChars="0" w:left="0"/>
+      </w:pPr>
+      <w:r>
+        <w:rPr>
+          <w:rFonts w:ascii="Times New Roman" w:hAnsi="Times New Roman" w:cs="Times New Roman" w:eastAsia="黑体"/>
+          <w:b w:val="0"/>
+          <w:i w:val="0"/>
+          <w:color w:val="000000"/>
+          <w:sz w:val="24"/>
+        </w:rPr>
+        <w:t>2． 国内外在该方向的研究现状和发展趋势</w:t>
+      </w:r>
+    </w:p>
+    <w:p>
+      <w:pPr>
+        <w:pStyle w:val="a7"/>
+        <w:jc w:val="both"/>
+        <w:spacing w:line="360" w:lineRule="auto"/>
+        <w:ind w:firstLineChars="200" w:firstLine="480"/>
+      </w:pPr>
+      <w:r>
+        <w:rPr>
+          <w:rFonts w:ascii="Times New Roman" w:hAnsi="Times New Roman" w:cs="Times New Roman" w:eastAsia="宋体"/>
+          <w:b w:val="0"/>
+          <w:i w:val="0"/>
+          <w:color w:val="000000"/>
+          <w:sz w:val="24"/>
+          <w:highlight w:val="yellow"/>
+        </w:rPr>
+        <w:t>围绕本课题所涉及的水下航行器六自由度动力学机理建模与参数辨识、基于模型与状态反馈的运动控制方法、多推进器受约束控制分配以及基于开源飞控软件（PX4）的闭环仿真等四个核心技术环节，国内外学术界与工业界开展了系统的研究。</w:t>
+      </w:r>
+    </w:p>
+    <w:p>
+      <w:pPr>
+        <w:pStyle w:val="a7"/>
+        <w:jc w:val="both"/>
+        <w:spacing w:line="360" w:lineRule="auto"/>
+        <w:ind w:firstLineChars="200" w:firstLine="480"/>
+      </w:pPr>
+      <w:r>
+        <w:rPr>
+          <w:rFonts w:ascii="Times New Roman" w:hAnsi="Times New Roman" w:cs="Times New Roman" w:eastAsia="黑体"/>
+          <w:b w:val="0"/>
+          <w:i w:val="0"/>
+          <w:color w:val="000000"/>
+          <w:sz w:val="24"/>
+          <w:highlight w:val="yellow"/>
+        </w:rPr>
+        <w:t>（1） 水下航行器动力学建模与系统辨识研究现状</w:t>
+      </w:r>
+    </w:p>
+    <w:p>
+      <w:pPr>
+        <w:pStyle w:val="a7"/>
+        <w:jc w:val="both"/>
+        <w:spacing w:line="360" w:lineRule="auto"/>
+        <w:ind w:firstLineChars="200" w:firstLine="480"/>
+      </w:pPr>
+      <w:r>
+        <w:rPr>
+          <w:rFonts w:ascii="Times New Roman" w:hAnsi="Times New Roman" w:cs="Times New Roman" w:eastAsia="宋体"/>
+          <w:b w:val="0"/>
+          <w:i w:val="0"/>
+          <w:color w:val="000000"/>
+          <w:sz w:val="24"/>
+          <w:highlight w:val="yellow"/>
+        </w:rPr>
+        <w:t>在动力学机理建模方面，水下航行器的运动学与动力学理论体系历经长期发展，已形成规范的标准框架。国际水池会议（ITTC）与国际海事组织（IMO）为海洋船舶与运载器的运动表述奠定了基础，挪威科技大学学者 Fossen 系统提出了海洋航行器六自由度非线性矢量建模理论体系</w:t>
       </w:r>
       <w:hyperlink w:anchor="_Ref_Paper_2" w:history="1">
         <w:r>
@@ -1622,6 +1228,7 @@
             <w:sz w:val="24"/>
             <w:szCs w:val="24"/>
             <w:color w:val="000000"/>
+            <w:highlight w:val="yellow"/>
             <w:vertAlign w:val="superscript"/>
           </w:rPr>
           <w:t>[2]</w:t>
@@ -1634,58 +1241,9 @@
           <w:i w:val="0"/>
           <w:color w:val="000000"/>
           <w:sz w:val="24"/>
-        </w:rPr>
-        <w:t>。</w:t>
-      </w:r>
-    </w:p>
-    <w:p>
-      <w:pPr>
-        <w:pStyle w:val="a7"/>
-        <w:jc w:val="both"/>
-        <w:spacing w:line="360" w:lineRule="auto"/>
-        <w:ind w:firstLineChars="200" w:firstLine="480"/>
-      </w:pPr>
-      <w:r>
-        <w:rPr>
-          <w:rFonts w:ascii="Times New Roman" w:hAnsi="Times New Roman" w:cs="Times New Roman" w:eastAsia="宋体"/>
-          <w:b w:val="0"/>
-          <w:i w:val="0"/>
-          <w:color w:val="000000"/>
-          <w:sz w:val="24"/>
-        </w:rPr>
-        <w:t>由于开架式航行器的水动力系数难以仅凭理论解析精确计算，结合试验手段与运行数据开展系统辨识成为获取可用工程模型的</w:t>
-      </w:r>
-      <w:r>
-        <w:rPr>
-          <w:rFonts w:ascii="Times New Roman" w:hAnsi="Times New Roman" w:cs="Times New Roman" w:eastAsia="宋体"/>
-          <w:b w:val="0"/>
-          <w:i w:val="0"/>
-          <w:color w:val="000000"/>
-          <w:sz w:val="24"/>
-          <w:highlight w:val="yellow"/>
-        </w:rPr>
-        <w:t>重要途径。在传统水动力测试中，平面运动机构（PMM）水池拖曳试验精度高但设备成本高、周期长</w:t>
-      </w:r>
-      <w:r>
-        <w:rPr>
-          <w:rFonts w:ascii="Times New Roman" w:hAnsi="Times New Roman" w:cs="Times New Roman" w:eastAsia="宋体"/>
-          <w:b w:val="0"/>
-          <w:i w:val="0"/>
-          <w:color w:val="000000"/>
-          <w:sz w:val="24"/>
-        </w:rPr>
-        <w:t>。为此，低成本、高效率的原位试验与动态响应辨识方法受到了研究者的广泛关注。Ross、Fossen 与 Johansen 提出了基于自由衰减试验（Free Decay Tests）辨识水下航行器水动力系数的方法，通过释放初始位移并记录单自由度衰减振荡曲线即可解算出主要惯性与阻尼参数，具有操作简便、物理直观的</w:t>
-      </w:r>
-      <w:r>
-        <w:rPr>
-          <w:rFonts w:ascii="Times New Roman" w:hAnsi="Times New Roman" w:cs="Times New Roman" w:eastAsia="宋体"/>
-          <w:b w:val="0"/>
-          <w:i w:val="0"/>
-          <w:color w:val="000000"/>
-          <w:sz w:val="24"/>
-          <w:highlight w:val="yellow"/>
-        </w:rPr>
-        <w:t>特点</w:t>
+          <w:highlight w:val="yellow"/>
+        </w:rPr>
+        <w:t>。该体系将固定于地球的惯性坐标系（NED）与固连于航行器的附体坐标系（Body-fixed Frame）相结合，通过坐标变换矩阵统一描述位置、姿态欧拉角与六自由度线速度、角速度，并将作用于机体上的广义力矩严格解构为刚体惯性矩阵、水动力附加质量矩阵、刚体与附加质量科氏向心力矩阵、线性与非线性水动力阻尼矩阵以及重力与浮力恢复力矩矢量，成为当前水下航行器建模与控制研究所公认的数学物理基石。对于采用开架式（Open-frame）机械构型的 ROV 而言，其水动力特性与流线型鱼雷状 AUV 存在明显差异。开架式航行器通常挂载外部传感器探头、推进器短舱、照明灯组及耐压水密舱，表面形态不规则且内部水流可穿透框架结构流动。Caccia 等较早对开架式可变构型无人水下航行器的动力学建模与水动力参数辨识展开了系统研究，指出了开架式航行器附加质量与阻尼矩阵中非对角耦合项的影响，验证了基于机理模型结构结合试验数据辨识主导水动力参数的可行性</w:t>
       </w:r>
       <w:hyperlink w:anchor="_Ref_Paper_3" w:history="1">
         <w:r>
@@ -1694,6 +1252,7 @@
             <w:sz w:val="24"/>
             <w:szCs w:val="24"/>
             <w:color w:val="000000"/>
+            <w:highlight w:val="yellow"/>
             <w:vertAlign w:val="superscript"/>
           </w:rPr>
           <w:t>[3]</w:t>
@@ -1706,8 +1265,28 @@
           <w:i w:val="0"/>
           <w:color w:val="000000"/>
           <w:sz w:val="24"/>
-        </w:rPr>
-        <w:t>；Avila 等针对开架式水下航行器开展了系统化的实验水动力模型辨识研究，结合阶跃推力激励与频域响应分析对附加质量与流体阻尼特性进行了定量标定</w:t>
+          <w:highlight w:val="yellow"/>
+        </w:rPr>
+        <w:t>。</w:t>
+      </w:r>
+    </w:p>
+    <w:p>
+      <w:pPr>
+        <w:pStyle w:val="a7"/>
+        <w:jc w:val="both"/>
+        <w:spacing w:line="360" w:lineRule="auto"/>
+        <w:ind w:firstLineChars="200" w:firstLine="480"/>
+      </w:pPr>
+      <w:r>
+        <w:rPr>
+          <w:rFonts w:ascii="Times New Roman" w:hAnsi="Times New Roman" w:cs="Times New Roman" w:eastAsia="宋体"/>
+          <w:b w:val="0"/>
+          <w:i w:val="0"/>
+          <w:color w:val="000000"/>
+          <w:sz w:val="24"/>
+          <w:highlight w:val="yellow"/>
+        </w:rPr>
+        <w:t>由于开架式航行器的水动力系数难以仅凭理论解析精确计算，结合试验手段与运行数据开展系统辨识成为获取可用工程模型的重要途径。在传统水动力测试中，平面运动机构（PMM）水池拖曳试验精度高但设备成本高、周期长。为此，低成本、高效率的原位试验与动态响应辨识方法受到了研究者的广泛关注。Ross、Fossen 与 Johansen 提出了基于自由衰减试验（Free Decay Tests）辨识水下航行器水动力系数的方法，通过释放初始位移并记录单自由度衰减振荡曲线即可解算出主要惯性与阻尼参数，具有操作简便、物理直观的特点</w:t>
       </w:r>
       <w:hyperlink w:anchor="_Ref_Paper_4" w:history="1">
         <w:r>
@@ -1716,6 +1295,7 @@
             <w:sz w:val="24"/>
             <w:szCs w:val="24"/>
             <w:color w:val="000000"/>
+            <w:highlight w:val="yellow"/>
             <w:vertAlign w:val="superscript"/>
           </w:rPr>
           <w:t>[4]</w:t>
@@ -1728,29 +1308,9 @@
           <w:i w:val="0"/>
           <w:color w:val="000000"/>
           <w:sz w:val="24"/>
-        </w:rPr>
-        <w:t>。在辨识算法演进方面，针对水下传感器在真实水体环境中</w:t>
-      </w:r>
-      <w:r>
-        <w:rPr>
-          <w:rFonts w:ascii="Times New Roman" w:hAnsi="Times New Roman" w:cs="Times New Roman" w:eastAsia="宋体"/>
-          <w:b w:val="0"/>
-          <w:i w:val="0"/>
-          <w:color w:val="000000"/>
-          <w:sz w:val="24"/>
-          <w:highlight w:val="yellow"/>
-        </w:rPr>
-        <w:t>存在的测量噪声，Liu 等探讨了最大似然估计（ML）在水下航行器非线性阻尼与附加质量辨识中的应用，提升了</w:t>
-      </w:r>
-      <w:r>
-        <w:rPr>
-          <w:rFonts w:ascii="Times New Roman" w:hAnsi="Times New Roman" w:cs="Times New Roman" w:eastAsia="宋体"/>
-          <w:b w:val="0"/>
-          <w:i w:val="0"/>
-          <w:color w:val="000000"/>
-          <w:sz w:val="24"/>
-        </w:rPr>
-        <w:t>参数估计在统计意义上的一致性</w:t>
+          <w:highlight w:val="yellow"/>
+        </w:rPr>
+        <w:t>；Avila 等针对开架式水下航行器开展了系统化的实验水动力模型辨识研究，结合阶跃推力激励与频域响应分析对附加质量与流体阻尼特性进行了定量标定</w:t>
       </w:r>
       <w:hyperlink w:anchor="_Ref_Paper_5" w:history="1">
         <w:r>
@@ -1759,6 +1319,7 @@
             <w:sz w:val="24"/>
             <w:szCs w:val="24"/>
             <w:color w:val="000000"/>
+            <w:highlight w:val="yellow"/>
             <w:vertAlign w:val="superscript"/>
           </w:rPr>
           <w:t>[5]</w:t>
@@ -1771,6 +1332,7 @@
           <w:i w:val="0"/>
           <w:color w:val="000000"/>
           <w:sz w:val="24"/>
+          <w:highlight w:val="yellow"/>
         </w:rPr>
         <w:t>；Chin 与 Lau 针对复杂外形开架式 ROV 开展了水动力阻尼的数值建模与试验对比研究，分析了不同速度区间线性阻尼与二次非线性阻尼的主导权重</w:t>
       </w:r>
@@ -1781,6 +1343,7 @@
             <w:sz w:val="24"/>
             <w:szCs w:val="24"/>
             <w:color w:val="000000"/>
+            <w:highlight w:val="yellow"/>
             <w:vertAlign w:val="superscript"/>
           </w:rPr>
           <w:t>[6]</w:t>
@@ -1793,29 +1356,9 @@
           <w:i w:val="0"/>
           <w:color w:val="000000"/>
           <w:sz w:val="24"/>
-        </w:rPr>
-        <w:t>。国内哈尔滨工程大学等团队在水动力参数数值计算与辨识领域亦取得了</w:t>
-      </w:r>
-      <w:r>
-        <w:rPr>
-          <w:rFonts w:ascii="Times New Roman" w:hAnsi="Times New Roman" w:cs="Times New Roman" w:eastAsia="宋体"/>
-          <w:b w:val="0"/>
-          <w:i w:val="0"/>
-          <w:color w:val="000000"/>
-          <w:sz w:val="24"/>
-          <w:highlight w:val="yellow"/>
-        </w:rPr>
-        <w:t>丰富</w:t>
-      </w:r>
-      <w:r>
-        <w:rPr>
-          <w:rFonts w:ascii="Times New Roman" w:hAnsi="Times New Roman" w:cs="Times New Roman" w:eastAsia="宋体"/>
-          <w:b w:val="0"/>
-          <w:i w:val="0"/>
-          <w:color w:val="000000"/>
-          <w:sz w:val="24"/>
-        </w:rPr>
-        <w:t>成果，如高婷、庞永杰等针对水下航行器复杂构型水动力系数计算方法开展了系统研究，结合几何特征分析、数值仿真与试验修正建立了面向控制设计的实用化模型</w:t>
+          <w:highlight w:val="yellow"/>
+        </w:rPr>
+        <w:t>。国内哈尔滨工程大学等团队在水动力参数数值计算与辨识领域亦取得了丰富成果，如高婷、庞永杰等针对水下航行器复杂构型水动力系数计算方法开展了系统研究，结合几何特征分析、数值仿真与试验修正建立了面向控制设计的实用化模型</w:t>
       </w:r>
       <w:hyperlink w:anchor="_Ref_Paper_7" w:history="1">
         <w:r>
@@ -1824,6 +1367,7 @@
             <w:sz w:val="24"/>
             <w:szCs w:val="24"/>
             <w:color w:val="000000"/>
+            <w:highlight w:val="yellow"/>
             <w:vertAlign w:val="superscript"/>
           </w:rPr>
           <w:t>[7]</w:t>
@@ -1836,6 +1380,7 @@
           <w:i w:val="0"/>
           <w:color w:val="000000"/>
           <w:sz w:val="24"/>
+          <w:highlight w:val="yellow"/>
         </w:rPr>
         <w:t>。近年来，von Benzon 等面向主流八推进器 BlueROV2 平台建立了开源物理仿真与动力学基准，提供了标准化的辨识对比基础</w:t>
       </w:r>
@@ -1846,6 +1391,7 @@
             <w:sz w:val="24"/>
             <w:szCs w:val="24"/>
             <w:color w:val="000000"/>
+            <w:highlight w:val="yellow"/>
             <w:vertAlign w:val="superscript"/>
           </w:rPr>
           <w:t>[8]</w:t>
@@ -1858,6 +1404,7 @@
           <w:i w:val="0"/>
           <w:color w:val="000000"/>
           <w:sz w:val="24"/>
+          <w:highlight w:val="yellow"/>
         </w:rPr>
         <w:t>。这表明“基于机理构建总体方程骨架 + 依托平台资料与相关数据辨识修正关键未知量 + 利用代表性动态响应进行适用范围验证”的方法，已成为兼顾模型物理可解释性与工程可用性的主流路径。</w:t>
       </w:r>
@@ -1876,8 +1423,9 @@
           <w:i w:val="0"/>
           <w:color w:val="000000"/>
           <w:sz w:val="24"/>
-        </w:rPr>
-        <w:t>（2）水下航行器运动控制方法研究现状</w:t>
+          <w:highlight w:val="yellow"/>
+        </w:rPr>
+        <w:t>（2） 水下航行器运动控制方法研究现状</w:t>
       </w:r>
     </w:p>
     <w:p>
@@ -1894,60 +1442,136 @@
           <w:i w:val="0"/>
           <w:color w:val="000000"/>
           <w:sz w:val="24"/>
-        </w:rPr>
-        <w:t>水下航行器运动控制的核心任务在于驱动推进器系统产生协调推力与力矩，使航行器的空间位置、潜深以及横滚、俯仰、偏航姿态稳定准确地跟踪给定的参考运动指令，并在存在未建模动态与外部水流干扰时维持良好的瞬态与稳态品质。</w:t>
-      </w:r>
-    </w:p>
-    <w:p>
-      <w:pPr>
-        <w:pStyle w:val="a7"/>
-        <w:jc w:val="both"/>
-        <w:spacing w:line="360" w:lineRule="auto"/>
-        <w:ind w:firstLineChars="200" w:firstLine="480"/>
-      </w:pPr>
-      <w:r>
-        <w:rPr>
-          <w:rFonts w:ascii="Times New Roman" w:hAnsi="Times New Roman" w:cs="Times New Roman" w:eastAsia="宋体"/>
-          <w:b w:val="0"/>
-          <w:i w:val="0"/>
-          <w:color w:val="000000"/>
-          <w:sz w:val="24"/>
-        </w:rPr>
-        <w:t>在早期的工程实际中，独立单回路 PID 或级联 PID 控制得到了广泛应用，其不依赖精确数学模型，通过误差积分消除稳态偏差，在平稳水流环境下的定点悬停或</w:t>
-      </w:r>
-      <w:r>
-        <w:rPr>
-          <w:rFonts w:ascii="Times New Roman" w:hAnsi="Times New Roman" w:cs="Times New Roman" w:eastAsia="宋体"/>
-          <w:b w:val="0"/>
-          <w:i w:val="0"/>
-          <w:color w:val="000000"/>
-          <w:sz w:val="24"/>
-          <w:highlight w:val="yellow"/>
-        </w:rPr>
-        <w:t>低速巡航</w:t>
-      </w:r>
-      <w:r>
-        <w:rPr>
-          <w:rFonts w:ascii="Times New Roman" w:hAnsi="Times New Roman" w:cs="Times New Roman" w:eastAsia="宋体"/>
-          <w:b w:val="0"/>
-          <w:i w:val="0"/>
-          <w:color w:val="000000"/>
-          <w:sz w:val="24"/>
-        </w:rPr>
-        <w:t>中具备较好实用性</w:t>
-      </w:r>
-      <w:hyperlink w:anchor="_Ref_Paper_1" w:history="1">
+          <w:highlight w:val="yellow"/>
+        </w:rPr>
+        <w:t xml:space="preserve">水下航行器运动控制的核心任务在于驱动推进器系统产生协调推力与力矩，使航行器的空间位置、潜深以及横滚、俯仰、偏航姿态稳定准确地跟踪给定的参考运动指令，并在存在未建模动态与外部水流干扰时维持良好的瞬态与稳态品质。典型水下航行器六自由度模型控制与推力分配通用闭环结构如图 1 所示（基于 Fossen 经典海洋航行器控制理论架构 </w:t>
+      </w:r>
+      <w:hyperlink w:anchor="_Ref_Paper_2" w:history="1">
         <w:r>
           <w:rPr>
             <w:rFonts w:ascii="Times New Roman" w:hAnsi="Times New Roman" w:cs="Times New Roman" w:eastAsia="宋体"/>
             <w:sz w:val="24"/>
             <w:szCs w:val="24"/>
             <w:color w:val="000000"/>
+            <w:highlight w:val="yellow"/>
             <w:vertAlign w:val="superscript"/>
           </w:rPr>
-          <w:t>[1]</w:t>
+          <w:t>[2]</w:t>
         </w:r>
       </w:hyperlink>
+      <w:r>
+        <w:rPr>
+          <w:rFonts w:ascii="Times New Roman" w:hAnsi="Times New Roman" w:cs="Times New Roman" w:eastAsia="宋体"/>
+          <w:b w:val="0"/>
+          <w:i w:val="0"/>
+          <w:color w:val="000000"/>
+          <w:sz w:val="24"/>
+          <w:highlight w:val="yellow"/>
+        </w:rPr>
+        <w:t>）：</w:t>
+      </w:r>
+    </w:p>
+    <w:p>
+      <w:pPr>
+        <w:jc w:val="center"/>
+        <w:spacing w:line="240" w:lineRule="auto" w:beforeLines="50" w:before="120"/>
+        <w:ind w:firstLine="0" w:firstLineChars="0" w:left="0"/>
+      </w:pPr>
+      <w:r>
+        <w:drawing>
+          <wp:inline xmlns:a="http://schemas.openxmlformats.org/drawingml/2006/main" xmlns:pic="http://schemas.openxmlformats.org/drawingml/2006/picture">
+            <wp:extent cx="5472000" cy="2508000"/>
+            <wp:docPr id="1" name="Picture 1"/>
+            <wp:cNvGraphicFramePr>
+              <a:graphicFrameLocks noChangeAspect="1"/>
+            </wp:cNvGraphicFramePr>
+            <a:graphic>
+              <a:graphicData uri="http://schemas.openxmlformats.org/drawingml/2006/picture">
+                <pic:pic>
+                  <pic:nvPicPr>
+                    <pic:cNvPr id="0" name="fig1_lit_control_architecture.png"/>
+                    <pic:cNvPicPr/>
+                  </pic:nvPicPr>
+                  <pic:blipFill>
+                    <a:blip r:embed="rId10"/>
+                    <a:stretch>
+                      <a:fillRect/>
+                    </a:stretch>
+                  </pic:blipFill>
+                  <pic:spPr>
+                    <a:xfrm>
+                      <a:off x="0" y="0"/>
+                      <a:ext cx="5472000" cy="2508000"/>
+                    </a:xfrm>
+                    <a:prstGeom prst="rect"/>
+                  </pic:spPr>
+                </pic:pic>
+              </a:graphicData>
+            </a:graphic>
+          </wp:inline>
+        </w:drawing>
+      </w:r>
+    </w:p>
+    <w:p>
+      <w:pPr>
+        <w:jc w:val="center"/>
+        <w:spacing w:line="360" w:lineRule="auto" w:afterLines="50" w:after="120"/>
+        <w:ind w:firstLine="0" w:firstLineChars="0" w:left="0"/>
+      </w:pPr>
+      <w:r>
+        <w:rPr>
+          <w:rFonts w:ascii="Times New Roman" w:hAnsi="Times New Roman" w:cs="Times New Roman" w:eastAsia="宋体"/>
+          <w:b/>
+          <w:i w:val="0"/>
+          <w:color w:val="000000"/>
+          <w:sz w:val="21"/>
+          <w:highlight w:val="yellow"/>
+        </w:rPr>
+        <w:t>图 1  典型水下航行器六自由度模型控制与推力分配通用闭环结构框图</w:t>
+      </w:r>
+    </w:p>
+    <w:p>
+      <w:pPr>
+        <w:pStyle w:val="a7"/>
+        <w:jc w:val="both"/>
+        <w:spacing w:line="360" w:lineRule="auto"/>
+        <w:ind w:firstLineChars="200" w:firstLine="480"/>
+      </w:pPr>
+      <w:r>
+        <w:rPr>
+          <w:rFonts w:ascii="Times New Roman" w:hAnsi="Times New Roman" w:cs="Times New Roman" w:eastAsia="宋体"/>
+          <w:b w:val="0"/>
+          <w:i w:val="0"/>
+          <w:color w:val="000000"/>
+          <w:sz w:val="24"/>
+          <w:highlight w:val="yellow"/>
+        </w:rPr>
+        <w:t xml:space="preserve">在早期的工程实际与常规水下测试中，独立单回路 PID 或级联 PID 控制得到了广泛应用，其不依赖精确动力学模型，通过实时状态误差积分消除稳态偏差，在平稳水流环境下的定点悬停或低速巡航中具备易调易用的工程优势 </w:t>
+      </w:r>
+      <w:hyperlink w:anchor="_Ref_Paper_2" w:history="1">
+        <w:r>
+          <w:rPr>
+            <w:rFonts w:ascii="Times New Roman" w:hAnsi="Times New Roman" w:cs="Times New Roman" w:eastAsia="宋体"/>
+            <w:sz w:val="24"/>
+            <w:szCs w:val="24"/>
+            <w:color w:val="000000"/>
+            <w:highlight w:val="yellow"/>
+            <w:vertAlign w:val="superscript"/>
+          </w:rPr>
+          <w:t>[2]</w:t>
+        </w:r>
+      </w:hyperlink>
+      <w:r>
+        <w:rPr>
+          <w:rFonts w:ascii="Times New Roman" w:hAnsi="Times New Roman" w:cs="Times New Roman" w:eastAsia="宋体"/>
+          <w:b w:val="0"/>
+          <w:i w:val="0"/>
+          <w:color w:val="000000"/>
+          <w:sz w:val="24"/>
+          <w:highlight w:val="yellow"/>
+        </w:rPr>
+        <w:t xml:space="preserve">。在现代开架式水下航行器开源物理仿真基准中，文献 </w:t>
+      </w:r>
       <w:hyperlink w:anchor="_Ref_Paper_8" w:history="1">
         <w:r>
           <w:rPr>
@@ -1955,6 +1579,7 @@
             <w:sz w:val="24"/>
             <w:szCs w:val="24"/>
             <w:color w:val="000000"/>
+            <w:highlight w:val="yellow"/>
             <w:vertAlign w:val="superscript"/>
           </w:rPr>
           <w:t>[8]</w:t>
@@ -1967,50 +1592,9 @@
           <w:i w:val="0"/>
           <w:color w:val="000000"/>
           <w:sz w:val="24"/>
-        </w:rPr>
-        <w:t>。然而，开架式八推进器水下航行器本质上是一个</w:t>
-      </w:r>
-      <w:r>
-        <w:rPr>
-          <w:rFonts w:ascii="Times New Roman" w:hAnsi="Times New Roman" w:cs="Times New Roman" w:eastAsia="宋体"/>
-          <w:b w:val="0"/>
-          <w:i w:val="0"/>
-          <w:color w:val="000000"/>
-          <w:sz w:val="24"/>
-          <w:highlight w:val="yellow"/>
-        </w:rPr>
-        <w:t>非线性、多轴耦合</w:t>
-      </w:r>
-      <w:r>
-        <w:rPr>
-          <w:rFonts w:ascii="Times New Roman" w:hAnsi="Times New Roman" w:cs="Times New Roman" w:eastAsia="宋体"/>
-          <w:b w:val="0"/>
-          <w:i w:val="0"/>
-          <w:color w:val="000000"/>
-          <w:sz w:val="24"/>
-        </w:rPr>
-        <w:t>的多输入多输出（MIMO）动力学系统：航行器在水平面做快速纵向机动时易诱发明显的俯仰和垂荡运动；侧向位移时亦伴随着横滚力矩干扰；重力与浮力的非线性恢复力矩随姿态倾角呈三角函数非线性变化。若完全忽略这些物理耦合，纯线性 PID 控制难以兼顾不同运动工况下的控制品质，容易在</w:t>
-      </w:r>
-      <w:r>
-        <w:rPr>
-          <w:rFonts w:ascii="Times New Roman" w:hAnsi="Times New Roman" w:cs="Times New Roman" w:eastAsia="宋体"/>
-          <w:b w:val="0"/>
-          <w:i w:val="0"/>
-          <w:color w:val="000000"/>
-          <w:sz w:val="24"/>
-          <w:highlight w:val="yellow"/>
-        </w:rPr>
-        <w:t>较大幅度机动时出现超调偏大或推进器输出抖振</w:t>
-      </w:r>
-      <w:r>
-        <w:rPr>
-          <w:rFonts w:ascii="Times New Roman" w:hAnsi="Times New Roman" w:cs="Times New Roman" w:eastAsia="宋体"/>
-          <w:b w:val="0"/>
-          <w:i w:val="0"/>
-          <w:color w:val="000000"/>
-          <w:sz w:val="24"/>
-        </w:rPr>
-        <w:t>。</w:t>
+          <w:highlight w:val="yellow"/>
+        </w:rPr>
+        <w:t xml:space="preserve"> 亦将其作为标准对比算法。然而，开架式八推进器水下航行器本质上是一个非线性、多轴耦合的多输入多输出（MIMO）动力学系统：航行器在水平面做快速纵向机动时易诱发明显的俯仰和垂荡运动；侧向位移时亦伴随着横滚力矩干扰；重力与浮力的非线性恢复力矩随姿态倾角呈三角函数非线性变化。若完全忽略这些物理耦合，纯线性 PID 控制难以兼顾不同运动工况下的控制品质，容易在较大幅度机动时出现超调偏大或推进器输出抖振。</w:t>
       </w:r>
     </w:p>
     <w:p>
@@ -2027,40 +1611,9 @@
           <w:i w:val="0"/>
           <w:color w:val="000000"/>
           <w:sz w:val="24"/>
-        </w:rPr>
-        <w:t>针对上述</w:t>
-      </w:r>
-      <w:r>
-        <w:rPr>
-          <w:rFonts w:ascii="Times New Roman" w:hAnsi="Times New Roman" w:cs="Times New Roman" w:eastAsia="宋体"/>
-          <w:b w:val="0"/>
-          <w:i w:val="0"/>
-          <w:color w:val="000000"/>
-          <w:sz w:val="24"/>
-          <w:highlight w:val="yellow"/>
-        </w:rPr>
-        <w:t>问题</w:t>
-      </w:r>
-      <w:r>
-        <w:rPr>
-          <w:rFonts w:ascii="Times New Roman" w:hAnsi="Times New Roman" w:cs="Times New Roman" w:eastAsia="宋体"/>
-          <w:b w:val="0"/>
-          <w:i w:val="0"/>
-          <w:color w:val="000000"/>
-          <w:sz w:val="24"/>
-        </w:rPr>
-        <w:t>，结合动力学模型已知特性与实时状态反馈的现代控制方法成为水下航行器控制领域的研究重点。Fernandes 等针对观察级 ROV 提出了一种基于高增益状态观测器的输出反馈运动控制系统，将航行器的标称动力学模型与状态重构相结合，仅依赖有限传感器输出即实现了深度、航向和水平面位置的稳定闭环控制，并通过理论分析与水池试验</w:t>
-      </w:r>
-      <w:r>
-        <w:rPr>
-          <w:rFonts w:ascii="Times New Roman" w:hAnsi="Times New Roman" w:cs="Times New Roman" w:eastAsia="宋体"/>
-          <w:b w:val="0"/>
-          <w:i w:val="0"/>
-          <w:color w:val="000000"/>
-          <w:sz w:val="24"/>
-          <w:highlight w:val="yellow"/>
-        </w:rPr>
-        <w:t>验证了有效性</w:t>
+          <w:highlight w:val="yellow"/>
+        </w:rPr>
+        <w:t xml:space="preserve">针对上述问题，结合动力学模型已知特性与实时状态反馈的现代控制方法成为水下航行器控制领域的研究重点。如图 1 所示，通用闭环控制系统主要由参考运动规划、运动控制器（包含模型前馈补偿与状态误差反馈两部分）、控制分配模块、推进器执行机构、航行器动力学模型以及状态估计模块组成。Fernandes 等针对观察级 ROV 提出了一种基于高增益状态观测器的输出反馈运动控制系统，将航行器的标称动力学模型与状态重构相结合，仅依赖有限传感器输出即实现了深度、航向和水平面位置的稳定闭环控制，并通过理论分析与水池试验验证了有效性 </w:t>
       </w:r>
       <w:hyperlink w:anchor="_Ref_Paper_9" w:history="1">
         <w:r>
@@ -2069,6 +1622,7 @@
             <w:sz w:val="24"/>
             <w:szCs w:val="24"/>
             <w:color w:val="000000"/>
+            <w:highlight w:val="yellow"/>
             <w:vertAlign w:val="superscript"/>
           </w:rPr>
           <w:t>[9]</w:t>
@@ -2081,19 +1635,9 @@
           <w:i w:val="0"/>
           <w:color w:val="000000"/>
           <w:sz w:val="24"/>
-        </w:rPr>
-        <w:t>。Chu 等针对实际水下航行器普遍存在的推进器电机一阶动态延迟与推力幅值饱和问题，提出了一种融合动力学模型前馈补偿与自适应参数更新的轨迹跟踪控制方法，</w:t>
-      </w:r>
-      <w:r>
-        <w:rPr>
-          <w:rFonts w:ascii="Times New Roman" w:hAnsi="Times New Roman" w:cs="Times New Roman" w:eastAsia="宋体"/>
-          <w:b w:val="0"/>
-          <w:i w:val="0"/>
-          <w:color w:val="000000"/>
-          <w:sz w:val="24"/>
-          <w:highlight w:val="yellow"/>
-        </w:rPr>
-        <w:t>降低了水动力阻尼参数不确定性对跟踪精度的影响，并在推进器达到推力上限时保持了良好的闭环稳定性</w:t>
+          <w:highlight w:val="yellow"/>
+        </w:rPr>
+        <w:t xml:space="preserve">。Chu 等针对实际水下航行器普遍存在的推进器电机一阶动态延迟与推力幅值饱和问题，提出了一种融合动力学模型前馈补偿与自适应参数更新的轨迹跟踪控制方法，降低了水动力阻尼参数不确定性对跟踪精度的影响，并在推进器达到推力上限时保持了良好的闭环稳定性 </w:t>
       </w:r>
       <w:hyperlink w:anchor="_Ref_Paper_10" w:history="1">
         <w:r>
@@ -2102,6 +1646,7 @@
             <w:sz w:val="24"/>
             <w:szCs w:val="24"/>
             <w:color w:val="000000"/>
+            <w:highlight w:val="yellow"/>
             <w:vertAlign w:val="superscript"/>
           </w:rPr>
           <w:t>[10]</w:t>
@@ -2114,6 +1659,7 @@
           <w:i w:val="0"/>
           <w:color w:val="000000"/>
           <w:sz w:val="24"/>
+          <w:highlight w:val="yellow"/>
         </w:rPr>
         <w:t>。</w:t>
       </w:r>
@@ -2132,40 +1678,9 @@
           <w:i w:val="0"/>
           <w:color w:val="000000"/>
           <w:sz w:val="24"/>
-        </w:rPr>
-        <w:t>与此同时，围绕非线性系统</w:t>
-      </w:r>
-      <w:r>
-        <w:rPr>
-          <w:rFonts w:ascii="Times New Roman" w:hAnsi="Times New Roman" w:cs="Times New Roman" w:eastAsia="宋体"/>
-          <w:b w:val="0"/>
-          <w:i w:val="0"/>
-          <w:color w:val="000000"/>
-          <w:sz w:val="24"/>
-          <w:highlight w:val="yellow"/>
-        </w:rPr>
-        <w:t>解耦，基于反馈线性化与动态逆思想的控制方法也得到了深入探索</w:t>
-      </w:r>
-      <w:r>
-        <w:rPr>
-          <w:rFonts w:ascii="Times New Roman" w:hAnsi="Times New Roman" w:cs="Times New Roman" w:eastAsia="宋体"/>
-          <w:b w:val="0"/>
-          <w:i w:val="0"/>
-          <w:color w:val="000000"/>
-          <w:sz w:val="24"/>
-        </w:rPr>
-        <w:t>。这类方法的核心思路在于利用动力学模型计算出抵消已知非线性项（如静水力恢复项、科氏力与主导阻尼项）所需的前馈控制力矩，将非线性耦合系统在</w:t>
-      </w:r>
-      <w:r>
-        <w:rPr>
-          <w:rFonts w:ascii="Times New Roman" w:hAnsi="Times New Roman" w:cs="Times New Roman" w:eastAsia="宋体"/>
-          <w:b w:val="0"/>
-          <w:i w:val="0"/>
-          <w:color w:val="000000"/>
-          <w:sz w:val="24"/>
-          <w:highlight w:val="yellow"/>
-        </w:rPr>
-        <w:t>标称意义上等效转化为解耦的线性通道，从而简化闭环状态反馈控制器的参数整定。此外，针对全状态精确机理模型难以完整获取的客观现实，学者们进一步探索了增量非线性动态逆（INDI）等局部增量控制方法。Smeur、Chu 等在微型飞行器姿态控制中系统建立了自适应增量非线性动态逆控制框架，利用角加速度高频反馈与同步滤波补偿有效抑制了模型不确定性与外部风扰的影响</w:t>
+          <w:highlight w:val="yellow"/>
+        </w:rPr>
+        <w:t xml:space="preserve">与此同时，围绕非线性系统解耦，基于反馈线性化与动态逆思想的控制方法也得到了深入探索。这类方法的核心思路在于利用动力学模型计算出抵消已知非线性项（如静水力恢复项、科氏力与主导阻尼项）所需的前馈控制力矩，将非线性耦合系统在标称意义上等效转化为解耦的线性通道，从而简化闭环状态反馈控制器的参数整定。此外，针对全状态精确机理模型难以完整获取的客观现实，学者们进一步探索了增量非线性动态逆（INDI）等局部增量控制方法。Slawik 等进一步将增量动态逆方法引入水下航行器（Cuttlefish AUV）的姿态控制中，结合标称水动力模型与传感器高频反馈在局部时间微元内补偿未建模动态与外扰，展现出良好的闭环抗扰能力 </w:t>
       </w:r>
       <w:hyperlink w:anchor="_Ref_Paper_11" w:history="1">
         <w:r>
@@ -2189,7 +1704,235 @@
           <w:sz w:val="24"/>
           <w:highlight w:val="yellow"/>
         </w:rPr>
-        <w:t>；在此基础上，Slawik 等进一步将增量动态逆方法引入特技作业水下航行器（Cuttlefish AUV）的姿态控制中，结合标称水动力模型与传感器反馈在局部时间微元内补偿未建模动态，展现出较好的动态抗扰能力</w:t>
+        <w:t>。</w:t>
+      </w:r>
+    </w:p>
+    <w:p>
+      <w:pPr>
+        <w:pStyle w:val="a7"/>
+        <w:jc w:val="both"/>
+        <w:spacing w:line="360" w:lineRule="auto"/>
+        <w:ind w:firstLineChars="200" w:firstLine="480"/>
+      </w:pPr>
+      <w:r>
+        <w:rPr>
+          <w:rFonts w:ascii="Times New Roman" w:hAnsi="Times New Roman" w:cs="Times New Roman" w:eastAsia="宋体"/>
+          <w:b w:val="0"/>
+          <w:i w:val="0"/>
+          <w:color w:val="000000"/>
+          <w:sz w:val="24"/>
+          <w:highlight w:val="yellow"/>
+        </w:rPr>
+        <w:t>综合国内外运动控制方法的发展演进可知，依托经验证的标称动力学模型，在控制回路中显式引入模型前馈或动态逆补偿以抵消主要已知的恢复力矩与主导流体效应，同时在反馈回路中融合实时状态误差开展稳健的状态反馈调节，能够在保证系统闭环稳定性的同时，为后续结合平台特性开展控制算法的横向比选与深入探索留出充分的方法比选空间与算法拓展余地。</w:t>
+      </w:r>
+    </w:p>
+    <w:p>
+      <w:pPr>
+        <w:pStyle w:val="a7"/>
+        <w:jc w:val="both"/>
+        <w:spacing w:line="360" w:lineRule="auto"/>
+        <w:ind w:firstLineChars="200" w:firstLine="480"/>
+      </w:pPr>
+      <w:r>
+        <w:rPr>
+          <w:rFonts w:ascii="Times New Roman" w:hAnsi="Times New Roman" w:cs="Times New Roman" w:eastAsia="黑体"/>
+          <w:b w:val="0"/>
+          <w:i w:val="0"/>
+          <w:color w:val="000000"/>
+          <w:sz w:val="24"/>
+          <w:highlight w:val="yellow"/>
+        </w:rPr>
+        <w:t>（3） 多推进器控制分配研究现状</w:t>
+      </w:r>
+    </w:p>
+    <w:p>
+      <w:pPr>
+        <w:pStyle w:val="a7"/>
+        <w:jc w:val="both"/>
+        <w:spacing w:line="360" w:lineRule="auto"/>
+        <w:ind w:firstLineChars="200" w:firstLine="480"/>
+      </w:pPr>
+      <w:r>
+        <w:rPr>
+          <w:rFonts w:ascii="Times New Roman" w:hAnsi="Times New Roman" w:cs="Times New Roman" w:eastAsia="宋体"/>
+          <w:b w:val="0"/>
+          <w:i w:val="0"/>
+          <w:color w:val="000000"/>
+          <w:sz w:val="24"/>
+          <w:highlight w:val="yellow"/>
+        </w:rPr>
+        <w:t xml:space="preserve">对于配备八个推进器的全驱动开架式水下航行器而言，其独立的物理执行器通道数量（8 个推进器）大于空间六自由度广义力与力矩的数量（6 个控制维度），属于典型的过驱动（Over-actuated）冗余控制系统。上层运动控制器根据参考轨迹与当前状态误差计算出的是机体所需的合力与合力矩 </w:t>
+      </w:r>
+      <m:oMath>
+        <m:sSub>
+          <m:e>
+            <m:r>
+              <m:rPr>
+                <m:sty m:val="bi"/>
+              </m:rPr>
+              <w:rPr>
+                <w:rFonts w:ascii="Cambria Math" w:hAnsi="Cambria Math" w:eastAsia="宋体"/>
+                <w:sz w:val="24"/>
+                <w:szCs w:val="24"/>
+                <w:highlight w:val="yellow"/>
+              </w:rPr>
+              <m:t>τ</m:t>
+            </m:r>
+          </m:e>
+          <m:sub>
+            <m:r>
+              <m:rPr>
+                <m:sty m:val="i"/>
+              </m:rPr>
+              <w:rPr>
+                <w:rFonts w:ascii="Cambria Math" w:hAnsi="Cambria Math" w:eastAsia="宋体"/>
+                <w:sz w:val="24"/>
+                <w:szCs w:val="24"/>
+                <w:highlight w:val="yellow"/>
+              </w:rPr>
+              <m:t>c</m:t>
+            </m:r>
+          </m:sub>
+        </m:sSub>
+        <m:r>
+          <m:rPr>
+            <m:sty m:val="p"/>
+          </m:rPr>
+          <w:rPr>
+            <w:rFonts w:ascii="Cambria Math" w:hAnsi="Cambria Math" w:eastAsia="宋体"/>
+            <w:sz w:val="24"/>
+            <w:szCs w:val="24"/>
+            <w:highlight w:val="yellow"/>
+          </w:rPr>
+          <m:t> ∈ </m:t>
+        </m:r>
+        <m:sSup>
+          <m:e>
+            <m:r>
+              <m:rPr>
+                <m:sty m:val="p"/>
+              </m:rPr>
+              <w:rPr>
+                <w:rFonts w:ascii="Cambria Math" w:hAnsi="Cambria Math" w:eastAsia="宋体"/>
+                <w:sz w:val="24"/>
+                <w:szCs w:val="24"/>
+                <w:highlight w:val="yellow"/>
+              </w:rPr>
+              <m:t>ℝ</m:t>
+            </m:r>
+          </m:e>
+          <m:sup>
+            <m:r>
+              <m:rPr>
+                <m:sty m:val="p"/>
+              </m:rPr>
+              <w:rPr>
+                <w:rFonts w:ascii="Cambria Math" w:hAnsi="Cambria Math" w:eastAsia="宋体"/>
+                <w:sz w:val="24"/>
+                <w:szCs w:val="24"/>
+                <w:highlight w:val="yellow"/>
+              </w:rPr>
+              <m:t>6</m:t>
+            </m:r>
+          </m:sup>
+        </m:sSup>
+      </m:oMath>
+      <w:r>
+        <w:rPr>
+          <w:rFonts w:ascii="Times New Roman" w:hAnsi="Times New Roman" w:cs="Times New Roman" w:eastAsia="宋体"/>
+          <w:b w:val="0"/>
+          <w:i w:val="0"/>
+          <w:color w:val="000000"/>
+          <w:sz w:val="24"/>
+          <w:highlight w:val="yellow"/>
+        </w:rPr>
+        <w:t xml:space="preserve">，而实际作用于水体的则是各推进器产生的轴向推力矢量 </w:t>
+      </w:r>
+      <m:oMath>
+        <m:r>
+          <m:rPr>
+            <m:sty m:val="bi"/>
+          </m:rPr>
+          <w:rPr>
+            <w:rFonts w:ascii="Cambria Math" w:hAnsi="Cambria Math" w:eastAsia="宋体"/>
+            <w:sz w:val="24"/>
+            <w:szCs w:val="24"/>
+            <w:highlight w:val="yellow"/>
+          </w:rPr>
+          <m:t>T</m:t>
+        </m:r>
+        <m:r>
+          <m:rPr>
+            <m:sty m:val="p"/>
+          </m:rPr>
+          <w:rPr>
+            <w:rFonts w:ascii="Cambria Math" w:hAnsi="Cambria Math" w:eastAsia="宋体"/>
+            <w:sz w:val="24"/>
+            <w:szCs w:val="24"/>
+            <w:highlight w:val="yellow"/>
+          </w:rPr>
+          <m:t> ∈ </m:t>
+        </m:r>
+        <m:sSup>
+          <m:e>
+            <m:r>
+              <m:rPr>
+                <m:sty m:val="p"/>
+              </m:rPr>
+              <w:rPr>
+                <w:rFonts w:ascii="Cambria Math" w:hAnsi="Cambria Math" w:eastAsia="宋体"/>
+                <w:sz w:val="24"/>
+                <w:szCs w:val="24"/>
+                <w:highlight w:val="yellow"/>
+              </w:rPr>
+              <m:t>ℝ</m:t>
+            </m:r>
+          </m:e>
+          <m:sup>
+            <m:r>
+              <m:rPr>
+                <m:sty m:val="p"/>
+              </m:rPr>
+              <w:rPr>
+                <w:rFonts w:ascii="Cambria Math" w:hAnsi="Cambria Math" w:eastAsia="宋体"/>
+                <w:sz w:val="24"/>
+                <w:szCs w:val="24"/>
+                <w:highlight w:val="yellow"/>
+              </w:rPr>
+              <m:t>8</m:t>
+            </m:r>
+          </m:sup>
+        </m:sSup>
+      </m:oMath>
+      <w:r>
+        <w:rPr>
+          <w:rFonts w:ascii="Times New Roman" w:hAnsi="Times New Roman" w:cs="Times New Roman" w:eastAsia="宋体"/>
+          <w:b w:val="0"/>
+          <w:i w:val="0"/>
+          <w:color w:val="000000"/>
+          <w:sz w:val="24"/>
+          <w:highlight w:val="yellow"/>
+        </w:rPr>
+        <w:t>。如何将低维的期望广义力矩合理、低失真地解算并映射为高维的各推进器控制指令，即为控制分配（Control Allocation）所要解决的关键课题。</w:t>
+      </w:r>
+    </w:p>
+    <w:p>
+      <w:pPr>
+        <w:pStyle w:val="a7"/>
+        <w:jc w:val="both"/>
+        <w:spacing w:line="360" w:lineRule="auto"/>
+        <w:ind w:firstLineChars="200" w:firstLine="480"/>
+      </w:pPr>
+      <w:r>
+        <w:rPr>
+          <w:rFonts w:ascii="Times New Roman" w:hAnsi="Times New Roman" w:cs="Times New Roman" w:eastAsia="宋体"/>
+          <w:b w:val="0"/>
+          <w:i w:val="0"/>
+          <w:color w:val="000000"/>
+          <w:sz w:val="24"/>
+          <w:highlight w:val="yellow"/>
+        </w:rPr>
+        <w:t>Johansen 与 Fossen 在控制分配综述中系统总结了无约束广义逆、有界二次规划及再分配方法的理论体系</w:t>
       </w:r>
       <w:hyperlink w:anchor="_Ref_Paper_12" w:history="1">
         <w:r>
@@ -2213,284 +1956,7 @@
           <w:sz w:val="24"/>
           <w:highlight w:val="yellow"/>
         </w:rPr>
-        <w:t>。</w:t>
-      </w:r>
-    </w:p>
-    <w:p>
-      <w:pPr>
-        <w:pStyle w:val="a7"/>
-        <w:jc w:val="both"/>
-        <w:spacing w:line="360" w:lineRule="auto"/>
-        <w:ind w:firstLineChars="200" w:firstLine="480"/>
-      </w:pPr>
-      <w:r>
-        <w:rPr>
-          <w:rFonts w:ascii="Times New Roman" w:hAnsi="Times New Roman" w:cs="Times New Roman" w:eastAsia="宋体"/>
-          <w:b w:val="0"/>
-          <w:i w:val="0"/>
-          <w:color w:val="000000"/>
-          <w:sz w:val="24"/>
-        </w:rPr>
-        <w:t>综合国内外运动控制方法的发展演进可知，依托经验证的标称动力学模型，在控制回路中显式引入模型前馈或动态逆补偿以抵消主要已知的恢复力矩与主导流体效应，同时在反馈回路中融合实时状态误差开展稳健的状态反馈调节，</w:t>
-      </w:r>
-      <w:r>
-        <w:rPr>
-          <w:rFonts w:ascii="Times New Roman" w:hAnsi="Times New Roman" w:cs="Times New Roman" w:eastAsia="宋体"/>
-          <w:b w:val="0"/>
-          <w:i w:val="0"/>
-          <w:color w:val="000000"/>
-          <w:sz w:val="24"/>
-          <w:highlight w:val="yellow"/>
-        </w:rPr>
-        <w:t>能够在保证系统闭环稳定性的同时，为后续结合平台特性</w:t>
-      </w:r>
-      <w:r>
-        <w:rPr>
-          <w:rFonts w:ascii="Times New Roman" w:hAnsi="Times New Roman" w:cs="Times New Roman" w:eastAsia="宋体"/>
-          <w:b w:val="0"/>
-          <w:i w:val="0"/>
-          <w:color w:val="000000"/>
-          <w:sz w:val="24"/>
-        </w:rPr>
-        <w:t>开展控制算法的横向比选与深入探索留出充分的方法比选空间与算法拓展余地。</w:t>
-      </w:r>
-    </w:p>
-    <w:p>
-      <w:pPr>
-        <w:pStyle w:val="a7"/>
-        <w:jc w:val="both"/>
-        <w:spacing w:line="360" w:lineRule="auto"/>
-        <w:ind w:firstLineChars="200" w:firstLine="480"/>
-      </w:pPr>
-      <w:r>
-        <w:rPr>
-          <w:rFonts w:ascii="Times New Roman" w:hAnsi="Times New Roman" w:cs="Times New Roman" w:eastAsia="黑体"/>
-          <w:b w:val="0"/>
-          <w:i w:val="0"/>
-          <w:color w:val="000000"/>
-          <w:sz w:val="24"/>
-        </w:rPr>
-        <w:t>（3）多推进器控制分配研究现状</w:t>
-      </w:r>
-    </w:p>
-    <w:p>
-      <w:pPr>
-        <w:pStyle w:val="a7"/>
-        <w:jc w:val="both"/>
-        <w:spacing w:line="360" w:lineRule="auto"/>
-        <w:ind w:firstLineChars="200" w:firstLine="480"/>
-      </w:pPr>
-      <w:r>
-        <w:rPr>
-          <w:rFonts w:ascii="Times New Roman" w:hAnsi="Times New Roman" w:cs="Times New Roman" w:eastAsia="宋体"/>
-          <w:b w:val="0"/>
-          <w:i w:val="0"/>
-          <w:color w:val="000000"/>
-          <w:sz w:val="24"/>
-        </w:rPr>
-        <w:t>对于配备八个推进器的全驱动开架式水下航行器而言，其独立的物理执行器通道数量（8 个推进器）</w:t>
-      </w:r>
-      <w:r>
-        <w:rPr>
-          <w:rFonts w:ascii="Times New Roman" w:hAnsi="Times New Roman" w:cs="Times New Roman" w:eastAsia="宋体"/>
-          <w:b w:val="0"/>
-          <w:i w:val="0"/>
-          <w:color w:val="000000"/>
-          <w:sz w:val="24"/>
-          <w:highlight w:val="yellow"/>
-        </w:rPr>
-        <w:t>大于</w:t>
-      </w:r>
-      <w:r>
-        <w:rPr>
-          <w:rFonts w:ascii="Times New Roman" w:hAnsi="Times New Roman" w:cs="Times New Roman" w:eastAsia="宋体"/>
-          <w:b w:val="0"/>
-          <w:i w:val="0"/>
-          <w:color w:val="000000"/>
-          <w:sz w:val="24"/>
-        </w:rPr>
-        <w:t xml:space="preserve">空间六自由度广义力与力矩的数量（6 个控制维度），属于典型的过驱动（Over-actuated）冗余控制系统。上层运动控制器根据参考轨迹与当前状态误差计算出的是机体所需的合力与合力矩 </w:t>
-      </w:r>
-      <m:oMath>
-        <m:sSub>
-          <m:e>
-            <m:r>
-              <m:rPr>
-                <m:sty m:val="bi"/>
-              </m:rPr>
-              <w:rPr>
-                <w:rFonts w:ascii="Cambria Math" w:hAnsi="Cambria Math" w:eastAsia="宋体"/>
-                <w:sz w:val="24"/>
-                <w:szCs w:val="24"/>
-              </w:rPr>
-              <m:t>τ</m:t>
-            </m:r>
-          </m:e>
-          <m:sub>
-            <m:r>
-              <m:rPr>
-                <m:sty m:val="i"/>
-              </m:rPr>
-              <w:rPr>
-                <w:rFonts w:ascii="Cambria Math" w:hAnsi="Cambria Math" w:eastAsia="宋体"/>
-                <w:sz w:val="24"/>
-                <w:szCs w:val="24"/>
-              </w:rPr>
-              <m:t>c</m:t>
-            </m:r>
-          </m:sub>
-        </m:sSub>
-        <m:r>
-          <m:rPr>
-            <m:sty m:val="p"/>
-          </m:rPr>
-          <w:rPr>
-            <w:rFonts w:ascii="Cambria Math" w:hAnsi="Cambria Math" w:eastAsia="宋体"/>
-            <w:sz w:val="24"/>
-            <w:szCs w:val="24"/>
-          </w:rPr>
-          <m:t> ∈ </m:t>
-        </m:r>
-        <m:sSup>
-          <m:e>
-            <m:r>
-              <m:rPr>
-                <m:sty m:val="p"/>
-              </m:rPr>
-              <w:rPr>
-                <w:rFonts w:ascii="Cambria Math" w:hAnsi="Cambria Math" w:eastAsia="宋体"/>
-                <w:sz w:val="24"/>
-                <w:szCs w:val="24"/>
-              </w:rPr>
-              <m:t>ℝ</m:t>
-            </m:r>
-          </m:e>
-          <m:sup>
-            <m:r>
-              <m:rPr>
-                <m:sty m:val="p"/>
-              </m:rPr>
-              <w:rPr>
-                <w:rFonts w:ascii="Cambria Math" w:hAnsi="Cambria Math" w:eastAsia="宋体"/>
-                <w:sz w:val="24"/>
-                <w:szCs w:val="24"/>
-              </w:rPr>
-              <m:t>6</m:t>
-            </m:r>
-          </m:sup>
-        </m:sSup>
-      </m:oMath>
-      <w:r>
-        <w:rPr>
-          <w:rFonts w:ascii="Times New Roman" w:hAnsi="Times New Roman" w:cs="Times New Roman" w:eastAsia="宋体"/>
-          <w:b w:val="0"/>
-          <w:i w:val="0"/>
-          <w:color w:val="000000"/>
-          <w:sz w:val="24"/>
-        </w:rPr>
-        <w:t xml:space="preserve">，而实际作用于水体的则是各推进器产生的轴向推力矢量 </w:t>
-      </w:r>
-      <m:oMath>
-        <m:r>
-          <m:rPr>
-            <m:sty m:val="bi"/>
-          </m:rPr>
-          <w:rPr>
-            <w:rFonts w:ascii="Cambria Math" w:hAnsi="Cambria Math" w:eastAsia="宋体"/>
-            <w:sz w:val="24"/>
-            <w:szCs w:val="24"/>
-          </w:rPr>
-          <m:t>T</m:t>
-        </m:r>
-        <m:r>
-          <m:rPr>
-            <m:sty m:val="p"/>
-          </m:rPr>
-          <w:rPr>
-            <w:rFonts w:ascii="Cambria Math" w:hAnsi="Cambria Math" w:eastAsia="宋体"/>
-            <w:sz w:val="24"/>
-            <w:szCs w:val="24"/>
-          </w:rPr>
-          <m:t> ∈ </m:t>
-        </m:r>
-        <m:sSup>
-          <m:e>
-            <m:r>
-              <m:rPr>
-                <m:sty m:val="p"/>
-              </m:rPr>
-              <w:rPr>
-                <w:rFonts w:ascii="Cambria Math" w:hAnsi="Cambria Math" w:eastAsia="宋体"/>
-                <w:sz w:val="24"/>
-                <w:szCs w:val="24"/>
-              </w:rPr>
-              <m:t>ℝ</m:t>
-            </m:r>
-          </m:e>
-          <m:sup>
-            <m:r>
-              <m:rPr>
-                <m:sty m:val="p"/>
-              </m:rPr>
-              <w:rPr>
-                <w:rFonts w:ascii="Cambria Math" w:hAnsi="Cambria Math" w:eastAsia="宋体"/>
-                <w:sz w:val="24"/>
-                <w:szCs w:val="24"/>
-              </w:rPr>
-              <m:t>8</m:t>
-            </m:r>
-          </m:sup>
-        </m:sSup>
-      </m:oMath>
-      <w:r>
-        <w:rPr>
-          <w:rFonts w:ascii="Times New Roman" w:hAnsi="Times New Roman" w:cs="Times New Roman" w:eastAsia="宋体"/>
-          <w:b w:val="0"/>
-          <w:i w:val="0"/>
-          <w:color w:val="000000"/>
-          <w:sz w:val="24"/>
-        </w:rPr>
-        <w:t>。如何将低维的期望广义力矩合理、</w:t>
-      </w:r>
-      <w:r>
-        <w:rPr>
-          <w:rFonts w:ascii="Times New Roman" w:hAnsi="Times New Roman" w:cs="Times New Roman" w:eastAsia="宋体"/>
-          <w:b w:val="0"/>
-          <w:i w:val="0"/>
-          <w:color w:val="000000"/>
-          <w:sz w:val="24"/>
-          <w:highlight w:val="yellow"/>
-        </w:rPr>
-        <w:t>低失真地</w:t>
-      </w:r>
-      <w:r>
-        <w:rPr>
-          <w:rFonts w:ascii="Times New Roman" w:hAnsi="Times New Roman" w:cs="Times New Roman" w:eastAsia="宋体"/>
-          <w:b w:val="0"/>
-          <w:i w:val="0"/>
-          <w:color w:val="000000"/>
-          <w:sz w:val="24"/>
-        </w:rPr>
-        <w:t>解算并映射为高维的各推进器控制指令，即为控制分配（Control Allocation）所要解决的关键课题。</w:t>
-      </w:r>
-    </w:p>
-    <w:p>
-      <w:pPr>
-        <w:pStyle w:val="a7"/>
-        <w:jc w:val="both"/>
-        <w:spacing w:line="360" w:lineRule="auto"/>
-        <w:ind w:firstLineChars="200" w:firstLine="480"/>
-      </w:pPr>
-      <w:r>
-        <w:rPr>
-          <w:rFonts w:ascii="Times New Roman" w:hAnsi="Times New Roman" w:cs="Times New Roman" w:eastAsia="宋体"/>
-          <w:b w:val="0"/>
-          <w:i w:val="0"/>
-          <w:color w:val="000000"/>
-          <w:sz w:val="24"/>
-          <w:highlight w:val="yellow"/>
-        </w:rPr>
-        <w:t>Fossen 与 Johansen 针对船舶与水下航行器的推力分配问题开展了系统梳理，总结了海洋运载器过驱动控制分配的基本模型与求解框架</w:t>
+        <w:t>；Fossen 与 Johansen 针对船舶与水下航行器的推力分配问题开展了系统梳理，总结了海洋运载器过驱动控制分配的基本模型与求解框架</w:t>
       </w:r>
       <w:hyperlink w:anchor="_Ref_Paper_13" w:history="1">
         <w:r>
@@ -2514,7 +1980,26 @@
           <w:sz w:val="24"/>
           <w:highlight w:val="yellow"/>
         </w:rPr>
-        <w:t>；随后，Johansen 与 Fossen 在控制分配综述中进一步完善了无约束广义逆、有界二次规划及再分配方法的理论体系</w:t>
+        <w:t>。在无约束或弱约束条件下，基于几何映射矩阵的广义逆（伪逆）法由于具备解析形式、计算开销小，在工程中得到了广泛的基础应用；通过在伪逆中引入对角加权矩阵（加权伪逆法），能够根据推进器物理尺寸、功率或安装力臂灵活分配控制权重。</w:t>
+      </w:r>
+    </w:p>
+    <w:p>
+      <w:pPr>
+        <w:pStyle w:val="a7"/>
+        <w:jc w:val="both"/>
+        <w:spacing w:line="360" w:lineRule="auto"/>
+        <w:ind w:firstLineChars="200" w:firstLine="480"/>
+      </w:pPr>
+      <w:r>
+        <w:rPr>
+          <w:rFonts w:ascii="Times New Roman" w:hAnsi="Times New Roman" w:cs="Times New Roman" w:eastAsia="宋体"/>
+          <w:b w:val="0"/>
+          <w:i w:val="0"/>
+          <w:color w:val="000000"/>
+          <w:sz w:val="24"/>
+          <w:highlight w:val="yellow"/>
+        </w:rPr>
+        <w:t>然而，实际物理推进器均存在明确的物理边界约束：推进器电机转速存在上限，导致正向推力与反向推力存在确定的幅值边界，且螺旋桨水动力特性决定了正转推力通常大于反转推力。若直接采用无约束伪逆求解，当某一个或多个推进器计算推力超出物理上限时，简单的截断饱和处理会导致实际产生的六维广义力和力矩方向发生偏转，即出现“力矩交叉耦合失真”，进而影响姿态闭环稳定性。为此，考虑推力输出范围约束的推力分配算法成为近年的研究重点。程卫平、王猛等针对水下机器人推力器物理输出上限，研究了基于可行方向法等处理推力边界约束的优化分配算法，抑制了推力饱和引起的力矩分配畸变</w:t>
       </w:r>
       <w:hyperlink w:anchor="_Ref_Paper_14" w:history="1">
         <w:r>
@@ -2538,49 +2023,7 @@
           <w:sz w:val="24"/>
           <w:highlight w:val="yellow"/>
         </w:rPr>
-        <w:t>。</w:t>
-      </w:r>
-      <w:r>
-        <w:rPr>
-          <w:rFonts w:ascii="Times New Roman" w:hAnsi="Times New Roman" w:cs="Times New Roman" w:eastAsia="宋体"/>
-          <w:b w:val="0"/>
-          <w:i w:val="0"/>
-          <w:color w:val="000000"/>
-          <w:sz w:val="24"/>
-        </w:rPr>
-        <w:t>在无约束或弱约束条件下，基于几何映射矩阵的广义逆（伪逆）法由于具备解析形式、</w:t>
-      </w:r>
-      <w:r>
-        <w:rPr>
-          <w:rFonts w:ascii="Times New Roman" w:hAnsi="Times New Roman" w:cs="Times New Roman" w:eastAsia="宋体"/>
-          <w:b w:val="0"/>
-          <w:i w:val="0"/>
-          <w:color w:val="000000"/>
-          <w:sz w:val="24"/>
-          <w:highlight w:val="yellow"/>
-        </w:rPr>
-        <w:t>计算开销小，在工程中得到了广泛的基础应用</w:t>
-      </w:r>
-      <w:r>
-        <w:rPr>
-          <w:rFonts w:ascii="Times New Roman" w:hAnsi="Times New Roman" w:cs="Times New Roman" w:eastAsia="宋体"/>
-          <w:b w:val="0"/>
-          <w:i w:val="0"/>
-          <w:color w:val="000000"/>
-          <w:sz w:val="24"/>
-        </w:rPr>
-        <w:t>；通过在伪逆中引入对角加权矩阵（加权伪逆法），能够根据推进器物理尺寸、功率或安装力臂灵活分配控制权重。万磊、徐玉如与庞永杰等较早针对多推力器水下机器人的控制分配开展了</w:t>
-      </w:r>
-      <w:r>
-        <w:rPr>
-          <w:rFonts w:ascii="Times New Roman" w:hAnsi="Times New Roman" w:cs="Times New Roman" w:eastAsia="宋体"/>
-          <w:b w:val="0"/>
-          <w:i w:val="0"/>
-          <w:color w:val="000000"/>
-          <w:sz w:val="24"/>
-          <w:highlight w:val="yellow"/>
-        </w:rPr>
-        <w:t>系统性研究，探讨了基于广义逆与加权伪逆的推力协调方案，并拓展到了推力器故障下的容错重构分配领域</w:t>
+        <w:t>；孙广威等针对矢量推进 ROV 提出了兼顾推力约束与分配效率的多级推力分配策略，在多推进器协调与能耗控制方面取得了良好效果</w:t>
       </w:r>
       <w:hyperlink w:anchor="_Ref_Paper_15" w:history="1">
         <w:r>
@@ -2604,7 +2047,32 @@
           <w:sz w:val="24"/>
           <w:highlight w:val="yellow"/>
         </w:rPr>
-        <w:t>。</w:t>
+        <w:t xml:space="preserve">。由此可见，根据已有八推进器平台的空间安装位置、推力矢量方向及力臂关系，准确建立反映平台真实几何构型的 </w:t>
+      </w:r>
+      <m:oMath>
+        <m:r>
+          <m:rPr>
+            <m:sty m:val="p"/>
+          </m:rPr>
+          <w:rPr>
+            <w:rFonts w:ascii="Cambria Math" w:hAnsi="Cambria Math" w:eastAsia="宋体"/>
+            <w:sz w:val="24"/>
+            <w:szCs w:val="24"/>
+            <w:highlight w:val="yellow"/>
+          </w:rPr>
+          <m:t>6 × 8</m:t>
+        </m:r>
+      </m:oMath>
+      <w:r>
+        <w:rPr>
+          <w:rFonts w:ascii="Times New Roman" w:hAnsi="Times New Roman" w:cs="Times New Roman" w:eastAsia="宋体"/>
+          <w:b w:val="0"/>
+          <w:i w:val="0"/>
+          <w:color w:val="000000"/>
+          <w:sz w:val="24"/>
+          <w:highlight w:val="yellow"/>
+        </w:rPr>
+        <w:t xml:space="preserve"> 控制分配矩阵，并在求解流程中合理考虑推进器基本推力输出范围约束，是连接上层闭环运动控制器与底层执行机构的核心纽带。</w:t>
       </w:r>
     </w:p>
     <w:p>
@@ -2616,45 +2084,52 @@
       </w:pPr>
       <w:r>
         <w:rPr>
-          <w:rFonts w:ascii="Times New Roman" w:hAnsi="Times New Roman" w:cs="Times New Roman" w:eastAsia="宋体"/>
-          <w:b w:val="0"/>
-          <w:i w:val="0"/>
-          <w:color w:val="000000"/>
-          <w:sz w:val="24"/>
-        </w:rPr>
-        <w:t>然而，实际物理推进器均存在</w:t>
-      </w:r>
-      <w:r>
-        <w:rPr>
-          <w:rFonts w:ascii="Times New Roman" w:hAnsi="Times New Roman" w:cs="Times New Roman" w:eastAsia="宋体"/>
-          <w:b w:val="0"/>
-          <w:i w:val="0"/>
-          <w:color w:val="000000"/>
-          <w:sz w:val="24"/>
-          <w:highlight w:val="yellow"/>
-        </w:rPr>
-        <w:t>明确的物理边界约束：推进器电机转速存在上限，导致正向推力与反向推力存在确定的幅值边界，且螺旋桨水动力特性决定了正转推力通常大于反转推力。</w:t>
-      </w:r>
-      <w:r>
-        <w:rPr>
-          <w:rFonts w:ascii="Times New Roman" w:hAnsi="Times New Roman" w:cs="Times New Roman" w:eastAsia="宋体"/>
-          <w:b w:val="0"/>
-          <w:i w:val="0"/>
-          <w:color w:val="000000"/>
-          <w:sz w:val="24"/>
-        </w:rPr>
-        <w:t>若直接采用无约束伪逆求解，当某一个或多个推进器计算推力超出物理上限时，简单的截断饱和处理会导致实际产生的六维广义力和力矩方向发生偏转，即出现</w:t>
-      </w:r>
-      <w:r>
-        <w:rPr>
-          <w:rFonts w:ascii="Times New Roman" w:hAnsi="Times New Roman" w:cs="Times New Roman" w:eastAsia="宋体"/>
-          <w:b w:val="0"/>
-          <w:i w:val="0"/>
-          <w:color w:val="000000"/>
-          <w:sz w:val="24"/>
-          <w:highlight w:val="yellow"/>
-        </w:rPr>
-        <w:t>“力矩交叉耦合失真”，进而影响姿态闭环稳定性。为此，考虑推力输出范围约束的推力分配算法成为近年的研究重点。程卫平、王猛等针对水下机器人推力器物理输出上限，研究了基于可行方向法等处理推力边界约束的优化分配算法，抑制了推力饱和引起的力矩分配畸变</w:t>
+          <w:rFonts w:ascii="Times New Roman" w:hAnsi="Times New Roman" w:cs="Times New Roman" w:eastAsia="黑体"/>
+          <w:b w:val="0"/>
+          <w:i w:val="0"/>
+          <w:color w:val="000000"/>
+          <w:sz w:val="24"/>
+          <w:highlight w:val="yellow"/>
+        </w:rPr>
+        <w:t>（4） 基于开源软件架构（PX4）的水下航行器闭环仿真研究现状</w:t>
+      </w:r>
+    </w:p>
+    <w:p>
+      <w:pPr>
+        <w:pStyle w:val="a7"/>
+        <w:jc w:val="both"/>
+        <w:spacing w:line="360" w:lineRule="auto"/>
+        <w:ind w:firstLineChars="200" w:firstLine="480"/>
+      </w:pPr>
+      <w:r>
+        <w:rPr>
+          <w:rFonts w:ascii="Times New Roman" w:hAnsi="Times New Roman" w:cs="Times New Roman" w:eastAsia="宋体"/>
+          <w:b w:val="0"/>
+          <w:i w:val="0"/>
+          <w:color w:val="000000"/>
+          <w:sz w:val="24"/>
+          <w:highlight w:val="yellow"/>
+        </w:rPr>
+        <w:t>在现代机器人与自主无人系统的研发流程中，控制算法的软件工程实现规范与闭环仿真验证平台扮演着重要角色。传统的离线仿真研究多基于纯数学脚本编写，虽然便于验证控制方程的理论收敛性，但脱离了嵌入式实时操作系统（RTOS）的多任务并发调度、进程间异步通信以及离散采样周期等软件工程约束，导致研究成果向实验平台移植时往往面临较大的软件重构工作量。</w:t>
+      </w:r>
+    </w:p>
+    <w:p>
+      <w:pPr>
+        <w:pStyle w:val="a7"/>
+        <w:jc w:val="both"/>
+        <w:spacing w:line="360" w:lineRule="auto"/>
+        <w:ind w:firstLineChars="200" w:firstLine="480"/>
+      </w:pPr>
+      <w:r>
+        <w:rPr>
+          <w:rFonts w:ascii="Times New Roman" w:hAnsi="Times New Roman" w:cs="Times New Roman" w:eastAsia="宋体"/>
+          <w:b w:val="0"/>
+          <w:i w:val="0"/>
+          <w:color w:val="000000"/>
+          <w:sz w:val="24"/>
+          <w:highlight w:val="yellow"/>
+        </w:rPr>
+        <w:t>苏黎世联邦理工学院（ETH Zurich）Meier 等主导研发的 PX4 Autopilot 软件框架是当前无人系统领域广泛应用的开源嵌入式控制软件框架之一</w:t>
       </w:r>
       <w:hyperlink w:anchor="_Ref_Paper_16" w:history="1">
         <w:r>
@@ -2678,7 +2153,26 @@
           <w:sz w:val="24"/>
           <w:highlight w:val="yellow"/>
         </w:rPr>
-        <w:t>；孙广威等针对矢量推进 ROV 提出了兼顾推力约束与分配效率的多级推力分配策略，在多推进器协调与能耗控制方面取得了良好效果</w:t>
+        <w:t>。PX4 采用了“算法模块层与系统中间件层”解耦的架构设计，底层支持 NuttX 实时操作系统与 POSIX 环境，核心数据链路依托基于共享内存的微对象请求代理（uORB）异步发布/订阅总线构建。在 PX4 架构中，状态估计、运动控制计算与执行器控制分配被划分为独立的功能模块，各模块仅通过带有微秒级时间戳的 uORB 消息进行数据交互。同时，PX4 原生支持软件在环（SITL）编译与运行，使得 C++ 控制与分配模块能够在计算机端按接近实机的调度机制运行，并通过标准消息接口与六自由度动力学仿真模型构成闭环，配合 ULog 日志工具记录各项状态与控制分配数据。</w:t>
+      </w:r>
+    </w:p>
+    <w:p>
+      <w:pPr>
+        <w:pStyle w:val="a7"/>
+        <w:jc w:val="both"/>
+        <w:spacing w:line="360" w:lineRule="auto"/>
+        <w:ind w:firstLineChars="200" w:firstLine="480"/>
+      </w:pPr>
+      <w:r>
+        <w:rPr>
+          <w:rFonts w:ascii="Times New Roman" w:hAnsi="Times New Roman" w:cs="Times New Roman" w:eastAsia="宋体"/>
+          <w:b w:val="0"/>
+          <w:i w:val="0"/>
+          <w:color w:val="000000"/>
+          <w:sz w:val="24"/>
+          <w:highlight w:val="yellow"/>
+        </w:rPr>
+        <w:t>最初，PX4 主要针对空中多旋翼与固定翼飞行器进行设计。凭借其模块化的控制分配架构与良好的可扩展性，近年来国内外研究团队开始将 PX4 引入水下无人航行器研究领域。Duecker 等推出了开源水下平台 HippoCampus X，依托基于 PX4 的软件在环仿真与水池实验完成了受限水域下的三维机动控制验证，证实了基于 PX4/SITL 构建水下航行器闭环仿真与控制验证体系的工程合理性</w:t>
       </w:r>
       <w:hyperlink w:anchor="_Ref_Paper_17" w:history="1">
         <w:r>
@@ -2704,60 +2198,6 @@
         </w:rPr>
         <w:t>。</w:t>
       </w:r>
-      <w:r>
-        <w:rPr>
-          <w:rFonts w:ascii="Times New Roman" w:hAnsi="Times New Roman" w:cs="Times New Roman" w:eastAsia="宋体"/>
-          <w:b w:val="0"/>
-          <w:i w:val="0"/>
-          <w:color w:val="000000"/>
-          <w:sz w:val="24"/>
-        </w:rPr>
-        <w:t xml:space="preserve">由此可见，根据已有八推进器平台的空间安装位置、推力矢量方向及力臂关系，准确建立反映平台真实几何构型的 </w:t>
-      </w:r>
-      <m:oMath>
-        <m:r>
-          <m:rPr>
-            <m:sty m:val="p"/>
-          </m:rPr>
-          <w:rPr>
-            <w:rFonts w:ascii="Cambria Math" w:hAnsi="Cambria Math" w:eastAsia="宋体"/>
-            <w:sz w:val="24"/>
-            <w:szCs w:val="24"/>
-          </w:rPr>
-          <m:t>6 × 8</m:t>
-        </m:r>
-      </m:oMath>
-      <w:r>
-        <w:rPr>
-          <w:rFonts w:ascii="Times New Roman" w:hAnsi="Times New Roman" w:cs="Times New Roman" w:eastAsia="宋体"/>
-          <w:b w:val="0"/>
-          <w:i w:val="0"/>
-          <w:color w:val="000000"/>
-          <w:sz w:val="24"/>
-        </w:rPr>
-        <w:t xml:space="preserve"> 控制分配</w:t>
-      </w:r>
-      <w:r>
-        <w:rPr>
-          <w:rFonts w:ascii="Times New Roman" w:hAnsi="Times New Roman" w:cs="Times New Roman" w:eastAsia="宋体"/>
-          <w:b w:val="0"/>
-          <w:i w:val="0"/>
-          <w:color w:val="000000"/>
-          <w:sz w:val="24"/>
-          <w:highlight w:val="yellow"/>
-        </w:rPr>
-        <w:t>矩阵，并在求解流程中合理考虑推进器基本推力输出范围约束，是连接上层闭环运动控制器与底层执行机构的核心纽带</w:t>
-      </w:r>
-      <w:r>
-        <w:rPr>
-          <w:rFonts w:ascii="Times New Roman" w:hAnsi="Times New Roman" w:cs="Times New Roman" w:eastAsia="宋体"/>
-          <w:b w:val="0"/>
-          <w:i w:val="0"/>
-          <w:color w:val="000000"/>
-          <w:sz w:val="24"/>
-        </w:rPr>
-        <w:t>。</w:t>
-      </w:r>
     </w:p>
     <w:p>
       <w:pPr>
@@ -2773,248 +2213,9 @@
           <w:i w:val="0"/>
           <w:color w:val="000000"/>
           <w:sz w:val="24"/>
-        </w:rPr>
-        <w:t>（4）基于开源软件架构（PX4）的水下航行器闭环仿真研究现状</w:t>
-      </w:r>
-    </w:p>
-    <w:p>
-      <w:pPr>
-        <w:pStyle w:val="a7"/>
-        <w:jc w:val="both"/>
-        <w:spacing w:line="360" w:lineRule="auto"/>
-        <w:ind w:firstLineChars="200" w:firstLine="480"/>
-      </w:pPr>
-      <w:r>
-        <w:rPr>
-          <w:rFonts w:ascii="Times New Roman" w:hAnsi="Times New Roman" w:cs="Times New Roman" w:eastAsia="宋体"/>
-          <w:b w:val="0"/>
-          <w:i w:val="0"/>
-          <w:color w:val="000000"/>
-          <w:sz w:val="24"/>
-        </w:rPr>
-        <w:t>在现代机器人与自主无人系统的研发流程中，控制算法的软件工程实现规范与闭环仿真验证平台扮演着</w:t>
-      </w:r>
-      <w:r>
-        <w:rPr>
-          <w:rFonts w:ascii="Times New Roman" w:hAnsi="Times New Roman" w:cs="Times New Roman" w:eastAsia="宋体"/>
-          <w:b w:val="0"/>
-          <w:i w:val="0"/>
-          <w:color w:val="000000"/>
-          <w:sz w:val="24"/>
-          <w:highlight w:val="yellow"/>
-        </w:rPr>
-        <w:t>重要角色。传统的离线仿真研究多基于纯数学脚本编写，虽然便于验证控制方程的理论收敛性，但脱离了嵌入式实时操作系统（RTOS）的多任务并发调度、进程间异步通信以及离散采样周期等软件工程约束，导致研究成果向实验平台移植时往往面临较大的软件重构工作量。</w:t>
-      </w:r>
-    </w:p>
-    <w:p>
-      <w:pPr>
-        <w:pStyle w:val="a7"/>
-        <w:jc w:val="both"/>
-        <w:spacing w:line="360" w:lineRule="auto"/>
-        <w:ind w:firstLineChars="200" w:firstLine="480"/>
-      </w:pPr>
-      <w:r>
-        <w:rPr>
-          <w:rFonts w:ascii="Times New Roman" w:hAnsi="Times New Roman" w:cs="Times New Roman" w:eastAsia="宋体"/>
-          <w:b w:val="0"/>
-          <w:i w:val="0"/>
-          <w:color w:val="000000"/>
-          <w:sz w:val="24"/>
-        </w:rPr>
-        <w:t>苏黎世联邦理工学院（ETH Zurich）Meier 等主导研发的 PX4 Autopilot 软件框架</w:t>
-      </w:r>
-      <w:r>
-        <w:rPr>
-          <w:rFonts w:ascii="Times New Roman" w:hAnsi="Times New Roman" w:cs="Times New Roman" w:eastAsia="宋体"/>
-          <w:b w:val="0"/>
-          <w:i w:val="0"/>
-          <w:color w:val="000000"/>
-          <w:sz w:val="24"/>
-          <w:highlight w:val="yellow"/>
-        </w:rPr>
-        <w:t>是当前无人系统领域广泛应用的开源嵌入式控制软件框架之一</w:t>
-      </w:r>
-      <w:hyperlink w:anchor="_Ref_Paper_18" w:history="1">
-        <w:r>
-          <w:rPr>
-            <w:rFonts w:ascii="Times New Roman" w:hAnsi="Times New Roman" w:cs="Times New Roman" w:eastAsia="宋体"/>
-            <w:sz w:val="24"/>
-            <w:szCs w:val="24"/>
-            <w:color w:val="000000"/>
-            <w:highlight w:val="yellow"/>
-            <w:vertAlign w:val="superscript"/>
-          </w:rPr>
-          <w:t>[18]</w:t>
-        </w:r>
-      </w:hyperlink>
-      <w:r>
-        <w:rPr>
-          <w:rFonts w:ascii="Times New Roman" w:hAnsi="Times New Roman" w:cs="Times New Roman" w:eastAsia="宋体"/>
-          <w:b w:val="0"/>
-          <w:i w:val="0"/>
-          <w:color w:val="000000"/>
-          <w:sz w:val="24"/>
-          <w:highlight w:val="yellow"/>
-        </w:rPr>
-        <w:t>。PX4 采用了“算法模块层与系统中间件层”解耦的架构设计，底层支持 NuttX 实时操作系统与 POSIX 环境</w:t>
-      </w:r>
-      <w:r>
-        <w:rPr>
-          <w:rFonts w:ascii="Times New Roman" w:hAnsi="Times New Roman" w:cs="Times New Roman" w:eastAsia="宋体"/>
-          <w:b w:val="0"/>
-          <w:i w:val="0"/>
-          <w:color w:val="000000"/>
-          <w:sz w:val="24"/>
-        </w:rPr>
-        <w:t>，核心数据链路依托基于共享内存的微对象请求代理（uORB）异步发布/订阅总线构建。在 PX4 架构中，</w:t>
-      </w:r>
-      <w:r>
-        <w:rPr>
-          <w:rFonts w:ascii="Times New Roman" w:hAnsi="Times New Roman" w:cs="Times New Roman" w:eastAsia="宋体"/>
-          <w:b w:val="0"/>
-          <w:i w:val="0"/>
-          <w:color w:val="000000"/>
-          <w:sz w:val="24"/>
-          <w:highlight w:val="yellow"/>
-        </w:rPr>
-        <w:t>状态估计、运动控制计算与执行器控制分配被划分为独立的功能模块，各模块仅通过带有微秒级时间戳的 uORB 消息进行数据交互。同时，PX4 原生支持软件在环（SITL）编译与运行，使得 C++ 控制与分配模块能够在计算机端按接近实机的调度机制运行，并通过标准消息接口与六自由度动力学仿真模型构成闭环，配合 ULog 日志工具记录各项状态与控制分配数据。</w:t>
-      </w:r>
-    </w:p>
-    <w:p>
-      <w:pPr>
-        <w:pStyle w:val="a7"/>
-        <w:jc w:val="both"/>
-        <w:spacing w:line="360" w:lineRule="auto"/>
-        <w:ind w:firstLineChars="200" w:firstLine="480"/>
-      </w:pPr>
-      <w:r>
-        <w:rPr>
-          <w:rFonts w:ascii="Times New Roman" w:hAnsi="Times New Roman" w:cs="Times New Roman" w:eastAsia="宋体"/>
-          <w:b w:val="0"/>
-          <w:i w:val="0"/>
-          <w:color w:val="000000"/>
-          <w:sz w:val="24"/>
-        </w:rPr>
-        <w:t>最初，PX4 主要针对</w:t>
-      </w:r>
-      <w:r>
-        <w:rPr>
-          <w:rFonts w:ascii="Times New Roman" w:hAnsi="Times New Roman" w:cs="Times New Roman" w:eastAsia="宋体"/>
-          <w:b w:val="0"/>
-          <w:i w:val="0"/>
-          <w:color w:val="000000"/>
-          <w:sz w:val="24"/>
-          <w:highlight w:val="yellow"/>
-        </w:rPr>
-        <w:t>空中多旋翼与固定翼飞行器进行设计</w:t>
-      </w:r>
-      <w:r>
-        <w:rPr>
-          <w:rFonts w:ascii="Times New Roman" w:hAnsi="Times New Roman" w:cs="Times New Roman" w:eastAsia="宋体"/>
-          <w:b w:val="0"/>
-          <w:i w:val="0"/>
-          <w:color w:val="000000"/>
-          <w:sz w:val="24"/>
-        </w:rPr>
-        <w:t>。凭借其</w:t>
-      </w:r>
-      <w:r>
-        <w:rPr>
-          <w:rFonts w:ascii="Times New Roman" w:hAnsi="Times New Roman" w:cs="Times New Roman" w:eastAsia="宋体"/>
-          <w:b w:val="0"/>
-          <w:i w:val="0"/>
-          <w:color w:val="000000"/>
-          <w:sz w:val="24"/>
-          <w:highlight w:val="yellow"/>
-        </w:rPr>
-        <w:t>模块化的控制分配架构</w:t>
-      </w:r>
-      <w:r>
-        <w:rPr>
-          <w:rFonts w:ascii="Times New Roman" w:hAnsi="Times New Roman" w:cs="Times New Roman" w:eastAsia="宋体"/>
-          <w:b w:val="0"/>
-          <w:i w:val="0"/>
-          <w:color w:val="000000"/>
-          <w:sz w:val="24"/>
-        </w:rPr>
-        <w:t>与良好的可扩展性，近年来国内外研究</w:t>
-      </w:r>
-      <w:r>
-        <w:rPr>
-          <w:rFonts w:ascii="Times New Roman" w:hAnsi="Times New Roman" w:cs="Times New Roman" w:eastAsia="宋体"/>
-          <w:b w:val="0"/>
-          <w:i w:val="0"/>
-          <w:color w:val="000000"/>
-          <w:sz w:val="24"/>
-          <w:highlight w:val="yellow"/>
-        </w:rPr>
-        <w:t>团队开始将 PX4 引入水下无人航行器研究领域。德国汉堡工业大学 Hackbarth、Kreuzer 等基于 PX4 架构成功研制了 HippoCampus 微型水下航行器，验证了复用 PX4 模块化控制架构开展水下机器人姿态控制的可行性</w:t>
-      </w:r>
-      <w:hyperlink w:anchor="_Ref_Paper_19" w:history="1">
-        <w:r>
-          <w:rPr>
-            <w:rFonts w:ascii="Times New Roman" w:hAnsi="Times New Roman" w:cs="Times New Roman" w:eastAsia="宋体"/>
-            <w:sz w:val="24"/>
-            <w:szCs w:val="24"/>
-            <w:color w:val="000000"/>
-            <w:highlight w:val="yellow"/>
-            <w:vertAlign w:val="superscript"/>
-          </w:rPr>
-          <w:t>[19]</w:t>
-        </w:r>
-      </w:hyperlink>
-      <w:r>
-        <w:rPr>
-          <w:rFonts w:ascii="Times New Roman" w:hAnsi="Times New Roman" w:cs="Times New Roman" w:eastAsia="宋体"/>
-          <w:b w:val="0"/>
-          <w:i w:val="0"/>
-          <w:color w:val="000000"/>
-          <w:sz w:val="24"/>
-          <w:highlight w:val="yellow"/>
-        </w:rPr>
-        <w:t>；随后，Duecker 等进一步推出了改进型开源水下平台 HippoCampus X，依托基于 PX4 的软件在环仿真与水池实验完成了受限水域下的三维机动控制验证，证实了基于 PX4/SITL 构建水下航行器闭环仿真与控制验证体系的工程合理性</w:t>
-      </w:r>
-      <w:hyperlink w:anchor="_Ref_Paper_20" w:history="1">
-        <w:r>
-          <w:rPr>
-            <w:rFonts w:ascii="Times New Roman" w:hAnsi="Times New Roman" w:cs="Times New Roman" w:eastAsia="宋体"/>
-            <w:sz w:val="24"/>
-            <w:szCs w:val="24"/>
-            <w:color w:val="000000"/>
-            <w:highlight w:val="yellow"/>
-            <w:vertAlign w:val="superscript"/>
-          </w:rPr>
-          <w:t>[20]</w:t>
-        </w:r>
-      </w:hyperlink>
-      <w:r>
-        <w:rPr>
-          <w:rFonts w:ascii="Times New Roman" w:hAnsi="Times New Roman" w:cs="Times New Roman" w:eastAsia="宋体"/>
-          <w:b w:val="0"/>
-          <w:i w:val="0"/>
-          <w:color w:val="000000"/>
-          <w:sz w:val="24"/>
-          <w:highlight w:val="yellow"/>
-        </w:rPr>
-        <w:t>。</w:t>
-      </w:r>
-    </w:p>
-    <w:p>
-      <w:pPr>
-        <w:pStyle w:val="a7"/>
-        <w:jc w:val="both"/>
-        <w:spacing w:line="360" w:lineRule="auto"/>
-        <w:ind w:firstLineChars="200" w:firstLine="480"/>
-      </w:pPr>
-      <w:r>
-        <w:rPr>
-          <w:rFonts w:ascii="Times New Roman" w:hAnsi="Times New Roman" w:cs="Times New Roman" w:eastAsia="黑体"/>
-          <w:b w:val="0"/>
-          <w:i w:val="0"/>
-          <w:color w:val="000000"/>
-          <w:sz w:val="24"/>
-        </w:rPr>
-        <w:t>（5）发展趋势与对本课题的启示</w:t>
+          <w:highlight w:val="yellow"/>
+        </w:rPr>
+        <w:t>（5） 发展趋势与对本课题的启示</w:t>
       </w:r>
     </w:p>
     <w:p>
@@ -3079,6 +2280,7 @@
       <w:tr>
         <w:trPr>
           <w:tblHeader/>
+          <w:cantSplit/>
         </w:trPr>
         <w:tc>
           <w:tcPr>
@@ -3232,6 +2434,9 @@
         </w:tc>
       </w:tr>
       <w:tr>
+        <w:trPr>
+          <w:cantSplit/>
+        </w:trPr>
         <w:tc>
           <w:tcPr>
             <w:tcW w:type="dxa" w:w="1304"/>
@@ -3278,7 +2483,7 @@
                 <w:sz w:val="19"/>
                 <w:highlight w:val="yellow"/>
               </w:rPr>
-              <w:t>[1]</w:t>
+              <w:t>[2]</w:t>
             </w:r>
             <w:r>
               <w:rPr>
@@ -3406,6 +2611,9 @@
         </w:tc>
       </w:tr>
       <w:tr>
+        <w:trPr>
+          <w:cantSplit/>
+        </w:trPr>
         <w:tc>
           <w:tcPr>
             <w:tcW w:type="dxa" w:w="1304"/>
@@ -3580,6 +2788,9 @@
         </w:tc>
       </w:tr>
       <w:tr>
+        <w:trPr>
+          <w:cantSplit/>
+        </w:trPr>
         <w:tc>
           <w:tcPr>
             <w:tcW w:type="dxa" w:w="1304"/>
@@ -3628,28 +2839,6 @@
               </w:rPr>
               <w:t>[11]</w:t>
             </w:r>
-            <w:r>
-              <w:rPr>
-                <w:rFonts w:ascii="Times New Roman" w:hAnsi="Times New Roman" w:cs="Times New Roman" w:eastAsia="宋体"/>
-                <w:b w:val="0"/>
-                <w:i w:val="0"/>
-                <w:color w:val="000000"/>
-                <w:sz w:val="19"/>
-                <w:highlight w:val="yellow"/>
-              </w:rPr>
-              <w:t xml:space="preserve">, </w:t>
-            </w:r>
-            <w:r>
-              <w:rPr>
-                <w:rFonts w:ascii="Times New Roman" w:hAnsi="Times New Roman" w:cs="Times New Roman" w:eastAsia="宋体"/>
-                <w:b w:val="0"/>
-                <w:i w:val="0"/>
-                <w:color w:val="000000"/>
-                <w:sz w:val="19"/>
-                <w:highlight w:val="yellow"/>
-              </w:rPr>
-              <w:t>[12]</w:t>
-            </w:r>
           </w:p>
         </w:tc>
         <w:tc>
@@ -3754,6 +2943,9 @@
         </w:tc>
       </w:tr>
       <w:tr>
+        <w:trPr>
+          <w:cantSplit/>
+        </w:trPr>
         <w:tc>
           <w:tcPr>
             <w:tcW w:type="dxa" w:w="1304"/>
@@ -4217,50 +3409,9 @@
           <w:i w:val="0"/>
           <w:color w:val="000000"/>
           <w:sz w:val="24"/>
-        </w:rPr>
-        <w:t>综合上述四个领域的研究现状</w:t>
-      </w:r>
-      <w:r>
-        <w:rPr>
-          <w:rFonts w:ascii="Times New Roman" w:hAnsi="Times New Roman" w:cs="Times New Roman" w:eastAsia="宋体"/>
-          <w:b w:val="0"/>
-          <w:i w:val="0"/>
-          <w:color w:val="000000"/>
-          <w:sz w:val="24"/>
-          <w:highlight w:val="yellow"/>
-        </w:rPr>
-        <w:t>与表 1 对比分析</w:t>
-      </w:r>
-      <w:r>
-        <w:rPr>
-          <w:rFonts w:ascii="Times New Roman" w:hAnsi="Times New Roman" w:cs="Times New Roman" w:eastAsia="宋体"/>
-          <w:b w:val="0"/>
-          <w:i w:val="0"/>
-          <w:color w:val="000000"/>
-          <w:sz w:val="24"/>
-        </w:rPr>
-        <w:t>，可以提炼出当前水下无人航行器控制领域的发展趋势与对本课题的关键启示：一是系统研发呈现出机理建模、数据辨识、模型控制、推力分配与飞控闭环仿真全链路协同推进的发展趋势；二是在水下非线性不确定性与</w:t>
-      </w:r>
-      <w:r>
-        <w:rPr>
-          <w:rFonts w:ascii="Times New Roman" w:hAnsi="Times New Roman" w:cs="Times New Roman" w:eastAsia="宋体"/>
-          <w:b w:val="0"/>
-          <w:i w:val="0"/>
-          <w:color w:val="000000"/>
-          <w:sz w:val="24"/>
-          <w:highlight w:val="yellow"/>
-        </w:rPr>
-        <w:t>流扰背景下，盲目追求结构过于复杂的强自适应或过度拘泥于某一种先验假设严苛的单一算法，容易在实际水流工况下出现鲁棒性不足；稳健且具工程可行性的方法，是以经验证的标称模型为基石</w:t>
-      </w:r>
-      <w:r>
-        <w:rPr>
-          <w:rFonts w:ascii="Times New Roman" w:hAnsi="Times New Roman" w:cs="Times New Roman" w:eastAsia="宋体"/>
-          <w:b w:val="0"/>
-          <w:i w:val="0"/>
-          <w:color w:val="000000"/>
-          <w:sz w:val="24"/>
-        </w:rPr>
-        <w:t>，结合系统状态反馈构建通用且弹性的控制律框架，为后续结合实际辨识结果展开方法比选留出充分的方法比选空间与算法拓展余地；三是依托成熟的开源自主系统飞控架构（如 PX4）及其 SITL 软件在环仿真机制，已成为连接理论算法设计与实物水下平台部署的关键工程纽带与验证平台。基于上述启示，本课题确立了以已有八推进器水下航行器为对象，系统推进六自由度动力学与推进器建模、基于相关数据的系统辨识与模型验证、基于模型和状态反馈的运动控制设计、八推进器控制分配以及基于 PX4/SITL 的闭环仿真验证研究，研究目标明确，技术路线清晰可行，具有扎实的学术支撑与良好的工程应用前景。</w:t>
+          <w:highlight w:val="yellow"/>
+        </w:rPr>
+        <w:t>综合上述四个领域的研究现状与表 1 对比分析，可以提炼出当前水下无人航行器控制领域的发展趋势与对本课题的关键启示：一是系统研发呈现出机理建模、数据辨识、模型控制、推力分配与飞控闭环仿真全链路协同推进的发展趋势；二是在水下非线性不确定性与流扰背景下，盲目追求结构过于复杂的强自适应或过度拘泥于某一种先验假设严苛的单一算法，容易在实际水流工况下出现鲁棒性不足；稳健且具工程可行性的方法，是以经验证的标称模型为基石，结合系统状态反馈构建通用且弹性的控制律框架，为后续结合实际辨识结果展开方法比选留出充分的方法比选空间与算法拓展余地；三是依托成熟的开源自主系统飞控架构（如 PX4）及其 SITL 软件在环仿真机制，已成为连接理论算法设计与实物水下平台部署的关键工程纽带与验证平台。基于上述启示，本课题确立了以已有八推进器水下航行器为对象，系统推进六自由度动力学与推进器建模、基于相关数据的系统辨识与模型验证、基于模型和状态反馈的运动控制设计、八推进器控制分配以及基于 PX4/SITL 的闭环仿真验证研究，研究目标明确，技术路线清晰可行，具有扎实的学术支撑与良好的工程应用前景。</w:t>
       </w:r>
     </w:p>
     <w:p>
@@ -4312,8 +3463,9 @@
           <w:i w:val="0"/>
           <w:color w:val="000000"/>
           <w:sz w:val="24"/>
-        </w:rPr>
-        <w:t>（1）预期研究目标</w:t>
+          <w:highlight w:val="yellow"/>
+        </w:rPr>
+        <w:t>（1） 预期研究目标</w:t>
       </w:r>
     </w:p>
     <w:p>
@@ -4330,8 +3482,9 @@
           <w:i w:val="0"/>
           <w:color w:val="000000"/>
           <w:sz w:val="24"/>
-        </w:rPr>
-        <w:t>本课题依托已有八推进器水下航行器平台，建立能够反映航行器主要动态特性的六自由度动力学模型与推进器模型，结合平台参数资料和相关数据完成系统辨识与模型验证；在此基础上研究基于航行器模型和状态反馈的闭环运动控制方法及八推进器控制分配方案，并在PX4/SITL环境下构建完整闭环仿真系统，完成典型运动工况与适量外部扰动工况下的仿真验证与性能分析，形成“已有平台—建模与系统辨识—模型验证—运动控制—控制分配—PX4/SITL闭环验证”的完整研究体系。</w:t>
+          <w:highlight w:val="yellow"/>
+        </w:rPr>
+        <w:t>本课题依托已有八推进器水下航行器平台，建立能够反映航行器主要动态特性的六自由度动力学模型与推进器模型，结合平台参数资料和相关数据完成系统辨识与模型验证；在此基础上研究基于航行器模型和状态反馈的闭环运动控制方法及八推进器控制分配方案，并在PX4/SITL环境下构建完整闭环仿真系统，完成典型运动工况与适量外部扰动工况下的仿真验证与性能分析，形成“已有平台—建模与系统辨识—模型验证—运动控制—控制分配—PX4/SITL闭环验证”的完整研究闭环与论文写作主线。</w:t>
       </w:r>
     </w:p>
     <w:p>
@@ -4348,8 +3501,9 @@
           <w:i w:val="0"/>
           <w:color w:val="000000"/>
           <w:sz w:val="24"/>
-        </w:rPr>
-        <w:t>（2）研究内容要点</w:t>
+          <w:highlight w:val="yellow"/>
+        </w:rPr>
+        <w:t>（2） 研究内容要点</w:t>
       </w:r>
     </w:p>
     <w:p>
@@ -4366,8 +3520,9 @@
           <w:i w:val="0"/>
           <w:color w:val="000000"/>
           <w:sz w:val="24"/>
-        </w:rPr>
-        <w:t>围绕上述研究目标，本课题应完成的主要研究内容包括以下四个方面：</w:t>
+          <w:highlight w:val="yellow"/>
+        </w:rPr>
+        <w:t>围绕上述研究目标与后续毕业论文的核心章节脉络，本课题应完成的主要研究内容与拟解决的关键问题包括以下四个方面：</w:t>
       </w:r>
     </w:p>
     <w:p>
@@ -4384,18 +3539,20 @@
           <w:i w:val="0"/>
           <w:color w:val="000000"/>
           <w:sz w:val="24"/>
-        </w:rPr>
-        <w:t>1）水下航行器动力学建模与系统辨识：</w:t>
-      </w:r>
-      <w:r>
-        <w:rPr>
-          <w:rFonts w:ascii="Times New Roman" w:hAnsi="Times New Roman" w:cs="Times New Roman" w:eastAsia="宋体"/>
-          <w:b w:val="0"/>
-          <w:i w:val="0"/>
-          <w:color w:val="000000"/>
-          <w:sz w:val="24"/>
-        </w:rPr>
-        <w:t>依托已有八推进器水下航行器平台，建立六自由度运动学与动力学模型，综合考虑刚体惯性、水动力附加质量、科氏向心力、水动力阻尼以及重浮力恢复力矩等主导物理效应，并结合已有平台推进器特性建立单个推进器或执行机构的必要模型。在理论动力学模型基础上，明确系统辨识的输入、输出及所需数据，结合平台参数资料和相关数据开展系统辨识，对模型中的关键未知量进行辨识和修正。通过代表性动态响应对模型进行验证，分析模型与相关数据之间的偏差及适用范围，得到用于运动控制设计和PX4/SITL闭环仿真的航行器模型。</w:t>
+          <w:highlight w:val="yellow"/>
+        </w:rPr>
+        <w:t>1） 水下航行器动力学与推进器建模（对应理论模型构建基础）：</w:t>
+      </w:r>
+      <w:r>
+        <w:rPr>
+          <w:rFonts w:ascii="Times New Roman" w:hAnsi="Times New Roman" w:cs="Times New Roman" w:eastAsia="宋体"/>
+          <w:b w:val="0"/>
+          <w:i w:val="0"/>
+          <w:color w:val="000000"/>
+          <w:sz w:val="24"/>
+          <w:highlight w:val="yellow"/>
+        </w:rPr>
+        <w:t>依托已有八推进器水下航行器平台，梳理其机械构型与推进器三维几何布局，建立六自由度运动学与非线性动力学模型，系统考虑刚体惯性、水动力附加质量、科氏向心力、线性和二次非线性水动力阻尼以及重浮力恢复力矩等主导物理效应；结合已有平台推进器电气与流体特性，建立单推进器控制输入到推力输出的静态映射与必要动态模型，为系统辨识、控制设计与仿真提供可靠的模型基础。</w:t>
       </w:r>
     </w:p>
     <w:p>
@@ -4412,18 +3569,20 @@
           <w:i w:val="0"/>
           <w:color w:val="000000"/>
           <w:sz w:val="24"/>
-        </w:rPr>
-        <w:t>2）水下航行器运动控制方法研究：</w:t>
-      </w:r>
-      <w:r>
-        <w:rPr>
-          <w:rFonts w:ascii="Times New Roman" w:hAnsi="Times New Roman" w:cs="Times New Roman" w:eastAsia="宋体"/>
-          <w:b w:val="0"/>
-          <w:i w:val="0"/>
-          <w:color w:val="000000"/>
-          <w:sz w:val="24"/>
-        </w:rPr>
-        <w:t>以建立并验证的航行器模型为基础，结合航行器动力学特性和状态反馈构建闭环运动控制系统。基于参考指令与实时状态之间的跟踪误差设计闭环反馈控制律，形成航行器所需的期望广义力和力矩，实现姿态、深度和航向等基本运动状态的闭环控制。选取代表性运动工况分析跟踪性能和动态特性，并考察模型误差及外部扰动对闭环控制性能的影响。</w:t>
+          <w:highlight w:val="yellow"/>
+        </w:rPr>
+        <w:t>2） 系统辨识与模型验证分析（对应模型参数获取与精度核准）：</w:t>
+      </w:r>
+      <w:r>
+        <w:rPr>
+          <w:rFonts w:ascii="Times New Roman" w:hAnsi="Times New Roman" w:cs="Times New Roman" w:eastAsia="宋体"/>
+          <w:b w:val="0"/>
+          <w:i w:val="0"/>
+          <w:color w:val="000000"/>
+          <w:sz w:val="24"/>
+          <w:highlight w:val="yellow"/>
+        </w:rPr>
+        <w:t>在理论动力学模型基础上，分析各自由度动力学方程中未知参数的可辨识性，明确系统辨识的激励输入、状态响应输出及所需数据关系；结合已有平台参数资料和相关测试/仿真动态响应数据开展系统参数辨识，对水动力附加质量与阻尼等关键未知量进行估计与修正；通过代表性动态响应对比模型输出与测试数据，量化评估模型拟合误差与残差分布，明确标称模型的物理保真度与工程适用范围。</w:t>
       </w:r>
     </w:p>
     <w:p>
@@ -4440,204 +3599,20 @@
           <w:i w:val="0"/>
           <w:color w:val="000000"/>
           <w:sz w:val="24"/>
-        </w:rPr>
-        <w:t>3）八推进器控制分配：</w:t>
-      </w:r>
-      <w:r>
-        <w:rPr>
-          <w:rFonts w:ascii="Times New Roman" w:hAnsi="Times New Roman" w:cs="Times New Roman" w:eastAsia="宋体"/>
-          <w:b w:val="0"/>
-          <w:i w:val="0"/>
-          <w:color w:val="000000"/>
-          <w:sz w:val="24"/>
-        </w:rPr>
-        <w:t>根据已有八推进器平台的推进器安装位置、推力方向及力臂关系，建立各推进器推力与航行器广义力、力矩之间的映射关系及八推进器控制分配矩阵。针对八推进器配置，将运动控制模块输出的期望广义力和力矩转换为各推进器推力指令，并结合推进器实际输出范围考虑基本推力约束。结合控制分配误差和各推进器输出情况分析分配效果。</w:t>
-      </w:r>
-    </w:p>
-    <w:p>
-      <w:pPr>
-        <w:pStyle w:val="a7"/>
-        <w:jc w:val="both"/>
-        <w:spacing w:line="360" w:lineRule="auto"/>
-        <w:ind w:firstLineChars="200" w:firstLine="480"/>
-      </w:pPr>
-      <w:r>
-        <w:rPr>
-          <w:rFonts w:ascii="Times New Roman" w:hAnsi="Times New Roman" w:cs="Times New Roman" w:eastAsia="宋体"/>
-          <w:b/>
-          <w:i w:val="0"/>
-          <w:color w:val="000000"/>
-          <w:sz w:val="24"/>
-        </w:rPr>
-        <w:t>4）PX4/SITL闭环仿真与系统验证：</w:t>
-      </w:r>
-      <w:r>
-        <w:rPr>
-          <w:rFonts w:ascii="Times New Roman" w:hAnsi="Times New Roman" w:cs="Times New Roman" w:eastAsia="宋体"/>
-          <w:b w:val="0"/>
-          <w:i w:val="0"/>
-          <w:color w:val="000000"/>
-          <w:sz w:val="24"/>
-        </w:rPr>
-        <w:t>在PX4/SITL环境下构建由航行器动力学模型、运动控制模块和八推进器控制分配模块组成的闭环仿真系统，通过uORB完成必要的状态信息、控制量和推进器指令交互。选取代表性运动工况并设置相应扰动条件，考察闭环系统的动态特性和控制效果；结合跟踪误差、动态响应和控制分配误差等必要指标进行性能分析，验证闭环系统的控制效果。</w:t>
-      </w:r>
-    </w:p>
-    <w:p>
-      <w:pPr>
-        <w:pStyle w:val="a7"/>
-        <w:jc w:val="both"/>
-        <w:spacing w:line="360" w:lineRule="auto"/>
-        <w:ind w:firstLineChars="200" w:firstLine="480"/>
-      </w:pPr>
-      <w:r>
-        <w:rPr>
-          <w:rFonts w:ascii="Times New Roman" w:hAnsi="Times New Roman" w:cs="Times New Roman" w:eastAsia="黑体"/>
-          <w:b w:val="0"/>
-          <w:i w:val="0"/>
-          <w:color w:val="000000"/>
-          <w:sz w:val="24"/>
-          <w:highlight w:val="yellow"/>
-        </w:rPr>
-        <w:t>（3）毕业论文拟定章节安排</w:t>
-      </w:r>
-    </w:p>
-    <w:p>
-      <w:pPr>
-        <w:pStyle w:val="a7"/>
-        <w:jc w:val="both"/>
-        <w:spacing w:line="360" w:lineRule="auto"/>
-        <w:ind w:firstLineChars="200" w:firstLine="480"/>
-      </w:pPr>
-      <w:r>
-        <w:rPr>
-          <w:rFonts w:ascii="Times New Roman" w:hAnsi="Times New Roman" w:cs="Times New Roman" w:eastAsia="宋体"/>
-          <w:b w:val="0"/>
-          <w:i w:val="0"/>
-          <w:color w:val="000000"/>
-          <w:sz w:val="24"/>
-          <w:highlight w:val="yellow"/>
-        </w:rPr>
-        <w:t>结合上述研究内容，本毕业论文正文拟划分为以下六个章节展开论述：</w:t>
-      </w:r>
-    </w:p>
-    <w:p>
-      <w:pPr>
-        <w:pStyle w:val="a7"/>
-        <w:jc w:val="both"/>
-        <w:spacing w:line="360" w:lineRule="auto"/>
-        <w:ind w:firstLineChars="200" w:firstLine="480"/>
-      </w:pPr>
-      <w:r>
-        <w:rPr>
-          <w:rFonts w:ascii="Times New Roman" w:hAnsi="Times New Roman" w:cs="Times New Roman" w:eastAsia="宋体"/>
-          <w:b/>
-          <w:i w:val="0"/>
-          <w:color w:val="000000"/>
-          <w:sz w:val="24"/>
-          <w:highlight w:val="yellow"/>
-        </w:rPr>
-        <w:t>第一章：绪论。</w:t>
-      </w:r>
-      <w:r>
-        <w:rPr>
-          <w:rFonts w:ascii="Times New Roman" w:hAnsi="Times New Roman" w:cs="Times New Roman" w:eastAsia="宋体"/>
-          <w:b w:val="0"/>
-          <w:i w:val="0"/>
-          <w:color w:val="000000"/>
-          <w:sz w:val="24"/>
-          <w:highlight w:val="yellow"/>
-        </w:rPr>
-        <w:t>阐述课题背景、研究目的与意义，系统综述水下航行器动力学建模与系统辨识、运动控制、多推进器控制分配及基于 PX4 的闭环仿真国内外研究现状，明确本文的主要研究内容与章节组织结构。</w:t>
-      </w:r>
-    </w:p>
-    <w:p>
-      <w:pPr>
-        <w:pStyle w:val="a7"/>
-        <w:jc w:val="both"/>
-        <w:spacing w:line="360" w:lineRule="auto"/>
-        <w:ind w:firstLineChars="200" w:firstLine="480"/>
-      </w:pPr>
-      <w:r>
-        <w:rPr>
-          <w:rFonts w:ascii="Times New Roman" w:hAnsi="Times New Roman" w:cs="Times New Roman" w:eastAsia="宋体"/>
-          <w:b/>
-          <w:i w:val="0"/>
-          <w:color w:val="000000"/>
-          <w:sz w:val="24"/>
-          <w:highlight w:val="yellow"/>
-        </w:rPr>
-        <w:t>第二章：八推进器水下航行器六自由度动力学与推进器建模。</w:t>
-      </w:r>
-      <w:r>
-        <w:rPr>
-          <w:rFonts w:ascii="Times New Roman" w:hAnsi="Times New Roman" w:cs="Times New Roman" w:eastAsia="宋体"/>
-          <w:b w:val="0"/>
-          <w:i w:val="0"/>
-          <w:color w:val="000000"/>
-          <w:sz w:val="24"/>
-          <w:highlight w:val="yellow"/>
-        </w:rPr>
-        <w:t>梳理已有八推进器开架式平台机械构型与空间几何关系，定义北东地惯性系与附体坐标系，推导包含刚体惯性、附加质量、科氏向心力、线性和二次水动力阻尼及重浮力恢复作用的六自由度非线性动力学模型及单推进器特性模型。</w:t>
-      </w:r>
-    </w:p>
-    <w:p>
-      <w:pPr>
-        <w:pStyle w:val="a7"/>
-        <w:jc w:val="both"/>
-        <w:spacing w:line="360" w:lineRule="auto"/>
-        <w:ind w:firstLineChars="200" w:firstLine="480"/>
-      </w:pPr>
-      <w:r>
-        <w:rPr>
-          <w:rFonts w:ascii="Times New Roman" w:hAnsi="Times New Roman" w:cs="Times New Roman" w:eastAsia="宋体"/>
-          <w:b/>
-          <w:i w:val="0"/>
-          <w:color w:val="000000"/>
-          <w:sz w:val="24"/>
-          <w:highlight w:val="yellow"/>
-        </w:rPr>
-        <w:t>第三章：水下航行器水动力参数系统辨识与模型验证。</w:t>
-      </w:r>
-      <w:r>
-        <w:rPr>
-          <w:rFonts w:ascii="Times New Roman" w:hAnsi="Times New Roman" w:cs="Times New Roman" w:eastAsia="宋体"/>
-          <w:b w:val="0"/>
-          <w:i w:val="0"/>
-          <w:color w:val="000000"/>
-          <w:sz w:val="24"/>
-          <w:highlight w:val="yellow"/>
-        </w:rPr>
-        <w:t>分析各自由度动力学方程的参数可辨识性，明确辨识激励输入与状态响应输出关系，结合已有平台参数资料与相关数据完成关键未知水动力参数的估计与修正，并通过代表性动态响应对比分析模型拟合误差与适用范围。</w:t>
-      </w:r>
-    </w:p>
-    <w:p>
-      <w:pPr>
-        <w:pStyle w:val="a7"/>
-        <w:jc w:val="both"/>
-        <w:spacing w:line="360" w:lineRule="auto"/>
-        <w:ind w:firstLineChars="200" w:firstLine="480"/>
-      </w:pPr>
-      <w:r>
-        <w:rPr>
-          <w:rFonts w:ascii="Times New Roman" w:hAnsi="Times New Roman" w:cs="Times New Roman" w:eastAsia="宋体"/>
-          <w:b/>
-          <w:i w:val="0"/>
-          <w:color w:val="000000"/>
-          <w:sz w:val="24"/>
-          <w:highlight w:val="yellow"/>
-        </w:rPr>
-        <w:t>第四章：基于模型与状态反馈的运动控制及八推进器控制分配设计。</w:t>
-      </w:r>
-      <w:r>
-        <w:rPr>
-          <w:rFonts w:ascii="Times New Roman" w:hAnsi="Times New Roman" w:cs="Times New Roman" w:eastAsia="宋体"/>
-          <w:b w:val="0"/>
-          <w:i w:val="0"/>
-          <w:color w:val="000000"/>
-          <w:sz w:val="24"/>
-          <w:highlight w:val="yellow"/>
-        </w:rPr>
-        <w:t xml:space="preserve">以经验证的标称动力学模型为基础，设计融合模型特性补偿与实时状态误差反馈的闭环运动控制律，开展不同补偿与反馈形式的对比分析；建立八推进器 </w:t>
+          <w:highlight w:val="yellow"/>
+        </w:rPr>
+        <w:t>3） 模型运动控制与八推进器控制分配（对应控制算法与执行器解算）：</w:t>
+      </w:r>
+      <w:r>
+        <w:rPr>
+          <w:rFonts w:ascii="Times New Roman" w:hAnsi="Times New Roman" w:cs="Times New Roman" w:eastAsia="宋体"/>
+          <w:b w:val="0"/>
+          <w:i w:val="0"/>
+          <w:color w:val="000000"/>
+          <w:sz w:val="24"/>
+          <w:highlight w:val="yellow"/>
+        </w:rPr>
+        <w:t xml:space="preserve">以经验证的航行器标称模型为基石，结合动力学已知特性补偿与实时状态反馈构建闭环运动控制律，输出机体期望的六自由度广义力和力矩，实现姿态、深度和航向等基本运动状态的闭环稳定跟踪，并考察模型不确定性与外部扰动对控制品质的影响；根据已有平台推进器空间安装位置与推力方向矢量构建 </w:t>
       </w:r>
       <m:oMath>
         <m:r>
@@ -4662,7 +3637,7 @@
           <w:sz w:val="24"/>
           <w:highlight w:val="yellow"/>
         </w:rPr>
-        <w:t xml:space="preserve"> 控制分配矩阵，研究考虑推进器基本推力输出范围约束的推力分配方法并量化分析控制分配残差。</w:t>
+        <w:t xml:space="preserve"> 控制分配矩阵，系统考虑推进器物理输出范围约束生成各推进器推力指令，量化分析控制分配误差与推力饱和情况。</w:t>
       </w:r>
     </w:p>
     <w:p>
@@ -4681,18 +3656,36 @@
           <w:sz w:val="24"/>
           <w:highlight w:val="yellow"/>
         </w:rPr>
-        <w:t>第五章：基于 PX4/SITL 的闭环仿真系统集成与多工况性能验证。</w:t>
-      </w:r>
-      <w:r>
-        <w:rPr>
-          <w:rFonts w:ascii="Times New Roman" w:hAnsi="Times New Roman" w:cs="Times New Roman" w:eastAsia="宋体"/>
-          <w:b w:val="0"/>
-          <w:i w:val="0"/>
-          <w:color w:val="000000"/>
-          <w:sz w:val="24"/>
-          <w:highlight w:val="yellow"/>
-        </w:rPr>
-        <w:t>基于 PX4 模块化架构与 uORB 通信机制完成水下航行器动力学模型、运动控制模块与八推进器控制分配模块的软件在环闭环集成，开展姿态、深度、航向等代表性运动工况及外部流扰条件下的仿真实验与定量指标评价。</w:t>
+        <w:t>4） PX4/SITL 闭环仿真与系统验证（对应软件在环集成与多工况评价）：</w:t>
+      </w:r>
+      <w:r>
+        <w:rPr>
+          <w:rFonts w:ascii="Times New Roman" w:hAnsi="Times New Roman" w:cs="Times New Roman" w:eastAsia="宋体"/>
+          <w:b w:val="0"/>
+          <w:i w:val="0"/>
+          <w:color w:val="000000"/>
+          <w:sz w:val="24"/>
+          <w:highlight w:val="yellow"/>
+        </w:rPr>
+        <w:t>在 PX4/SITL 仿真环境中构建由航行器动力学模型、运动控制模块和八推进器控制分配模块组成的闭环仿真系统，依托 uORB 异步微消息总线完成位姿状态、期望力矩与推进器控制指令的高频实时交互；设置空间定点悬停、定深控制、航向锁定及复杂三维运动轨迹等典型工况，并施加外部水流干扰，综合位置/姿态跟踪误差、动态响应指标及控制分配残差开展系统性定量性能评估。</w:t>
+      </w:r>
+    </w:p>
+    <w:p>
+      <w:pPr>
+        <w:pStyle w:val="a6"/>
+        <w:jc w:val="left"/>
+        <w:spacing w:line="360" w:lineRule="auto" w:beforeLines="50" w:before="120" w:afterLines="50" w:after="120"/>
+        <w:ind w:firstLine="0" w:firstLineChars="0" w:left="0"/>
+      </w:pPr>
+      <w:r>
+        <w:rPr>
+          <w:rFonts w:ascii="Times New Roman" w:hAnsi="Times New Roman" w:cs="Times New Roman" w:eastAsia="黑体"/>
+          <w:b w:val="0"/>
+          <w:i w:val="0"/>
+          <w:color w:val="000000"/>
+          <w:sz w:val="24"/>
+        </w:rPr>
+        <w:t>2． 研究方案</w:t>
       </w:r>
     </w:p>
     <w:p>
@@ -4704,43 +3697,14 @@
       </w:pPr>
       <w:r>
         <w:rPr>
-          <w:rFonts w:ascii="Times New Roman" w:hAnsi="Times New Roman" w:cs="Times New Roman" w:eastAsia="宋体"/>
-          <w:b/>
-          <w:i w:val="0"/>
-          <w:color w:val="000000"/>
-          <w:sz w:val="24"/>
-          <w:highlight w:val="yellow"/>
-        </w:rPr>
-        <w:t>第六章：总结与展望。</w:t>
-      </w:r>
-      <w:r>
-        <w:rPr>
-          <w:rFonts w:ascii="Times New Roman" w:hAnsi="Times New Roman" w:cs="Times New Roman" w:eastAsia="宋体"/>
-          <w:b w:val="0"/>
-          <w:i w:val="0"/>
-          <w:color w:val="000000"/>
-          <w:sz w:val="24"/>
-          <w:highlight w:val="yellow"/>
-        </w:rPr>
-        <w:t>总结全文在建模辨识、运动控制、八推进器推力分配及 PX4/SITL 闭环验证方面取得的研究成果，分析存在的不足并展望后续实机水池试验与拓展研究方向。</w:t>
-      </w:r>
-    </w:p>
-    <w:p>
-      <w:pPr>
-        <w:pStyle w:val="a6"/>
-        <w:jc w:val="left"/>
-        <w:spacing w:line="360" w:lineRule="auto" w:beforeLines="50" w:before="120" w:afterLines="50" w:after="120"/>
-        <w:ind w:firstLine="0" w:firstLineChars="0" w:left="0"/>
-      </w:pPr>
-      <w:r>
-        <w:rPr>
           <w:rFonts w:ascii="Times New Roman" w:hAnsi="Times New Roman" w:cs="Times New Roman" w:eastAsia="黑体"/>
           <w:b w:val="0"/>
           <w:i w:val="0"/>
           <w:color w:val="000000"/>
           <w:sz w:val="24"/>
-        </w:rPr>
-        <w:t>2． 研究方案</w:t>
+          <w:highlight w:val="yellow"/>
+        </w:rPr>
+        <w:t>（1） 拟采取的研究方法</w:t>
       </w:r>
     </w:p>
     <w:p>
@@ -4752,13 +3716,14 @@
       </w:pPr>
       <w:r>
         <w:rPr>
-          <w:rFonts w:ascii="Times New Roman" w:hAnsi="Times New Roman" w:cs="Times New Roman" w:eastAsia="黑体"/>
-          <w:b w:val="0"/>
-          <w:i w:val="0"/>
-          <w:color w:val="000000"/>
-          <w:sz w:val="24"/>
-        </w:rPr>
-        <w:t>（1）拟采取的研究方法</w:t>
+          <w:rFonts w:ascii="Times New Roman" w:hAnsi="Times New Roman" w:cs="Times New Roman" w:eastAsia="宋体"/>
+          <w:b w:val="0"/>
+          <w:i w:val="0"/>
+          <w:color w:val="000000"/>
+          <w:sz w:val="24"/>
+          <w:highlight w:val="yellow"/>
+        </w:rPr>
+        <w:t>本课题采用理论机理建模、数据驱动参数辨识、基于模型与状态反馈的控制设计、受约束控制分配求解以及软件在环闭环仿真相结合的研究方法，在明确总体技术框架的同时，为各模块具体算法形式的比选与优化留出合理空间：</w:t>
       </w:r>
     </w:p>
     <w:p>
@@ -4771,72 +3736,24 @@
       <w:r>
         <w:rPr>
           <w:rFonts w:ascii="Times New Roman" w:hAnsi="Times New Roman" w:cs="Times New Roman" w:eastAsia="宋体"/>
-          <w:b w:val="0"/>
-          <w:i w:val="0"/>
-          <w:color w:val="000000"/>
-          <w:sz w:val="24"/>
-        </w:rPr>
-        <w:t>本课题采用理论机理建模、数据驱动参数辨识、基于模型与状态反馈的控制设计</w:t>
-      </w:r>
-      <w:r>
-        <w:rPr>
-          <w:rFonts w:ascii="Times New Roman" w:hAnsi="Times New Roman" w:cs="Times New Roman" w:eastAsia="宋体"/>
-          <w:b w:val="0"/>
-          <w:i w:val="0"/>
-          <w:color w:val="000000"/>
-          <w:sz w:val="24"/>
-          <w:highlight w:val="yellow"/>
-        </w:rPr>
-        <w:t>、受约束控制分配求解</w:t>
-      </w:r>
-      <w:r>
-        <w:rPr>
-          <w:rFonts w:ascii="Times New Roman" w:hAnsi="Times New Roman" w:cs="Times New Roman" w:eastAsia="宋体"/>
-          <w:b w:val="0"/>
-          <w:i w:val="0"/>
-          <w:color w:val="000000"/>
-          <w:sz w:val="24"/>
-        </w:rPr>
-        <w:t>以及软件在环闭环仿真相结合的研究方法，在明确总体技术框架的同时，为各模块具体算法形式的比选与优化留出合理空间：</w:t>
-      </w:r>
-    </w:p>
-    <w:p>
-      <w:pPr>
-        <w:pStyle w:val="a7"/>
-        <w:jc w:val="both"/>
-        <w:spacing w:line="360" w:lineRule="auto"/>
-        <w:ind w:firstLineChars="200" w:firstLine="480"/>
-      </w:pPr>
-      <w:r>
-        <w:rPr>
-          <w:rFonts w:ascii="Times New Roman" w:hAnsi="Times New Roman" w:cs="Times New Roman" w:eastAsia="宋体"/>
           <w:b/>
           <w:i w:val="0"/>
           <w:color w:val="000000"/>
           <w:sz w:val="24"/>
-        </w:rPr>
-        <w:t>1）六自由度动力学与推进器建模方法：</w:t>
-      </w:r>
-      <w:r>
-        <w:rPr>
-          <w:rFonts w:ascii="Times New Roman" w:hAnsi="Times New Roman" w:cs="Times New Roman" w:eastAsia="宋体"/>
-          <w:b w:val="0"/>
-          <w:i w:val="0"/>
-          <w:color w:val="000000"/>
-          <w:sz w:val="24"/>
-          <w:highlight w:val="yellow"/>
-        </w:rPr>
-        <w:t>如图 1 所示，</w:t>
-      </w:r>
-      <w:r>
-        <w:rPr>
-          <w:rFonts w:ascii="Times New Roman" w:hAnsi="Times New Roman" w:cs="Times New Roman" w:eastAsia="宋体"/>
-          <w:b w:val="0"/>
-          <w:i w:val="0"/>
-          <w:color w:val="000000"/>
-          <w:sz w:val="24"/>
-        </w:rPr>
-        <w:t xml:space="preserve">建立北东地惯性坐标系 </w:t>
+          <w:highlight w:val="yellow"/>
+        </w:rPr>
+        <w:t>1） 六自由度动力学与推进器建模方法：</w:t>
+      </w:r>
+      <w:r>
+        <w:rPr>
+          <w:rFonts w:ascii="Times New Roman" w:hAnsi="Times New Roman" w:cs="Times New Roman" w:eastAsia="宋体"/>
+          <w:b w:val="0"/>
+          <w:i w:val="0"/>
+          <w:color w:val="000000"/>
+          <w:sz w:val="24"/>
+          <w:highlight w:val="yellow"/>
+        </w:rPr>
+        <w:t xml:space="preserve">如图 2 所示，建立北东地惯性坐标系 </w:t>
       </w:r>
       <m:oMath>
         <m:r>
@@ -5027,6 +3944,7 @@
           <w:i w:val="0"/>
           <w:color w:val="000000"/>
           <w:sz w:val="24"/>
+          <w:highlight w:val="yellow"/>
         </w:rPr>
         <w:t xml:space="preserve"> 与附体坐标系 </w:t>
       </w:r>
@@ -5219,6 +4137,7 @@
           <w:i w:val="0"/>
           <w:color w:val="000000"/>
           <w:sz w:val="24"/>
+          <w:highlight w:val="yellow"/>
         </w:rPr>
         <w:t xml:space="preserve">，设航行器广义位置与姿态矢量为 </w:t>
       </w:r>
@@ -5231,6 +4150,7 @@
             <w:rFonts w:ascii="Cambria Math" w:hAnsi="Cambria Math" w:eastAsia="宋体"/>
             <w:sz w:val="24"/>
             <w:szCs w:val="24"/>
+            <w:highlight w:val="yellow"/>
           </w:rPr>
           <m:t>η</m:t>
         </m:r>
@@ -5242,6 +4162,7 @@
             <w:rFonts w:ascii="Cambria Math" w:hAnsi="Cambria Math" w:eastAsia="宋体"/>
             <w:sz w:val="24"/>
             <w:szCs w:val="24"/>
+            <w:highlight w:val="yellow"/>
           </w:rPr>
           <m:t> = [</m:t>
         </m:r>
@@ -5253,6 +4174,7 @@
             <w:rFonts w:ascii="Cambria Math" w:hAnsi="Cambria Math" w:eastAsia="宋体"/>
             <w:sz w:val="24"/>
             <w:szCs w:val="24"/>
+            <w:highlight w:val="yellow"/>
           </w:rPr>
           <m:t>x</m:t>
         </m:r>
@@ -5264,6 +4186,7 @@
             <w:rFonts w:ascii="Cambria Math" w:hAnsi="Cambria Math" w:eastAsia="宋体"/>
             <w:sz w:val="24"/>
             <w:szCs w:val="24"/>
+            <w:highlight w:val="yellow"/>
           </w:rPr>
           <m:t>, </m:t>
         </m:r>
@@ -5275,6 +4198,7 @@
             <w:rFonts w:ascii="Cambria Math" w:hAnsi="Cambria Math" w:eastAsia="宋体"/>
             <w:sz w:val="24"/>
             <w:szCs w:val="24"/>
+            <w:highlight w:val="yellow"/>
           </w:rPr>
           <m:t>y</m:t>
         </m:r>
@@ -5286,6 +4210,7 @@
             <w:rFonts w:ascii="Cambria Math" w:hAnsi="Cambria Math" w:eastAsia="宋体"/>
             <w:sz w:val="24"/>
             <w:szCs w:val="24"/>
+            <w:highlight w:val="yellow"/>
           </w:rPr>
           <m:t>, </m:t>
         </m:r>
@@ -5297,6 +4222,7 @@
             <w:rFonts w:ascii="Cambria Math" w:hAnsi="Cambria Math" w:eastAsia="宋体"/>
             <w:sz w:val="24"/>
             <w:szCs w:val="24"/>
+            <w:highlight w:val="yellow"/>
           </w:rPr>
           <m:t>z</m:t>
         </m:r>
@@ -5308,6 +4234,7 @@
             <w:rFonts w:ascii="Cambria Math" w:hAnsi="Cambria Math" w:eastAsia="宋体"/>
             <w:sz w:val="24"/>
             <w:szCs w:val="24"/>
+            <w:highlight w:val="yellow"/>
           </w:rPr>
           <m:t>, </m:t>
         </m:r>
@@ -5319,6 +4246,7 @@
             <w:rFonts w:ascii="Cambria Math" w:hAnsi="Cambria Math" w:eastAsia="宋体"/>
             <w:sz w:val="24"/>
             <w:szCs w:val="24"/>
+            <w:highlight w:val="yellow"/>
           </w:rPr>
           <m:t>ϕ</m:t>
         </m:r>
@@ -5330,6 +4258,7 @@
             <w:rFonts w:ascii="Cambria Math" w:hAnsi="Cambria Math" w:eastAsia="宋体"/>
             <w:sz w:val="24"/>
             <w:szCs w:val="24"/>
+            <w:highlight w:val="yellow"/>
           </w:rPr>
           <m:t>, </m:t>
         </m:r>
@@ -5341,6 +4270,7 @@
             <w:rFonts w:ascii="Cambria Math" w:hAnsi="Cambria Math" w:eastAsia="宋体"/>
             <w:sz w:val="24"/>
             <w:szCs w:val="24"/>
+            <w:highlight w:val="yellow"/>
           </w:rPr>
           <m:t>θ</m:t>
         </m:r>
@@ -5352,6 +4282,7 @@
             <w:rFonts w:ascii="Cambria Math" w:hAnsi="Cambria Math" w:eastAsia="宋体"/>
             <w:sz w:val="24"/>
             <w:szCs w:val="24"/>
+            <w:highlight w:val="yellow"/>
           </w:rPr>
           <m:t>, </m:t>
         </m:r>
@@ -5363,6 +4294,7 @@
             <w:rFonts w:ascii="Cambria Math" w:hAnsi="Cambria Math" w:eastAsia="宋体"/>
             <w:sz w:val="24"/>
             <w:szCs w:val="24"/>
+            <w:highlight w:val="yellow"/>
           </w:rPr>
           <m:t>ψ</m:t>
         </m:r>
@@ -5376,6 +4308,7 @@
                 <w:rFonts w:ascii="Cambria Math" w:hAnsi="Cambria Math" w:eastAsia="宋体"/>
                 <w:sz w:val="24"/>
                 <w:szCs w:val="24"/>
+                <w:highlight w:val="yellow"/>
               </w:rPr>
               <m:t>]</m:t>
             </m:r>
@@ -5389,6 +4322,7 @@
                 <w:rFonts w:ascii="Cambria Math" w:hAnsi="Cambria Math" w:eastAsia="宋体"/>
                 <w:sz w:val="24"/>
                 <w:szCs w:val="24"/>
+                <w:highlight w:val="yellow"/>
               </w:rPr>
               <m:t>T</m:t>
             </m:r>
@@ -5402,6 +4336,7 @@
           <w:i w:val="0"/>
           <w:color w:val="000000"/>
           <w:sz w:val="24"/>
+          <w:highlight w:val="yellow"/>
         </w:rPr>
         <w:t xml:space="preserve">，附体系下线速度与角速度矢量为 </w:t>
       </w:r>
@@ -5414,6 +4349,7 @@
             <w:rFonts w:ascii="Cambria Math" w:hAnsi="Cambria Math" w:eastAsia="宋体"/>
             <w:sz w:val="24"/>
             <w:szCs w:val="24"/>
+            <w:highlight w:val="yellow"/>
           </w:rPr>
           <m:t>ν</m:t>
         </m:r>
@@ -5425,6 +4361,7 @@
             <w:rFonts w:ascii="Cambria Math" w:hAnsi="Cambria Math" w:eastAsia="宋体"/>
             <w:sz w:val="24"/>
             <w:szCs w:val="24"/>
+            <w:highlight w:val="yellow"/>
           </w:rPr>
           <m:t> = [</m:t>
         </m:r>
@@ -5436,6 +4373,7 @@
             <w:rFonts w:ascii="Cambria Math" w:hAnsi="Cambria Math" w:eastAsia="宋体"/>
             <w:sz w:val="24"/>
             <w:szCs w:val="24"/>
+            <w:highlight w:val="yellow"/>
           </w:rPr>
           <m:t>u</m:t>
         </m:r>
@@ -5447,6 +4385,7 @@
             <w:rFonts w:ascii="Cambria Math" w:hAnsi="Cambria Math" w:eastAsia="宋体"/>
             <w:sz w:val="24"/>
             <w:szCs w:val="24"/>
+            <w:highlight w:val="yellow"/>
           </w:rPr>
           <m:t>, </m:t>
         </m:r>
@@ -5458,6 +4397,7 @@
             <w:rFonts w:ascii="Cambria Math" w:hAnsi="Cambria Math" w:eastAsia="宋体"/>
             <w:sz w:val="24"/>
             <w:szCs w:val="24"/>
+            <w:highlight w:val="yellow"/>
           </w:rPr>
           <m:t>v</m:t>
         </m:r>
@@ -5469,6 +4409,7 @@
             <w:rFonts w:ascii="Cambria Math" w:hAnsi="Cambria Math" w:eastAsia="宋体"/>
             <w:sz w:val="24"/>
             <w:szCs w:val="24"/>
+            <w:highlight w:val="yellow"/>
           </w:rPr>
           <m:t>, </m:t>
         </m:r>
@@ -5480,6 +4421,7 @@
             <w:rFonts w:ascii="Cambria Math" w:hAnsi="Cambria Math" w:eastAsia="宋体"/>
             <w:sz w:val="24"/>
             <w:szCs w:val="24"/>
+            <w:highlight w:val="yellow"/>
           </w:rPr>
           <m:t>w</m:t>
         </m:r>
@@ -5491,6 +4433,7 @@
             <w:rFonts w:ascii="Cambria Math" w:hAnsi="Cambria Math" w:eastAsia="宋体"/>
             <w:sz w:val="24"/>
             <w:szCs w:val="24"/>
+            <w:highlight w:val="yellow"/>
           </w:rPr>
           <m:t>, </m:t>
         </m:r>
@@ -5502,6 +4445,7 @@
             <w:rFonts w:ascii="Cambria Math" w:hAnsi="Cambria Math" w:eastAsia="宋体"/>
             <w:sz w:val="24"/>
             <w:szCs w:val="24"/>
+            <w:highlight w:val="yellow"/>
           </w:rPr>
           <m:t>p</m:t>
         </m:r>
@@ -5513,6 +4457,7 @@
             <w:rFonts w:ascii="Cambria Math" w:hAnsi="Cambria Math" w:eastAsia="宋体"/>
             <w:sz w:val="24"/>
             <w:szCs w:val="24"/>
+            <w:highlight w:val="yellow"/>
           </w:rPr>
           <m:t>, </m:t>
         </m:r>
@@ -5524,6 +4469,7 @@
             <w:rFonts w:ascii="Cambria Math" w:hAnsi="Cambria Math" w:eastAsia="宋体"/>
             <w:sz w:val="24"/>
             <w:szCs w:val="24"/>
+            <w:highlight w:val="yellow"/>
           </w:rPr>
           <m:t>q</m:t>
         </m:r>
@@ -5535,6 +4481,7 @@
             <w:rFonts w:ascii="Cambria Math" w:hAnsi="Cambria Math" w:eastAsia="宋体"/>
             <w:sz w:val="24"/>
             <w:szCs w:val="24"/>
+            <w:highlight w:val="yellow"/>
           </w:rPr>
           <m:t>, </m:t>
         </m:r>
@@ -5546,6 +4493,7 @@
             <w:rFonts w:ascii="Cambria Math" w:hAnsi="Cambria Math" w:eastAsia="宋体"/>
             <w:sz w:val="24"/>
             <w:szCs w:val="24"/>
+            <w:highlight w:val="yellow"/>
           </w:rPr>
           <m:t>r</m:t>
         </m:r>
@@ -5559,6 +4507,7 @@
                 <w:rFonts w:ascii="Cambria Math" w:hAnsi="Cambria Math" w:eastAsia="宋体"/>
                 <w:sz w:val="24"/>
                 <w:szCs w:val="24"/>
+                <w:highlight w:val="yellow"/>
               </w:rPr>
               <m:t>]</m:t>
             </m:r>
@@ -5572,6 +4521,7 @@
                 <w:rFonts w:ascii="Cambria Math" w:hAnsi="Cambria Math" w:eastAsia="宋体"/>
                 <w:sz w:val="24"/>
                 <w:szCs w:val="24"/>
+                <w:highlight w:val="yellow"/>
               </w:rPr>
               <m:t>T</m:t>
             </m:r>
@@ -5585,6 +4535,7 @@
           <w:i w:val="0"/>
           <w:color w:val="000000"/>
           <w:sz w:val="24"/>
+          <w:highlight w:val="yellow"/>
         </w:rPr>
         <w:t>。综合刚体动力学与水动力作用，建立六自由度运动学与动力学基本方程：</w:t>
       </w:r>
@@ -5998,6 +4949,7 @@
           <w:i w:val="0"/>
           <w:color w:val="000000"/>
           <w:sz w:val="24"/>
+          <w:highlight w:val="yellow"/>
         </w:rPr>
         <w:t>式中，</w:t>
       </w:r>
@@ -6010,6 +4962,7 @@
             <w:rFonts w:ascii="Cambria Math" w:hAnsi="Cambria Math" w:eastAsia="宋体"/>
             <w:sz w:val="24"/>
             <w:szCs w:val="24"/>
+            <w:highlight w:val="yellow"/>
           </w:rPr>
           <m:t>J</m:t>
         </m:r>
@@ -6021,6 +4974,7 @@
             <w:rFonts w:ascii="Cambria Math" w:hAnsi="Cambria Math" w:eastAsia="宋体"/>
             <w:sz w:val="24"/>
             <w:szCs w:val="24"/>
+            <w:highlight w:val="yellow"/>
           </w:rPr>
           <m:t>(</m:t>
         </m:r>
@@ -6032,6 +4986,7 @@
             <w:rFonts w:ascii="Cambria Math" w:hAnsi="Cambria Math" w:eastAsia="宋体"/>
             <w:sz w:val="24"/>
             <w:szCs w:val="24"/>
+            <w:highlight w:val="yellow"/>
           </w:rPr>
           <m:t>η</m:t>
         </m:r>
@@ -6043,6 +4998,7 @@
             <w:rFonts w:ascii="Cambria Math" w:hAnsi="Cambria Math" w:eastAsia="宋体"/>
             <w:sz w:val="24"/>
             <w:szCs w:val="24"/>
+            <w:highlight w:val="yellow"/>
           </w:rPr>
           <m:t>)</m:t>
         </m:r>
@@ -6054,6 +5010,7 @@
           <w:i w:val="0"/>
           <w:color w:val="000000"/>
           <w:sz w:val="24"/>
+          <w:highlight w:val="yellow"/>
         </w:rPr>
         <w:t xml:space="preserve"> 为坐标转换矩阵；</w:t>
       </w:r>
@@ -6066,6 +5023,7 @@
             <w:rFonts w:ascii="Cambria Math" w:hAnsi="Cambria Math" w:eastAsia="宋体"/>
             <w:sz w:val="24"/>
             <w:szCs w:val="24"/>
+            <w:highlight w:val="yellow"/>
           </w:rPr>
           <m:t>M</m:t>
         </m:r>
@@ -6077,6 +5035,7 @@
             <w:rFonts w:ascii="Cambria Math" w:hAnsi="Cambria Math" w:eastAsia="宋体"/>
             <w:sz w:val="24"/>
             <w:szCs w:val="24"/>
+            <w:highlight w:val="yellow"/>
           </w:rPr>
           <m:t> = </m:t>
         </m:r>
@@ -6090,6 +5049,7 @@
                 <w:rFonts w:ascii="Cambria Math" w:hAnsi="Cambria Math" w:eastAsia="宋体"/>
                 <w:sz w:val="24"/>
                 <w:szCs w:val="24"/>
+                <w:highlight w:val="yellow"/>
               </w:rPr>
               <m:t>M</m:t>
             </m:r>
@@ -6103,6 +5063,7 @@
                 <w:rFonts w:ascii="Cambria Math" w:hAnsi="Cambria Math" w:eastAsia="宋体"/>
                 <w:sz w:val="24"/>
                 <w:szCs w:val="24"/>
+                <w:highlight w:val="yellow"/>
               </w:rPr>
               <m:t>RB</m:t>
             </m:r>
@@ -6116,6 +5077,7 @@
             <w:rFonts w:ascii="Cambria Math" w:hAnsi="Cambria Math" w:eastAsia="宋体"/>
             <w:sz w:val="24"/>
             <w:szCs w:val="24"/>
+            <w:highlight w:val="yellow"/>
           </w:rPr>
           <m:t> + </m:t>
         </m:r>
@@ -6129,6 +5091,7 @@
                 <w:rFonts w:ascii="Cambria Math" w:hAnsi="Cambria Math" w:eastAsia="宋体"/>
                 <w:sz w:val="24"/>
                 <w:szCs w:val="24"/>
+                <w:highlight w:val="yellow"/>
               </w:rPr>
               <m:t>M</m:t>
             </m:r>
@@ -6142,6 +5105,7 @@
                 <w:rFonts w:ascii="Cambria Math" w:hAnsi="Cambria Math" w:eastAsia="宋体"/>
                 <w:sz w:val="24"/>
                 <w:szCs w:val="24"/>
+                <w:highlight w:val="yellow"/>
               </w:rPr>
               <m:t>A</m:t>
             </m:r>
@@ -6155,6 +5119,7 @@
           <w:i w:val="0"/>
           <w:color w:val="000000"/>
           <w:sz w:val="24"/>
+          <w:highlight w:val="yellow"/>
         </w:rPr>
         <w:t xml:space="preserve"> 为刚体惯性与附加质量矩阵；</w:t>
       </w:r>
@@ -6167,6 +5132,7 @@
             <w:rFonts w:ascii="Cambria Math" w:hAnsi="Cambria Math" w:eastAsia="宋体"/>
             <w:sz w:val="24"/>
             <w:szCs w:val="24"/>
+            <w:highlight w:val="yellow"/>
           </w:rPr>
           <m:t>C</m:t>
         </m:r>
@@ -6178,6 +5144,7 @@
             <w:rFonts w:ascii="Cambria Math" w:hAnsi="Cambria Math" w:eastAsia="宋体"/>
             <w:sz w:val="24"/>
             <w:szCs w:val="24"/>
+            <w:highlight w:val="yellow"/>
           </w:rPr>
           <m:t>(</m:t>
         </m:r>
@@ -6189,6 +5156,7 @@
             <w:rFonts w:ascii="Cambria Math" w:hAnsi="Cambria Math" w:eastAsia="宋体"/>
             <w:sz w:val="24"/>
             <w:szCs w:val="24"/>
+            <w:highlight w:val="yellow"/>
           </w:rPr>
           <m:t>ν</m:t>
         </m:r>
@@ -6200,6 +5168,7 @@
             <w:rFonts w:ascii="Cambria Math" w:hAnsi="Cambria Math" w:eastAsia="宋体"/>
             <w:sz w:val="24"/>
             <w:szCs w:val="24"/>
+            <w:highlight w:val="yellow"/>
           </w:rPr>
           <m:t>)</m:t>
         </m:r>
@@ -6211,6 +5180,7 @@
           <w:i w:val="0"/>
           <w:color w:val="000000"/>
           <w:sz w:val="24"/>
+          <w:highlight w:val="yellow"/>
         </w:rPr>
         <w:t xml:space="preserve"> 为科氏力与向心力矩阵；</w:t>
       </w:r>
@@ -6223,6 +5193,7 @@
             <w:rFonts w:ascii="Cambria Math" w:hAnsi="Cambria Math" w:eastAsia="宋体"/>
             <w:sz w:val="24"/>
             <w:szCs w:val="24"/>
+            <w:highlight w:val="yellow"/>
           </w:rPr>
           <m:t>D</m:t>
         </m:r>
@@ -6234,6 +5205,7 @@
             <w:rFonts w:ascii="Cambria Math" w:hAnsi="Cambria Math" w:eastAsia="宋体"/>
             <w:sz w:val="24"/>
             <w:szCs w:val="24"/>
+            <w:highlight w:val="yellow"/>
           </w:rPr>
           <m:t>(</m:t>
         </m:r>
@@ -6245,6 +5217,7 @@
             <w:rFonts w:ascii="Cambria Math" w:hAnsi="Cambria Math" w:eastAsia="宋体"/>
             <w:sz w:val="24"/>
             <w:szCs w:val="24"/>
+            <w:highlight w:val="yellow"/>
           </w:rPr>
           <m:t>ν</m:t>
         </m:r>
@@ -6256,6 +5229,7 @@
             <w:rFonts w:ascii="Cambria Math" w:hAnsi="Cambria Math" w:eastAsia="宋体"/>
             <w:sz w:val="24"/>
             <w:szCs w:val="24"/>
+            <w:highlight w:val="yellow"/>
           </w:rPr>
           <m:t>)</m:t>
         </m:r>
@@ -6267,29 +5241,9 @@
           <w:i w:val="0"/>
           <w:color w:val="000000"/>
           <w:sz w:val="24"/>
-        </w:rPr>
-        <w:t xml:space="preserve"> 为包含线性与</w:t>
-      </w:r>
-      <w:r>
-        <w:rPr>
-          <w:rFonts w:ascii="Times New Roman" w:hAnsi="Times New Roman" w:cs="Times New Roman" w:eastAsia="宋体"/>
-          <w:b w:val="0"/>
-          <w:i w:val="0"/>
-          <w:color w:val="000000"/>
-          <w:sz w:val="24"/>
-          <w:highlight w:val="yellow"/>
-        </w:rPr>
-        <w:t>二次</w:t>
-      </w:r>
-      <w:r>
-        <w:rPr>
-          <w:rFonts w:ascii="Times New Roman" w:hAnsi="Times New Roman" w:cs="Times New Roman" w:eastAsia="宋体"/>
-          <w:b w:val="0"/>
-          <w:i w:val="0"/>
-          <w:color w:val="000000"/>
-          <w:sz w:val="24"/>
-        </w:rPr>
-        <w:t>非线性项的水动力阻尼矩阵；</w:t>
+          <w:highlight w:val="yellow"/>
+        </w:rPr>
+        <w:t xml:space="preserve"> 为包含线性与二次非线性项的水动力阻尼矩阵；</w:t>
       </w:r>
       <m:oMath>
         <m:r>
@@ -6300,6 +5254,7 @@
             <w:rFonts w:ascii="Cambria Math" w:hAnsi="Cambria Math" w:eastAsia="宋体"/>
             <w:sz w:val="24"/>
             <w:szCs w:val="24"/>
+            <w:highlight w:val="yellow"/>
           </w:rPr>
           <m:t>g</m:t>
         </m:r>
@@ -6311,6 +5266,7 @@
             <w:rFonts w:ascii="Cambria Math" w:hAnsi="Cambria Math" w:eastAsia="宋体"/>
             <w:sz w:val="24"/>
             <w:szCs w:val="24"/>
+            <w:highlight w:val="yellow"/>
           </w:rPr>
           <m:t>(</m:t>
         </m:r>
@@ -6322,6 +5278,7 @@
             <w:rFonts w:ascii="Cambria Math" w:hAnsi="Cambria Math" w:eastAsia="宋体"/>
             <w:sz w:val="24"/>
             <w:szCs w:val="24"/>
+            <w:highlight w:val="yellow"/>
           </w:rPr>
           <m:t>η</m:t>
         </m:r>
@@ -6333,6 +5290,7 @@
             <w:rFonts w:ascii="Cambria Math" w:hAnsi="Cambria Math" w:eastAsia="宋体"/>
             <w:sz w:val="24"/>
             <w:szCs w:val="24"/>
+            <w:highlight w:val="yellow"/>
           </w:rPr>
           <m:t>)</m:t>
         </m:r>
@@ -6344,29 +5302,9 @@
           <w:i w:val="0"/>
           <w:color w:val="000000"/>
           <w:sz w:val="24"/>
-        </w:rPr>
-        <w:t xml:space="preserve"> 为重力与浮力恢复</w:t>
-      </w:r>
-      <w:r>
-        <w:rPr>
-          <w:rFonts w:ascii="Times New Roman" w:hAnsi="Times New Roman" w:cs="Times New Roman" w:eastAsia="宋体"/>
-          <w:b w:val="0"/>
-          <w:i w:val="0"/>
-          <w:color w:val="000000"/>
-          <w:sz w:val="24"/>
-          <w:highlight w:val="yellow"/>
-        </w:rPr>
-        <w:t>力矩</w:t>
-      </w:r>
-      <w:r>
-        <w:rPr>
-          <w:rFonts w:ascii="Times New Roman" w:hAnsi="Times New Roman" w:cs="Times New Roman" w:eastAsia="宋体"/>
-          <w:b w:val="0"/>
-          <w:i w:val="0"/>
-          <w:color w:val="000000"/>
-          <w:sz w:val="24"/>
-        </w:rPr>
-        <w:t>矢量；</w:t>
+          <w:highlight w:val="yellow"/>
+        </w:rPr>
+        <w:t xml:space="preserve"> 为重力与浮力恢复力矩矢量；</w:t>
       </w:r>
       <m:oMath>
         <m:r>
@@ -6377,6 +5315,7 @@
             <w:rFonts w:ascii="Cambria Math" w:hAnsi="Cambria Math" w:eastAsia="宋体"/>
             <w:sz w:val="24"/>
             <w:szCs w:val="24"/>
+            <w:highlight w:val="yellow"/>
           </w:rPr>
           <m:t>τ</m:t>
         </m:r>
@@ -6388,6 +5327,7 @@
           <w:i w:val="0"/>
           <w:color w:val="000000"/>
           <w:sz w:val="24"/>
+          <w:highlight w:val="yellow"/>
         </w:rPr>
         <w:t xml:space="preserve"> 为推进器产生的广义控制力与力矩矢量；</w:t>
       </w:r>
@@ -6402,6 +5342,7 @@
                 <w:rFonts w:ascii="Cambria Math" w:hAnsi="Cambria Math" w:eastAsia="宋体"/>
                 <w:sz w:val="24"/>
                 <w:szCs w:val="24"/>
+                <w:highlight w:val="yellow"/>
               </w:rPr>
               <m:t>τ</m:t>
             </m:r>
@@ -6415,6 +5356,7 @@
                 <w:rFonts w:ascii="Cambria Math" w:hAnsi="Cambria Math" w:eastAsia="宋体"/>
                 <w:sz w:val="24"/>
                 <w:szCs w:val="24"/>
+                <w:highlight w:val="yellow"/>
               </w:rPr>
               <m:t>d</m:t>
             </m:r>
@@ -6428,6 +5370,7 @@
           <w:i w:val="0"/>
           <w:color w:val="000000"/>
           <w:sz w:val="24"/>
+          <w:highlight w:val="yellow"/>
         </w:rPr>
         <w:t xml:space="preserve"> 为外部扰动项。同时，结合已有平台推进器参数资料，建立单推进器控制输入到推力输出的静态映射与必要动态模型。</w:t>
       </w:r>
@@ -6441,8 +5384,8 @@
       <w:r>
         <w:drawing>
           <wp:inline xmlns:a="http://schemas.openxmlformats.org/drawingml/2006/main" xmlns:pic="http://schemas.openxmlformats.org/drawingml/2006/picture">
-            <wp:extent cx="5472000" cy="2827200"/>
-            <wp:docPr id="1" name="Picture 1"/>
+            <wp:extent cx="5472000" cy="2622000"/>
+            <wp:docPr id="2" name="Picture 2"/>
             <wp:cNvGraphicFramePr>
               <a:graphicFrameLocks noChangeAspect="1"/>
             </wp:cNvGraphicFramePr>
@@ -6454,7 +5397,7 @@
                     <pic:cNvPicPr/>
                   </pic:nvPicPr>
                   <pic:blipFill>
-                    <a:blip r:embed="rId10"/>
+                    <a:blip r:embed="rId11"/>
                     <a:stretch>
                       <a:fillRect/>
                     </a:stretch>
@@ -6462,7 +5405,7 @@
                   <pic:spPr>
                     <a:xfrm>
                       <a:off x="0" y="0"/>
-                      <a:ext cx="5472000" cy="2827200"/>
+                      <a:ext cx="5472000" cy="2622000"/>
                     </a:xfrm>
                     <a:prstGeom prst="rect"/>
                   </pic:spPr>
@@ -6488,7 +5431,7 @@
           <w:sz w:val="21"/>
           <w:highlight w:val="yellow"/>
         </w:rPr>
-        <w:t>图 1  八推进器水下航行器坐标系定义与推力矢量空间布置示意图</w:t>
+        <w:t>图 2  八推进器水下航行器坐标系定义与推力矢量空间布置示意图</w:t>
       </w:r>
     </w:p>
     <w:p>
@@ -6505,16 +5448,18 @@
           <w:i w:val="0"/>
           <w:color w:val="000000"/>
           <w:sz w:val="24"/>
-        </w:rPr>
-        <w:t>2）系统辨识与模型验证方法：</w:t>
-      </w:r>
-      <w:r>
-        <w:rPr>
-          <w:rFonts w:ascii="Times New Roman" w:hAnsi="Times New Roman" w:cs="Times New Roman" w:eastAsia="宋体"/>
-          <w:b w:val="0"/>
-          <w:i w:val="0"/>
-          <w:color w:val="000000"/>
-          <w:sz w:val="24"/>
+          <w:highlight w:val="yellow"/>
+        </w:rPr>
+        <w:t>2） 系统辨识与模型验证方法：</w:t>
+      </w:r>
+      <w:r>
+        <w:rPr>
+          <w:rFonts w:ascii="Times New Roman" w:hAnsi="Times New Roman" w:cs="Times New Roman" w:eastAsia="宋体"/>
+          <w:b w:val="0"/>
+          <w:i w:val="0"/>
+          <w:color w:val="000000"/>
+          <w:sz w:val="24"/>
+          <w:highlight w:val="yellow"/>
         </w:rPr>
         <w:t xml:space="preserve">结合已有八推进器平台的几何结构与质量参数确定先验已知量，梳理出主导各自由度动态响应的关键未知水动力参数集 </w:t>
       </w:r>
@@ -6527,6 +5472,7 @@
             <w:rFonts w:ascii="Cambria Math" w:hAnsi="Cambria Math" w:eastAsia="宋体"/>
             <w:sz w:val="24"/>
             <w:szCs w:val="24"/>
+            <w:highlight w:val="yellow"/>
           </w:rPr>
           <m:t>θ</m:t>
         </m:r>
@@ -6538,92 +5484,9 @@
           <w:i w:val="0"/>
           <w:color w:val="000000"/>
           <w:sz w:val="24"/>
-        </w:rPr>
-        <w:t>。根据动力学方程构造</w:t>
-      </w:r>
-      <w:r>
-        <w:rPr>
-          <w:rFonts w:ascii="Times New Roman" w:hAnsi="Times New Roman" w:cs="Times New Roman" w:eastAsia="宋体"/>
-          <w:b w:val="0"/>
-          <w:i w:val="0"/>
-          <w:color w:val="000000"/>
-          <w:sz w:val="24"/>
-          <w:highlight w:val="yellow"/>
-        </w:rPr>
-        <w:t>激励</w:t>
-      </w:r>
-      <w:r>
-        <w:rPr>
-          <w:rFonts w:ascii="Times New Roman" w:hAnsi="Times New Roman" w:cs="Times New Roman" w:eastAsia="宋体"/>
-          <w:b w:val="0"/>
-          <w:i w:val="0"/>
-          <w:color w:val="000000"/>
-          <w:sz w:val="24"/>
-        </w:rPr>
-        <w:t>输入（推进器推力或广义控制力）与</w:t>
-      </w:r>
-      <w:r>
-        <w:rPr>
-          <w:rFonts w:ascii="Times New Roman" w:hAnsi="Times New Roman" w:cs="Times New Roman" w:eastAsia="宋体"/>
-          <w:b w:val="0"/>
-          <w:i w:val="0"/>
-          <w:color w:val="000000"/>
-          <w:sz w:val="24"/>
-          <w:highlight w:val="yellow"/>
-        </w:rPr>
-        <w:t>状态</w:t>
-      </w:r>
-      <w:r>
-        <w:rPr>
-          <w:rFonts w:ascii="Times New Roman" w:hAnsi="Times New Roman" w:cs="Times New Roman" w:eastAsia="宋体"/>
-          <w:b w:val="0"/>
-          <w:i w:val="0"/>
-          <w:color w:val="000000"/>
-          <w:sz w:val="24"/>
-        </w:rPr>
-        <w:t>输出（</w:t>
-      </w:r>
-      <w:r>
-        <w:rPr>
-          <w:rFonts w:ascii="Times New Roman" w:hAnsi="Times New Roman" w:cs="Times New Roman" w:eastAsia="宋体"/>
-          <w:b w:val="0"/>
-          <w:i w:val="0"/>
-          <w:color w:val="000000"/>
-          <w:sz w:val="24"/>
-          <w:highlight w:val="yellow"/>
-        </w:rPr>
-        <w:t>线速度、角速度</w:t>
-      </w:r>
-      <w:r>
-        <w:rPr>
-          <w:rFonts w:ascii="Times New Roman" w:hAnsi="Times New Roman" w:cs="Times New Roman" w:eastAsia="宋体"/>
-          <w:b w:val="0"/>
-          <w:i w:val="0"/>
-          <w:color w:val="000000"/>
-          <w:sz w:val="24"/>
-        </w:rPr>
-        <w:t>、姿态、深度等动态响应）之间的</w:t>
-      </w:r>
-      <w:r>
-        <w:rPr>
-          <w:rFonts w:ascii="Times New Roman" w:hAnsi="Times New Roman" w:cs="Times New Roman" w:eastAsia="宋体"/>
-          <w:b w:val="0"/>
-          <w:i w:val="0"/>
-          <w:color w:val="000000"/>
-          <w:sz w:val="24"/>
-          <w:highlight w:val="yellow"/>
-        </w:rPr>
-        <w:t>参数化</w:t>
-      </w:r>
-      <w:r>
-        <w:rPr>
-          <w:rFonts w:ascii="Times New Roman" w:hAnsi="Times New Roman" w:cs="Times New Roman" w:eastAsia="宋体"/>
-          <w:b w:val="0"/>
-          <w:i w:val="0"/>
-          <w:color w:val="000000"/>
-          <w:sz w:val="24"/>
-        </w:rPr>
-        <w:t xml:space="preserve">辨识关系，利用平台参数资料及相关测试/仿真响应数据对未知参数 </w:t>
+          <w:highlight w:val="yellow"/>
+        </w:rPr>
+        <w:t xml:space="preserve">。根据动力学方程构造激励输入（推进器推力或广义控制力）与状态输出（线速度、角速度、姿态、深度等动态响应）之间的参数化辨识关系，利用平台参数资料及相关测试/仿真响应数据对未知参数 </w:t>
       </w:r>
       <m:oMath>
         <m:r>
@@ -6634,6 +5497,7 @@
             <w:rFonts w:ascii="Cambria Math" w:hAnsi="Cambria Math" w:eastAsia="宋体"/>
             <w:sz w:val="24"/>
             <w:szCs w:val="24"/>
+            <w:highlight w:val="yellow"/>
           </w:rPr>
           <m:t>θ</m:t>
         </m:r>
@@ -6645,19 +5509,9 @@
           <w:i w:val="0"/>
           <w:color w:val="000000"/>
           <w:sz w:val="24"/>
-        </w:rPr>
-        <w:t xml:space="preserve"> 进行参数估计与修正。随后，通过代表性动态响应对比模型输出与相关数据，定量评估模型偏差并明确模型适用范围</w:t>
-      </w:r>
-      <w:r>
-        <w:rPr>
-          <w:rFonts w:ascii="Times New Roman" w:hAnsi="Times New Roman" w:cs="Times New Roman" w:eastAsia="宋体"/>
-          <w:b w:val="0"/>
-          <w:i w:val="0"/>
-          <w:color w:val="000000"/>
-          <w:sz w:val="24"/>
-          <w:highlight w:val="yellow"/>
-        </w:rPr>
-        <w:t xml:space="preserve">，获得经验证的标称模型 </w:t>
+          <w:highlight w:val="yellow"/>
+        </w:rPr>
+        <w:t xml:space="preserve"> 进行参数估计与修正。随后，通过代表性动态响应对比模型输出与相关数据，定量评估模型偏差并明确模型适用范围，获得经验证的标称模型 </w:t>
       </w:r>
       <m:oMath>
         <m:r>
@@ -6804,6 +5658,7 @@
           <w:i w:val="0"/>
           <w:color w:val="000000"/>
           <w:sz w:val="24"/>
+          <w:highlight w:val="yellow"/>
         </w:rPr>
         <w:t>。</w:t>
       </w:r>
@@ -6822,60 +5677,20 @@
           <w:i w:val="0"/>
           <w:color w:val="000000"/>
           <w:sz w:val="24"/>
-        </w:rPr>
-        <w:t>3）基于模型与状态反馈的闭环运动控制方法：</w:t>
-      </w:r>
-      <w:r>
-        <w:rPr>
-          <w:rFonts w:ascii="Times New Roman" w:hAnsi="Times New Roman" w:cs="Times New Roman" w:eastAsia="宋体"/>
-          <w:b w:val="0"/>
-          <w:i w:val="0"/>
-          <w:color w:val="000000"/>
-          <w:sz w:val="24"/>
-        </w:rPr>
-        <w:t>以经验证的航行器</w:t>
-      </w:r>
-      <w:r>
-        <w:rPr>
-          <w:rFonts w:ascii="Times New Roman" w:hAnsi="Times New Roman" w:cs="Times New Roman" w:eastAsia="宋体"/>
-          <w:b w:val="0"/>
-          <w:i w:val="0"/>
-          <w:color w:val="000000"/>
-          <w:sz w:val="24"/>
-          <w:highlight w:val="yellow"/>
-        </w:rPr>
-        <w:t>标称</w:t>
-      </w:r>
-      <w:r>
-        <w:rPr>
-          <w:rFonts w:ascii="Times New Roman" w:hAnsi="Times New Roman" w:cs="Times New Roman" w:eastAsia="宋体"/>
-          <w:b w:val="0"/>
-          <w:i w:val="0"/>
-          <w:color w:val="000000"/>
-          <w:sz w:val="24"/>
-        </w:rPr>
-        <w:t>模型为基础，设参考</w:t>
-      </w:r>
-      <w:r>
-        <w:rPr>
-          <w:rFonts w:ascii="Times New Roman" w:hAnsi="Times New Roman" w:cs="Times New Roman" w:eastAsia="宋体"/>
-          <w:b w:val="0"/>
-          <w:i w:val="0"/>
-          <w:color w:val="000000"/>
-          <w:sz w:val="24"/>
-          <w:highlight w:val="yellow"/>
-        </w:rPr>
-        <w:t>运动</w:t>
-      </w:r>
-      <w:r>
-        <w:rPr>
-          <w:rFonts w:ascii="Times New Roman" w:hAnsi="Times New Roman" w:cs="Times New Roman" w:eastAsia="宋体"/>
-          <w:b w:val="0"/>
-          <w:i w:val="0"/>
-          <w:color w:val="000000"/>
-          <w:sz w:val="24"/>
-        </w:rPr>
-        <w:t xml:space="preserve">状态为 </w:t>
+          <w:highlight w:val="yellow"/>
+        </w:rPr>
+        <w:t>3） 基于模型与状态反馈的闭环运动控制方法：</w:t>
+      </w:r>
+      <w:r>
+        <w:rPr>
+          <w:rFonts w:ascii="Times New Roman" w:hAnsi="Times New Roman" w:cs="Times New Roman" w:eastAsia="宋体"/>
+          <w:b w:val="0"/>
+          <w:i w:val="0"/>
+          <w:color w:val="000000"/>
+          <w:sz w:val="24"/>
+          <w:highlight w:val="yellow"/>
+        </w:rPr>
+        <w:t xml:space="preserve">以经验证的航行器标称模型为基础，设参考运动状态为 </w:t>
       </w:r>
       <m:oMath>
         <m:sSub>
@@ -6888,6 +5703,7 @@
                 <w:rFonts w:ascii="Cambria Math" w:hAnsi="Cambria Math" w:eastAsia="宋体"/>
                 <w:sz w:val="24"/>
                 <w:szCs w:val="24"/>
+                <w:highlight w:val="yellow"/>
               </w:rPr>
               <m:t>η</m:t>
             </m:r>
@@ -6901,6 +5717,7 @@
                 <w:rFonts w:ascii="Cambria Math" w:hAnsi="Cambria Math" w:eastAsia="宋体"/>
                 <w:sz w:val="24"/>
                 <w:szCs w:val="24"/>
+                <w:highlight w:val="yellow"/>
               </w:rPr>
               <m:t>r</m:t>
             </m:r>
@@ -6957,6 +5774,7 @@
           <w:i w:val="0"/>
           <w:color w:val="000000"/>
           <w:sz w:val="24"/>
+          <w:highlight w:val="yellow"/>
         </w:rPr>
         <w:t xml:space="preserve">，定义姿态、深度与航向等状态跟踪误差 </w:t>
       </w:r>
@@ -6971,6 +5789,7 @@
                 <w:rFonts w:ascii="Cambria Math" w:hAnsi="Cambria Math" w:eastAsia="宋体"/>
                 <w:sz w:val="24"/>
                 <w:szCs w:val="24"/>
+                <w:highlight w:val="yellow"/>
               </w:rPr>
               <m:t>e</m:t>
             </m:r>
@@ -6984,6 +5803,7 @@
                 <w:rFonts w:ascii="Cambria Math" w:hAnsi="Cambria Math" w:eastAsia="宋体"/>
                 <w:sz w:val="24"/>
                 <w:szCs w:val="24"/>
+                <w:highlight w:val="yellow"/>
               </w:rPr>
               <m:t>η</m:t>
             </m:r>
@@ -6997,6 +5817,7 @@
             <w:rFonts w:ascii="Cambria Math" w:hAnsi="Cambria Math" w:eastAsia="宋体"/>
             <w:sz w:val="24"/>
             <w:szCs w:val="24"/>
+            <w:highlight w:val="yellow"/>
           </w:rPr>
           <m:t> = </m:t>
         </m:r>
@@ -7010,6 +5831,7 @@
                 <w:rFonts w:ascii="Cambria Math" w:hAnsi="Cambria Math" w:eastAsia="宋体"/>
                 <w:sz w:val="24"/>
                 <w:szCs w:val="24"/>
+                <w:highlight w:val="yellow"/>
               </w:rPr>
               <m:t>η</m:t>
             </m:r>
@@ -7023,6 +5845,7 @@
                 <w:rFonts w:ascii="Cambria Math" w:hAnsi="Cambria Math" w:eastAsia="宋体"/>
                 <w:sz w:val="24"/>
                 <w:szCs w:val="24"/>
+                <w:highlight w:val="yellow"/>
               </w:rPr>
               <m:t>r</m:t>
             </m:r>
@@ -7036,6 +5859,7 @@
             <w:rFonts w:ascii="Cambria Math" w:hAnsi="Cambria Math" w:eastAsia="宋体"/>
             <w:sz w:val="24"/>
             <w:szCs w:val="24"/>
+            <w:highlight w:val="yellow"/>
           </w:rPr>
           <m:t> − </m:t>
         </m:r>
@@ -7047,6 +5871,7 @@
             <w:rFonts w:ascii="Cambria Math" w:hAnsi="Cambria Math" w:eastAsia="宋体"/>
             <w:sz w:val="24"/>
             <w:szCs w:val="24"/>
+            <w:highlight w:val="yellow"/>
           </w:rPr>
           <m:t>η</m:t>
         </m:r>
@@ -7058,6 +5883,7 @@
           <w:i w:val="0"/>
           <w:color w:val="000000"/>
           <w:sz w:val="24"/>
+          <w:highlight w:val="yellow"/>
         </w:rPr>
         <w:t xml:space="preserve"> 及速度误差 </w:t>
       </w:r>
@@ -7072,6 +5898,7 @@
                 <w:rFonts w:ascii="Cambria Math" w:hAnsi="Cambria Math" w:eastAsia="宋体"/>
                 <w:sz w:val="24"/>
                 <w:szCs w:val="24"/>
+                <w:highlight w:val="yellow"/>
               </w:rPr>
               <m:t>e</m:t>
             </m:r>
@@ -7085,6 +5912,7 @@
                 <w:rFonts w:ascii="Cambria Math" w:hAnsi="Cambria Math" w:eastAsia="宋体"/>
                 <w:sz w:val="24"/>
                 <w:szCs w:val="24"/>
+                <w:highlight w:val="yellow"/>
               </w:rPr>
               <m:t>ν</m:t>
             </m:r>
@@ -7098,6 +5926,7 @@
             <w:rFonts w:ascii="Cambria Math" w:hAnsi="Cambria Math" w:eastAsia="宋体"/>
             <w:sz w:val="24"/>
             <w:szCs w:val="24"/>
+            <w:highlight w:val="yellow"/>
           </w:rPr>
           <m:t> = </m:t>
         </m:r>
@@ -7111,6 +5940,7 @@
                 <w:rFonts w:ascii="Cambria Math" w:hAnsi="Cambria Math" w:eastAsia="宋体"/>
                 <w:sz w:val="24"/>
                 <w:szCs w:val="24"/>
+                <w:highlight w:val="yellow"/>
               </w:rPr>
               <m:t>ν</m:t>
             </m:r>
@@ -7124,6 +5954,7 @@
                 <w:rFonts w:ascii="Cambria Math" w:hAnsi="Cambria Math" w:eastAsia="宋体"/>
                 <w:sz w:val="24"/>
                 <w:szCs w:val="24"/>
+                <w:highlight w:val="yellow"/>
               </w:rPr>
               <m:t>r</m:t>
             </m:r>
@@ -7137,6 +5968,7 @@
             <w:rFonts w:ascii="Cambria Math" w:hAnsi="Cambria Math" w:eastAsia="宋体"/>
             <w:sz w:val="24"/>
             <w:szCs w:val="24"/>
+            <w:highlight w:val="yellow"/>
           </w:rPr>
           <m:t> − </m:t>
         </m:r>
@@ -7148,6 +5980,7 @@
             <w:rFonts w:ascii="Cambria Math" w:hAnsi="Cambria Math" w:eastAsia="宋体"/>
             <w:sz w:val="24"/>
             <w:szCs w:val="24"/>
+            <w:highlight w:val="yellow"/>
           </w:rPr>
           <m:t>ν</m:t>
         </m:r>
@@ -7159,6 +5992,7 @@
           <w:i w:val="0"/>
           <w:color w:val="000000"/>
           <w:sz w:val="24"/>
+          <w:highlight w:val="yellow"/>
         </w:rPr>
         <w:t>。结合标称模型信息（</w:t>
       </w:r>
@@ -7176,6 +6010,7 @@
                 <w:rFonts w:ascii="Cambria Math" w:hAnsi="Cambria Math" w:eastAsia="宋体"/>
                 <w:sz w:val="24"/>
                 <w:szCs w:val="24"/>
+                <w:highlight w:val="yellow"/>
               </w:rPr>
               <m:t>M</m:t>
             </m:r>
@@ -7189,6 +6024,7 @@
             <w:rFonts w:ascii="Cambria Math" w:hAnsi="Cambria Math" w:eastAsia="宋体"/>
             <w:sz w:val="24"/>
             <w:szCs w:val="24"/>
+            <w:highlight w:val="yellow"/>
           </w:rPr>
           <m:t>, </m:t>
         </m:r>
@@ -7205,6 +6041,7 @@
                 <w:rFonts w:ascii="Cambria Math" w:hAnsi="Cambria Math" w:eastAsia="宋体"/>
                 <w:sz w:val="24"/>
                 <w:szCs w:val="24"/>
+                <w:highlight w:val="yellow"/>
               </w:rPr>
               <m:t>C</m:t>
             </m:r>
@@ -7218,6 +6055,7 @@
             <w:rFonts w:ascii="Cambria Math" w:hAnsi="Cambria Math" w:eastAsia="宋体"/>
             <w:sz w:val="24"/>
             <w:szCs w:val="24"/>
+            <w:highlight w:val="yellow"/>
           </w:rPr>
           <m:t>, </m:t>
         </m:r>
@@ -7234,6 +6072,7 @@
                 <w:rFonts w:ascii="Cambria Math" w:hAnsi="Cambria Math" w:eastAsia="宋体"/>
                 <w:sz w:val="24"/>
                 <w:szCs w:val="24"/>
+                <w:highlight w:val="yellow"/>
               </w:rPr>
               <m:t>D</m:t>
             </m:r>
@@ -7247,6 +6086,7 @@
             <w:rFonts w:ascii="Cambria Math" w:hAnsi="Cambria Math" w:eastAsia="宋体"/>
             <w:sz w:val="24"/>
             <w:szCs w:val="24"/>
+            <w:highlight w:val="yellow"/>
           </w:rPr>
           <m:t>, </m:t>
         </m:r>
@@ -7263,6 +6103,7 @@
                 <w:rFonts w:ascii="Cambria Math" w:hAnsi="Cambria Math" w:eastAsia="宋体"/>
                 <w:sz w:val="24"/>
                 <w:szCs w:val="24"/>
+                <w:highlight w:val="yellow"/>
               </w:rPr>
               <m:t>g</m:t>
             </m:r>
@@ -7276,6 +6117,7 @@
           <w:i w:val="0"/>
           <w:color w:val="000000"/>
           <w:sz w:val="24"/>
+          <w:highlight w:val="yellow"/>
         </w:rPr>
         <w:t xml:space="preserve">）与实时状态反馈，设计闭环运动控制律计算期望广义力和力矩 </w:t>
       </w:r>
@@ -7290,6 +6132,7 @@
                 <w:rFonts w:ascii="Cambria Math" w:hAnsi="Cambria Math" w:eastAsia="宋体"/>
                 <w:sz w:val="24"/>
                 <w:szCs w:val="24"/>
+                <w:highlight w:val="yellow"/>
               </w:rPr>
               <m:t>τ</m:t>
             </m:r>
@@ -7303,6 +6146,7 @@
                 <w:rFonts w:ascii="Cambria Math" w:hAnsi="Cambria Math" w:eastAsia="宋体"/>
                 <w:sz w:val="24"/>
                 <w:szCs w:val="24"/>
+                <w:highlight w:val="yellow"/>
               </w:rPr>
               <m:t>c</m:t>
             </m:r>
@@ -7316,6 +6160,7 @@
             <w:rFonts w:ascii="Cambria Math" w:hAnsi="Cambria Math" w:eastAsia="宋体"/>
             <w:sz w:val="24"/>
             <w:szCs w:val="24"/>
+            <w:highlight w:val="yellow"/>
           </w:rPr>
           <m:t> ∈ </m:t>
         </m:r>
@@ -7329,6 +6174,7 @@
                 <w:rFonts w:ascii="Cambria Math" w:hAnsi="Cambria Math" w:eastAsia="宋体"/>
                 <w:sz w:val="24"/>
                 <w:szCs w:val="24"/>
+                <w:highlight w:val="yellow"/>
               </w:rPr>
               <m:t>ℝ</m:t>
             </m:r>
@@ -7342,6 +6188,7 @@
                 <w:rFonts w:ascii="Cambria Math" w:hAnsi="Cambria Math" w:eastAsia="宋体"/>
                 <w:sz w:val="24"/>
                 <w:szCs w:val="24"/>
+                <w:highlight w:val="yellow"/>
               </w:rPr>
               <m:t>6</m:t>
             </m:r>
@@ -7355,6 +6202,7 @@
           <w:i w:val="0"/>
           <w:color w:val="000000"/>
           <w:sz w:val="24"/>
+          <w:highlight w:val="yellow"/>
         </w:rPr>
         <w:t>：</w:t>
       </w:r>
@@ -7818,6 +6666,7 @@
           <w:i w:val="0"/>
           <w:color w:val="000000"/>
           <w:sz w:val="24"/>
+          <w:highlight w:val="yellow"/>
         </w:rPr>
         <w:t xml:space="preserve">该通用结构将基于航行器模型的动态特性补偿项 </w:t>
       </w:r>
@@ -7832,6 +6681,7 @@
                 <w:rFonts w:ascii="Cambria Math" w:hAnsi="Cambria Math" w:eastAsia="宋体"/>
                 <w:sz w:val="24"/>
                 <w:szCs w:val="24"/>
+                <w:highlight w:val="yellow"/>
               </w:rPr>
               <m:t>F</m:t>
             </m:r>
@@ -7845,6 +6695,7 @@
                 <w:rFonts w:ascii="Cambria Math" w:hAnsi="Cambria Math" w:eastAsia="宋体"/>
                 <w:sz w:val="24"/>
                 <w:szCs w:val="24"/>
+                <w:highlight w:val="yellow"/>
               </w:rPr>
               <m:t>model</m:t>
             </m:r>
@@ -7858,6 +6709,7 @@
             <w:rFonts w:ascii="Cambria Math" w:hAnsi="Cambria Math" w:eastAsia="宋体"/>
             <w:sz w:val="24"/>
             <w:szCs w:val="24"/>
+            <w:highlight w:val="yellow"/>
           </w:rPr>
           <m:t>(·)</m:t>
         </m:r>
@@ -7869,6 +6721,7 @@
           <w:i w:val="0"/>
           <w:color w:val="000000"/>
           <w:sz w:val="24"/>
+          <w:highlight w:val="yellow"/>
         </w:rPr>
         <w:t xml:space="preserve"> 与基于状态误差的反馈控制项 </w:t>
       </w:r>
@@ -7883,6 +6736,7 @@
                 <w:rFonts w:ascii="Cambria Math" w:hAnsi="Cambria Math" w:eastAsia="宋体"/>
                 <w:sz w:val="24"/>
                 <w:szCs w:val="24"/>
+                <w:highlight w:val="yellow"/>
               </w:rPr>
               <m:t>F</m:t>
             </m:r>
@@ -7896,6 +6750,7 @@
                 <w:rFonts w:ascii="Cambria Math" w:hAnsi="Cambria Math" w:eastAsia="宋体"/>
                 <w:sz w:val="24"/>
                 <w:szCs w:val="24"/>
+                <w:highlight w:val="yellow"/>
               </w:rPr>
               <m:t>fb</m:t>
             </m:r>
@@ -7909,6 +6764,7 @@
             <w:rFonts w:ascii="Cambria Math" w:hAnsi="Cambria Math" w:eastAsia="宋体"/>
             <w:sz w:val="24"/>
             <w:szCs w:val="24"/>
+            <w:highlight w:val="yellow"/>
           </w:rPr>
           <m:t>(·)</m:t>
         </m:r>
@@ -7920,29 +6776,9 @@
           <w:i w:val="0"/>
           <w:color w:val="000000"/>
           <w:sz w:val="24"/>
-        </w:rPr>
-        <w:t xml:space="preserve"> 相结合，可根据后续模型验证结果与控制需求灵活设计具体的模型</w:t>
-      </w:r>
-      <w:r>
-        <w:rPr>
-          <w:rFonts w:ascii="Times New Roman" w:hAnsi="Times New Roman" w:cs="Times New Roman" w:eastAsia="宋体"/>
-          <w:b w:val="0"/>
-          <w:i w:val="0"/>
-          <w:color w:val="000000"/>
-          <w:sz w:val="24"/>
-          <w:highlight w:val="yellow"/>
-        </w:rPr>
-        <w:t>前馈补偿、反馈线性化或增量动态逆反馈形式，开展多工况对比与鲁棒性分析</w:t>
-      </w:r>
-      <w:r>
-        <w:rPr>
-          <w:rFonts w:ascii="Times New Roman" w:hAnsi="Times New Roman" w:cs="Times New Roman" w:eastAsia="宋体"/>
-          <w:b w:val="0"/>
-          <w:i w:val="0"/>
-          <w:color w:val="000000"/>
-          <w:sz w:val="24"/>
-        </w:rPr>
-        <w:t>。</w:t>
+          <w:highlight w:val="yellow"/>
+        </w:rPr>
+        <w:t xml:space="preserve"> 相结合，可根据后续模型验证结果与控制需求灵活设计具体的模型前馈补偿、反馈线性化或增量动态逆反馈形式，开展多工况对比与鲁棒性分析。</w:t>
       </w:r>
     </w:p>
     <w:p>
@@ -7961,18 +6797,18 @@
           <w:sz w:val="24"/>
           <w:highlight w:val="yellow"/>
         </w:rPr>
-        <w:t>4）八推进器控制分配方法：</w:t>
-      </w:r>
-      <w:r>
-        <w:rPr>
-          <w:rFonts w:ascii="Times New Roman" w:hAnsi="Times New Roman" w:cs="Times New Roman" w:eastAsia="宋体"/>
-          <w:b w:val="0"/>
-          <w:i w:val="0"/>
-          <w:color w:val="000000"/>
-          <w:sz w:val="24"/>
-          <w:highlight w:val="yellow"/>
-        </w:rPr>
-        <w:t>如图 1(b) 所示，已有平台包含水平面 4 台矢量倾斜推进器（</w:t>
+        <w:t>4） 八推进器控制分配方法：</w:t>
+      </w:r>
+      <w:r>
+        <w:rPr>
+          <w:rFonts w:ascii="Times New Roman" w:hAnsi="Times New Roman" w:cs="Times New Roman" w:eastAsia="宋体"/>
+          <w:b w:val="0"/>
+          <w:i w:val="0"/>
+          <w:color w:val="000000"/>
+          <w:sz w:val="24"/>
+          <w:highlight w:val="yellow"/>
+        </w:rPr>
+        <w:t>如图 2(b) 所示，已有平台包含水平面 4 台矢量倾斜推进器（</w:t>
       </w:r>
       <m:oMath>
         <m:sSub>
@@ -8795,7 +7631,6 @@
                   <w:rFonts w:ascii="Cambria Math" w:hAnsi="Cambria Math" w:eastAsia="宋体"/>
                   <w:sz w:val="24"/>
                   <w:szCs w:val="24"/>
-                  <w:highlight w:val="yellow"/>
                 </w:rPr>
                 <m:t>b</m:t>
               </m:r>
@@ -8809,7 +7644,6 @@
                   <w:rFonts w:ascii="Cambria Math" w:hAnsi="Cambria Math" w:eastAsia="宋体"/>
                   <w:sz w:val="24"/>
                   <w:szCs w:val="24"/>
-                  <w:highlight w:val="yellow"/>
                 </w:rPr>
                 <m:t>i</m:t>
               </m:r>
@@ -8823,7 +7657,6 @@
               <w:rFonts w:ascii="Cambria Math" w:hAnsi="Cambria Math" w:eastAsia="宋体"/>
               <w:sz w:val="24"/>
               <w:szCs w:val="24"/>
-              <w:highlight w:val="yellow"/>
             </w:rPr>
             <m:t> = </m:t>
           </m:r>
@@ -8856,7 +7689,6 @@
                             <w:rFonts w:ascii="Cambria Math" w:hAnsi="Cambria Math" w:eastAsia="宋体"/>
                             <w:sz w:val="24"/>
                             <w:szCs w:val="24"/>
-                            <w:highlight w:val="yellow"/>
                           </w:rPr>
                           <m:t>d</m:t>
                         </m:r>
@@ -8870,7 +7702,6 @@
                             <w:rFonts w:ascii="Cambria Math" w:hAnsi="Cambria Math" w:eastAsia="宋体"/>
                             <w:sz w:val="24"/>
                             <w:szCs w:val="24"/>
-                            <w:highlight w:val="yellow"/>
                           </w:rPr>
                           <m:t>i</m:t>
                         </m:r>
@@ -8890,7 +7721,6 @@
                             <w:rFonts w:ascii="Cambria Math" w:hAnsi="Cambria Math" w:eastAsia="宋体"/>
                             <w:sz w:val="24"/>
                             <w:szCs w:val="24"/>
-                            <w:highlight w:val="yellow"/>
                           </w:rPr>
                           <m:t>r</m:t>
                         </m:r>
@@ -8904,7 +7734,6 @@
                             <w:rFonts w:ascii="Cambria Math" w:hAnsi="Cambria Math" w:eastAsia="宋体"/>
                             <w:sz w:val="24"/>
                             <w:szCs w:val="24"/>
-                            <w:highlight w:val="yellow"/>
                           </w:rPr>
                           <m:t>i</m:t>
                         </m:r>
@@ -8918,7 +7747,6 @@
                         <w:rFonts w:ascii="Cambria Math" w:hAnsi="Cambria Math" w:eastAsia="宋体"/>
                         <w:sz w:val="24"/>
                         <w:szCs w:val="24"/>
-                        <w:highlight w:val="yellow"/>
                       </w:rPr>
                       <m:t> × </m:t>
                     </m:r>
@@ -8932,7 +7760,6 @@
                             <w:rFonts w:ascii="Cambria Math" w:hAnsi="Cambria Math" w:eastAsia="宋体"/>
                             <w:sz w:val="24"/>
                             <w:szCs w:val="24"/>
-                            <w:highlight w:val="yellow"/>
                           </w:rPr>
                           <m:t>d</m:t>
                         </m:r>
@@ -8946,7 +7773,6 @@
                             <w:rFonts w:ascii="Cambria Math" w:hAnsi="Cambria Math" w:eastAsia="宋体"/>
                             <w:sz w:val="24"/>
                             <w:szCs w:val="24"/>
-                            <w:highlight w:val="yellow"/>
                           </w:rPr>
                           <m:t>i</m:t>
                         </m:r>
@@ -8965,7 +7791,6 @@
               <w:rFonts w:ascii="Cambria Math" w:hAnsi="Cambria Math" w:eastAsia="宋体"/>
               <w:sz w:val="24"/>
               <w:szCs w:val="24"/>
-              <w:highlight w:val="yellow"/>
             </w:rPr>
             <m:t> ∈ </m:t>
           </m:r>
@@ -8979,7 +7804,6 @@
                   <w:rFonts w:ascii="Cambria Math" w:hAnsi="Cambria Math" w:eastAsia="宋体"/>
                   <w:sz w:val="24"/>
                   <w:szCs w:val="24"/>
-                  <w:highlight w:val="yellow"/>
                 </w:rPr>
                 <m:t>ℝ</m:t>
               </m:r>
@@ -8993,7 +7817,6 @@
                   <w:rFonts w:ascii="Cambria Math" w:hAnsi="Cambria Math" w:eastAsia="宋体"/>
                   <w:sz w:val="24"/>
                   <w:szCs w:val="24"/>
-                  <w:highlight w:val="yellow"/>
                 </w:rPr>
                 <m:t>6</m:t>
               </m:r>
@@ -9007,7 +7830,6 @@
               <w:rFonts w:ascii="Cambria Math" w:hAnsi="Cambria Math" w:eastAsia="宋体"/>
               <w:sz w:val="24"/>
               <w:szCs w:val="24"/>
-              <w:highlight w:val="yellow"/>
             </w:rPr>
             <m:t> ,    </m:t>
           </m:r>
@@ -9021,7 +7843,6 @@
                   <w:rFonts w:ascii="Cambria Math" w:hAnsi="Cambria Math" w:eastAsia="宋体"/>
                   <w:sz w:val="24"/>
                   <w:szCs w:val="24"/>
-                  <w:highlight w:val="yellow"/>
                 </w:rPr>
                 <m:t>T</m:t>
               </m:r>
@@ -9035,7 +7856,6 @@
                   <w:rFonts w:ascii="Cambria Math" w:hAnsi="Cambria Math" w:eastAsia="宋体"/>
                   <w:sz w:val="24"/>
                   <w:szCs w:val="24"/>
-                  <w:highlight w:val="yellow"/>
                 </w:rPr>
                 <m:t>min</m:t>
               </m:r>
@@ -9049,7 +7869,6 @@
               <w:rFonts w:ascii="Cambria Math" w:hAnsi="Cambria Math" w:eastAsia="宋体"/>
               <w:sz w:val="24"/>
               <w:szCs w:val="24"/>
-              <w:highlight w:val="yellow"/>
             </w:rPr>
             <m:t> ≤ </m:t>
           </m:r>
@@ -9061,7 +7880,6 @@
               <w:rFonts w:ascii="Cambria Math" w:hAnsi="Cambria Math" w:eastAsia="宋体"/>
               <w:sz w:val="24"/>
               <w:szCs w:val="24"/>
-              <w:highlight w:val="yellow"/>
             </w:rPr>
             <m:t>T</m:t>
           </m:r>
@@ -9073,7 +7891,6 @@
               <w:rFonts w:ascii="Cambria Math" w:hAnsi="Cambria Math" w:eastAsia="宋体"/>
               <w:sz w:val="24"/>
               <w:szCs w:val="24"/>
-              <w:highlight w:val="yellow"/>
             </w:rPr>
             <m:t> ≤ </m:t>
           </m:r>
@@ -9087,7 +7904,6 @@
                   <w:rFonts w:ascii="Cambria Math" w:hAnsi="Cambria Math" w:eastAsia="宋体"/>
                   <w:sz w:val="24"/>
                   <w:szCs w:val="24"/>
-                  <w:highlight w:val="yellow"/>
                 </w:rPr>
                 <m:t>T</m:t>
               </m:r>
@@ -9101,7 +7917,6 @@
                   <w:rFonts w:ascii="Cambria Math" w:hAnsi="Cambria Math" w:eastAsia="宋体"/>
                   <w:sz w:val="24"/>
                   <w:szCs w:val="24"/>
-                  <w:highlight w:val="yellow"/>
                 </w:rPr>
                 <m:t>max</m:t>
               </m:r>
@@ -9115,7 +7930,6 @@
               <w:rFonts w:ascii="Cambria Math" w:hAnsi="Cambria Math" w:eastAsia="宋体"/>
               <w:sz w:val="24"/>
               <w:szCs w:val="24"/>
-              <w:highlight w:val="yellow"/>
             </w:rPr>
             <m:t> ,    </m:t>
           </m:r>
@@ -9129,7 +7943,6 @@
                   <w:rFonts w:ascii="Cambria Math" w:hAnsi="Cambria Math" w:eastAsia="宋体"/>
                   <w:sz w:val="24"/>
                   <w:szCs w:val="24"/>
-                  <w:highlight w:val="yellow"/>
                 </w:rPr>
                 <m:t>e</m:t>
               </m:r>
@@ -9143,7 +7956,6 @@
                   <w:rFonts w:ascii="Cambria Math" w:hAnsi="Cambria Math" w:eastAsia="宋体"/>
                   <w:sz w:val="24"/>
                   <w:szCs w:val="24"/>
-                  <w:highlight w:val="yellow"/>
                 </w:rPr>
                 <m:t>τ</m:t>
               </m:r>
@@ -9157,7 +7969,6 @@
               <w:rFonts w:ascii="Cambria Math" w:hAnsi="Cambria Math" w:eastAsia="宋体"/>
               <w:sz w:val="24"/>
               <w:szCs w:val="24"/>
-              <w:highlight w:val="yellow"/>
             </w:rPr>
             <m:t> = </m:t>
           </m:r>
@@ -9171,7 +7982,6 @@
                   <w:rFonts w:ascii="Cambria Math" w:hAnsi="Cambria Math" w:eastAsia="宋体"/>
                   <w:sz w:val="24"/>
                   <w:szCs w:val="24"/>
-                  <w:highlight w:val="yellow"/>
                 </w:rPr>
                 <m:t>τ</m:t>
               </m:r>
@@ -9185,7 +7995,6 @@
                   <w:rFonts w:ascii="Cambria Math" w:hAnsi="Cambria Math" w:eastAsia="宋体"/>
                   <w:sz w:val="24"/>
                   <w:szCs w:val="24"/>
-                  <w:highlight w:val="yellow"/>
                 </w:rPr>
                 <m:t>c</m:t>
               </m:r>
@@ -9199,7 +8008,6 @@
               <w:rFonts w:ascii="Cambria Math" w:hAnsi="Cambria Math" w:eastAsia="宋体"/>
               <w:sz w:val="24"/>
               <w:szCs w:val="24"/>
-              <w:highlight w:val="yellow"/>
             </w:rPr>
             <m:t> − </m:t>
           </m:r>
@@ -9211,7 +8019,6 @@
               <w:rFonts w:ascii="Cambria Math" w:hAnsi="Cambria Math" w:eastAsia="宋体"/>
               <w:sz w:val="24"/>
               <w:szCs w:val="24"/>
-              <w:highlight w:val="yellow"/>
             </w:rPr>
             <m:t>B</m:t>
           </m:r>
@@ -9223,7 +8030,6 @@
               <w:rFonts w:ascii="Cambria Math" w:hAnsi="Cambria Math" w:eastAsia="宋体"/>
               <w:sz w:val="24"/>
               <w:szCs w:val="24"/>
-              <w:highlight w:val="yellow"/>
             </w:rPr>
             <m:t>T</m:t>
           </m:r>
@@ -9235,7 +8041,6 @@
               <w:rFonts w:ascii="Cambria Math" w:hAnsi="Cambria Math" w:eastAsia="宋体"/>
               <w:sz w:val="24"/>
               <w:szCs w:val="24"/>
-              <w:highlight w:val="yellow"/>
             </w:rPr>
             <m:t>      (3)</m:t>
           </m:r>
@@ -9427,16 +8232,18 @@
           <w:i w:val="0"/>
           <w:color w:val="000000"/>
           <w:sz w:val="24"/>
-        </w:rPr>
-        <w:t>5）PX4/SITL闭环仿真验证方法：</w:t>
-      </w:r>
-      <w:r>
-        <w:rPr>
-          <w:rFonts w:ascii="Times New Roman" w:hAnsi="Times New Roman" w:cs="Times New Roman" w:eastAsia="宋体"/>
-          <w:b w:val="0"/>
-          <w:i w:val="0"/>
-          <w:color w:val="000000"/>
-          <w:sz w:val="24"/>
+          <w:highlight w:val="yellow"/>
+        </w:rPr>
+        <w:t>5） PX4/SITL闭环仿真验证方法：</w:t>
+      </w:r>
+      <w:r>
+        <w:rPr>
+          <w:rFonts w:ascii="Times New Roman" w:hAnsi="Times New Roman" w:cs="Times New Roman" w:eastAsia="宋体"/>
+          <w:b w:val="0"/>
+          <w:i w:val="0"/>
+          <w:color w:val="000000"/>
+          <w:sz w:val="24"/>
+          <w:highlight w:val="yellow"/>
         </w:rPr>
         <w:t xml:space="preserve">利用PX4模块化软件架构与uORB发布/订阅消息机制，在SITL环境中将辨识验证后的水下航行器动力学模型、运动控制模块与八推进器控制分配模块集成为闭环系统，设置姿态、深度、航向等典型运动工况及适量外部扰动条件开展闭环仿真，综合跟踪误差 </w:t>
       </w:r>
@@ -9479,19 +8286,9 @@
           <w:i w:val="0"/>
           <w:color w:val="000000"/>
           <w:sz w:val="24"/>
-        </w:rPr>
-        <w:t>、动态响应指标及控制分配</w:t>
-      </w:r>
-      <w:r>
-        <w:rPr>
-          <w:rFonts w:ascii="Times New Roman" w:hAnsi="Times New Roman" w:cs="Times New Roman" w:eastAsia="宋体"/>
-          <w:b w:val="0"/>
-          <w:i w:val="0"/>
-          <w:color w:val="000000"/>
-          <w:sz w:val="24"/>
-          <w:highlight w:val="yellow"/>
-        </w:rPr>
-        <w:t xml:space="preserve">残差 </w:t>
+          <w:highlight w:val="yellow"/>
+        </w:rPr>
+        <w:t xml:space="preserve">、动态响应指标及控制分配残差 </w:t>
       </w:r>
       <m:oMath>
         <m:sSub>
@@ -9532,6 +8329,7 @@
           <w:i w:val="0"/>
           <w:color w:val="000000"/>
           <w:sz w:val="24"/>
+          <w:highlight w:val="yellow"/>
         </w:rPr>
         <w:t xml:space="preserve"> 验证系统性能。</w:t>
       </w:r>
@@ -9550,8 +8348,9 @@
           <w:i w:val="0"/>
           <w:color w:val="000000"/>
           <w:sz w:val="24"/>
-        </w:rPr>
-        <w:t>（2）技术路线图</w:t>
+          <w:highlight w:val="yellow"/>
+        </w:rPr>
+        <w:t>（2） 技术路线图与系统仿真结构</w:t>
       </w:r>
     </w:p>
     <w:p>
@@ -9568,50 +8367,9 @@
           <w:i w:val="0"/>
           <w:color w:val="000000"/>
           <w:sz w:val="24"/>
-        </w:rPr>
-        <w:t xml:space="preserve">本课题的总体研究技术路线如图 </w:t>
-      </w:r>
-      <w:r>
-        <w:rPr>
-          <w:rFonts w:ascii="Times New Roman" w:hAnsi="Times New Roman" w:cs="Times New Roman" w:eastAsia="宋体"/>
-          <w:b w:val="0"/>
-          <w:i w:val="0"/>
-          <w:color w:val="000000"/>
-          <w:sz w:val="24"/>
-          <w:highlight w:val="yellow"/>
-        </w:rPr>
-        <w:t>2</w:t>
-      </w:r>
-      <w:r>
-        <w:rPr>
-          <w:rFonts w:ascii="Times New Roman" w:hAnsi="Times New Roman" w:cs="Times New Roman" w:eastAsia="宋体"/>
-          <w:b w:val="0"/>
-          <w:i w:val="0"/>
-          <w:color w:val="000000"/>
-          <w:sz w:val="24"/>
-        </w:rPr>
-        <w:t xml:space="preserve"> 所示，基于PX4/SITL的水下航行器闭环仿真系统结构框图如图 </w:t>
-      </w:r>
-      <w:r>
-        <w:rPr>
-          <w:rFonts w:ascii="Times New Roman" w:hAnsi="Times New Roman" w:cs="Times New Roman" w:eastAsia="宋体"/>
-          <w:b w:val="0"/>
-          <w:i w:val="0"/>
-          <w:color w:val="000000"/>
-          <w:sz w:val="24"/>
-          <w:highlight w:val="yellow"/>
-        </w:rPr>
-        <w:t>3</w:t>
-      </w:r>
-      <w:r>
-        <w:rPr>
-          <w:rFonts w:ascii="Times New Roman" w:hAnsi="Times New Roman" w:cs="Times New Roman" w:eastAsia="宋体"/>
-          <w:b w:val="0"/>
-          <w:i w:val="0"/>
-          <w:color w:val="000000"/>
-          <w:sz w:val="24"/>
-        </w:rPr>
-        <w:t xml:space="preserve"> 所示。</w:t>
+          <w:highlight w:val="yellow"/>
+        </w:rPr>
+        <w:t>本课题的总体研究技术路线如图 3 所示，基于PX4/SITL的水下航行器闭环仿真系统结构框图如图 4 所示。</w:t>
       </w:r>
     </w:p>
     <w:p>
@@ -9623,8 +8381,8 @@
       <w:r>
         <w:drawing>
           <wp:inline xmlns:a="http://schemas.openxmlformats.org/drawingml/2006/main" xmlns:pic="http://schemas.openxmlformats.org/drawingml/2006/picture">
-            <wp:extent cx="5472000" cy="3830400"/>
-            <wp:docPr id="2" name="Picture 2"/>
+            <wp:extent cx="5472000" cy="3078000"/>
+            <wp:docPr id="3" name="Picture 3"/>
             <wp:cNvGraphicFramePr>
               <a:graphicFrameLocks noChangeAspect="1"/>
             </wp:cNvGraphicFramePr>
@@ -9636,7 +8394,7 @@
                     <pic:cNvPicPr/>
                   </pic:nvPicPr>
                   <pic:blipFill>
-                    <a:blip r:embed="rId11"/>
+                    <a:blip r:embed="rId12"/>
                     <a:stretch>
                       <a:fillRect/>
                     </a:stretch>
@@ -9644,7 +8402,7 @@
                   <pic:spPr>
                     <a:xfrm>
                       <a:off x="0" y="0"/>
-                      <a:ext cx="5472000" cy="3830400"/>
+                      <a:ext cx="5472000" cy="3078000"/>
                     </a:xfrm>
                     <a:prstGeom prst="rect"/>
                   </pic:spPr>
@@ -9670,7 +8428,7 @@
           <w:sz w:val="21"/>
           <w:highlight w:val="yellow"/>
         </w:rPr>
-        <w:t>图 2  课题总体研究技术路线图</w:t>
+        <w:t>图 3  课题总体研究技术路线图</w:t>
       </w:r>
     </w:p>
     <w:p>
@@ -9682,8 +8440,8 @@
       <w:r>
         <w:drawing>
           <wp:inline xmlns:a="http://schemas.openxmlformats.org/drawingml/2006/main" xmlns:pic="http://schemas.openxmlformats.org/drawingml/2006/picture">
-            <wp:extent cx="5472000" cy="3009600"/>
-            <wp:docPr id="3" name="Picture 3"/>
+            <wp:extent cx="5472000" cy="2736000"/>
+            <wp:docPr id="4" name="Picture 4"/>
             <wp:cNvGraphicFramePr>
               <a:graphicFrameLocks noChangeAspect="1"/>
             </wp:cNvGraphicFramePr>
@@ -9695,7 +8453,7 @@
                     <pic:cNvPicPr/>
                   </pic:nvPicPr>
                   <pic:blipFill>
-                    <a:blip r:embed="rId12"/>
+                    <a:blip r:embed="rId13"/>
                     <a:stretch>
                       <a:fillRect/>
                     </a:stretch>
@@ -9703,7 +8461,7 @@
                   <pic:spPr>
                     <a:xfrm>
                       <a:off x="0" y="0"/>
-                      <a:ext cx="5472000" cy="3009600"/>
+                      <a:ext cx="5472000" cy="2736000"/>
                     </a:xfrm>
                     <a:prstGeom prst="rect"/>
                   </pic:spPr>
@@ -9729,7 +8487,7 @@
           <w:sz w:val="21"/>
           <w:highlight w:val="yellow"/>
         </w:rPr>
-        <w:t>图 3  基于PX4/SITL的水下航行器闭环仿真系统结构框图</w:t>
+        <w:t>图 4  基于PX4/SITL的水下航行器闭环仿真系统结构框图</w:t>
       </w:r>
     </w:p>
     <w:p>
@@ -9746,8 +8504,9 @@
           <w:i w:val="0"/>
           <w:color w:val="000000"/>
           <w:sz w:val="24"/>
-        </w:rPr>
-        <w:t>（3）可行性分析</w:t>
+          <w:highlight w:val="yellow"/>
+        </w:rPr>
+        <w:t>（3） 可行性分析</w:t>
       </w:r>
     </w:p>
     <w:p>
@@ -9764,6 +8523,7 @@
           <w:i w:val="0"/>
           <w:color w:val="000000"/>
           <w:sz w:val="24"/>
+          <w:highlight w:val="yellow"/>
         </w:rPr>
         <w:t>本课题研究方案的可行性主要体现在以下三个方面：</w:t>
       </w:r>
@@ -9782,16 +8542,18 @@
           <w:i w:val="0"/>
           <w:color w:val="000000"/>
           <w:sz w:val="24"/>
-        </w:rPr>
-        <w:t>1）理论与方法可行性：</w:t>
-      </w:r>
-      <w:r>
-        <w:rPr>
-          <w:rFonts w:ascii="Times New Roman" w:hAnsi="Times New Roman" w:cs="Times New Roman" w:eastAsia="宋体"/>
-          <w:b w:val="0"/>
-          <w:i w:val="0"/>
-          <w:color w:val="000000"/>
-          <w:sz w:val="24"/>
+          <w:highlight w:val="yellow"/>
+        </w:rPr>
+        <w:t>1） 理论与方法可行性：</w:t>
+      </w:r>
+      <w:r>
+        <w:rPr>
+          <w:rFonts w:ascii="Times New Roman" w:hAnsi="Times New Roman" w:cs="Times New Roman" w:eastAsia="宋体"/>
+          <w:b w:val="0"/>
+          <w:i w:val="0"/>
+          <w:color w:val="000000"/>
+          <w:sz w:val="24"/>
+          <w:highlight w:val="yellow"/>
         </w:rPr>
         <w:t>水下航行器六自由度动力学建模（Fossen模型框架）、系统参数辨识、基于模型与状态反馈的运动控制以及多推进器控制分配矩阵求解均具有成熟完备的理论体系。各研究模块之间物理接口清晰（以运动状态、期望广义力/力矩、各推进器推力指令依次传递），理论方案合理可行。</w:t>
       </w:r>
@@ -9810,39 +8572,20 @@
           <w:i w:val="0"/>
           <w:color w:val="000000"/>
           <w:sz w:val="24"/>
-        </w:rPr>
-        <w:t>2）平台与数据基础可行性：</w:t>
-      </w:r>
-      <w:r>
-        <w:rPr>
-          <w:rFonts w:ascii="Times New Roman" w:hAnsi="Times New Roman" w:cs="Times New Roman" w:eastAsia="宋体"/>
-          <w:b w:val="0"/>
-          <w:i w:val="0"/>
-          <w:color w:val="000000"/>
-          <w:sz w:val="24"/>
-        </w:rPr>
-        <w:t>本课题</w:t>
-      </w:r>
-      <w:r>
-        <w:rPr>
-          <w:rFonts w:ascii="Times New Roman" w:hAnsi="Times New Roman" w:cs="Times New Roman" w:eastAsia="宋体"/>
-          <w:b w:val="0"/>
-          <w:i w:val="0"/>
-          <w:color w:val="000000"/>
-          <w:sz w:val="24"/>
-          <w:highlight w:val="yellow"/>
-        </w:rPr>
-        <w:t>直接</w:t>
-      </w:r>
-      <w:r>
-        <w:rPr>
-          <w:rFonts w:ascii="Times New Roman" w:hAnsi="Times New Roman" w:cs="Times New Roman" w:eastAsia="宋体"/>
-          <w:b w:val="0"/>
-          <w:i w:val="0"/>
-          <w:color w:val="000000"/>
-          <w:sz w:val="24"/>
-        </w:rPr>
-        <w:t>依托实验室已有八推进器水下航行器平台开展研究，平台几何构型、质量惯性属性、推进器安装布置及相关参数数据具备良好基础，能够为动力学建模、系统辨识、模型验证及八推进器控制分配矩阵建立提供可靠的数据支撑。</w:t>
+          <w:highlight w:val="yellow"/>
+        </w:rPr>
+        <w:t>2） 平台与数据基础可行性：</w:t>
+      </w:r>
+      <w:r>
+        <w:rPr>
+          <w:rFonts w:ascii="Times New Roman" w:hAnsi="Times New Roman" w:cs="Times New Roman" w:eastAsia="宋体"/>
+          <w:b w:val="0"/>
+          <w:i w:val="0"/>
+          <w:color w:val="000000"/>
+          <w:sz w:val="24"/>
+          <w:highlight w:val="yellow"/>
+        </w:rPr>
+        <w:t>本课题直接依托实验室已有八推进器水下航行器平台开展研究，平台几何构型、质量惯性属性、推进器安装布置及相关参数数据具备良好基础，能够为动力学建模、系统辨识、模型验证及八推进器控制分配矩阵建立提供可靠的数据支撑。</w:t>
       </w:r>
     </w:p>
     <w:p>
@@ -9859,16 +8602,18 @@
           <w:i w:val="0"/>
           <w:color w:val="000000"/>
           <w:sz w:val="24"/>
-        </w:rPr>
-        <w:t>3）软件与仿真环境可行性：</w:t>
-      </w:r>
-      <w:r>
-        <w:rPr>
-          <w:rFonts w:ascii="Times New Roman" w:hAnsi="Times New Roman" w:cs="Times New Roman" w:eastAsia="宋体"/>
-          <w:b w:val="0"/>
-          <w:i w:val="0"/>
-          <w:color w:val="000000"/>
-          <w:sz w:val="24"/>
+          <w:highlight w:val="yellow"/>
+        </w:rPr>
+        <w:t>3） 软件与仿真环境可行性：</w:t>
+      </w:r>
+      <w:r>
+        <w:rPr>
+          <w:rFonts w:ascii="Times New Roman" w:hAnsi="Times New Roman" w:cs="Times New Roman" w:eastAsia="宋体"/>
+          <w:b w:val="0"/>
+          <w:i w:val="0"/>
+          <w:color w:val="000000"/>
+          <w:sz w:val="24"/>
+          <w:highlight w:val="yellow"/>
         </w:rPr>
         <w:t>PX4开源软件框架提供了完善的SITL软件在环仿真环境、标准化的uORB模块间通信机制以及ULog数据记录工具。前期已完成PX4架构与控制链路调研及基础仿真环境测试，具备在规定时间内完成模块集成与多工况仿真验证的软硬件条件。</w:t>
       </w:r>
@@ -9905,29 +8650,9 @@
           <w:i w:val="0"/>
           <w:color w:val="000000"/>
           <w:sz w:val="24"/>
-        </w:rPr>
-        <w:t>根据学校毕业论文总体进程与任务书要求，本课题各阶段工作进度安排如</w:t>
-      </w:r>
-      <w:r>
-        <w:rPr>
-          <w:rFonts w:ascii="Times New Roman" w:hAnsi="Times New Roman" w:cs="Times New Roman" w:eastAsia="宋体"/>
-          <w:b w:val="0"/>
-          <w:i w:val="0"/>
-          <w:color w:val="000000"/>
-          <w:sz w:val="24"/>
-          <w:highlight w:val="yellow"/>
-        </w:rPr>
-        <w:t>表 2</w:t>
-      </w:r>
-      <w:r>
-        <w:rPr>
-          <w:rFonts w:ascii="Times New Roman" w:hAnsi="Times New Roman" w:cs="Times New Roman" w:eastAsia="宋体"/>
-          <w:b w:val="0"/>
-          <w:i w:val="0"/>
-          <w:color w:val="000000"/>
-          <w:sz w:val="24"/>
-        </w:rPr>
-        <w:t xml:space="preserve"> 所示：</w:t>
+          <w:highlight w:val="yellow"/>
+        </w:rPr>
+        <w:t>根据学校毕业论文总体进程与任务书要求，本课题各阶段工作进度安排如表 2 所示：</w:t>
       </w:r>
     </w:p>
     <w:p>
@@ -9970,6 +8695,7 @@
       <w:tr>
         <w:trPr>
           <w:tblHeader/>
+          <w:cantSplit/>
         </w:trPr>
         <w:tc>
           <w:tcPr>
@@ -9990,6 +8716,7 @@
                 <w:i w:val="0"/>
                 <w:color w:val="000000"/>
                 <w:sz w:val="21"/>
+                <w:highlight w:val="yellow"/>
               </w:rPr>
               <w:t>序 号</w:t>
             </w:r>
@@ -10014,6 +8741,7 @@
                 <w:i w:val="0"/>
                 <w:color w:val="000000"/>
                 <w:sz w:val="21"/>
+                <w:highlight w:val="yellow"/>
               </w:rPr>
               <w:t>论文各阶段名称</w:t>
             </w:r>
@@ -10038,6 +8766,7 @@
                 <w:i w:val="0"/>
                 <w:color w:val="000000"/>
                 <w:sz w:val="21"/>
+                <w:highlight w:val="yellow"/>
               </w:rPr>
               <w:t>时间安排（教学周）</w:t>
             </w:r>
@@ -10045,6 +8774,9 @@
         </w:tc>
       </w:tr>
       <w:tr>
+        <w:trPr>
+          <w:cantSplit/>
+        </w:trPr>
         <w:tc>
           <w:tcPr>
             <w:tcW w:type="dxa" w:w="1020"/>
@@ -10064,6 +8796,7 @@
                 <w:i w:val="0"/>
                 <w:color w:val="000000"/>
                 <w:sz w:val="21"/>
+                <w:highlight w:val="yellow"/>
               </w:rPr>
               <w:t>1</w:t>
             </w:r>
@@ -10088,6 +8821,7 @@
                 <w:i w:val="0"/>
                 <w:color w:val="000000"/>
                 <w:sz w:val="21"/>
+                <w:highlight w:val="yellow"/>
               </w:rPr>
               <w:t>课题申报、审核</w:t>
             </w:r>
@@ -10112,6 +8846,7 @@
                 <w:i w:val="0"/>
                 <w:color w:val="000000"/>
                 <w:sz w:val="21"/>
+                <w:highlight w:val="yellow"/>
               </w:rPr>
               <w:t>2026.7.13~2026.7.24</w:t>
               <w:br/>
@@ -10121,6 +8856,9 @@
         </w:tc>
       </w:tr>
       <w:tr>
+        <w:trPr>
+          <w:cantSplit/>
+        </w:trPr>
         <w:tc>
           <w:tcPr>
             <w:tcW w:type="dxa" w:w="1020"/>
@@ -10140,6 +8878,7 @@
                 <w:i w:val="0"/>
                 <w:color w:val="000000"/>
                 <w:sz w:val="21"/>
+                <w:highlight w:val="yellow"/>
               </w:rPr>
               <w:t>2</w:t>
             </w:r>
@@ -10164,6 +8903,7 @@
                 <w:i w:val="0"/>
                 <w:color w:val="000000"/>
                 <w:sz w:val="21"/>
+                <w:highlight w:val="yellow"/>
               </w:rPr>
               <w:t>学生选课、选题</w:t>
             </w:r>
@@ -10188,6 +8928,7 @@
                 <w:i w:val="0"/>
                 <w:color w:val="000000"/>
                 <w:sz w:val="21"/>
+                <w:highlight w:val="yellow"/>
               </w:rPr>
               <w:t>2026.8.4~2026.8.7</w:t>
               <w:br/>
@@ -10197,6 +8938,9 @@
         </w:tc>
       </w:tr>
       <w:tr>
+        <w:trPr>
+          <w:cantSplit/>
+        </w:trPr>
         <w:tc>
           <w:tcPr>
             <w:tcW w:type="dxa" w:w="1020"/>
@@ -10216,6 +8960,7 @@
                 <w:i w:val="0"/>
                 <w:color w:val="000000"/>
                 <w:sz w:val="21"/>
+                <w:highlight w:val="yellow"/>
               </w:rPr>
               <w:t>3</w:t>
             </w:r>
@@ -10240,6 +8985,7 @@
                 <w:i w:val="0"/>
                 <w:color w:val="000000"/>
                 <w:sz w:val="21"/>
+                <w:highlight w:val="yellow"/>
               </w:rPr>
               <w:t>下达任务书及任务书审核</w:t>
             </w:r>
@@ -10264,6 +9010,7 @@
                 <w:i w:val="0"/>
                 <w:color w:val="000000"/>
                 <w:sz w:val="21"/>
+                <w:highlight w:val="yellow"/>
               </w:rPr>
               <w:t>2026.8.17~2026.8.21</w:t>
               <w:br/>
@@ -10273,6 +9020,9 @@
         </w:tc>
       </w:tr>
       <w:tr>
+        <w:trPr>
+          <w:cantSplit/>
+        </w:trPr>
         <w:tc>
           <w:tcPr>
             <w:tcW w:type="dxa" w:w="1020"/>
@@ -10292,6 +9042,7 @@
                 <w:i w:val="0"/>
                 <w:color w:val="000000"/>
                 <w:sz w:val="21"/>
+                <w:highlight w:val="yellow"/>
               </w:rPr>
               <w:t>4</w:t>
             </w:r>
@@ -10316,6 +9067,7 @@
                 <w:i w:val="0"/>
                 <w:color w:val="000000"/>
                 <w:sz w:val="21"/>
+                <w:highlight w:val="yellow"/>
               </w:rPr>
               <w:t>编写开题报告、开题答辩、提交开题报告、审核</w:t>
             </w:r>
@@ -10340,6 +9092,7 @@
                 <w:i w:val="0"/>
                 <w:color w:val="000000"/>
                 <w:sz w:val="21"/>
+                <w:highlight w:val="yellow"/>
               </w:rPr>
               <w:t>2026.9.16~2026.10.9</w:t>
               <w:br/>
@@ -10349,6 +9102,9 @@
         </w:tc>
       </w:tr>
       <w:tr>
+        <w:trPr>
+          <w:cantSplit/>
+        </w:trPr>
         <w:tc>
           <w:tcPr>
             <w:tcW w:type="dxa" w:w="1020"/>
@@ -10368,6 +9124,7 @@
                 <w:i w:val="0"/>
                 <w:color w:val="000000"/>
                 <w:sz w:val="21"/>
+                <w:highlight w:val="yellow"/>
               </w:rPr>
               <w:t>5</w:t>
             </w:r>
@@ -10392,6 +9149,7 @@
                 <w:i w:val="0"/>
                 <w:color w:val="000000"/>
                 <w:sz w:val="21"/>
+                <w:highlight w:val="yellow"/>
               </w:rPr>
               <w:t>水下航行器动力学与推进器建模、PX4/SITL基础环境搭建</w:t>
             </w:r>
@@ -10416,6 +9174,7 @@
                 <w:i w:val="0"/>
                 <w:color w:val="000000"/>
                 <w:sz w:val="21"/>
+                <w:highlight w:val="yellow"/>
               </w:rPr>
               <w:t>2026.10.12~2026.11.20</w:t>
               <w:br/>
@@ -10425,6 +9184,9 @@
         </w:tc>
       </w:tr>
       <w:tr>
+        <w:trPr>
+          <w:cantSplit/>
+        </w:trPr>
         <w:tc>
           <w:tcPr>
             <w:tcW w:type="dxa" w:w="1020"/>
@@ -10444,6 +9206,7 @@
                 <w:i w:val="0"/>
                 <w:color w:val="000000"/>
                 <w:sz w:val="21"/>
+                <w:highlight w:val="yellow"/>
               </w:rPr>
               <w:t>6</w:t>
             </w:r>
@@ -10468,6 +9231,7 @@
                 <w:i w:val="0"/>
                 <w:color w:val="000000"/>
                 <w:sz w:val="21"/>
+                <w:highlight w:val="yellow"/>
               </w:rPr>
               <w:t>系统辨识与模型验证、运动控制方法研究</w:t>
             </w:r>
@@ -10492,6 +9256,7 @@
                 <w:i w:val="0"/>
                 <w:color w:val="000000"/>
                 <w:sz w:val="21"/>
+                <w:highlight w:val="yellow"/>
               </w:rPr>
               <w:t>2026.11.23~2026.12.25</w:t>
               <w:br/>
@@ -10501,6 +9266,9 @@
         </w:tc>
       </w:tr>
       <w:tr>
+        <w:trPr>
+          <w:cantSplit/>
+        </w:trPr>
         <w:tc>
           <w:tcPr>
             <w:tcW w:type="dxa" w:w="1020"/>
@@ -10520,6 +9288,7 @@
                 <w:i w:val="0"/>
                 <w:color w:val="000000"/>
                 <w:sz w:val="21"/>
+                <w:highlight w:val="yellow"/>
               </w:rPr>
               <w:t>7</w:t>
             </w:r>
@@ -10544,6 +9313,7 @@
                 <w:i w:val="0"/>
                 <w:color w:val="000000"/>
                 <w:sz w:val="21"/>
+                <w:highlight w:val="yellow"/>
               </w:rPr>
               <w:t>中期检查及中期答辩</w:t>
             </w:r>
@@ -10568,6 +9338,7 @@
                 <w:i w:val="0"/>
                 <w:color w:val="000000"/>
                 <w:sz w:val="21"/>
+                <w:highlight w:val="yellow"/>
               </w:rPr>
               <w:t>2026.12.28~2027.1.15</w:t>
               <w:br/>
@@ -10577,6 +9348,9 @@
         </w:tc>
       </w:tr>
       <w:tr>
+        <w:trPr>
+          <w:cantSplit/>
+        </w:trPr>
         <w:tc>
           <w:tcPr>
             <w:tcW w:type="dxa" w:w="1020"/>
@@ -10596,6 +9370,7 @@
                 <w:i w:val="0"/>
                 <w:color w:val="000000"/>
                 <w:sz w:val="21"/>
+                <w:highlight w:val="yellow"/>
               </w:rPr>
               <w:t>8</w:t>
             </w:r>
@@ -10620,6 +9395,7 @@
                 <w:i w:val="0"/>
                 <w:color w:val="000000"/>
                 <w:sz w:val="21"/>
+                <w:highlight w:val="yellow"/>
               </w:rPr>
               <w:t>运动控制、八推进器控制分配及PX4/SITL闭环集成</w:t>
             </w:r>
@@ -10644,6 +9420,7 @@
                 <w:i w:val="0"/>
                 <w:color w:val="000000"/>
                 <w:sz w:val="21"/>
+                <w:highlight w:val="yellow"/>
               </w:rPr>
               <w:t>2027.2.22~2027.3.12</w:t>
               <w:br/>
@@ -10653,6 +9430,9 @@
         </w:tc>
       </w:tr>
       <w:tr>
+        <w:trPr>
+          <w:cantSplit/>
+        </w:trPr>
         <w:tc>
           <w:tcPr>
             <w:tcW w:type="dxa" w:w="1020"/>
@@ -10672,6 +9452,7 @@
                 <w:i w:val="0"/>
                 <w:color w:val="000000"/>
                 <w:sz w:val="21"/>
+                <w:highlight w:val="yellow"/>
               </w:rPr>
               <w:t>9</w:t>
             </w:r>
@@ -10696,6 +9477,7 @@
                 <w:i w:val="0"/>
                 <w:color w:val="000000"/>
                 <w:sz w:val="21"/>
+                <w:highlight w:val="yellow"/>
               </w:rPr>
               <w:t>SITL闭环仿真、典型工况验证与结果分析</w:t>
             </w:r>
@@ -10720,6 +9502,7 @@
                 <w:i w:val="0"/>
                 <w:color w:val="000000"/>
                 <w:sz w:val="21"/>
+                <w:highlight w:val="yellow"/>
               </w:rPr>
               <w:t>2027.3.15~2027.4.2</w:t>
               <w:br/>
@@ -10729,6 +9512,9 @@
         </w:tc>
       </w:tr>
       <w:tr>
+        <w:trPr>
+          <w:cantSplit/>
+        </w:trPr>
         <w:tc>
           <w:tcPr>
             <w:tcW w:type="dxa" w:w="1020"/>
@@ -10748,6 +9534,7 @@
                 <w:i w:val="0"/>
                 <w:color w:val="000000"/>
                 <w:sz w:val="21"/>
+                <w:highlight w:val="yellow"/>
               </w:rPr>
               <w:t>10</w:t>
             </w:r>
@@ -10772,6 +9559,7 @@
                 <w:i w:val="0"/>
                 <w:color w:val="000000"/>
                 <w:sz w:val="21"/>
+                <w:highlight w:val="yellow"/>
               </w:rPr>
               <w:t>论文撰写与仿真补充</w:t>
             </w:r>
@@ -10796,6 +9584,7 @@
                 <w:i w:val="0"/>
                 <w:color w:val="000000"/>
                 <w:sz w:val="21"/>
+                <w:highlight w:val="yellow"/>
               </w:rPr>
               <w:t>2027.4.5~2027.4.16</w:t>
               <w:br/>
@@ -10805,6 +9594,9 @@
         </w:tc>
       </w:tr>
       <w:tr>
+        <w:trPr>
+          <w:cantSplit/>
+        </w:trPr>
         <w:tc>
           <w:tcPr>
             <w:tcW w:type="dxa" w:w="1020"/>
@@ -10824,6 +9616,7 @@
                 <w:i w:val="0"/>
                 <w:color w:val="000000"/>
                 <w:sz w:val="21"/>
+                <w:highlight w:val="yellow"/>
               </w:rPr>
               <w:t>11</w:t>
             </w:r>
@@ -10848,6 +9641,7 @@
                 <w:i w:val="0"/>
                 <w:color w:val="000000"/>
                 <w:sz w:val="21"/>
+                <w:highlight w:val="yellow"/>
               </w:rPr>
               <w:t>论文查重、导师评阅、专家评阅、学生修改完善论文并定稿、毕业答辩</w:t>
             </w:r>
@@ -10872,6 +9666,7 @@
                 <w:i w:val="0"/>
                 <w:color w:val="000000"/>
                 <w:sz w:val="21"/>
+                <w:highlight w:val="yellow"/>
               </w:rPr>
               <w:t>2027.4.19~2027.4.28</w:t>
               <w:br/>
@@ -10881,6 +9676,9 @@
         </w:tc>
       </w:tr>
       <w:tr>
+        <w:trPr>
+          <w:cantSplit/>
+        </w:trPr>
         <w:tc>
           <w:tcPr>
             <w:tcW w:type="dxa" w:w="1020"/>
@@ -10900,6 +9698,7 @@
                 <w:i w:val="0"/>
                 <w:color w:val="000000"/>
                 <w:sz w:val="21"/>
+                <w:highlight w:val="yellow"/>
               </w:rPr>
               <w:t>12</w:t>
             </w:r>
@@ -10924,6 +9723,7 @@
                 <w:i w:val="0"/>
                 <w:color w:val="000000"/>
                 <w:sz w:val="21"/>
+                <w:highlight w:val="yellow"/>
               </w:rPr>
               <w:t>论文评优、论文各类资料（书面版和电子版）整理、归档</w:t>
             </w:r>
@@ -10948,6 +9748,7 @@
                 <w:i w:val="0"/>
                 <w:color w:val="000000"/>
                 <w:sz w:val="21"/>
+                <w:highlight w:val="yellow"/>
               </w:rPr>
               <w:t>2027.5.3~2027.5.14</w:t>
               <w:br/>
@@ -10989,8 +9790,9 @@
           <w:i w:val="0"/>
           <w:color w:val="000000"/>
           <w:sz w:val="24"/>
-        </w:rPr>
-        <w:t>[1] Fossen T I. Handbook of Marine Craft Hydrodynamics and Motion Control[M]. 2nd ed. Chichester, UK: John Wiley &amp; Sons, 2021. DOI: 10.1002/9781119575016.</w:t>
+          <w:highlight w:val="yellow"/>
+        </w:rPr>
+        <w:t>[1] 工业和信息化部, 教育部, 科学技术部, 等. 关于印发《“机器人+”应用行动实施方案》的通知: 工信部联通装〔2023〕6号[EB/OL]. (2023-01-18) [2026-09-28]. http://www.gov.cn/zhengce/zhengceku/2023-01/19/content_5737976.htm.</w:t>
       </w:r>
       <w:bookmarkEnd w:id="101"/>
     </w:p>
@@ -11009,8 +9811,9 @@
           <w:i w:val="0"/>
           <w:color w:val="000000"/>
           <w:sz w:val="24"/>
-        </w:rPr>
-        <w:t>[2] Caccia M, Indiveri G, Veruggio G. Modeling and identification of open-frame variable configuration unmanned underwater vehicles[J]. IEEE Journal of Oceanic Engineering, 2000, 25(2): 227-240. DOI: 10.1109/48.838986.</w:t>
+          <w:highlight w:val="yellow"/>
+        </w:rPr>
+        <w:t>[2] Fossen T I. Handbook of Marine Craft Hydrodynamics and Motion Control[M]. 2nd ed. Chichester, UK: John Wiley &amp; Sons, 2021. DOI: 10.1002/9781119575016.</w:t>
       </w:r>
       <w:bookmarkEnd w:id="102"/>
     </w:p>
@@ -11029,8 +9832,9 @@
           <w:i w:val="0"/>
           <w:color w:val="000000"/>
           <w:sz w:val="24"/>
-        </w:rPr>
-        <w:t>[3] Ross A, Fossen T I, Johansen T A. Identification of underwater vehicle hydrodynamic coefficients using free decay tests[J]. IFAC Proceedings Volumes, 2004, 37(10): 363-368. DOI: 10.1016/S1474-6670(17)31759-7.</w:t>
+          <w:highlight w:val="yellow"/>
+        </w:rPr>
+        <w:t>[3] Caccia M, Indiveri G, Veruggio G. Modeling and identification of open-frame variable configuration unmanned underwater vehicles[J]. IEEE Journal of Oceanic Engineering, 2000, 25(2): 227-240. DOI: 10.1109/48.838986.</w:t>
       </w:r>
       <w:bookmarkEnd w:id="103"/>
     </w:p>
@@ -11049,8 +9853,9 @@
           <w:i w:val="0"/>
           <w:color w:val="000000"/>
           <w:sz w:val="24"/>
-        </w:rPr>
-        <w:t>[4] Avila J P J, Donha D C, Adamowski J C. Experimental model identification of open-frame underwater vehicles[J]. Ocean Engineering, 2013, 60: 81-94. DOI: 10.1016/j.oceaneng.2012.10.007.</w:t>
+          <w:highlight w:val="yellow"/>
+        </w:rPr>
+        <w:t>[4] Ross A, Fossen T I, Johansen T A. Identification of underwater vehicle hydrodynamic coefficients using free decay tests[J]. IFAC Proceedings Volumes, 2004, 37(10): 363-368. DOI: 10.1016/S1474-6670(17)31759-7.</w:t>
       </w:r>
       <w:bookmarkEnd w:id="104"/>
     </w:p>
@@ -11069,8 +9874,9 @@
           <w:i w:val="0"/>
           <w:color w:val="000000"/>
           <w:sz w:val="24"/>
-        </w:rPr>
-        <w:t>[5] Liu J C, Liu X M, Xu Y R. Application of ML to system identification for underwater vehicle[J]. Journal of Marine Science and Application, 2002, 1(1): 21-25. DOI: 10.1007/BF02921412.</w:t>
+          <w:highlight w:val="yellow"/>
+        </w:rPr>
+        <w:t>[5] Avila J P J, Donha D C, Adamowski J C. Experimental model identification of open-frame underwater vehicles[J]. Ocean Engineering, 2013, 60: 81-94. DOI: 10.1016/j.oceaneng.2012.10.007.</w:t>
       </w:r>
       <w:bookmarkEnd w:id="105"/>
     </w:p>
@@ -11089,6 +9895,7 @@
           <w:i w:val="0"/>
           <w:color w:val="000000"/>
           <w:sz w:val="24"/>
+          <w:highlight w:val="yellow"/>
         </w:rPr>
         <w:t>[6] Chin C, Lau M. Modeling and testing of hydrodynamic damping model for a complex-shaped remotely-operated vehicle for control[J]. Journal of Marine Science and Application, 2012, 11(2): 150-163. DOI: 10.1007/s11804-012-1117-2.</w:t>
       </w:r>
@@ -11109,6 +9916,7 @@
           <w:i w:val="0"/>
           <w:color w:val="000000"/>
           <w:sz w:val="24"/>
+          <w:highlight w:val="yellow"/>
         </w:rPr>
         <w:t>[7] 高婷, 庞永杰, 王亚星, 等. 水下航行器水动力系数计算方法[J]. 哈尔滨工程大学学报, 2019, 40(1): 174-180.</w:t>
       </w:r>
@@ -11129,6 +9937,7 @@
           <w:i w:val="0"/>
           <w:color w:val="000000"/>
           <w:sz w:val="24"/>
+          <w:highlight w:val="yellow"/>
         </w:rPr>
         <w:t>[8] von Benzon M, Sørensen F F, Uth E, et al. An Open-Source Benchmark Simulator: Control of a BlueROV2 Underwater Robot[J]. Journal of Marine Science and Engineering, 2022, 10(12): 1898. DOI: 10.3390/jmse10121898.</w:t>
       </w:r>
@@ -11149,6 +9958,7 @@
           <w:i w:val="0"/>
           <w:color w:val="000000"/>
           <w:sz w:val="24"/>
+          <w:highlight w:val="yellow"/>
         </w:rPr>
         <w:t>[9] Fernandes D A, Sørensen A J, Pettersen K Y, Donha D C. Output feedback motion control system for observation class ROVs based on a high-gain state observer: Theoretical and experimental results[J]. Control Engineering Practice, 2015, 39: 90-102. DOI: 10.1016/j.conengprac.2014.12.005.</w:t>
       </w:r>
@@ -11169,6 +9979,7 @@
           <w:i w:val="0"/>
           <w:color w:val="000000"/>
           <w:sz w:val="24"/>
+          <w:highlight w:val="yellow"/>
         </w:rPr>
         <w:t>[10] Chu Z, Xiang X, Zhu D, et al. Adaptive trajectory tracking control for remotely operated vehicles considering thruster dynamics and saturation constraints[J]. ISA Transactions, 2020, 100: 28-37. DOI: 10.1016/j.isatra.2019.11.032.</w:t>
       </w:r>
@@ -11191,7 +10002,7 @@
           <w:sz w:val="24"/>
           <w:highlight w:val="yellow"/>
         </w:rPr>
-        <w:t>[11] Smeur E J J, Chu Q, de Croon G C H E. Adaptive incremental nonlinear dynamic inversion for attitude control of micro air vehicles[J]. Journal of Guidance, Control, and Dynamics, 2016, 39(3): 450-461. DOI: 10.2514/1.G001490.</w:t>
+        <w:t>[11] Slawik T, Vyas S, Christensen L, et al. Attitude Control of the Hydrobatic Intervention AUV Cuttlefish using Incremental Nonlinear Dynamic Inversion[C]//2024 IEEE/RSJ International Conference on Intelligent Robots and Systems (IROS). Abu Dhabi, UAE: IEEE, 2024: 781-787. DOI: 10.1109/IROS58592.2024.10801686.</w:t>
       </w:r>
       <w:bookmarkEnd w:id="111"/>
     </w:p>
@@ -11212,7 +10023,7 @@
           <w:sz w:val="24"/>
           <w:highlight w:val="yellow"/>
         </w:rPr>
-        <w:t>[12] Slawik T, Vyas S, Christensen L, et al. Attitude Control of the Hydrobatic Intervention AUV Cuttlefish using Incremental Nonlinear Dynamic Inversion[C]//2024 IEEE/RSJ International Conference on Intelligent Robots and Systems (IROS). Abu Dhabi, UAE: IEEE, 2024: 781-787. DOI: 10.1109/IROS58592.2024.10801686.</w:t>
+        <w:t>[12] Johansen T A, Fossen T I. Control allocation—A survey[J]. Automatica, 2013, 49(5): 1087-1103. DOI: 10.1016/j.automatica.2013.01.035.</w:t>
       </w:r>
       <w:bookmarkEnd w:id="112"/>
     </w:p>
@@ -11254,7 +10065,7 @@
           <w:sz w:val="24"/>
           <w:highlight w:val="yellow"/>
         </w:rPr>
-        <w:t>[14] Johansen T A, Fossen T I. Control allocation—A survey[J]. Automatica, 2013, 49(5): 1087-1103. DOI: 10.1016/j.automatica.2013.01.035.</w:t>
+        <w:t>[14] 程卫平, 王猛, 曾现敏, 等. 基于可行方向法的水下机器人推力分配[J]. 舰船科学技术, 2022, 44(13): 102-106.</w:t>
       </w:r>
       <w:bookmarkEnd w:id="114"/>
     </w:p>
@@ -11275,7 +10086,7 @@
           <w:sz w:val="24"/>
           <w:highlight w:val="yellow"/>
         </w:rPr>
-        <w:t>[15] 万磊, 徐玉如, 庞永杰. 水下机器人推力器容错控制技术的研究[J]. 机器人, 2003, 25(6): 510-514.</w:t>
+        <w:t>[15] 孙广威, 苏玉玺, 毛义, 等. 基于模糊逻辑的混合推进ROV多级推力分配策略[J]. 机器人, 2023, 45(4): 472-482.</w:t>
       </w:r>
       <w:bookmarkEnd w:id="115"/>
     </w:p>
@@ -11296,7 +10107,7 @@
           <w:sz w:val="24"/>
           <w:highlight w:val="yellow"/>
         </w:rPr>
-        <w:t>[16] 程卫平, 王猛, 曾现敏, 等. 基于可行方向法的水下机器人推力分配[J]. 舰船科学技术, 2022, 44(13): 102-106.</w:t>
+        <w:t>[16] Meier L, Honegger D, Pollefeys M. PX4: A node-based multithreaded open source robotics framework for deeply embedded platforms[C]//2015 IEEE International Conference on Robotics and Automation (ICRA). Seattle, WA: IEEE, 2015: 6235-6240. DOI: 10.1109/ICRA.2015.7140074.</w:t>
       </w:r>
       <w:bookmarkEnd w:id="116"/>
     </w:p>
@@ -11317,72 +10128,9 @@
           <w:sz w:val="24"/>
           <w:highlight w:val="yellow"/>
         </w:rPr>
-        <w:t>[17] 孙广威, 苏玉玺, 毛义, 等. 基于模糊逻辑的混合推进ROV多级推力分配策略[J]. 机器人, 2023, 45(4): 472-482.</w:t>
+        <w:t>[17] Duecker D A, Bauschmann N, Hansen T, et al. HippoCampus X – A hydrobatic open-source micro AUV for confined environments[C]//2020 IEEE/OES Autonomous Underwater Vehicles Symposium (AUV). St. John's, NL, Canada: IEEE, 2020: 1-6. DOI: 10.1109/AUV50043.2020.9267895.</w:t>
       </w:r>
       <w:bookmarkEnd w:id="117"/>
-    </w:p>
-    <w:p>
-      <w:pPr>
-        <w:pStyle w:val="a9"/>
-        <w:jc w:val="both"/>
-        <w:spacing w:line="360" w:lineRule="auto"/>
-        <w:ind w:left="420" w:hanging="420"/>
-      </w:pPr>
-      <w:bookmarkStart w:id="118" w:name="_Ref_Paper_18"/>
-      <w:r>
-        <w:rPr>
-          <w:rFonts w:ascii="Times New Roman" w:hAnsi="Times New Roman" w:cs="Times New Roman" w:eastAsia="宋体"/>
-          <w:b w:val="0"/>
-          <w:i w:val="0"/>
-          <w:color w:val="000000"/>
-          <w:sz w:val="24"/>
-          <w:highlight w:val="yellow"/>
-        </w:rPr>
-        <w:t>[18] Meier L, Honegger D, Pollefeys M. PX4: A node-based multithreaded open source robotics framework for deeply embedded platforms[C]//2015 IEEE International Conference on Robotics and Automation (ICRA). Seattle, WA: IEEE, 2015: 6235-6240. DOI: 10.1109/ICRA.2015.7140074.</w:t>
-      </w:r>
-      <w:bookmarkEnd w:id="118"/>
-    </w:p>
-    <w:p>
-      <w:pPr>
-        <w:pStyle w:val="a9"/>
-        <w:jc w:val="both"/>
-        <w:spacing w:line="360" w:lineRule="auto"/>
-        <w:ind w:left="420" w:hanging="420"/>
-      </w:pPr>
-      <w:bookmarkStart w:id="119" w:name="_Ref_Paper_19"/>
-      <w:r>
-        <w:rPr>
-          <w:rFonts w:ascii="Times New Roman" w:hAnsi="Times New Roman" w:cs="Times New Roman" w:eastAsia="宋体"/>
-          <w:b w:val="0"/>
-          <w:i w:val="0"/>
-          <w:color w:val="000000"/>
-          <w:sz w:val="24"/>
-          <w:highlight w:val="yellow"/>
-        </w:rPr>
-        <w:t>[19] Hackbarth A, Duecker D A, Kreuzer E. HippoCampus: A micro underwater vehicle for swarm applications[C]//2015 IEEE/RSJ International Conference on Intelligent Robots and Systems (IROS). Hamburg, Germany: IEEE, 2015: 1096-1101. DOI: 10.1109/IROS.2015.7353506.</w:t>
-      </w:r>
-      <w:bookmarkEnd w:id="119"/>
-    </w:p>
-    <w:p>
-      <w:pPr>
-        <w:pStyle w:val="a9"/>
-        <w:jc w:val="both"/>
-        <w:spacing w:line="360" w:lineRule="auto"/>
-        <w:ind w:left="420" w:hanging="420"/>
-      </w:pPr>
-      <w:bookmarkStart w:id="120" w:name="_Ref_Paper_20"/>
-      <w:r>
-        <w:rPr>
-          <w:rFonts w:ascii="Times New Roman" w:hAnsi="Times New Roman" w:cs="Times New Roman" w:eastAsia="宋体"/>
-          <w:b w:val="0"/>
-          <w:i w:val="0"/>
-          <w:color w:val="000000"/>
-          <w:sz w:val="24"/>
-          <w:highlight w:val="yellow"/>
-        </w:rPr>
-        <w:t>[20] Duecker D A, Bauschmann N, Hansen T, et al. HippoCampus X – A hydrobatic open-source micro AUV for confined environments[C]//2020 IEEE/OES Autonomous Underwater Vehicles Symposium (AUV). St. John's, NL, Canada: IEEE, 2020: 1-6. DOI: 10.1109/AUV50043.2020.9267895.</w:t>
-      </w:r>
-      <w:bookmarkEnd w:id="120"/>
     </w:p>
     <w:p>
       <w:pPr>

--- a/开题报告/开题报告-新旧版本修改对比版_逐段差异高亮.docx
+++ b/开题报告/开题报告-新旧版本修改对比版_逐段差异高亮.docx
@@ -910,8 +910,9 @@
           <w:i w:val="0"/>
           <w:color w:val="000000"/>
           <w:sz w:val="24"/>
-        </w:rPr>
-        <w:t>1． 课题来源及研究的目的和意义</w:t>
+          <w:highlight w:val="yellow"/>
+        </w:rPr>
+        <w:t>1.1 课题来源及研究的目的和意义</w:t>
       </w:r>
     </w:p>
     <w:p>
@@ -930,7 +931,7 @@
           <w:sz w:val="24"/>
           <w:highlight w:val="yellow"/>
         </w:rPr>
-        <w:t>（1） 课题来源</w:t>
+        <w:t>1.1.1 课题来源</w:t>
       </w:r>
     </w:p>
     <w:p>
@@ -1030,7 +1031,7 @@
           <w:sz w:val="24"/>
           <w:highlight w:val="yellow"/>
         </w:rPr>
-        <w:t>（2） 研究目的</w:t>
+        <w:t>1.1.2 研究目的</w:t>
       </w:r>
     </w:p>
     <w:p>
@@ -1106,7 +1107,7 @@
           <w:sz w:val="24"/>
           <w:highlight w:val="yellow"/>
         </w:rPr>
-        <w:t>（3） 研究意义</w:t>
+        <w:t>1.1.3 研究意义</w:t>
       </w:r>
     </w:p>
     <w:p>
@@ -1161,8 +1162,9 @@
           <w:i w:val="0"/>
           <w:color w:val="000000"/>
           <w:sz w:val="24"/>
-        </w:rPr>
-        <w:t>2． 国内外在该方向的研究现状和发展趋势</w:t>
+          <w:highlight w:val="yellow"/>
+        </w:rPr>
+        <w:t>1.2 国内外在该方向的研究现状和发展趋势</w:t>
       </w:r>
     </w:p>
     <w:p>
@@ -1200,7 +1202,7 @@
           <w:sz w:val="24"/>
           <w:highlight w:val="yellow"/>
         </w:rPr>
-        <w:t>（1） 水下航行器动力学建模与系统辨识研究现状</w:t>
+        <w:t>1.2.1 水下航行器动力学建模与系统辨识研究现状</w:t>
       </w:r>
     </w:p>
     <w:p>
@@ -1425,7 +1427,7 @@
           <w:sz w:val="24"/>
           <w:highlight w:val="yellow"/>
         </w:rPr>
-        <w:t>（2） 水下航行器运动控制方法研究现状</w:t>
+        <w:t>1.2.2 水下航行器运动控制方法研究现状</w:t>
       </w:r>
     </w:p>
     <w:p>
@@ -1742,7 +1744,7 @@
           <w:sz w:val="24"/>
           <w:highlight w:val="yellow"/>
         </w:rPr>
-        <w:t>（3） 多推进器控制分配研究现状</w:t>
+        <w:t>1.2.3 多推进器控制分配研究现状</w:t>
       </w:r>
     </w:p>
     <w:p>
@@ -2091,7 +2093,7 @@
           <w:sz w:val="24"/>
           <w:highlight w:val="yellow"/>
         </w:rPr>
-        <w:t>（4） 基于开源软件架构（PX4）的水下航行器闭环仿真研究现状</w:t>
+        <w:t>1.2.4 基于开源软件架构（PX4）的水下航行器闭环仿真研究现状</w:t>
       </w:r>
     </w:p>
     <w:p>
@@ -2215,7 +2217,7 @@
           <w:sz w:val="24"/>
           <w:highlight w:val="yellow"/>
         </w:rPr>
-        <w:t>（5） 发展趋势与对本课题的启示</w:t>
+        <w:t>1.2.5 发展趋势与对本课题的启示</w:t>
       </w:r>
     </w:p>
     <w:p>
@@ -3445,8 +3447,9 @@
           <w:i w:val="0"/>
           <w:color w:val="000000"/>
           <w:sz w:val="24"/>
-        </w:rPr>
-        <w:t>1． 主要研究内容</w:t>
+          <w:highlight w:val="yellow"/>
+        </w:rPr>
+        <w:t>2.1 主要研究内容</w:t>
       </w:r>
     </w:p>
     <w:p>
@@ -3465,7 +3468,7 @@
           <w:sz w:val="24"/>
           <w:highlight w:val="yellow"/>
         </w:rPr>
-        <w:t>（1） 预期研究目标</w:t>
+        <w:t>2.1.1 预期研究目标</w:t>
       </w:r>
     </w:p>
     <w:p>
@@ -3503,7 +3506,7 @@
           <w:sz w:val="24"/>
           <w:highlight w:val="yellow"/>
         </w:rPr>
-        <w:t>（2） 研究内容要点</w:t>
+        <w:t>2.1.2 研究内容要点</w:t>
       </w:r>
     </w:p>
     <w:p>
@@ -3684,8 +3687,9 @@
           <w:i w:val="0"/>
           <w:color w:val="000000"/>
           <w:sz w:val="24"/>
-        </w:rPr>
-        <w:t>2． 研究方案</w:t>
+          <w:highlight w:val="yellow"/>
+        </w:rPr>
+        <w:t>2.2 研究方案</w:t>
       </w:r>
     </w:p>
     <w:p>
@@ -3704,7 +3708,7 @@
           <w:sz w:val="24"/>
           <w:highlight w:val="yellow"/>
         </w:rPr>
-        <w:t>（1） 拟采取的研究方法</w:t>
+        <w:t>2.2.1 拟采取的研究方法</w:t>
       </w:r>
     </w:p>
     <w:p>
@@ -8350,7 +8354,7 @@
           <w:sz w:val="24"/>
           <w:highlight w:val="yellow"/>
         </w:rPr>
-        <w:t>（2） 技术路线图与系统仿真结构</w:t>
+        <w:t>2.2.2 技术路线图与系统仿真结构</w:t>
       </w:r>
     </w:p>
     <w:p>
@@ -8506,7 +8510,7 @@
           <w:sz w:val="24"/>
           <w:highlight w:val="yellow"/>
         </w:rPr>
-        <w:t>（3） 可行性分析</w:t>
+        <w:t>2.2.3 可行性分析</w:t>
       </w:r>
     </w:p>
     <w:p>
@@ -8632,8 +8636,9 @@
           <w:i w:val="0"/>
           <w:color w:val="000000"/>
           <w:sz w:val="24"/>
-        </w:rPr>
-        <w:t>3． 工作进度安排</w:t>
+          <w:highlight w:val="yellow"/>
+        </w:rPr>
+        <w:t>2.3 工作进度安排</w:t>
       </w:r>
     </w:p>
     <w:p>

--- a/开题报告/开题报告-新旧版本修改对比版_逐段差异高亮.docx
+++ b/开题报告/开题报告-新旧版本修改对比版_逐段差异高亮.docx
@@ -912,7 +912,7 @@
           <w:sz w:val="24"/>
           <w:highlight w:val="yellow"/>
         </w:rPr>
-        <w:t>1.1 课题来源及研究的目的和意义</w:t>
+        <w:t>1. 课题来源及研究的目的和意义</w:t>
       </w:r>
     </w:p>
     <w:p>
@@ -931,7 +931,7 @@
           <w:sz w:val="24"/>
           <w:highlight w:val="yellow"/>
         </w:rPr>
-        <w:t>1.1.1 课题来源</w:t>
+        <w:t>1.1 课题来源</w:t>
       </w:r>
     </w:p>
     <w:p>
@@ -1031,7 +1031,7 @@
           <w:sz w:val="24"/>
           <w:highlight w:val="yellow"/>
         </w:rPr>
-        <w:t>1.1.2 研究目的</w:t>
+        <w:t>1.2 研究目的</w:t>
       </w:r>
     </w:p>
     <w:p>
@@ -1107,7 +1107,7 @@
           <w:sz w:val="24"/>
           <w:highlight w:val="yellow"/>
         </w:rPr>
-        <w:t>1.1.3 研究意义</w:t>
+        <w:t>1.3 研究意义</w:t>
       </w:r>
     </w:p>
     <w:p>
@@ -1164,7 +1164,7 @@
           <w:sz w:val="24"/>
           <w:highlight w:val="yellow"/>
         </w:rPr>
-        <w:t>1.2 国内外在该方向的研究现状和发展趋势</w:t>
+        <w:t>2. 国内外在该方向的研究现状和发展趋势</w:t>
       </w:r>
     </w:p>
     <w:p>
@@ -1202,7 +1202,7 @@
           <w:sz w:val="24"/>
           <w:highlight w:val="yellow"/>
         </w:rPr>
-        <w:t>1.2.1 水下航行器动力学建模与系统辨识研究现状</w:t>
+        <w:t>2.1 水下航行器动力学建模与系统辨识研究现状</w:t>
       </w:r>
     </w:p>
     <w:p>
@@ -1427,7 +1427,7 @@
           <w:sz w:val="24"/>
           <w:highlight w:val="yellow"/>
         </w:rPr>
-        <w:t>1.2.2 水下航行器运动控制方法研究现状</w:t>
+        <w:t>2.2 水下航行器运动控制方法研究现状</w:t>
       </w:r>
     </w:p>
     <w:p>
@@ -1744,7 +1744,7 @@
           <w:sz w:val="24"/>
           <w:highlight w:val="yellow"/>
         </w:rPr>
-        <w:t>1.2.3 多推进器控制分配研究现状</w:t>
+        <w:t>2.3 多推进器控制分配研究现状</w:t>
       </w:r>
     </w:p>
     <w:p>
@@ -2093,7 +2093,7 @@
           <w:sz w:val="24"/>
           <w:highlight w:val="yellow"/>
         </w:rPr>
-        <w:t>1.2.4 基于开源软件架构（PX4）的水下航行器闭环仿真研究现状</w:t>
+        <w:t>2.4 基于开源软件架构（PX4）的水下航行器闭环仿真研究现状</w:t>
       </w:r>
     </w:p>
     <w:p>
@@ -2217,7 +2217,7 @@
           <w:sz w:val="24"/>
           <w:highlight w:val="yellow"/>
         </w:rPr>
-        <w:t>1.2.5 发展趋势与对本课题的启示</w:t>
+        <w:t>2.5 发展趋势与对本课题的启示</w:t>
       </w:r>
     </w:p>
     <w:p>
@@ -3449,7 +3449,7 @@
           <w:sz w:val="24"/>
           <w:highlight w:val="yellow"/>
         </w:rPr>
-        <w:t>2.1 主要研究内容</w:t>
+        <w:t>1. 主要研究内容</w:t>
       </w:r>
     </w:p>
     <w:p>
@@ -3468,7 +3468,7 @@
           <w:sz w:val="24"/>
           <w:highlight w:val="yellow"/>
         </w:rPr>
-        <w:t>2.1.1 预期研究目标</w:t>
+        <w:t>1.1 预期研究目标</w:t>
       </w:r>
     </w:p>
     <w:p>
@@ -3506,7 +3506,7 @@
           <w:sz w:val="24"/>
           <w:highlight w:val="yellow"/>
         </w:rPr>
-        <w:t>2.1.2 研究内容要点</w:t>
+        <w:t>1.2 研究内容要点</w:t>
       </w:r>
     </w:p>
     <w:p>
@@ -3689,7 +3689,7 @@
           <w:sz w:val="24"/>
           <w:highlight w:val="yellow"/>
         </w:rPr>
-        <w:t>2.2 研究方案</w:t>
+        <w:t>2. 研究方案</w:t>
       </w:r>
     </w:p>
     <w:p>
@@ -3708,7 +3708,7 @@
           <w:sz w:val="24"/>
           <w:highlight w:val="yellow"/>
         </w:rPr>
-        <w:t>2.2.1 拟采取的研究方法</w:t>
+        <w:t>2.1 拟采取的研究方法</w:t>
       </w:r>
     </w:p>
     <w:p>
@@ -8354,7 +8354,7 @@
           <w:sz w:val="24"/>
           <w:highlight w:val="yellow"/>
         </w:rPr>
-        <w:t>2.2.2 技术路线图与系统仿真结构</w:t>
+        <w:t>2.2 技术路线图与系统仿真结构</w:t>
       </w:r>
     </w:p>
     <w:p>
@@ -8510,7 +8510,7 @@
           <w:sz w:val="24"/>
           <w:highlight w:val="yellow"/>
         </w:rPr>
-        <w:t>2.2.3 可行性分析</w:t>
+        <w:t>2.3 可行性分析</w:t>
       </w:r>
     </w:p>
     <w:p>
@@ -8638,7 +8638,7 @@
           <w:sz w:val="24"/>
           <w:highlight w:val="yellow"/>
         </w:rPr>
-        <w:t>2.3 工作进度安排</w:t>
+        <w:t>3. 工作进度安排</w:t>
       </w:r>
     </w:p>
     <w:p>

--- a/开题报告/开题报告-新旧版本修改对比版_逐段差异高亮.docx
+++ b/开题报告/开题报告-新旧版本修改对比版_逐段差异高亮.docx
@@ -912,7 +912,17 @@
           <w:sz w:val="24"/>
           <w:highlight w:val="yellow"/>
         </w:rPr>
-        <w:t>1. 课题来源及研究的目的和意义</w:t>
+        <w:t xml:space="preserve">1. </w:t>
+      </w:r>
+      <w:r>
+        <w:rPr>
+          <w:rFonts w:ascii="Times New Roman" w:hAnsi="Times New Roman" w:cs="Times New Roman" w:eastAsia="黑体"/>
+          <w:b w:val="0"/>
+          <w:i w:val="0"/>
+          <w:color w:val="000000"/>
+          <w:sz w:val="24"/>
+        </w:rPr>
+        <w:t>课题来源及研究的目的和意义</w:t>
       </w:r>
     </w:p>
     <w:p>
@@ -931,7 +941,17 @@
           <w:sz w:val="24"/>
           <w:highlight w:val="yellow"/>
         </w:rPr>
-        <w:t>1.1 课题来源</w:t>
+        <w:t xml:space="preserve">1.1 </w:t>
+      </w:r>
+      <w:r>
+        <w:rPr>
+          <w:rFonts w:ascii="Times New Roman" w:hAnsi="Times New Roman" w:cs="Times New Roman" w:eastAsia="黑体"/>
+          <w:b w:val="0"/>
+          <w:i w:val="0"/>
+          <w:color w:val="000000"/>
+          <w:sz w:val="24"/>
+        </w:rPr>
+        <w:t>课题来源</w:t>
       </w:r>
     </w:p>
     <w:p>
@@ -1012,7 +1032,143 @@
           <w:sz w:val="24"/>
           <w:highlight w:val="yellow"/>
         </w:rPr>
-        <w:t>在此背景下，本课题来源于实验室在水下无人系统与智能海洋装备方向的科研实践与工程开发需求，直接依托实验室已完成构型设计的八推进器开架式（Open-frame）水下航行器（Unmanned Underwater Vehicle / Remotely Operated Vehicle，UUV/ROV）实验平台方案及相关结构数据开展研究。该平台具备八推进器空间对称与矢量倾斜布置的硬件驱动能力，但在流体环境中实现稳定可靠的闭环运动控制仍面临诸多瓶颈：缺乏系统化的水动力建模与参数辨识，使得控制器难以获取物理平台的真实动力学特性；运动控制与推力分配多采用人工试凑的经验PID参数，未能在六自由度耦合层面上充分释放八推进器过驱动配置的协调潜力；控制系统软件缺乏工业级模块化规范，难以直接面向工程部署开展高可信度的闭环验证。为此，本课题立足于实验室已有平台的方案与数据基础，围绕“动力学建模、系统辨识、模型运动控制、八推进器控制分配及 PX4/SITL 闭环仿真验证”开展系统性研究，具有坚实的工程实践背景与明确的技术升级需求。</w:t>
+        <w:t>在此背景下，</w:t>
+      </w:r>
+      <w:r>
+        <w:rPr>
+          <w:rFonts w:ascii="Times New Roman" w:hAnsi="Times New Roman" w:cs="Times New Roman" w:eastAsia="宋体"/>
+          <w:b w:val="0"/>
+          <w:i w:val="0"/>
+          <w:color w:val="000000"/>
+          <w:sz w:val="24"/>
+        </w:rPr>
+        <w:t>本课题来源于实验室在水下无人系统与智能海洋装备方向的科研实践与工程开发需求，直接依托实验室</w:t>
+      </w:r>
+      <w:r>
+        <w:rPr>
+          <w:rFonts w:ascii="Times New Roman" w:hAnsi="Times New Roman" w:cs="Times New Roman" w:eastAsia="宋体"/>
+          <w:b w:val="0"/>
+          <w:i w:val="0"/>
+          <w:color w:val="000000"/>
+          <w:sz w:val="24"/>
+          <w:highlight w:val="yellow"/>
+        </w:rPr>
+        <w:t>已完成构型设计的</w:t>
+      </w:r>
+      <w:r>
+        <w:rPr>
+          <w:rFonts w:ascii="Times New Roman" w:hAnsi="Times New Roman" w:cs="Times New Roman" w:eastAsia="宋体"/>
+          <w:b w:val="0"/>
+          <w:i w:val="0"/>
+          <w:color w:val="000000"/>
+          <w:sz w:val="24"/>
+        </w:rPr>
+        <w:t>八推进器开架式（Open-frame）水下航行器（Unmanned Underwater Vehicle / Remotely Operated Vehicle，UUV/ROV）实验平台</w:t>
+      </w:r>
+      <w:r>
+        <w:rPr>
+          <w:rFonts w:ascii="Times New Roman" w:hAnsi="Times New Roman" w:cs="Times New Roman" w:eastAsia="宋体"/>
+          <w:b w:val="0"/>
+          <w:i w:val="0"/>
+          <w:color w:val="000000"/>
+          <w:sz w:val="24"/>
+          <w:highlight w:val="yellow"/>
+        </w:rPr>
+        <w:t>方案及相关结构数据</w:t>
+      </w:r>
+      <w:r>
+        <w:rPr>
+          <w:rFonts w:ascii="Times New Roman" w:hAnsi="Times New Roman" w:cs="Times New Roman" w:eastAsia="宋体"/>
+          <w:b w:val="0"/>
+          <w:i w:val="0"/>
+          <w:color w:val="000000"/>
+          <w:sz w:val="24"/>
+        </w:rPr>
+        <w:t>开展研究。</w:t>
+      </w:r>
+      <w:r>
+        <w:rPr>
+          <w:rFonts w:ascii="Times New Roman" w:hAnsi="Times New Roman" w:cs="Times New Roman" w:eastAsia="宋体"/>
+          <w:b w:val="0"/>
+          <w:i w:val="0"/>
+          <w:color w:val="000000"/>
+          <w:sz w:val="24"/>
+          <w:highlight w:val="yellow"/>
+        </w:rPr>
+        <w:t>该平台</w:t>
+      </w:r>
+      <w:r>
+        <w:rPr>
+          <w:rFonts w:ascii="Times New Roman" w:hAnsi="Times New Roman" w:cs="Times New Roman" w:eastAsia="宋体"/>
+          <w:b w:val="0"/>
+          <w:i w:val="0"/>
+          <w:color w:val="000000"/>
+          <w:sz w:val="24"/>
+        </w:rPr>
+        <w:t>具备八推进器空间对称与矢量倾斜布置的硬件驱动能力，但在流体环境中实现</w:t>
+      </w:r>
+      <w:r>
+        <w:rPr>
+          <w:rFonts w:ascii="Times New Roman" w:hAnsi="Times New Roman" w:cs="Times New Roman" w:eastAsia="宋体"/>
+          <w:b w:val="0"/>
+          <w:i w:val="0"/>
+          <w:color w:val="000000"/>
+          <w:sz w:val="24"/>
+          <w:highlight w:val="yellow"/>
+        </w:rPr>
+        <w:t>稳定可靠的闭环运动控制</w:t>
+      </w:r>
+      <w:r>
+        <w:rPr>
+          <w:rFonts w:ascii="Times New Roman" w:hAnsi="Times New Roman" w:cs="Times New Roman" w:eastAsia="宋体"/>
+          <w:b w:val="0"/>
+          <w:i w:val="0"/>
+          <w:color w:val="000000"/>
+          <w:sz w:val="24"/>
+        </w:rPr>
+        <w:t>仍面临诸多瓶颈：缺乏系统化的水动力建模与参数辨识，使得控制器难以获取物理平台的真实动力学特性；运动控制与推力分配多采用人工试凑的经验PID参数，未能在六自由度耦合层面上充分释放八推进器过驱动配置的协调潜力；控制系统软件缺乏工业级模块化规范，难以直接面向工程部署开展高可信度的闭环验证。为此，本课题立足于实验室已有平台</w:t>
+      </w:r>
+      <w:r>
+        <w:rPr>
+          <w:rFonts w:ascii="Times New Roman" w:hAnsi="Times New Roman" w:cs="Times New Roman" w:eastAsia="宋体"/>
+          <w:b w:val="0"/>
+          <w:i w:val="0"/>
+          <w:color w:val="000000"/>
+          <w:sz w:val="24"/>
+          <w:highlight w:val="yellow"/>
+        </w:rPr>
+        <w:t>的方案与数据基础</w:t>
+      </w:r>
+      <w:r>
+        <w:rPr>
+          <w:rFonts w:ascii="Times New Roman" w:hAnsi="Times New Roman" w:cs="Times New Roman" w:eastAsia="宋体"/>
+          <w:b w:val="0"/>
+          <w:i w:val="0"/>
+          <w:color w:val="000000"/>
+          <w:sz w:val="24"/>
+        </w:rPr>
+        <w:t>，围绕“动力学建模、系统辨识、模型运动控制、八推进器控制分配及 PX4/SITL 闭环仿真验证”开展系统性研究，具有坚实的</w:t>
+      </w:r>
+      <w:r>
+        <w:rPr>
+          <w:rFonts w:ascii="Times New Roman" w:hAnsi="Times New Roman" w:cs="Times New Roman" w:eastAsia="宋体"/>
+          <w:b w:val="0"/>
+          <w:i w:val="0"/>
+          <w:color w:val="000000"/>
+          <w:sz w:val="24"/>
+          <w:highlight w:val="yellow"/>
+        </w:rPr>
+        <w:t>工程实践</w:t>
+      </w:r>
+      <w:r>
+        <w:rPr>
+          <w:rFonts w:ascii="Times New Roman" w:hAnsi="Times New Roman" w:cs="Times New Roman" w:eastAsia="宋体"/>
+          <w:b w:val="0"/>
+          <w:i w:val="0"/>
+          <w:color w:val="000000"/>
+          <w:sz w:val="24"/>
+        </w:rPr>
+        <w:t>背景与明确的技术升级需求。</w:t>
       </w:r>
     </w:p>
     <w:p>
@@ -1031,7 +1187,17 @@
           <w:sz w:val="24"/>
           <w:highlight w:val="yellow"/>
         </w:rPr>
-        <w:t>1.2 研究目的</w:t>
+        <w:t xml:space="preserve">1.2 </w:t>
+      </w:r>
+      <w:r>
+        <w:rPr>
+          <w:rFonts w:ascii="Times New Roman" w:hAnsi="Times New Roman" w:cs="Times New Roman" w:eastAsia="黑体"/>
+          <w:b w:val="0"/>
+          <w:i w:val="0"/>
+          <w:color w:val="000000"/>
+          <w:sz w:val="24"/>
+        </w:rPr>
+        <w:t>研究目的</w:t>
       </w:r>
     </w:p>
     <w:p>
@@ -1048,7 +1214,6 @@
           <w:i w:val="0"/>
           <w:color w:val="000000"/>
           <w:sz w:val="24"/>
-          <w:highlight w:val="yellow"/>
         </w:rPr>
         <w:t>水下航行器在黏性流体介质中运动时，在物理机理上呈现出显著的六自由度（6-DOF）非线性耦合特性。一方面，在流体动力学层面，航行器的运动不仅取决于刚体自身质量惯性矩阵，还受到周围水体随体加速运动所产生的附加质量（Added Mass）效应的影响，附加质量的大小在低速和变加速工况下可与刚体自身质量相当；刚体与附加质量在旋转运动中伴随着科氏力与向心力耦合作用，流体黏性流动与开架式桁架、设备附体边缘产生的脱体涡流阻力则共同构成了包含线性与二次非线性项的水动力阻尼特性；此外，航行器重心（CG）与浮心（CB）的空间相对位置形成了各向异性的静恢复力与力矩。在上述多源流体物理效应的综合作用下，航行器各运动轴之间存在明显的动力学交叉耦合。</w:t>
       </w:r>
@@ -1067,7 +1232,6 @@
           <w:i w:val="0"/>
           <w:color w:val="000000"/>
           <w:sz w:val="24"/>
-          <w:highlight w:val="yellow"/>
         </w:rPr>
         <w:t>另一方面，在工程实现层面，由于开架式航行器结构件复杂、附体较多，常规的解析经验公式难以准确计算其全部水动力参数；加工装配公差、线缆悬垂拉拽张力、水密舱内部载荷装配位置偏差以及水体密度变化等物理因素，导致理论设计模型与物理平台的实际动态特性之间不可避免地存在参数偏差与未建模动态。此外，已有平台配备的八个推进器在空间呈水平面矢量倾斜与垂直面对称布置，构成了典型的过驱动冗余系统，运动控制器输出的六自由度期望广义力和力矩必须经过控制分配映射转化为各推进器的控制指令，且推进器在物理上受限于推力输出范围、正反转效率差异及推力死区等约束，容易在大幅机动时引发局部推进器饱和与力矩分配失真。</w:t>
       </w:r>
@@ -1086,7 +1250,6 @@
           <w:i w:val="0"/>
           <w:color w:val="000000"/>
           <w:sz w:val="24"/>
-          <w:highlight w:val="yellow"/>
         </w:rPr>
         <w:t>针对上述挑战，本课题的研究目的在于：依托已有八推进器水下航行器平台，建立六自由度动力学与推进器模型；结合已有平台参数资料和相关数据开展系统辨识与模型验证，明确系统辨识的输入输出关系，对关键未知量进行辨识修正并分析模型适用范围；在此基础上，结合经验证的航行器模型特性与状态反馈构建闭环运动控制系统，实现姿态、深度和航向等基本运动状态的闭环控制；依据八推进器空间布局建立控制分配矩阵，考虑基本推力输出范围生成推力指令；最终在PX4/SITL软件在环仿真环境中构建闭环系统，通过代表性运动工况与流扰条件开展闭环仿真验证与量化性能评价，形成“已有平台—建模与系统辨识—模型验证—运动控制—控制分配—PX4/SITL闭环验证”的完整研究闭环。</w:t>
       </w:r>
@@ -1107,7 +1270,17 @@
           <w:sz w:val="24"/>
           <w:highlight w:val="yellow"/>
         </w:rPr>
-        <w:t>1.3 研究意义</w:t>
+        <w:t xml:space="preserve">1.3 </w:t>
+      </w:r>
+      <w:r>
+        <w:rPr>
+          <w:rFonts w:ascii="Times New Roman" w:hAnsi="Times New Roman" w:cs="Times New Roman" w:eastAsia="黑体"/>
+          <w:b w:val="0"/>
+          <w:i w:val="0"/>
+          <w:color w:val="000000"/>
+          <w:sz w:val="24"/>
+        </w:rPr>
+        <w:t>研究意义</w:t>
       </w:r>
     </w:p>
     <w:p>
@@ -1124,7 +1297,6 @@
           <w:i w:val="0"/>
           <w:color w:val="000000"/>
           <w:sz w:val="24"/>
-          <w:highlight w:val="yellow"/>
         </w:rPr>
         <w:t>第一，在理论与方法层面，有助于深化模型支撑下的水下航行器运动控制全链路分析体系。传统的无模型经验控制难以在多轴耦合与强阻尼环境下保证理想的动态响应品质，而过于依赖单一解析机理模型的控制方法又常因水动力参数获取困难而难以在工程中有效落地。本课题坚持“机理建模与试验辨识相结合、模型信息与状态反馈相结合”的研究理念，通过机理推导理清六自由度方程的物理架构，借助系统辨识修正关键未知参数，获得满足控制设计精度要求的标称基准模型。在此基础上，将标称模型中的静回复力、主导阻尼与惯性耦合项引入控制前向通道进行主动补偿，同时依靠稳健的状态误差反馈抑制未建模残差与外部扰动，有助于理清动力学模型保真度、控制律补偿结构与闭环动态抗扰性能之间的内在关联；同时，针对八推进器过驱动构型建立规范的控制分配与约束分析方法，能够为冗余推进器在复杂受力工况下的推力协调分配提供理论依据。</w:t>
       </w:r>
@@ -1143,7 +1315,6 @@
           <w:i w:val="0"/>
           <w:color w:val="000000"/>
           <w:sz w:val="24"/>
-          <w:highlight w:val="yellow"/>
         </w:rPr>
         <w:t>第二，在工程应用与软件实践层面，旨在构建标准化、高可移植性的 PX4/SITL 水下飞控研发流程。传统水下机器人开发中普遍存在“在纯数学仿真环境中表现良好，但向机载嵌入式控制器移植时代码重构量大、软硬件接口脱节”的工程问题。PX4 作为广泛应用的开源无人系统控制软件框架，具有高度模块化的分层架构、实时多任务调度机制以及基于 uORB 的松耦合消息通信总线。本课题依托 PX4 软件架构开展模块化代码设计，在 SITL 仿真环境中直接集成 6-DOF 动力学模型、运动控制器与八推进器分配算法，不仅可以在安全、低成本、高可重复的条件下测试算法在典型运动工况和适量外部水流扰动条件下的闭环性能，还规范了状态估计、期望力矩输出及各推进器指令的标准数据接口。这为后续将算法部署至机载嵌入式硬件并开展实物测试提供了可靠的软件工程基础。</w:t>
       </w:r>
@@ -1164,7 +1335,17 @@
           <w:sz w:val="24"/>
           <w:highlight w:val="yellow"/>
         </w:rPr>
-        <w:t>2. 国内外在该方向的研究现状和发展趋势</w:t>
+        <w:t xml:space="preserve">2. </w:t>
+      </w:r>
+      <w:r>
+        <w:rPr>
+          <w:rFonts w:ascii="Times New Roman" w:hAnsi="Times New Roman" w:cs="Times New Roman" w:eastAsia="黑体"/>
+          <w:b w:val="0"/>
+          <w:i w:val="0"/>
+          <w:color w:val="000000"/>
+          <w:sz w:val="24"/>
+        </w:rPr>
+        <w:t>国内外在该方向的研究现状和发展趋势</w:t>
       </w:r>
     </w:p>
     <w:p>
@@ -1181,7 +1362,6 @@
           <w:i w:val="0"/>
           <w:color w:val="000000"/>
           <w:sz w:val="24"/>
-          <w:highlight w:val="yellow"/>
         </w:rPr>
         <w:t>围绕本课题所涉及的水下航行器六自由度动力学机理建模与参数辨识、基于模型与状态反馈的运动控制方法、多推进器受约束控制分配以及基于开源飞控软件（PX4）的闭环仿真等四个核心技术环节，国内外学术界与工业界开展了系统的研究。</w:t>
       </w:r>
@@ -1202,7 +1382,17 @@
           <w:sz w:val="24"/>
           <w:highlight w:val="yellow"/>
         </w:rPr>
-        <w:t>2.1 水下航行器动力学建模与系统辨识研究现状</w:t>
+        <w:t xml:space="preserve">2.1 </w:t>
+      </w:r>
+      <w:r>
+        <w:rPr>
+          <w:rFonts w:ascii="Times New Roman" w:hAnsi="Times New Roman" w:cs="Times New Roman" w:eastAsia="黑体"/>
+          <w:b w:val="0"/>
+          <w:i w:val="0"/>
+          <w:color w:val="000000"/>
+          <w:sz w:val="24"/>
+        </w:rPr>
+        <w:t>水下航行器动力学建模与系统辨识研究现状</w:t>
       </w:r>
     </w:p>
     <w:p>
@@ -1219,7 +1409,6 @@
           <w:i w:val="0"/>
           <w:color w:val="000000"/>
           <w:sz w:val="24"/>
-          <w:highlight w:val="yellow"/>
         </w:rPr>
         <w:t>在动力学机理建模方面，水下航行器的运动学与动力学理论体系历经长期发展，已形成规范的标准框架。国际水池会议（ITTC）与国际海事组织（IMO）为海洋船舶与运载器的运动表述奠定了基础，挪威科技大学学者 Fossen 系统提出了海洋航行器六自由度非线性矢量建模理论体系</w:t>
       </w:r>
@@ -1243,7 +1432,6 @@
           <w:i w:val="0"/>
           <w:color w:val="000000"/>
           <w:sz w:val="24"/>
-          <w:highlight w:val="yellow"/>
         </w:rPr>
         <w:t>。该体系将固定于地球的惯性坐标系（NED）与固连于航行器的附体坐标系（Body-fixed Frame）相结合，通过坐标变换矩阵统一描述位置、姿态欧拉角与六自由度线速度、角速度，并将作用于机体上的广义力矩严格解构为刚体惯性矩阵、水动力附加质量矩阵、刚体与附加质量科氏向心力矩阵、线性与非线性水动力阻尼矩阵以及重力与浮力恢复力矩矢量，成为当前水下航行器建模与控制研究所公认的数学物理基石。对于采用开架式（Open-frame）机械构型的 ROV 而言，其水动力特性与流线型鱼雷状 AUV 存在明显差异。开架式航行器通常挂载外部传感器探头、推进器短舱、照明灯组及耐压水密舱，表面形态不规则且内部水流可穿透框架结构流动。Caccia 等较早对开架式可变构型无人水下航行器的动力学建模与水动力参数辨识展开了系统研究，指出了开架式航行器附加质量与阻尼矩阵中非对角耦合项的影响，验证了基于机理模型结构结合试验数据辨识主导水动力参数的可行性</w:t>
       </w:r>
@@ -1267,7 +1455,6 @@
           <w:i w:val="0"/>
           <w:color w:val="000000"/>
           <w:sz w:val="24"/>
-          <w:highlight w:val="yellow"/>
         </w:rPr>
         <w:t>。</w:t>
       </w:r>
@@ -1286,7 +1473,6 @@
           <w:i w:val="0"/>
           <w:color w:val="000000"/>
           <w:sz w:val="24"/>
-          <w:highlight w:val="yellow"/>
         </w:rPr>
         <w:t>由于开架式航行器的水动力系数难以仅凭理论解析精确计算，结合试验手段与运行数据开展系统辨识成为获取可用工程模型的重要途径。在传统水动力测试中，平面运动机构（PMM）水池拖曳试验精度高但设备成本高、周期长。为此，低成本、高效率的原位试验与动态响应辨识方法受到了研究者的广泛关注。Ross、Fossen 与 Johansen 提出了基于自由衰减试验（Free Decay Tests）辨识水下航行器水动力系数的方法，通过释放初始位移并记录单自由度衰减振荡曲线即可解算出主要惯性与阻尼参数，具有操作简便、物理直观的特点</w:t>
       </w:r>
@@ -1310,7 +1496,6 @@
           <w:i w:val="0"/>
           <w:color w:val="000000"/>
           <w:sz w:val="24"/>
-          <w:highlight w:val="yellow"/>
         </w:rPr>
         <w:t>；Avila 等针对开架式水下航行器开展了系统化的实验水动力模型辨识研究，结合阶跃推力激励与频域响应分析对附加质量与流体阻尼特性进行了定量标定</w:t>
       </w:r>
@@ -1334,7 +1519,6 @@
           <w:i w:val="0"/>
           <w:color w:val="000000"/>
           <w:sz w:val="24"/>
-          <w:highlight w:val="yellow"/>
         </w:rPr>
         <w:t>；Chin 与 Lau 针对复杂外形开架式 ROV 开展了水动力阻尼的数值建模与试验对比研究，分析了不同速度区间线性阻尼与二次非线性阻尼的主导权重</w:t>
       </w:r>
@@ -1358,7 +1542,6 @@
           <w:i w:val="0"/>
           <w:color w:val="000000"/>
           <w:sz w:val="24"/>
-          <w:highlight w:val="yellow"/>
         </w:rPr>
         <w:t>。国内哈尔滨工程大学等团队在水动力参数数值计算与辨识领域亦取得了丰富成果，如高婷、庞永杰等针对水下航行器复杂构型水动力系数计算方法开展了系统研究，结合几何特征分析、数值仿真与试验修正建立了面向控制设计的实用化模型</w:t>
       </w:r>
@@ -1382,9 +1565,19 @@
           <w:i w:val="0"/>
           <w:color w:val="000000"/>
           <w:sz w:val="24"/>
+        </w:rPr>
+        <w:t>。</w:t>
+      </w:r>
+      <w:r>
+        <w:rPr>
+          <w:rFonts w:ascii="Times New Roman" w:hAnsi="Times New Roman" w:cs="Times New Roman" w:eastAsia="宋体"/>
+          <w:b w:val="0"/>
+          <w:i w:val="0"/>
+          <w:color w:val="000000"/>
+          <w:sz w:val="24"/>
           <w:highlight w:val="yellow"/>
         </w:rPr>
-        <w:t>。近年来，von Benzon 等面向主流八推进器 BlueROV2 平台建立了开源物理仿真与动力学基准，提供了标准化的辨识对比基础</w:t>
+        <w:t>近年来，von Benzon 等面向主流八推进器 BlueROV2 平台建立了开源物理仿真与动力学基准，提供了标准化的辨识对比基础</w:t>
       </w:r>
       <w:hyperlink w:anchor="_Ref_Paper_8" w:history="1">
         <w:r>
@@ -1408,7 +1601,17 @@
           <w:sz w:val="24"/>
           <w:highlight w:val="yellow"/>
         </w:rPr>
-        <w:t>。这表明“基于机理构建总体方程骨架 + 依托平台资料与相关数据辨识修正关键未知量 + 利用代表性动态响应进行适用范围验证”的方法，已成为兼顾模型物理可解释性与工程可用性的主流路径。</w:t>
+        <w:t>。</w:t>
+      </w:r>
+      <w:r>
+        <w:rPr>
+          <w:rFonts w:ascii="Times New Roman" w:hAnsi="Times New Roman" w:cs="Times New Roman" w:eastAsia="宋体"/>
+          <w:b w:val="0"/>
+          <w:i w:val="0"/>
+          <w:color w:val="000000"/>
+          <w:sz w:val="24"/>
+        </w:rPr>
+        <w:t>这表明“基于机理构建总体方程骨架 + 依托平台资料与相关数据辨识修正关键未知量 + 利用代表性动态响应进行适用范围验证”的方法，已成为兼顾模型物理可解释性与工程可用性的主流路径。</w:t>
       </w:r>
     </w:p>
     <w:p>
@@ -1427,7 +1630,17 @@
           <w:sz w:val="24"/>
           <w:highlight w:val="yellow"/>
         </w:rPr>
-        <w:t>2.2 水下航行器运动控制方法研究现状</w:t>
+        <w:t xml:space="preserve">2.2 </w:t>
+      </w:r>
+      <w:r>
+        <w:rPr>
+          <w:rFonts w:ascii="Times New Roman" w:hAnsi="Times New Roman" w:cs="Times New Roman" w:eastAsia="黑体"/>
+          <w:b w:val="0"/>
+          <w:i w:val="0"/>
+          <w:color w:val="000000"/>
+          <w:sz w:val="24"/>
+        </w:rPr>
+        <w:t>水下航行器运动控制方法研究现状</w:t>
       </w:r>
     </w:p>
     <w:p>
@@ -1444,9 +1657,19 @@
           <w:i w:val="0"/>
           <w:color w:val="000000"/>
           <w:sz w:val="24"/>
+        </w:rPr>
+        <w:t>水下航行器运动控制的核心任务在于驱动推进器系统产生协调推力与力矩，使航行器的空间位置、潜深以及横滚、俯仰、偏航姿态稳定准确地跟踪给定的参考运动指令，并在存在未建模动态与外部水流干扰时维持良好的瞬态与稳态品质。</w:t>
+      </w:r>
+      <w:r>
+        <w:rPr>
+          <w:rFonts w:ascii="Times New Roman" w:hAnsi="Times New Roman" w:cs="Times New Roman" w:eastAsia="宋体"/>
+          <w:b w:val="0"/>
+          <w:i w:val="0"/>
+          <w:color w:val="000000"/>
+          <w:sz w:val="24"/>
           <w:highlight w:val="yellow"/>
         </w:rPr>
-        <w:t xml:space="preserve">水下航行器运动控制的核心任务在于驱动推进器系统产生协调推力与力矩，使航行器的空间位置、潜深以及横滚、俯仰、偏航姿态稳定准确地跟踪给定的参考运动指令，并在存在未建模动态与外部水流干扰时维持良好的瞬态与稳态品质。典型水下航行器六自由度模型控制与推力分配通用闭环结构如图 1 所示（基于 Fossen 经典海洋航行器控制理论架构 </w:t>
+        <w:t xml:space="preserve">典型水下航行器六自由度模型控制与推力分配通用闭环结构如图 1 所示（基于 Fossen 经典海洋航行器控制理论架构 </w:t>
       </w:r>
       <w:hyperlink w:anchor="_Ref_Paper_2" w:history="1">
         <w:r>
@@ -1546,7 +1769,6 @@
           <w:i w:val="0"/>
           <w:color w:val="000000"/>
           <w:sz w:val="24"/>
-          <w:highlight w:val="yellow"/>
         </w:rPr>
         <w:t xml:space="preserve">在早期的工程实际与常规水下测试中，独立单回路 PID 或级联 PID 控制得到了广泛应用，其不依赖精确动力学模型，通过实时状态误差积分消除稳态偏差，在平稳水流环境下的定点悬停或低速巡航中具备易调易用的工程优势 </w:t>
       </w:r>
@@ -1596,7 +1818,17 @@
           <w:sz w:val="24"/>
           <w:highlight w:val="yellow"/>
         </w:rPr>
-        <w:t xml:space="preserve"> 亦将其作为标准对比算法。然而，开架式八推进器水下航行器本质上是一个非线性、多轴耦合的多输入多输出（MIMO）动力学系统：航行器在水平面做快速纵向机动时易诱发明显的俯仰和垂荡运动；侧向位移时亦伴随着横滚力矩干扰；重力与浮力的非线性恢复力矩随姿态倾角呈三角函数非线性变化。若完全忽略这些物理耦合，纯线性 PID 控制难以兼顾不同运动工况下的控制品质，容易在较大幅度机动时出现超调偏大或推进器输出抖振。</w:t>
+        <w:t xml:space="preserve"> 亦将其作为标准对比算法。</w:t>
+      </w:r>
+      <w:r>
+        <w:rPr>
+          <w:rFonts w:ascii="Times New Roman" w:hAnsi="Times New Roman" w:cs="Times New Roman" w:eastAsia="宋体"/>
+          <w:b w:val="0"/>
+          <w:i w:val="0"/>
+          <w:color w:val="000000"/>
+          <w:sz w:val="24"/>
+        </w:rPr>
+        <w:t>然而，开架式八推进器水下航行器本质上是一个非线性、多轴耦合的多输入多输出（MIMO）动力学系统：航行器在水平面做快速纵向机动时易诱发明显的俯仰和垂荡运动；侧向位移时亦伴随着横滚力矩干扰；重力与浮力的非线性恢复力矩随姿态倾角呈三角函数非线性变化。若完全忽略这些物理耦合，纯线性 PID 控制难以兼顾不同运动工况下的控制品质，容易在较大幅度机动时出现超调偏大或推进器输出抖振。</w:t>
       </w:r>
     </w:p>
     <w:p>
@@ -1613,9 +1845,29 @@
           <w:i w:val="0"/>
           <w:color w:val="000000"/>
           <w:sz w:val="24"/>
+        </w:rPr>
+        <w:t>针对上述问题，结合动力学模型已知特性与实时状态反馈的现代控制方法成为水下航行器控制领域的研究重点。</w:t>
+      </w:r>
+      <w:r>
+        <w:rPr>
+          <w:rFonts w:ascii="Times New Roman" w:hAnsi="Times New Roman" w:cs="Times New Roman" w:eastAsia="宋体"/>
+          <w:b w:val="0"/>
+          <w:i w:val="0"/>
+          <w:color w:val="000000"/>
+          <w:sz w:val="24"/>
           <w:highlight w:val="yellow"/>
         </w:rPr>
-        <w:t xml:space="preserve">针对上述问题，结合动力学模型已知特性与实时状态反馈的现代控制方法成为水下航行器控制领域的研究重点。如图 1 所示，通用闭环控制系统主要由参考运动规划、运动控制器（包含模型前馈补偿与状态误差反馈两部分）、控制分配模块、推进器执行机构、航行器动力学模型以及状态估计模块组成。Fernandes 等针对观察级 ROV 提出了一种基于高增益状态观测器的输出反馈运动控制系统，将航行器的标称动力学模型与状态重构相结合，仅依赖有限传感器输出即实现了深度、航向和水平面位置的稳定闭环控制，并通过理论分析与水池试验验证了有效性 </w:t>
+        <w:t>如图 1 所示，通用闭环控制系统主要由参考运动规划、运动控制器（包含模型前馈补偿与状态误差反馈两部分）、控制分配模块、推进器执行机构、航行器动力学模型以及状态估计模块组成。</w:t>
+      </w:r>
+      <w:r>
+        <w:rPr>
+          <w:rFonts w:ascii="Times New Roman" w:hAnsi="Times New Roman" w:cs="Times New Roman" w:eastAsia="宋体"/>
+          <w:b w:val="0"/>
+          <w:i w:val="0"/>
+          <w:color w:val="000000"/>
+          <w:sz w:val="24"/>
+        </w:rPr>
+        <w:t xml:space="preserve">Fernandes 等针对观察级 ROV 提出了一种基于高增益状态观测器的输出反馈运动控制系统，将航行器的标称动力学模型与状态重构相结合，仅依赖有限传感器输出即实现了深度、航向和水平面位置的稳定闭环控制，并通过理论分析与水池试验验证了有效性 </w:t>
       </w:r>
       <w:hyperlink w:anchor="_Ref_Paper_9" w:history="1">
         <w:r>
@@ -1624,7 +1876,6 @@
             <w:sz w:val="24"/>
             <w:szCs w:val="24"/>
             <w:color w:val="000000"/>
-            <w:highlight w:val="yellow"/>
             <w:vertAlign w:val="superscript"/>
           </w:rPr>
           <w:t>[9]</w:t>
@@ -1637,7 +1888,6 @@
           <w:i w:val="0"/>
           <w:color w:val="000000"/>
           <w:sz w:val="24"/>
-          <w:highlight w:val="yellow"/>
         </w:rPr>
         <w:t xml:space="preserve">。Chu 等针对实际水下航行器普遍存在的推进器电机一阶动态延迟与推力幅值饱和问题，提出了一种融合动力学模型前馈补偿与自适应参数更新的轨迹跟踪控制方法，降低了水动力阻尼参数不确定性对跟踪精度的影响，并在推进器达到推力上限时保持了良好的闭环稳定性 </w:t>
       </w:r>
@@ -1648,7 +1898,6 @@
             <w:sz w:val="24"/>
             <w:szCs w:val="24"/>
             <w:color w:val="000000"/>
-            <w:highlight w:val="yellow"/>
             <w:vertAlign w:val="superscript"/>
           </w:rPr>
           <w:t>[10]</w:t>
@@ -1661,7 +1910,6 @@
           <w:i w:val="0"/>
           <w:color w:val="000000"/>
           <w:sz w:val="24"/>
-          <w:highlight w:val="yellow"/>
         </w:rPr>
         <w:t>。</w:t>
       </w:r>
@@ -1680,9 +1928,19 @@
           <w:i w:val="0"/>
           <w:color w:val="000000"/>
           <w:sz w:val="24"/>
+        </w:rPr>
+        <w:t>与此同时，围绕非线性系统解耦，基于反馈线性化与动态逆思想的控制方法也得到了深入探索。这类方法的核心思路在于利用动力学模型计算出抵消已知非线性项（如静水力恢复项、科氏力与主导阻尼项）所需的前馈控制力矩，将非线性耦合系统在标称意义上等效转化为解耦的线性通道，从而简化闭环状态反馈控制器的参数整定。此外，针对全状态精确机理模型难以完整获取的客观现实，学者们进一步探索了增量非线性动态逆（INDI）等局部增量控制方法。</w:t>
+      </w:r>
+      <w:r>
+        <w:rPr>
+          <w:rFonts w:ascii="Times New Roman" w:hAnsi="Times New Roman" w:cs="Times New Roman" w:eastAsia="宋体"/>
+          <w:b w:val="0"/>
+          <w:i w:val="0"/>
+          <w:color w:val="000000"/>
+          <w:sz w:val="24"/>
           <w:highlight w:val="yellow"/>
         </w:rPr>
-        <w:t xml:space="preserve">与此同时，围绕非线性系统解耦，基于反馈线性化与动态逆思想的控制方法也得到了深入探索。这类方法的核心思路在于利用动力学模型计算出抵消已知非线性项（如静水力恢复项、科氏力与主导阻尼项）所需的前馈控制力矩，将非线性耦合系统在标称意义上等效转化为解耦的线性通道，从而简化闭环状态反馈控制器的参数整定。此外，针对全状态精确机理模型难以完整获取的客观现实，学者们进一步探索了增量非线性动态逆（INDI）等局部增量控制方法。Slawik 等进一步将增量动态逆方法引入水下航行器（Cuttlefish AUV）的姿态控制中，结合标称水动力模型与传感器高频反馈在局部时间微元内补偿未建模动态与外扰，展现出良好的闭环抗扰能力 </w:t>
+        <w:t xml:space="preserve">Slawik 等进一步将增量动态逆方法引入水下航行器（Cuttlefish AUV）的姿态控制中，结合标称水动力模型与传感器高频反馈在局部时间微元内补偿未建模动态与外扰，展现出良好的闭环抗扰能力 </w:t>
       </w:r>
       <w:hyperlink w:anchor="_Ref_Paper_11" w:history="1">
         <w:r>
@@ -1723,7 +1981,6 @@
           <w:i w:val="0"/>
           <w:color w:val="000000"/>
           <w:sz w:val="24"/>
-          <w:highlight w:val="yellow"/>
         </w:rPr>
         <w:t>综合国内外运动控制方法的发展演进可知，依托经验证的标称动力学模型，在控制回路中显式引入模型前馈或动态逆补偿以抵消主要已知的恢复力矩与主导流体效应，同时在反馈回路中融合实时状态误差开展稳健的状态反馈调节，能够在保证系统闭环稳定性的同时，为后续结合平台特性开展控制算法的横向比选与深入探索留出充分的方法比选空间与算法拓展余地。</w:t>
       </w:r>
@@ -1744,7 +2001,17 @@
           <w:sz w:val="24"/>
           <w:highlight w:val="yellow"/>
         </w:rPr>
-        <w:t>2.3 多推进器控制分配研究现状</w:t>
+        <w:t xml:space="preserve">2.3 </w:t>
+      </w:r>
+      <w:r>
+        <w:rPr>
+          <w:rFonts w:ascii="Times New Roman" w:hAnsi="Times New Roman" w:cs="Times New Roman" w:eastAsia="黑体"/>
+          <w:b w:val="0"/>
+          <w:i w:val="0"/>
+          <w:color w:val="000000"/>
+          <w:sz w:val="24"/>
+        </w:rPr>
+        <w:t>多推进器控制分配研究现状</w:t>
       </w:r>
     </w:p>
     <w:p>
@@ -1761,7 +2028,6 @@
           <w:i w:val="0"/>
           <w:color w:val="000000"/>
           <w:sz w:val="24"/>
-          <w:highlight w:val="yellow"/>
         </w:rPr>
         <w:t xml:space="preserve">对于配备八个推进器的全驱动开架式水下航行器而言，其独立的物理执行器通道数量（8 个推进器）大于空间六自由度广义力与力矩的数量（6 个控制维度），属于典型的过驱动（Over-actuated）冗余控制系统。上层运动控制器根据参考轨迹与当前状态误差计算出的是机体所需的合力与合力矩 </w:t>
       </w:r>
@@ -1776,7 +2042,6 @@
                 <w:rFonts w:ascii="Cambria Math" w:hAnsi="Cambria Math" w:eastAsia="宋体"/>
                 <w:sz w:val="24"/>
                 <w:szCs w:val="24"/>
-                <w:highlight w:val="yellow"/>
               </w:rPr>
               <m:t>τ</m:t>
             </m:r>
@@ -1790,7 +2055,6 @@
                 <w:rFonts w:ascii="Cambria Math" w:hAnsi="Cambria Math" w:eastAsia="宋体"/>
                 <w:sz w:val="24"/>
                 <w:szCs w:val="24"/>
-                <w:highlight w:val="yellow"/>
               </w:rPr>
               <m:t>c</m:t>
             </m:r>
@@ -1804,7 +2068,6 @@
             <w:rFonts w:ascii="Cambria Math" w:hAnsi="Cambria Math" w:eastAsia="宋体"/>
             <w:sz w:val="24"/>
             <w:szCs w:val="24"/>
-            <w:highlight w:val="yellow"/>
           </w:rPr>
           <m:t> ∈ </m:t>
         </m:r>
@@ -1818,7 +2081,6 @@
                 <w:rFonts w:ascii="Cambria Math" w:hAnsi="Cambria Math" w:eastAsia="宋体"/>
                 <w:sz w:val="24"/>
                 <w:szCs w:val="24"/>
-                <w:highlight w:val="yellow"/>
               </w:rPr>
               <m:t>ℝ</m:t>
             </m:r>
@@ -1832,7 +2094,6 @@
                 <w:rFonts w:ascii="Cambria Math" w:hAnsi="Cambria Math" w:eastAsia="宋体"/>
                 <w:sz w:val="24"/>
                 <w:szCs w:val="24"/>
-                <w:highlight w:val="yellow"/>
               </w:rPr>
               <m:t>6</m:t>
             </m:r>
@@ -1846,7 +2107,6 @@
           <w:i w:val="0"/>
           <w:color w:val="000000"/>
           <w:sz w:val="24"/>
-          <w:highlight w:val="yellow"/>
         </w:rPr>
         <w:t xml:space="preserve">，而实际作用于水体的则是各推进器产生的轴向推力矢量 </w:t>
       </w:r>
@@ -1859,7 +2119,6 @@
             <w:rFonts w:ascii="Cambria Math" w:hAnsi="Cambria Math" w:eastAsia="宋体"/>
             <w:sz w:val="24"/>
             <w:szCs w:val="24"/>
-            <w:highlight w:val="yellow"/>
           </w:rPr>
           <m:t>T</m:t>
         </m:r>
@@ -1871,7 +2130,6 @@
             <w:rFonts w:ascii="Cambria Math" w:hAnsi="Cambria Math" w:eastAsia="宋体"/>
             <w:sz w:val="24"/>
             <w:szCs w:val="24"/>
-            <w:highlight w:val="yellow"/>
           </w:rPr>
           <m:t> ∈ </m:t>
         </m:r>
@@ -1885,7 +2143,6 @@
                 <w:rFonts w:ascii="Cambria Math" w:hAnsi="Cambria Math" w:eastAsia="宋体"/>
                 <w:sz w:val="24"/>
                 <w:szCs w:val="24"/>
-                <w:highlight w:val="yellow"/>
               </w:rPr>
               <m:t>ℝ</m:t>
             </m:r>
@@ -1899,7 +2156,6 @@
                 <w:rFonts w:ascii="Cambria Math" w:hAnsi="Cambria Math" w:eastAsia="宋体"/>
                 <w:sz w:val="24"/>
                 <w:szCs w:val="24"/>
-                <w:highlight w:val="yellow"/>
               </w:rPr>
               <m:t>8</m:t>
             </m:r>
@@ -1913,7 +2169,6 @@
           <w:i w:val="0"/>
           <w:color w:val="000000"/>
           <w:sz w:val="24"/>
-          <w:highlight w:val="yellow"/>
         </w:rPr>
         <w:t>。如何将低维的期望广义力矩合理、低失真地解算并映射为高维的各推进器控制指令，即为控制分配（Control Allocation）所要解决的关键课题。</w:t>
       </w:r>
@@ -1982,7 +2237,17 @@
           <w:sz w:val="24"/>
           <w:highlight w:val="yellow"/>
         </w:rPr>
-        <w:t>。在无约束或弱约束条件下，基于几何映射矩阵的广义逆（伪逆）法由于具备解析形式、计算开销小，在工程中得到了广泛的基础应用；通过在伪逆中引入对角加权矩阵（加权伪逆法），能够根据推进器物理尺寸、功率或安装力臂灵活分配控制权重。</w:t>
+        <w:t>。</w:t>
+      </w:r>
+      <w:r>
+        <w:rPr>
+          <w:rFonts w:ascii="Times New Roman" w:hAnsi="Times New Roman" w:cs="Times New Roman" w:eastAsia="宋体"/>
+          <w:b w:val="0"/>
+          <w:i w:val="0"/>
+          <w:color w:val="000000"/>
+          <w:sz w:val="24"/>
+        </w:rPr>
+        <w:t>在无约束或弱约束条件下，基于几何映射矩阵的广义逆（伪逆）法由于具备解析形式、计算开销小，在工程中得到了广泛的基础应用；通过在伪逆中引入对角加权矩阵（加权伪逆法），能够根据推进器物理尺寸、功率或安装力臂灵活分配控制权重。</w:t>
       </w:r>
     </w:p>
     <w:p>
@@ -1999,7 +2264,6 @@
           <w:i w:val="0"/>
           <w:color w:val="000000"/>
           <w:sz w:val="24"/>
-          <w:highlight w:val="yellow"/>
         </w:rPr>
         <w:t>然而，实际物理推进器均存在明确的物理边界约束：推进器电机转速存在上限，导致正向推力与反向推力存在确定的幅值边界，且螺旋桨水动力特性决定了正转推力通常大于反转推力。若直接采用无约束伪逆求解，当某一个或多个推进器计算推力超出物理上限时，简单的截断饱和处理会导致实际产生的六维广义力和力矩方向发生偏转，即出现“力矩交叉耦合失真”，进而影响姿态闭环稳定性。为此，考虑推力输出范围约束的推力分配算法成为近年的研究重点。程卫平、王猛等针对水下机器人推力器物理输出上限，研究了基于可行方向法等处理推力边界约束的优化分配算法，抑制了推力饱和引起的力矩分配畸变</w:t>
       </w:r>
@@ -2023,7 +2287,6 @@
           <w:i w:val="0"/>
           <w:color w:val="000000"/>
           <w:sz w:val="24"/>
-          <w:highlight w:val="yellow"/>
         </w:rPr>
         <w:t>；孙广威等针对矢量推进 ROV 提出了兼顾推力约束与分配效率的多级推力分配策略，在多推进器协调与能耗控制方面取得了良好效果</w:t>
       </w:r>
@@ -2047,7 +2310,6 @@
           <w:i w:val="0"/>
           <w:color w:val="000000"/>
           <w:sz w:val="24"/>
-          <w:highlight w:val="yellow"/>
         </w:rPr>
         <w:t xml:space="preserve">。由此可见，根据已有八推进器平台的空间安装位置、推力矢量方向及力臂关系，准确建立反映平台真实几何构型的 </w:t>
       </w:r>
@@ -2060,7 +2322,6 @@
             <w:rFonts w:ascii="Cambria Math" w:hAnsi="Cambria Math" w:eastAsia="宋体"/>
             <w:sz w:val="24"/>
             <w:szCs w:val="24"/>
-            <w:highlight w:val="yellow"/>
           </w:rPr>
           <m:t>6 × 8</m:t>
         </m:r>
@@ -2072,7 +2333,6 @@
           <w:i w:val="0"/>
           <w:color w:val="000000"/>
           <w:sz w:val="24"/>
-          <w:highlight w:val="yellow"/>
         </w:rPr>
         <w:t xml:space="preserve"> 控制分配矩阵，并在求解流程中合理考虑推进器基本推力输出范围约束，是连接上层闭环运动控制器与底层执行机构的核心纽带。</w:t>
       </w:r>
@@ -2093,7 +2353,17 @@
           <w:sz w:val="24"/>
           <w:highlight w:val="yellow"/>
         </w:rPr>
-        <w:t>2.4 基于开源软件架构（PX4）的水下航行器闭环仿真研究现状</w:t>
+        <w:t xml:space="preserve">2.4 </w:t>
+      </w:r>
+      <w:r>
+        <w:rPr>
+          <w:rFonts w:ascii="Times New Roman" w:hAnsi="Times New Roman" w:cs="Times New Roman" w:eastAsia="黑体"/>
+          <w:b w:val="0"/>
+          <w:i w:val="0"/>
+          <w:color w:val="000000"/>
+          <w:sz w:val="24"/>
+        </w:rPr>
+        <w:t>基于开源软件架构（PX4）的水下航行器闭环仿真研究现状</w:t>
       </w:r>
     </w:p>
     <w:p>
@@ -2110,7 +2380,6 @@
           <w:i w:val="0"/>
           <w:color w:val="000000"/>
           <w:sz w:val="24"/>
-          <w:highlight w:val="yellow"/>
         </w:rPr>
         <w:t>在现代机器人与自主无人系统的研发流程中，控制算法的软件工程实现规范与闭环仿真验证平台扮演着重要角色。传统的离线仿真研究多基于纯数学脚本编写，虽然便于验证控制方程的理论收敛性，但脱离了嵌入式实时操作系统（RTOS）的多任务并发调度、进程间异步通信以及离散采样周期等软件工程约束，导致研究成果向实验平台移植时往往面临较大的软件重构工作量。</w:t>
       </w:r>
@@ -2129,7 +2398,6 @@
           <w:i w:val="0"/>
           <w:color w:val="000000"/>
           <w:sz w:val="24"/>
-          <w:highlight w:val="yellow"/>
         </w:rPr>
         <w:t>苏黎世联邦理工学院（ETH Zurich）Meier 等主导研发的 PX4 Autopilot 软件框架是当前无人系统领域广泛应用的开源嵌入式控制软件框架之一</w:t>
       </w:r>
@@ -2153,7 +2421,6 @@
           <w:i w:val="0"/>
           <w:color w:val="000000"/>
           <w:sz w:val="24"/>
-          <w:highlight w:val="yellow"/>
         </w:rPr>
         <w:t>。PX4 采用了“算法模块层与系统中间件层”解耦的架构设计，底层支持 NuttX 实时操作系统与 POSIX 环境，核心数据链路依托基于共享内存的微对象请求代理（uORB）异步发布/订阅总线构建。在 PX4 架构中，状态估计、运动控制计算与执行器控制分配被划分为独立的功能模块，各模块仅通过带有微秒级时间戳的 uORB 消息进行数据交互。同时，PX4 原生支持软件在环（SITL）编译与运行，使得 C++ 控制与分配模块能够在计算机端按接近实机的调度机制运行，并通过标准消息接口与六自由度动力学仿真模型构成闭环，配合 ULog 日志工具记录各项状态与控制分配数据。</w:t>
       </w:r>
@@ -2172,9 +2439,19 @@
           <w:i w:val="0"/>
           <w:color w:val="000000"/>
           <w:sz w:val="24"/>
+        </w:rPr>
+        <w:t>最初，PX4 主要针对空中多旋翼与固定翼飞行器进行设计。凭借其模块化的控制分配架构与良好的可扩展性，近年来国内外研究团队开始将 PX4 引入水下无人航行器研究领域。</w:t>
+      </w:r>
+      <w:r>
+        <w:rPr>
+          <w:rFonts w:ascii="Times New Roman" w:hAnsi="Times New Roman" w:cs="Times New Roman" w:eastAsia="宋体"/>
+          <w:b w:val="0"/>
+          <w:i w:val="0"/>
+          <w:color w:val="000000"/>
+          <w:sz w:val="24"/>
           <w:highlight w:val="yellow"/>
         </w:rPr>
-        <w:t>最初，PX4 主要针对空中多旋翼与固定翼飞行器进行设计。凭借其模块化的控制分配架构与良好的可扩展性，近年来国内外研究团队开始将 PX4 引入水下无人航行器研究领域。Duecker 等推出了开源水下平台 HippoCampus X，依托基于 PX4 的软件在环仿真与水池实验完成了受限水域下的三维机动控制验证，证实了基于 PX4/SITL 构建水下航行器闭环仿真与控制验证体系的工程合理性</w:t>
+        <w:t>Duecker 等推出了开源水下平台 HippoCampus X，依托基于 PX4 的软件在环仿真与水池实验完成了受限水域下的三维机动控制验证，证实了基于 PX4/SITL 构建水下航行器闭环仿真与控制验证体系的工程合理性</w:t>
       </w:r>
       <w:hyperlink w:anchor="_Ref_Paper_17" w:history="1">
         <w:r>
@@ -2217,7 +2494,17 @@
           <w:sz w:val="24"/>
           <w:highlight w:val="yellow"/>
         </w:rPr>
-        <w:t>2.5 发展趋势与对本课题的启示</w:t>
+        <w:t xml:space="preserve">2.5 </w:t>
+      </w:r>
+      <w:r>
+        <w:rPr>
+          <w:rFonts w:ascii="Times New Roman" w:hAnsi="Times New Roman" w:cs="Times New Roman" w:eastAsia="黑体"/>
+          <w:b w:val="0"/>
+          <w:i w:val="0"/>
+          <w:color w:val="000000"/>
+          <w:sz w:val="24"/>
+        </w:rPr>
+        <w:t>发展趋势与对本课题的启示</w:t>
       </w:r>
     </w:p>
     <w:p>
@@ -2234,7 +2521,6 @@
           <w:i w:val="0"/>
           <w:color w:val="000000"/>
           <w:sz w:val="24"/>
-          <w:highlight w:val="yellow"/>
         </w:rPr>
         <w:t>为清晰梳理现有水下航行器运动控制与推力分配代表性方案的技术特点，现将国内外主流方案与本课题拟采取的研究方案归纳对比如下（见表 1）：</w:t>
       </w:r>
@@ -2252,7 +2538,6 @@
           <w:i w:val="0"/>
           <w:color w:val="000000"/>
           <w:sz w:val="21"/>
-          <w:highlight w:val="yellow"/>
         </w:rPr>
         <w:t>表 1  水下航行器典型运动控制与推力分配方案对比分析</w:t>
       </w:r>
@@ -2303,7 +2588,6 @@
                 <w:i w:val="0"/>
                 <w:color w:val="000000"/>
                 <w:sz w:val="19"/>
-                <w:highlight w:val="yellow"/>
               </w:rPr>
               <w:t>方案类别</w:t>
             </w:r>
@@ -2328,7 +2612,6 @@
                 <w:i w:val="0"/>
                 <w:color w:val="000000"/>
                 <w:sz w:val="19"/>
-                <w:highlight w:val="yellow"/>
               </w:rPr>
               <w:t>代表性文献</w:t>
             </w:r>
@@ -2353,7 +2636,6 @@
                 <w:i w:val="0"/>
                 <w:color w:val="000000"/>
                 <w:sz w:val="19"/>
-                <w:highlight w:val="yellow"/>
               </w:rPr>
               <w:t>模型信息利用方式</w:t>
             </w:r>
@@ -2378,7 +2660,6 @@
                 <w:i w:val="0"/>
                 <w:color w:val="000000"/>
                 <w:sz w:val="19"/>
-                <w:highlight w:val="yellow"/>
               </w:rPr>
               <w:t>推力分配与约束处理</w:t>
             </w:r>
@@ -2403,7 +2684,6 @@
                 <w:i w:val="0"/>
                 <w:color w:val="000000"/>
                 <w:sz w:val="19"/>
-                <w:highlight w:val="yellow"/>
               </w:rPr>
               <w:t>软件实现与验证环境</w:t>
             </w:r>
@@ -2428,7 +2708,6 @@
                 <w:i w:val="0"/>
                 <w:color w:val="000000"/>
                 <w:sz w:val="19"/>
-                <w:highlight w:val="yellow"/>
               </w:rPr>
               <w:t>主要优势与局限性</w:t>
             </w:r>
@@ -2458,7 +2737,6 @@
                 <w:i w:val="0"/>
                 <w:color w:val="000000"/>
                 <w:sz w:val="19"/>
-                <w:highlight w:val="yellow"/>
               </w:rPr>
               <w:t>传统无模型反馈控制</w:t>
             </w:r>
@@ -2530,7 +2808,6 @@
                 <w:i w:val="0"/>
                 <w:color w:val="000000"/>
                 <w:sz w:val="19"/>
-                <w:highlight w:val="yellow"/>
               </w:rPr>
               <w:t>不依赖动力学模型，仅利用状态跟踪误差（单回路/串级 PID）</w:t>
             </w:r>
@@ -2555,7 +2832,6 @@
                 <w:i w:val="0"/>
                 <w:color w:val="000000"/>
                 <w:sz w:val="19"/>
-                <w:highlight w:val="yellow"/>
               </w:rPr>
               <w:t>固定比例混控或无约束伪逆直接截断</w:t>
             </w:r>
@@ -2580,7 +2856,6 @@
                 <w:i w:val="0"/>
                 <w:color w:val="000000"/>
                 <w:sz w:val="19"/>
-                <w:highlight w:val="yellow"/>
               </w:rPr>
               <w:t>纯数值脚本或基础飞控固件</w:t>
             </w:r>
@@ -2605,7 +2880,6 @@
                 <w:i w:val="0"/>
                 <w:color w:val="000000"/>
                 <w:sz w:val="19"/>
-                <w:highlight w:val="yellow"/>
               </w:rPr>
               <w:t>结构简单、易于工程初调；但忽略多轴水动力耦合与非线性恢复力矩，大机动与流扰下易超调</w:t>
             </w:r>
@@ -2635,7 +2909,6 @@
                 <w:i w:val="0"/>
                 <w:color w:val="000000"/>
                 <w:sz w:val="19"/>
-                <w:highlight w:val="yellow"/>
               </w:rPr>
               <w:t>全状态解析模型控制</w:t>
             </w:r>
@@ -2660,7 +2933,6 @@
                 <w:i w:val="0"/>
                 <w:color w:val="000000"/>
                 <w:sz w:val="19"/>
-                <w:highlight w:val="yellow"/>
               </w:rPr>
               <w:t>[9]</w:t>
             </w:r>
@@ -2671,7 +2943,6 @@
                 <w:i w:val="0"/>
                 <w:color w:val="000000"/>
                 <w:sz w:val="19"/>
-                <w:highlight w:val="yellow"/>
               </w:rPr>
               <w:t xml:space="preserve">, </w:t>
             </w:r>
@@ -2682,7 +2953,6 @@
                 <w:i w:val="0"/>
                 <w:color w:val="000000"/>
                 <w:sz w:val="19"/>
-                <w:highlight w:val="yellow"/>
               </w:rPr>
               <w:t>[10]</w:t>
             </w:r>
@@ -2707,7 +2977,6 @@
                 <w:i w:val="0"/>
                 <w:color w:val="000000"/>
                 <w:sz w:val="19"/>
-                <w:highlight w:val="yellow"/>
               </w:rPr>
               <w:t>依赖完整六自由度水动力解析模型进行状态重构或前馈自适应抵消</w:t>
             </w:r>
@@ -2732,7 +3001,6 @@
                 <w:i w:val="0"/>
                 <w:color w:val="000000"/>
                 <w:sz w:val="19"/>
-                <w:highlight w:val="yellow"/>
               </w:rPr>
               <w:t>伪逆分配或结合执行器动态补偿</w:t>
             </w:r>
@@ -2757,7 +3025,6 @@
                 <w:i w:val="0"/>
                 <w:color w:val="000000"/>
                 <w:sz w:val="19"/>
-                <w:highlight w:val="yellow"/>
               </w:rPr>
               <w:t>离线数学仿真（如 MATLAB）与专用水池测试</w:t>
             </w:r>
@@ -2782,7 +3049,6 @@
                 <w:i w:val="0"/>
                 <w:color w:val="000000"/>
                 <w:sz w:val="19"/>
-                <w:highlight w:val="yellow"/>
               </w:rPr>
               <w:t>理论解耦与跟踪精度高；但对开架式 ROV 全套水动力参数的先验建模精度要求较高</w:t>
             </w:r>
@@ -2812,7 +3078,6 @@
                 <w:i w:val="0"/>
                 <w:color w:val="000000"/>
                 <w:sz w:val="19"/>
-                <w:highlight w:val="yellow"/>
               </w:rPr>
               <w:t>局部增量/动态逆控制</w:t>
             </w:r>
@@ -2862,7 +3127,6 @@
                 <w:i w:val="0"/>
                 <w:color w:val="000000"/>
                 <w:sz w:val="19"/>
-                <w:highlight w:val="yellow"/>
               </w:rPr>
               <w:t>结合局部控制效能模型与高频角加速度/状态差分反馈补偿不确定性</w:t>
             </w:r>
@@ -2887,7 +3151,6 @@
                 <w:i w:val="0"/>
                 <w:color w:val="000000"/>
                 <w:sz w:val="19"/>
-                <w:highlight w:val="yellow"/>
               </w:rPr>
               <w:t>伪逆分配或加权伪逆分配</w:t>
             </w:r>
@@ -2912,7 +3175,6 @@
                 <w:i w:val="0"/>
                 <w:color w:val="000000"/>
                 <w:sz w:val="19"/>
-                <w:highlight w:val="yellow"/>
               </w:rPr>
               <w:t>ROS/Gazebo 仿真与定制嵌入式节点</w:t>
             </w:r>
@@ -2937,7 +3199,6 @@
                 <w:i w:val="0"/>
                 <w:color w:val="000000"/>
                 <w:sz w:val="19"/>
-                <w:highlight w:val="yellow"/>
               </w:rPr>
               <w:t>对慢变水动力阻尼参数不敏感、高频抗扰较好；但对传感器滤波同步与分配矩阵准确性敏感</w:t>
             </w:r>
@@ -2967,7 +3228,6 @@
                 <w:i w:val="0"/>
                 <w:color w:val="000000"/>
                 <w:sz w:val="19"/>
-                <w:highlight w:val="yellow"/>
               </w:rPr>
               <w:t>本课题研究方案</w:t>
             </w:r>
@@ -2992,7 +3252,6 @@
                 <w:i w:val="0"/>
                 <w:color w:val="000000"/>
                 <w:sz w:val="19"/>
-                <w:highlight w:val="yellow"/>
               </w:rPr>
               <w:t>—</w:t>
             </w:r>
@@ -3017,7 +3276,6 @@
                 <w:i w:val="0"/>
                 <w:color w:val="000000"/>
                 <w:sz w:val="19"/>
-                <w:highlight w:val="yellow"/>
               </w:rPr>
               <w:t xml:space="preserve">机理建模与数据辨识相结合获取标称模型 </w:t>
             </w:r>
@@ -3030,7 +3288,6 @@
                   <w:rFonts w:ascii="Cambria Math" w:hAnsi="Cambria Math" w:eastAsia="宋体"/>
                   <w:sz w:val="24"/>
                   <w:szCs w:val="24"/>
-                  <w:highlight w:val="yellow"/>
                 </w:rPr>
                 <m:t>(</m:t>
               </m:r>
@@ -3047,7 +3304,6 @@
                       <w:rFonts w:ascii="Cambria Math" w:hAnsi="Cambria Math" w:eastAsia="宋体"/>
                       <w:sz w:val="24"/>
                       <w:szCs w:val="24"/>
-                      <w:highlight w:val="yellow"/>
                     </w:rPr>
                     <m:t>M</m:t>
                   </m:r>
@@ -3061,7 +3317,6 @@
                   <w:rFonts w:ascii="Cambria Math" w:hAnsi="Cambria Math" w:eastAsia="宋体"/>
                   <w:sz w:val="24"/>
                   <w:szCs w:val="24"/>
-                  <w:highlight w:val="yellow"/>
                 </w:rPr>
                 <m:t>, </m:t>
               </m:r>
@@ -3078,7 +3333,6 @@
                       <w:rFonts w:ascii="Cambria Math" w:hAnsi="Cambria Math" w:eastAsia="宋体"/>
                       <w:sz w:val="24"/>
                       <w:szCs w:val="24"/>
-                      <w:highlight w:val="yellow"/>
                     </w:rPr>
                     <m:t>C</m:t>
                   </m:r>
@@ -3092,7 +3346,6 @@
                   <w:rFonts w:ascii="Cambria Math" w:hAnsi="Cambria Math" w:eastAsia="宋体"/>
                   <w:sz w:val="24"/>
                   <w:szCs w:val="24"/>
-                  <w:highlight w:val="yellow"/>
                 </w:rPr>
                 <m:t>, </m:t>
               </m:r>
@@ -3109,7 +3362,6 @@
                       <w:rFonts w:ascii="Cambria Math" w:hAnsi="Cambria Math" w:eastAsia="宋体"/>
                       <w:sz w:val="24"/>
                       <w:szCs w:val="24"/>
-                      <w:highlight w:val="yellow"/>
                     </w:rPr>
                     <m:t>D</m:t>
                   </m:r>
@@ -3123,7 +3375,6 @@
                   <w:rFonts w:ascii="Cambria Math" w:hAnsi="Cambria Math" w:eastAsia="宋体"/>
                   <w:sz w:val="24"/>
                   <w:szCs w:val="24"/>
-                  <w:highlight w:val="yellow"/>
                 </w:rPr>
                 <m:t>, </m:t>
               </m:r>
@@ -3140,7 +3391,6 @@
                       <w:rFonts w:ascii="Cambria Math" w:hAnsi="Cambria Math" w:eastAsia="宋体"/>
                       <w:sz w:val="24"/>
                       <w:szCs w:val="24"/>
-                      <w:highlight w:val="yellow"/>
                     </w:rPr>
                     <m:t>g</m:t>
                   </m:r>
@@ -3154,7 +3404,6 @@
                   <w:rFonts w:ascii="Cambria Math" w:hAnsi="Cambria Math" w:eastAsia="宋体"/>
                   <w:sz w:val="24"/>
                   <w:szCs w:val="24"/>
-                  <w:highlight w:val="yellow"/>
                 </w:rPr>
                 <m:t>)</m:t>
               </m:r>
@@ -3166,7 +3415,6 @@
                 <w:i w:val="0"/>
                 <w:color w:val="000000"/>
                 <w:sz w:val="19"/>
-                <w:highlight w:val="yellow"/>
               </w:rPr>
               <w:t>，模型特性补偿与实时状态反馈相结合</w:t>
             </w:r>
@@ -3191,7 +3439,6 @@
                 <w:i w:val="0"/>
                 <w:color w:val="000000"/>
                 <w:sz w:val="19"/>
-                <w:highlight w:val="yellow"/>
               </w:rPr>
               <w:t xml:space="preserve">建立八推进器 </w:t>
             </w:r>
@@ -3204,7 +3451,6 @@
                   <w:rFonts w:ascii="Cambria Math" w:hAnsi="Cambria Math" w:eastAsia="宋体"/>
                   <w:sz w:val="24"/>
                   <w:szCs w:val="24"/>
-                  <w:highlight w:val="yellow"/>
                 </w:rPr>
                 <m:t>6 × 8</m:t>
               </m:r>
@@ -3216,7 +3462,6 @@
                 <w:i w:val="0"/>
                 <w:color w:val="000000"/>
                 <w:sz w:val="19"/>
-                <w:highlight w:val="yellow"/>
               </w:rPr>
               <w:t xml:space="preserve"> 控制分配矩阵 </w:t>
             </w:r>
@@ -3229,7 +3474,6 @@
                   <w:rFonts w:ascii="Cambria Math" w:hAnsi="Cambria Math" w:eastAsia="宋体"/>
                   <w:sz w:val="24"/>
                   <w:szCs w:val="24"/>
-                  <w:highlight w:val="yellow"/>
                 </w:rPr>
                 <m:t>B</m:t>
               </m:r>
@@ -3241,7 +3485,6 @@
                 <w:i w:val="0"/>
                 <w:color w:val="000000"/>
                 <w:sz w:val="19"/>
-                <w:highlight w:val="yellow"/>
               </w:rPr>
               <w:t xml:space="preserve">，考虑基本推力输出范围约束 </w:t>
             </w:r>
@@ -3254,7 +3497,6 @@
                   <w:rFonts w:ascii="Cambria Math" w:hAnsi="Cambria Math" w:eastAsia="宋体"/>
                   <w:sz w:val="24"/>
                   <w:szCs w:val="24"/>
-                  <w:highlight w:val="yellow"/>
                 </w:rPr>
                 <m:t>[</m:t>
               </m:r>
@@ -3268,7 +3510,6 @@
                       <w:rFonts w:ascii="Cambria Math" w:hAnsi="Cambria Math" w:eastAsia="宋体"/>
                       <w:sz w:val="24"/>
                       <w:szCs w:val="24"/>
-                      <w:highlight w:val="yellow"/>
                     </w:rPr>
                     <m:t>T</m:t>
                   </m:r>
@@ -3282,7 +3523,6 @@
                       <w:rFonts w:ascii="Cambria Math" w:hAnsi="Cambria Math" w:eastAsia="宋体"/>
                       <w:sz w:val="24"/>
                       <w:szCs w:val="24"/>
-                      <w:highlight w:val="yellow"/>
                     </w:rPr>
                     <m:t>min</m:t>
                   </m:r>
@@ -3296,7 +3536,6 @@
                   <w:rFonts w:ascii="Cambria Math" w:hAnsi="Cambria Math" w:eastAsia="宋体"/>
                   <w:sz w:val="24"/>
                   <w:szCs w:val="24"/>
-                  <w:highlight w:val="yellow"/>
                 </w:rPr>
                 <m:t>, </m:t>
               </m:r>
@@ -3310,7 +3549,6 @@
                       <w:rFonts w:ascii="Cambria Math" w:hAnsi="Cambria Math" w:eastAsia="宋体"/>
                       <w:sz w:val="24"/>
                       <w:szCs w:val="24"/>
-                      <w:highlight w:val="yellow"/>
                     </w:rPr>
                     <m:t>T</m:t>
                   </m:r>
@@ -3324,7 +3562,6 @@
                       <w:rFonts w:ascii="Cambria Math" w:hAnsi="Cambria Math" w:eastAsia="宋体"/>
                       <w:sz w:val="24"/>
                       <w:szCs w:val="24"/>
-                      <w:highlight w:val="yellow"/>
                     </w:rPr>
                     <m:t>max</m:t>
                   </m:r>
@@ -3338,7 +3575,6 @@
                   <w:rFonts w:ascii="Cambria Math" w:hAnsi="Cambria Math" w:eastAsia="宋体"/>
                   <w:sz w:val="24"/>
                   <w:szCs w:val="24"/>
-                  <w:highlight w:val="yellow"/>
                 </w:rPr>
                 <m:t>]</m:t>
               </m:r>
@@ -3364,7 +3600,6 @@
                 <w:i w:val="0"/>
                 <w:color w:val="000000"/>
                 <w:sz w:val="19"/>
-                <w:highlight w:val="yellow"/>
               </w:rPr>
               <w:t>基于 PX4 架构与 uORB 总线的 SITL 软件在环闭环仿真</w:t>
             </w:r>
@@ -3389,7 +3624,6 @@
                 <w:i w:val="0"/>
                 <w:color w:val="000000"/>
                 <w:sz w:val="19"/>
-                <w:highlight w:val="yellow"/>
               </w:rPr>
               <w:t>兼顾物理模型可解释性与状态反馈稳健性，保留具体控制算法横向比选空间，软件架构标准化</w:t>
             </w:r>
@@ -3411,7 +3645,6 @@
           <w:i w:val="0"/>
           <w:color w:val="000000"/>
           <w:sz w:val="24"/>
-          <w:highlight w:val="yellow"/>
         </w:rPr>
         <w:t>综合上述四个领域的研究现状与表 1 对比分析，可以提炼出当前水下无人航行器控制领域的发展趋势与对本课题的关键启示：一是系统研发呈现出机理建模、数据辨识、模型控制、推力分配与飞控闭环仿真全链路协同推进的发展趋势；二是在水下非线性不确定性与流扰背景下，盲目追求结构过于复杂的强自适应或过度拘泥于某一种先验假设严苛的单一算法，容易在实际水流工况下出现鲁棒性不足；稳健且具工程可行性的方法，是以经验证的标称模型为基石，结合系统状态反馈构建通用且弹性的控制律框架，为后续结合实际辨识结果展开方法比选留出充分的方法比选空间与算法拓展余地；三是依托成熟的开源自主系统飞控架构（如 PX4）及其 SITL 软件在环仿真机制，已成为连接理论算法设计与实物水下平台部署的关键工程纽带与验证平台。基于上述启示，本课题确立了以已有八推进器水下航行器为对象，系统推进六自由度动力学与推进器建模、基于相关数据的系统辨识与模型验证、基于模型和状态反馈的运动控制设计、八推进器控制分配以及基于 PX4/SITL 的闭环仿真验证研究，研究目标明确，技术路线清晰可行，具有扎实的学术支撑与良好的工程应用前景。</w:t>
       </w:r>
@@ -3449,7 +3682,17 @@
           <w:sz w:val="24"/>
           <w:highlight w:val="yellow"/>
         </w:rPr>
-        <w:t>1. 主要研究内容</w:t>
+        <w:t xml:space="preserve">1. </w:t>
+      </w:r>
+      <w:r>
+        <w:rPr>
+          <w:rFonts w:ascii="Times New Roman" w:hAnsi="Times New Roman" w:cs="Times New Roman" w:eastAsia="黑体"/>
+          <w:b w:val="0"/>
+          <w:i w:val="0"/>
+          <w:color w:val="000000"/>
+          <w:sz w:val="24"/>
+        </w:rPr>
+        <w:t>主要研究内容</w:t>
       </w:r>
     </w:p>
     <w:p>
@@ -3468,7 +3711,17 @@
           <w:sz w:val="24"/>
           <w:highlight w:val="yellow"/>
         </w:rPr>
-        <w:t>1.1 预期研究目标</w:t>
+        <w:t xml:space="preserve">1.1 </w:t>
+      </w:r>
+      <w:r>
+        <w:rPr>
+          <w:rFonts w:ascii="Times New Roman" w:hAnsi="Times New Roman" w:cs="Times New Roman" w:eastAsia="黑体"/>
+          <w:b w:val="0"/>
+          <w:i w:val="0"/>
+          <w:color w:val="000000"/>
+          <w:sz w:val="24"/>
+        </w:rPr>
+        <w:t>预期研究目标</w:t>
       </w:r>
     </w:p>
     <w:p>
@@ -3485,7 +3738,6 @@
           <w:i w:val="0"/>
           <w:color w:val="000000"/>
           <w:sz w:val="24"/>
-          <w:highlight w:val="yellow"/>
         </w:rPr>
         <w:t>本课题依托已有八推进器水下航行器平台，建立能够反映航行器主要动态特性的六自由度动力学模型与推进器模型，结合平台参数资料和相关数据完成系统辨识与模型验证；在此基础上研究基于航行器模型和状态反馈的闭环运动控制方法及八推进器控制分配方案，并在PX4/SITL环境下构建完整闭环仿真系统，完成典型运动工况与适量外部扰动工况下的仿真验证与性能分析，形成“已有平台—建模与系统辨识—模型验证—运动控制—控制分配—PX4/SITL闭环验证”的完整研究闭环与论文写作主线。</w:t>
       </w:r>
@@ -3506,7 +3758,17 @@
           <w:sz w:val="24"/>
           <w:highlight w:val="yellow"/>
         </w:rPr>
-        <w:t>1.2 研究内容要点</w:t>
+        <w:t xml:space="preserve">1.2 </w:t>
+      </w:r>
+      <w:r>
+        <w:rPr>
+          <w:rFonts w:ascii="Times New Roman" w:hAnsi="Times New Roman" w:cs="Times New Roman" w:eastAsia="黑体"/>
+          <w:b w:val="0"/>
+          <w:i w:val="0"/>
+          <w:color w:val="000000"/>
+          <w:sz w:val="24"/>
+        </w:rPr>
+        <w:t>研究内容要点</w:t>
       </w:r>
     </w:p>
     <w:p>
@@ -3523,9 +3785,29 @@
           <w:i w:val="0"/>
           <w:color w:val="000000"/>
           <w:sz w:val="24"/>
+        </w:rPr>
+        <w:t>围绕上述研究目标</w:t>
+      </w:r>
+      <w:r>
+        <w:rPr>
+          <w:rFonts w:ascii="Times New Roman" w:hAnsi="Times New Roman" w:cs="Times New Roman" w:eastAsia="宋体"/>
+          <w:b w:val="0"/>
+          <w:i w:val="0"/>
+          <w:color w:val="000000"/>
+          <w:sz w:val="24"/>
           <w:highlight w:val="yellow"/>
         </w:rPr>
-        <w:t>围绕上述研究目标与后续毕业论文的核心章节脉络，本课题应完成的主要研究内容与拟解决的关键问题包括以下四个方面：</w:t>
+        <w:t>与后续毕业论文的核心章节脉络</w:t>
+      </w:r>
+      <w:r>
+        <w:rPr>
+          <w:rFonts w:ascii="Times New Roman" w:hAnsi="Times New Roman" w:cs="Times New Roman" w:eastAsia="宋体"/>
+          <w:b w:val="0"/>
+          <w:i w:val="0"/>
+          <w:color w:val="000000"/>
+          <w:sz w:val="24"/>
+        </w:rPr>
+        <w:t>，本课题应完成的主要研究内容与拟解决的关键问题包括以下四个方面：</w:t>
       </w:r>
     </w:p>
     <w:p>
@@ -3542,18 +3824,37 @@
           <w:i w:val="0"/>
           <w:color w:val="000000"/>
           <w:sz w:val="24"/>
+        </w:rPr>
+        <w:t>1） 水下航行器动力学与推进器建模</w:t>
+      </w:r>
+      <w:r>
+        <w:rPr>
+          <w:rFonts w:ascii="Times New Roman" w:hAnsi="Times New Roman" w:cs="Times New Roman" w:eastAsia="宋体"/>
+          <w:b/>
+          <w:i w:val="0"/>
+          <w:color w:val="000000"/>
+          <w:sz w:val="24"/>
           <w:highlight w:val="yellow"/>
         </w:rPr>
-        <w:t>1） 水下航行器动力学与推进器建模（对应理论模型构建基础）：</w:t>
-      </w:r>
-      <w:r>
-        <w:rPr>
-          <w:rFonts w:ascii="Times New Roman" w:hAnsi="Times New Roman" w:cs="Times New Roman" w:eastAsia="宋体"/>
-          <w:b w:val="0"/>
-          <w:i w:val="0"/>
-          <w:color w:val="000000"/>
-          <w:sz w:val="24"/>
-          <w:highlight w:val="yellow"/>
+        <w:t>（对应理论模型构建基础）</w:t>
+      </w:r>
+      <w:r>
+        <w:rPr>
+          <w:rFonts w:ascii="Times New Roman" w:hAnsi="Times New Roman" w:cs="Times New Roman" w:eastAsia="宋体"/>
+          <w:b/>
+          <w:i w:val="0"/>
+          <w:color w:val="000000"/>
+          <w:sz w:val="24"/>
+        </w:rPr>
+        <w:t>：</w:t>
+      </w:r>
+      <w:r>
+        <w:rPr>
+          <w:rFonts w:ascii="Times New Roman" w:hAnsi="Times New Roman" w:cs="Times New Roman" w:eastAsia="宋体"/>
+          <w:b w:val="0"/>
+          <w:i w:val="0"/>
+          <w:color w:val="000000"/>
+          <w:sz w:val="24"/>
         </w:rPr>
         <w:t>依托已有八推进器水下航行器平台，梳理其机械构型与推进器三维几何布局，建立六自由度运动学与非线性动力学模型，系统考虑刚体惯性、水动力附加质量、科氏向心力、线性和二次非线性水动力阻尼以及重浮力恢复力矩等主导物理效应；结合已有平台推进器电气与流体特性，建立单推进器控制输入到推力输出的静态映射与必要动态模型，为系统辨识、控制设计与仿真提供可靠的模型基础。</w:t>
       </w:r>
@@ -3572,18 +3873,37 @@
           <w:i w:val="0"/>
           <w:color w:val="000000"/>
           <w:sz w:val="24"/>
+        </w:rPr>
+        <w:t>2） 系统辨识与模型验证分析</w:t>
+      </w:r>
+      <w:r>
+        <w:rPr>
+          <w:rFonts w:ascii="Times New Roman" w:hAnsi="Times New Roman" w:cs="Times New Roman" w:eastAsia="宋体"/>
+          <w:b/>
+          <w:i w:val="0"/>
+          <w:color w:val="000000"/>
+          <w:sz w:val="24"/>
           <w:highlight w:val="yellow"/>
         </w:rPr>
-        <w:t>2） 系统辨识与模型验证分析（对应模型参数获取与精度核准）：</w:t>
-      </w:r>
-      <w:r>
-        <w:rPr>
-          <w:rFonts w:ascii="Times New Roman" w:hAnsi="Times New Roman" w:cs="Times New Roman" w:eastAsia="宋体"/>
-          <w:b w:val="0"/>
-          <w:i w:val="0"/>
-          <w:color w:val="000000"/>
-          <w:sz w:val="24"/>
-          <w:highlight w:val="yellow"/>
+        <w:t>（对应模型参数获取与精度核准）</w:t>
+      </w:r>
+      <w:r>
+        <w:rPr>
+          <w:rFonts w:ascii="Times New Roman" w:hAnsi="Times New Roman" w:cs="Times New Roman" w:eastAsia="宋体"/>
+          <w:b/>
+          <w:i w:val="0"/>
+          <w:color w:val="000000"/>
+          <w:sz w:val="24"/>
+        </w:rPr>
+        <w:t>：</w:t>
+      </w:r>
+      <w:r>
+        <w:rPr>
+          <w:rFonts w:ascii="Times New Roman" w:hAnsi="Times New Roman" w:cs="Times New Roman" w:eastAsia="宋体"/>
+          <w:b w:val="0"/>
+          <w:i w:val="0"/>
+          <w:color w:val="000000"/>
+          <w:sz w:val="24"/>
         </w:rPr>
         <w:t>在理论动力学模型基础上，分析各自由度动力学方程中未知参数的可辨识性，明确系统辨识的激励输入、状态响应输出及所需数据关系；结合已有平台参数资料和相关测试/仿真动态响应数据开展系统参数辨识，对水动力附加质量与阻尼等关键未知量进行估计与修正；通过代表性动态响应对比模型输出与测试数据，量化评估模型拟合误差与残差分布，明确标称模型的物理保真度与工程适用范围。</w:t>
       </w:r>
@@ -3602,18 +3922,37 @@
           <w:i w:val="0"/>
           <w:color w:val="000000"/>
           <w:sz w:val="24"/>
+        </w:rPr>
+        <w:t>3） 模型运动控制与八推进器控制分配</w:t>
+      </w:r>
+      <w:r>
+        <w:rPr>
+          <w:rFonts w:ascii="Times New Roman" w:hAnsi="Times New Roman" w:cs="Times New Roman" w:eastAsia="宋体"/>
+          <w:b/>
+          <w:i w:val="0"/>
+          <w:color w:val="000000"/>
+          <w:sz w:val="24"/>
           <w:highlight w:val="yellow"/>
         </w:rPr>
-        <w:t>3） 模型运动控制与八推进器控制分配（对应控制算法与执行器解算）：</w:t>
-      </w:r>
-      <w:r>
-        <w:rPr>
-          <w:rFonts w:ascii="Times New Roman" w:hAnsi="Times New Roman" w:cs="Times New Roman" w:eastAsia="宋体"/>
-          <w:b w:val="0"/>
-          <w:i w:val="0"/>
-          <w:color w:val="000000"/>
-          <w:sz w:val="24"/>
-          <w:highlight w:val="yellow"/>
+        <w:t>（对应控制算法与执行器解算）</w:t>
+      </w:r>
+      <w:r>
+        <w:rPr>
+          <w:rFonts w:ascii="Times New Roman" w:hAnsi="Times New Roman" w:cs="Times New Roman" w:eastAsia="宋体"/>
+          <w:b/>
+          <w:i w:val="0"/>
+          <w:color w:val="000000"/>
+          <w:sz w:val="24"/>
+        </w:rPr>
+        <w:t>：</w:t>
+      </w:r>
+      <w:r>
+        <w:rPr>
+          <w:rFonts w:ascii="Times New Roman" w:hAnsi="Times New Roman" w:cs="Times New Roman" w:eastAsia="宋体"/>
+          <w:b w:val="0"/>
+          <w:i w:val="0"/>
+          <w:color w:val="000000"/>
+          <w:sz w:val="24"/>
         </w:rPr>
         <w:t xml:space="preserve">以经验证的航行器标称模型为基石，结合动力学已知特性补偿与实时状态反馈构建闭环运动控制律，输出机体期望的六自由度广义力和力矩，实现姿态、深度和航向等基本运动状态的闭环稳定跟踪，并考察模型不确定性与外部扰动对控制品质的影响；根据已有平台推进器空间安装位置与推力方向矢量构建 </w:t>
       </w:r>
@@ -3626,7 +3965,6 @@
             <w:rFonts w:ascii="Cambria Math" w:hAnsi="Cambria Math" w:eastAsia="宋体"/>
             <w:sz w:val="24"/>
             <w:szCs w:val="24"/>
-            <w:highlight w:val="yellow"/>
           </w:rPr>
           <m:t>6 × 8</m:t>
         </m:r>
@@ -3638,7 +3976,6 @@
           <w:i w:val="0"/>
           <w:color w:val="000000"/>
           <w:sz w:val="24"/>
-          <w:highlight w:val="yellow"/>
         </w:rPr>
         <w:t xml:space="preserve"> 控制分配矩阵，系统考虑推进器物理输出范围约束生成各推进器推力指令，量化分析控制分配误差与推力饱和情况。</w:t>
       </w:r>
@@ -3657,18 +3994,37 @@
           <w:i w:val="0"/>
           <w:color w:val="000000"/>
           <w:sz w:val="24"/>
+        </w:rPr>
+        <w:t>4） PX4/SITL 闭环仿真与系统验证</w:t>
+      </w:r>
+      <w:r>
+        <w:rPr>
+          <w:rFonts w:ascii="Times New Roman" w:hAnsi="Times New Roman" w:cs="Times New Roman" w:eastAsia="宋体"/>
+          <w:b/>
+          <w:i w:val="0"/>
+          <w:color w:val="000000"/>
+          <w:sz w:val="24"/>
           <w:highlight w:val="yellow"/>
         </w:rPr>
-        <w:t>4） PX4/SITL 闭环仿真与系统验证（对应软件在环集成与多工况评价）：</w:t>
-      </w:r>
-      <w:r>
-        <w:rPr>
-          <w:rFonts w:ascii="Times New Roman" w:hAnsi="Times New Roman" w:cs="Times New Roman" w:eastAsia="宋体"/>
-          <w:b w:val="0"/>
-          <w:i w:val="0"/>
-          <w:color w:val="000000"/>
-          <w:sz w:val="24"/>
-          <w:highlight w:val="yellow"/>
+        <w:t>（对应软件在环集成与多工况评价）</w:t>
+      </w:r>
+      <w:r>
+        <w:rPr>
+          <w:rFonts w:ascii="Times New Roman" w:hAnsi="Times New Roman" w:cs="Times New Roman" w:eastAsia="宋体"/>
+          <w:b/>
+          <w:i w:val="0"/>
+          <w:color w:val="000000"/>
+          <w:sz w:val="24"/>
+        </w:rPr>
+        <w:t>：</w:t>
+      </w:r>
+      <w:r>
+        <w:rPr>
+          <w:rFonts w:ascii="Times New Roman" w:hAnsi="Times New Roman" w:cs="Times New Roman" w:eastAsia="宋体"/>
+          <w:b w:val="0"/>
+          <w:i w:val="0"/>
+          <w:color w:val="000000"/>
+          <w:sz w:val="24"/>
         </w:rPr>
         <w:t>在 PX4/SITL 仿真环境中构建由航行器动力学模型、运动控制模块和八推进器控制分配模块组成的闭环仿真系统，依托 uORB 异步微消息总线完成位姿状态、期望力矩与推进器控制指令的高频实时交互；设置空间定点悬停、定深控制、航向锁定及复杂三维运动轨迹等典型工况，并施加外部水流干扰，综合位置/姿态跟踪误差、动态响应指标及控制分配残差开展系统性定量性能评估。</w:t>
       </w:r>
@@ -3689,7 +4045,17 @@
           <w:sz w:val="24"/>
           <w:highlight w:val="yellow"/>
         </w:rPr>
-        <w:t>2. 研究方案</w:t>
+        <w:t xml:space="preserve">2. </w:t>
+      </w:r>
+      <w:r>
+        <w:rPr>
+          <w:rFonts w:ascii="Times New Roman" w:hAnsi="Times New Roman" w:cs="Times New Roman" w:eastAsia="黑体"/>
+          <w:b w:val="0"/>
+          <w:i w:val="0"/>
+          <w:color w:val="000000"/>
+          <w:sz w:val="24"/>
+        </w:rPr>
+        <w:t>研究方案</w:t>
       </w:r>
     </w:p>
     <w:p>
@@ -3708,7 +4074,17 @@
           <w:sz w:val="24"/>
           <w:highlight w:val="yellow"/>
         </w:rPr>
-        <w:t>2.1 拟采取的研究方法</w:t>
+        <w:t xml:space="preserve">2.1 </w:t>
+      </w:r>
+      <w:r>
+        <w:rPr>
+          <w:rFonts w:ascii="Times New Roman" w:hAnsi="Times New Roman" w:cs="Times New Roman" w:eastAsia="黑体"/>
+          <w:b w:val="0"/>
+          <w:i w:val="0"/>
+          <w:color w:val="000000"/>
+          <w:sz w:val="24"/>
+        </w:rPr>
+        <w:t>拟采取的研究方法</w:t>
       </w:r>
     </w:p>
     <w:p>
@@ -3725,7 +4101,6 @@
           <w:i w:val="0"/>
           <w:color w:val="000000"/>
           <w:sz w:val="24"/>
-          <w:highlight w:val="yellow"/>
         </w:rPr>
         <w:t>本课题采用理论机理建模、数据驱动参数辨识、基于模型与状态反馈的控制设计、受约束控制分配求解以及软件在环闭环仿真相结合的研究方法，在明确总体技术框架的同时，为各模块具体算法形式的比选与优化留出合理空间：</w:t>
       </w:r>
@@ -3744,20 +4119,29 @@
           <w:i w:val="0"/>
           <w:color w:val="000000"/>
           <w:sz w:val="24"/>
+        </w:rPr>
+        <w:t>1） 六自由度动力学与推进器建模方法：</w:t>
+      </w:r>
+      <w:r>
+        <w:rPr>
+          <w:rFonts w:ascii="Times New Roman" w:hAnsi="Times New Roman" w:cs="Times New Roman" w:eastAsia="宋体"/>
+          <w:b w:val="0"/>
+          <w:i w:val="0"/>
+          <w:color w:val="000000"/>
+          <w:sz w:val="24"/>
           <w:highlight w:val="yellow"/>
         </w:rPr>
-        <w:t>1） 六自由度动力学与推进器建模方法：</w:t>
-      </w:r>
-      <w:r>
-        <w:rPr>
-          <w:rFonts w:ascii="Times New Roman" w:hAnsi="Times New Roman" w:cs="Times New Roman" w:eastAsia="宋体"/>
-          <w:b w:val="0"/>
-          <w:i w:val="0"/>
-          <w:color w:val="000000"/>
-          <w:sz w:val="24"/>
-          <w:highlight w:val="yellow"/>
-        </w:rPr>
-        <w:t xml:space="preserve">如图 2 所示，建立北东地惯性坐标系 </w:t>
+        <w:t>如图 2 所示</w:t>
+      </w:r>
+      <w:r>
+        <w:rPr>
+          <w:rFonts w:ascii="Times New Roman" w:hAnsi="Times New Roman" w:cs="Times New Roman" w:eastAsia="宋体"/>
+          <w:b w:val="0"/>
+          <w:i w:val="0"/>
+          <w:color w:val="000000"/>
+          <w:sz w:val="24"/>
+        </w:rPr>
+        <w:t xml:space="preserve">，建立北东地惯性坐标系 </w:t>
       </w:r>
       <m:oMath>
         <m:r>
@@ -3768,7 +4152,6 @@
             <w:rFonts w:ascii="Cambria Math" w:hAnsi="Cambria Math" w:eastAsia="宋体"/>
             <w:sz w:val="24"/>
             <w:szCs w:val="24"/>
-            <w:highlight w:val="yellow"/>
           </w:rPr>
           <m:t>{</m:t>
         </m:r>
@@ -3780,7 +4163,6 @@
             <w:rFonts w:ascii="Cambria Math" w:hAnsi="Cambria Math" w:eastAsia="宋体"/>
             <w:sz w:val="24"/>
             <w:szCs w:val="24"/>
-            <w:highlight w:val="yellow"/>
           </w:rPr>
           <m:t>n</m:t>
         </m:r>
@@ -3792,7 +4174,6 @@
             <w:rFonts w:ascii="Cambria Math" w:hAnsi="Cambria Math" w:eastAsia="宋体"/>
             <w:sz w:val="24"/>
             <w:szCs w:val="24"/>
-            <w:highlight w:val="yellow"/>
           </w:rPr>
           <m:t>}(</m:t>
         </m:r>
@@ -3806,7 +4187,6 @@
                 <w:rFonts w:ascii="Cambria Math" w:hAnsi="Cambria Math" w:eastAsia="宋体"/>
                 <w:sz w:val="24"/>
                 <w:szCs w:val="24"/>
-                <w:highlight w:val="yellow"/>
               </w:rPr>
               <m:t>O</m:t>
             </m:r>
@@ -3820,7 +4200,6 @@
                 <w:rFonts w:ascii="Cambria Math" w:hAnsi="Cambria Math" w:eastAsia="宋体"/>
                 <w:sz w:val="24"/>
                 <w:szCs w:val="24"/>
-                <w:highlight w:val="yellow"/>
               </w:rPr>
               <m:t>n</m:t>
             </m:r>
@@ -3834,7 +4213,6 @@
             <w:rFonts w:ascii="Cambria Math" w:hAnsi="Cambria Math" w:eastAsia="宋体"/>
             <w:sz w:val="24"/>
             <w:szCs w:val="24"/>
-            <w:highlight w:val="yellow"/>
           </w:rPr>
           <m:t>-</m:t>
         </m:r>
@@ -3848,7 +4226,6 @@
                 <w:rFonts w:ascii="Cambria Math" w:hAnsi="Cambria Math" w:eastAsia="宋体"/>
                 <w:sz w:val="24"/>
                 <w:szCs w:val="24"/>
-                <w:highlight w:val="yellow"/>
               </w:rPr>
               <m:t>x</m:t>
             </m:r>
@@ -3862,7 +4239,6 @@
                 <w:rFonts w:ascii="Cambria Math" w:hAnsi="Cambria Math" w:eastAsia="宋体"/>
                 <w:sz w:val="24"/>
                 <w:szCs w:val="24"/>
-                <w:highlight w:val="yellow"/>
               </w:rPr>
               <m:t>n</m:t>
             </m:r>
@@ -3878,7 +4254,6 @@
                 <w:rFonts w:ascii="Cambria Math" w:hAnsi="Cambria Math" w:eastAsia="宋体"/>
                 <w:sz w:val="24"/>
                 <w:szCs w:val="24"/>
-                <w:highlight w:val="yellow"/>
               </w:rPr>
               <m:t>y</m:t>
             </m:r>
@@ -3892,7 +4267,6 @@
                 <w:rFonts w:ascii="Cambria Math" w:hAnsi="Cambria Math" w:eastAsia="宋体"/>
                 <w:sz w:val="24"/>
                 <w:szCs w:val="24"/>
-                <w:highlight w:val="yellow"/>
               </w:rPr>
               <m:t>n</m:t>
             </m:r>
@@ -3908,7 +4282,6 @@
                 <w:rFonts w:ascii="Cambria Math" w:hAnsi="Cambria Math" w:eastAsia="宋体"/>
                 <w:sz w:val="24"/>
                 <w:szCs w:val="24"/>
-                <w:highlight w:val="yellow"/>
               </w:rPr>
               <m:t>z</m:t>
             </m:r>
@@ -3922,7 +4295,6 @@
                 <w:rFonts w:ascii="Cambria Math" w:hAnsi="Cambria Math" w:eastAsia="宋体"/>
                 <w:sz w:val="24"/>
                 <w:szCs w:val="24"/>
-                <w:highlight w:val="yellow"/>
               </w:rPr>
               <m:t>n</m:t>
             </m:r>
@@ -3936,7 +4308,6 @@
             <w:rFonts w:ascii="Cambria Math" w:hAnsi="Cambria Math" w:eastAsia="宋体"/>
             <w:sz w:val="24"/>
             <w:szCs w:val="24"/>
-            <w:highlight w:val="yellow"/>
           </w:rPr>
           <m:t>)</m:t>
         </m:r>
@@ -3948,7 +4319,6 @@
           <w:i w:val="0"/>
           <w:color w:val="000000"/>
           <w:sz w:val="24"/>
-          <w:highlight w:val="yellow"/>
         </w:rPr>
         <w:t xml:space="preserve"> 与附体坐标系 </w:t>
       </w:r>
@@ -3961,7 +4331,6 @@
             <w:rFonts w:ascii="Cambria Math" w:hAnsi="Cambria Math" w:eastAsia="宋体"/>
             <w:sz w:val="24"/>
             <w:szCs w:val="24"/>
-            <w:highlight w:val="yellow"/>
           </w:rPr>
           <m:t>{</m:t>
         </m:r>
@@ -3973,7 +4342,6 @@
             <w:rFonts w:ascii="Cambria Math" w:hAnsi="Cambria Math" w:eastAsia="宋体"/>
             <w:sz w:val="24"/>
             <w:szCs w:val="24"/>
-            <w:highlight w:val="yellow"/>
           </w:rPr>
           <m:t>b</m:t>
         </m:r>
@@ -3985,7 +4353,6 @@
             <w:rFonts w:ascii="Cambria Math" w:hAnsi="Cambria Math" w:eastAsia="宋体"/>
             <w:sz w:val="24"/>
             <w:szCs w:val="24"/>
-            <w:highlight w:val="yellow"/>
           </w:rPr>
           <m:t>}(</m:t>
         </m:r>
@@ -3999,7 +4366,6 @@
                 <w:rFonts w:ascii="Cambria Math" w:hAnsi="Cambria Math" w:eastAsia="宋体"/>
                 <w:sz w:val="24"/>
                 <w:szCs w:val="24"/>
-                <w:highlight w:val="yellow"/>
               </w:rPr>
               <m:t>O</m:t>
             </m:r>
@@ -4013,7 +4379,6 @@
                 <w:rFonts w:ascii="Cambria Math" w:hAnsi="Cambria Math" w:eastAsia="宋体"/>
                 <w:sz w:val="24"/>
                 <w:szCs w:val="24"/>
-                <w:highlight w:val="yellow"/>
               </w:rPr>
               <m:t>b</m:t>
             </m:r>
@@ -4027,7 +4392,6 @@
             <w:rFonts w:ascii="Cambria Math" w:hAnsi="Cambria Math" w:eastAsia="宋体"/>
             <w:sz w:val="24"/>
             <w:szCs w:val="24"/>
-            <w:highlight w:val="yellow"/>
           </w:rPr>
           <m:t>-</m:t>
         </m:r>
@@ -4041,7 +4405,6 @@
                 <w:rFonts w:ascii="Cambria Math" w:hAnsi="Cambria Math" w:eastAsia="宋体"/>
                 <w:sz w:val="24"/>
                 <w:szCs w:val="24"/>
-                <w:highlight w:val="yellow"/>
               </w:rPr>
               <m:t>x</m:t>
             </m:r>
@@ -4055,7 +4418,6 @@
                 <w:rFonts w:ascii="Cambria Math" w:hAnsi="Cambria Math" w:eastAsia="宋体"/>
                 <w:sz w:val="24"/>
                 <w:szCs w:val="24"/>
-                <w:highlight w:val="yellow"/>
               </w:rPr>
               <m:t>b</m:t>
             </m:r>
@@ -4071,7 +4433,6 @@
                 <w:rFonts w:ascii="Cambria Math" w:hAnsi="Cambria Math" w:eastAsia="宋体"/>
                 <w:sz w:val="24"/>
                 <w:szCs w:val="24"/>
-                <w:highlight w:val="yellow"/>
               </w:rPr>
               <m:t>y</m:t>
             </m:r>
@@ -4085,7 +4446,6 @@
                 <w:rFonts w:ascii="Cambria Math" w:hAnsi="Cambria Math" w:eastAsia="宋体"/>
                 <w:sz w:val="24"/>
                 <w:szCs w:val="24"/>
-                <w:highlight w:val="yellow"/>
               </w:rPr>
               <m:t>b</m:t>
             </m:r>
@@ -4101,7 +4461,6 @@
                 <w:rFonts w:ascii="Cambria Math" w:hAnsi="Cambria Math" w:eastAsia="宋体"/>
                 <w:sz w:val="24"/>
                 <w:szCs w:val="24"/>
-                <w:highlight w:val="yellow"/>
               </w:rPr>
               <m:t>z</m:t>
             </m:r>
@@ -4115,7 +4474,6 @@
                 <w:rFonts w:ascii="Cambria Math" w:hAnsi="Cambria Math" w:eastAsia="宋体"/>
                 <w:sz w:val="24"/>
                 <w:szCs w:val="24"/>
-                <w:highlight w:val="yellow"/>
               </w:rPr>
               <m:t>b</m:t>
             </m:r>
@@ -4129,7 +4487,6 @@
             <w:rFonts w:ascii="Cambria Math" w:hAnsi="Cambria Math" w:eastAsia="宋体"/>
             <w:sz w:val="24"/>
             <w:szCs w:val="24"/>
-            <w:highlight w:val="yellow"/>
           </w:rPr>
           <m:t>)</m:t>
         </m:r>
@@ -4141,7 +4498,6 @@
           <w:i w:val="0"/>
           <w:color w:val="000000"/>
           <w:sz w:val="24"/>
-          <w:highlight w:val="yellow"/>
         </w:rPr>
         <w:t xml:space="preserve">，设航行器广义位置与姿态矢量为 </w:t>
       </w:r>
@@ -4154,7 +4510,6 @@
             <w:rFonts w:ascii="Cambria Math" w:hAnsi="Cambria Math" w:eastAsia="宋体"/>
             <w:sz w:val="24"/>
             <w:szCs w:val="24"/>
-            <w:highlight w:val="yellow"/>
           </w:rPr>
           <m:t>η</m:t>
         </m:r>
@@ -4166,7 +4521,6 @@
             <w:rFonts w:ascii="Cambria Math" w:hAnsi="Cambria Math" w:eastAsia="宋体"/>
             <w:sz w:val="24"/>
             <w:szCs w:val="24"/>
-            <w:highlight w:val="yellow"/>
           </w:rPr>
           <m:t> = [</m:t>
         </m:r>
@@ -4178,7 +4532,6 @@
             <w:rFonts w:ascii="Cambria Math" w:hAnsi="Cambria Math" w:eastAsia="宋体"/>
             <w:sz w:val="24"/>
             <w:szCs w:val="24"/>
-            <w:highlight w:val="yellow"/>
           </w:rPr>
           <m:t>x</m:t>
         </m:r>
@@ -4190,7 +4543,6 @@
             <w:rFonts w:ascii="Cambria Math" w:hAnsi="Cambria Math" w:eastAsia="宋体"/>
             <w:sz w:val="24"/>
             <w:szCs w:val="24"/>
-            <w:highlight w:val="yellow"/>
           </w:rPr>
           <m:t>, </m:t>
         </m:r>
@@ -4202,7 +4554,6 @@
             <w:rFonts w:ascii="Cambria Math" w:hAnsi="Cambria Math" w:eastAsia="宋体"/>
             <w:sz w:val="24"/>
             <w:szCs w:val="24"/>
-            <w:highlight w:val="yellow"/>
           </w:rPr>
           <m:t>y</m:t>
         </m:r>
@@ -4214,7 +4565,6 @@
             <w:rFonts w:ascii="Cambria Math" w:hAnsi="Cambria Math" w:eastAsia="宋体"/>
             <w:sz w:val="24"/>
             <w:szCs w:val="24"/>
-            <w:highlight w:val="yellow"/>
           </w:rPr>
           <m:t>, </m:t>
         </m:r>
@@ -4226,7 +4576,6 @@
             <w:rFonts w:ascii="Cambria Math" w:hAnsi="Cambria Math" w:eastAsia="宋体"/>
             <w:sz w:val="24"/>
             <w:szCs w:val="24"/>
-            <w:highlight w:val="yellow"/>
           </w:rPr>
           <m:t>z</m:t>
         </m:r>
@@ -4238,7 +4587,6 @@
             <w:rFonts w:ascii="Cambria Math" w:hAnsi="Cambria Math" w:eastAsia="宋体"/>
             <w:sz w:val="24"/>
             <w:szCs w:val="24"/>
-            <w:highlight w:val="yellow"/>
           </w:rPr>
           <m:t>, </m:t>
         </m:r>
@@ -4250,7 +4598,6 @@
             <w:rFonts w:ascii="Cambria Math" w:hAnsi="Cambria Math" w:eastAsia="宋体"/>
             <w:sz w:val="24"/>
             <w:szCs w:val="24"/>
-            <w:highlight w:val="yellow"/>
           </w:rPr>
           <m:t>ϕ</m:t>
         </m:r>
@@ -4262,7 +4609,6 @@
             <w:rFonts w:ascii="Cambria Math" w:hAnsi="Cambria Math" w:eastAsia="宋体"/>
             <w:sz w:val="24"/>
             <w:szCs w:val="24"/>
-            <w:highlight w:val="yellow"/>
           </w:rPr>
           <m:t>, </m:t>
         </m:r>
@@ -4274,7 +4620,6 @@
             <w:rFonts w:ascii="Cambria Math" w:hAnsi="Cambria Math" w:eastAsia="宋体"/>
             <w:sz w:val="24"/>
             <w:szCs w:val="24"/>
-            <w:highlight w:val="yellow"/>
           </w:rPr>
           <m:t>θ</m:t>
         </m:r>
@@ -4286,7 +4631,6 @@
             <w:rFonts w:ascii="Cambria Math" w:hAnsi="Cambria Math" w:eastAsia="宋体"/>
             <w:sz w:val="24"/>
             <w:szCs w:val="24"/>
-            <w:highlight w:val="yellow"/>
           </w:rPr>
           <m:t>, </m:t>
         </m:r>
@@ -4298,7 +4642,6 @@
             <w:rFonts w:ascii="Cambria Math" w:hAnsi="Cambria Math" w:eastAsia="宋体"/>
             <w:sz w:val="24"/>
             <w:szCs w:val="24"/>
-            <w:highlight w:val="yellow"/>
           </w:rPr>
           <m:t>ψ</m:t>
         </m:r>
@@ -4312,7 +4655,6 @@
                 <w:rFonts w:ascii="Cambria Math" w:hAnsi="Cambria Math" w:eastAsia="宋体"/>
                 <w:sz w:val="24"/>
                 <w:szCs w:val="24"/>
-                <w:highlight w:val="yellow"/>
               </w:rPr>
               <m:t>]</m:t>
             </m:r>
@@ -4326,7 +4668,6 @@
                 <w:rFonts w:ascii="Cambria Math" w:hAnsi="Cambria Math" w:eastAsia="宋体"/>
                 <w:sz w:val="24"/>
                 <w:szCs w:val="24"/>
-                <w:highlight w:val="yellow"/>
               </w:rPr>
               <m:t>T</m:t>
             </m:r>
@@ -4340,7 +4681,6 @@
           <w:i w:val="0"/>
           <w:color w:val="000000"/>
           <w:sz w:val="24"/>
-          <w:highlight w:val="yellow"/>
         </w:rPr>
         <w:t xml:space="preserve">，附体系下线速度与角速度矢量为 </w:t>
       </w:r>
@@ -4353,7 +4693,6 @@
             <w:rFonts w:ascii="Cambria Math" w:hAnsi="Cambria Math" w:eastAsia="宋体"/>
             <w:sz w:val="24"/>
             <w:szCs w:val="24"/>
-            <w:highlight w:val="yellow"/>
           </w:rPr>
           <m:t>ν</m:t>
         </m:r>
@@ -4365,7 +4704,6 @@
             <w:rFonts w:ascii="Cambria Math" w:hAnsi="Cambria Math" w:eastAsia="宋体"/>
             <w:sz w:val="24"/>
             <w:szCs w:val="24"/>
-            <w:highlight w:val="yellow"/>
           </w:rPr>
           <m:t> = [</m:t>
         </m:r>
@@ -4377,7 +4715,6 @@
             <w:rFonts w:ascii="Cambria Math" w:hAnsi="Cambria Math" w:eastAsia="宋体"/>
             <w:sz w:val="24"/>
             <w:szCs w:val="24"/>
-            <w:highlight w:val="yellow"/>
           </w:rPr>
           <m:t>u</m:t>
         </m:r>
@@ -4389,7 +4726,6 @@
             <w:rFonts w:ascii="Cambria Math" w:hAnsi="Cambria Math" w:eastAsia="宋体"/>
             <w:sz w:val="24"/>
             <w:szCs w:val="24"/>
-            <w:highlight w:val="yellow"/>
           </w:rPr>
           <m:t>, </m:t>
         </m:r>
@@ -4401,7 +4737,6 @@
             <w:rFonts w:ascii="Cambria Math" w:hAnsi="Cambria Math" w:eastAsia="宋体"/>
             <w:sz w:val="24"/>
             <w:szCs w:val="24"/>
-            <w:highlight w:val="yellow"/>
           </w:rPr>
           <m:t>v</m:t>
         </m:r>
@@ -4413,7 +4748,6 @@
             <w:rFonts w:ascii="Cambria Math" w:hAnsi="Cambria Math" w:eastAsia="宋体"/>
             <w:sz w:val="24"/>
             <w:szCs w:val="24"/>
-            <w:highlight w:val="yellow"/>
           </w:rPr>
           <m:t>, </m:t>
         </m:r>
@@ -4425,7 +4759,6 @@
             <w:rFonts w:ascii="Cambria Math" w:hAnsi="Cambria Math" w:eastAsia="宋体"/>
             <w:sz w:val="24"/>
             <w:szCs w:val="24"/>
-            <w:highlight w:val="yellow"/>
           </w:rPr>
           <m:t>w</m:t>
         </m:r>
@@ -4437,7 +4770,6 @@
             <w:rFonts w:ascii="Cambria Math" w:hAnsi="Cambria Math" w:eastAsia="宋体"/>
             <w:sz w:val="24"/>
             <w:szCs w:val="24"/>
-            <w:highlight w:val="yellow"/>
           </w:rPr>
           <m:t>, </m:t>
         </m:r>
@@ -4449,7 +4781,6 @@
             <w:rFonts w:ascii="Cambria Math" w:hAnsi="Cambria Math" w:eastAsia="宋体"/>
             <w:sz w:val="24"/>
             <w:szCs w:val="24"/>
-            <w:highlight w:val="yellow"/>
           </w:rPr>
           <m:t>p</m:t>
         </m:r>
@@ -4461,7 +4792,6 @@
             <w:rFonts w:ascii="Cambria Math" w:hAnsi="Cambria Math" w:eastAsia="宋体"/>
             <w:sz w:val="24"/>
             <w:szCs w:val="24"/>
-            <w:highlight w:val="yellow"/>
           </w:rPr>
           <m:t>, </m:t>
         </m:r>
@@ -4473,7 +4803,6 @@
             <w:rFonts w:ascii="Cambria Math" w:hAnsi="Cambria Math" w:eastAsia="宋体"/>
             <w:sz w:val="24"/>
             <w:szCs w:val="24"/>
-            <w:highlight w:val="yellow"/>
           </w:rPr>
           <m:t>q</m:t>
         </m:r>
@@ -4485,7 +4814,6 @@
             <w:rFonts w:ascii="Cambria Math" w:hAnsi="Cambria Math" w:eastAsia="宋体"/>
             <w:sz w:val="24"/>
             <w:szCs w:val="24"/>
-            <w:highlight w:val="yellow"/>
           </w:rPr>
           <m:t>, </m:t>
         </m:r>
@@ -4497,7 +4825,6 @@
             <w:rFonts w:ascii="Cambria Math" w:hAnsi="Cambria Math" w:eastAsia="宋体"/>
             <w:sz w:val="24"/>
             <w:szCs w:val="24"/>
-            <w:highlight w:val="yellow"/>
           </w:rPr>
           <m:t>r</m:t>
         </m:r>
@@ -4511,7 +4838,6 @@
                 <w:rFonts w:ascii="Cambria Math" w:hAnsi="Cambria Math" w:eastAsia="宋体"/>
                 <w:sz w:val="24"/>
                 <w:szCs w:val="24"/>
-                <w:highlight w:val="yellow"/>
               </w:rPr>
               <m:t>]</m:t>
             </m:r>
@@ -4525,7 +4851,6 @@
                 <w:rFonts w:ascii="Cambria Math" w:hAnsi="Cambria Math" w:eastAsia="宋体"/>
                 <w:sz w:val="24"/>
                 <w:szCs w:val="24"/>
-                <w:highlight w:val="yellow"/>
               </w:rPr>
               <m:t>T</m:t>
             </m:r>
@@ -4539,7 +4864,6 @@
           <w:i w:val="0"/>
           <w:color w:val="000000"/>
           <w:sz w:val="24"/>
-          <w:highlight w:val="yellow"/>
         </w:rPr>
         <w:t>。综合刚体动力学与水动力作用，建立六自由度运动学与动力学基本方程：</w:t>
       </w:r>
@@ -4953,7 +5277,6 @@
           <w:i w:val="0"/>
           <w:color w:val="000000"/>
           <w:sz w:val="24"/>
-          <w:highlight w:val="yellow"/>
         </w:rPr>
         <w:t>式中，</w:t>
       </w:r>
@@ -4966,7 +5289,6 @@
             <w:rFonts w:ascii="Cambria Math" w:hAnsi="Cambria Math" w:eastAsia="宋体"/>
             <w:sz w:val="24"/>
             <w:szCs w:val="24"/>
-            <w:highlight w:val="yellow"/>
           </w:rPr>
           <m:t>J</m:t>
         </m:r>
@@ -4978,7 +5300,6 @@
             <w:rFonts w:ascii="Cambria Math" w:hAnsi="Cambria Math" w:eastAsia="宋体"/>
             <w:sz w:val="24"/>
             <w:szCs w:val="24"/>
-            <w:highlight w:val="yellow"/>
           </w:rPr>
           <m:t>(</m:t>
         </m:r>
@@ -4990,7 +5311,6 @@
             <w:rFonts w:ascii="Cambria Math" w:hAnsi="Cambria Math" w:eastAsia="宋体"/>
             <w:sz w:val="24"/>
             <w:szCs w:val="24"/>
-            <w:highlight w:val="yellow"/>
           </w:rPr>
           <m:t>η</m:t>
         </m:r>
@@ -5002,7 +5322,6 @@
             <w:rFonts w:ascii="Cambria Math" w:hAnsi="Cambria Math" w:eastAsia="宋体"/>
             <w:sz w:val="24"/>
             <w:szCs w:val="24"/>
-            <w:highlight w:val="yellow"/>
           </w:rPr>
           <m:t>)</m:t>
         </m:r>
@@ -5014,7 +5333,6 @@
           <w:i w:val="0"/>
           <w:color w:val="000000"/>
           <w:sz w:val="24"/>
-          <w:highlight w:val="yellow"/>
         </w:rPr>
         <w:t xml:space="preserve"> 为坐标转换矩阵；</w:t>
       </w:r>
@@ -5027,7 +5345,6 @@
             <w:rFonts w:ascii="Cambria Math" w:hAnsi="Cambria Math" w:eastAsia="宋体"/>
             <w:sz w:val="24"/>
             <w:szCs w:val="24"/>
-            <w:highlight w:val="yellow"/>
           </w:rPr>
           <m:t>M</m:t>
         </m:r>
@@ -5039,7 +5356,6 @@
             <w:rFonts w:ascii="Cambria Math" w:hAnsi="Cambria Math" w:eastAsia="宋体"/>
             <w:sz w:val="24"/>
             <w:szCs w:val="24"/>
-            <w:highlight w:val="yellow"/>
           </w:rPr>
           <m:t> = </m:t>
         </m:r>
@@ -5053,7 +5369,6 @@
                 <w:rFonts w:ascii="Cambria Math" w:hAnsi="Cambria Math" w:eastAsia="宋体"/>
                 <w:sz w:val="24"/>
                 <w:szCs w:val="24"/>
-                <w:highlight w:val="yellow"/>
               </w:rPr>
               <m:t>M</m:t>
             </m:r>
@@ -5067,7 +5382,6 @@
                 <w:rFonts w:ascii="Cambria Math" w:hAnsi="Cambria Math" w:eastAsia="宋体"/>
                 <w:sz w:val="24"/>
                 <w:szCs w:val="24"/>
-                <w:highlight w:val="yellow"/>
               </w:rPr>
               <m:t>RB</m:t>
             </m:r>
@@ -5081,7 +5395,6 @@
             <w:rFonts w:ascii="Cambria Math" w:hAnsi="Cambria Math" w:eastAsia="宋体"/>
             <w:sz w:val="24"/>
             <w:szCs w:val="24"/>
-            <w:highlight w:val="yellow"/>
           </w:rPr>
           <m:t> + </m:t>
         </m:r>
@@ -5095,7 +5408,6 @@
                 <w:rFonts w:ascii="Cambria Math" w:hAnsi="Cambria Math" w:eastAsia="宋体"/>
                 <w:sz w:val="24"/>
                 <w:szCs w:val="24"/>
-                <w:highlight w:val="yellow"/>
               </w:rPr>
               <m:t>M</m:t>
             </m:r>
@@ -5109,7 +5421,6 @@
                 <w:rFonts w:ascii="Cambria Math" w:hAnsi="Cambria Math" w:eastAsia="宋体"/>
                 <w:sz w:val="24"/>
                 <w:szCs w:val="24"/>
-                <w:highlight w:val="yellow"/>
               </w:rPr>
               <m:t>A</m:t>
             </m:r>
@@ -5123,7 +5434,6 @@
           <w:i w:val="0"/>
           <w:color w:val="000000"/>
           <w:sz w:val="24"/>
-          <w:highlight w:val="yellow"/>
         </w:rPr>
         <w:t xml:space="preserve"> 为刚体惯性与附加质量矩阵；</w:t>
       </w:r>
@@ -5136,7 +5446,6 @@
             <w:rFonts w:ascii="Cambria Math" w:hAnsi="Cambria Math" w:eastAsia="宋体"/>
             <w:sz w:val="24"/>
             <w:szCs w:val="24"/>
-            <w:highlight w:val="yellow"/>
           </w:rPr>
           <m:t>C</m:t>
         </m:r>
@@ -5148,7 +5457,6 @@
             <w:rFonts w:ascii="Cambria Math" w:hAnsi="Cambria Math" w:eastAsia="宋体"/>
             <w:sz w:val="24"/>
             <w:szCs w:val="24"/>
-            <w:highlight w:val="yellow"/>
           </w:rPr>
           <m:t>(</m:t>
         </m:r>
@@ -5160,7 +5468,6 @@
             <w:rFonts w:ascii="Cambria Math" w:hAnsi="Cambria Math" w:eastAsia="宋体"/>
             <w:sz w:val="24"/>
             <w:szCs w:val="24"/>
-            <w:highlight w:val="yellow"/>
           </w:rPr>
           <m:t>ν</m:t>
         </m:r>
@@ -5172,7 +5479,6 @@
             <w:rFonts w:ascii="Cambria Math" w:hAnsi="Cambria Math" w:eastAsia="宋体"/>
             <w:sz w:val="24"/>
             <w:szCs w:val="24"/>
-            <w:highlight w:val="yellow"/>
           </w:rPr>
           <m:t>)</m:t>
         </m:r>
@@ -5184,7 +5490,6 @@
           <w:i w:val="0"/>
           <w:color w:val="000000"/>
           <w:sz w:val="24"/>
-          <w:highlight w:val="yellow"/>
         </w:rPr>
         <w:t xml:space="preserve"> 为科氏力与向心力矩阵；</w:t>
       </w:r>
@@ -5197,7 +5502,6 @@
             <w:rFonts w:ascii="Cambria Math" w:hAnsi="Cambria Math" w:eastAsia="宋体"/>
             <w:sz w:val="24"/>
             <w:szCs w:val="24"/>
-            <w:highlight w:val="yellow"/>
           </w:rPr>
           <m:t>D</m:t>
         </m:r>
@@ -5209,7 +5513,6 @@
             <w:rFonts w:ascii="Cambria Math" w:hAnsi="Cambria Math" w:eastAsia="宋体"/>
             <w:sz w:val="24"/>
             <w:szCs w:val="24"/>
-            <w:highlight w:val="yellow"/>
           </w:rPr>
           <m:t>(</m:t>
         </m:r>
@@ -5221,7 +5524,6 @@
             <w:rFonts w:ascii="Cambria Math" w:hAnsi="Cambria Math" w:eastAsia="宋体"/>
             <w:sz w:val="24"/>
             <w:szCs w:val="24"/>
-            <w:highlight w:val="yellow"/>
           </w:rPr>
           <m:t>ν</m:t>
         </m:r>
@@ -5233,7 +5535,6 @@
             <w:rFonts w:ascii="Cambria Math" w:hAnsi="Cambria Math" w:eastAsia="宋体"/>
             <w:sz w:val="24"/>
             <w:szCs w:val="24"/>
-            <w:highlight w:val="yellow"/>
           </w:rPr>
           <m:t>)</m:t>
         </m:r>
@@ -5245,7 +5546,6 @@
           <w:i w:val="0"/>
           <w:color w:val="000000"/>
           <w:sz w:val="24"/>
-          <w:highlight w:val="yellow"/>
         </w:rPr>
         <w:t xml:space="preserve"> 为包含线性与二次非线性项的水动力阻尼矩阵；</w:t>
       </w:r>
@@ -5258,7 +5558,6 @@
             <w:rFonts w:ascii="Cambria Math" w:hAnsi="Cambria Math" w:eastAsia="宋体"/>
             <w:sz w:val="24"/>
             <w:szCs w:val="24"/>
-            <w:highlight w:val="yellow"/>
           </w:rPr>
           <m:t>g</m:t>
         </m:r>
@@ -5270,7 +5569,6 @@
             <w:rFonts w:ascii="Cambria Math" w:hAnsi="Cambria Math" w:eastAsia="宋体"/>
             <w:sz w:val="24"/>
             <w:szCs w:val="24"/>
-            <w:highlight w:val="yellow"/>
           </w:rPr>
           <m:t>(</m:t>
         </m:r>
@@ -5282,7 +5580,6 @@
             <w:rFonts w:ascii="Cambria Math" w:hAnsi="Cambria Math" w:eastAsia="宋体"/>
             <w:sz w:val="24"/>
             <w:szCs w:val="24"/>
-            <w:highlight w:val="yellow"/>
           </w:rPr>
           <m:t>η</m:t>
         </m:r>
@@ -5294,7 +5591,6 @@
             <w:rFonts w:ascii="Cambria Math" w:hAnsi="Cambria Math" w:eastAsia="宋体"/>
             <w:sz w:val="24"/>
             <w:szCs w:val="24"/>
-            <w:highlight w:val="yellow"/>
           </w:rPr>
           <m:t>)</m:t>
         </m:r>
@@ -5306,7 +5602,6 @@
           <w:i w:val="0"/>
           <w:color w:val="000000"/>
           <w:sz w:val="24"/>
-          <w:highlight w:val="yellow"/>
         </w:rPr>
         <w:t xml:space="preserve"> 为重力与浮力恢复力矩矢量；</w:t>
       </w:r>
@@ -5319,7 +5614,6 @@
             <w:rFonts w:ascii="Cambria Math" w:hAnsi="Cambria Math" w:eastAsia="宋体"/>
             <w:sz w:val="24"/>
             <w:szCs w:val="24"/>
-            <w:highlight w:val="yellow"/>
           </w:rPr>
           <m:t>τ</m:t>
         </m:r>
@@ -5331,7 +5625,6 @@
           <w:i w:val="0"/>
           <w:color w:val="000000"/>
           <w:sz w:val="24"/>
-          <w:highlight w:val="yellow"/>
         </w:rPr>
         <w:t xml:space="preserve"> 为推进器产生的广义控制力与力矩矢量；</w:t>
       </w:r>
@@ -5346,7 +5639,6 @@
                 <w:rFonts w:ascii="Cambria Math" w:hAnsi="Cambria Math" w:eastAsia="宋体"/>
                 <w:sz w:val="24"/>
                 <w:szCs w:val="24"/>
-                <w:highlight w:val="yellow"/>
               </w:rPr>
               <m:t>τ</m:t>
             </m:r>
@@ -5360,7 +5652,6 @@
                 <w:rFonts w:ascii="Cambria Math" w:hAnsi="Cambria Math" w:eastAsia="宋体"/>
                 <w:sz w:val="24"/>
                 <w:szCs w:val="24"/>
-                <w:highlight w:val="yellow"/>
               </w:rPr>
               <m:t>d</m:t>
             </m:r>
@@ -5374,7 +5665,6 @@
           <w:i w:val="0"/>
           <w:color w:val="000000"/>
           <w:sz w:val="24"/>
-          <w:highlight w:val="yellow"/>
         </w:rPr>
         <w:t xml:space="preserve"> 为外部扰动项。同时，结合已有平台推进器参数资料，建立单推进器控制输入到推力输出的静态映射与必要动态模型。</w:t>
       </w:r>
@@ -5435,7 +5725,17 @@
           <w:sz w:val="21"/>
           <w:highlight w:val="yellow"/>
         </w:rPr>
-        <w:t>图 2  八推进器水下航行器坐标系定义与推力矢量空间布置示意图</w:t>
+        <w:t>图 2</w:t>
+      </w:r>
+      <w:r>
+        <w:rPr>
+          <w:rFonts w:ascii="Times New Roman" w:hAnsi="Times New Roman" w:cs="Times New Roman" w:eastAsia="宋体"/>
+          <w:b/>
+          <w:i w:val="0"/>
+          <w:color w:val="000000"/>
+          <w:sz w:val="21"/>
+        </w:rPr>
+        <w:t xml:space="preserve">  八推进器水下航行器坐标系定义与推力矢量空间布置示意图</w:t>
       </w:r>
     </w:p>
     <w:p>
@@ -5452,7 +5752,6 @@
           <w:i w:val="0"/>
           <w:color w:val="000000"/>
           <w:sz w:val="24"/>
-          <w:highlight w:val="yellow"/>
         </w:rPr>
         <w:t>2） 系统辨识与模型验证方法：</w:t>
       </w:r>
@@ -5463,7 +5762,6 @@
           <w:i w:val="0"/>
           <w:color w:val="000000"/>
           <w:sz w:val="24"/>
-          <w:highlight w:val="yellow"/>
         </w:rPr>
         <w:t xml:space="preserve">结合已有八推进器平台的几何结构与质量参数确定先验已知量，梳理出主导各自由度动态响应的关键未知水动力参数集 </w:t>
       </w:r>
@@ -5476,7 +5774,6 @@
             <w:rFonts w:ascii="Cambria Math" w:hAnsi="Cambria Math" w:eastAsia="宋体"/>
             <w:sz w:val="24"/>
             <w:szCs w:val="24"/>
-            <w:highlight w:val="yellow"/>
           </w:rPr>
           <m:t>θ</m:t>
         </m:r>
@@ -5488,7 +5785,6 @@
           <w:i w:val="0"/>
           <w:color w:val="000000"/>
           <w:sz w:val="24"/>
-          <w:highlight w:val="yellow"/>
         </w:rPr>
         <w:t xml:space="preserve">。根据动力学方程构造激励输入（推进器推力或广义控制力）与状态输出（线速度、角速度、姿态、深度等动态响应）之间的参数化辨识关系，利用平台参数资料及相关测试/仿真响应数据对未知参数 </w:t>
       </w:r>
@@ -5501,7 +5797,6 @@
             <w:rFonts w:ascii="Cambria Math" w:hAnsi="Cambria Math" w:eastAsia="宋体"/>
             <w:sz w:val="24"/>
             <w:szCs w:val="24"/>
-            <w:highlight w:val="yellow"/>
           </w:rPr>
           <m:t>θ</m:t>
         </m:r>
@@ -5513,7 +5808,6 @@
           <w:i w:val="0"/>
           <w:color w:val="000000"/>
           <w:sz w:val="24"/>
-          <w:highlight w:val="yellow"/>
         </w:rPr>
         <w:t xml:space="preserve"> 进行参数估计与修正。随后，通过代表性动态响应对比模型输出与相关数据，定量评估模型偏差并明确模型适用范围，获得经验证的标称模型 </w:t>
       </w:r>
@@ -5526,7 +5820,6 @@
             <w:rFonts w:ascii="Cambria Math" w:hAnsi="Cambria Math" w:eastAsia="宋体"/>
             <w:sz w:val="24"/>
             <w:szCs w:val="24"/>
-            <w:highlight w:val="yellow"/>
           </w:rPr>
           <m:t>(</m:t>
         </m:r>
@@ -5543,7 +5836,6 @@
                 <w:rFonts w:ascii="Cambria Math" w:hAnsi="Cambria Math" w:eastAsia="宋体"/>
                 <w:sz w:val="24"/>
                 <w:szCs w:val="24"/>
-                <w:highlight w:val="yellow"/>
               </w:rPr>
               <m:t>M</m:t>
             </m:r>
@@ -5557,7 +5849,6 @@
             <w:rFonts w:ascii="Cambria Math" w:hAnsi="Cambria Math" w:eastAsia="宋体"/>
             <w:sz w:val="24"/>
             <w:szCs w:val="24"/>
-            <w:highlight w:val="yellow"/>
           </w:rPr>
           <m:t>, </m:t>
         </m:r>
@@ -5574,7 +5865,6 @@
                 <w:rFonts w:ascii="Cambria Math" w:hAnsi="Cambria Math" w:eastAsia="宋体"/>
                 <w:sz w:val="24"/>
                 <w:szCs w:val="24"/>
-                <w:highlight w:val="yellow"/>
               </w:rPr>
               <m:t>C</m:t>
             </m:r>
@@ -5588,7 +5878,6 @@
             <w:rFonts w:ascii="Cambria Math" w:hAnsi="Cambria Math" w:eastAsia="宋体"/>
             <w:sz w:val="24"/>
             <w:szCs w:val="24"/>
-            <w:highlight w:val="yellow"/>
           </w:rPr>
           <m:t>, </m:t>
         </m:r>
@@ -5605,7 +5894,6 @@
                 <w:rFonts w:ascii="Cambria Math" w:hAnsi="Cambria Math" w:eastAsia="宋体"/>
                 <w:sz w:val="24"/>
                 <w:szCs w:val="24"/>
-                <w:highlight w:val="yellow"/>
               </w:rPr>
               <m:t>D</m:t>
             </m:r>
@@ -5619,7 +5907,6 @@
             <w:rFonts w:ascii="Cambria Math" w:hAnsi="Cambria Math" w:eastAsia="宋体"/>
             <w:sz w:val="24"/>
             <w:szCs w:val="24"/>
-            <w:highlight w:val="yellow"/>
           </w:rPr>
           <m:t>, </m:t>
         </m:r>
@@ -5636,7 +5923,6 @@
                 <w:rFonts w:ascii="Cambria Math" w:hAnsi="Cambria Math" w:eastAsia="宋体"/>
                 <w:sz w:val="24"/>
                 <w:szCs w:val="24"/>
-                <w:highlight w:val="yellow"/>
               </w:rPr>
               <m:t>g</m:t>
             </m:r>
@@ -5650,7 +5936,6 @@
             <w:rFonts w:ascii="Cambria Math" w:hAnsi="Cambria Math" w:eastAsia="宋体"/>
             <w:sz w:val="24"/>
             <w:szCs w:val="24"/>
-            <w:highlight w:val="yellow"/>
           </w:rPr>
           <m:t>)</m:t>
         </m:r>
@@ -5662,7 +5947,6 @@
           <w:i w:val="0"/>
           <w:color w:val="000000"/>
           <w:sz w:val="24"/>
-          <w:highlight w:val="yellow"/>
         </w:rPr>
         <w:t>。</w:t>
       </w:r>
@@ -5681,7 +5965,6 @@
           <w:i w:val="0"/>
           <w:color w:val="000000"/>
           <w:sz w:val="24"/>
-          <w:highlight w:val="yellow"/>
         </w:rPr>
         <w:t>3） 基于模型与状态反馈的闭环运动控制方法：</w:t>
       </w:r>
@@ -5692,7 +5975,6 @@
           <w:i w:val="0"/>
           <w:color w:val="000000"/>
           <w:sz w:val="24"/>
-          <w:highlight w:val="yellow"/>
         </w:rPr>
         <w:t xml:space="preserve">以经验证的航行器标称模型为基础，设参考运动状态为 </w:t>
       </w:r>
@@ -5707,7 +5989,6 @@
                 <w:rFonts w:ascii="Cambria Math" w:hAnsi="Cambria Math" w:eastAsia="宋体"/>
                 <w:sz w:val="24"/>
                 <w:szCs w:val="24"/>
-                <w:highlight w:val="yellow"/>
               </w:rPr>
               <m:t>η</m:t>
             </m:r>
@@ -5721,7 +6002,6 @@
                 <w:rFonts w:ascii="Cambria Math" w:hAnsi="Cambria Math" w:eastAsia="宋体"/>
                 <w:sz w:val="24"/>
                 <w:szCs w:val="24"/>
-                <w:highlight w:val="yellow"/>
               </w:rPr>
               <m:t>r</m:t>
             </m:r>
@@ -5735,7 +6015,6 @@
           <w:i w:val="0"/>
           <w:color w:val="000000"/>
           <w:sz w:val="24"/>
-          <w:highlight w:val="yellow"/>
         </w:rPr>
         <w:t xml:space="preserve"> 与 </w:t>
       </w:r>
@@ -5750,7 +6029,6 @@
                 <w:rFonts w:ascii="Cambria Math" w:hAnsi="Cambria Math" w:eastAsia="宋体"/>
                 <w:sz w:val="24"/>
                 <w:szCs w:val="24"/>
-                <w:highlight w:val="yellow"/>
               </w:rPr>
               <m:t>ν</m:t>
             </m:r>
@@ -5764,7 +6042,6 @@
                 <w:rFonts w:ascii="Cambria Math" w:hAnsi="Cambria Math" w:eastAsia="宋体"/>
                 <w:sz w:val="24"/>
                 <w:szCs w:val="24"/>
-                <w:highlight w:val="yellow"/>
               </w:rPr>
               <m:t>r</m:t>
             </m:r>
@@ -5778,7 +6055,6 @@
           <w:i w:val="0"/>
           <w:color w:val="000000"/>
           <w:sz w:val="24"/>
-          <w:highlight w:val="yellow"/>
         </w:rPr>
         <w:t xml:space="preserve">，定义姿态、深度与航向等状态跟踪误差 </w:t>
       </w:r>
@@ -5793,7 +6069,6 @@
                 <w:rFonts w:ascii="Cambria Math" w:hAnsi="Cambria Math" w:eastAsia="宋体"/>
                 <w:sz w:val="24"/>
                 <w:szCs w:val="24"/>
-                <w:highlight w:val="yellow"/>
               </w:rPr>
               <m:t>e</m:t>
             </m:r>
@@ -5807,7 +6082,6 @@
                 <w:rFonts w:ascii="Cambria Math" w:hAnsi="Cambria Math" w:eastAsia="宋体"/>
                 <w:sz w:val="24"/>
                 <w:szCs w:val="24"/>
-                <w:highlight w:val="yellow"/>
               </w:rPr>
               <m:t>η</m:t>
             </m:r>
@@ -5821,7 +6095,6 @@
             <w:rFonts w:ascii="Cambria Math" w:hAnsi="Cambria Math" w:eastAsia="宋体"/>
             <w:sz w:val="24"/>
             <w:szCs w:val="24"/>
-            <w:highlight w:val="yellow"/>
           </w:rPr>
           <m:t> = </m:t>
         </m:r>
@@ -5835,7 +6108,6 @@
                 <w:rFonts w:ascii="Cambria Math" w:hAnsi="Cambria Math" w:eastAsia="宋体"/>
                 <w:sz w:val="24"/>
                 <w:szCs w:val="24"/>
-                <w:highlight w:val="yellow"/>
               </w:rPr>
               <m:t>η</m:t>
             </m:r>
@@ -5849,7 +6121,6 @@
                 <w:rFonts w:ascii="Cambria Math" w:hAnsi="Cambria Math" w:eastAsia="宋体"/>
                 <w:sz w:val="24"/>
                 <w:szCs w:val="24"/>
-                <w:highlight w:val="yellow"/>
               </w:rPr>
               <m:t>r</m:t>
             </m:r>
@@ -5863,7 +6134,6 @@
             <w:rFonts w:ascii="Cambria Math" w:hAnsi="Cambria Math" w:eastAsia="宋体"/>
             <w:sz w:val="24"/>
             <w:szCs w:val="24"/>
-            <w:highlight w:val="yellow"/>
           </w:rPr>
           <m:t> − </m:t>
         </m:r>
@@ -5875,7 +6145,6 @@
             <w:rFonts w:ascii="Cambria Math" w:hAnsi="Cambria Math" w:eastAsia="宋体"/>
             <w:sz w:val="24"/>
             <w:szCs w:val="24"/>
-            <w:highlight w:val="yellow"/>
           </w:rPr>
           <m:t>η</m:t>
         </m:r>
@@ -5887,7 +6156,6 @@
           <w:i w:val="0"/>
           <w:color w:val="000000"/>
           <w:sz w:val="24"/>
-          <w:highlight w:val="yellow"/>
         </w:rPr>
         <w:t xml:space="preserve"> 及速度误差 </w:t>
       </w:r>
@@ -5902,7 +6170,6 @@
                 <w:rFonts w:ascii="Cambria Math" w:hAnsi="Cambria Math" w:eastAsia="宋体"/>
                 <w:sz w:val="24"/>
                 <w:szCs w:val="24"/>
-                <w:highlight w:val="yellow"/>
               </w:rPr>
               <m:t>e</m:t>
             </m:r>
@@ -5916,7 +6183,6 @@
                 <w:rFonts w:ascii="Cambria Math" w:hAnsi="Cambria Math" w:eastAsia="宋体"/>
                 <w:sz w:val="24"/>
                 <w:szCs w:val="24"/>
-                <w:highlight w:val="yellow"/>
               </w:rPr>
               <m:t>ν</m:t>
             </m:r>
@@ -5930,7 +6196,6 @@
             <w:rFonts w:ascii="Cambria Math" w:hAnsi="Cambria Math" w:eastAsia="宋体"/>
             <w:sz w:val="24"/>
             <w:szCs w:val="24"/>
-            <w:highlight w:val="yellow"/>
           </w:rPr>
           <m:t> = </m:t>
         </m:r>
@@ -5944,7 +6209,6 @@
                 <w:rFonts w:ascii="Cambria Math" w:hAnsi="Cambria Math" w:eastAsia="宋体"/>
                 <w:sz w:val="24"/>
                 <w:szCs w:val="24"/>
-                <w:highlight w:val="yellow"/>
               </w:rPr>
               <m:t>ν</m:t>
             </m:r>
@@ -5958,7 +6222,6 @@
                 <w:rFonts w:ascii="Cambria Math" w:hAnsi="Cambria Math" w:eastAsia="宋体"/>
                 <w:sz w:val="24"/>
                 <w:szCs w:val="24"/>
-                <w:highlight w:val="yellow"/>
               </w:rPr>
               <m:t>r</m:t>
             </m:r>
@@ -5972,7 +6235,6 @@
             <w:rFonts w:ascii="Cambria Math" w:hAnsi="Cambria Math" w:eastAsia="宋体"/>
             <w:sz w:val="24"/>
             <w:szCs w:val="24"/>
-            <w:highlight w:val="yellow"/>
           </w:rPr>
           <m:t> − </m:t>
         </m:r>
@@ -5984,7 +6246,6 @@
             <w:rFonts w:ascii="Cambria Math" w:hAnsi="Cambria Math" w:eastAsia="宋体"/>
             <w:sz w:val="24"/>
             <w:szCs w:val="24"/>
-            <w:highlight w:val="yellow"/>
           </w:rPr>
           <m:t>ν</m:t>
         </m:r>
@@ -5996,7 +6257,6 @@
           <w:i w:val="0"/>
           <w:color w:val="000000"/>
           <w:sz w:val="24"/>
-          <w:highlight w:val="yellow"/>
         </w:rPr>
         <w:t>。结合标称模型信息（</w:t>
       </w:r>
@@ -6014,7 +6274,6 @@
                 <w:rFonts w:ascii="Cambria Math" w:hAnsi="Cambria Math" w:eastAsia="宋体"/>
                 <w:sz w:val="24"/>
                 <w:szCs w:val="24"/>
-                <w:highlight w:val="yellow"/>
               </w:rPr>
               <m:t>M</m:t>
             </m:r>
@@ -6028,7 +6287,6 @@
             <w:rFonts w:ascii="Cambria Math" w:hAnsi="Cambria Math" w:eastAsia="宋体"/>
             <w:sz w:val="24"/>
             <w:szCs w:val="24"/>
-            <w:highlight w:val="yellow"/>
           </w:rPr>
           <m:t>, </m:t>
         </m:r>
@@ -6045,7 +6303,6 @@
                 <w:rFonts w:ascii="Cambria Math" w:hAnsi="Cambria Math" w:eastAsia="宋体"/>
                 <w:sz w:val="24"/>
                 <w:szCs w:val="24"/>
-                <w:highlight w:val="yellow"/>
               </w:rPr>
               <m:t>C</m:t>
             </m:r>
@@ -6059,7 +6316,6 @@
             <w:rFonts w:ascii="Cambria Math" w:hAnsi="Cambria Math" w:eastAsia="宋体"/>
             <w:sz w:val="24"/>
             <w:szCs w:val="24"/>
-            <w:highlight w:val="yellow"/>
           </w:rPr>
           <m:t>, </m:t>
         </m:r>
@@ -6076,7 +6332,6 @@
                 <w:rFonts w:ascii="Cambria Math" w:hAnsi="Cambria Math" w:eastAsia="宋体"/>
                 <w:sz w:val="24"/>
                 <w:szCs w:val="24"/>
-                <w:highlight w:val="yellow"/>
               </w:rPr>
               <m:t>D</m:t>
             </m:r>
@@ -6090,7 +6345,6 @@
             <w:rFonts w:ascii="Cambria Math" w:hAnsi="Cambria Math" w:eastAsia="宋体"/>
             <w:sz w:val="24"/>
             <w:szCs w:val="24"/>
-            <w:highlight w:val="yellow"/>
           </w:rPr>
           <m:t>, </m:t>
         </m:r>
@@ -6107,7 +6361,6 @@
                 <w:rFonts w:ascii="Cambria Math" w:hAnsi="Cambria Math" w:eastAsia="宋体"/>
                 <w:sz w:val="24"/>
                 <w:szCs w:val="24"/>
-                <w:highlight w:val="yellow"/>
               </w:rPr>
               <m:t>g</m:t>
             </m:r>
@@ -6121,7 +6374,6 @@
           <w:i w:val="0"/>
           <w:color w:val="000000"/>
           <w:sz w:val="24"/>
-          <w:highlight w:val="yellow"/>
         </w:rPr>
         <w:t xml:space="preserve">）与实时状态反馈，设计闭环运动控制律计算期望广义力和力矩 </w:t>
       </w:r>
@@ -6136,7 +6388,6 @@
                 <w:rFonts w:ascii="Cambria Math" w:hAnsi="Cambria Math" w:eastAsia="宋体"/>
                 <w:sz w:val="24"/>
                 <w:szCs w:val="24"/>
-                <w:highlight w:val="yellow"/>
               </w:rPr>
               <m:t>τ</m:t>
             </m:r>
@@ -6150,7 +6401,6 @@
                 <w:rFonts w:ascii="Cambria Math" w:hAnsi="Cambria Math" w:eastAsia="宋体"/>
                 <w:sz w:val="24"/>
                 <w:szCs w:val="24"/>
-                <w:highlight w:val="yellow"/>
               </w:rPr>
               <m:t>c</m:t>
             </m:r>
@@ -6164,7 +6414,6 @@
             <w:rFonts w:ascii="Cambria Math" w:hAnsi="Cambria Math" w:eastAsia="宋体"/>
             <w:sz w:val="24"/>
             <w:szCs w:val="24"/>
-            <w:highlight w:val="yellow"/>
           </w:rPr>
           <m:t> ∈ </m:t>
         </m:r>
@@ -6178,7 +6427,6 @@
                 <w:rFonts w:ascii="Cambria Math" w:hAnsi="Cambria Math" w:eastAsia="宋体"/>
                 <w:sz w:val="24"/>
                 <w:szCs w:val="24"/>
-                <w:highlight w:val="yellow"/>
               </w:rPr>
               <m:t>ℝ</m:t>
             </m:r>
@@ -6192,7 +6440,6 @@
                 <w:rFonts w:ascii="Cambria Math" w:hAnsi="Cambria Math" w:eastAsia="宋体"/>
                 <w:sz w:val="24"/>
                 <w:szCs w:val="24"/>
-                <w:highlight w:val="yellow"/>
               </w:rPr>
               <m:t>6</m:t>
             </m:r>
@@ -6206,7 +6453,6 @@
           <w:i w:val="0"/>
           <w:color w:val="000000"/>
           <w:sz w:val="24"/>
-          <w:highlight w:val="yellow"/>
         </w:rPr>
         <w:t>：</w:t>
       </w:r>
@@ -6670,7 +6916,6 @@
           <w:i w:val="0"/>
           <w:color w:val="000000"/>
           <w:sz w:val="24"/>
-          <w:highlight w:val="yellow"/>
         </w:rPr>
         <w:t xml:space="preserve">该通用结构将基于航行器模型的动态特性补偿项 </w:t>
       </w:r>
@@ -6685,7 +6930,6 @@
                 <w:rFonts w:ascii="Cambria Math" w:hAnsi="Cambria Math" w:eastAsia="宋体"/>
                 <w:sz w:val="24"/>
                 <w:szCs w:val="24"/>
-                <w:highlight w:val="yellow"/>
               </w:rPr>
               <m:t>F</m:t>
             </m:r>
@@ -6699,7 +6943,6 @@
                 <w:rFonts w:ascii="Cambria Math" w:hAnsi="Cambria Math" w:eastAsia="宋体"/>
                 <w:sz w:val="24"/>
                 <w:szCs w:val="24"/>
-                <w:highlight w:val="yellow"/>
               </w:rPr>
               <m:t>model</m:t>
             </m:r>
@@ -6713,7 +6956,6 @@
             <w:rFonts w:ascii="Cambria Math" w:hAnsi="Cambria Math" w:eastAsia="宋体"/>
             <w:sz w:val="24"/>
             <w:szCs w:val="24"/>
-            <w:highlight w:val="yellow"/>
           </w:rPr>
           <m:t>(·)</m:t>
         </m:r>
@@ -6725,7 +6967,6 @@
           <w:i w:val="0"/>
           <w:color w:val="000000"/>
           <w:sz w:val="24"/>
-          <w:highlight w:val="yellow"/>
         </w:rPr>
         <w:t xml:space="preserve"> 与基于状态误差的反馈控制项 </w:t>
       </w:r>
@@ -6740,7 +6981,6 @@
                 <w:rFonts w:ascii="Cambria Math" w:hAnsi="Cambria Math" w:eastAsia="宋体"/>
                 <w:sz w:val="24"/>
                 <w:szCs w:val="24"/>
-                <w:highlight w:val="yellow"/>
               </w:rPr>
               <m:t>F</m:t>
             </m:r>
@@ -6754,7 +6994,6 @@
                 <w:rFonts w:ascii="Cambria Math" w:hAnsi="Cambria Math" w:eastAsia="宋体"/>
                 <w:sz w:val="24"/>
                 <w:szCs w:val="24"/>
-                <w:highlight w:val="yellow"/>
               </w:rPr>
               <m:t>fb</m:t>
             </m:r>
@@ -6768,7 +7007,6 @@
             <w:rFonts w:ascii="Cambria Math" w:hAnsi="Cambria Math" w:eastAsia="宋体"/>
             <w:sz w:val="24"/>
             <w:szCs w:val="24"/>
-            <w:highlight w:val="yellow"/>
           </w:rPr>
           <m:t>(·)</m:t>
         </m:r>
@@ -6780,7 +7018,6 @@
           <w:i w:val="0"/>
           <w:color w:val="000000"/>
           <w:sz w:val="24"/>
-          <w:highlight w:val="yellow"/>
         </w:rPr>
         <w:t xml:space="preserve"> 相结合，可根据后续模型验证结果与控制需求灵活设计具体的模型前馈补偿、反馈线性化或增量动态逆反馈形式，开展多工况对比与鲁棒性分析。</w:t>
       </w:r>
@@ -6799,20 +7036,29 @@
           <w:i w:val="0"/>
           <w:color w:val="000000"/>
           <w:sz w:val="24"/>
+        </w:rPr>
+        <w:t>4） 八推进器控制分配方法：</w:t>
+      </w:r>
+      <w:r>
+        <w:rPr>
+          <w:rFonts w:ascii="Times New Roman" w:hAnsi="Times New Roman" w:cs="Times New Roman" w:eastAsia="宋体"/>
+          <w:b w:val="0"/>
+          <w:i w:val="0"/>
+          <w:color w:val="000000"/>
+          <w:sz w:val="24"/>
           <w:highlight w:val="yellow"/>
         </w:rPr>
-        <w:t>4） 八推进器控制分配方法：</w:t>
-      </w:r>
-      <w:r>
-        <w:rPr>
-          <w:rFonts w:ascii="Times New Roman" w:hAnsi="Times New Roman" w:cs="Times New Roman" w:eastAsia="宋体"/>
-          <w:b w:val="0"/>
-          <w:i w:val="0"/>
-          <w:color w:val="000000"/>
-          <w:sz w:val="24"/>
-          <w:highlight w:val="yellow"/>
-        </w:rPr>
-        <w:t>如图 2(b) 所示，已有平台包含水平面 4 台矢量倾斜推进器（</w:t>
+        <w:t>如图 2(b) 所示</w:t>
+      </w:r>
+      <w:r>
+        <w:rPr>
+          <w:rFonts w:ascii="Times New Roman" w:hAnsi="Times New Roman" w:cs="Times New Roman" w:eastAsia="宋体"/>
+          <w:b w:val="0"/>
+          <w:i w:val="0"/>
+          <w:color w:val="000000"/>
+          <w:sz w:val="24"/>
+        </w:rPr>
+        <w:t>，已有平台包含水平面 4 台矢量倾斜推进器（</w:t>
       </w:r>
       <m:oMath>
         <m:sSub>
@@ -6825,7 +7071,6 @@
                 <w:rFonts w:ascii="Cambria Math" w:hAnsi="Cambria Math" w:eastAsia="宋体"/>
                 <w:sz w:val="24"/>
                 <w:szCs w:val="24"/>
-                <w:highlight w:val="yellow"/>
               </w:rPr>
               <m:t>T</m:t>
             </m:r>
@@ -6839,7 +7084,6 @@
                 <w:rFonts w:ascii="Cambria Math" w:hAnsi="Cambria Math" w:eastAsia="宋体"/>
                 <w:sz w:val="24"/>
                 <w:szCs w:val="24"/>
-                <w:highlight w:val="yellow"/>
               </w:rPr>
               <m:t>1</m:t>
             </m:r>
@@ -6853,7 +7097,6 @@
             <w:rFonts w:ascii="Cambria Math" w:hAnsi="Cambria Math" w:eastAsia="宋体"/>
             <w:sz w:val="24"/>
             <w:szCs w:val="24"/>
-            <w:highlight w:val="yellow"/>
           </w:rPr>
           <m:t> ~ </m:t>
         </m:r>
@@ -6867,7 +7110,6 @@
                 <w:rFonts w:ascii="Cambria Math" w:hAnsi="Cambria Math" w:eastAsia="宋体"/>
                 <w:sz w:val="24"/>
                 <w:szCs w:val="24"/>
-                <w:highlight w:val="yellow"/>
               </w:rPr>
               <m:t>T</m:t>
             </m:r>
@@ -6881,7 +7123,6 @@
                 <w:rFonts w:ascii="Cambria Math" w:hAnsi="Cambria Math" w:eastAsia="宋体"/>
                 <w:sz w:val="24"/>
                 <w:szCs w:val="24"/>
-                <w:highlight w:val="yellow"/>
               </w:rPr>
               <m:t>4</m:t>
             </m:r>
@@ -6895,7 +7136,6 @@
           <w:i w:val="0"/>
           <w:color w:val="000000"/>
           <w:sz w:val="24"/>
-          <w:highlight w:val="yellow"/>
         </w:rPr>
         <w:t>）与垂直面 4 台垂向对称推进器（</w:t>
       </w:r>
@@ -6910,7 +7150,6 @@
                 <w:rFonts w:ascii="Cambria Math" w:hAnsi="Cambria Math" w:eastAsia="宋体"/>
                 <w:sz w:val="24"/>
                 <w:szCs w:val="24"/>
-                <w:highlight w:val="yellow"/>
               </w:rPr>
               <m:t>T</m:t>
             </m:r>
@@ -6924,7 +7163,6 @@
                 <w:rFonts w:ascii="Cambria Math" w:hAnsi="Cambria Math" w:eastAsia="宋体"/>
                 <w:sz w:val="24"/>
                 <w:szCs w:val="24"/>
-                <w:highlight w:val="yellow"/>
               </w:rPr>
               <m:t>5</m:t>
             </m:r>
@@ -6938,7 +7176,6 @@
             <w:rFonts w:ascii="Cambria Math" w:hAnsi="Cambria Math" w:eastAsia="宋体"/>
             <w:sz w:val="24"/>
             <w:szCs w:val="24"/>
-            <w:highlight w:val="yellow"/>
           </w:rPr>
           <m:t> ~ </m:t>
         </m:r>
@@ -6952,7 +7189,6 @@
                 <w:rFonts w:ascii="Cambria Math" w:hAnsi="Cambria Math" w:eastAsia="宋体"/>
                 <w:sz w:val="24"/>
                 <w:szCs w:val="24"/>
-                <w:highlight w:val="yellow"/>
               </w:rPr>
               <m:t>T</m:t>
             </m:r>
@@ -6966,7 +7202,6 @@
                 <w:rFonts w:ascii="Cambria Math" w:hAnsi="Cambria Math" w:eastAsia="宋体"/>
                 <w:sz w:val="24"/>
                 <w:szCs w:val="24"/>
-                <w:highlight w:val="yellow"/>
               </w:rPr>
               <m:t>8</m:t>
             </m:r>
@@ -6980,7 +7215,6 @@
           <w:i w:val="0"/>
           <w:color w:val="000000"/>
           <w:sz w:val="24"/>
-          <w:highlight w:val="yellow"/>
         </w:rPr>
         <w:t xml:space="preserve">）。根据第 </w:t>
       </w:r>
@@ -6993,7 +7227,6 @@
             <w:rFonts w:ascii="Cambria Math" w:hAnsi="Cambria Math" w:eastAsia="宋体"/>
             <w:sz w:val="24"/>
             <w:szCs w:val="24"/>
-            <w:highlight w:val="yellow"/>
           </w:rPr>
           <m:t>i</m:t>
         </m:r>
@@ -7005,7 +7238,6 @@
           <w:i w:val="0"/>
           <w:color w:val="000000"/>
           <w:sz w:val="24"/>
-          <w:highlight w:val="yellow"/>
         </w:rPr>
         <w:t xml:space="preserve"> 个推进器（</w:t>
       </w:r>
@@ -7018,7 +7250,6 @@
             <w:rFonts w:ascii="Cambria Math" w:hAnsi="Cambria Math" w:eastAsia="宋体"/>
             <w:sz w:val="24"/>
             <w:szCs w:val="24"/>
-            <w:highlight w:val="yellow"/>
           </w:rPr>
           <m:t>i</m:t>
         </m:r>
@@ -7030,7 +7261,6 @@
             <w:rFonts w:ascii="Cambria Math" w:hAnsi="Cambria Math" w:eastAsia="宋体"/>
             <w:sz w:val="24"/>
             <w:szCs w:val="24"/>
-            <w:highlight w:val="yellow"/>
           </w:rPr>
           <m:t> = 1, …, 8</m:t>
         </m:r>
@@ -7042,7 +7272,6 @@
           <w:i w:val="0"/>
           <w:color w:val="000000"/>
           <w:sz w:val="24"/>
-          <w:highlight w:val="yellow"/>
         </w:rPr>
         <w:t xml:space="preserve">）在附体系下的安装位置矢量 </w:t>
       </w:r>
@@ -7057,7 +7286,6 @@
                 <w:rFonts w:ascii="Cambria Math" w:hAnsi="Cambria Math" w:eastAsia="宋体"/>
                 <w:sz w:val="24"/>
                 <w:szCs w:val="24"/>
-                <w:highlight w:val="yellow"/>
               </w:rPr>
               <m:t>r</m:t>
             </m:r>
@@ -7071,7 +7299,6 @@
                 <w:rFonts w:ascii="Cambria Math" w:hAnsi="Cambria Math" w:eastAsia="宋体"/>
                 <w:sz w:val="24"/>
                 <w:szCs w:val="24"/>
-                <w:highlight w:val="yellow"/>
               </w:rPr>
               <m:t>i</m:t>
             </m:r>
@@ -7085,7 +7312,6 @@
             <w:rFonts w:ascii="Cambria Math" w:hAnsi="Cambria Math" w:eastAsia="宋体"/>
             <w:sz w:val="24"/>
             <w:szCs w:val="24"/>
-            <w:highlight w:val="yellow"/>
           </w:rPr>
           <m:t> ∈ </m:t>
         </m:r>
@@ -7099,7 +7325,6 @@
                 <w:rFonts w:ascii="Cambria Math" w:hAnsi="Cambria Math" w:eastAsia="宋体"/>
                 <w:sz w:val="24"/>
                 <w:szCs w:val="24"/>
-                <w:highlight w:val="yellow"/>
               </w:rPr>
               <m:t>ℝ</m:t>
             </m:r>
@@ -7113,7 +7338,6 @@
                 <w:rFonts w:ascii="Cambria Math" w:hAnsi="Cambria Math" w:eastAsia="宋体"/>
                 <w:sz w:val="24"/>
                 <w:szCs w:val="24"/>
-                <w:highlight w:val="yellow"/>
               </w:rPr>
               <m:t>3</m:t>
             </m:r>
@@ -7127,7 +7351,6 @@
           <w:i w:val="0"/>
           <w:color w:val="000000"/>
           <w:sz w:val="24"/>
-          <w:highlight w:val="yellow"/>
         </w:rPr>
         <w:t xml:space="preserve"> 与推力方向单位矢量 </w:t>
       </w:r>
@@ -7142,7 +7365,6 @@
                 <w:rFonts w:ascii="Cambria Math" w:hAnsi="Cambria Math" w:eastAsia="宋体"/>
                 <w:sz w:val="24"/>
                 <w:szCs w:val="24"/>
-                <w:highlight w:val="yellow"/>
               </w:rPr>
               <m:t>d</m:t>
             </m:r>
@@ -7156,7 +7378,6 @@
                 <w:rFonts w:ascii="Cambria Math" w:hAnsi="Cambria Math" w:eastAsia="宋体"/>
                 <w:sz w:val="24"/>
                 <w:szCs w:val="24"/>
-                <w:highlight w:val="yellow"/>
               </w:rPr>
               <m:t>i</m:t>
             </m:r>
@@ -7170,7 +7391,6 @@
             <w:rFonts w:ascii="Cambria Math" w:hAnsi="Cambria Math" w:eastAsia="宋体"/>
             <w:sz w:val="24"/>
             <w:szCs w:val="24"/>
-            <w:highlight w:val="yellow"/>
           </w:rPr>
           <m:t> ∈ </m:t>
         </m:r>
@@ -7184,7 +7404,6 @@
                 <w:rFonts w:ascii="Cambria Math" w:hAnsi="Cambria Math" w:eastAsia="宋体"/>
                 <w:sz w:val="24"/>
                 <w:szCs w:val="24"/>
-                <w:highlight w:val="yellow"/>
               </w:rPr>
               <m:t>ℝ</m:t>
             </m:r>
@@ -7198,7 +7417,6 @@
                 <w:rFonts w:ascii="Cambria Math" w:hAnsi="Cambria Math" w:eastAsia="宋体"/>
                 <w:sz w:val="24"/>
                 <w:szCs w:val="24"/>
-                <w:highlight w:val="yellow"/>
               </w:rPr>
               <m:t>3</m:t>
             </m:r>
@@ -7212,7 +7430,6 @@
           <w:i w:val="0"/>
           <w:color w:val="000000"/>
           <w:sz w:val="24"/>
-          <w:highlight w:val="yellow"/>
         </w:rPr>
         <w:t xml:space="preserve">，构造 </w:t>
       </w:r>
@@ -7225,7 +7442,6 @@
             <w:rFonts w:ascii="Cambria Math" w:hAnsi="Cambria Math" w:eastAsia="宋体"/>
             <w:sz w:val="24"/>
             <w:szCs w:val="24"/>
-            <w:highlight w:val="yellow"/>
           </w:rPr>
           <m:t>6 × 8</m:t>
         </m:r>
@@ -7237,7 +7453,6 @@
           <w:i w:val="0"/>
           <w:color w:val="000000"/>
           <w:sz w:val="24"/>
-          <w:highlight w:val="yellow"/>
         </w:rPr>
         <w:t xml:space="preserve"> 控制分配矩阵 </w:t>
       </w:r>
@@ -7250,7 +7465,6 @@
             <w:rFonts w:ascii="Cambria Math" w:hAnsi="Cambria Math" w:eastAsia="宋体"/>
             <w:sz w:val="24"/>
             <w:szCs w:val="24"/>
-            <w:highlight w:val="yellow"/>
           </w:rPr>
           <m:t>B</m:t>
         </m:r>
@@ -7262,7 +7476,6 @@
             <w:rFonts w:ascii="Cambria Math" w:hAnsi="Cambria Math" w:eastAsia="宋体"/>
             <w:sz w:val="24"/>
             <w:szCs w:val="24"/>
-            <w:highlight w:val="yellow"/>
           </w:rPr>
           <m:t> = [</m:t>
         </m:r>
@@ -7276,7 +7489,6 @@
                 <w:rFonts w:ascii="Cambria Math" w:hAnsi="Cambria Math" w:eastAsia="宋体"/>
                 <w:sz w:val="24"/>
                 <w:szCs w:val="24"/>
-                <w:highlight w:val="yellow"/>
               </w:rPr>
               <m:t>b</m:t>
             </m:r>
@@ -7290,7 +7502,6 @@
                 <w:rFonts w:ascii="Cambria Math" w:hAnsi="Cambria Math" w:eastAsia="宋体"/>
                 <w:sz w:val="24"/>
                 <w:szCs w:val="24"/>
-                <w:highlight w:val="yellow"/>
               </w:rPr>
               <m:t>1</m:t>
             </m:r>
@@ -7304,7 +7515,6 @@
             <w:rFonts w:ascii="Cambria Math" w:hAnsi="Cambria Math" w:eastAsia="宋体"/>
             <w:sz w:val="24"/>
             <w:szCs w:val="24"/>
-            <w:highlight w:val="yellow"/>
           </w:rPr>
           <m:t>, </m:t>
         </m:r>
@@ -7318,7 +7528,6 @@
                 <w:rFonts w:ascii="Cambria Math" w:hAnsi="Cambria Math" w:eastAsia="宋体"/>
                 <w:sz w:val="24"/>
                 <w:szCs w:val="24"/>
-                <w:highlight w:val="yellow"/>
               </w:rPr>
               <m:t>b</m:t>
             </m:r>
@@ -7332,7 +7541,6 @@
                 <w:rFonts w:ascii="Cambria Math" w:hAnsi="Cambria Math" w:eastAsia="宋体"/>
                 <w:sz w:val="24"/>
                 <w:szCs w:val="24"/>
-                <w:highlight w:val="yellow"/>
               </w:rPr>
               <m:t>2</m:t>
             </m:r>
@@ -7346,7 +7554,6 @@
             <w:rFonts w:ascii="Cambria Math" w:hAnsi="Cambria Math" w:eastAsia="宋体"/>
             <w:sz w:val="24"/>
             <w:szCs w:val="24"/>
-            <w:highlight w:val="yellow"/>
           </w:rPr>
           <m:t>, …, </m:t>
         </m:r>
@@ -7360,7 +7567,6 @@
                 <w:rFonts w:ascii="Cambria Math" w:hAnsi="Cambria Math" w:eastAsia="宋体"/>
                 <w:sz w:val="24"/>
                 <w:szCs w:val="24"/>
-                <w:highlight w:val="yellow"/>
               </w:rPr>
               <m:t>b</m:t>
             </m:r>
@@ -7374,7 +7580,6 @@
                 <w:rFonts w:ascii="Cambria Math" w:hAnsi="Cambria Math" w:eastAsia="宋体"/>
                 <w:sz w:val="24"/>
                 <w:szCs w:val="24"/>
-                <w:highlight w:val="yellow"/>
               </w:rPr>
               <m:t>8</m:t>
             </m:r>
@@ -7388,7 +7593,6 @@
             <w:rFonts w:ascii="Cambria Math" w:hAnsi="Cambria Math" w:eastAsia="宋体"/>
             <w:sz w:val="24"/>
             <w:szCs w:val="24"/>
-            <w:highlight w:val="yellow"/>
           </w:rPr>
           <m:t>] ∈ </m:t>
         </m:r>
@@ -7402,7 +7606,6 @@
                 <w:rFonts w:ascii="Cambria Math" w:hAnsi="Cambria Math" w:eastAsia="宋体"/>
                 <w:sz w:val="24"/>
                 <w:szCs w:val="24"/>
-                <w:highlight w:val="yellow"/>
               </w:rPr>
               <m:t>ℝ</m:t>
             </m:r>
@@ -7416,7 +7619,6 @@
                 <w:rFonts w:ascii="Cambria Math" w:hAnsi="Cambria Math" w:eastAsia="宋体"/>
                 <w:sz w:val="24"/>
                 <w:szCs w:val="24"/>
-                <w:highlight w:val="yellow"/>
               </w:rPr>
               <m:t>6×8</m:t>
             </m:r>
@@ -7430,7 +7632,6 @@
           <w:i w:val="0"/>
           <w:color w:val="000000"/>
           <w:sz w:val="24"/>
-          <w:highlight w:val="yellow"/>
         </w:rPr>
         <w:t xml:space="preserve">，并在推进器基本推力输出范围约束下求解各推进器推力指令 </w:t>
       </w:r>
@@ -7443,7 +7644,6 @@
             <w:rFonts w:ascii="Cambria Math" w:hAnsi="Cambria Math" w:eastAsia="宋体"/>
             <w:sz w:val="24"/>
             <w:szCs w:val="24"/>
-            <w:highlight w:val="yellow"/>
           </w:rPr>
           <m:t>T</m:t>
         </m:r>
@@ -7455,7 +7655,6 @@
             <w:rFonts w:ascii="Cambria Math" w:hAnsi="Cambria Math" w:eastAsia="宋体"/>
             <w:sz w:val="24"/>
             <w:szCs w:val="24"/>
-            <w:highlight w:val="yellow"/>
           </w:rPr>
           <m:t> = [</m:t>
         </m:r>
@@ -7469,7 +7668,6 @@
                 <w:rFonts w:ascii="Cambria Math" w:hAnsi="Cambria Math" w:eastAsia="宋体"/>
                 <w:sz w:val="24"/>
                 <w:szCs w:val="24"/>
-                <w:highlight w:val="yellow"/>
               </w:rPr>
               <m:t>T</m:t>
             </m:r>
@@ -7483,7 +7681,6 @@
                 <w:rFonts w:ascii="Cambria Math" w:hAnsi="Cambria Math" w:eastAsia="宋体"/>
                 <w:sz w:val="24"/>
                 <w:szCs w:val="24"/>
-                <w:highlight w:val="yellow"/>
               </w:rPr>
               <m:t>1</m:t>
             </m:r>
@@ -7497,7 +7694,6 @@
             <w:rFonts w:ascii="Cambria Math" w:hAnsi="Cambria Math" w:eastAsia="宋体"/>
             <w:sz w:val="24"/>
             <w:szCs w:val="24"/>
-            <w:highlight w:val="yellow"/>
           </w:rPr>
           <m:t>, …, </m:t>
         </m:r>
@@ -7511,7 +7707,6 @@
                 <w:rFonts w:ascii="Cambria Math" w:hAnsi="Cambria Math" w:eastAsia="宋体"/>
                 <w:sz w:val="24"/>
                 <w:szCs w:val="24"/>
-                <w:highlight w:val="yellow"/>
               </w:rPr>
               <m:t>T</m:t>
             </m:r>
@@ -7525,7 +7720,6 @@
                 <w:rFonts w:ascii="Cambria Math" w:hAnsi="Cambria Math" w:eastAsia="宋体"/>
                 <w:sz w:val="24"/>
                 <w:szCs w:val="24"/>
-                <w:highlight w:val="yellow"/>
               </w:rPr>
               <m:t>8</m:t>
             </m:r>
@@ -7541,7 +7735,6 @@
                 <w:rFonts w:ascii="Cambria Math" w:hAnsi="Cambria Math" w:eastAsia="宋体"/>
                 <w:sz w:val="24"/>
                 <w:szCs w:val="24"/>
-                <w:highlight w:val="yellow"/>
               </w:rPr>
               <m:t>]</m:t>
             </m:r>
@@ -7555,7 +7748,6 @@
                 <w:rFonts w:ascii="Cambria Math" w:hAnsi="Cambria Math" w:eastAsia="宋体"/>
                 <w:sz w:val="24"/>
                 <w:szCs w:val="24"/>
-                <w:highlight w:val="yellow"/>
               </w:rPr>
               <m:t>T</m:t>
             </m:r>
@@ -7569,7 +7761,6 @@
             <w:rFonts w:ascii="Cambria Math" w:hAnsi="Cambria Math" w:eastAsia="宋体"/>
             <w:sz w:val="24"/>
             <w:szCs w:val="24"/>
-            <w:highlight w:val="yellow"/>
           </w:rPr>
           <m:t> ∈ </m:t>
         </m:r>
@@ -7583,7 +7774,6 @@
                 <w:rFonts w:ascii="Cambria Math" w:hAnsi="Cambria Math" w:eastAsia="宋体"/>
                 <w:sz w:val="24"/>
                 <w:szCs w:val="24"/>
-                <w:highlight w:val="yellow"/>
               </w:rPr>
               <m:t>ℝ</m:t>
             </m:r>
@@ -7597,7 +7787,6 @@
                 <w:rFonts w:ascii="Cambria Math" w:hAnsi="Cambria Math" w:eastAsia="宋体"/>
                 <w:sz w:val="24"/>
                 <w:szCs w:val="24"/>
-                <w:highlight w:val="yellow"/>
               </w:rPr>
               <m:t>8</m:t>
             </m:r>
@@ -7611,7 +7800,6 @@
           <w:i w:val="0"/>
           <w:color w:val="000000"/>
           <w:sz w:val="24"/>
-          <w:highlight w:val="yellow"/>
         </w:rPr>
         <w:t>：</w:t>
       </w:r>
@@ -8065,7 +8253,6 @@
           <w:i w:val="0"/>
           <w:color w:val="000000"/>
           <w:sz w:val="24"/>
-          <w:highlight w:val="yellow"/>
         </w:rPr>
         <w:t xml:space="preserve">通过对比无约束广义逆基准与考虑推力上下限 </w:t>
       </w:r>
@@ -8078,7 +8265,6 @@
             <w:rFonts w:ascii="Cambria Math" w:hAnsi="Cambria Math" w:eastAsia="宋体"/>
             <w:sz w:val="24"/>
             <w:szCs w:val="24"/>
-            <w:highlight w:val="yellow"/>
           </w:rPr>
           <m:t>[</m:t>
         </m:r>
@@ -8092,7 +8278,6 @@
                 <w:rFonts w:ascii="Cambria Math" w:hAnsi="Cambria Math" w:eastAsia="宋体"/>
                 <w:sz w:val="24"/>
                 <w:szCs w:val="24"/>
-                <w:highlight w:val="yellow"/>
               </w:rPr>
               <m:t>T</m:t>
             </m:r>
@@ -8106,7 +8291,6 @@
                 <w:rFonts w:ascii="Cambria Math" w:hAnsi="Cambria Math" w:eastAsia="宋体"/>
                 <w:sz w:val="24"/>
                 <w:szCs w:val="24"/>
-                <w:highlight w:val="yellow"/>
               </w:rPr>
               <m:t>min</m:t>
             </m:r>
@@ -8120,7 +8304,6 @@
             <w:rFonts w:ascii="Cambria Math" w:hAnsi="Cambria Math" w:eastAsia="宋体"/>
             <w:sz w:val="24"/>
             <w:szCs w:val="24"/>
-            <w:highlight w:val="yellow"/>
           </w:rPr>
           <m:t>, </m:t>
         </m:r>
@@ -8134,7 +8317,6 @@
                 <w:rFonts w:ascii="Cambria Math" w:hAnsi="Cambria Math" w:eastAsia="宋体"/>
                 <w:sz w:val="24"/>
                 <w:szCs w:val="24"/>
-                <w:highlight w:val="yellow"/>
               </w:rPr>
               <m:t>T</m:t>
             </m:r>
@@ -8148,7 +8330,6 @@
                 <w:rFonts w:ascii="Cambria Math" w:hAnsi="Cambria Math" w:eastAsia="宋体"/>
                 <w:sz w:val="24"/>
                 <w:szCs w:val="24"/>
-                <w:highlight w:val="yellow"/>
               </w:rPr>
               <m:t>max</m:t>
             </m:r>
@@ -8162,7 +8343,6 @@
             <w:rFonts w:ascii="Cambria Math" w:hAnsi="Cambria Math" w:eastAsia="宋体"/>
             <w:sz w:val="24"/>
             <w:szCs w:val="24"/>
-            <w:highlight w:val="yellow"/>
           </w:rPr>
           <m:t>]</m:t>
         </m:r>
@@ -8174,7 +8354,6 @@
           <w:i w:val="0"/>
           <w:color w:val="000000"/>
           <w:sz w:val="24"/>
-          <w:highlight w:val="yellow"/>
         </w:rPr>
         <w:t xml:space="preserve"> 的有界控制分配方法，量化分析控制分配残差 </w:t>
       </w:r>
@@ -8189,7 +8368,6 @@
                 <w:rFonts w:ascii="Cambria Math" w:hAnsi="Cambria Math" w:eastAsia="宋体"/>
                 <w:sz w:val="24"/>
                 <w:szCs w:val="24"/>
-                <w:highlight w:val="yellow"/>
               </w:rPr>
               <m:t>e</m:t>
             </m:r>
@@ -8203,7 +8381,6 @@
                 <w:rFonts w:ascii="Cambria Math" w:hAnsi="Cambria Math" w:eastAsia="宋体"/>
                 <w:sz w:val="24"/>
                 <w:szCs w:val="24"/>
-                <w:highlight w:val="yellow"/>
               </w:rPr>
               <m:t>τ</m:t>
             </m:r>
@@ -8217,7 +8394,6 @@
           <w:i w:val="0"/>
           <w:color w:val="000000"/>
           <w:sz w:val="24"/>
-          <w:highlight w:val="yellow"/>
         </w:rPr>
         <w:t xml:space="preserve"> 与各推进器推力输出饱和情况。</w:t>
       </w:r>
@@ -8236,7 +8412,6 @@
           <w:i w:val="0"/>
           <w:color w:val="000000"/>
           <w:sz w:val="24"/>
-          <w:highlight w:val="yellow"/>
         </w:rPr>
         <w:t>5） PX4/SITL闭环仿真验证方法：</w:t>
       </w:r>
@@ -8247,7 +8422,6 @@
           <w:i w:val="0"/>
           <w:color w:val="000000"/>
           <w:sz w:val="24"/>
-          <w:highlight w:val="yellow"/>
         </w:rPr>
         <w:t xml:space="preserve">利用PX4模块化软件架构与uORB发布/订阅消息机制，在SITL环境中将辨识验证后的水下航行器动力学模型、运动控制模块与八推进器控制分配模块集成为闭环系统，设置姿态、深度、航向等典型运动工况及适量外部扰动条件开展闭环仿真，综合跟踪误差 </w:t>
       </w:r>
@@ -8262,7 +8436,6 @@
                 <w:rFonts w:ascii="Cambria Math" w:hAnsi="Cambria Math" w:eastAsia="宋体"/>
                 <w:sz w:val="24"/>
                 <w:szCs w:val="24"/>
-                <w:highlight w:val="yellow"/>
               </w:rPr>
               <m:t>e</m:t>
             </m:r>
@@ -8276,7 +8449,6 @@
                 <w:rFonts w:ascii="Cambria Math" w:hAnsi="Cambria Math" w:eastAsia="宋体"/>
                 <w:sz w:val="24"/>
                 <w:szCs w:val="24"/>
-                <w:highlight w:val="yellow"/>
               </w:rPr>
               <m:t>η</m:t>
             </m:r>
@@ -8290,7 +8462,6 @@
           <w:i w:val="0"/>
           <w:color w:val="000000"/>
           <w:sz w:val="24"/>
-          <w:highlight w:val="yellow"/>
         </w:rPr>
         <w:t xml:space="preserve">、动态响应指标及控制分配残差 </w:t>
       </w:r>
@@ -8305,7 +8476,6 @@
                 <w:rFonts w:ascii="Cambria Math" w:hAnsi="Cambria Math" w:eastAsia="宋体"/>
                 <w:sz w:val="24"/>
                 <w:szCs w:val="24"/>
-                <w:highlight w:val="yellow"/>
               </w:rPr>
               <m:t>e</m:t>
             </m:r>
@@ -8319,7 +8489,6 @@
                 <w:rFonts w:ascii="Cambria Math" w:hAnsi="Cambria Math" w:eastAsia="宋体"/>
                 <w:sz w:val="24"/>
                 <w:szCs w:val="24"/>
-                <w:highlight w:val="yellow"/>
               </w:rPr>
               <m:t>τ</m:t>
             </m:r>
@@ -8333,7 +8502,6 @@
           <w:i w:val="0"/>
           <w:color w:val="000000"/>
           <w:sz w:val="24"/>
-          <w:highlight w:val="yellow"/>
         </w:rPr>
         <w:t xml:space="preserve"> 验证系统性能。</w:t>
       </w:r>
@@ -8354,7 +8522,17 @@
           <w:sz w:val="24"/>
           <w:highlight w:val="yellow"/>
         </w:rPr>
-        <w:t>2.2 技术路线图与系统仿真结构</w:t>
+        <w:t xml:space="preserve">2.2 </w:t>
+      </w:r>
+      <w:r>
+        <w:rPr>
+          <w:rFonts w:ascii="Times New Roman" w:hAnsi="Times New Roman" w:cs="Times New Roman" w:eastAsia="黑体"/>
+          <w:b w:val="0"/>
+          <w:i w:val="0"/>
+          <w:color w:val="000000"/>
+          <w:sz w:val="24"/>
+        </w:rPr>
+        <w:t>技术路线图与系统仿真结构</w:t>
       </w:r>
     </w:p>
     <w:p>
@@ -8371,9 +8549,50 @@
           <w:i w:val="0"/>
           <w:color w:val="000000"/>
           <w:sz w:val="24"/>
+        </w:rPr>
+        <w:t>本课题的总体研究技术路线</w:t>
+      </w:r>
+      <w:r>
+        <w:rPr>
+          <w:rFonts w:ascii="Times New Roman" w:hAnsi="Times New Roman" w:cs="Times New Roman" w:eastAsia="宋体"/>
+          <w:b w:val="0"/>
+          <w:i w:val="0"/>
+          <w:color w:val="000000"/>
+          <w:sz w:val="24"/>
           <w:highlight w:val="yellow"/>
         </w:rPr>
-        <w:t>本课题的总体研究技术路线如图 3 所示，基于PX4/SITL的水下航行器闭环仿真系统结构框图如图 4 所示。</w:t>
+        <w:t>如图 3 所示</w:t>
+      </w:r>
+      <w:r>
+        <w:rPr>
+          <w:rFonts w:ascii="Times New Roman" w:hAnsi="Times New Roman" w:cs="Times New Roman" w:eastAsia="宋体"/>
+          <w:b w:val="0"/>
+          <w:i w:val="0"/>
+          <w:color w:val="000000"/>
+          <w:sz w:val="24"/>
+        </w:rPr>
+        <w:t>，基于PX4/SITL的水下航行器闭环仿真系统结构框图</w:t>
+      </w:r>
+      <w:r>
+        <w:rPr>
+          <w:rFonts w:ascii="Times New Roman" w:hAnsi="Times New Roman" w:cs="Times New Roman" w:eastAsia="宋体"/>
+          <w:b w:val="0"/>
+          <w:i w:val="0"/>
+          <w:color w:val="000000"/>
+          <w:sz w:val="24"/>
+          <w:highlight w:val="yellow"/>
+        </w:rPr>
+        <w:t>如图 4 所示</w:t>
+      </w:r>
+      <w:r>
+        <w:rPr>
+          <w:rFonts w:ascii="Times New Roman" w:hAnsi="Times New Roman" w:cs="Times New Roman" w:eastAsia="宋体"/>
+          <w:b w:val="0"/>
+          <w:i w:val="0"/>
+          <w:color w:val="000000"/>
+          <w:sz w:val="24"/>
+        </w:rPr>
+        <w:t>。</w:t>
       </w:r>
     </w:p>
     <w:p>
@@ -8432,7 +8651,17 @@
           <w:sz w:val="21"/>
           <w:highlight w:val="yellow"/>
         </w:rPr>
-        <w:t>图 3  课题总体研究技术路线图</w:t>
+        <w:t>图 3</w:t>
+      </w:r>
+      <w:r>
+        <w:rPr>
+          <w:rFonts w:ascii="Times New Roman" w:hAnsi="Times New Roman" w:cs="Times New Roman" w:eastAsia="宋体"/>
+          <w:b/>
+          <w:i w:val="0"/>
+          <w:color w:val="000000"/>
+          <w:sz w:val="21"/>
+        </w:rPr>
+        <w:t xml:space="preserve">  课题总体研究技术路线图</w:t>
       </w:r>
     </w:p>
     <w:p>
@@ -8491,7 +8720,17 @@
           <w:sz w:val="21"/>
           <w:highlight w:val="yellow"/>
         </w:rPr>
-        <w:t>图 4  基于PX4/SITL的水下航行器闭环仿真系统结构框图</w:t>
+        <w:t>图 4</w:t>
+      </w:r>
+      <w:r>
+        <w:rPr>
+          <w:rFonts w:ascii="Times New Roman" w:hAnsi="Times New Roman" w:cs="Times New Roman" w:eastAsia="宋体"/>
+          <w:b/>
+          <w:i w:val="0"/>
+          <w:color w:val="000000"/>
+          <w:sz w:val="21"/>
+        </w:rPr>
+        <w:t xml:space="preserve">  基于PX4/SITL的水下航行器闭环仿真系统结构框图</w:t>
       </w:r>
     </w:p>
     <w:p>
@@ -8510,7 +8749,17 @@
           <w:sz w:val="24"/>
           <w:highlight w:val="yellow"/>
         </w:rPr>
-        <w:t>2.3 可行性分析</w:t>
+        <w:t xml:space="preserve">2.3 </w:t>
+      </w:r>
+      <w:r>
+        <w:rPr>
+          <w:rFonts w:ascii="Times New Roman" w:hAnsi="Times New Roman" w:cs="Times New Roman" w:eastAsia="黑体"/>
+          <w:b w:val="0"/>
+          <w:i w:val="0"/>
+          <w:color w:val="000000"/>
+          <w:sz w:val="24"/>
+        </w:rPr>
+        <w:t>可行性分析</w:t>
       </w:r>
     </w:p>
     <w:p>
@@ -8527,7 +8776,6 @@
           <w:i w:val="0"/>
           <w:color w:val="000000"/>
           <w:sz w:val="24"/>
-          <w:highlight w:val="yellow"/>
         </w:rPr>
         <w:t>本课题研究方案的可行性主要体现在以下三个方面：</w:t>
       </w:r>
@@ -8546,7 +8794,6 @@
           <w:i w:val="0"/>
           <w:color w:val="000000"/>
           <w:sz w:val="24"/>
-          <w:highlight w:val="yellow"/>
         </w:rPr>
         <w:t>1） 理论与方法可行性：</w:t>
       </w:r>
@@ -8557,7 +8804,6 @@
           <w:i w:val="0"/>
           <w:color w:val="000000"/>
           <w:sz w:val="24"/>
-          <w:highlight w:val="yellow"/>
         </w:rPr>
         <w:t>水下航行器六自由度动力学建模（Fossen模型框架）、系统参数辨识、基于模型与状态反馈的运动控制以及多推进器控制分配矩阵求解均具有成熟完备的理论体系。各研究模块之间物理接口清晰（以运动状态、期望广义力/力矩、各推进器推力指令依次传递），理论方案合理可行。</w:t>
       </w:r>
@@ -8576,7 +8822,6 @@
           <w:i w:val="0"/>
           <w:color w:val="000000"/>
           <w:sz w:val="24"/>
-          <w:highlight w:val="yellow"/>
         </w:rPr>
         <w:t>2） 平台与数据基础可行性：</w:t>
       </w:r>
@@ -8587,7 +8832,6 @@
           <w:i w:val="0"/>
           <w:color w:val="000000"/>
           <w:sz w:val="24"/>
-          <w:highlight w:val="yellow"/>
         </w:rPr>
         <w:t>本课题直接依托实验室已有八推进器水下航行器平台开展研究，平台几何构型、质量惯性属性、推进器安装布置及相关参数数据具备良好基础，能够为动力学建模、系统辨识、模型验证及八推进器控制分配矩阵建立提供可靠的数据支撑。</w:t>
       </w:r>
@@ -8606,7 +8850,6 @@
           <w:i w:val="0"/>
           <w:color w:val="000000"/>
           <w:sz w:val="24"/>
-          <w:highlight w:val="yellow"/>
         </w:rPr>
         <w:t>3） 软件与仿真环境可行性：</w:t>
       </w:r>
@@ -8617,7 +8860,6 @@
           <w:i w:val="0"/>
           <w:color w:val="000000"/>
           <w:sz w:val="24"/>
-          <w:highlight w:val="yellow"/>
         </w:rPr>
         <w:t>PX4开源软件框架提供了完善的SITL软件在环仿真环境、标准化的uORB模块间通信机制以及ULog数据记录工具。前期已完成PX4架构与控制链路调研及基础仿真环境测试，具备在规定时间内完成模块集成与多工况仿真验证的软硬件条件。</w:t>
       </w:r>
@@ -8638,7 +8880,17 @@
           <w:sz w:val="24"/>
           <w:highlight w:val="yellow"/>
         </w:rPr>
-        <w:t>3. 工作进度安排</w:t>
+        <w:t xml:space="preserve">3. </w:t>
+      </w:r>
+      <w:r>
+        <w:rPr>
+          <w:rFonts w:ascii="Times New Roman" w:hAnsi="Times New Roman" w:cs="Times New Roman" w:eastAsia="黑体"/>
+          <w:b w:val="0"/>
+          <w:i w:val="0"/>
+          <w:color w:val="000000"/>
+          <w:sz w:val="24"/>
+        </w:rPr>
+        <w:t>工作进度安排</w:t>
       </w:r>
     </w:p>
     <w:p>
@@ -8655,7 +8907,6 @@
           <w:i w:val="0"/>
           <w:color w:val="000000"/>
           <w:sz w:val="24"/>
-          <w:highlight w:val="yellow"/>
         </w:rPr>
         <w:t>根据学校毕业论文总体进程与任务书要求，本课题各阶段工作进度安排如表 2 所示：</w:t>
       </w:r>
@@ -8673,7 +8924,6 @@
           <w:i w:val="0"/>
           <w:color w:val="000000"/>
           <w:sz w:val="21"/>
-          <w:highlight w:val="yellow"/>
         </w:rPr>
         <w:t>表 2  毕业论文工作进度安排</w:t>
       </w:r>
@@ -8721,7 +8971,6 @@
                 <w:i w:val="0"/>
                 <w:color w:val="000000"/>
                 <w:sz w:val="21"/>
-                <w:highlight w:val="yellow"/>
               </w:rPr>
               <w:t>序 号</w:t>
             </w:r>
@@ -8746,7 +8995,6 @@
                 <w:i w:val="0"/>
                 <w:color w:val="000000"/>
                 <w:sz w:val="21"/>
-                <w:highlight w:val="yellow"/>
               </w:rPr>
               <w:t>论文各阶段名称</w:t>
             </w:r>
@@ -8771,7 +9019,6 @@
                 <w:i w:val="0"/>
                 <w:color w:val="000000"/>
                 <w:sz w:val="21"/>
-                <w:highlight w:val="yellow"/>
               </w:rPr>
               <w:t>时间安排（教学周）</w:t>
             </w:r>
@@ -8801,7 +9048,6 @@
                 <w:i w:val="0"/>
                 <w:color w:val="000000"/>
                 <w:sz w:val="21"/>
-                <w:highlight w:val="yellow"/>
               </w:rPr>
               <w:t>1</w:t>
             </w:r>
@@ -8826,7 +9072,6 @@
                 <w:i w:val="0"/>
                 <w:color w:val="000000"/>
                 <w:sz w:val="21"/>
-                <w:highlight w:val="yellow"/>
               </w:rPr>
               <w:t>课题申报、审核</w:t>
             </w:r>
@@ -8851,7 +9096,6 @@
                 <w:i w:val="0"/>
                 <w:color w:val="000000"/>
                 <w:sz w:val="21"/>
-                <w:highlight w:val="yellow"/>
               </w:rPr>
               <w:t>2026.7.13~2026.7.24</w:t>
               <w:br/>
@@ -8883,7 +9127,6 @@
                 <w:i w:val="0"/>
                 <w:color w:val="000000"/>
                 <w:sz w:val="21"/>
-                <w:highlight w:val="yellow"/>
               </w:rPr>
               <w:t>2</w:t>
             </w:r>
@@ -8908,7 +9151,6 @@
                 <w:i w:val="0"/>
                 <w:color w:val="000000"/>
                 <w:sz w:val="21"/>
-                <w:highlight w:val="yellow"/>
               </w:rPr>
               <w:t>学生选课、选题</w:t>
             </w:r>
@@ -8933,7 +9175,6 @@
                 <w:i w:val="0"/>
                 <w:color w:val="000000"/>
                 <w:sz w:val="21"/>
-                <w:highlight w:val="yellow"/>
               </w:rPr>
               <w:t>2026.8.4~2026.8.7</w:t>
               <w:br/>
@@ -8965,7 +9206,6 @@
                 <w:i w:val="0"/>
                 <w:color w:val="000000"/>
                 <w:sz w:val="21"/>
-                <w:highlight w:val="yellow"/>
               </w:rPr>
               <w:t>3</w:t>
             </w:r>
@@ -8990,7 +9230,6 @@
                 <w:i w:val="0"/>
                 <w:color w:val="000000"/>
                 <w:sz w:val="21"/>
-                <w:highlight w:val="yellow"/>
               </w:rPr>
               <w:t>下达任务书及任务书审核</w:t>
             </w:r>
@@ -9015,7 +9254,6 @@
                 <w:i w:val="0"/>
                 <w:color w:val="000000"/>
                 <w:sz w:val="21"/>
-                <w:highlight w:val="yellow"/>
               </w:rPr>
               <w:t>2026.8.17~2026.8.21</w:t>
               <w:br/>
@@ -9047,7 +9285,6 @@
                 <w:i w:val="0"/>
                 <w:color w:val="000000"/>
                 <w:sz w:val="21"/>
-                <w:highlight w:val="yellow"/>
               </w:rPr>
               <w:t>4</w:t>
             </w:r>
@@ -9072,7 +9309,6 @@
                 <w:i w:val="0"/>
                 <w:color w:val="000000"/>
                 <w:sz w:val="21"/>
-                <w:highlight w:val="yellow"/>
               </w:rPr>
               <w:t>编写开题报告、开题答辩、提交开题报告、审核</w:t>
             </w:r>
@@ -9097,7 +9333,6 @@
                 <w:i w:val="0"/>
                 <w:color w:val="000000"/>
                 <w:sz w:val="21"/>
-                <w:highlight w:val="yellow"/>
               </w:rPr>
               <w:t>2026.9.16~2026.10.9</w:t>
               <w:br/>
@@ -9129,7 +9364,6 @@
                 <w:i w:val="0"/>
                 <w:color w:val="000000"/>
                 <w:sz w:val="21"/>
-                <w:highlight w:val="yellow"/>
               </w:rPr>
               <w:t>5</w:t>
             </w:r>
@@ -9154,7 +9388,6 @@
                 <w:i w:val="0"/>
                 <w:color w:val="000000"/>
                 <w:sz w:val="21"/>
-                <w:highlight w:val="yellow"/>
               </w:rPr>
               <w:t>水下航行器动力学与推进器建模、PX4/SITL基础环境搭建</w:t>
             </w:r>
@@ -9179,7 +9412,6 @@
                 <w:i w:val="0"/>
                 <w:color w:val="000000"/>
                 <w:sz w:val="21"/>
-                <w:highlight w:val="yellow"/>
               </w:rPr>
               <w:t>2026.10.12~2026.11.20</w:t>
               <w:br/>
@@ -9211,7 +9443,6 @@
                 <w:i w:val="0"/>
                 <w:color w:val="000000"/>
                 <w:sz w:val="21"/>
-                <w:highlight w:val="yellow"/>
               </w:rPr>
               <w:t>6</w:t>
             </w:r>
@@ -9236,7 +9467,6 @@
                 <w:i w:val="0"/>
                 <w:color w:val="000000"/>
                 <w:sz w:val="21"/>
-                <w:highlight w:val="yellow"/>
               </w:rPr>
               <w:t>系统辨识与模型验证、运动控制方法研究</w:t>
             </w:r>
@@ -9261,7 +9491,6 @@
                 <w:i w:val="0"/>
                 <w:color w:val="000000"/>
                 <w:sz w:val="21"/>
-                <w:highlight w:val="yellow"/>
               </w:rPr>
               <w:t>2026.11.23~2026.12.25</w:t>
               <w:br/>
@@ -9293,7 +9522,6 @@
                 <w:i w:val="0"/>
                 <w:color w:val="000000"/>
                 <w:sz w:val="21"/>
-                <w:highlight w:val="yellow"/>
               </w:rPr>
               <w:t>7</w:t>
             </w:r>
@@ -9318,7 +9546,6 @@
                 <w:i w:val="0"/>
                 <w:color w:val="000000"/>
                 <w:sz w:val="21"/>
-                <w:highlight w:val="yellow"/>
               </w:rPr>
               <w:t>中期检查及中期答辩</w:t>
             </w:r>
@@ -9343,7 +9570,6 @@
                 <w:i w:val="0"/>
                 <w:color w:val="000000"/>
                 <w:sz w:val="21"/>
-                <w:highlight w:val="yellow"/>
               </w:rPr>
               <w:t>2026.12.28~2027.1.15</w:t>
               <w:br/>
@@ -9375,7 +9601,6 @@
                 <w:i w:val="0"/>
                 <w:color w:val="000000"/>
                 <w:sz w:val="21"/>
-                <w:highlight w:val="yellow"/>
               </w:rPr>
               <w:t>8</w:t>
             </w:r>
@@ -9400,7 +9625,6 @@
                 <w:i w:val="0"/>
                 <w:color w:val="000000"/>
                 <w:sz w:val="21"/>
-                <w:highlight w:val="yellow"/>
               </w:rPr>
               <w:t>运动控制、八推进器控制分配及PX4/SITL闭环集成</w:t>
             </w:r>
@@ -9425,7 +9649,6 @@
                 <w:i w:val="0"/>
                 <w:color w:val="000000"/>
                 <w:sz w:val="21"/>
-                <w:highlight w:val="yellow"/>
               </w:rPr>
               <w:t>2027.2.22~2027.3.12</w:t>
               <w:br/>
@@ -9457,7 +9680,6 @@
                 <w:i w:val="0"/>
                 <w:color w:val="000000"/>
                 <w:sz w:val="21"/>
-                <w:highlight w:val="yellow"/>
               </w:rPr>
               <w:t>9</w:t>
             </w:r>
@@ -9482,7 +9704,6 @@
                 <w:i w:val="0"/>
                 <w:color w:val="000000"/>
                 <w:sz w:val="21"/>
-                <w:highlight w:val="yellow"/>
               </w:rPr>
               <w:t>SITL闭环仿真、典型工况验证与结果分析</w:t>
             </w:r>
@@ -9507,7 +9728,6 @@
                 <w:i w:val="0"/>
                 <w:color w:val="000000"/>
                 <w:sz w:val="21"/>
-                <w:highlight w:val="yellow"/>
               </w:rPr>
               <w:t>2027.3.15~2027.4.2</w:t>
               <w:br/>
@@ -9539,7 +9759,6 @@
                 <w:i w:val="0"/>
                 <w:color w:val="000000"/>
                 <w:sz w:val="21"/>
-                <w:highlight w:val="yellow"/>
               </w:rPr>
               <w:t>10</w:t>
             </w:r>
@@ -9564,7 +9783,6 @@
                 <w:i w:val="0"/>
                 <w:color w:val="000000"/>
                 <w:sz w:val="21"/>
-                <w:highlight w:val="yellow"/>
               </w:rPr>
               <w:t>论文撰写与仿真补充</w:t>
             </w:r>
@@ -9589,7 +9807,6 @@
                 <w:i w:val="0"/>
                 <w:color w:val="000000"/>
                 <w:sz w:val="21"/>
-                <w:highlight w:val="yellow"/>
               </w:rPr>
               <w:t>2027.4.5~2027.4.16</w:t>
               <w:br/>
@@ -9621,7 +9838,6 @@
                 <w:i w:val="0"/>
                 <w:color w:val="000000"/>
                 <w:sz w:val="21"/>
-                <w:highlight w:val="yellow"/>
               </w:rPr>
               <w:t>11</w:t>
             </w:r>
@@ -9646,7 +9862,6 @@
                 <w:i w:val="0"/>
                 <w:color w:val="000000"/>
                 <w:sz w:val="21"/>
-                <w:highlight w:val="yellow"/>
               </w:rPr>
               <w:t>论文查重、导师评阅、专家评阅、学生修改完善论文并定稿、毕业答辩</w:t>
             </w:r>
@@ -9671,7 +9886,6 @@
                 <w:i w:val="0"/>
                 <w:color w:val="000000"/>
                 <w:sz w:val="21"/>
-                <w:highlight w:val="yellow"/>
               </w:rPr>
               <w:t>2027.4.19~2027.4.28</w:t>
               <w:br/>
@@ -9703,7 +9917,6 @@
                 <w:i w:val="0"/>
                 <w:color w:val="000000"/>
                 <w:sz w:val="21"/>
-                <w:highlight w:val="yellow"/>
               </w:rPr>
               <w:t>12</w:t>
             </w:r>
@@ -9728,7 +9941,6 @@
                 <w:i w:val="0"/>
                 <w:color w:val="000000"/>
                 <w:sz w:val="21"/>
-                <w:highlight w:val="yellow"/>
               </w:rPr>
               <w:t>论文评优、论文各类资料（书面版和电子版）整理、归档</w:t>
             </w:r>
@@ -9753,7 +9965,6 @@
                 <w:i w:val="0"/>
                 <w:color w:val="000000"/>
                 <w:sz w:val="21"/>
-                <w:highlight w:val="yellow"/>
               </w:rPr>
               <w:t>2027.5.3~2027.5.14</w:t>
               <w:br/>
@@ -9797,7 +10008,18 @@
           <w:sz w:val="24"/>
           <w:highlight w:val="yellow"/>
         </w:rPr>
-        <w:t>[1] 工业和信息化部, 教育部, 科学技术部, 等. 关于印发《“机器人+”应用行动实施方案》的通知: 工信部联通装〔2023〕6号[EB/OL]. (2023-01-18) [2026-09-28]. http://www.gov.cn/zhengce/zhengceku/2023-01/19/content_5737976.htm.</w:t>
+        <w:t>[1]</w:t>
+      </w:r>
+      <w:r>
+        <w:rPr>
+          <w:rFonts w:ascii="Times New Roman" w:hAnsi="Times New Roman" w:cs="Times New Roman" w:eastAsia="宋体"/>
+          <w:b w:val="0"/>
+          <w:i w:val="0"/>
+          <w:color w:val="000000"/>
+          <w:sz w:val="24"/>
+          <w:highlight w:val="yellow"/>
+        </w:rPr>
+        <w:t xml:space="preserve"> 工业和信息化部, 教育部, 科学技术部, 等. 关于印发《“机器人+”应用行动实施方案》的通知: 工信部联通装〔2023〕6号[EB/OL]. (2023-01-18) [2026-09-28]. http://www.gov.cn/zhengce/zhengceku/2023-01/19/content_5737976.htm.</w:t>
       </w:r>
       <w:bookmarkEnd w:id="101"/>
     </w:p>
@@ -9818,7 +10040,17 @@
           <w:sz w:val="24"/>
           <w:highlight w:val="yellow"/>
         </w:rPr>
-        <w:t>[2] Fossen T I. Handbook of Marine Craft Hydrodynamics and Motion Control[M]. 2nd ed. Chichester, UK: John Wiley &amp; Sons, 2021. DOI: 10.1002/9781119575016.</w:t>
+        <w:t>[2]</w:t>
+      </w:r>
+      <w:r>
+        <w:rPr>
+          <w:rFonts w:ascii="Times New Roman" w:hAnsi="Times New Roman" w:cs="Times New Roman" w:eastAsia="宋体"/>
+          <w:b w:val="0"/>
+          <w:i w:val="0"/>
+          <w:color w:val="000000"/>
+          <w:sz w:val="24"/>
+        </w:rPr>
+        <w:t xml:space="preserve"> Fossen T I. Handbook of Marine Craft Hydrodynamics and Motion Control[M]. 2nd ed. Chichester, UK: John Wiley &amp; Sons, 2021. DOI: 10.1002/9781119575016.</w:t>
       </w:r>
       <w:bookmarkEnd w:id="102"/>
     </w:p>
@@ -9839,7 +10071,17 @@
           <w:sz w:val="24"/>
           <w:highlight w:val="yellow"/>
         </w:rPr>
-        <w:t>[3] Caccia M, Indiveri G, Veruggio G. Modeling and identification of open-frame variable configuration unmanned underwater vehicles[J]. IEEE Journal of Oceanic Engineering, 2000, 25(2): 227-240. DOI: 10.1109/48.838986.</w:t>
+        <w:t>[3]</w:t>
+      </w:r>
+      <w:r>
+        <w:rPr>
+          <w:rFonts w:ascii="Times New Roman" w:hAnsi="Times New Roman" w:cs="Times New Roman" w:eastAsia="宋体"/>
+          <w:b w:val="0"/>
+          <w:i w:val="0"/>
+          <w:color w:val="000000"/>
+          <w:sz w:val="24"/>
+        </w:rPr>
+        <w:t xml:space="preserve"> Caccia M, Indiveri G, Veruggio G. Modeling and identification of open-frame variable configuration unmanned underwater vehicles[J]. IEEE Journal of Oceanic Engineering, 2000, 25(2): 227-240. DOI: 10.1109/48.838986.</w:t>
       </w:r>
       <w:bookmarkEnd w:id="103"/>
     </w:p>
@@ -9860,7 +10102,17 @@
           <w:sz w:val="24"/>
           <w:highlight w:val="yellow"/>
         </w:rPr>
-        <w:t>[4] Ross A, Fossen T I, Johansen T A. Identification of underwater vehicle hydrodynamic coefficients using free decay tests[J]. IFAC Proceedings Volumes, 2004, 37(10): 363-368. DOI: 10.1016/S1474-6670(17)31759-7.</w:t>
+        <w:t>[4]</w:t>
+      </w:r>
+      <w:r>
+        <w:rPr>
+          <w:rFonts w:ascii="Times New Roman" w:hAnsi="Times New Roman" w:cs="Times New Roman" w:eastAsia="宋体"/>
+          <w:b w:val="0"/>
+          <w:i w:val="0"/>
+          <w:color w:val="000000"/>
+          <w:sz w:val="24"/>
+        </w:rPr>
+        <w:t xml:space="preserve"> Ross A, Fossen T I, Johansen T A. Identification of underwater vehicle hydrodynamic coefficients using free decay tests[J]. IFAC Proceedings Volumes, 2004, 37(10): 363-368. DOI: 10.1016/S1474-6670(17)31759-7.</w:t>
       </w:r>
       <w:bookmarkEnd w:id="104"/>
     </w:p>
@@ -9881,7 +10133,17 @@
           <w:sz w:val="24"/>
           <w:highlight w:val="yellow"/>
         </w:rPr>
-        <w:t>[5] Avila J P J, Donha D C, Adamowski J C. Experimental model identification of open-frame underwater vehicles[J]. Ocean Engineering, 2013, 60: 81-94. DOI: 10.1016/j.oceaneng.2012.10.007.</w:t>
+        <w:t>[5]</w:t>
+      </w:r>
+      <w:r>
+        <w:rPr>
+          <w:rFonts w:ascii="Times New Roman" w:hAnsi="Times New Roman" w:cs="Times New Roman" w:eastAsia="宋体"/>
+          <w:b w:val="0"/>
+          <w:i w:val="0"/>
+          <w:color w:val="000000"/>
+          <w:sz w:val="24"/>
+        </w:rPr>
+        <w:t xml:space="preserve"> Avila J P J, Donha D C, Adamowski J C. Experimental model identification of open-frame underwater vehicles[J]. Ocean Engineering, 2013, 60: 81-94. DOI: 10.1016/j.oceaneng.2012.10.007.</w:t>
       </w:r>
       <w:bookmarkEnd w:id="105"/>
     </w:p>
@@ -9902,7 +10164,17 @@
           <w:sz w:val="24"/>
           <w:highlight w:val="yellow"/>
         </w:rPr>
-        <w:t>[6] Chin C, Lau M. Modeling and testing of hydrodynamic damping model for a complex-shaped remotely-operated vehicle for control[J]. Journal of Marine Science and Application, 2012, 11(2): 150-163. DOI: 10.1007/s11804-012-1117-2.</w:t>
+        <w:t>[6]</w:t>
+      </w:r>
+      <w:r>
+        <w:rPr>
+          <w:rFonts w:ascii="Times New Roman" w:hAnsi="Times New Roman" w:cs="Times New Roman" w:eastAsia="宋体"/>
+          <w:b w:val="0"/>
+          <w:i w:val="0"/>
+          <w:color w:val="000000"/>
+          <w:sz w:val="24"/>
+        </w:rPr>
+        <w:t xml:space="preserve"> Chin C, Lau M. Modeling and testing of hydrodynamic damping model for a complex-shaped remotely-operated vehicle for control[J]. Journal of Marine Science and Application, 2012, 11(2): 150-163. DOI: 10.1007/s11804-012-1117-2.</w:t>
       </w:r>
       <w:bookmarkEnd w:id="106"/>
     </w:p>
@@ -9923,7 +10195,17 @@
           <w:sz w:val="24"/>
           <w:highlight w:val="yellow"/>
         </w:rPr>
-        <w:t>[7] 高婷, 庞永杰, 王亚星, 等. 水下航行器水动力系数计算方法[J]. 哈尔滨工程大学学报, 2019, 40(1): 174-180.</w:t>
+        <w:t>[7]</w:t>
+      </w:r>
+      <w:r>
+        <w:rPr>
+          <w:rFonts w:ascii="Times New Roman" w:hAnsi="Times New Roman" w:cs="Times New Roman" w:eastAsia="宋体"/>
+          <w:b w:val="0"/>
+          <w:i w:val="0"/>
+          <w:color w:val="000000"/>
+          <w:sz w:val="24"/>
+        </w:rPr>
+        <w:t xml:space="preserve"> 高婷, 庞永杰, 王亚星, 等. 水下航行器水动力系数计算方法[J]. 哈尔滨工程大学学报, 2019, 40(1): 174-180.</w:t>
       </w:r>
       <w:bookmarkEnd w:id="107"/>
     </w:p>
@@ -9944,7 +10226,18 @@
           <w:sz w:val="24"/>
           <w:highlight w:val="yellow"/>
         </w:rPr>
-        <w:t>[8] von Benzon M, Sørensen F F, Uth E, et al. An Open-Source Benchmark Simulator: Control of a BlueROV2 Underwater Robot[J]. Journal of Marine Science and Engineering, 2022, 10(12): 1898. DOI: 10.3390/jmse10121898.</w:t>
+        <w:t>[8]</w:t>
+      </w:r>
+      <w:r>
+        <w:rPr>
+          <w:rFonts w:ascii="Times New Roman" w:hAnsi="Times New Roman" w:cs="Times New Roman" w:eastAsia="宋体"/>
+          <w:b w:val="0"/>
+          <w:i w:val="0"/>
+          <w:color w:val="000000"/>
+          <w:sz w:val="24"/>
+          <w:highlight w:val="yellow"/>
+        </w:rPr>
+        <w:t xml:space="preserve"> von Benzon M, Sørensen F F, Uth E, et al. An Open-Source Benchmark Simulator: Control of a BlueROV2 Underwater Robot[J]. Journal of Marine Science and Engineering, 2022, 10(12): 1898. DOI: 10.3390/jmse10121898.</w:t>
       </w:r>
       <w:bookmarkEnd w:id="108"/>
     </w:p>
@@ -9963,9 +10256,18 @@
           <w:i w:val="0"/>
           <w:color w:val="000000"/>
           <w:sz w:val="24"/>
-          <w:highlight w:val="yellow"/>
-        </w:rPr>
-        <w:t>[9] Fernandes D A, Sørensen A J, Pettersen K Y, Donha D C. Output feedback motion control system for observation class ROVs based on a high-gain state observer: Theoretical and experimental results[J]. Control Engineering Practice, 2015, 39: 90-102. DOI: 10.1016/j.conengprac.2014.12.005.</w:t>
+        </w:rPr>
+        <w:t>[9]</w:t>
+      </w:r>
+      <w:r>
+        <w:rPr>
+          <w:rFonts w:ascii="Times New Roman" w:hAnsi="Times New Roman" w:cs="Times New Roman" w:eastAsia="宋体"/>
+          <w:b w:val="0"/>
+          <w:i w:val="0"/>
+          <w:color w:val="000000"/>
+          <w:sz w:val="24"/>
+        </w:rPr>
+        <w:t xml:space="preserve"> Fernandes D A, Sørensen A J, Pettersen K Y, Donha D C. Output feedback motion control system for observation class ROVs based on a high-gain state observer: Theoretical and experimental results[J]. Control Engineering Practice, 2015, 39: 90-102. DOI: 10.1016/j.conengprac.2014.12.005.</w:t>
       </w:r>
       <w:bookmarkEnd w:id="109"/>
     </w:p>
@@ -9984,9 +10286,18 @@
           <w:i w:val="0"/>
           <w:color w:val="000000"/>
           <w:sz w:val="24"/>
-          <w:highlight w:val="yellow"/>
-        </w:rPr>
-        <w:t>[10] Chu Z, Xiang X, Zhu D, et al. Adaptive trajectory tracking control for remotely operated vehicles considering thruster dynamics and saturation constraints[J]. ISA Transactions, 2020, 100: 28-37. DOI: 10.1016/j.isatra.2019.11.032.</w:t>
+        </w:rPr>
+        <w:t>[10]</w:t>
+      </w:r>
+      <w:r>
+        <w:rPr>
+          <w:rFonts w:ascii="Times New Roman" w:hAnsi="Times New Roman" w:cs="Times New Roman" w:eastAsia="宋体"/>
+          <w:b w:val="0"/>
+          <w:i w:val="0"/>
+          <w:color w:val="000000"/>
+          <w:sz w:val="24"/>
+        </w:rPr>
+        <w:t xml:space="preserve"> Chu Z, Xiang X, Zhu D, et al. Adaptive trajectory tracking control for remotely operated vehicles considering thruster dynamics and saturation constraints[J]. ISA Transactions, 2020, 100: 28-37. DOI: 10.1016/j.isatra.2019.11.032.</w:t>
       </w:r>
       <w:bookmarkEnd w:id="110"/>
     </w:p>
@@ -10007,7 +10318,17 @@
           <w:sz w:val="24"/>
           <w:highlight w:val="yellow"/>
         </w:rPr>
-        <w:t>[11] Slawik T, Vyas S, Christensen L, et al. Attitude Control of the Hydrobatic Intervention AUV Cuttlefish using Incremental Nonlinear Dynamic Inversion[C]//2024 IEEE/RSJ International Conference on Intelligent Robots and Systems (IROS). Abu Dhabi, UAE: IEEE, 2024: 781-787. DOI: 10.1109/IROS58592.2024.10801686.</w:t>
+        <w:t>[11]</w:t>
+      </w:r>
+      <w:r>
+        <w:rPr>
+          <w:rFonts w:ascii="Times New Roman" w:hAnsi="Times New Roman" w:cs="Times New Roman" w:eastAsia="宋体"/>
+          <w:b w:val="0"/>
+          <w:i w:val="0"/>
+          <w:color w:val="000000"/>
+          <w:sz w:val="24"/>
+        </w:rPr>
+        <w:t xml:space="preserve"> Slawik T, Vyas S, Christensen L, et al. Attitude Control of the Hydrobatic Intervention AUV Cuttlefish using Incremental Nonlinear Dynamic Inversion[C]//2024 IEEE/RSJ International Conference on Intelligent Robots and Systems (IROS). Abu Dhabi, UAE: IEEE, 2024: 781-787. DOI: 10.1109/IROS58592.2024.10801686.</w:t>
       </w:r>
       <w:bookmarkEnd w:id="111"/>
     </w:p>
@@ -10028,7 +10349,18 @@
           <w:sz w:val="24"/>
           <w:highlight w:val="yellow"/>
         </w:rPr>
-        <w:t>[12] Johansen T A, Fossen T I. Control allocation—A survey[J]. Automatica, 2013, 49(5): 1087-1103. DOI: 10.1016/j.automatica.2013.01.035.</w:t>
+        <w:t>[12]</w:t>
+      </w:r>
+      <w:r>
+        <w:rPr>
+          <w:rFonts w:ascii="Times New Roman" w:hAnsi="Times New Roman" w:cs="Times New Roman" w:eastAsia="宋体"/>
+          <w:b w:val="0"/>
+          <w:i w:val="0"/>
+          <w:color w:val="000000"/>
+          <w:sz w:val="24"/>
+          <w:highlight w:val="yellow"/>
+        </w:rPr>
+        <w:t xml:space="preserve"> Johansen T A, Fossen T I. Control allocation—A survey[J]. Automatica, 2013, 49(5): 1087-1103. DOI: 10.1016/j.automatica.2013.01.035.</w:t>
       </w:r>
       <w:bookmarkEnd w:id="112"/>
     </w:p>
@@ -10049,7 +10381,18 @@
           <w:sz w:val="24"/>
           <w:highlight w:val="yellow"/>
         </w:rPr>
-        <w:t>[13] Fossen T I, Johansen T A. A survey of control allocation methods for ships and underwater vehicles[C]//2006 14th Mediterranean Conference on Control and Automation. Ancona, Italy: IEEE, 2006: 1-6. DOI: 10.1109/MED.2006.328749.</w:t>
+        <w:t>[13]</w:t>
+      </w:r>
+      <w:r>
+        <w:rPr>
+          <w:rFonts w:ascii="Times New Roman" w:hAnsi="Times New Roman" w:cs="Times New Roman" w:eastAsia="宋体"/>
+          <w:b w:val="0"/>
+          <w:i w:val="0"/>
+          <w:color w:val="000000"/>
+          <w:sz w:val="24"/>
+          <w:highlight w:val="yellow"/>
+        </w:rPr>
+        <w:t xml:space="preserve"> Fossen T I, Johansen T A. A survey of control allocation methods for ships and underwater vehicles[C]//2006 14th Mediterranean Conference on Control and Automation. Ancona, Italy: IEEE, 2006: 1-6. DOI: 10.1109/MED.2006.328749.</w:t>
       </w:r>
       <w:bookmarkEnd w:id="113"/>
     </w:p>
@@ -10070,7 +10413,17 @@
           <w:sz w:val="24"/>
           <w:highlight w:val="yellow"/>
         </w:rPr>
-        <w:t>[14] 程卫平, 王猛, 曾现敏, 等. 基于可行方向法的水下机器人推力分配[J]. 舰船科学技术, 2022, 44(13): 102-106.</w:t>
+        <w:t>[14]</w:t>
+      </w:r>
+      <w:r>
+        <w:rPr>
+          <w:rFonts w:ascii="Times New Roman" w:hAnsi="Times New Roman" w:cs="Times New Roman" w:eastAsia="宋体"/>
+          <w:b w:val="0"/>
+          <w:i w:val="0"/>
+          <w:color w:val="000000"/>
+          <w:sz w:val="24"/>
+        </w:rPr>
+        <w:t xml:space="preserve"> 程卫平, 王猛, 曾现敏, 等. 基于可行方向法的水下机器人推力分配[J]. 舰船科学技术, 2022, 44(13): 102-106.</w:t>
       </w:r>
       <w:bookmarkEnd w:id="114"/>
     </w:p>
@@ -10091,7 +10444,17 @@
           <w:sz w:val="24"/>
           <w:highlight w:val="yellow"/>
         </w:rPr>
-        <w:t>[15] 孙广威, 苏玉玺, 毛义, 等. 基于模糊逻辑的混合推进ROV多级推力分配策略[J]. 机器人, 2023, 45(4): 472-482.</w:t>
+        <w:t>[15]</w:t>
+      </w:r>
+      <w:r>
+        <w:rPr>
+          <w:rFonts w:ascii="Times New Roman" w:hAnsi="Times New Roman" w:cs="Times New Roman" w:eastAsia="宋体"/>
+          <w:b w:val="0"/>
+          <w:i w:val="0"/>
+          <w:color w:val="000000"/>
+          <w:sz w:val="24"/>
+        </w:rPr>
+        <w:t xml:space="preserve"> 孙广威, 苏玉玺, 毛义, 等. 基于模糊逻辑的混合推进ROV多级推力分配策略[J]. 机器人, 2023, 45(4): 472-482.</w:t>
       </w:r>
       <w:bookmarkEnd w:id="115"/>
     </w:p>
@@ -10112,7 +10475,17 @@
           <w:sz w:val="24"/>
           <w:highlight w:val="yellow"/>
         </w:rPr>
-        <w:t>[16] Meier L, Honegger D, Pollefeys M. PX4: A node-based multithreaded open source robotics framework for deeply embedded platforms[C]//2015 IEEE International Conference on Robotics and Automation (ICRA). Seattle, WA: IEEE, 2015: 6235-6240. DOI: 10.1109/ICRA.2015.7140074.</w:t>
+        <w:t>[16]</w:t>
+      </w:r>
+      <w:r>
+        <w:rPr>
+          <w:rFonts w:ascii="Times New Roman" w:hAnsi="Times New Roman" w:cs="Times New Roman" w:eastAsia="宋体"/>
+          <w:b w:val="0"/>
+          <w:i w:val="0"/>
+          <w:color w:val="000000"/>
+          <w:sz w:val="24"/>
+        </w:rPr>
+        <w:t xml:space="preserve"> Meier L, Honegger D, Pollefeys M. PX4: A node-based multithreaded open source robotics framework for deeply embedded platforms[C]//2015 IEEE International Conference on Robotics and Automation (ICRA). Seattle, WA: IEEE, 2015: 6235-6240. DOI: 10.1109/ICRA.2015.7140074.</w:t>
       </w:r>
       <w:bookmarkEnd w:id="116"/>
     </w:p>
@@ -10133,7 +10506,17 @@
           <w:sz w:val="24"/>
           <w:highlight w:val="yellow"/>
         </w:rPr>
-        <w:t>[17] Duecker D A, Bauschmann N, Hansen T, et al. HippoCampus X – A hydrobatic open-source micro AUV for confined environments[C]//2020 IEEE/OES Autonomous Underwater Vehicles Symposium (AUV). St. John's, NL, Canada: IEEE, 2020: 1-6. DOI: 10.1109/AUV50043.2020.9267895.</w:t>
+        <w:t>[17]</w:t>
+      </w:r>
+      <w:r>
+        <w:rPr>
+          <w:rFonts w:ascii="Times New Roman" w:hAnsi="Times New Roman" w:cs="Times New Roman" w:eastAsia="宋体"/>
+          <w:b w:val="0"/>
+          <w:i w:val="0"/>
+          <w:color w:val="000000"/>
+          <w:sz w:val="24"/>
+        </w:rPr>
+        <w:t xml:space="preserve"> Duecker D A, Bauschmann N, Hansen T, et al. HippoCampus X – A hydrobatic open-source micro AUV for confined environments[C]//2020 IEEE/OES Autonomous Underwater Vehicles Symposium (AUV). St. John's, NL, Canada: IEEE, 2020: 1-6. DOI: 10.1109/AUV50043.2020.9267895.</w:t>
       </w:r>
       <w:bookmarkEnd w:id="117"/>
     </w:p>

--- a/开题报告/开题报告-新旧版本修改对比版_逐段差异高亮.docx
+++ b/开题报告/开题报告-新旧版本修改对比版_逐段差异高亮.docx
@@ -1705,7 +1705,7 @@
       <w:r>
         <w:drawing>
           <wp:inline xmlns:a="http://schemas.openxmlformats.org/drawingml/2006/main" xmlns:pic="http://schemas.openxmlformats.org/drawingml/2006/picture">
-            <wp:extent cx="5472000" cy="2508000"/>
+            <wp:extent cx="5472000" cy="1647484"/>
             <wp:docPr id="1" name="Picture 1"/>
             <wp:cNvGraphicFramePr>
               <a:graphicFrameLocks noChangeAspect="1"/>
@@ -1726,7 +1726,7 @@
                   <pic:spPr>
                     <a:xfrm>
                       <a:off x="0" y="0"/>
-                      <a:ext cx="5472000" cy="2508000"/>
+                      <a:ext cx="5472000" cy="1647484"/>
                     </a:xfrm>
                     <a:prstGeom prst="rect"/>
                   </pic:spPr>
@@ -5678,7 +5678,7 @@
       <w:r>
         <w:drawing>
           <wp:inline xmlns:a="http://schemas.openxmlformats.org/drawingml/2006/main" xmlns:pic="http://schemas.openxmlformats.org/drawingml/2006/picture">
-            <wp:extent cx="5472000" cy="2622000"/>
+            <wp:extent cx="5472000" cy="2200696"/>
             <wp:docPr id="2" name="Picture 2"/>
             <wp:cNvGraphicFramePr>
               <a:graphicFrameLocks noChangeAspect="1"/>
@@ -5699,7 +5699,7 @@
                   <pic:spPr>
                     <a:xfrm>
                       <a:off x="0" y="0"/>
-                      <a:ext cx="5472000" cy="2622000"/>
+                      <a:ext cx="5472000" cy="2200696"/>
                     </a:xfrm>
                     <a:prstGeom prst="rect"/>
                   </pic:spPr>
@@ -8604,7 +8604,7 @@
       <w:r>
         <w:drawing>
           <wp:inline xmlns:a="http://schemas.openxmlformats.org/drawingml/2006/main" xmlns:pic="http://schemas.openxmlformats.org/drawingml/2006/picture">
-            <wp:extent cx="5472000" cy="3078000"/>
+            <wp:extent cx="5472000" cy="3351600"/>
             <wp:docPr id="3" name="Picture 3"/>
             <wp:cNvGraphicFramePr>
               <a:graphicFrameLocks noChangeAspect="1"/>
@@ -8625,7 +8625,7 @@
                   <pic:spPr>
                     <a:xfrm>
                       <a:off x="0" y="0"/>
-                      <a:ext cx="5472000" cy="3078000"/>
+                      <a:ext cx="5472000" cy="3351600"/>
                     </a:xfrm>
                     <a:prstGeom prst="rect"/>
                   </pic:spPr>
@@ -8673,7 +8673,7 @@
       <w:r>
         <w:drawing>
           <wp:inline xmlns:a="http://schemas.openxmlformats.org/drawingml/2006/main" xmlns:pic="http://schemas.openxmlformats.org/drawingml/2006/picture">
-            <wp:extent cx="5472000" cy="2736000"/>
+            <wp:extent cx="5472000" cy="2235871"/>
             <wp:docPr id="4" name="Picture 4"/>
             <wp:cNvGraphicFramePr>
               <a:graphicFrameLocks noChangeAspect="1"/>
@@ -8694,7 +8694,7 @@
                   <pic:spPr>
                     <a:xfrm>
                       <a:off x="0" y="0"/>
-                      <a:ext cx="5472000" cy="2736000"/>
+                      <a:ext cx="5472000" cy="2235871"/>
                     </a:xfrm>
                     <a:prstGeom prst="rect"/>
                   </pic:spPr>

--- a/开题报告/开题报告-新旧版本修改对比版_逐段差异高亮.docx
+++ b/开题报告/开题报告-新旧版本修改对比版_逐段差异高亮.docx
@@ -1523,238 +1523,9 @@
           <w:i w:val="0"/>
           <w:color w:val="000000"/>
           <w:sz w:val="24"/>
-        </w:rPr>
-        <w:t>第一，在理论与方法层面，有助于深化模型支撑下的水下航行器运动控制全链路分析体系。传统的无模型经验控制难以在多轴耦合与强阻尼环境下保证理想的动态响应性能，而过于依赖单一解析机理模型的控制方法又常因水动力参数获取困难而难以在工程中有效落地。本课题坚持“机理建模与试验辨识相结合、模型信息与状态反馈相结合”的研究理念，</w:t>
-      </w:r>
-      <w:r>
-        <w:rPr>
-          <w:rFonts w:ascii="Times New Roman" w:hAnsi="Times New Roman" w:cs="Times New Roman" w:eastAsia="宋体"/>
-          <w:b w:val="0"/>
-          <w:i w:val="0"/>
-          <w:color w:val="000000"/>
-          <w:sz w:val="24"/>
           <w:highlight w:val="yellow"/>
         </w:rPr>
-        <w:t xml:space="preserve">通过机理推导明确六自由度动力学方程的耦合物理结构，借助系统辨识修正关键未知参数，获得经验证的基准动力学模型 </w:t>
-      </w:r>
-      <m:oMath>
-        <m:r>
-          <m:rPr>
-            <m:sty m:val="p"/>
-          </m:rPr>
-          <w:rPr>
-            <w:rFonts w:ascii="Cambria Math" w:hAnsi="Cambria Math" w:eastAsia="宋体"/>
-            <w:sz w:val="24"/>
-            <w:szCs w:val="24"/>
-            <w:highlight w:val="yellow"/>
-          </w:rPr>
-          <m:t>(</m:t>
-        </m:r>
-        <m:acc>
-          <m:accPr>
-            <m:chr m:val="̂"/>
-          </m:accPr>
-          <m:e>
-            <m:r>
-              <m:rPr>
-                <m:sty m:val="bi"/>
-              </m:rPr>
-              <w:rPr>
-                <w:rFonts w:ascii="Cambria Math" w:hAnsi="Cambria Math" w:eastAsia="宋体"/>
-                <w:sz w:val="24"/>
-                <w:szCs w:val="24"/>
-                <w:highlight w:val="yellow"/>
-              </w:rPr>
-              <m:t>M</m:t>
-            </m:r>
-          </m:e>
-        </m:acc>
-        <m:r>
-          <m:rPr>
-            <m:sty m:val="p"/>
-          </m:rPr>
-          <w:rPr>
-            <w:rFonts w:ascii="Cambria Math" w:hAnsi="Cambria Math" w:eastAsia="宋体"/>
-            <w:sz w:val="24"/>
-            <w:szCs w:val="24"/>
-            <w:highlight w:val="yellow"/>
-          </w:rPr>
-          <m:t>, </m:t>
-        </m:r>
-        <m:acc>
-          <m:accPr>
-            <m:chr m:val="̂"/>
-          </m:accPr>
-          <m:e>
-            <m:r>
-              <m:rPr>
-                <m:sty m:val="bi"/>
-              </m:rPr>
-              <w:rPr>
-                <w:rFonts w:ascii="Cambria Math" w:hAnsi="Cambria Math" w:eastAsia="宋体"/>
-                <w:sz w:val="24"/>
-                <w:szCs w:val="24"/>
-                <w:highlight w:val="yellow"/>
-              </w:rPr>
-              <m:t>C</m:t>
-            </m:r>
-          </m:e>
-        </m:acc>
-        <m:r>
-          <m:rPr>
-            <m:sty m:val="p"/>
-          </m:rPr>
-          <w:rPr>
-            <w:rFonts w:ascii="Cambria Math" w:hAnsi="Cambria Math" w:eastAsia="宋体"/>
-            <w:sz w:val="24"/>
-            <w:szCs w:val="24"/>
-            <w:highlight w:val="yellow"/>
-          </w:rPr>
-          <m:t>, </m:t>
-        </m:r>
-        <m:acc>
-          <m:accPr>
-            <m:chr m:val="̂"/>
-          </m:accPr>
-          <m:e>
-            <m:r>
-              <m:rPr>
-                <m:sty m:val="bi"/>
-              </m:rPr>
-              <w:rPr>
-                <w:rFonts w:ascii="Cambria Math" w:hAnsi="Cambria Math" w:eastAsia="宋体"/>
-                <w:sz w:val="24"/>
-                <w:szCs w:val="24"/>
-                <w:highlight w:val="yellow"/>
-              </w:rPr>
-              <m:t>D</m:t>
-            </m:r>
-          </m:e>
-        </m:acc>
-        <m:r>
-          <m:rPr>
-            <m:sty m:val="p"/>
-          </m:rPr>
-          <w:rPr>
-            <w:rFonts w:ascii="Cambria Math" w:hAnsi="Cambria Math" w:eastAsia="宋体"/>
-            <w:sz w:val="24"/>
-            <w:szCs w:val="24"/>
-            <w:highlight w:val="yellow"/>
-          </w:rPr>
-          <m:t>, </m:t>
-        </m:r>
-        <m:acc>
-          <m:accPr>
-            <m:chr m:val="̂"/>
-          </m:accPr>
-          <m:e>
-            <m:r>
-              <m:rPr>
-                <m:sty m:val="bi"/>
-              </m:rPr>
-              <w:rPr>
-                <w:rFonts w:ascii="Cambria Math" w:hAnsi="Cambria Math" w:eastAsia="宋体"/>
-                <w:sz w:val="24"/>
-                <w:szCs w:val="24"/>
-                <w:highlight w:val="yellow"/>
-              </w:rPr>
-              <m:t>g</m:t>
-            </m:r>
-          </m:e>
-        </m:acc>
-        <m:r>
-          <m:rPr>
-            <m:sty m:val="p"/>
-          </m:rPr>
-          <w:rPr>
-            <w:rFonts w:ascii="Cambria Math" w:hAnsi="Cambria Math" w:eastAsia="宋体"/>
-            <w:sz w:val="24"/>
-            <w:szCs w:val="24"/>
-            <w:highlight w:val="yellow"/>
-          </w:rPr>
-          <m:t>)</m:t>
-        </m:r>
-      </m:oMath>
-      <w:r>
-        <w:rPr>
-          <w:rFonts w:ascii="Times New Roman" w:hAnsi="Times New Roman" w:cs="Times New Roman" w:eastAsia="宋体"/>
-          <w:b w:val="0"/>
-          <w:i w:val="0"/>
-          <w:color w:val="000000"/>
-          <w:sz w:val="24"/>
-          <w:highlight w:val="yellow"/>
-        </w:rPr>
-        <w:t>（以下简称标称模型）。</w:t>
-      </w:r>
-      <w:r>
-        <w:rPr>
-          <w:rFonts w:ascii="Times New Roman" w:hAnsi="Times New Roman" w:cs="Times New Roman" w:eastAsia="宋体"/>
-          <w:b w:val="0"/>
-          <w:i w:val="0"/>
-          <w:color w:val="000000"/>
-          <w:sz w:val="24"/>
-        </w:rPr>
-        <w:t>在此基础上，将标称模型中的静回复力、主导阻尼与惯性耦合项引入控制前向通道进行主动补偿，同时依靠稳健的状态误差反馈抑制未建模残差与外部扰动，有助于理清动力学模型保真度、控制律补偿结构与闭环动态抗扰性能之间的内在关联；同时，针对八推进器过驱动构型建立规范的控制分配与约束分析方法，能够为冗余推进器在复杂受力工况下的推力协调分配提供理论依据。</w:t>
-      </w:r>
-    </w:p>
-    <w:p>
-      <w:pPr>
-        <w:pStyle w:val="a7"/>
-        <w:jc w:val="both"/>
-        <w:spacing w:line="360" w:lineRule="auto"/>
-        <w:ind w:firstLineChars="200" w:firstLine="480"/>
-      </w:pPr>
-      <w:r>
-        <w:rPr>
-          <w:rFonts w:ascii="Times New Roman" w:hAnsi="Times New Roman" w:cs="Times New Roman" w:eastAsia="宋体"/>
-          <w:b w:val="0"/>
-          <w:i w:val="0"/>
-          <w:color w:val="000000"/>
-          <w:sz w:val="24"/>
-        </w:rPr>
-        <w:t>第二，在工程应用与软件实践层面，旨在构建标准化、高可移植性的 PX4/SITL 水下飞控研发流程。传统水下机器人开发中普遍存在“在纯数学仿真环境中表现良好，但向机载嵌入式控制器移植时代码重构量大、软硬件接口脱节”的工程问题。PX4 作为广泛应用的开源无人系统控制软件框架，具有高度模块化的分层架构、实时多任务调度机制以及基于 uORB 的松耦合消息通信总线。本课题依托 PX4 软件架构开展模块化代码设计，在 SITL 仿真环境中直接集成 6-DOF 动力学模型、运动控制器与八推进器分配算法，不仅可以在安全、低成本、高可重复的条件下测试算法在典型运动工况和适量外部水流扰动条件下的闭环性能，还</w:t>
-      </w:r>
-      <w:r>
-        <w:rPr>
-          <w:rFonts w:ascii="Times New Roman" w:hAnsi="Times New Roman" w:cs="Times New Roman" w:eastAsia="宋体"/>
-          <w:b w:val="0"/>
-          <w:i w:val="0"/>
-          <w:color w:val="000000"/>
-          <w:sz w:val="24"/>
-          <w:highlight w:val="yellow"/>
-        </w:rPr>
-        <w:t>旨在规范</w:t>
-      </w:r>
-      <w:r>
-        <w:rPr>
-          <w:rFonts w:ascii="Times New Roman" w:hAnsi="Times New Roman" w:cs="Times New Roman" w:eastAsia="宋体"/>
-          <w:b w:val="0"/>
-          <w:i w:val="0"/>
-          <w:color w:val="000000"/>
-          <w:sz w:val="24"/>
-        </w:rPr>
-        <w:t>状态估计、期望力矩输出及各推进器指令的标准数据接口</w:t>
-      </w:r>
-      <w:r>
-        <w:rPr>
-          <w:rFonts w:ascii="Times New Roman" w:hAnsi="Times New Roman" w:cs="Times New Roman" w:eastAsia="宋体"/>
-          <w:b w:val="0"/>
-          <w:i w:val="0"/>
-          <w:color w:val="000000"/>
-          <w:sz w:val="24"/>
-          <w:highlight w:val="yellow"/>
-        </w:rPr>
-        <w:t>，将有助于为后续控制算法向机载嵌入式硬件部署开展实物测试提供可靠的软件工程基础</w:t>
-      </w:r>
-      <w:r>
-        <w:rPr>
-          <w:rFonts w:ascii="Times New Roman" w:hAnsi="Times New Roman" w:cs="Times New Roman" w:eastAsia="宋体"/>
-          <w:b w:val="0"/>
-          <w:i w:val="0"/>
-          <w:color w:val="000000"/>
-          <w:sz w:val="24"/>
-        </w:rPr>
-        <w:t>。</w:t>
+        <w:t>开展本课题研究对提升水下航行器的运动控制性能与工程开发效率具有直接价值。一方面，针对便携式水下航行器水动力参数不确定、多自由度交叉耦合以及八推进器推力受限等问题，将经辨识验证的动力学模型引入闭环控制器与受约束控制分配设计，能够有效克服传统经验控制在多轴机动与流扰环境下易超调、推力分配易饱和失真的局限，为过驱动水下航行器的稳定可靠控制提供方法支撑。另一方面，依托开源 PX4 飞控软件架构构建水下软件在环（SITL）闭环仿真环境，使动力学模型、运动控制律与推力分配算法在与实机一致的模块化软件框架下完成闭环检验，不仅能够在安全、可重复的条件下系统评估算法性能并降低水池实机联调的试错成本，还有助于为后续控制算法向实验室水下航行器机载硬件迁移部署奠定可靠的软件基础。</w:t>
       </w:r>
     </w:p>
     <w:p>

--- a/开题报告/开题报告-新旧版本修改对比版_逐段差异高亮.docx
+++ b/开题报告/开题报告-新旧版本修改对比版_逐段差异高亮.docx
@@ -1716,7 +1716,7 @@
           <w:color w:val="000000"/>
           <w:sz w:val="24"/>
         </w:rPr>
-        <w:t>与六自由度线速度、角速度，并将作用于机体上的广义力矩严格解构为刚体惯性矩阵、水动力附加质量矩阵、刚体与附加质量科氏向心力矩阵、线性与非线性水动力阻尼矩阵以及重力与浮力恢复力矩矢量，成为当前水下航行器建模与控制研究所公认的数学物理基石。</w:t>
+        <w:t>与六自由度线速度、角速度，并将作用于机体上的广义力矩解构为刚体惯性矩阵、水动力附加质量矩阵、刚体与附加质量科氏向心力矩阵、线性与非线性水动力阻尼矩阵以及重力与浮力恢复力矩矢量，成为当前水下航行器建模与控制研究所公认的方程基础。</w:t>
       </w:r>
       <w:r>
         <w:rPr>
@@ -1727,7 +1727,7 @@
           <w:sz w:val="24"/>
           <w:highlight w:val="yellow"/>
         </w:rPr>
-        <w:t>对于搭载耐压水密舱、外部传感器探头及多推进器组件的非流线型多附体水下航行器（ROV）而言，其水动力特性与流线型回转体 AUV 存在明显差异。此类复杂构型航行器表面形态不规则且水流绕流结构复杂，各运动自由度间易产生显著的水动力耦合。</w:t>
+        <w:t>对于搭载耐压水密舱、外部传感器探头及多推进器组件的非流线型多附体水下航行器（ROV）而言，其水动力特性与流线型回转体 AUV 存在明显差异。</w:t>
       </w:r>
       <w:r>
         <w:rPr>
@@ -1758,7 +1758,7 @@
           <w:color w:val="000000"/>
           <w:sz w:val="24"/>
         </w:rPr>
-        <w:t>的动力学建模与水动力参数辨识展开了系统研究，指出了</w:t>
+        <w:t>的动力学建模与水动力参数辨识展开了系统研究，</w:t>
       </w:r>
       <w:r>
         <w:rPr>
@@ -1769,17 +1769,7 @@
           <w:sz w:val="24"/>
           <w:highlight w:val="yellow"/>
         </w:rPr>
-        <w:t>附加质量与阻尼矩阵中非对角耦合项</w:t>
-      </w:r>
-      <w:r>
-        <w:rPr>
-          <w:rFonts w:ascii="Times New Roman" w:hAnsi="Times New Roman" w:cs="Times New Roman" w:eastAsia="宋体"/>
-          <w:b w:val="0"/>
-          <w:i w:val="0"/>
-          <w:color w:val="000000"/>
-          <w:sz w:val="24"/>
-        </w:rPr>
-        <w:t>的影响，验证了基于机理模型结构结合试验数据辨识主导水动力参数的可行性</w:t>
+        <w:t>指出了在标准六自由度方程结构下根据低速对称特性简化水动力矩阵并结合试验数据辨识主导水动力参数的可行性</w:t>
       </w:r>
       <w:hyperlink w:anchor="_Ref_Paper_3" w:history="1">
         <w:r>
@@ -1801,6 +1791,7 @@
           <w:i w:val="0"/>
           <w:color w:val="000000"/>
           <w:sz w:val="24"/>
+          <w:highlight w:val="yellow"/>
         </w:rPr>
         <w:t>。</w:t>
       </w:r>
@@ -1819,29 +1810,19 @@
           <w:i w:val="0"/>
           <w:color w:val="000000"/>
           <w:sz w:val="24"/>
-        </w:rPr>
-        <w:t>由于</w:t>
-      </w:r>
-      <w:r>
-        <w:rPr>
-          <w:rFonts w:ascii="Times New Roman" w:hAnsi="Times New Roman" w:cs="Times New Roman" w:eastAsia="宋体"/>
-          <w:b w:val="0"/>
-          <w:i w:val="0"/>
-          <w:color w:val="000000"/>
-          <w:sz w:val="24"/>
           <w:highlight w:val="yellow"/>
         </w:rPr>
-        <w:t>非流线型多附体</w:t>
-      </w:r>
-      <w:r>
-        <w:rPr>
-          <w:rFonts w:ascii="Times New Roman" w:hAnsi="Times New Roman" w:cs="Times New Roman" w:eastAsia="宋体"/>
-          <w:b w:val="0"/>
-          <w:i w:val="0"/>
-          <w:color w:val="000000"/>
-          <w:sz w:val="24"/>
-        </w:rPr>
-        <w:t>航行器的水动力系数难以仅凭理论解析精确计算，结合试验手段与运行数据开展系统辨识成为获取可用工程模型的重要途径。在传统水动力测试中，平面运动机构（PMM）水池拖曳试验精度高但设备成本高、周期长。为此，低成本、高效率的原位试验与动态响应辨识方法受到了研究者的广泛关注。Ross、Fossen 与 Johansen 提出了基于自由衰减试验（Free Decay Tests）辨识水下航行器水动力系数的方法，通过释放初始位移并记录单自由度衰减振荡曲线即可解算出主要惯性与阻尼参数，具有操作简便、物理直观的特点</w:t>
+        <w:t>由于非流线型多附体航行器的水动力系数难以仅凭理论经验公式精确估算，而传统平面运动机构（PMM）大型水池拖曳试验设备成本高、周期长，因此在套用标准六自由度机理方程结构的基础上，利用平台几何质量先验参数确定刚体项、结合低成本原位动态响应数据拟合未知水动力系数，成为获取可用工程动力学模型的主流途径。</w:t>
+      </w:r>
+      <w:r>
+        <w:rPr>
+          <w:rFonts w:ascii="Times New Roman" w:hAnsi="Times New Roman" w:cs="Times New Roman" w:eastAsia="宋体"/>
+          <w:b w:val="0"/>
+          <w:i w:val="0"/>
+          <w:color w:val="000000"/>
+          <w:sz w:val="24"/>
+        </w:rPr>
+        <w:t>Ross、Fossen 与 Johansen 提出了基于自由衰减试验（Free Decay Tests）辨识水下航行器水动力系数的方法，通过释放初始位移并记录单自由度衰减振荡曲线即可解算出主要惯性与阻尼参数</w:t>
       </w:r>
       <w:hyperlink w:anchor="_Ref_Paper_4" w:history="1">
         <w:r>
@@ -1885,7 +1866,7 @@
           <w:color w:val="000000"/>
           <w:sz w:val="24"/>
         </w:rPr>
-        <w:t>水下航行器开展了系统化的实验水动力模型辨识研究，结合阶跃推力激励与频域响应分析对附加质量与流体阻尼特性进行了定量标定</w:t>
+        <w:t>水下航行器开展了实验水动力模型辨识研究，结合阶跃推力激励与频域响应分析对附加质量与流体阻尼特性进行了定量标定</w:t>
       </w:r>
       <w:hyperlink w:anchor="_Ref_Paper_5" w:history="1">
         <w:r>
@@ -1929,7 +1910,7 @@
           <w:color w:val="000000"/>
           <w:sz w:val="24"/>
         </w:rPr>
-        <w:t xml:space="preserve"> 开展了水动力阻尼的数值建模与试验对比研究，分析了不同速度区间线性阻尼与二次非线性阻尼的主导权重</w:t>
+        <w:t xml:space="preserve"> 开展了水动力阻尼建模与试验对比，分析了不同速度区间线性阻尼与二次非线性阻尼的主导权重</w:t>
       </w:r>
       <w:hyperlink w:anchor="_Ref_Paper_6" w:history="1">
         <w:r>
@@ -1952,7 +1933,7 @@
           <w:color w:val="000000"/>
           <w:sz w:val="24"/>
         </w:rPr>
-        <w:t>。国内哈尔滨工程大学等团队在水动力参数数值计算与辨识领域亦取得了丰富成果，如高婷、庞永杰等针对水下航行器复杂构型水动力系数计算方法开展了系统研究，结合几何特征分析、数值仿真与试验修正建立了面向控制设计的实用化模型</w:t>
+        <w:t>。国内哈尔滨工程大学高婷、庞永杰等针对复杂构型水下航行器水动力系数计算方法开展了系统研究，结合几何特征分析与试验修正建立了面向控制设计的实用化模型</w:t>
       </w:r>
       <w:hyperlink w:anchor="_Ref_Paper_7" w:history="1">
         <w:r>
@@ -1986,7 +1967,7 @@
           <w:sz w:val="24"/>
           <w:highlight w:val="yellow"/>
         </w:rPr>
-        <w:t>近年来，von Benzon 等面向主流八推进器 BlueROV2 平台建立了开源物理仿真与动力学基准，提供了标准化的辨识对比基础</w:t>
+        <w:t>近年来，von Benzon 等面向主流八推进器 BlueROV2 平台建立了开源物理仿真与动力学基准，提供了标准化的模型参数与对比基础</w:t>
       </w:r>
       <w:hyperlink w:anchor="_Ref_Paper_8" w:history="1">
         <w:r>
@@ -2010,17 +1991,7 @@
           <w:sz w:val="24"/>
           <w:highlight w:val="yellow"/>
         </w:rPr>
-        <w:t>。</w:t>
-      </w:r>
-      <w:r>
-        <w:rPr>
-          <w:rFonts w:ascii="Times New Roman" w:hAnsi="Times New Roman" w:cs="Times New Roman" w:eastAsia="宋体"/>
-          <w:b w:val="0"/>
-          <w:i w:val="0"/>
-          <w:color w:val="000000"/>
-          <w:sz w:val="24"/>
-        </w:rPr>
-        <w:t>这表明，基于机理推导构建模型结构骨架、依托试验数据辨识修正关键未知参数，并利用代表性动态响应验证模型有效性与适用范围的研究路径，已成为兼顾模型物理可解释性与工程可用性的主流方法。</w:t>
+        <w:t>。这表明，直接采用经典六自由度动力学方程结构、对水动力矩阵做合理工程简化，并结合特征激励响应数据通过参数拟合辨识未知水动力系数，是构建水下航行器实用化动力学模型的成熟路径。</w:t>
       </w:r>
     </w:p>
     <w:p>
@@ -2178,8 +2149,9 @@
           <w:i w:val="0"/>
           <w:color w:val="000000"/>
           <w:sz w:val="24"/>
-        </w:rPr>
-        <w:t xml:space="preserve">在早期的工程实际与常规水下测试中，独立单回路 PID 或级联 PID 控制得到了广泛应用，其不依赖精确动力学模型，通过实时状态误差积分消除稳态偏差，在平稳水流环境下的定点悬停或低速巡航中具备易调易用的工程优势 </w:t>
+          <w:highlight w:val="yellow"/>
+        </w:rPr>
+        <w:t xml:space="preserve">在常规工程实践与开源水下飞控中，不依赖动力学模型的独立单回路 PID 或串级 PID 控制应用最为广泛，其在平稳水流环境下的定点悬停或低速巡航中具备结构简单、易于初调的优势 </w:t>
       </w:r>
       <w:hyperlink w:anchor="_Ref_Paper_2" w:history="1">
         <w:r>
@@ -2191,7 +2163,7 @@
             <w:highlight w:val="yellow"/>
             <w:vertAlign w:val="superscript"/>
           </w:rPr>
-          <w:t>[2]</w:t>
+          <w:t>[2, 8]</w:t>
         </w:r>
       </w:hyperlink>
       <w:r>
@@ -2203,62 +2175,7 @@
           <w:sz w:val="24"/>
           <w:highlight w:val="yellow"/>
         </w:rPr>
-        <w:t xml:space="preserve">。在现代多推进器水下航行器开源物理仿真基准中，文献 </w:t>
-      </w:r>
-      <w:hyperlink w:anchor="_Ref_Paper_8" w:history="1">
-        <w:r>
-          <w:rPr>
-            <w:rFonts w:ascii="Times New Roman" w:hAnsi="Times New Roman" w:cs="Times New Roman" w:eastAsia="宋体"/>
-            <w:sz w:val="24"/>
-            <w:szCs w:val="24"/>
-            <w:color w:val="000000"/>
-            <w:highlight w:val="yellow"/>
-            <w:vertAlign w:val="superscript"/>
-          </w:rPr>
-          <w:t>[8]</w:t>
-        </w:r>
-      </w:hyperlink>
-      <w:r>
-        <w:rPr>
-          <w:rFonts w:ascii="Times New Roman" w:hAnsi="Times New Roman" w:cs="Times New Roman" w:eastAsia="宋体"/>
-          <w:b w:val="0"/>
-          <w:i w:val="0"/>
-          <w:color w:val="000000"/>
-          <w:sz w:val="24"/>
-          <w:highlight w:val="yellow"/>
-        </w:rPr>
-        <w:t xml:space="preserve"> 亦将其作为标准对比算法。</w:t>
-      </w:r>
-      <w:r>
-        <w:rPr>
-          <w:rFonts w:ascii="Times New Roman" w:hAnsi="Times New Roman" w:cs="Times New Roman" w:eastAsia="宋体"/>
-          <w:b w:val="0"/>
-          <w:i w:val="0"/>
-          <w:color w:val="000000"/>
-          <w:sz w:val="24"/>
-        </w:rPr>
-        <w:t>然而，</w:t>
-      </w:r>
-      <w:r>
-        <w:rPr>
-          <w:rFonts w:ascii="Times New Roman" w:hAnsi="Times New Roman" w:cs="Times New Roman" w:eastAsia="宋体"/>
-          <w:b w:val="0"/>
-          <w:i w:val="0"/>
-          <w:color w:val="000000"/>
-          <w:sz w:val="24"/>
-          <w:highlight w:val="yellow"/>
-        </w:rPr>
-        <w:t>八推进器便携式</w:t>
-      </w:r>
-      <w:r>
-        <w:rPr>
-          <w:rFonts w:ascii="Times New Roman" w:hAnsi="Times New Roman" w:cs="Times New Roman" w:eastAsia="宋体"/>
-          <w:b w:val="0"/>
-          <w:i w:val="0"/>
-          <w:color w:val="000000"/>
-          <w:sz w:val="24"/>
-        </w:rPr>
-        <w:t>水下航行器本质上是一个非线性、多轴耦合的多输入多输出（MIMO）动力学系统：航行器在水平面做快速纵向机动时易诱发明显的俯仰和垂荡运动；侧向位移时亦伴随着横滚力矩干扰；重力与浮力的非线性恢复力矩随姿态倾角呈三角函数非线性变化。若完全忽略这些物理耦合，纯线性 PID 控制难以兼顾不同运动工况下的控制性能，容易在较大幅度机动时出现超调偏大或推进器输出抖振。</w:t>
+        <w:t>。然而，八推进器便携式水下航行器本质上是一个多自由度耦合的非线性系统：航行器在水平面做纵向或侧向机动时易诱发俯仰、垂荡或横滚耦合运动，且重力与浮力的恢复力矩随姿态倾角呈三角函数非线性变化。完全忽略航行器动力学特性的纯无模型 PID 控制，在较大幅度机动与外部水流扰动下容易出现响应滞后、超调偏大或多通道相互拉扯干扰，难以兼顾动态跟踪精度与抗扰稳定性。</w:t>
       </w:r>
     </w:p>
     <w:p>
@@ -2275,29 +2192,40 @@
           <w:i w:val="0"/>
           <w:color w:val="000000"/>
           <w:sz w:val="24"/>
-        </w:rPr>
-        <w:t>针对上述问题，结合动力学模型已知特性与实时状态反馈的现代控制方法成为水下航行器控制领域的研究重点。</w:t>
-      </w:r>
-      <w:r>
-        <w:rPr>
-          <w:rFonts w:ascii="Times New Roman" w:hAnsi="Times New Roman" w:cs="Times New Roman" w:eastAsia="宋体"/>
-          <w:b w:val="0"/>
-          <w:i w:val="0"/>
-          <w:color w:val="000000"/>
-          <w:sz w:val="24"/>
           <w:highlight w:val="yellow"/>
         </w:rPr>
-        <w:t>如图 1 所示，通用闭环控制系统主要由参考运动规划、运动控制器（包含模型前馈补偿与状态误差反馈两部分）、控制分配模块、推进器执行机构、航行器动力学模型以及状态估计模块组成。</w:t>
-      </w:r>
-      <w:r>
-        <w:rPr>
-          <w:rFonts w:ascii="Times New Roman" w:hAnsi="Times New Roman" w:cs="Times New Roman" w:eastAsia="宋体"/>
-          <w:b w:val="0"/>
-          <w:i w:val="0"/>
-          <w:color w:val="000000"/>
-          <w:sz w:val="24"/>
-        </w:rPr>
-        <w:t xml:space="preserve">Fernandes 等针对观察级 ROV 提出了一种基于高增益状态观测器的输出反馈运动控制系统，将航行器的标称动力学模型与状态重构相结合，仅依赖有限传感器输出即实现了深度、航向和水平面位置的稳定闭环控制，并通过理论分析与水池试验验证了有效性 </w:t>
+        <w:t>针对传统无模型 PID 控制的上述局限，将辨识得到的航行器动力学模型引入控制器设计、与实时状态误差反馈相结合，成为提升水下航行器闭环控制性能的重要途径。如图 1 所示，通用模型闭环控制器由“基于动力学模型的动态特性补偿”与“基于状态误差的闭环反馈”两部分协同构成。围绕如何有效利用动力学模型信息，国内外学者发展了多种代表性方法：</w:t>
+      </w:r>
+      <w:r>
+        <w:rPr>
+          <w:rFonts w:ascii="Times New Roman" w:hAnsi="Times New Roman" w:cs="Times New Roman" w:eastAsia="宋体"/>
+          <w:b w:val="0"/>
+          <w:i w:val="0"/>
+          <w:color w:val="000000"/>
+          <w:sz w:val="24"/>
+        </w:rPr>
+        <w:t>Fernandes 等针对观察级 ROV 提出了一种</w:t>
+      </w:r>
+      <w:r>
+        <w:rPr>
+          <w:rFonts w:ascii="Times New Roman" w:hAnsi="Times New Roman" w:cs="Times New Roman" w:eastAsia="宋体"/>
+          <w:b w:val="0"/>
+          <w:i w:val="0"/>
+          <w:color w:val="000000"/>
+          <w:sz w:val="24"/>
+          <w:highlight w:val="yellow"/>
+        </w:rPr>
+        <w:t>结合航行器动力学模型与高增益状态观测器的输出反馈运动控制系统，有效提升了深度、航向和水平面位置的闭环控制品质</w:t>
+      </w:r>
+      <w:r>
+        <w:rPr>
+          <w:rFonts w:ascii="Times New Roman" w:hAnsi="Times New Roman" w:cs="Times New Roman" w:eastAsia="宋体"/>
+          <w:b w:val="0"/>
+          <w:i w:val="0"/>
+          <w:color w:val="000000"/>
+          <w:sz w:val="24"/>
+        </w:rPr>
+        <w:t xml:space="preserve"> </w:t>
       </w:r>
       <w:hyperlink w:anchor="_Ref_Paper_9" w:history="1">
         <w:r>
@@ -2319,7 +2247,49 @@
           <w:color w:val="000000"/>
           <w:sz w:val="24"/>
         </w:rPr>
-        <w:t xml:space="preserve">。Chu 等针对实际水下航行器普遍存在的推进器电机一阶动态延迟与推力幅值饱和问题，提出了一种融合动力学模型前馈补偿与自适应参数更新的轨迹跟踪控制方法，降低了水动力阻尼参数不确定性对跟踪精度的影响，并在推进器达到推力上限时保持了良好的闭环稳定性 </w:t>
+        <w:t>；Chu 等针对</w:t>
+      </w:r>
+      <w:r>
+        <w:rPr>
+          <w:rFonts w:ascii="Times New Roman" w:hAnsi="Times New Roman" w:cs="Times New Roman" w:eastAsia="宋体"/>
+          <w:b w:val="0"/>
+          <w:i w:val="0"/>
+          <w:color w:val="000000"/>
+          <w:sz w:val="24"/>
+          <w:highlight w:val="yellow"/>
+        </w:rPr>
+        <w:t>水下航行器水动力阻尼不确定性与推力受限问题</w:t>
+      </w:r>
+      <w:r>
+        <w:rPr>
+          <w:rFonts w:ascii="Times New Roman" w:hAnsi="Times New Roman" w:cs="Times New Roman" w:eastAsia="宋体"/>
+          <w:b w:val="0"/>
+          <w:i w:val="0"/>
+          <w:color w:val="000000"/>
+          <w:sz w:val="24"/>
+        </w:rPr>
+        <w:t>，提出了一种融合动力学模型前馈补偿与参数更新的轨迹跟踪控制方法，</w:t>
+      </w:r>
+      <w:r>
+        <w:rPr>
+          <w:rFonts w:ascii="Times New Roman" w:hAnsi="Times New Roman" w:cs="Times New Roman" w:eastAsia="宋体"/>
+          <w:b w:val="0"/>
+          <w:i w:val="0"/>
+          <w:color w:val="000000"/>
+          <w:sz w:val="24"/>
+          <w:highlight w:val="yellow"/>
+        </w:rPr>
+        <w:t>改善了耦合机动下的跟踪精度</w:t>
+      </w:r>
+      <w:r>
+        <w:rPr>
+          <w:rFonts w:ascii="Times New Roman" w:hAnsi="Times New Roman" w:cs="Times New Roman" w:eastAsia="宋体"/>
+          <w:b w:val="0"/>
+          <w:i w:val="0"/>
+          <w:color w:val="000000"/>
+          <w:sz w:val="24"/>
+        </w:rPr>
+        <w:t xml:space="preserve"> </w:t>
       </w:r>
       <w:hyperlink w:anchor="_Ref_Paper_10" w:history="1">
         <w:r>
@@ -2341,25 +2311,7 @@
           <w:color w:val="000000"/>
           <w:sz w:val="24"/>
         </w:rPr>
-        <w:t>。</w:t>
-      </w:r>
-    </w:p>
-    <w:p>
-      <w:pPr>
-        <w:pStyle w:val="a7"/>
-        <w:jc w:val="both"/>
-        <w:spacing w:line="360" w:lineRule="auto"/>
-        <w:ind w:firstLineChars="200" w:firstLine="480"/>
-      </w:pPr>
-      <w:r>
-        <w:rPr>
-          <w:rFonts w:ascii="Times New Roman" w:hAnsi="Times New Roman" w:cs="Times New Roman" w:eastAsia="宋体"/>
-          <w:b w:val="0"/>
-          <w:i w:val="0"/>
-          <w:color w:val="000000"/>
-          <w:sz w:val="24"/>
-        </w:rPr>
-        <w:t>与此同时，围绕非线性系统解耦，基于反馈线性化与动态逆思想的控制方法也得到了深入探索。这类方法的核心思路在于利用动力学模型计算出抵消已知非线性项（如静水力恢复项、科氏力与主导阻尼项）所需的前馈控制力矩，将非线性耦合系统在标称意义上等效转化为解耦的线性通道，从而简化闭环状态反馈控制器的参数整定。此外，针对全状态精确机理模型难以完整获取的客观现实，学者们进一步探索了增量非线性动态逆（INDI）等局部增量控制方法。</w:t>
+        <w:t>；</w:t>
       </w:r>
       <w:r>
         <w:rPr>
@@ -2370,7 +2322,7 @@
           <w:sz w:val="24"/>
           <w:highlight w:val="yellow"/>
         </w:rPr>
-        <w:t xml:space="preserve">Slawik 等进一步将增量动态逆方法引入特种水下航行器的姿态控制中，结合标称水动力模型与传感器高频反馈在局部时间微元内补偿未建模动态与外扰，展现出良好的闭环抗扰能力 </w:t>
+        <w:t xml:space="preserve">围绕非线性解耦与抗扰，基于反馈线性化、动态逆以及增量非线性动态逆（INDI）的控制方法也受到广泛关注，例如 Slawik 等将增量动态逆方法引入水下航行器姿态控制中，利用机体惯性与控制效能模型配合高频状态反馈在局部时间微元内抵消未建模水动力阻尼与外部流扰，展现出良好的抗扰能力 </w:t>
       </w:r>
       <w:hyperlink w:anchor="_Ref_Paper_11" w:history="1">
         <w:r>
@@ -2411,8 +2363,9 @@
           <w:i w:val="0"/>
           <w:color w:val="000000"/>
           <w:sz w:val="24"/>
-        </w:rPr>
-        <w:t>综合国内外运动控制方法的发展演进可知，依托经验证的标称动力学模型，在控制回路中显式引入模型前馈或动态逆补偿以抵消主要已知的恢复力矩与主导流体效应，同时在反馈回路中融合实时状态误差开展稳健的状态反馈调节，能够在保证系统闭环稳定性的同时，为后续结合平台特性开展控制算法的横向比选与深入探索留出充分的方法比选空间与算法拓展余地。</w:t>
+          <w:highlight w:val="yellow"/>
+        </w:rPr>
+        <w:t>综合国内外研究进展可知，相较于完全忽略物理特性的传统无模型 PID 控制，利用辨识验证后的航行器动力学模型对重浮力恢复力矩、主导水动力阻尼或惯性动态进行补偿，并结合实时状态误差反馈构建闭环控制器，能够有效改善多自由度耦合与流扰环境下的控制性能，也为本课题根据实机辨识模型特性比选合适的模型控制律（如模型前馈补偿、反馈线性化或增量动态逆等）提供了扎实的理论方法支撑。</w:t>
       </w:r>
     </w:p>
     <w:p>
@@ -2459,7 +2412,7 @@
           <w:color w:val="000000"/>
           <w:sz w:val="24"/>
         </w:rPr>
-        <w:t>对于配备八个推进器的全驱动</w:t>
+        <w:t>对于配备八个推进器的</w:t>
       </w:r>
       <w:r>
         <w:rPr>
@@ -2480,7 +2433,7 @@
           <w:color w:val="000000"/>
           <w:sz w:val="24"/>
         </w:rPr>
-        <w:t xml:space="preserve">水下航行器而言，其独立的物理执行器通道数量（8 个推进器）大于空间六自由度广义力与力矩的数量（6 个控制维度），属于典型的过驱动（Over-actuated）冗余控制系统。上层运动控制器根据参考轨迹与当前状态误差计算出的是机体所需的合力与合力矩 </w:t>
+        <w:t xml:space="preserve">水下航行器而言，其独立的物理执行器数量（8 个推进器）大于空间六自由度广义力与力矩的数量（6 个控制维度），属于典型的过驱动（Over-actuated）冗余控制系统。上层运动控制器计算出的是机体所需的六维期望广义力与力矩 </w:t>
       </w:r>
       <m:oMath>
         <m:sSub>
@@ -2559,7 +2512,7 @@
           <w:color w:val="000000"/>
           <w:sz w:val="24"/>
         </w:rPr>
-        <w:t xml:space="preserve">，而实际作用于水体的则是各推进器产生的轴向推力矢量 </w:t>
+        <w:t xml:space="preserve">，而实际作用于水体的是各推进器产生的推力矢量 </w:t>
       </w:r>
       <m:oMath>
         <m:r>
@@ -2621,7 +2574,7 @@
           <w:color w:val="000000"/>
           <w:sz w:val="24"/>
         </w:rPr>
-        <w:t>。如何将低维的期望广义力矩合理、低失真地解算并映射为高维的各推进器控制指令，即为控制分配（Control Allocation）所要解决的关键课题。</w:t>
+        <w:t>。如何根据推进器空间安装布局将期望广义力矩准确、低失真地映射为各推进器推力指令，即为控制分配（Control Allocation）的核心任务。</w:t>
       </w:r>
     </w:p>
     <w:p>
@@ -2640,7 +2593,7 @@
           <w:sz w:val="24"/>
           <w:highlight w:val="yellow"/>
         </w:rPr>
-        <w:t>Johansen 与 Fossen 在控制分配综述中系统总结了无约束广义逆、有界二次规划及再分配方法的理论体系</w:t>
+        <w:t xml:space="preserve">Johansen 与 Fossen 在控制分配综述中系统总结了无约束广义逆、加权伪逆、有界优化及再分配方法的理论体系 </w:t>
       </w:r>
       <w:hyperlink w:anchor="_Ref_Paper_12" w:history="1">
         <w:r>
@@ -2652,7 +2605,7 @@
             <w:highlight w:val="yellow"/>
             <w:vertAlign w:val="superscript"/>
           </w:rPr>
-          <w:t>[12]</w:t>
+          <w:t>[12, 13]</w:t>
         </w:r>
       </w:hyperlink>
       <w:r>
@@ -2664,21 +2617,18 @@
           <w:sz w:val="24"/>
           <w:highlight w:val="yellow"/>
         </w:rPr>
-        <w:t>；Fossen 与 Johansen 针对船舶与水下航行器的推力分配问题开展了系统梳理，总结了海洋运载器过驱动控制分配的基本模型与求解框架</w:t>
-      </w:r>
-      <w:hyperlink w:anchor="_Ref_Paper_13" w:history="1">
-        <w:r>
-          <w:rPr>
-            <w:rFonts w:ascii="Times New Roman" w:hAnsi="Times New Roman" w:cs="Times New Roman" w:eastAsia="宋体"/>
-            <w:sz w:val="24"/>
-            <w:szCs w:val="24"/>
-            <w:color w:val="000000"/>
-            <w:highlight w:val="yellow"/>
-            <w:vertAlign w:val="superscript"/>
-          </w:rPr>
-          <w:t>[13]</w:t>
-        </w:r>
-      </w:hyperlink>
+        <w:t>。在基础工程应用中，常采用固定比例混控表或无约束伪逆法直接求解推力指令；当某一推进器计算推力超出物理输出上下限时，常规做法通常直接进行硬截断（Clipping）。然而，由于八推进器空间布置存在多自由度力臂耦合，简单的超限硬截断会破坏原本各推进器之间的推力配比，导致合成的六维广义力和力矩方向发生偏转（即产生较大的控制分配残差与姿态耦合失真）。为此，考虑推进器基本推力输出范围约束的控制分配策略受到广泛重视：</w:t>
+      </w:r>
+      <w:r>
+        <w:rPr>
+          <w:rFonts w:ascii="Times New Roman" w:hAnsi="Times New Roman" w:cs="Times New Roman" w:eastAsia="宋体"/>
+          <w:b w:val="0"/>
+          <w:i w:val="0"/>
+          <w:color w:val="000000"/>
+          <w:sz w:val="24"/>
+        </w:rPr>
+        <w:t>程卫平、王猛等针对水下机器人推力器物理输出上限，研究了基于可行方向法等处理推力边界约束的分配算法，</w:t>
+      </w:r>
       <w:r>
         <w:rPr>
           <w:rFonts w:ascii="Times New Roman" w:hAnsi="Times New Roman" w:cs="Times New Roman" w:eastAsia="宋体"/>
@@ -2688,35 +2638,7 @@
           <w:sz w:val="24"/>
           <w:highlight w:val="yellow"/>
         </w:rPr>
-        <w:t>。</w:t>
-      </w:r>
-      <w:r>
-        <w:rPr>
-          <w:rFonts w:ascii="Times New Roman" w:hAnsi="Times New Roman" w:cs="Times New Roman" w:eastAsia="宋体"/>
-          <w:b w:val="0"/>
-          <w:i w:val="0"/>
-          <w:color w:val="000000"/>
-          <w:sz w:val="24"/>
-        </w:rPr>
-        <w:t>在无约束或弱约束条件下，基于几何映射矩阵的广义逆（伪逆）法由于具备解析形式、计算开销小，在工程中得到了广泛的基础应用；通过在伪逆中引入对角加权矩阵（加权伪逆法），能够根据推进器物理尺寸、功率或安装力臂灵活分配控制权重。</w:t>
-      </w:r>
-    </w:p>
-    <w:p>
-      <w:pPr>
-        <w:pStyle w:val="a7"/>
-        <w:jc w:val="both"/>
-        <w:spacing w:line="360" w:lineRule="auto"/>
-        <w:ind w:firstLineChars="200" w:firstLine="480"/>
-      </w:pPr>
-      <w:r>
-        <w:rPr>
-          <w:rFonts w:ascii="Times New Roman" w:hAnsi="Times New Roman" w:cs="Times New Roman" w:eastAsia="宋体"/>
-          <w:b w:val="0"/>
-          <w:i w:val="0"/>
-          <w:color w:val="000000"/>
-          <w:sz w:val="24"/>
-        </w:rPr>
-        <w:t>然而，实际物理推进器均存在明确的物理边界约束：推进器电机转速存在上限，导致正向推力与反向推力存在确定的幅值边界，且螺旋桨水动力特性决定了正转推力通常大于反转推力。若直接采用无约束伪逆求解，当某一个或多个推进器计算推力超出物理上限时，简单的截断饱和处理会导致实际产生的六维广义力和力矩方向发生偏转，即出现“力矩交叉耦合失真”，进而影响姿态闭环稳定性。为此，考虑推力输出范围约束的推力分配算法成为近年的研究重点。程卫平、王猛等针对水下机器人推力器物理输出上限，研究了基于可行方向法等处理推力边界约束的优化分配算法，抑制了推力饱和引起的力矩分配畸变</w:t>
+        <w:t xml:space="preserve">有效减小了推力饱和引起的力矩畸变 </w:t>
       </w:r>
       <w:hyperlink w:anchor="_Ref_Paper_14" w:history="1">
         <w:r>
@@ -2739,7 +2661,18 @@
           <w:color w:val="000000"/>
           <w:sz w:val="24"/>
         </w:rPr>
-        <w:t>；孙广威等针对矢量推进 ROV 提出了兼顾推力约束与分配效率的多级推力分配策略，在多推进器协调与能耗控制方面取得了良好效果</w:t>
+        <w:t>；孙广威等针对矢量推进 ROV 提出了兼顾推力约束与分配效率的多级推力分配策略，</w:t>
+      </w:r>
+      <w:r>
+        <w:rPr>
+          <w:rFonts w:ascii="Times New Roman" w:hAnsi="Times New Roman" w:cs="Times New Roman" w:eastAsia="宋体"/>
+          <w:b w:val="0"/>
+          <w:i w:val="0"/>
+          <w:color w:val="000000"/>
+          <w:sz w:val="24"/>
+          <w:highlight w:val="yellow"/>
+        </w:rPr>
+        <w:t xml:space="preserve">提升了多推进器协调能力 </w:t>
       </w:r>
       <w:hyperlink w:anchor="_Ref_Paper_15" w:history="1">
         <w:r>
@@ -2761,6 +2694,7 @@
           <w:i w:val="0"/>
           <w:color w:val="000000"/>
           <w:sz w:val="24"/>
+          <w:highlight w:val="yellow"/>
         </w:rPr>
         <w:t>。由此可见，</w:t>
       </w:r>
@@ -2772,7 +2706,7 @@
           <w:color w:val="000000"/>
           <w:sz w:val="24"/>
         </w:rPr>
-        <w:t xml:space="preserve">根据已有八推进器平台的空间安装位置、推力矢量方向及力臂关系，准确建立反映平台真实几何构型的 </w:t>
+        <w:t xml:space="preserve">依据平台八推进器真实几何构型建立准确的 </w:t>
       </w:r>
       <m:oMath>
         <m:r>
@@ -2804,8 +2738,9 @@
           <w:i w:val="0"/>
           <w:color w:val="000000"/>
           <w:sz w:val="24"/>
-        </w:rPr>
-        <w:t>，并在求解流程中合理考虑推进器基本推力输出范围约束，是连接上层闭环运动控制器与底层执行机构的核心纽带。</w:t>
+          <w:highlight w:val="yellow"/>
+        </w:rPr>
+        <w:t>，并在分配求解中引入推力输出范围约束处理策略以克服直接硬截断失真，是保障闭环控制系统稳定运行的关键环节。</w:t>
       </w:r>
     </w:p>
     <w:p>
@@ -2852,7 +2787,7 @@
           <w:color w:val="000000"/>
           <w:sz w:val="24"/>
         </w:rPr>
-        <w:t>在现代机器人与自主无人系统的研发流程中，控制算法的软件工程实现规范与闭环仿真验证平台扮演着重要角色。传统的离线仿真研究多基于纯数学脚本编写，虽然便于验证控制方程的理论收敛性，但脱离了嵌入式实时操作系统（RTOS）的多任务并发调度、进程间异步通信以及离散采样周期等软件工程约束，导致研究成果向实验平台移植时往往面临较大的软件重构工作量。</w:t>
+        <w:t>在现代机器人与无人系统的研发流程中，控制算法的模块化软件实现与闭环仿真验证平台至关重要。传统的控制算法验证多基于纯离线数学脚本（如纯 MATLAB 或 Python 数值积分），虽然便于验证控制律的数学收敛性，但脱离了嵌入式实时操作系统（RTOS）的多任务并发调度、模块间异步通信以及离散采样周期等工程约束，导致算法向实验平台机载硬件迁移时面临较大的代码重构工作量。</w:t>
       </w:r>
     </w:p>
     <w:p>
@@ -2870,7 +2805,7 @@
           <w:color w:val="000000"/>
           <w:sz w:val="24"/>
         </w:rPr>
-        <w:t>苏黎世联邦理工学院（ETH Zurich）Meier 等主导研发的 PX4 Autopilot 软件框架是当前无人系统领域广泛应用的开源嵌入式控制软件框架之一</w:t>
+        <w:t>苏黎世联邦理工学院（ETH Zurich）Meier 等主导研发的 PX4 Autopilot 是当前无人系统领域广泛应用的开源嵌入式控制软件框架之一</w:t>
       </w:r>
       <w:hyperlink w:anchor="_Ref_Paper_16" w:history="1">
         <w:r>
@@ -2893,25 +2828,7 @@
           <w:color w:val="000000"/>
           <w:sz w:val="24"/>
         </w:rPr>
-        <w:t>。PX4 采用了“算法模块层与系统中间件层”解耦的架构设计，底层支持 NuttX 实时操作系统与 POSIX 环境，核心数据链路依托基于共享内存的微对象请求代理（uORB）异步发布/订阅总线构建。在 PX4 架构中，状态估计、运动控制计算与执行器控制分配被划分为独立的功能模块，各模块仅通过带有微秒级时间戳的 uORB 消息进行数据交互。同时，PX4 原生支持软件在环（SITL）编译与运行，使得 C++ 控制与分配模块能够在计算机端按接近实机的调度机制运行，并通过标准消息接口与六自由度动力学仿真模型构成闭环，配合 ULog 日志工具记录各项状态与控制分配数据。</w:t>
-      </w:r>
-    </w:p>
-    <w:p>
-      <w:pPr>
-        <w:pStyle w:val="a7"/>
-        <w:jc w:val="both"/>
-        <w:spacing w:line="360" w:lineRule="auto"/>
-        <w:ind w:firstLineChars="200" w:firstLine="480"/>
-      </w:pPr>
-      <w:r>
-        <w:rPr>
-          <w:rFonts w:ascii="Times New Roman" w:hAnsi="Times New Roman" w:cs="Times New Roman" w:eastAsia="宋体"/>
-          <w:b w:val="0"/>
-          <w:i w:val="0"/>
-          <w:color w:val="000000"/>
-          <w:sz w:val="24"/>
-        </w:rPr>
-        <w:t>最初，PX4 主要针对空中多旋翼与固定翼飞行器进行设计。凭借其模块化的控制分配架构与良好的可扩展性，近年来国内外研究团队开始将 PX4 引入水下无人航行器研究领域。</w:t>
+        <w:t>。PX4 采用“算法模块层与系统中间件层”解耦的架构设计，通过基于共享内存的微对象请求代理（uORB）异步发布/订阅总线实现状态估计、运动控制与控制分配模块之间的标准化数据交互；同时原生支持软件在环（SITL）闭环编译运行与 ULog 全状态日志记录。近年来，国内外研究团队开始将 PX4 架构拓展至水下无人航行器领域，</w:t>
       </w:r>
       <w:r>
         <w:rPr>
@@ -2922,7 +2839,7 @@
           <w:sz w:val="24"/>
           <w:highlight w:val="yellow"/>
         </w:rPr>
-        <w:t>Duecker 等推出了开源水下平台 HippoCampus X，依托基于 PX4 的软件在环仿真与水池实验完成了受限水域下的三维机动控制验证，证实了基于 PX4/SITL 构建水下航行器闭环仿真与控制验证体系的工程合理性</w:t>
+        <w:t>如 Duecker 等依托基于 PX4 的软件在环仿真与水池实验完成了 HippoCampus X 水下平台的三维机动控制验证，证实了基于 PX4/SITL 构建水下航行器闭环仿真与验证体系的工程合理性</w:t>
       </w:r>
       <w:hyperlink w:anchor="_Ref_Paper_17" w:history="1">
         <w:r>
@@ -2992,8 +2909,9 @@
           <w:i w:val="0"/>
           <w:color w:val="000000"/>
           <w:sz w:val="24"/>
-        </w:rPr>
-        <w:t>为清晰梳理现有水下航行器运动控制与推力分配代表性方案的技术特点，现将国内外主流方案与本课题拟采取的研究方案归纳对比如下（见表 1）：</w:t>
+          <w:highlight w:val="yellow"/>
+        </w:rPr>
+        <w:t>结合任务书确定的四个核心研究模块，将各模块常规工程做法的局限性、国内外代表性改进方法与本课题拟采取的研究方案归纳对比如下（见表 1）：</w:t>
       </w:r>
     </w:p>
     <w:p>
@@ -3009,8 +2927,9 @@
           <w:i w:val="0"/>
           <w:color w:val="000000"/>
           <w:sz w:val="21"/>
-        </w:rPr>
-        <w:t>表 1  水下航行器典型运动控制与推力分配方案对比分析</w:t>
+          <w:highlight w:val="yellow"/>
+        </w:rPr>
+        <w:t>表 1  本课题四大研究模块的现状局限、代表性方法与拟采取方案对比</w:t>
       </w:r>
     </w:p>
     <w:tbl>
@@ -3028,114 +2947,16 @@
         </w:tblBorders>
       </w:tblPr>
       <w:tblGrid>
-        <w:gridCol w:w="1385"/>
-        <w:gridCol w:w="1385"/>
-        <w:gridCol w:w="1385"/>
-        <w:gridCol w:w="1385"/>
-        <w:gridCol w:w="1385"/>
-        <w:gridCol w:w="1385"/>
+        <w:gridCol w:w="2078"/>
+        <w:gridCol w:w="2078"/>
+        <w:gridCol w:w="2078"/>
+        <w:gridCol w:w="2078"/>
       </w:tblGrid>
       <w:tr>
         <w:trPr>
           <w:tblHeader/>
           <w:cantSplit/>
         </w:trPr>
-        <w:tc>
-          <w:tcPr>
-            <w:tcW w:type="dxa" w:w="1304"/>
-            <w:vAlign w:val="center"/>
-          </w:tcPr>
-          <w:p>
-            <w:pPr>
-              <w:spacing w:before="40" w:after="40" w:line="288" w:lineRule="auto"/>
-              <w:ind w:firstLine="0"/>
-              <w:jc w:val="center"/>
-            </w:pPr>
-            <w:r/>
-            <w:r>
-              <w:rPr>
-                <w:rFonts w:ascii="Times New Roman" w:hAnsi="Times New Roman" w:cs="Times New Roman" w:eastAsia="黑体"/>
-                <w:b/>
-                <w:i w:val="0"/>
-                <w:color w:val="000000"/>
-                <w:sz w:val="19"/>
-              </w:rPr>
-              <w:t>方案类别</w:t>
-            </w:r>
-          </w:p>
-        </w:tc>
-        <w:tc>
-          <w:tcPr>
-            <w:tcW w:type="dxa" w:w="850"/>
-            <w:vAlign w:val="center"/>
-          </w:tcPr>
-          <w:p>
-            <w:pPr>
-              <w:spacing w:before="40" w:after="40" w:line="288" w:lineRule="auto"/>
-              <w:ind w:firstLine="0"/>
-              <w:jc w:val="center"/>
-            </w:pPr>
-            <w:r/>
-            <w:r>
-              <w:rPr>
-                <w:rFonts w:ascii="Times New Roman" w:hAnsi="Times New Roman" w:cs="Times New Roman" w:eastAsia="黑体"/>
-                <w:b/>
-                <w:i w:val="0"/>
-                <w:color w:val="000000"/>
-                <w:sz w:val="19"/>
-              </w:rPr>
-              <w:t>代表性文献</w:t>
-            </w:r>
-          </w:p>
-        </w:tc>
-        <w:tc>
-          <w:tcPr>
-            <w:tcW w:type="dxa" w:w="1814"/>
-            <w:vAlign w:val="center"/>
-          </w:tcPr>
-          <w:p>
-            <w:pPr>
-              <w:spacing w:before="40" w:after="40" w:line="288" w:lineRule="auto"/>
-              <w:ind w:firstLine="0"/>
-              <w:jc w:val="center"/>
-            </w:pPr>
-            <w:r/>
-            <w:r>
-              <w:rPr>
-                <w:rFonts w:ascii="Times New Roman" w:hAnsi="Times New Roman" w:cs="Times New Roman" w:eastAsia="黑体"/>
-                <w:b/>
-                <w:i w:val="0"/>
-                <w:color w:val="000000"/>
-                <w:sz w:val="19"/>
-              </w:rPr>
-              <w:t>模型信息利用方式</w:t>
-            </w:r>
-          </w:p>
-        </w:tc>
-        <w:tc>
-          <w:tcPr>
-            <w:tcW w:type="dxa" w:w="1531"/>
-            <w:vAlign w:val="center"/>
-          </w:tcPr>
-          <w:p>
-            <w:pPr>
-              <w:spacing w:before="40" w:after="40" w:line="288" w:lineRule="auto"/>
-              <w:ind w:firstLine="0"/>
-              <w:jc w:val="center"/>
-            </w:pPr>
-            <w:r/>
-            <w:r>
-              <w:rPr>
-                <w:rFonts w:ascii="Times New Roman" w:hAnsi="Times New Roman" w:cs="Times New Roman" w:eastAsia="黑体"/>
-                <w:b/>
-                <w:i w:val="0"/>
-                <w:color w:val="000000"/>
-                <w:sz w:val="19"/>
-              </w:rPr>
-              <w:t>推力分配与约束处理</w:t>
-            </w:r>
-          </w:p>
-        </w:tc>
         <w:tc>
           <w:tcPr>
             <w:tcW w:type="dxa" w:w="1474"/>
@@ -3155,14 +2976,15 @@
                 <w:i w:val="0"/>
                 <w:color w:val="000000"/>
                 <w:sz w:val="19"/>
-              </w:rPr>
-              <w:t>软件实现与验证环境</w:t>
+                <w:highlight w:val="yellow"/>
+              </w:rPr>
+              <w:t>研究模块</w:t>
             </w:r>
           </w:p>
         </w:tc>
         <w:tc>
           <w:tcPr>
-            <w:tcW w:type="dxa" w:w="1757"/>
+            <w:tcW w:type="dxa" w:w="2154"/>
             <w:vAlign w:val="center"/>
           </w:tcPr>
           <w:p>
@@ -3179,8 +3001,59 @@
                 <w:i w:val="0"/>
                 <w:color w:val="000000"/>
                 <w:sz w:val="19"/>
-              </w:rPr>
-              <w:t>主要优势与局限性</w:t>
+                <w:highlight w:val="yellow"/>
+              </w:rPr>
+              <w:t>常规做法与主要局限</w:t>
+            </w:r>
+          </w:p>
+        </w:tc>
+        <w:tc>
+          <w:tcPr>
+            <w:tcW w:type="dxa" w:w="2438"/>
+            <w:vAlign w:val="center"/>
+          </w:tcPr>
+          <w:p>
+            <w:pPr>
+              <w:spacing w:before="40" w:after="40" w:line="288" w:lineRule="auto"/>
+              <w:ind w:firstLine="0"/>
+              <w:jc w:val="center"/>
+            </w:pPr>
+            <w:r/>
+            <w:r>
+              <w:rPr>
+                <w:rFonts w:ascii="Times New Roman" w:hAnsi="Times New Roman" w:cs="Times New Roman" w:eastAsia="黑体"/>
+                <w:b/>
+                <w:i w:val="0"/>
+                <w:color w:val="000000"/>
+                <w:sz w:val="19"/>
+                <w:highlight w:val="yellow"/>
+              </w:rPr>
+              <w:t>国内外代表性改进方法</w:t>
+            </w:r>
+          </w:p>
+        </w:tc>
+        <w:tc>
+          <w:tcPr>
+            <w:tcW w:type="dxa" w:w="2665"/>
+            <w:vAlign w:val="center"/>
+          </w:tcPr>
+          <w:p>
+            <w:pPr>
+              <w:spacing w:before="40" w:after="40" w:line="288" w:lineRule="auto"/>
+              <w:ind w:firstLine="0"/>
+              <w:jc w:val="center"/>
+            </w:pPr>
+            <w:r/>
+            <w:r>
+              <w:rPr>
+                <w:rFonts w:ascii="Times New Roman" w:hAnsi="Times New Roman" w:cs="Times New Roman" w:eastAsia="黑体"/>
+                <w:b/>
+                <w:i w:val="0"/>
+                <w:color w:val="000000"/>
+                <w:sz w:val="19"/>
+                <w:highlight w:val="yellow"/>
+              </w:rPr>
+              <w:t>本课题拟采取的研究方案</w:t>
             </w:r>
           </w:p>
         </w:tc>
@@ -3191,7 +3064,7 @@
         </w:trPr>
         <w:tc>
           <w:tcPr>
-            <w:tcW w:type="dxa" w:w="1304"/>
+            <w:tcW w:type="dxa" w:w="1474"/>
             <w:vAlign w:val="center"/>
           </w:tcPr>
           <w:p>
@@ -3204,18 +3077,132 @@
             <w:r>
               <w:rPr>
                 <w:rFonts w:ascii="Times New Roman" w:hAnsi="Times New Roman" w:cs="Times New Roman" w:eastAsia="宋体"/>
+                <w:b/>
+                <w:i w:val="0"/>
+                <w:color w:val="000000"/>
+                <w:sz w:val="19"/>
+                <w:highlight w:val="yellow"/>
+              </w:rPr>
+              <w:t>1. 动力学建模与系统辨识</w:t>
+            </w:r>
+          </w:p>
+        </w:tc>
+        <w:tc>
+          <w:tcPr>
+            <w:tcW w:type="dxa" w:w="2154"/>
+            <w:vAlign w:val="center"/>
+          </w:tcPr>
+          <w:p>
+            <w:pPr>
+              <w:spacing w:before="40" w:after="40" w:line="288" w:lineRule="auto"/>
+              <w:ind w:firstLine="0"/>
+              <w:jc w:val="left"/>
+            </w:pPr>
+            <w:r/>
+            <w:r>
+              <w:rPr>
+                <w:rFonts w:ascii="Times New Roman" w:hAnsi="Times New Roman" w:cs="Times New Roman" w:eastAsia="宋体"/>
                 <w:b w:val="0"/>
                 <w:i w:val="0"/>
                 <w:color w:val="000000"/>
                 <w:sz w:val="19"/>
-              </w:rPr>
-              <w:t>传统无模型反馈控制</w:t>
+                <w:highlight w:val="yellow"/>
+              </w:rPr>
+              <w:t>纯理论经验公式估算复杂构型水动力参数误差较大；大型平面运动机构（PMM）拖曳水池试验成本高、周期长</w:t>
             </w:r>
           </w:p>
         </w:tc>
         <w:tc>
           <w:tcPr>
-            <w:tcW w:type="dxa" w:w="850"/>
+            <w:tcW w:type="dxa" w:w="2438"/>
+            <w:vAlign w:val="center"/>
+          </w:tcPr>
+          <w:p>
+            <w:pPr>
+              <w:spacing w:before="40" w:after="40" w:line="288" w:lineRule="auto"/>
+              <w:ind w:firstLine="0"/>
+              <w:jc w:val="left"/>
+            </w:pPr>
+            <w:r/>
+            <w:r>
+              <w:rPr>
+                <w:rFonts w:ascii="Times New Roman" w:hAnsi="Times New Roman" w:cs="Times New Roman" w:eastAsia="宋体"/>
+                <w:b w:val="0"/>
+                <w:i w:val="0"/>
+                <w:color w:val="000000"/>
+                <w:sz w:val="19"/>
+                <w:highlight w:val="yellow"/>
+              </w:rPr>
+              <w:t xml:space="preserve">采用 Fossen 六自由度动力学方程结构，对水动力矩阵做合理简化，结合自由衰减、阶跃激励等原位试验数据辨识主导水动力系数 </w:t>
+            </w:r>
+            <w:r>
+              <w:rPr>
+                <w:rFonts w:ascii="Times New Roman" w:hAnsi="Times New Roman" w:cs="Times New Roman" w:eastAsia="宋体"/>
+                <w:b w:val="0"/>
+                <w:i w:val="0"/>
+                <w:color w:val="000000"/>
+                <w:sz w:val="19"/>
+                <w:highlight w:val="yellow"/>
+              </w:rPr>
+              <w:t>[2]</w:t>
+            </w:r>
+            <w:r>
+              <w:rPr>
+                <w:rFonts w:ascii="Times New Roman" w:hAnsi="Times New Roman" w:cs="Times New Roman" w:eastAsia="宋体"/>
+                <w:b w:val="0"/>
+                <w:i w:val="0"/>
+                <w:color w:val="000000"/>
+                <w:sz w:val="19"/>
+                <w:highlight w:val="yellow"/>
+              </w:rPr>
+              <w:t>–</w:t>
+            </w:r>
+            <w:r>
+              <w:rPr>
+                <w:rFonts w:ascii="Times New Roman" w:hAnsi="Times New Roman" w:cs="Times New Roman" w:eastAsia="宋体"/>
+                <w:b w:val="0"/>
+                <w:i w:val="0"/>
+                <w:color w:val="000000"/>
+                <w:sz w:val="19"/>
+                <w:highlight w:val="yellow"/>
+              </w:rPr>
+              <w:t>[8]</w:t>
+            </w:r>
+          </w:p>
+        </w:tc>
+        <w:tc>
+          <w:tcPr>
+            <w:tcW w:type="dxa" w:w="2665"/>
+            <w:vAlign w:val="center"/>
+          </w:tcPr>
+          <w:p>
+            <w:pPr>
+              <w:spacing w:before="40" w:after="40" w:line="288" w:lineRule="auto"/>
+              <w:ind w:firstLine="0"/>
+              <w:jc w:val="left"/>
+            </w:pPr>
+            <w:r/>
+            <w:r>
+              <w:rPr>
+                <w:rFonts w:ascii="Times New Roman" w:hAnsi="Times New Roman" w:cs="Times New Roman" w:eastAsia="宋体"/>
+                <w:b w:val="0"/>
+                <w:i w:val="0"/>
+                <w:color w:val="000000"/>
+                <w:sz w:val="19"/>
+                <w:highlight w:val="yellow"/>
+              </w:rPr>
+              <w:t>套用六自由度标准方程，由三维模型与硬件资料确定刚体先验参数及推进器静态映射，对附加质量与阻尼矩阵做对角化简化，利用特征响应数据通过最小二乘/曲线拟合辨识未知参数并验证</w:t>
+            </w:r>
+          </w:p>
+        </w:tc>
+      </w:tr>
+      <w:tr>
+        <w:trPr>
+          <w:cantSplit/>
+        </w:trPr>
+        <w:tc>
+          <w:tcPr>
+            <w:tcW w:type="dxa" w:w="1474"/>
             <w:vAlign w:val="center"/>
           </w:tcPr>
           <w:p>
@@ -3228,41 +3215,19 @@
             <w:r>
               <w:rPr>
                 <w:rFonts w:ascii="Times New Roman" w:hAnsi="Times New Roman" w:cs="Times New Roman" w:eastAsia="宋体"/>
-                <w:b w:val="0"/>
+                <w:b/>
                 <w:i w:val="0"/>
                 <w:color w:val="000000"/>
                 <w:sz w:val="19"/>
                 <w:highlight w:val="yellow"/>
               </w:rPr>
-              <w:t>[2]</w:t>
-            </w:r>
-            <w:r>
-              <w:rPr>
-                <w:rFonts w:ascii="Times New Roman" w:hAnsi="Times New Roman" w:cs="Times New Roman" w:eastAsia="宋体"/>
-                <w:b w:val="0"/>
-                <w:i w:val="0"/>
-                <w:color w:val="000000"/>
-                <w:sz w:val="19"/>
-                <w:highlight w:val="yellow"/>
-              </w:rPr>
-              <w:t xml:space="preserve">, </w:t>
-            </w:r>
-            <w:r>
-              <w:rPr>
-                <w:rFonts w:ascii="Times New Roman" w:hAnsi="Times New Roman" w:cs="Times New Roman" w:eastAsia="宋体"/>
-                <w:b w:val="0"/>
-                <w:i w:val="0"/>
-                <w:color w:val="000000"/>
-                <w:sz w:val="19"/>
-                <w:highlight w:val="yellow"/>
-              </w:rPr>
-              <w:t>[8]</w:t>
+              <w:t>2. 水下航行器运动控制</w:t>
             </w:r>
           </w:p>
         </w:tc>
         <w:tc>
           <w:tcPr>
-            <w:tcW w:type="dxa" w:w="1814"/>
+            <w:tcW w:type="dxa" w:w="2154"/>
             <w:vAlign w:val="center"/>
           </w:tcPr>
           <w:p>
@@ -3279,14 +3244,48 @@
                 <w:i w:val="0"/>
                 <w:color w:val="000000"/>
                 <w:sz w:val="19"/>
-              </w:rPr>
-              <w:t>不依赖动力学模型，仅利用状态跟踪误差（单回路/串级 PID）</w:t>
+                <w:highlight w:val="yellow"/>
+              </w:rPr>
+              <w:t xml:space="preserve">传统无模型独立通道 PID 控制，忽略非线性重浮力恢复力矩与多轴水动力耦合，较大机动与水流扰动下易超调、响应滞后 </w:t>
+            </w:r>
+            <w:r>
+              <w:rPr>
+                <w:rFonts w:ascii="Times New Roman" w:hAnsi="Times New Roman" w:cs="Times New Roman" w:eastAsia="宋体"/>
+                <w:b w:val="0"/>
+                <w:i w:val="0"/>
+                <w:color w:val="000000"/>
+                <w:sz w:val="19"/>
+                <w:highlight w:val="yellow"/>
+              </w:rPr>
+              <w:t>[2]</w:t>
+            </w:r>
+            <w:r>
+              <w:rPr>
+                <w:rFonts w:ascii="Times New Roman" w:hAnsi="Times New Roman" w:cs="Times New Roman" w:eastAsia="宋体"/>
+                <w:b w:val="0"/>
+                <w:i w:val="0"/>
+                <w:color w:val="000000"/>
+                <w:sz w:val="19"/>
+                <w:highlight w:val="yellow"/>
+              </w:rPr>
+              <w:t xml:space="preserve">, </w:t>
+            </w:r>
+            <w:r>
+              <w:rPr>
+                <w:rFonts w:ascii="Times New Roman" w:hAnsi="Times New Roman" w:cs="Times New Roman" w:eastAsia="宋体"/>
+                <w:b w:val="0"/>
+                <w:i w:val="0"/>
+                <w:color w:val="000000"/>
+                <w:sz w:val="19"/>
+                <w:highlight w:val="yellow"/>
+              </w:rPr>
+              <w:t>[8]</w:t>
             </w:r>
           </w:p>
         </w:tc>
         <w:tc>
           <w:tcPr>
-            <w:tcW w:type="dxa" w:w="1531"/>
+            <w:tcW w:type="dxa" w:w="2438"/>
             <w:vAlign w:val="center"/>
           </w:tcPr>
           <w:p>
@@ -3303,11 +3302,75 @@
                 <w:i w:val="0"/>
                 <w:color w:val="000000"/>
                 <w:sz w:val="19"/>
-              </w:rPr>
-              <w:t>固定比例混控或无约束伪逆直接截断</w:t>
+                <w:highlight w:val="yellow"/>
+              </w:rPr>
+              <w:t>引入动力学模型信息与状态反馈相结合（如模型前馈补偿、状态观测输出反馈、反馈线性化、增量动态逆 INDI 等）</w:t>
+            </w:r>
+            <w:r>
+              <w:rPr>
+                <w:rFonts w:ascii="Times New Roman" w:hAnsi="Times New Roman" w:cs="Times New Roman" w:eastAsia="宋体"/>
+                <w:b w:val="0"/>
+                <w:i w:val="0"/>
+                <w:color w:val="000000"/>
+                <w:sz w:val="19"/>
+                <w:highlight w:val="yellow"/>
+              </w:rPr>
+              <w:t>[9]</w:t>
+            </w:r>
+            <w:r>
+              <w:rPr>
+                <w:rFonts w:ascii="Times New Roman" w:hAnsi="Times New Roman" w:cs="Times New Roman" w:eastAsia="宋体"/>
+                <w:b w:val="0"/>
+                <w:i w:val="0"/>
+                <w:color w:val="000000"/>
+                <w:sz w:val="19"/>
+                <w:highlight w:val="yellow"/>
+              </w:rPr>
+              <w:t>–</w:t>
+            </w:r>
+            <w:r>
+              <w:rPr>
+                <w:rFonts w:ascii="Times New Roman" w:hAnsi="Times New Roman" w:cs="Times New Roman" w:eastAsia="宋体"/>
+                <w:b w:val="0"/>
+                <w:i w:val="0"/>
+                <w:color w:val="000000"/>
+                <w:sz w:val="19"/>
+                <w:highlight w:val="yellow"/>
+              </w:rPr>
+              <w:t>[11]</w:t>
             </w:r>
           </w:p>
         </w:tc>
+        <w:tc>
+          <w:tcPr>
+            <w:tcW w:type="dxa" w:w="2665"/>
+            <w:vAlign w:val="center"/>
+          </w:tcPr>
+          <w:p>
+            <w:pPr>
+              <w:spacing w:before="40" w:after="40" w:line="288" w:lineRule="auto"/>
+              <w:ind w:firstLine="0"/>
+              <w:jc w:val="left"/>
+            </w:pPr>
+            <w:r/>
+            <w:r>
+              <w:rPr>
+                <w:rFonts w:ascii="Times New Roman" w:hAnsi="Times New Roman" w:cs="Times New Roman" w:eastAsia="宋体"/>
+                <w:b w:val="0"/>
+                <w:i w:val="0"/>
+                <w:color w:val="000000"/>
+                <w:sz w:val="19"/>
+                <w:highlight w:val="yellow"/>
+              </w:rPr>
+              <w:t>采用“辨识模型动态特性补偿 + 实时状态误差反馈”闭环控制思路（保留具体模型控制律比选空间），以传统无模型 PID 为基准开展多工况跟踪与抗流扰对比</w:t>
+            </w:r>
+          </w:p>
+        </w:tc>
+      </w:tr>
+      <w:tr>
+        <w:trPr>
+          <w:cantSplit/>
+        </w:trPr>
         <w:tc>
           <w:tcPr>
             <w:tcW w:type="dxa" w:w="1474"/>
@@ -3317,24 +3380,25 @@
             <w:pPr>
               <w:spacing w:before="40" w:after="40" w:line="288" w:lineRule="auto"/>
               <w:ind w:firstLine="0"/>
-              <w:jc w:val="left"/>
+              <w:jc w:val="center"/>
             </w:pPr>
             <w:r/>
             <w:r>
               <w:rPr>
                 <w:rFonts w:ascii="Times New Roman" w:hAnsi="Times New Roman" w:cs="Times New Roman" w:eastAsia="宋体"/>
-                <w:b w:val="0"/>
+                <w:b/>
                 <w:i w:val="0"/>
                 <w:color w:val="000000"/>
                 <w:sz w:val="19"/>
-              </w:rPr>
-              <w:t>纯数值脚本或基础飞控固件</w:t>
+                <w:highlight w:val="yellow"/>
+              </w:rPr>
+              <w:t>3. 八推进器控制分配</w:t>
             </w:r>
           </w:p>
         </w:tc>
         <w:tc>
           <w:tcPr>
-            <w:tcW w:type="dxa" w:w="1757"/>
+            <w:tcW w:type="dxa" w:w="2154"/>
             <w:vAlign w:val="center"/>
           </w:tcPr>
           <w:p>
@@ -3351,87 +3415,15 @@
                 <w:i w:val="0"/>
                 <w:color w:val="000000"/>
                 <w:sz w:val="19"/>
-              </w:rPr>
-              <w:t>结构简单、易于工程初调；但忽略多轴水动力耦合与非线性恢复力矩，大机动与流扰下易超调</w:t>
-            </w:r>
-          </w:p>
-        </w:tc>
-      </w:tr>
-      <w:tr>
-        <w:trPr>
-          <w:cantSplit/>
-        </w:trPr>
-        <w:tc>
-          <w:tcPr>
-            <w:tcW w:type="dxa" w:w="1304"/>
-            <w:vAlign w:val="center"/>
-          </w:tcPr>
-          <w:p>
-            <w:pPr>
-              <w:spacing w:before="40" w:after="40" w:line="288" w:lineRule="auto"/>
-              <w:ind w:firstLine="0"/>
-              <w:jc w:val="center"/>
-            </w:pPr>
-            <w:r/>
-            <w:r>
-              <w:rPr>
-                <w:rFonts w:ascii="Times New Roman" w:hAnsi="Times New Roman" w:cs="Times New Roman" w:eastAsia="宋体"/>
-                <w:b w:val="0"/>
-                <w:i w:val="0"/>
-                <w:color w:val="000000"/>
-                <w:sz w:val="19"/>
-              </w:rPr>
-              <w:t>全状态解析模型控制</w:t>
+                <w:highlight w:val="yellow"/>
+              </w:rPr>
+              <w:t>固定比例混控表或无约束伪逆分配加直接硬截断（Clipping），推进器饱和时易导致合成广义力与力矩方向失真</w:t>
             </w:r>
           </w:p>
         </w:tc>
         <w:tc>
           <w:tcPr>
-            <w:tcW w:type="dxa" w:w="850"/>
-            <w:vAlign w:val="center"/>
-          </w:tcPr>
-          <w:p>
-            <w:pPr>
-              <w:spacing w:before="40" w:after="40" w:line="288" w:lineRule="auto"/>
-              <w:ind w:firstLine="0"/>
-              <w:jc w:val="center"/>
-            </w:pPr>
-            <w:r/>
-            <w:r>
-              <w:rPr>
-                <w:rFonts w:ascii="Times New Roman" w:hAnsi="Times New Roman" w:cs="Times New Roman" w:eastAsia="宋体"/>
-                <w:b w:val="0"/>
-                <w:i w:val="0"/>
-                <w:color w:val="000000"/>
-                <w:sz w:val="19"/>
-              </w:rPr>
-              <w:t>[9]</w:t>
-            </w:r>
-            <w:r>
-              <w:rPr>
-                <w:rFonts w:ascii="Times New Roman" w:hAnsi="Times New Roman" w:cs="Times New Roman" w:eastAsia="宋体"/>
-                <w:b w:val="0"/>
-                <w:i w:val="0"/>
-                <w:color w:val="000000"/>
-                <w:sz w:val="19"/>
-              </w:rPr>
-              <w:t xml:space="preserve">, </w:t>
-            </w:r>
-            <w:r>
-              <w:rPr>
-                <w:rFonts w:ascii="Times New Roman" w:hAnsi="Times New Roman" w:cs="Times New Roman" w:eastAsia="宋体"/>
-                <w:b w:val="0"/>
-                <w:i w:val="0"/>
-                <w:color w:val="000000"/>
-                <w:sz w:val="19"/>
-              </w:rPr>
-              <w:t>[10]</w:t>
-            </w:r>
-          </w:p>
-        </w:tc>
-        <w:tc>
-          <w:tcPr>
-            <w:tcW w:type="dxa" w:w="1814"/>
+            <w:tcW w:type="dxa" w:w="2438"/>
             <w:vAlign w:val="center"/>
           </w:tcPr>
           <w:p>
@@ -3448,14 +3440,48 @@
                 <w:i w:val="0"/>
                 <w:color w:val="000000"/>
                 <w:sz w:val="19"/>
-              </w:rPr>
-              <w:t>依赖完整六自由度水动力解析模型进行状态重构或前馈自适应抵消</w:t>
+                <w:highlight w:val="yellow"/>
+              </w:rPr>
+              <w:t>基于空间几何映射矩阵的有界控制分配方法（加权伪逆、保方向缩放再分配、可行方向优化、多级分配等）</w:t>
+            </w:r>
+            <w:r>
+              <w:rPr>
+                <w:rFonts w:ascii="Times New Roman" w:hAnsi="Times New Roman" w:cs="Times New Roman" w:eastAsia="宋体"/>
+                <w:b w:val="0"/>
+                <w:i w:val="0"/>
+                <w:color w:val="000000"/>
+                <w:sz w:val="19"/>
+                <w:highlight w:val="yellow"/>
+              </w:rPr>
+              <w:t>[12]</w:t>
+            </w:r>
+            <w:r>
+              <w:rPr>
+                <w:rFonts w:ascii="Times New Roman" w:hAnsi="Times New Roman" w:cs="Times New Roman" w:eastAsia="宋体"/>
+                <w:b w:val="0"/>
+                <w:i w:val="0"/>
+                <w:color w:val="000000"/>
+                <w:sz w:val="19"/>
+                <w:highlight w:val="yellow"/>
+              </w:rPr>
+              <w:t>–</w:t>
+            </w:r>
+            <w:r>
+              <w:rPr>
+                <w:rFonts w:ascii="Times New Roman" w:hAnsi="Times New Roman" w:cs="Times New Roman" w:eastAsia="宋体"/>
+                <w:b w:val="0"/>
+                <w:i w:val="0"/>
+                <w:color w:val="000000"/>
+                <w:sz w:val="19"/>
+                <w:highlight w:val="yellow"/>
+              </w:rPr>
+              <w:t>[15]</w:t>
             </w:r>
           </w:p>
         </w:tc>
         <w:tc>
           <w:tcPr>
-            <w:tcW w:type="dxa" w:w="1531"/>
+            <w:tcW w:type="dxa" w:w="2665"/>
             <w:vAlign w:val="center"/>
           </w:tcPr>
           <w:p>
@@ -3472,304 +3498,9 @@
                 <w:i w:val="0"/>
                 <w:color w:val="000000"/>
                 <w:sz w:val="19"/>
-              </w:rPr>
-              <w:t>伪逆分配或结合执行器动态补偿</w:t>
-            </w:r>
-          </w:p>
-        </w:tc>
-        <w:tc>
-          <w:tcPr>
-            <w:tcW w:type="dxa" w:w="1474"/>
-            <w:vAlign w:val="center"/>
-          </w:tcPr>
-          <w:p>
-            <w:pPr>
-              <w:spacing w:before="40" w:after="40" w:line="288" w:lineRule="auto"/>
-              <w:ind w:firstLine="0"/>
-              <w:jc w:val="left"/>
-            </w:pPr>
-            <w:r/>
-            <w:r>
-              <w:rPr>
-                <w:rFonts w:ascii="Times New Roman" w:hAnsi="Times New Roman" w:cs="Times New Roman" w:eastAsia="宋体"/>
-                <w:b w:val="0"/>
-                <w:i w:val="0"/>
-                <w:color w:val="000000"/>
-                <w:sz w:val="19"/>
-              </w:rPr>
-              <w:t>离线数学仿真（如 MATLAB）与专用水池测试</w:t>
-            </w:r>
-          </w:p>
-        </w:tc>
-        <w:tc>
-          <w:tcPr>
-            <w:tcW w:type="dxa" w:w="1757"/>
-            <w:vAlign w:val="center"/>
-          </w:tcPr>
-          <w:p>
-            <w:pPr>
-              <w:spacing w:before="40" w:after="40" w:line="288" w:lineRule="auto"/>
-              <w:ind w:firstLine="0"/>
-              <w:jc w:val="left"/>
-            </w:pPr>
-            <w:r/>
-            <w:r>
-              <w:rPr>
-                <w:rFonts w:ascii="Times New Roman" w:hAnsi="Times New Roman" w:cs="Times New Roman" w:eastAsia="宋体"/>
-                <w:b w:val="0"/>
-                <w:i w:val="0"/>
-                <w:color w:val="000000"/>
-                <w:sz w:val="19"/>
-              </w:rPr>
-              <w:t>理论解耦与跟踪精度高；但对</w:t>
-            </w:r>
-            <w:r>
-              <w:rPr>
-                <w:rFonts w:ascii="Times New Roman" w:hAnsi="Times New Roman" w:cs="Times New Roman" w:eastAsia="宋体"/>
-                <w:b w:val="0"/>
-                <w:i w:val="0"/>
-                <w:color w:val="000000"/>
-                <w:sz w:val="19"/>
                 <w:highlight w:val="yellow"/>
               </w:rPr>
-              <w:t>复杂构型</w:t>
-            </w:r>
-            <w:r>
-              <w:rPr>
-                <w:rFonts w:ascii="Times New Roman" w:hAnsi="Times New Roman" w:cs="Times New Roman" w:eastAsia="宋体"/>
-                <w:b w:val="0"/>
-                <w:i w:val="0"/>
-                <w:color w:val="000000"/>
-                <w:sz w:val="19"/>
-              </w:rPr>
-              <w:t xml:space="preserve"> ROV 全套水动力参数的先验建模精度要求较高</w:t>
-            </w:r>
-          </w:p>
-        </w:tc>
-      </w:tr>
-      <w:tr>
-        <w:trPr>
-          <w:cantSplit/>
-        </w:trPr>
-        <w:tc>
-          <w:tcPr>
-            <w:tcW w:type="dxa" w:w="1304"/>
-            <w:vAlign w:val="center"/>
-          </w:tcPr>
-          <w:p>
-            <w:pPr>
-              <w:spacing w:before="40" w:after="40" w:line="288" w:lineRule="auto"/>
-              <w:ind w:firstLine="0"/>
-              <w:jc w:val="center"/>
-            </w:pPr>
-            <w:r/>
-            <w:r>
-              <w:rPr>
-                <w:rFonts w:ascii="Times New Roman" w:hAnsi="Times New Roman" w:cs="Times New Roman" w:eastAsia="宋体"/>
-                <w:b w:val="0"/>
-                <w:i w:val="0"/>
-                <w:color w:val="000000"/>
-                <w:sz w:val="19"/>
-              </w:rPr>
-              <w:t>局部增量/动态逆控制</w:t>
-            </w:r>
-          </w:p>
-        </w:tc>
-        <w:tc>
-          <w:tcPr>
-            <w:tcW w:type="dxa" w:w="850"/>
-            <w:vAlign w:val="center"/>
-          </w:tcPr>
-          <w:p>
-            <w:pPr>
-              <w:spacing w:before="40" w:after="40" w:line="288" w:lineRule="auto"/>
-              <w:ind w:firstLine="0"/>
-              <w:jc w:val="center"/>
-            </w:pPr>
-            <w:r/>
-            <w:r>
-              <w:rPr>
-                <w:rFonts w:ascii="Times New Roman" w:hAnsi="Times New Roman" w:cs="Times New Roman" w:eastAsia="宋体"/>
-                <w:b w:val="0"/>
-                <w:i w:val="0"/>
-                <w:color w:val="000000"/>
-                <w:sz w:val="19"/>
-                <w:highlight w:val="yellow"/>
-              </w:rPr>
-              <w:t>[11]</w:t>
-            </w:r>
-          </w:p>
-        </w:tc>
-        <w:tc>
-          <w:tcPr>
-            <w:tcW w:type="dxa" w:w="1814"/>
-            <w:vAlign w:val="center"/>
-          </w:tcPr>
-          <w:p>
-            <w:pPr>
-              <w:spacing w:before="40" w:after="40" w:line="288" w:lineRule="auto"/>
-              <w:ind w:firstLine="0"/>
-              <w:jc w:val="left"/>
-            </w:pPr>
-            <w:r/>
-            <w:r>
-              <w:rPr>
-                <w:rFonts w:ascii="Times New Roman" w:hAnsi="Times New Roman" w:cs="Times New Roman" w:eastAsia="宋体"/>
-                <w:b w:val="0"/>
-                <w:i w:val="0"/>
-                <w:color w:val="000000"/>
-                <w:sz w:val="19"/>
-              </w:rPr>
-              <w:t>结合局部控制效能模型与高频角加速度/状态差分反馈补偿不确定性</w:t>
-            </w:r>
-          </w:p>
-        </w:tc>
-        <w:tc>
-          <w:tcPr>
-            <w:tcW w:type="dxa" w:w="1531"/>
-            <w:vAlign w:val="center"/>
-          </w:tcPr>
-          <w:p>
-            <w:pPr>
-              <w:spacing w:before="40" w:after="40" w:line="288" w:lineRule="auto"/>
-              <w:ind w:firstLine="0"/>
-              <w:jc w:val="left"/>
-            </w:pPr>
-            <w:r/>
-            <w:r>
-              <w:rPr>
-                <w:rFonts w:ascii="Times New Roman" w:hAnsi="Times New Roman" w:cs="Times New Roman" w:eastAsia="宋体"/>
-                <w:b w:val="0"/>
-                <w:i w:val="0"/>
-                <w:color w:val="000000"/>
-                <w:sz w:val="19"/>
-              </w:rPr>
-              <w:t>伪逆分配或加权伪逆分配</w:t>
-            </w:r>
-          </w:p>
-        </w:tc>
-        <w:tc>
-          <w:tcPr>
-            <w:tcW w:type="dxa" w:w="1474"/>
-            <w:vAlign w:val="center"/>
-          </w:tcPr>
-          <w:p>
-            <w:pPr>
-              <w:spacing w:before="40" w:after="40" w:line="288" w:lineRule="auto"/>
-              <w:ind w:firstLine="0"/>
-              <w:jc w:val="left"/>
-            </w:pPr>
-            <w:r/>
-            <w:r>
-              <w:rPr>
-                <w:rFonts w:ascii="Times New Roman" w:hAnsi="Times New Roman" w:cs="Times New Roman" w:eastAsia="宋体"/>
-                <w:b w:val="0"/>
-                <w:i w:val="0"/>
-                <w:color w:val="000000"/>
-                <w:sz w:val="19"/>
-              </w:rPr>
-              <w:t>ROS/Gazebo 仿真与定制嵌入式节点</w:t>
-            </w:r>
-          </w:p>
-        </w:tc>
-        <w:tc>
-          <w:tcPr>
-            <w:tcW w:type="dxa" w:w="1757"/>
-            <w:vAlign w:val="center"/>
-          </w:tcPr>
-          <w:p>
-            <w:pPr>
-              <w:spacing w:before="40" w:after="40" w:line="288" w:lineRule="auto"/>
-              <w:ind w:firstLine="0"/>
-              <w:jc w:val="left"/>
-            </w:pPr>
-            <w:r/>
-            <w:r>
-              <w:rPr>
-                <w:rFonts w:ascii="Times New Roman" w:hAnsi="Times New Roman" w:cs="Times New Roman" w:eastAsia="宋体"/>
-                <w:b w:val="0"/>
-                <w:i w:val="0"/>
-                <w:color w:val="000000"/>
-                <w:sz w:val="19"/>
-              </w:rPr>
-              <w:t>对慢变水动力阻尼参数不敏感、高频抗扰较好；但对传感器滤波同步与分配矩阵准确性敏感</w:t>
-            </w:r>
-          </w:p>
-        </w:tc>
-      </w:tr>
-      <w:tr>
-        <w:trPr>
-          <w:cantSplit/>
-        </w:trPr>
-        <w:tc>
-          <w:tcPr>
-            <w:tcW w:type="dxa" w:w="1304"/>
-            <w:vAlign w:val="center"/>
-          </w:tcPr>
-          <w:p>
-            <w:pPr>
-              <w:spacing w:before="40" w:after="40" w:line="288" w:lineRule="auto"/>
-              <w:ind w:firstLine="0"/>
-              <w:jc w:val="center"/>
-            </w:pPr>
-            <w:r/>
-            <w:r>
-              <w:rPr>
-                <w:rFonts w:ascii="Times New Roman" w:hAnsi="Times New Roman" w:cs="Times New Roman" w:eastAsia="宋体"/>
-                <w:b/>
-                <w:i w:val="0"/>
-                <w:color w:val="000000"/>
-                <w:sz w:val="19"/>
-              </w:rPr>
-              <w:t>本课题研究方案</w:t>
-            </w:r>
-          </w:p>
-        </w:tc>
-        <w:tc>
-          <w:tcPr>
-            <w:tcW w:type="dxa" w:w="850"/>
-            <w:vAlign w:val="center"/>
-          </w:tcPr>
-          <w:p>
-            <w:pPr>
-              <w:spacing w:before="40" w:after="40" w:line="288" w:lineRule="auto"/>
-              <w:ind w:firstLine="0"/>
-              <w:jc w:val="center"/>
-            </w:pPr>
-            <w:r/>
-            <w:r>
-              <w:rPr>
-                <w:rFonts w:ascii="Times New Roman" w:hAnsi="Times New Roman" w:cs="Times New Roman" w:eastAsia="宋体"/>
-                <w:b w:val="0"/>
-                <w:i w:val="0"/>
-                <w:color w:val="000000"/>
-                <w:sz w:val="19"/>
-              </w:rPr>
-              <w:t>—</w:t>
-            </w:r>
-          </w:p>
-        </w:tc>
-        <w:tc>
-          <w:tcPr>
-            <w:tcW w:type="dxa" w:w="1814"/>
-            <w:vAlign w:val="center"/>
-          </w:tcPr>
-          <w:p>
-            <w:pPr>
-              <w:spacing w:before="40" w:after="40" w:line="288" w:lineRule="auto"/>
-              <w:ind w:firstLine="0"/>
-              <w:jc w:val="left"/>
-            </w:pPr>
-            <w:r/>
-            <w:r>
-              <w:rPr>
-                <w:rFonts w:ascii="Times New Roman" w:hAnsi="Times New Roman" w:cs="Times New Roman" w:eastAsia="宋体"/>
-                <w:b w:val="0"/>
-                <w:i w:val="0"/>
-                <w:color w:val="000000"/>
-                <w:sz w:val="19"/>
-              </w:rPr>
-              <w:t xml:space="preserve">机理建模与数据辨识相结合获取标称模型 </w:t>
+              <w:t xml:space="preserve">推导八推进器 </w:t>
             </w:r>
             <m:oMath>
               <m:r>
@@ -3780,124 +3511,34 @@
                   <w:rFonts w:ascii="Cambria Math" w:hAnsi="Cambria Math" w:eastAsia="宋体"/>
                   <w:sz w:val="24"/>
                   <w:szCs w:val="24"/>
+                  <w:highlight w:val="yellow"/>
                 </w:rPr>
-                <m:t>(</m:t>
+                <m:t>6 × 8</m:t>
               </m:r>
-              <m:acc>
-                <m:accPr>
-                  <m:chr m:val="̂"/>
-                </m:accPr>
-                <m:e>
-                  <m:r>
-                    <m:rPr>
-                      <m:sty m:val="bi"/>
-                    </m:rPr>
-                    <w:rPr>
-                      <w:rFonts w:ascii="Cambria Math" w:hAnsi="Cambria Math" w:eastAsia="宋体"/>
-                      <w:sz w:val="24"/>
-                      <w:szCs w:val="24"/>
-                    </w:rPr>
-                    <m:t>M</m:t>
-                  </m:r>
-                </m:e>
-              </m:acc>
+            </m:oMath>
+            <w:r>
+              <w:rPr>
+                <w:rFonts w:ascii="Times New Roman" w:hAnsi="Times New Roman" w:cs="Times New Roman" w:eastAsia="宋体"/>
+                <w:b w:val="0"/>
+                <w:i w:val="0"/>
+                <w:color w:val="000000"/>
+                <w:sz w:val="19"/>
+                <w:highlight w:val="yellow"/>
+              </w:rPr>
+              <w:t xml:space="preserve"> 控制分配矩阵 </w:t>
+            </w:r>
+            <m:oMath>
               <m:r>
                 <m:rPr>
-                  <m:sty m:val="p"/>
+                  <m:sty m:val="bi"/>
                 </m:rPr>
                 <w:rPr>
                   <w:rFonts w:ascii="Cambria Math" w:hAnsi="Cambria Math" w:eastAsia="宋体"/>
                   <w:sz w:val="24"/>
                   <w:szCs w:val="24"/>
+                  <w:highlight w:val="yellow"/>
                 </w:rPr>
-                <m:t>, </m:t>
-              </m:r>
-              <m:acc>
-                <m:accPr>
-                  <m:chr m:val="̂"/>
-                </m:accPr>
-                <m:e>
-                  <m:r>
-                    <m:rPr>
-                      <m:sty m:val="bi"/>
-                    </m:rPr>
-                    <w:rPr>
-                      <w:rFonts w:ascii="Cambria Math" w:hAnsi="Cambria Math" w:eastAsia="宋体"/>
-                      <w:sz w:val="24"/>
-                      <w:szCs w:val="24"/>
-                    </w:rPr>
-                    <m:t>C</m:t>
-                  </m:r>
-                </m:e>
-              </m:acc>
-              <m:r>
-                <m:rPr>
-                  <m:sty m:val="p"/>
-                </m:rPr>
-                <w:rPr>
-                  <w:rFonts w:ascii="Cambria Math" w:hAnsi="Cambria Math" w:eastAsia="宋体"/>
-                  <w:sz w:val="24"/>
-                  <w:szCs w:val="24"/>
-                </w:rPr>
-                <m:t>, </m:t>
-              </m:r>
-              <m:acc>
-                <m:accPr>
-                  <m:chr m:val="̂"/>
-                </m:accPr>
-                <m:e>
-                  <m:r>
-                    <m:rPr>
-                      <m:sty m:val="bi"/>
-                    </m:rPr>
-                    <w:rPr>
-                      <w:rFonts w:ascii="Cambria Math" w:hAnsi="Cambria Math" w:eastAsia="宋体"/>
-                      <w:sz w:val="24"/>
-                      <w:szCs w:val="24"/>
-                    </w:rPr>
-                    <m:t>D</m:t>
-                  </m:r>
-                </m:e>
-              </m:acc>
-              <m:r>
-                <m:rPr>
-                  <m:sty m:val="p"/>
-                </m:rPr>
-                <w:rPr>
-                  <w:rFonts w:ascii="Cambria Math" w:hAnsi="Cambria Math" w:eastAsia="宋体"/>
-                  <w:sz w:val="24"/>
-                  <w:szCs w:val="24"/>
-                </w:rPr>
-                <m:t>, </m:t>
-              </m:r>
-              <m:acc>
-                <m:accPr>
-                  <m:chr m:val="̂"/>
-                </m:accPr>
-                <m:e>
-                  <m:r>
-                    <m:rPr>
-                      <m:sty m:val="bi"/>
-                    </m:rPr>
-                    <w:rPr>
-                      <w:rFonts w:ascii="Cambria Math" w:hAnsi="Cambria Math" w:eastAsia="宋体"/>
-                      <w:sz w:val="24"/>
-                      <w:szCs w:val="24"/>
-                    </w:rPr>
-                    <m:t>g</m:t>
-                  </m:r>
-                </m:e>
-              </m:acc>
-              <m:r>
-                <m:rPr>
-                  <m:sty m:val="p"/>
-                </m:rPr>
-                <w:rPr>
-                  <w:rFonts w:ascii="Cambria Math" w:hAnsi="Cambria Math" w:eastAsia="宋体"/>
-                  <w:sz w:val="24"/>
-                  <w:szCs w:val="24"/>
-                </w:rPr>
-                <m:t>)</m:t>
+                <m:t>B</m:t>
               </m:r>
             </m:oMath>
             <w:r>
@@ -3907,32 +3548,9 @@
                 <w:i w:val="0"/>
                 <w:color w:val="000000"/>
                 <w:sz w:val="19"/>
-              </w:rPr>
-              <w:t>，模型特性补偿与实时状态反馈相结合</w:t>
-            </w:r>
-          </w:p>
-        </w:tc>
-        <w:tc>
-          <w:tcPr>
-            <w:tcW w:type="dxa" w:w="1531"/>
-            <w:vAlign w:val="center"/>
-          </w:tcPr>
-          <w:p>
-            <w:pPr>
-              <w:spacing w:before="40" w:after="40" w:line="288" w:lineRule="auto"/>
-              <w:ind w:firstLine="0"/>
-              <w:jc w:val="left"/>
-            </w:pPr>
-            <w:r/>
-            <w:r>
-              <w:rPr>
-                <w:rFonts w:ascii="Times New Roman" w:hAnsi="Times New Roman" w:cs="Times New Roman" w:eastAsia="宋体"/>
-                <w:b w:val="0"/>
-                <w:i w:val="0"/>
-                <w:color w:val="000000"/>
-                <w:sz w:val="19"/>
-              </w:rPr>
-              <w:t xml:space="preserve">建立八推进器 </w:t>
+                <w:highlight w:val="yellow"/>
+              </w:rPr>
+              <w:t xml:space="preserve">，引入基本推力范围 </w:t>
             </w:r>
             <m:oMath>
               <m:r>
@@ -3943,52 +3561,7 @@
                   <w:rFonts w:ascii="Cambria Math" w:hAnsi="Cambria Math" w:eastAsia="宋体"/>
                   <w:sz w:val="24"/>
                   <w:szCs w:val="24"/>
-                </w:rPr>
-                <m:t>6 × 8</m:t>
-              </m:r>
-            </m:oMath>
-            <w:r>
-              <w:rPr>
-                <w:rFonts w:ascii="Times New Roman" w:hAnsi="Times New Roman" w:cs="Times New Roman" w:eastAsia="宋体"/>
-                <w:b w:val="0"/>
-                <w:i w:val="0"/>
-                <w:color w:val="000000"/>
-                <w:sz w:val="19"/>
-              </w:rPr>
-              <w:t xml:space="preserve"> 控制分配矩阵 </w:t>
-            </w:r>
-            <m:oMath>
-              <m:r>
-                <m:rPr>
-                  <m:sty m:val="bi"/>
-                </m:rPr>
-                <w:rPr>
-                  <w:rFonts w:ascii="Cambria Math" w:hAnsi="Cambria Math" w:eastAsia="宋体"/>
-                  <w:sz w:val="24"/>
-                  <w:szCs w:val="24"/>
-                </w:rPr>
-                <m:t>B</m:t>
-              </m:r>
-            </m:oMath>
-            <w:r>
-              <w:rPr>
-                <w:rFonts w:ascii="Times New Roman" w:hAnsi="Times New Roman" w:cs="Times New Roman" w:eastAsia="宋体"/>
-                <w:b w:val="0"/>
-                <w:i w:val="0"/>
-                <w:color w:val="000000"/>
-                <w:sz w:val="19"/>
-              </w:rPr>
-              <w:t xml:space="preserve">，考虑基本推力输出范围约束 </w:t>
-            </w:r>
-            <m:oMath>
-              <m:r>
-                <m:rPr>
-                  <m:sty m:val="p"/>
-                </m:rPr>
-                <w:rPr>
-                  <w:rFonts w:ascii="Cambria Math" w:hAnsi="Cambria Math" w:eastAsia="宋体"/>
-                  <w:sz w:val="24"/>
-                  <w:szCs w:val="24"/>
+                  <w:highlight w:val="yellow"/>
                 </w:rPr>
                 <m:t>[</m:t>
               </m:r>
@@ -4002,6 +3575,7 @@
                       <w:rFonts w:ascii="Cambria Math" w:hAnsi="Cambria Math" w:eastAsia="宋体"/>
                       <w:sz w:val="24"/>
                       <w:szCs w:val="24"/>
+                      <w:highlight w:val="yellow"/>
                     </w:rPr>
                     <m:t>T</m:t>
                   </m:r>
@@ -4015,6 +3589,7 @@
                       <w:rFonts w:ascii="Cambria Math" w:hAnsi="Cambria Math" w:eastAsia="宋体"/>
                       <w:sz w:val="24"/>
                       <w:szCs w:val="24"/>
+                      <w:highlight w:val="yellow"/>
                     </w:rPr>
                     <m:t>min</m:t>
                   </m:r>
@@ -4028,6 +3603,7 @@
                   <w:rFonts w:ascii="Cambria Math" w:hAnsi="Cambria Math" w:eastAsia="宋体"/>
                   <w:sz w:val="24"/>
                   <w:szCs w:val="24"/>
+                  <w:highlight w:val="yellow"/>
                 </w:rPr>
                 <m:t>, </m:t>
               </m:r>
@@ -4041,6 +3617,7 @@
                       <w:rFonts w:ascii="Cambria Math" w:hAnsi="Cambria Math" w:eastAsia="宋体"/>
                       <w:sz w:val="24"/>
                       <w:szCs w:val="24"/>
+                      <w:highlight w:val="yellow"/>
                     </w:rPr>
                     <m:t>T</m:t>
                   </m:r>
@@ -4054,6 +3631,7 @@
                       <w:rFonts w:ascii="Cambria Math" w:hAnsi="Cambria Math" w:eastAsia="宋体"/>
                       <w:sz w:val="24"/>
                       <w:szCs w:val="24"/>
+                      <w:highlight w:val="yellow"/>
                     </w:rPr>
                     <m:t>max</m:t>
                   </m:r>
@@ -4067,12 +3645,61 @@
                   <w:rFonts w:ascii="Cambria Math" w:hAnsi="Cambria Math" w:eastAsia="宋体"/>
                   <w:sz w:val="24"/>
                   <w:szCs w:val="24"/>
+                  <w:highlight w:val="yellow"/>
                 </w:rPr>
                 <m:t>]</m:t>
               </m:r>
             </m:oMath>
+            <w:r>
+              <w:rPr>
+                <w:rFonts w:ascii="Times New Roman" w:hAnsi="Times New Roman" w:cs="Times New Roman" w:eastAsia="宋体"/>
+                <w:b w:val="0"/>
+                <w:i w:val="0"/>
+                <w:color w:val="000000"/>
+                <w:sz w:val="19"/>
+                <w:highlight w:val="yellow"/>
+              </w:rPr>
+              <w:t xml:space="preserve"> 约束处理策略，并与无约束直接硬截断对比分析分配误差 </w:t>
+            </w:r>
+            <m:oMath>
+              <m:sSub>
+                <m:e>
+                  <m:r>
+                    <m:rPr>
+                      <m:sty m:val="bi"/>
+                    </m:rPr>
+                    <w:rPr>
+                      <w:rFonts w:ascii="Cambria Math" w:hAnsi="Cambria Math" w:eastAsia="宋体"/>
+                      <w:sz w:val="24"/>
+                      <w:szCs w:val="24"/>
+                      <w:highlight w:val="yellow"/>
+                    </w:rPr>
+                    <m:t>e</m:t>
+                  </m:r>
+                </m:e>
+                <m:sub>
+                  <m:r>
+                    <m:rPr>
+                      <m:sty m:val="i"/>
+                    </m:rPr>
+                    <w:rPr>
+                      <w:rFonts w:ascii="Cambria Math" w:hAnsi="Cambria Math" w:eastAsia="宋体"/>
+                      <w:sz w:val="24"/>
+                      <w:szCs w:val="24"/>
+                      <w:highlight w:val="yellow"/>
+                    </w:rPr>
+                    <m:t>τ</m:t>
+                  </m:r>
+                </m:sub>
+              </m:sSub>
+            </m:oMath>
           </w:p>
         </w:tc>
+      </w:tr>
+      <w:tr>
+        <w:trPr>
+          <w:cantSplit/>
+        </w:trPr>
         <w:tc>
           <w:tcPr>
             <w:tcW w:type="dxa" w:w="1474"/>
@@ -4082,24 +3709,25 @@
             <w:pPr>
               <w:spacing w:before="40" w:after="40" w:line="288" w:lineRule="auto"/>
               <w:ind w:firstLine="0"/>
-              <w:jc w:val="left"/>
+              <w:jc w:val="center"/>
             </w:pPr>
             <w:r/>
             <w:r>
               <w:rPr>
                 <w:rFonts w:ascii="Times New Roman" w:hAnsi="Times New Roman" w:cs="Times New Roman" w:eastAsia="宋体"/>
-                <w:b w:val="0"/>
+                <w:b/>
                 <w:i w:val="0"/>
                 <w:color w:val="000000"/>
                 <w:sz w:val="19"/>
-              </w:rPr>
-              <w:t>基于 PX4 架构与 uORB 总线的 SITL 软件在环闭环仿真</w:t>
+                <w:highlight w:val="yellow"/>
+              </w:rPr>
+              <w:t>4. 闭环仿真与系统验证</w:t>
             </w:r>
           </w:p>
         </w:tc>
         <w:tc>
           <w:tcPr>
-            <w:tcW w:type="dxa" w:w="1757"/>
+            <w:tcW w:type="dxa" w:w="2154"/>
             <w:vAlign w:val="center"/>
           </w:tcPr>
           <w:p>
@@ -4116,8 +3744,92 @@
                 <w:i w:val="0"/>
                 <w:color w:val="000000"/>
                 <w:sz w:val="19"/>
-              </w:rPr>
-              <w:t>兼顾物理模型可解释性与状态反馈稳健性，保留具体控制算法横向比选空间，软件架构标准化</w:t>
+                <w:highlight w:val="yellow"/>
+              </w:rPr>
+              <w:t>纯离线数学脚本（如纯 MATLAB/Python）仿真，脱离嵌入式实时多任务调度与异步通信约束，向实机移植重构工作量大</w:t>
+            </w:r>
+          </w:p>
+        </w:tc>
+        <w:tc>
+          <w:tcPr>
+            <w:tcW w:type="dxa" w:w="2438"/>
+            <w:vAlign w:val="center"/>
+          </w:tcPr>
+          <w:p>
+            <w:pPr>
+              <w:spacing w:before="40" w:after="40" w:line="288" w:lineRule="auto"/>
+              <w:ind w:firstLine="0"/>
+              <w:jc w:val="left"/>
+            </w:pPr>
+            <w:r/>
+            <w:r>
+              <w:rPr>
+                <w:rFonts w:ascii="Times New Roman" w:hAnsi="Times New Roman" w:cs="Times New Roman" w:eastAsia="宋体"/>
+                <w:b w:val="0"/>
+                <w:i w:val="0"/>
+                <w:color w:val="000000"/>
+                <w:sz w:val="19"/>
+                <w:highlight w:val="yellow"/>
+              </w:rPr>
+              <w:t xml:space="preserve">基于开源嵌入式飞控软件架构（PX4）与 uORB 异步微消息总线的软件在环（SITL）闭环验证体系 </w:t>
+            </w:r>
+            <w:r>
+              <w:rPr>
+                <w:rFonts w:ascii="Times New Roman" w:hAnsi="Times New Roman" w:cs="Times New Roman" w:eastAsia="宋体"/>
+                <w:b w:val="0"/>
+                <w:i w:val="0"/>
+                <w:color w:val="000000"/>
+                <w:sz w:val="19"/>
+                <w:highlight w:val="yellow"/>
+              </w:rPr>
+              <w:t>[16]</w:t>
+            </w:r>
+            <w:r>
+              <w:rPr>
+                <w:rFonts w:ascii="Times New Roman" w:hAnsi="Times New Roman" w:cs="Times New Roman" w:eastAsia="宋体"/>
+                <w:b w:val="0"/>
+                <w:i w:val="0"/>
+                <w:color w:val="000000"/>
+                <w:sz w:val="19"/>
+                <w:highlight w:val="yellow"/>
+              </w:rPr>
+              <w:t xml:space="preserve">, </w:t>
+            </w:r>
+            <w:r>
+              <w:rPr>
+                <w:rFonts w:ascii="Times New Roman" w:hAnsi="Times New Roman" w:cs="Times New Roman" w:eastAsia="宋体"/>
+                <w:b w:val="0"/>
+                <w:i w:val="0"/>
+                <w:color w:val="000000"/>
+                <w:sz w:val="19"/>
+                <w:highlight w:val="yellow"/>
+              </w:rPr>
+              <w:t>[17]</w:t>
+            </w:r>
+          </w:p>
+        </w:tc>
+        <w:tc>
+          <w:tcPr>
+            <w:tcW w:type="dxa" w:w="2665"/>
+            <w:vAlign w:val="center"/>
+          </w:tcPr>
+          <w:p>
+            <w:pPr>
+              <w:spacing w:before="40" w:after="40" w:line="288" w:lineRule="auto"/>
+              <w:ind w:firstLine="0"/>
+              <w:jc w:val="left"/>
+            </w:pPr>
+            <w:r/>
+            <w:r>
+              <w:rPr>
+                <w:rFonts w:ascii="Times New Roman" w:hAnsi="Times New Roman" w:cs="Times New Roman" w:eastAsia="宋体"/>
+                <w:b w:val="0"/>
+                <w:i w:val="0"/>
+                <w:color w:val="000000"/>
+                <w:sz w:val="19"/>
+                <w:highlight w:val="yellow"/>
+              </w:rPr>
+              <w:t>在 PX4/SITL 环境中集成辨识后的六自由度模型、运动控制模块与八推进器控制分配模块，完成典型运动工况与适量流扰下的闭环性能验证</w:t>
             </w:r>
           </w:p>
         </w:tc>
@@ -4137,49 +3849,9 @@
           <w:i w:val="0"/>
           <w:color w:val="000000"/>
           <w:sz w:val="24"/>
-        </w:rPr>
-        <w:t>综合上述四个领域的研究现状与表 1 对比分析，可以提炼出当前水下无人航行器控制领域的发展趋势与对本课题的关键启示：一是系统研发呈现出机理建模、数据辨识、模型控制、推力分配与飞控闭环仿真全链路协同推进的发展趋势；二是在水下非线性不确定性与流扰背景下，盲目追求结构过于复杂的强自适应或过度拘泥于某一种先验假设严苛的单一算法，容易在实际水流工况下出现鲁棒性不足；稳健且具工程可行性的方法，是以经验证的标称模型为基石，结合系统状态反馈构建通用且弹性的控制律框架，为后续结合实际辨识结果展开方法比选留出充分的方法比选空间与算法拓展余地；三是依托成熟的开源自主系统飞控架构（如 PX4）及其 SITL 软件在环仿真机制，已成为连接理论算法设计与实物水下平台部署的关键工程纽带与验证平台。基于上述启示，本课题确立了</w:t>
-      </w:r>
-      <w:r>
-        <w:rPr>
-          <w:rFonts w:ascii="Times New Roman" w:hAnsi="Times New Roman" w:cs="Times New Roman" w:eastAsia="宋体"/>
-          <w:b w:val="0"/>
-          <w:i w:val="0"/>
-          <w:color w:val="000000"/>
-          <w:sz w:val="24"/>
-        </w:rPr>
-        <w:t>以已有八推进器</w:t>
-      </w:r>
-      <w:r>
-        <w:rPr>
-          <w:rFonts w:ascii="Times New Roman" w:hAnsi="Times New Roman" w:cs="Times New Roman" w:eastAsia="宋体"/>
-          <w:b w:val="0"/>
-          <w:i w:val="0"/>
-          <w:color w:val="000000"/>
-          <w:sz w:val="24"/>
           <w:highlight w:val="yellow"/>
         </w:rPr>
-        <w:t>便携式</w:t>
-      </w:r>
-      <w:r>
-        <w:rPr>
-          <w:rFonts w:ascii="Times New Roman" w:hAnsi="Times New Roman" w:cs="Times New Roman" w:eastAsia="宋体"/>
-          <w:b w:val="0"/>
-          <w:i w:val="0"/>
-          <w:color w:val="000000"/>
-          <w:sz w:val="24"/>
-        </w:rPr>
-        <w:t>水下航行器为对象，系统推进六自由度动力学与推进器建模、基于相关数据的系统辨识与模型验证、基于模型和状态反馈的运动控制设计、八推进器控制分配</w:t>
-      </w:r>
-      <w:r>
-        <w:rPr>
-          <w:rFonts w:ascii="Times New Roman" w:hAnsi="Times New Roman" w:cs="Times New Roman" w:eastAsia="宋体"/>
-          <w:b w:val="0"/>
-          <w:i w:val="0"/>
-          <w:color w:val="000000"/>
-          <w:sz w:val="24"/>
-        </w:rPr>
-        <w:t>以及基于 PX4/SITL 的闭环仿真验证研究，研究目标明确，技术路线清晰可行，具有扎实的学术支撑与良好的工程应用前景。</w:t>
+        <w:t>综合上述四个模块的研究现状与表 1 对比分析，可以提炼出对本课题的关键启示：一是直接套用成熟的六自由度动力学方程框架并做对角化工程简化，利用三维结构数据确定刚体参数，再通过特征动态响应数据拟合未知水动力系数，能够以较低成本获取满足控制器设计与仿真需求的实用化模型；二是针对传统无模型 PID 控制易超调及无约束伪逆硬截断易失真的工程痛点，在控制层引入辨识模型的动态补偿、在分配层引入推进器推力范围约束处理，并保留具体模型控制算法的横向比选余地，兼具性能提升潜力与工程稳健性；三是将动力学模型、运动控制与八推进器控制分配统一集成至 PX4/SITL 软件架构下开展闭环验证，能够有效弥合离线算法设计与嵌入式工程实现之间的鸿沟。</w:t>
       </w:r>
     </w:p>
     <w:p>
@@ -4359,8 +4031,9 @@
           <w:i w:val="0"/>
           <w:color w:val="000000"/>
           <w:sz w:val="24"/>
-        </w:rPr>
-        <w:t>围绕上述研究目标，本课题应完成的主要研究内容与拟解决的关键问题包括以下四个方面：</w:t>
+          <w:highlight w:val="yellow"/>
+        </w:rPr>
+        <w:t>围绕上述预期目标与任务书要求，本课题的主要研究内容划分为以下四个核心模块：</w:t>
       </w:r>
     </w:p>
     <w:p>
@@ -4378,7 +4051,7 @@
           <w:color w:val="000000"/>
           <w:sz w:val="24"/>
         </w:rPr>
-        <w:t>1） 水下航行器动力学与推进器建模：</w:t>
+        <w:t>1） 水下航行器动力学建模与系统辨识：</w:t>
       </w:r>
       <w:r>
         <w:rPr>
@@ -4409,17 +4082,7 @@
           <w:color w:val="000000"/>
           <w:sz w:val="24"/>
         </w:rPr>
-        <w:t>水下航行器平台，梳理其机械构型与推进器三维几何布局</w:t>
-      </w:r>
-      <w:r>
-        <w:rPr>
-          <w:rFonts w:ascii="Times New Roman" w:hAnsi="Times New Roman" w:cs="Times New Roman" w:eastAsia="宋体"/>
-          <w:b w:val="0"/>
-          <w:i w:val="0"/>
-          <w:color w:val="000000"/>
-          <w:sz w:val="24"/>
-        </w:rPr>
-        <w:t>，建立六自由度运动学与非线性动力学模型，系统考虑刚体惯性、水动力附加质量、科氏向心力、线性和二次非线性水动力阻尼以及重浮力恢复力矩等主导物理效应；</w:t>
+        <w:t>水下航行器平台，</w:t>
       </w:r>
       <w:r>
         <w:rPr>
@@ -4430,17 +4093,17 @@
           <w:sz w:val="24"/>
           <w:highlight w:val="yellow"/>
         </w:rPr>
-        <w:t>结合已有平台推进器参数资料，建立单推进器控制输入与推力输出之间的静态映射关系并明确基本推力输出范围</w:t>
-      </w:r>
-      <w:r>
-        <w:rPr>
-          <w:rFonts w:ascii="Times New Roman" w:hAnsi="Times New Roman" w:cs="Times New Roman" w:eastAsia="宋体"/>
-          <w:b w:val="0"/>
-          <w:i w:val="0"/>
-          <w:color w:val="000000"/>
-          <w:sz w:val="24"/>
-        </w:rPr>
-        <w:t>，为系统辨识、控制设计与</w:t>
+        <w:t>套用六自由度运动学与动力学标准方程</w:t>
+      </w:r>
+      <w:r>
+        <w:rPr>
+          <w:rFonts w:ascii="Times New Roman" w:hAnsi="Times New Roman" w:cs="Times New Roman" w:eastAsia="宋体"/>
+          <w:b w:val="0"/>
+          <w:i w:val="0"/>
+          <w:color w:val="000000"/>
+          <w:sz w:val="24"/>
+        </w:rPr>
+        <w:t>，考虑刚体惯性、附加质量、科氏力与向心力、水动力阻尼以及重力与浮力恢复作用等主要动力学因素；</w:t>
       </w:r>
       <w:r>
         <w:rPr>
@@ -4451,17 +4114,7 @@
           <w:sz w:val="24"/>
           <w:highlight w:val="yellow"/>
         </w:rPr>
-        <w:t>推力分配</w:t>
-      </w:r>
-      <w:r>
-        <w:rPr>
-          <w:rFonts w:ascii="Times New Roman" w:hAnsi="Times New Roman" w:cs="Times New Roman" w:eastAsia="宋体"/>
-          <w:b w:val="0"/>
-          <w:i w:val="0"/>
-          <w:color w:val="000000"/>
-          <w:sz w:val="24"/>
-        </w:rPr>
-        <w:t>提供可靠的模型基础。</w:t>
+        <w:t>结合平台三维结构资料确定刚体质量、转动惯量与重浮心位置等先验参数，建立单推进器控制输入到推力输出的静态映射关系并明确基本推力范围。在此基础上，对附加质量与水动力阻尼矩阵做工程对角化简化，明确系统辨识的激励输入、状态输出及所需数据关系，结合平台特征工况（如阶跃推力或自由衰减）动态响应数据，采用最小二乘或曲线拟合方法对关键未知水动力参数进行辨识与修正，并通过代表性动态响应验证模型与数据之间的偏差，得到用于运动控制设计和 PX4/SITL 闭环仿真的航行器动力学模型。</w:t>
       </w:r>
     </w:p>
     <w:p>
@@ -4479,27 +4132,7 @@
           <w:color w:val="000000"/>
           <w:sz w:val="24"/>
         </w:rPr>
-        <w:t>2） 系统辨识与模型验证分析：</w:t>
-      </w:r>
-      <w:r>
-        <w:rPr>
-          <w:rFonts w:ascii="Times New Roman" w:hAnsi="Times New Roman" w:cs="Times New Roman" w:eastAsia="宋体"/>
-          <w:b w:val="0"/>
-          <w:i w:val="0"/>
-          <w:color w:val="000000"/>
-          <w:sz w:val="24"/>
-        </w:rPr>
-        <w:t>在理论动力学模型基础上，分析各自由度动力学方程中未知参数的可辨识性，明确系统辨识的激励输入、状态响应输出及所需数据关系；</w:t>
-      </w:r>
-      <w:r>
-        <w:rPr>
-          <w:rFonts w:ascii="Times New Roman" w:hAnsi="Times New Roman" w:cs="Times New Roman" w:eastAsia="宋体"/>
-          <w:b w:val="0"/>
-          <w:i w:val="0"/>
-          <w:color w:val="000000"/>
-          <w:sz w:val="24"/>
-        </w:rPr>
-        <w:t>结合已有平台</w:t>
+        <w:t>2） 水下航行器运动控制方法研究：</w:t>
       </w:r>
       <w:r>
         <w:rPr>
@@ -4510,27 +4143,7 @@
           <w:sz w:val="24"/>
           <w:highlight w:val="yellow"/>
         </w:rPr>
-        <w:t>结构与质量先验参数及特征工况（如阶跃推力或自由衰减）</w:t>
-      </w:r>
-      <w:r>
-        <w:rPr>
-          <w:rFonts w:ascii="Times New Roman" w:hAnsi="Times New Roman" w:cs="Times New Roman" w:eastAsia="宋体"/>
-          <w:b w:val="0"/>
-          <w:i w:val="0"/>
-          <w:color w:val="000000"/>
-          <w:sz w:val="24"/>
-        </w:rPr>
-        <w:t>动态响应数据开展系统参数辨识，对水动力附加质量与阻尼等关键未知量进行估计与修正</w:t>
-      </w:r>
-      <w:r>
-        <w:rPr>
-          <w:rFonts w:ascii="Times New Roman" w:hAnsi="Times New Roman" w:cs="Times New Roman" w:eastAsia="宋体"/>
-          <w:b w:val="0"/>
-          <w:i w:val="0"/>
-          <w:color w:val="000000"/>
-          <w:sz w:val="24"/>
-        </w:rPr>
-        <w:t>；通过代表性动态响应对比模型输出与测试数据，量化评估模型拟合误差与残差分布，明确标称模型的物理保真度与工程适用范围。</w:t>
+        <w:t>以辨识验证后的航行器动力学模型为基础，针对传统无模型 PID 控制在多自由度耦合与流扰下易超调的局限，结合航行器动力学特性补偿与实时状态误差反馈构建闭环运动控制系统（可根据辨识模型特性灵活采用模型前馈补偿、反馈线性化或增量动态逆等模型控制律），根据参考状态与当前状态之间的误差计算航行器所需的期望广义力和力矩，实现姿态、深度和航向等基本运动状态的稳定闭环控制；以传统无模型 PID 控制为对比基准，选取代表性运动工况分析跟踪性能和动态特性，并考察外部水流扰动对闭环控制性能的影响。</w:t>
       </w:r>
     </w:p>
     <w:p>
@@ -4548,17 +4161,7 @@
           <w:color w:val="000000"/>
           <w:sz w:val="24"/>
         </w:rPr>
-        <w:t>3） 模型运动控制与八推进器控制分配：</w:t>
-      </w:r>
-      <w:r>
-        <w:rPr>
-          <w:rFonts w:ascii="Times New Roman" w:hAnsi="Times New Roman" w:cs="Times New Roman" w:eastAsia="宋体"/>
-          <w:b w:val="0"/>
-          <w:i w:val="0"/>
-          <w:color w:val="000000"/>
-          <w:sz w:val="24"/>
-        </w:rPr>
-        <w:t>以经验证的航行器标称模型为基石，结合动力学已知特性补偿与实时状态反馈构建闭环运动控制律，</w:t>
+        <w:t>3） 八推进器控制分配：</w:t>
       </w:r>
       <w:r>
         <w:rPr>
@@ -4569,27 +4172,7 @@
           <w:sz w:val="24"/>
           <w:highlight w:val="yellow"/>
         </w:rPr>
-        <w:t>支持经典 PID 控制与模型补偿控制算法的多工况横向对比，</w:t>
-      </w:r>
-      <w:r>
-        <w:rPr>
-          <w:rFonts w:ascii="Times New Roman" w:hAnsi="Times New Roman" w:cs="Times New Roman" w:eastAsia="宋体"/>
-          <w:b w:val="0"/>
-          <w:i w:val="0"/>
-          <w:color w:val="000000"/>
-          <w:sz w:val="24"/>
-        </w:rPr>
-        <w:t>输出机体期望的六自由度广义力和力矩，实现姿态、深度和航向等基本运动状态的闭环稳定跟踪，并考察模型不确定性与外部扰动对控制性能的影响；</w:t>
-      </w:r>
-      <w:r>
-        <w:rPr>
-          <w:rFonts w:ascii="Times New Roman" w:hAnsi="Times New Roman" w:cs="Times New Roman" w:eastAsia="宋体"/>
-          <w:b w:val="0"/>
-          <w:i w:val="0"/>
-          <w:color w:val="000000"/>
-          <w:sz w:val="24"/>
-        </w:rPr>
-        <w:t xml:space="preserve">根据已有平台推进器空间安装位置与推力方向矢量构建 </w:t>
+        <w:t xml:space="preserve">根据已有八推进器平台（水平面 4 台矢量倾斜布置、垂直面 4 台垂向对称布置）的推进器安装位置、推力方向及力臂关系，建立各推进器推力与航行器广义力、力矩之间的映射关系及 </w:t>
       </w:r>
       <m:oMath>
         <m:r>
@@ -4600,6 +4183,7 @@
             <w:rFonts w:ascii="Cambria Math" w:hAnsi="Cambria Math" w:eastAsia="宋体"/>
             <w:sz w:val="24"/>
             <w:szCs w:val="24"/>
+            <w:highlight w:val="yellow"/>
           </w:rPr>
           <m:t>6 × 8</m:t>
         </m:r>
@@ -4611,39 +4195,20 @@
           <w:i w:val="0"/>
           <w:color w:val="000000"/>
           <w:sz w:val="24"/>
-        </w:rPr>
-        <w:t xml:space="preserve"> 控制分配矩阵</w:t>
-      </w:r>
-      <w:r>
-        <w:rPr>
-          <w:rFonts w:ascii="Times New Roman" w:hAnsi="Times New Roman" w:cs="Times New Roman" w:eastAsia="宋体"/>
-          <w:b w:val="0"/>
-          <w:i w:val="0"/>
-          <w:color w:val="000000"/>
-          <w:sz w:val="24"/>
-        </w:rPr>
-        <w:t>，系统考虑推进器</w:t>
-      </w:r>
-      <w:r>
-        <w:rPr>
-          <w:rFonts w:ascii="Times New Roman" w:hAnsi="Times New Roman" w:cs="Times New Roman" w:eastAsia="宋体"/>
-          <w:b w:val="0"/>
-          <w:i w:val="0"/>
-          <w:color w:val="000000"/>
-          <w:sz w:val="24"/>
           <w:highlight w:val="yellow"/>
         </w:rPr>
-        <w:t>基本</w:t>
-      </w:r>
-      <w:r>
-        <w:rPr>
-          <w:rFonts w:ascii="Times New Roman" w:hAnsi="Times New Roman" w:cs="Times New Roman" w:eastAsia="宋体"/>
-          <w:b w:val="0"/>
-          <w:i w:val="0"/>
-          <w:color w:val="000000"/>
-          <w:sz w:val="24"/>
-        </w:rPr>
-        <w:t>推力输出范围约束生成各推进器推力指令，量化分析控制分配误差与推力饱和情况。</w:t>
+        <w:t xml:space="preserve"> 控制分配矩阵；</w:t>
+      </w:r>
+      <w:r>
+        <w:rPr>
+          <w:rFonts w:ascii="Times New Roman" w:hAnsi="Times New Roman" w:cs="Times New Roman" w:eastAsia="宋体"/>
+          <w:b w:val="0"/>
+          <w:i w:val="0"/>
+          <w:color w:val="000000"/>
+          <w:sz w:val="24"/>
+          <w:highlight w:val="yellow"/>
+        </w:rPr>
+        <w:t>针对常规无约束伪逆分配在推进器超限时直接硬截断易造成合成力矩方向失真的问题，结合推进器实际输出范围引入推力边界约束处理策略，将运动控制器输出的期望广义力和力矩转换为各推进器推力指令，并与无约束直接硬截断方案对比，结合控制分配误差和各推进器输出饱和情况分析分配效果。</w:t>
       </w:r>
     </w:p>
     <w:p>
@@ -4671,7 +4236,7 @@
           <w:color w:val="000000"/>
           <w:sz w:val="24"/>
         </w:rPr>
-        <w:t>在 PX4/SITL 仿真环境中构建由航行器动力学模型、运动控制模块和八推进器控制分配模块组成的闭环仿真系统，依托 uORB 异步微消息总线完成位姿状态、期望力矩与推进器控制指令的高频实时交互；</w:t>
+        <w:t>在 PX4/SITL 仿真环境中构建由航行器动力学模型、运动控制模块和八推进器控制分配模块组成的闭环仿真系统，通过 uORB 异步消息总线完成必要的状态信息、控制量和推进器指令交互；</w:t>
       </w:r>
       <w:r>
         <w:rPr>
@@ -4682,17 +4247,7 @@
           <w:sz w:val="24"/>
           <w:highlight w:val="yellow"/>
         </w:rPr>
-        <w:t>设置空间定点悬停、姿态稳定、定深控制与定航控制等典型运动工况及适量外部水流扰动条件开展闭环仿真</w:t>
-      </w:r>
-      <w:r>
-        <w:rPr>
-          <w:rFonts w:ascii="Times New Roman" w:hAnsi="Times New Roman" w:cs="Times New Roman" w:eastAsia="宋体"/>
-          <w:b w:val="0"/>
-          <w:i w:val="0"/>
-          <w:color w:val="000000"/>
-          <w:sz w:val="24"/>
-        </w:rPr>
-        <w:t>，综合位置/姿态跟踪误差、动态响应指标及控制分配残差开展系统性定量性能评估。</w:t>
+        <w:t>设置空间定点悬停、姿态稳定、定深控制与定航控制等代表性运动工况及适量外部水流扰动条件，考察闭环系统的动态特性和控制效果，结合位置/姿态跟踪误差、动态响应指标及控制分配误差进行量化性能分析，验证闭环系统的控制效果。</w:t>
       </w:r>
     </w:p>
     <w:p>
@@ -4767,8 +4322,9 @@
           <w:i w:val="0"/>
           <w:color w:val="000000"/>
           <w:sz w:val="24"/>
-        </w:rPr>
-        <w:t>本课题采用理论机理建模、数据驱动参数辨识、基于模型与状态反馈的控制设计、受约束控制分配求解以及软件在环闭环仿真相结合的研究方法，在明确总体技术框架的同时，为各模块具体算法形式的比选与优化留出合理空间：</w:t>
+          <w:highlight w:val="yellow"/>
+        </w:rPr>
+        <w:t>对应上述四个研究模块，本课题拟采取的具体研究方法如下：</w:t>
       </w:r>
     </w:p>
     <w:p>
@@ -4786,7 +4342,7 @@
           <w:color w:val="000000"/>
           <w:sz w:val="24"/>
         </w:rPr>
-        <w:t>1） 六自由度动力学与推进器建模方法：</w:t>
+        <w:t>1） 水下航行器动力学建模与系统辨识方法：</w:t>
       </w:r>
       <w:r>
         <w:rPr>
@@ -5531,7 +5087,18 @@
           <w:color w:val="000000"/>
           <w:sz w:val="24"/>
         </w:rPr>
-        <w:t>。综合刚体动力学与水动力作用，建立六自由度运动学与动力学基本方程：</w:t>
+        <w:t>。</w:t>
+      </w:r>
+      <w:r>
+        <w:rPr>
+          <w:rFonts w:ascii="Times New Roman" w:hAnsi="Times New Roman" w:cs="Times New Roman" w:eastAsia="宋体"/>
+          <w:b w:val="0"/>
+          <w:i w:val="0"/>
+          <w:color w:val="000000"/>
+          <w:sz w:val="24"/>
+          <w:highlight w:val="yellow"/>
+        </w:rPr>
+        <w:t>套用标准六自由度运动学与动力学方程：</w:t>
       </w:r>
     </w:p>
     <w:p>
@@ -6332,7 +5899,7 @@
           <w:color w:val="000000"/>
           <w:sz w:val="24"/>
         </w:rPr>
-        <w:t xml:space="preserve"> 为外部扰动项。同时，</w:t>
+        <w:t xml:space="preserve"> 为外部扰动项。</w:t>
       </w:r>
       <w:r>
         <w:rPr>
@@ -6343,7 +5910,111 @@
           <w:sz w:val="24"/>
           <w:highlight w:val="yellow"/>
         </w:rPr>
-        <w:t xml:space="preserve">结合已有平台推进器参数资料，建立单推进器控制输入到推力输出的静态特性映射关系，明确推进器正向与反向推力的基本输出边界 </w:t>
+        <w:t xml:space="preserve">其中，刚体惯性矩阵 </w:t>
+      </w:r>
+      <m:oMath>
+        <m:sSub>
+          <m:e>
+            <m:r>
+              <m:rPr>
+                <m:sty m:val="bi"/>
+              </m:rPr>
+              <w:rPr>
+                <w:rFonts w:ascii="Cambria Math" w:hAnsi="Cambria Math" w:eastAsia="宋体"/>
+                <w:sz w:val="24"/>
+                <w:szCs w:val="24"/>
+                <w:highlight w:val="yellow"/>
+              </w:rPr>
+              <m:t>M</m:t>
+            </m:r>
+          </m:e>
+          <m:sub>
+            <m:r>
+              <m:rPr>
+                <m:sty m:val="p"/>
+              </m:rPr>
+              <w:rPr>
+                <w:rFonts w:ascii="Cambria Math" w:hAnsi="Cambria Math" w:eastAsia="宋体"/>
+                <w:sz w:val="24"/>
+                <w:szCs w:val="24"/>
+                <w:highlight w:val="yellow"/>
+              </w:rPr>
+              <m:t>RB</m:t>
+            </m:r>
+          </m:sub>
+        </m:sSub>
+      </m:oMath>
+      <w:r>
+        <w:rPr>
+          <w:rFonts w:ascii="Times New Roman" w:hAnsi="Times New Roman" w:cs="Times New Roman" w:eastAsia="宋体"/>
+          <w:b w:val="0"/>
+          <w:i w:val="0"/>
+          <w:color w:val="000000"/>
+          <w:sz w:val="24"/>
+          <w:highlight w:val="yellow"/>
+        </w:rPr>
+        <w:t xml:space="preserve"> 与恢复力矩项 </w:t>
+      </w:r>
+      <m:oMath>
+        <m:r>
+          <m:rPr>
+            <m:sty m:val="bi"/>
+          </m:rPr>
+          <w:rPr>
+            <w:rFonts w:ascii="Cambria Math" w:hAnsi="Cambria Math" w:eastAsia="宋体"/>
+            <w:sz w:val="24"/>
+            <w:szCs w:val="24"/>
+            <w:highlight w:val="yellow"/>
+          </w:rPr>
+          <m:t>g</m:t>
+        </m:r>
+        <m:r>
+          <m:rPr>
+            <m:sty m:val="p"/>
+          </m:rPr>
+          <w:rPr>
+            <w:rFonts w:ascii="Cambria Math" w:hAnsi="Cambria Math" w:eastAsia="宋体"/>
+            <w:sz w:val="24"/>
+            <w:szCs w:val="24"/>
+            <w:highlight w:val="yellow"/>
+          </w:rPr>
+          <m:t>(</m:t>
+        </m:r>
+        <m:r>
+          <m:rPr>
+            <m:sty m:val="bi"/>
+          </m:rPr>
+          <w:rPr>
+            <w:rFonts w:ascii="Cambria Math" w:hAnsi="Cambria Math" w:eastAsia="宋体"/>
+            <w:sz w:val="24"/>
+            <w:szCs w:val="24"/>
+            <w:highlight w:val="yellow"/>
+          </w:rPr>
+          <m:t>η</m:t>
+        </m:r>
+        <m:r>
+          <m:rPr>
+            <m:sty m:val="p"/>
+          </m:rPr>
+          <w:rPr>
+            <w:rFonts w:ascii="Cambria Math" w:hAnsi="Cambria Math" w:eastAsia="宋体"/>
+            <w:sz w:val="24"/>
+            <w:szCs w:val="24"/>
+            <w:highlight w:val="yellow"/>
+          </w:rPr>
+          <m:t>)</m:t>
+        </m:r>
+      </m:oMath>
+      <w:r>
+        <w:rPr>
+          <w:rFonts w:ascii="Times New Roman" w:hAnsi="Times New Roman" w:cs="Times New Roman" w:eastAsia="宋体"/>
+          <w:b w:val="0"/>
+          <w:i w:val="0"/>
+          <w:color w:val="000000"/>
+          <w:sz w:val="24"/>
+          <w:highlight w:val="yellow"/>
+        </w:rPr>
+        <w:t xml:space="preserve"> 由平台三维模型与质量属性直接确定；单推进器采用控制输入到推力输出的静态拟合映射关系，并明确推力上下界 </w:t>
       </w:r>
       <m:oMath>
         <m:r>
@@ -6534,22 +6205,56 @@
       <w:r>
         <w:rPr>
           <w:rFonts w:ascii="Times New Roman" w:hAnsi="Times New Roman" w:cs="Times New Roman" w:eastAsia="宋体"/>
-          <w:b/>
-          <w:i w:val="0"/>
-          <w:color w:val="000000"/>
-          <w:sz w:val="24"/>
-        </w:rPr>
-        <w:t>2） 系统辨识与模型验证方法：</w:t>
-      </w:r>
-      <w:r>
-        <w:rPr>
-          <w:rFonts w:ascii="Times New Roman" w:hAnsi="Times New Roman" w:cs="Times New Roman" w:eastAsia="宋体"/>
-          <w:b w:val="0"/>
-          <w:i w:val="0"/>
-          <w:color w:val="000000"/>
-          <w:sz w:val="24"/>
-        </w:rPr>
-        <w:t xml:space="preserve">结合已有八推进器平台的几何结构与质量参数确定先验已知量，梳理出主导各自由度动态响应的关键未知水动力参数集 </w:t>
+          <w:b w:val="0"/>
+          <w:i w:val="0"/>
+          <w:color w:val="000000"/>
+          <w:sz w:val="24"/>
+          <w:highlight w:val="yellow"/>
+        </w:rPr>
+        <w:t xml:space="preserve">考虑便携式水下航行器低速运动特性与机体对称性，忽略次要的非对角交叉水动力耦合项，将附加质量矩阵 </w:t>
+      </w:r>
+      <m:oMath>
+        <m:sSub>
+          <m:e>
+            <m:r>
+              <m:rPr>
+                <m:sty m:val="bi"/>
+              </m:rPr>
+              <w:rPr>
+                <w:rFonts w:ascii="Cambria Math" w:hAnsi="Cambria Math" w:eastAsia="宋体"/>
+                <w:sz w:val="24"/>
+                <w:szCs w:val="24"/>
+                <w:highlight w:val="yellow"/>
+              </w:rPr>
+              <m:t>M</m:t>
+            </m:r>
+          </m:e>
+          <m:sub>
+            <m:r>
+              <m:rPr>
+                <m:sty m:val="p"/>
+              </m:rPr>
+              <w:rPr>
+                <w:rFonts w:ascii="Cambria Math" w:hAnsi="Cambria Math" w:eastAsia="宋体"/>
+                <w:sz w:val="24"/>
+                <w:szCs w:val="24"/>
+                <w:highlight w:val="yellow"/>
+              </w:rPr>
+              <m:t>A</m:t>
+            </m:r>
+          </m:sub>
+        </m:sSub>
+      </m:oMath>
+      <w:r>
+        <w:rPr>
+          <w:rFonts w:ascii="Times New Roman" w:hAnsi="Times New Roman" w:cs="Times New Roman" w:eastAsia="宋体"/>
+          <w:b w:val="0"/>
+          <w:i w:val="0"/>
+          <w:color w:val="000000"/>
+          <w:sz w:val="24"/>
+          <w:highlight w:val="yellow"/>
+        </w:rPr>
+        <w:t xml:space="preserve"> 及线性、二次水动力阻尼矩阵简化为对角矩阵，提炼出各自由度待辨识的关键未知水动力参数集 </w:t>
       </w:r>
       <m:oMath>
         <m:r>
@@ -6560,6 +6265,7 @@
             <w:rFonts w:ascii="Cambria Math" w:hAnsi="Cambria Math" w:eastAsia="宋体"/>
             <w:sz w:val="24"/>
             <w:szCs w:val="24"/>
+            <w:highlight w:val="yellow"/>
           </w:rPr>
           <m:t>θ</m:t>
         </m:r>
@@ -6571,49 +6277,9 @@
           <w:i w:val="0"/>
           <w:color w:val="000000"/>
           <w:sz w:val="24"/>
-        </w:rPr>
-        <w:t>。</w:t>
-      </w:r>
-      <w:r>
-        <w:rPr>
-          <w:rFonts w:ascii="Times New Roman" w:hAnsi="Times New Roman" w:cs="Times New Roman" w:eastAsia="宋体"/>
-          <w:b w:val="0"/>
-          <w:i w:val="0"/>
-          <w:color w:val="000000"/>
-          <w:sz w:val="24"/>
-        </w:rPr>
-        <w:t>根据动力学方程构造激励输入（推进器推力或广义控制力）与状态输出（线速度、角速度、姿态、深度等动态响应）之间的参数化辨识关系，</w:t>
-      </w:r>
-      <w:r>
-        <w:rPr>
-          <w:rFonts w:ascii="Times New Roman" w:hAnsi="Times New Roman" w:cs="Times New Roman" w:eastAsia="宋体"/>
-          <w:b w:val="0"/>
-          <w:i w:val="0"/>
-          <w:color w:val="000000"/>
-          <w:sz w:val="24"/>
-        </w:rPr>
-        <w:t>利用平台参数资料及</w:t>
-      </w:r>
-      <w:r>
-        <w:rPr>
-          <w:rFonts w:ascii="Times New Roman" w:hAnsi="Times New Roman" w:cs="Times New Roman" w:eastAsia="宋体"/>
-          <w:b w:val="0"/>
-          <w:i w:val="0"/>
-          <w:color w:val="000000"/>
-          <w:sz w:val="24"/>
           <w:highlight w:val="yellow"/>
         </w:rPr>
-        <w:t>特征工况</w:t>
-      </w:r>
-      <w:r>
-        <w:rPr>
-          <w:rFonts w:ascii="Times New Roman" w:hAnsi="Times New Roman" w:cs="Times New Roman" w:eastAsia="宋体"/>
-          <w:b w:val="0"/>
-          <w:i w:val="0"/>
-          <w:color w:val="000000"/>
-          <w:sz w:val="24"/>
-        </w:rPr>
-        <w:t xml:space="preserve">动态响应数据对未知参数 </w:t>
+        <w:t xml:space="preserve">。在单自由度特征激励（如阶跃推力或自由衰减）下，将式 (1) 整理为关于未知参数 </w:t>
       </w:r>
       <m:oMath>
         <m:r>
@@ -6624,6 +6290,7 @@
             <w:rFonts w:ascii="Cambria Math" w:hAnsi="Cambria Math" w:eastAsia="宋体"/>
             <w:sz w:val="24"/>
             <w:szCs w:val="24"/>
+            <w:highlight w:val="yellow"/>
           </w:rPr>
           <m:t>θ</m:t>
         </m:r>
@@ -6635,18 +6302,34 @@
           <w:i w:val="0"/>
           <w:color w:val="000000"/>
           <w:sz w:val="24"/>
-        </w:rPr>
-        <w:t xml:space="preserve"> 进行参数估计与修正。</w:t>
-      </w:r>
-      <w:r>
-        <w:rPr>
-          <w:rFonts w:ascii="Times New Roman" w:hAnsi="Times New Roman" w:cs="Times New Roman" w:eastAsia="宋体"/>
-          <w:b w:val="0"/>
-          <w:i w:val="0"/>
-          <w:color w:val="000000"/>
-          <w:sz w:val="24"/>
-        </w:rPr>
-        <w:t xml:space="preserve">随后，通过代表性动态响应对比模型输出与相关数据，定量评估模型偏差并明确模型适用范围，获得经验证的标称模型 </w:t>
+          <w:highlight w:val="yellow"/>
+        </w:rPr>
+        <w:t xml:space="preserve"> 的参数化辨识方程，利用推力输入与状态响应数据通过最小二乘法或非线性最小二乘曲线拟合求解参数集 </w:t>
+      </w:r>
+      <m:oMath>
+        <m:r>
+          <m:rPr>
+            <m:sty m:val="bi"/>
+          </m:rPr>
+          <w:rPr>
+            <w:rFonts w:ascii="Cambria Math" w:hAnsi="Cambria Math" w:eastAsia="宋体"/>
+            <w:sz w:val="24"/>
+            <w:szCs w:val="24"/>
+            <w:highlight w:val="yellow"/>
+          </w:rPr>
+          <m:t>θ</m:t>
+        </m:r>
+      </m:oMath>
+      <w:r>
+        <w:rPr>
+          <w:rFonts w:ascii="Times New Roman" w:hAnsi="Times New Roman" w:cs="Times New Roman" w:eastAsia="宋体"/>
+          <w:b w:val="0"/>
+          <w:i w:val="0"/>
+          <w:color w:val="000000"/>
+          <w:sz w:val="24"/>
+          <w:highlight w:val="yellow"/>
+        </w:rPr>
+        <w:t xml:space="preserve">；随后将辨识参数代回六自由度模型，对比模型仿真输出与验证数据的响应曲线偏差，获得经验证的航行器动力学模型 </w:t>
       </w:r>
       <m:oMath>
         <m:r>
@@ -6657,6 +6340,7 @@
             <w:rFonts w:ascii="Cambria Math" w:hAnsi="Cambria Math" w:eastAsia="宋体"/>
             <w:sz w:val="24"/>
             <w:szCs w:val="24"/>
+            <w:highlight w:val="yellow"/>
           </w:rPr>
           <m:t>(</m:t>
         </m:r>
@@ -6673,6 +6357,7 @@
                 <w:rFonts w:ascii="Cambria Math" w:hAnsi="Cambria Math" w:eastAsia="宋体"/>
                 <w:sz w:val="24"/>
                 <w:szCs w:val="24"/>
+                <w:highlight w:val="yellow"/>
               </w:rPr>
               <m:t>M</m:t>
             </m:r>
@@ -6686,6 +6371,7 @@
             <w:rFonts w:ascii="Cambria Math" w:hAnsi="Cambria Math" w:eastAsia="宋体"/>
             <w:sz w:val="24"/>
             <w:szCs w:val="24"/>
+            <w:highlight w:val="yellow"/>
           </w:rPr>
           <m:t>, </m:t>
         </m:r>
@@ -6702,6 +6388,7 @@
                 <w:rFonts w:ascii="Cambria Math" w:hAnsi="Cambria Math" w:eastAsia="宋体"/>
                 <w:sz w:val="24"/>
                 <w:szCs w:val="24"/>
+                <w:highlight w:val="yellow"/>
               </w:rPr>
               <m:t>C</m:t>
             </m:r>
@@ -6715,6 +6402,7 @@
             <w:rFonts w:ascii="Cambria Math" w:hAnsi="Cambria Math" w:eastAsia="宋体"/>
             <w:sz w:val="24"/>
             <w:szCs w:val="24"/>
+            <w:highlight w:val="yellow"/>
           </w:rPr>
           <m:t>, </m:t>
         </m:r>
@@ -6731,6 +6419,7 @@
                 <w:rFonts w:ascii="Cambria Math" w:hAnsi="Cambria Math" w:eastAsia="宋体"/>
                 <w:sz w:val="24"/>
                 <w:szCs w:val="24"/>
+                <w:highlight w:val="yellow"/>
               </w:rPr>
               <m:t>D</m:t>
             </m:r>
@@ -6744,6 +6433,7 @@
             <w:rFonts w:ascii="Cambria Math" w:hAnsi="Cambria Math" w:eastAsia="宋体"/>
             <w:sz w:val="24"/>
             <w:szCs w:val="24"/>
+            <w:highlight w:val="yellow"/>
           </w:rPr>
           <m:t>, </m:t>
         </m:r>
@@ -6760,6 +6450,7 @@
                 <w:rFonts w:ascii="Cambria Math" w:hAnsi="Cambria Math" w:eastAsia="宋体"/>
                 <w:sz w:val="24"/>
                 <w:szCs w:val="24"/>
+                <w:highlight w:val="yellow"/>
               </w:rPr>
               <m:t>g</m:t>
             </m:r>
@@ -6773,6 +6464,7 @@
             <w:rFonts w:ascii="Cambria Math" w:hAnsi="Cambria Math" w:eastAsia="宋体"/>
             <w:sz w:val="24"/>
             <w:szCs w:val="24"/>
+            <w:highlight w:val="yellow"/>
           </w:rPr>
           <m:t>)</m:t>
         </m:r>
@@ -6784,6 +6476,7 @@
           <w:i w:val="0"/>
           <w:color w:val="000000"/>
           <w:sz w:val="24"/>
+          <w:highlight w:val="yellow"/>
         </w:rPr>
         <w:t>。</w:t>
       </w:r>
@@ -6803,17 +6496,28 @@
           <w:color w:val="000000"/>
           <w:sz w:val="24"/>
         </w:rPr>
-        <w:t>3） 基于模型与状态反馈的闭环运动控制方法：</w:t>
-      </w:r>
-      <w:r>
-        <w:rPr>
-          <w:rFonts w:ascii="Times New Roman" w:hAnsi="Times New Roman" w:cs="Times New Roman" w:eastAsia="宋体"/>
-          <w:b w:val="0"/>
-          <w:i w:val="0"/>
-          <w:color w:val="000000"/>
-          <w:sz w:val="24"/>
-        </w:rPr>
-        <w:t xml:space="preserve">以经验证的航行器标称模型为基础，设参考运动状态为 </w:t>
+        <w:t>2） 基于模型与状态反馈的闭环运动控制方法：</w:t>
+      </w:r>
+      <w:r>
+        <w:rPr>
+          <w:rFonts w:ascii="Times New Roman" w:hAnsi="Times New Roman" w:cs="Times New Roman" w:eastAsia="宋体"/>
+          <w:b w:val="0"/>
+          <w:i w:val="0"/>
+          <w:color w:val="000000"/>
+          <w:sz w:val="24"/>
+          <w:highlight w:val="yellow"/>
+        </w:rPr>
+        <w:t>以辨识验证后的航行器动力学模型为基础</w:t>
+      </w:r>
+      <w:r>
+        <w:rPr>
+          <w:rFonts w:ascii="Times New Roman" w:hAnsi="Times New Roman" w:cs="Times New Roman" w:eastAsia="宋体"/>
+          <w:b w:val="0"/>
+          <w:i w:val="0"/>
+          <w:color w:val="000000"/>
+          <w:sz w:val="24"/>
+        </w:rPr>
+        <w:t xml:space="preserve">，设参考运动状态为 </w:t>
       </w:r>
       <m:oMath>
         <m:sSub>
@@ -7095,124 +6799,18 @@
           <w:color w:val="000000"/>
           <w:sz w:val="24"/>
         </w:rPr>
-        <w:t>。结合标称模型信息（</w:t>
-      </w:r>
-      <m:oMath>
-        <m:acc>
-          <m:accPr>
-            <m:chr m:val="̂"/>
-          </m:accPr>
-          <m:e>
-            <m:r>
-              <m:rPr>
-                <m:sty m:val="bi"/>
-              </m:rPr>
-              <w:rPr>
-                <w:rFonts w:ascii="Cambria Math" w:hAnsi="Cambria Math" w:eastAsia="宋体"/>
-                <w:sz w:val="24"/>
-                <w:szCs w:val="24"/>
-              </w:rPr>
-              <m:t>M</m:t>
-            </m:r>
-          </m:e>
-        </m:acc>
-        <m:r>
-          <m:rPr>
-            <m:sty m:val="p"/>
-          </m:rPr>
-          <w:rPr>
-            <w:rFonts w:ascii="Cambria Math" w:hAnsi="Cambria Math" w:eastAsia="宋体"/>
-            <w:sz w:val="24"/>
-            <w:szCs w:val="24"/>
-          </w:rPr>
-          <m:t>, </m:t>
-        </m:r>
-        <m:acc>
-          <m:accPr>
-            <m:chr m:val="̂"/>
-          </m:accPr>
-          <m:e>
-            <m:r>
-              <m:rPr>
-                <m:sty m:val="bi"/>
-              </m:rPr>
-              <w:rPr>
-                <w:rFonts w:ascii="Cambria Math" w:hAnsi="Cambria Math" w:eastAsia="宋体"/>
-                <w:sz w:val="24"/>
-                <w:szCs w:val="24"/>
-              </w:rPr>
-              <m:t>C</m:t>
-            </m:r>
-          </m:e>
-        </m:acc>
-        <m:r>
-          <m:rPr>
-            <m:sty m:val="p"/>
-          </m:rPr>
-          <w:rPr>
-            <w:rFonts w:ascii="Cambria Math" w:hAnsi="Cambria Math" w:eastAsia="宋体"/>
-            <w:sz w:val="24"/>
-            <w:szCs w:val="24"/>
-          </w:rPr>
-          <m:t>, </m:t>
-        </m:r>
-        <m:acc>
-          <m:accPr>
-            <m:chr m:val="̂"/>
-          </m:accPr>
-          <m:e>
-            <m:r>
-              <m:rPr>
-                <m:sty m:val="bi"/>
-              </m:rPr>
-              <w:rPr>
-                <w:rFonts w:ascii="Cambria Math" w:hAnsi="Cambria Math" w:eastAsia="宋体"/>
-                <w:sz w:val="24"/>
-                <w:szCs w:val="24"/>
-              </w:rPr>
-              <m:t>D</m:t>
-            </m:r>
-          </m:e>
-        </m:acc>
-        <m:r>
-          <m:rPr>
-            <m:sty m:val="p"/>
-          </m:rPr>
-          <w:rPr>
-            <w:rFonts w:ascii="Cambria Math" w:hAnsi="Cambria Math" w:eastAsia="宋体"/>
-            <w:sz w:val="24"/>
-            <w:szCs w:val="24"/>
-          </w:rPr>
-          <m:t>, </m:t>
-        </m:r>
-        <m:acc>
-          <m:accPr>
-            <m:chr m:val="̂"/>
-          </m:accPr>
-          <m:e>
-            <m:r>
-              <m:rPr>
-                <m:sty m:val="bi"/>
-              </m:rPr>
-              <w:rPr>
-                <w:rFonts w:ascii="Cambria Math" w:hAnsi="Cambria Math" w:eastAsia="宋体"/>
-                <w:sz w:val="24"/>
-                <w:szCs w:val="24"/>
-              </w:rPr>
-              <m:t>g</m:t>
-            </m:r>
-          </m:e>
-        </m:acc>
-      </m:oMath>
-      <w:r>
-        <w:rPr>
-          <w:rFonts w:ascii="Times New Roman" w:hAnsi="Times New Roman" w:cs="Times New Roman" w:eastAsia="宋体"/>
-          <w:b w:val="0"/>
-          <w:i w:val="0"/>
-          <w:color w:val="000000"/>
-          <w:sz w:val="24"/>
-        </w:rPr>
-        <w:t xml:space="preserve">）与实时状态反馈，设计闭环运动控制律计算期望广义力和力矩 </w:t>
+        <w:t>。</w:t>
+      </w:r>
+      <w:r>
+        <w:rPr>
+          <w:rFonts w:ascii="Times New Roman" w:hAnsi="Times New Roman" w:cs="Times New Roman" w:eastAsia="宋体"/>
+          <w:b w:val="0"/>
+          <w:i w:val="0"/>
+          <w:color w:val="000000"/>
+          <w:sz w:val="24"/>
+          <w:highlight w:val="yellow"/>
+        </w:rPr>
+        <w:t xml:space="preserve">采用“动力学模型特性补偿 + 实时状态误差反馈”的复合闭环控制思路计算期望广义力和力矩 </w:t>
       </w:r>
       <m:oMath>
         <m:sSub>
@@ -7225,6 +6823,7 @@
                 <w:rFonts w:ascii="Cambria Math" w:hAnsi="Cambria Math" w:eastAsia="宋体"/>
                 <w:sz w:val="24"/>
                 <w:szCs w:val="24"/>
+                <w:highlight w:val="yellow"/>
               </w:rPr>
               <m:t>τ</m:t>
             </m:r>
@@ -7238,6 +6837,7 @@
                 <w:rFonts w:ascii="Cambria Math" w:hAnsi="Cambria Math" w:eastAsia="宋体"/>
                 <w:sz w:val="24"/>
                 <w:szCs w:val="24"/>
+                <w:highlight w:val="yellow"/>
               </w:rPr>
               <m:t>c</m:t>
             </m:r>
@@ -7251,6 +6851,7 @@
             <w:rFonts w:ascii="Cambria Math" w:hAnsi="Cambria Math" w:eastAsia="宋体"/>
             <w:sz w:val="24"/>
             <w:szCs w:val="24"/>
+            <w:highlight w:val="yellow"/>
           </w:rPr>
           <m:t> ∈ </m:t>
         </m:r>
@@ -7264,6 +6865,7 @@
                 <w:rFonts w:ascii="Cambria Math" w:hAnsi="Cambria Math" w:eastAsia="宋体"/>
                 <w:sz w:val="24"/>
                 <w:szCs w:val="24"/>
+                <w:highlight w:val="yellow"/>
               </w:rPr>
               <m:t>ℝ</m:t>
             </m:r>
@@ -7277,6 +6879,7 @@
                 <w:rFonts w:ascii="Cambria Math" w:hAnsi="Cambria Math" w:eastAsia="宋体"/>
                 <w:sz w:val="24"/>
                 <w:szCs w:val="24"/>
+                <w:highlight w:val="yellow"/>
               </w:rPr>
               <m:t>6</m:t>
             </m:r>
@@ -7290,6 +6893,7 @@
           <w:i w:val="0"/>
           <w:color w:val="000000"/>
           <w:sz w:val="24"/>
+          <w:highlight w:val="yellow"/>
         </w:rPr>
         <w:t>：</w:t>
       </w:r>
@@ -7753,8 +7357,9 @@
           <w:i w:val="0"/>
           <w:color w:val="000000"/>
           <w:sz w:val="24"/>
-        </w:rPr>
-        <w:t xml:space="preserve">该通用结构将基于航行器模型的动态特性补偿项 </w:t>
+          <w:highlight w:val="yellow"/>
+        </w:rPr>
+        <w:t>式中，</w:t>
       </w:r>
       <m:oMath>
         <m:sSub>
@@ -7767,6 +7372,7 @@
                 <w:rFonts w:ascii="Cambria Math" w:hAnsi="Cambria Math" w:eastAsia="宋体"/>
                 <w:sz w:val="24"/>
                 <w:szCs w:val="24"/>
+                <w:highlight w:val="yellow"/>
               </w:rPr>
               <m:t>F</m:t>
             </m:r>
@@ -7780,6 +7386,7 @@
                 <w:rFonts w:ascii="Cambria Math" w:hAnsi="Cambria Math" w:eastAsia="宋体"/>
                 <w:sz w:val="24"/>
                 <w:szCs w:val="24"/>
+                <w:highlight w:val="yellow"/>
               </w:rPr>
               <m:t>model</m:t>
             </m:r>
@@ -7793,6 +7400,7 @@
             <w:rFonts w:ascii="Cambria Math" w:hAnsi="Cambria Math" w:eastAsia="宋体"/>
             <w:sz w:val="24"/>
             <w:szCs w:val="24"/>
+            <w:highlight w:val="yellow"/>
           </w:rPr>
           <m:t>(·)</m:t>
         </m:r>
@@ -7804,8 +7412,9 @@
           <w:i w:val="0"/>
           <w:color w:val="000000"/>
           <w:sz w:val="24"/>
-        </w:rPr>
-        <w:t xml:space="preserve"> 与基于状态误差的反馈控制项 </w:t>
+          <w:highlight w:val="yellow"/>
+        </w:rPr>
+        <w:t xml:space="preserve"> 为基于辨识动力学模型计算的已知动态特性补偿项（用于前馈抵消重浮力恢复力矩、主导水动力阻尼或惯性耦合效应），</w:t>
       </w:r>
       <m:oMath>
         <m:sSub>
@@ -7818,6 +7427,7 @@
                 <w:rFonts w:ascii="Cambria Math" w:hAnsi="Cambria Math" w:eastAsia="宋体"/>
                 <w:sz w:val="24"/>
                 <w:szCs w:val="24"/>
+                <w:highlight w:val="yellow"/>
               </w:rPr>
               <m:t>F</m:t>
             </m:r>
@@ -7831,6 +7441,7 @@
                 <w:rFonts w:ascii="Cambria Math" w:hAnsi="Cambria Math" w:eastAsia="宋体"/>
                 <w:sz w:val="24"/>
                 <w:szCs w:val="24"/>
+                <w:highlight w:val="yellow"/>
               </w:rPr>
               <m:t>fb</m:t>
             </m:r>
@@ -7844,6 +7455,7 @@
             <w:rFonts w:ascii="Cambria Math" w:hAnsi="Cambria Math" w:eastAsia="宋体"/>
             <w:sz w:val="24"/>
             <w:szCs w:val="24"/>
+            <w:highlight w:val="yellow"/>
           </w:rPr>
           <m:t>(·)</m:t>
         </m:r>
@@ -7855,30 +7467,66 @@
           <w:i w:val="0"/>
           <w:color w:val="000000"/>
           <w:sz w:val="24"/>
-        </w:rPr>
-        <w:t xml:space="preserve"> 相结合，可根据后续模型验证结果与控制需求灵活设计具体的</w:t>
-      </w:r>
-      <w:r>
-        <w:rPr>
-          <w:rFonts w:ascii="Times New Roman" w:hAnsi="Times New Roman" w:cs="Times New Roman" w:eastAsia="宋体"/>
-          <w:b w:val="0"/>
-          <w:i w:val="0"/>
-          <w:color w:val="000000"/>
-          <w:sz w:val="24"/>
           <w:highlight w:val="yellow"/>
         </w:rPr>
-        <w:t>经典 PID、</w:t>
-      </w:r>
-      <w:r>
-        <w:rPr>
-          <w:rFonts w:ascii="Times New Roman" w:hAnsi="Times New Roman" w:cs="Times New Roman" w:eastAsia="宋体"/>
-          <w:b w:val="0"/>
-          <w:i w:val="0"/>
-          <w:color w:val="000000"/>
-          <w:sz w:val="24"/>
-        </w:rPr>
-        <w:t>模型前馈补偿、反馈线性化或增量动态逆</w:t>
-      </w:r>
+        <w:t xml:space="preserve"> 为基于状态误差的闭环反馈控制项。该设计思路不将控制器锁死于单一固定算法，可根据辨识模型的准确度与控制需求灵活设计具体的模型前馈补偿、反馈线性化或增量动态逆等模型控制形式，并以传统无模型 PID 控制（即 </w:t>
+      </w:r>
+      <m:oMath>
+        <m:sSub>
+          <m:e>
+            <m:r>
+              <m:rPr>
+                <m:sty m:val="bi"/>
+              </m:rPr>
+              <w:rPr>
+                <w:rFonts w:ascii="Cambria Math" w:hAnsi="Cambria Math" w:eastAsia="宋体"/>
+                <w:sz w:val="24"/>
+                <w:szCs w:val="24"/>
+                <w:highlight w:val="yellow"/>
+              </w:rPr>
+              <m:t>F</m:t>
+            </m:r>
+          </m:e>
+          <m:sub>
+            <m:r>
+              <m:rPr>
+                <m:sty m:val="p"/>
+              </m:rPr>
+              <w:rPr>
+                <w:rFonts w:ascii="Cambria Math" w:hAnsi="Cambria Math" w:eastAsia="宋体"/>
+                <w:sz w:val="24"/>
+                <w:szCs w:val="24"/>
+                <w:highlight w:val="yellow"/>
+              </w:rPr>
+              <m:t>model</m:t>
+            </m:r>
+          </m:sub>
+        </m:sSub>
+        <m:r>
+          <m:rPr>
+            <m:sty m:val="p"/>
+          </m:rPr>
+          <w:rPr>
+            <w:rFonts w:ascii="Cambria Math" w:hAnsi="Cambria Math" w:eastAsia="宋体"/>
+            <w:sz w:val="24"/>
+            <w:szCs w:val="24"/>
+            <w:highlight w:val="yellow"/>
+          </w:rPr>
+          <m:t>(·) = </m:t>
+        </m:r>
+        <m:r>
+          <m:rPr>
+            <m:sty m:val="bi"/>
+          </m:rPr>
+          <w:rPr>
+            <w:rFonts w:ascii="Cambria Math" w:hAnsi="Cambria Math" w:eastAsia="宋体"/>
+            <w:sz w:val="24"/>
+            <w:szCs w:val="24"/>
+            <w:highlight w:val="yellow"/>
+          </w:rPr>
+          <m:t>0</m:t>
+        </m:r>
+      </m:oMath>
       <w:r>
         <w:rPr>
           <w:rFonts w:ascii="Times New Roman" w:hAnsi="Times New Roman" w:cs="Times New Roman" w:eastAsia="宋体"/>
@@ -7888,17 +7536,7 @@
           <w:sz w:val="24"/>
           <w:highlight w:val="yellow"/>
         </w:rPr>
-        <w:t>控制</w:t>
-      </w:r>
-      <w:r>
-        <w:rPr>
-          <w:rFonts w:ascii="Times New Roman" w:hAnsi="Times New Roman" w:cs="Times New Roman" w:eastAsia="宋体"/>
-          <w:b w:val="0"/>
-          <w:i w:val="0"/>
-          <w:color w:val="000000"/>
-          <w:sz w:val="24"/>
-        </w:rPr>
-        <w:t>形式，开展多工况对比与鲁棒性分析。</w:t>
+        <w:t>）作为对比基准，开展多工况跟踪与抗流扰性能对比分析。</w:t>
       </w:r>
     </w:p>
     <w:p>
@@ -7916,7 +7554,7 @@
           <w:color w:val="000000"/>
           <w:sz w:val="24"/>
         </w:rPr>
-        <w:t>4） 八推进器控制分配方法：</w:t>
+        <w:t>3） 八推进器控制分配方法：</w:t>
       </w:r>
       <w:r>
         <w:rPr>
@@ -9121,8 +8759,9 @@
           <w:i w:val="0"/>
           <w:color w:val="000000"/>
           <w:sz w:val="24"/>
-        </w:rPr>
-        <w:t xml:space="preserve">通过对比无约束广义逆基准与考虑推力上下限 </w:t>
+          <w:highlight w:val="yellow"/>
+        </w:rPr>
+        <w:t xml:space="preserve">在基础广义逆/加权伪逆求解框架上，引入推进器推力范围 </w:t>
       </w:r>
       <m:oMath>
         <m:r>
@@ -9133,6 +8772,7 @@
             <w:rFonts w:ascii="Cambria Math" w:hAnsi="Cambria Math" w:eastAsia="宋体"/>
             <w:sz w:val="24"/>
             <w:szCs w:val="24"/>
+            <w:highlight w:val="yellow"/>
           </w:rPr>
           <m:t>[</m:t>
         </m:r>
@@ -9146,6 +8786,7 @@
                 <w:rFonts w:ascii="Cambria Math" w:hAnsi="Cambria Math" w:eastAsia="宋体"/>
                 <w:sz w:val="24"/>
                 <w:szCs w:val="24"/>
+                <w:highlight w:val="yellow"/>
               </w:rPr>
               <m:t>T</m:t>
             </m:r>
@@ -9159,6 +8800,7 @@
                 <w:rFonts w:ascii="Cambria Math" w:hAnsi="Cambria Math" w:eastAsia="宋体"/>
                 <w:sz w:val="24"/>
                 <w:szCs w:val="24"/>
+                <w:highlight w:val="yellow"/>
               </w:rPr>
               <m:t>min</m:t>
             </m:r>
@@ -9172,6 +8814,7 @@
             <w:rFonts w:ascii="Cambria Math" w:hAnsi="Cambria Math" w:eastAsia="宋体"/>
             <w:sz w:val="24"/>
             <w:szCs w:val="24"/>
+            <w:highlight w:val="yellow"/>
           </w:rPr>
           <m:t>, </m:t>
         </m:r>
@@ -9185,6 +8828,7 @@
                 <w:rFonts w:ascii="Cambria Math" w:hAnsi="Cambria Math" w:eastAsia="宋体"/>
                 <w:sz w:val="24"/>
                 <w:szCs w:val="24"/>
+                <w:highlight w:val="yellow"/>
               </w:rPr>
               <m:t>T</m:t>
             </m:r>
@@ -9198,6 +8842,7 @@
                 <w:rFonts w:ascii="Cambria Math" w:hAnsi="Cambria Math" w:eastAsia="宋体"/>
                 <w:sz w:val="24"/>
                 <w:szCs w:val="24"/>
+                <w:highlight w:val="yellow"/>
               </w:rPr>
               <m:t>max</m:t>
             </m:r>
@@ -9211,6 +8856,7 @@
             <w:rFonts w:ascii="Cambria Math" w:hAnsi="Cambria Math" w:eastAsia="宋体"/>
             <w:sz w:val="24"/>
             <w:szCs w:val="24"/>
+            <w:highlight w:val="yellow"/>
           </w:rPr>
           <m:t>]</m:t>
         </m:r>
@@ -9222,8 +8868,9 @@
           <w:i w:val="0"/>
           <w:color w:val="000000"/>
           <w:sz w:val="24"/>
-        </w:rPr>
-        <w:t xml:space="preserve"> 的有界控制分配方法，量化分析控制分配残差 </w:t>
+          <w:highlight w:val="yellow"/>
+        </w:rPr>
+        <w:t xml:space="preserve"> 约束处理策略（如保方向比例缩放、饱和自由度再分配或有界优化求解），抑制推进器超限引起的合成力矩方向畸变；通过与无约束伪逆直接硬截断基准进行对比，量化分析控制分配残差 </w:t>
       </w:r>
       <m:oMath>
         <m:sSub>
@@ -9236,6 +8883,7 @@
                 <w:rFonts w:ascii="Cambria Math" w:hAnsi="Cambria Math" w:eastAsia="宋体"/>
                 <w:sz w:val="24"/>
                 <w:szCs w:val="24"/>
+                <w:highlight w:val="yellow"/>
               </w:rPr>
               <m:t>e</m:t>
             </m:r>
@@ -9249,6 +8897,7 @@
                 <w:rFonts w:ascii="Cambria Math" w:hAnsi="Cambria Math" w:eastAsia="宋体"/>
                 <w:sz w:val="24"/>
                 <w:szCs w:val="24"/>
+                <w:highlight w:val="yellow"/>
               </w:rPr>
               <m:t>τ</m:t>
             </m:r>
@@ -9262,8 +8911,9 @@
           <w:i w:val="0"/>
           <w:color w:val="000000"/>
           <w:sz w:val="24"/>
-        </w:rPr>
-        <w:t xml:space="preserve"> 与各推进器推力输出饱和情况。</w:t>
+          <w:highlight w:val="yellow"/>
+        </w:rPr>
+        <w:t xml:space="preserve"> 与各推进器推力饱和情况，再结合单推进器静态推力映射转换为执行机构控制输入。</w:t>
       </w:r>
     </w:p>
     <w:p>
@@ -9281,17 +8931,38 @@
           <w:color w:val="000000"/>
           <w:sz w:val="24"/>
         </w:rPr>
-        <w:t>5） PX4/SITL闭环仿真验证方法：</w:t>
-      </w:r>
-      <w:r>
-        <w:rPr>
-          <w:rFonts w:ascii="Times New Roman" w:hAnsi="Times New Roman" w:cs="Times New Roman" w:eastAsia="宋体"/>
-          <w:b w:val="0"/>
-          <w:i w:val="0"/>
-          <w:color w:val="000000"/>
-          <w:sz w:val="24"/>
-        </w:rPr>
-        <w:t xml:space="preserve">利用PX4模块化软件架构与uORB发布/订阅消息机制，在SITL环境中将辨识验证后的水下航行器动力学模型、运动控制模块与八推进器控制分配模块集成为闭环系统，设置姿态、深度、航向等典型运动工况及适量外部扰动条件开展闭环仿真，综合跟踪误差 </w:t>
+        <w:t>4） PX4/SITL闭环仿真验证方法：</w:t>
+      </w:r>
+      <w:r>
+        <w:rPr>
+          <w:rFonts w:ascii="Times New Roman" w:hAnsi="Times New Roman" w:cs="Times New Roman" w:eastAsia="宋体"/>
+          <w:b w:val="0"/>
+          <w:i w:val="0"/>
+          <w:color w:val="000000"/>
+          <w:sz w:val="24"/>
+        </w:rPr>
+        <w:t>利用PX4模块化软件架构与uORB发布/订阅消息机制，在SITL环境中将辨识验证后的水下航行器动力学模型、运动控制模块与八推进器控制分配模块集成为闭环系统，</w:t>
+      </w:r>
+      <w:r>
+        <w:rPr>
+          <w:rFonts w:ascii="Times New Roman" w:hAnsi="Times New Roman" w:cs="Times New Roman" w:eastAsia="宋体"/>
+          <w:b w:val="0"/>
+          <w:i w:val="0"/>
+          <w:color w:val="000000"/>
+          <w:sz w:val="24"/>
+          <w:highlight w:val="yellow"/>
+        </w:rPr>
+        <w:t>设置空间定点悬停、姿态稳定、定深控制与定航控制等典型运动工况及适量外部水流扰动条件开展闭环仿真</w:t>
+      </w:r>
+      <w:r>
+        <w:rPr>
+          <w:rFonts w:ascii="Times New Roman" w:hAnsi="Times New Roman" w:cs="Times New Roman" w:eastAsia="宋体"/>
+          <w:b w:val="0"/>
+          <w:i w:val="0"/>
+          <w:color w:val="000000"/>
+          <w:sz w:val="24"/>
+        </w:rPr>
+        <w:t xml:space="preserve">，综合跟踪误差 </w:t>
       </w:r>
       <m:oMath>
         <m:sSub>
@@ -9371,7 +9042,7 @@
           <w:color w:val="000000"/>
           <w:sz w:val="24"/>
         </w:rPr>
-        <w:t xml:space="preserve"> 验证系统性能。</w:t>
+        <w:t xml:space="preserve"> 验证闭环系统性能。</w:t>
       </w:r>
     </w:p>
     <w:p>

--- a/开题报告/开题报告-新旧版本修改对比版_逐段差异高亮.docx
+++ b/开题报告/开题报告-新旧版本修改对比版_逐段差异高亮.docx
@@ -1066,27 +1066,7 @@
           <w:sz w:val="24"/>
           <w:highlight w:val="yellow"/>
         </w:rPr>
-        <w:t>已有的八推进器便携式水下航行器（Remotely Operated Vehicle，ROV）</w:t>
-      </w:r>
-      <w:r>
-        <w:rPr>
-          <w:rFonts w:ascii="Times New Roman" w:hAnsi="Times New Roman" w:cs="Times New Roman" w:eastAsia="宋体"/>
-          <w:b w:val="0"/>
-          <w:i w:val="0"/>
-          <w:color w:val="000000"/>
-          <w:sz w:val="24"/>
-        </w:rPr>
-        <w:t>实验平台方案及相关结构数据开展研究。</w:t>
-      </w:r>
-      <w:r>
-        <w:rPr>
-          <w:rFonts w:ascii="Times New Roman" w:hAnsi="Times New Roman" w:cs="Times New Roman" w:eastAsia="宋体"/>
-          <w:b w:val="0"/>
-          <w:i w:val="0"/>
-          <w:color w:val="000000"/>
-          <w:sz w:val="24"/>
-        </w:rPr>
-        <w:t>该平台具备八推进器空间对称与矢量倾斜布置的硬件驱动能力</w:t>
+        <w:t>已有的八推进器便携式水下航行器（Remotely Operated Vehicle，ROV）实验平台方案及相关结构数据开展研究（平台实物如图 1 所示）。该平台采用双圆筒耐压舱与碳纤维板紧凑集成的结构形式，具备水平面 4 台矢量倾斜与垂直面 4 台垂向对称布置的八推进器驱动能力</w:t>
       </w:r>
       <w:r>
         <w:rPr>
@@ -1159,921 +1139,6 @@
           <w:sz w:val="24"/>
         </w:rPr>
         <w:t>背景与明确的技术升级需求。</w:t>
-      </w:r>
-    </w:p>
-    <w:p>
-      <w:pPr>
-        <w:pStyle w:val="a7"/>
-        <w:jc w:val="both"/>
-        <w:spacing w:line="360" w:lineRule="auto"/>
-        <w:ind w:firstLineChars="200" w:firstLine="480"/>
-      </w:pPr>
-      <w:r>
-        <w:rPr>
-          <w:rFonts w:ascii="Times New Roman" w:hAnsi="Times New Roman" w:cs="Times New Roman" w:eastAsia="黑体"/>
-          <w:b w:val="0"/>
-          <w:i w:val="0"/>
-          <w:color w:val="000000"/>
-          <w:sz w:val="24"/>
-          <w:highlight w:val="yellow"/>
-        </w:rPr>
-        <w:t xml:space="preserve">1.2 </w:t>
-      </w:r>
-      <w:r>
-        <w:rPr>
-          <w:rFonts w:ascii="Times New Roman" w:hAnsi="Times New Roman" w:cs="Times New Roman" w:eastAsia="黑体"/>
-          <w:b w:val="0"/>
-          <w:i w:val="0"/>
-          <w:color w:val="000000"/>
-          <w:sz w:val="24"/>
-        </w:rPr>
-        <w:t>研究目的</w:t>
-      </w:r>
-    </w:p>
-    <w:p>
-      <w:pPr>
-        <w:pStyle w:val="a7"/>
-        <w:jc w:val="both"/>
-        <w:spacing w:line="360" w:lineRule="auto"/>
-        <w:ind w:firstLineChars="200" w:firstLine="480"/>
-      </w:pPr>
-      <w:r>
-        <w:rPr>
-          <w:rFonts w:ascii="Times New Roman" w:hAnsi="Times New Roman" w:cs="Times New Roman" w:eastAsia="宋体"/>
-          <w:b w:val="0"/>
-          <w:i w:val="0"/>
-          <w:color w:val="000000"/>
-          <w:sz w:val="24"/>
-          <w:highlight w:val="yellow"/>
-        </w:rPr>
-        <w:t>水下航行器在黏性流场中运动时具有显著的附加质量、水动力阻尼与重浮力恢复力矩等六自由度非线性耦合特性，且由常规欠驱动构型向八推进器过驱动构型拓展后，亟需同步解决多自由度耦合状态下的稳定闭环运动控制与受推力物理边界约束的多推进器协调控制分配两大核心问题。为此，本课题的研究目的在于：</w:t>
-      </w:r>
-      <w:r>
-        <w:rPr>
-          <w:rFonts w:ascii="Times New Roman" w:hAnsi="Times New Roman" w:cs="Times New Roman" w:eastAsia="宋体"/>
-          <w:b w:val="0"/>
-          <w:i w:val="0"/>
-          <w:color w:val="000000"/>
-          <w:sz w:val="24"/>
-        </w:rPr>
-        <w:t>依托</w:t>
-      </w:r>
-      <w:r>
-        <w:rPr>
-          <w:rFonts w:ascii="Times New Roman" w:hAnsi="Times New Roman" w:cs="Times New Roman" w:eastAsia="宋体"/>
-          <w:b w:val="0"/>
-          <w:i w:val="0"/>
-          <w:color w:val="000000"/>
-          <w:sz w:val="24"/>
-          <w:highlight w:val="yellow"/>
-        </w:rPr>
-        <w:t>实验室</w:t>
-      </w:r>
-      <w:r>
-        <w:rPr>
-          <w:rFonts w:ascii="Times New Roman" w:hAnsi="Times New Roman" w:cs="Times New Roman" w:eastAsia="宋体"/>
-          <w:b w:val="0"/>
-          <w:i w:val="0"/>
-          <w:color w:val="000000"/>
-          <w:sz w:val="24"/>
-        </w:rPr>
-        <w:t>已有八推进器</w:t>
-      </w:r>
-      <w:r>
-        <w:rPr>
-          <w:rFonts w:ascii="Times New Roman" w:hAnsi="Times New Roman" w:cs="Times New Roman" w:eastAsia="宋体"/>
-          <w:b w:val="0"/>
-          <w:i w:val="0"/>
-          <w:color w:val="000000"/>
-          <w:sz w:val="24"/>
-          <w:highlight w:val="yellow"/>
-        </w:rPr>
-        <w:t>便携式</w:t>
-      </w:r>
-      <w:r>
-        <w:rPr>
-          <w:rFonts w:ascii="Times New Roman" w:hAnsi="Times New Roman" w:cs="Times New Roman" w:eastAsia="宋体"/>
-          <w:b w:val="0"/>
-          <w:i w:val="0"/>
-          <w:color w:val="000000"/>
-          <w:sz w:val="24"/>
-        </w:rPr>
-        <w:t>水下航行器平台，建立六自由度动力学与推进器模型；结合已有平台参数资料和相关</w:t>
-      </w:r>
-      <w:r>
-        <w:rPr>
-          <w:rFonts w:ascii="Times New Roman" w:hAnsi="Times New Roman" w:cs="Times New Roman" w:eastAsia="宋体"/>
-          <w:b w:val="0"/>
-          <w:i w:val="0"/>
-          <w:color w:val="000000"/>
-          <w:sz w:val="24"/>
-          <w:highlight w:val="yellow"/>
-        </w:rPr>
-        <w:t>动态响应</w:t>
-      </w:r>
-      <w:r>
-        <w:rPr>
-          <w:rFonts w:ascii="Times New Roman" w:hAnsi="Times New Roman" w:cs="Times New Roman" w:eastAsia="宋体"/>
-          <w:b w:val="0"/>
-          <w:i w:val="0"/>
-          <w:color w:val="000000"/>
-          <w:sz w:val="24"/>
-        </w:rPr>
-        <w:t>数据开展系统辨识与模型验证</w:t>
-      </w:r>
-      <w:r>
-        <w:rPr>
-          <w:rFonts w:ascii="Times New Roman" w:hAnsi="Times New Roman" w:cs="Times New Roman" w:eastAsia="宋体"/>
-          <w:b w:val="0"/>
-          <w:i w:val="0"/>
-          <w:color w:val="000000"/>
-          <w:sz w:val="24"/>
-        </w:rPr>
-        <w:t>，明确系统辨识的输入输出关系，对关键未知</w:t>
-      </w:r>
-      <w:r>
-        <w:rPr>
-          <w:rFonts w:ascii="Times New Roman" w:hAnsi="Times New Roman" w:cs="Times New Roman" w:eastAsia="宋体"/>
-          <w:b w:val="0"/>
-          <w:i w:val="0"/>
-          <w:color w:val="000000"/>
-          <w:sz w:val="24"/>
-          <w:highlight w:val="yellow"/>
-        </w:rPr>
-        <w:t>水动力参数</w:t>
-      </w:r>
-      <w:r>
-        <w:rPr>
-          <w:rFonts w:ascii="Times New Roman" w:hAnsi="Times New Roman" w:cs="Times New Roman" w:eastAsia="宋体"/>
-          <w:b w:val="0"/>
-          <w:i w:val="0"/>
-          <w:color w:val="000000"/>
-          <w:sz w:val="24"/>
-        </w:rPr>
-        <w:t>进行</w:t>
-      </w:r>
-      <w:r>
-        <w:rPr>
-          <w:rFonts w:ascii="Times New Roman" w:hAnsi="Times New Roman" w:cs="Times New Roman" w:eastAsia="宋体"/>
-          <w:b w:val="0"/>
-          <w:i w:val="0"/>
-          <w:color w:val="000000"/>
-          <w:sz w:val="24"/>
-          <w:highlight w:val="yellow"/>
-        </w:rPr>
-        <w:t>估计</w:t>
-      </w:r>
-      <w:r>
-        <w:rPr>
-          <w:rFonts w:ascii="Times New Roman" w:hAnsi="Times New Roman" w:cs="Times New Roman" w:eastAsia="宋体"/>
-          <w:b w:val="0"/>
-          <w:i w:val="0"/>
-          <w:color w:val="000000"/>
-          <w:sz w:val="24"/>
-        </w:rPr>
-        <w:t>修正并分析模型适用范围；在此基础上，结合经验证的航行器模型特性</w:t>
-      </w:r>
-      <w:r>
-        <w:rPr>
-          <w:rFonts w:ascii="Times New Roman" w:hAnsi="Times New Roman" w:cs="Times New Roman" w:eastAsia="宋体"/>
-          <w:b w:val="0"/>
-          <w:i w:val="0"/>
-          <w:color w:val="000000"/>
-          <w:sz w:val="24"/>
-          <w:highlight w:val="yellow"/>
-        </w:rPr>
-        <w:t>补偿</w:t>
-      </w:r>
-      <w:r>
-        <w:rPr>
-          <w:rFonts w:ascii="Times New Roman" w:hAnsi="Times New Roman" w:cs="Times New Roman" w:eastAsia="宋体"/>
-          <w:b w:val="0"/>
-          <w:i w:val="0"/>
-          <w:color w:val="000000"/>
-          <w:sz w:val="24"/>
-        </w:rPr>
-        <w:t>与</w:t>
-      </w:r>
-      <w:r>
-        <w:rPr>
-          <w:rFonts w:ascii="Times New Roman" w:hAnsi="Times New Roman" w:cs="Times New Roman" w:eastAsia="宋体"/>
-          <w:b w:val="0"/>
-          <w:i w:val="0"/>
-          <w:color w:val="000000"/>
-          <w:sz w:val="24"/>
-          <w:highlight w:val="yellow"/>
-        </w:rPr>
-        <w:t>实时</w:t>
-      </w:r>
-      <w:r>
-        <w:rPr>
-          <w:rFonts w:ascii="Times New Roman" w:hAnsi="Times New Roman" w:cs="Times New Roman" w:eastAsia="宋体"/>
-          <w:b w:val="0"/>
-          <w:i w:val="0"/>
-          <w:color w:val="000000"/>
-          <w:sz w:val="24"/>
-        </w:rPr>
-        <w:t>状态反馈构建闭环运动控制系统，实现姿态、深度和航向等基本运动状态的</w:t>
-      </w:r>
-      <w:r>
-        <w:rPr>
-          <w:rFonts w:ascii="Times New Roman" w:hAnsi="Times New Roman" w:cs="Times New Roman" w:eastAsia="宋体"/>
-          <w:b w:val="0"/>
-          <w:i w:val="0"/>
-          <w:color w:val="000000"/>
-          <w:sz w:val="24"/>
-          <w:highlight w:val="yellow"/>
-        </w:rPr>
-        <w:t>稳定</w:t>
-      </w:r>
-      <w:r>
-        <w:rPr>
-          <w:rFonts w:ascii="Times New Roman" w:hAnsi="Times New Roman" w:cs="Times New Roman" w:eastAsia="宋体"/>
-          <w:b w:val="0"/>
-          <w:i w:val="0"/>
-          <w:color w:val="000000"/>
-          <w:sz w:val="24"/>
-        </w:rPr>
-        <w:t>闭环控制；</w:t>
-      </w:r>
-      <w:r>
-        <w:rPr>
-          <w:rFonts w:ascii="Times New Roman" w:hAnsi="Times New Roman" w:cs="Times New Roman" w:eastAsia="宋体"/>
-          <w:b w:val="0"/>
-          <w:i w:val="0"/>
-          <w:color w:val="000000"/>
-          <w:sz w:val="24"/>
-        </w:rPr>
-        <w:t>依据八推进器空间布局建立控制分配矩阵</w:t>
-      </w:r>
-      <w:r>
-        <w:rPr>
-          <w:rFonts w:ascii="Times New Roman" w:hAnsi="Times New Roman" w:cs="Times New Roman" w:eastAsia="宋体"/>
-          <w:b w:val="0"/>
-          <w:i w:val="0"/>
-          <w:color w:val="000000"/>
-          <w:sz w:val="24"/>
-        </w:rPr>
-        <w:t>，考虑基本推力输出范围生成</w:t>
-      </w:r>
-      <w:r>
-        <w:rPr>
-          <w:rFonts w:ascii="Times New Roman" w:hAnsi="Times New Roman" w:cs="Times New Roman" w:eastAsia="宋体"/>
-          <w:b w:val="0"/>
-          <w:i w:val="0"/>
-          <w:color w:val="000000"/>
-          <w:sz w:val="24"/>
-          <w:highlight w:val="yellow"/>
-        </w:rPr>
-        <w:t>各推进器</w:t>
-      </w:r>
-      <w:r>
-        <w:rPr>
-          <w:rFonts w:ascii="Times New Roman" w:hAnsi="Times New Roman" w:cs="Times New Roman" w:eastAsia="宋体"/>
-          <w:b w:val="0"/>
-          <w:i w:val="0"/>
-          <w:color w:val="000000"/>
-          <w:sz w:val="24"/>
-        </w:rPr>
-        <w:t>推力指令；最终在PX4/SITL软件在环仿真环境中构建闭环系统，通过</w:t>
-      </w:r>
-      <w:r>
-        <w:rPr>
-          <w:rFonts w:ascii="Times New Roman" w:hAnsi="Times New Roman" w:cs="Times New Roman" w:eastAsia="宋体"/>
-          <w:b w:val="0"/>
-          <w:i w:val="0"/>
-          <w:color w:val="000000"/>
-          <w:sz w:val="24"/>
-          <w:highlight w:val="yellow"/>
-        </w:rPr>
-        <w:t>典型</w:t>
-      </w:r>
-      <w:r>
-        <w:rPr>
-          <w:rFonts w:ascii="Times New Roman" w:hAnsi="Times New Roman" w:cs="Times New Roman" w:eastAsia="宋体"/>
-          <w:b w:val="0"/>
-          <w:i w:val="0"/>
-          <w:color w:val="000000"/>
-          <w:sz w:val="24"/>
-        </w:rPr>
-        <w:t>运动工况与</w:t>
-      </w:r>
-      <w:r>
-        <w:rPr>
-          <w:rFonts w:ascii="Times New Roman" w:hAnsi="Times New Roman" w:cs="Times New Roman" w:eastAsia="宋体"/>
-          <w:b w:val="0"/>
-          <w:i w:val="0"/>
-          <w:color w:val="000000"/>
-          <w:sz w:val="24"/>
-          <w:highlight w:val="yellow"/>
-        </w:rPr>
-        <w:t>适量</w:t>
-      </w:r>
-      <w:r>
-        <w:rPr>
-          <w:rFonts w:ascii="Times New Roman" w:hAnsi="Times New Roman" w:cs="Times New Roman" w:eastAsia="宋体"/>
-          <w:b w:val="0"/>
-          <w:i w:val="0"/>
-          <w:color w:val="000000"/>
-          <w:sz w:val="24"/>
-        </w:rPr>
-        <w:t>流扰条件开展闭环仿真验证与量化性能评价，形成“已有平台—建模与系统辨识—模型验证—运动控制—控制分配—PX4/SITL闭环验证”的完整研究闭环。</w:t>
-      </w:r>
-    </w:p>
-    <w:p>
-      <w:pPr>
-        <w:pStyle w:val="a7"/>
-        <w:jc w:val="both"/>
-        <w:spacing w:line="360" w:lineRule="auto"/>
-        <w:ind w:firstLineChars="200" w:firstLine="480"/>
-      </w:pPr>
-      <w:r>
-        <w:rPr>
-          <w:rFonts w:ascii="Times New Roman" w:hAnsi="Times New Roman" w:cs="Times New Roman" w:eastAsia="黑体"/>
-          <w:b w:val="0"/>
-          <w:i w:val="0"/>
-          <w:color w:val="000000"/>
-          <w:sz w:val="24"/>
-          <w:highlight w:val="yellow"/>
-        </w:rPr>
-        <w:t xml:space="preserve">1.3 </w:t>
-      </w:r>
-      <w:r>
-        <w:rPr>
-          <w:rFonts w:ascii="Times New Roman" w:hAnsi="Times New Roman" w:cs="Times New Roman" w:eastAsia="黑体"/>
-          <w:b w:val="0"/>
-          <w:i w:val="0"/>
-          <w:color w:val="000000"/>
-          <w:sz w:val="24"/>
-        </w:rPr>
-        <w:t>研究意义</w:t>
-      </w:r>
-    </w:p>
-    <w:p>
-      <w:pPr>
-        <w:pStyle w:val="a7"/>
-        <w:jc w:val="both"/>
-        <w:spacing w:line="360" w:lineRule="auto"/>
-        <w:ind w:firstLineChars="200" w:firstLine="480"/>
-      </w:pPr>
-      <w:r>
-        <w:rPr>
-          <w:rFonts w:ascii="Times New Roman" w:hAnsi="Times New Roman" w:cs="Times New Roman" w:eastAsia="宋体"/>
-          <w:b w:val="0"/>
-          <w:i w:val="0"/>
-          <w:color w:val="000000"/>
-          <w:sz w:val="24"/>
-          <w:highlight w:val="yellow"/>
-        </w:rPr>
-        <w:t>开展本课题研究对提升水下航行器的运动控制性能与工程开发效率具有直接价值。一方面，针对便携式水下航行器水动力参数不确定、多自由度交叉耦合以及八推进器推力受限等问题，将经辨识验证的动力学模型引入闭环控制器与受约束控制分配设计，能够有效克服传统经验控制在多轴机动与流扰环境下易超调、推力分配易饱和失真的局限，为过驱动水下航行器的稳定可靠控制提供方法支撑。另一方面，依托开源 PX4 飞控软件架构构建水下软件在环（SITL）闭环仿真环境，使动力学模型、运动控制律与推力分配算法在与实机一致的模块化软件框架下完成闭环检验，不仅能够在安全、可重复的条件下系统评估算法性能并降低水池实机联调的试错成本，还有助于为后续控制算法向实验室水下航行器机载硬件迁移部署奠定可靠的软件基础。</w:t>
-      </w:r>
-    </w:p>
-    <w:p>
-      <w:pPr>
-        <w:pStyle w:val="a6"/>
-        <w:jc w:val="left"/>
-        <w:spacing w:line="360" w:lineRule="auto" w:beforeLines="50" w:before="120" w:afterLines="50" w:after="120"/>
-        <w:ind w:firstLine="0" w:firstLineChars="0" w:left="0"/>
-      </w:pPr>
-      <w:r>
-        <w:rPr>
-          <w:rFonts w:ascii="Times New Roman" w:hAnsi="Times New Roman" w:cs="Times New Roman" w:eastAsia="黑体"/>
-          <w:b w:val="0"/>
-          <w:i w:val="0"/>
-          <w:color w:val="000000"/>
-          <w:sz w:val="24"/>
-          <w:highlight w:val="yellow"/>
-        </w:rPr>
-        <w:t xml:space="preserve">2. </w:t>
-      </w:r>
-      <w:r>
-        <w:rPr>
-          <w:rFonts w:ascii="Times New Roman" w:hAnsi="Times New Roman" w:cs="Times New Roman" w:eastAsia="黑体"/>
-          <w:b w:val="0"/>
-          <w:i w:val="0"/>
-          <w:color w:val="000000"/>
-          <w:sz w:val="24"/>
-        </w:rPr>
-        <w:t>国内外在该方向的研究现状和发展趋势</w:t>
-      </w:r>
-    </w:p>
-    <w:p>
-      <w:pPr>
-        <w:pStyle w:val="a7"/>
-        <w:jc w:val="both"/>
-        <w:spacing w:line="360" w:lineRule="auto"/>
-        <w:ind w:firstLineChars="200" w:firstLine="480"/>
-      </w:pPr>
-      <w:r>
-        <w:rPr>
-          <w:rFonts w:ascii="Times New Roman" w:hAnsi="Times New Roman" w:cs="Times New Roman" w:eastAsia="宋体"/>
-          <w:b w:val="0"/>
-          <w:i w:val="0"/>
-          <w:color w:val="000000"/>
-          <w:sz w:val="24"/>
-          <w:highlight w:val="yellow"/>
-        </w:rPr>
-        <w:t>水下航行器在复杂黏性流场中的稳定运动控制，本质上涉及非流线型机体的多自由度流固耦合机理表征、非线性运动控制律设计、冗余推进器推力协调映射以及嵌入式控制软件闭环实现等关键科学和工程问题。围绕</w:t>
-      </w:r>
-      <w:r>
-        <w:rPr>
-          <w:rFonts w:ascii="Times New Roman" w:hAnsi="Times New Roman" w:cs="Times New Roman" w:eastAsia="宋体"/>
-          <w:b w:val="0"/>
-          <w:i w:val="0"/>
-          <w:color w:val="000000"/>
-          <w:sz w:val="24"/>
-        </w:rPr>
-        <w:t>水下航行器六自由度动力学机理建模与参数辨识、基于模型与状态反馈的运动控制方法、多推进器受约束控制分配以及基于开源飞控软件（PX4）的闭环仿真等四个核心</w:t>
-      </w:r>
-      <w:r>
-        <w:rPr>
-          <w:rFonts w:ascii="Times New Roman" w:hAnsi="Times New Roman" w:cs="Times New Roman" w:eastAsia="宋体"/>
-          <w:b w:val="0"/>
-          <w:i w:val="0"/>
-          <w:color w:val="000000"/>
-          <w:sz w:val="24"/>
-          <w:highlight w:val="yellow"/>
-        </w:rPr>
-        <w:t>方向</w:t>
-      </w:r>
-      <w:r>
-        <w:rPr>
-          <w:rFonts w:ascii="Times New Roman" w:hAnsi="Times New Roman" w:cs="Times New Roman" w:eastAsia="宋体"/>
-          <w:b w:val="0"/>
-          <w:i w:val="0"/>
-          <w:color w:val="000000"/>
-          <w:sz w:val="24"/>
-        </w:rPr>
-        <w:t>，国内外学术界与工业界进行了深入研究并取得了丰富成果。</w:t>
-      </w:r>
-    </w:p>
-    <w:p>
-      <w:pPr>
-        <w:pStyle w:val="a7"/>
-        <w:jc w:val="both"/>
-        <w:spacing w:line="360" w:lineRule="auto"/>
-        <w:ind w:firstLineChars="200" w:firstLine="480"/>
-      </w:pPr>
-      <w:r>
-        <w:rPr>
-          <w:rFonts w:ascii="Times New Roman" w:hAnsi="Times New Roman" w:cs="Times New Roman" w:eastAsia="黑体"/>
-          <w:b w:val="0"/>
-          <w:i w:val="0"/>
-          <w:color w:val="000000"/>
-          <w:sz w:val="24"/>
-          <w:highlight w:val="yellow"/>
-        </w:rPr>
-        <w:t xml:space="preserve">2.1 </w:t>
-      </w:r>
-      <w:r>
-        <w:rPr>
-          <w:rFonts w:ascii="Times New Roman" w:hAnsi="Times New Roman" w:cs="Times New Roman" w:eastAsia="黑体"/>
-          <w:b w:val="0"/>
-          <w:i w:val="0"/>
-          <w:color w:val="000000"/>
-          <w:sz w:val="24"/>
-        </w:rPr>
-        <w:t>水下航行器动力学建模与系统辨识研究现状</w:t>
-      </w:r>
-    </w:p>
-    <w:p>
-      <w:pPr>
-        <w:pStyle w:val="a7"/>
-        <w:jc w:val="both"/>
-        <w:spacing w:line="360" w:lineRule="auto"/>
-        <w:ind w:firstLineChars="200" w:firstLine="480"/>
-      </w:pPr>
-      <w:r>
-        <w:rPr>
-          <w:rFonts w:ascii="Times New Roman" w:hAnsi="Times New Roman" w:cs="Times New Roman" w:eastAsia="宋体"/>
-          <w:b w:val="0"/>
-          <w:i w:val="0"/>
-          <w:color w:val="000000"/>
-          <w:sz w:val="24"/>
-        </w:rPr>
-        <w:t>在动力学机理建模方面，水下航行器的运动学与动力学理论体系历经长期发展，已形成规范的标准框架。国际水池会议（ITTC）与国际海事组织（IMO）为海洋船舶与运载器的运动表述奠定了基础，挪威科技大学学者 Fossen 系统提出了海洋航行器六自由度非线性矢量建模理论体系</w:t>
-      </w:r>
-      <w:hyperlink w:anchor="_Ref_Paper_2" w:history="1">
-        <w:r>
-          <w:rPr>
-            <w:rFonts w:ascii="Times New Roman" w:hAnsi="Times New Roman" w:cs="Times New Roman" w:eastAsia="宋体"/>
-            <w:sz w:val="24"/>
-            <w:szCs w:val="24"/>
-            <w:color w:val="000000"/>
-            <w:highlight w:val="yellow"/>
-            <w:vertAlign w:val="superscript"/>
-          </w:rPr>
-          <w:t>[2]</w:t>
-        </w:r>
-      </w:hyperlink>
-      <w:r>
-        <w:rPr>
-          <w:rFonts w:ascii="Times New Roman" w:hAnsi="Times New Roman" w:cs="Times New Roman" w:eastAsia="宋体"/>
-          <w:b w:val="0"/>
-          <w:i w:val="0"/>
-          <w:color w:val="000000"/>
-          <w:sz w:val="24"/>
-        </w:rPr>
-        <w:t>。该体系将</w:t>
-      </w:r>
-      <w:r>
-        <w:rPr>
-          <w:rFonts w:ascii="Times New Roman" w:hAnsi="Times New Roman" w:cs="Times New Roman" w:eastAsia="宋体"/>
-          <w:b w:val="0"/>
-          <w:i w:val="0"/>
-          <w:color w:val="000000"/>
-          <w:sz w:val="24"/>
-          <w:highlight w:val="yellow"/>
-        </w:rPr>
-        <w:t>惯性坐标系与固连于航行器的附体坐标系</w:t>
-      </w:r>
-      <w:r>
-        <w:rPr>
-          <w:rFonts w:ascii="Times New Roman" w:hAnsi="Times New Roman" w:cs="Times New Roman" w:eastAsia="宋体"/>
-          <w:b w:val="0"/>
-          <w:i w:val="0"/>
-          <w:color w:val="000000"/>
-          <w:sz w:val="24"/>
-        </w:rPr>
-        <w:t>相结合，通过坐标变换矩阵统一描述位置、姿态</w:t>
-      </w:r>
-      <w:r>
-        <w:rPr>
-          <w:rFonts w:ascii="Times New Roman" w:hAnsi="Times New Roman" w:cs="Times New Roman" w:eastAsia="宋体"/>
-          <w:b w:val="0"/>
-          <w:i w:val="0"/>
-          <w:color w:val="000000"/>
-          <w:sz w:val="24"/>
-          <w:highlight w:val="yellow"/>
-        </w:rPr>
-        <w:t>角</w:t>
-      </w:r>
-      <w:r>
-        <w:rPr>
-          <w:rFonts w:ascii="Times New Roman" w:hAnsi="Times New Roman" w:cs="Times New Roman" w:eastAsia="宋体"/>
-          <w:b w:val="0"/>
-          <w:i w:val="0"/>
-          <w:color w:val="000000"/>
-          <w:sz w:val="24"/>
-        </w:rPr>
-        <w:t>与六自由度线速度、角速度，并将作用于机体上的广义力矩解构为刚体惯性矩阵、水动力附加质量矩阵、刚体与附加质量科氏向心力矩阵、线性与非线性水动力阻尼矩阵以及重力与浮力恢复力矩矢量，成为当前水下航行器建模与控制研究所公认的方程基础。</w:t>
-      </w:r>
-      <w:r>
-        <w:rPr>
-          <w:rFonts w:ascii="Times New Roman" w:hAnsi="Times New Roman" w:cs="Times New Roman" w:eastAsia="宋体"/>
-          <w:b w:val="0"/>
-          <w:i w:val="0"/>
-          <w:color w:val="000000"/>
-          <w:sz w:val="24"/>
-          <w:highlight w:val="yellow"/>
-        </w:rPr>
-        <w:t>对于搭载耐压水密舱、外部传感器探头及多推进器组件的非流线型多附体水下航行器（ROV）而言，其水动力特性与流线型回转体 AUV 存在明显差异。</w:t>
-      </w:r>
-      <w:r>
-        <w:rPr>
-          <w:rFonts w:ascii="Times New Roman" w:hAnsi="Times New Roman" w:cs="Times New Roman" w:eastAsia="宋体"/>
-          <w:b w:val="0"/>
-          <w:i w:val="0"/>
-          <w:color w:val="000000"/>
-          <w:sz w:val="24"/>
-        </w:rPr>
-        <w:t>Caccia 等较早对</w:t>
-      </w:r>
-      <w:r>
-        <w:rPr>
-          <w:rFonts w:ascii="Times New Roman" w:hAnsi="Times New Roman" w:cs="Times New Roman" w:eastAsia="宋体"/>
-          <w:b w:val="0"/>
-          <w:i w:val="0"/>
-          <w:color w:val="000000"/>
-          <w:sz w:val="24"/>
-          <w:highlight w:val="yellow"/>
-        </w:rPr>
-        <w:t>可变构型无人水下航行器</w:t>
-      </w:r>
-      <w:r>
-        <w:rPr>
-          <w:rFonts w:ascii="Times New Roman" w:hAnsi="Times New Roman" w:cs="Times New Roman" w:eastAsia="宋体"/>
-          <w:b w:val="0"/>
-          <w:i w:val="0"/>
-          <w:color w:val="000000"/>
-          <w:sz w:val="24"/>
-        </w:rPr>
-        <w:t>的动力学建模与水动力参数辨识展开了系统研究，</w:t>
-      </w:r>
-      <w:r>
-        <w:rPr>
-          <w:rFonts w:ascii="Times New Roman" w:hAnsi="Times New Roman" w:cs="Times New Roman" w:eastAsia="宋体"/>
-          <w:b w:val="0"/>
-          <w:i w:val="0"/>
-          <w:color w:val="000000"/>
-          <w:sz w:val="24"/>
-          <w:highlight w:val="yellow"/>
-        </w:rPr>
-        <w:t>指出了在标准六自由度方程结构下根据低速对称特性简化水动力矩阵并结合试验数据辨识主导水动力参数的可行性</w:t>
-      </w:r>
-      <w:hyperlink w:anchor="_Ref_Paper_3" w:history="1">
-        <w:r>
-          <w:rPr>
-            <w:rFonts w:ascii="Times New Roman" w:hAnsi="Times New Roman" w:cs="Times New Roman" w:eastAsia="宋体"/>
-            <w:sz w:val="24"/>
-            <w:szCs w:val="24"/>
-            <w:color w:val="000000"/>
-            <w:highlight w:val="yellow"/>
-            <w:vertAlign w:val="superscript"/>
-          </w:rPr>
-          <w:t>[3]</w:t>
-        </w:r>
-      </w:hyperlink>
-      <w:r>
-        <w:rPr>
-          <w:rFonts w:ascii="Times New Roman" w:hAnsi="Times New Roman" w:cs="Times New Roman" w:eastAsia="宋体"/>
-          <w:b w:val="0"/>
-          <w:i w:val="0"/>
-          <w:color w:val="000000"/>
-          <w:sz w:val="24"/>
-          <w:highlight w:val="yellow"/>
-        </w:rPr>
-        <w:t>。</w:t>
-      </w:r>
-    </w:p>
-    <w:p>
-      <w:pPr>
-        <w:pStyle w:val="a7"/>
-        <w:jc w:val="both"/>
-        <w:spacing w:line="360" w:lineRule="auto"/>
-        <w:ind w:firstLineChars="200" w:firstLine="480"/>
-      </w:pPr>
-      <w:r>
-        <w:rPr>
-          <w:rFonts w:ascii="Times New Roman" w:hAnsi="Times New Roman" w:cs="Times New Roman" w:eastAsia="宋体"/>
-          <w:b w:val="0"/>
-          <w:i w:val="0"/>
-          <w:color w:val="000000"/>
-          <w:sz w:val="24"/>
-          <w:highlight w:val="yellow"/>
-        </w:rPr>
-        <w:t>由于非流线型多附体航行器的水动力系数难以仅凭理论经验公式精确估算，而传统平面运动机构（PMM）大型水池拖曳试验设备成本高、周期长，因此在套用标准六自由度机理方程结构的基础上，利用平台几何质量先验参数确定刚体项、结合低成本原位动态响应数据拟合未知水动力系数，成为获取可用工程动力学模型的主流途径。</w:t>
-      </w:r>
-      <w:r>
-        <w:rPr>
-          <w:rFonts w:ascii="Times New Roman" w:hAnsi="Times New Roman" w:cs="Times New Roman" w:eastAsia="宋体"/>
-          <w:b w:val="0"/>
-          <w:i w:val="0"/>
-          <w:color w:val="000000"/>
-          <w:sz w:val="24"/>
-        </w:rPr>
-        <w:t>Ross、Fossen 与 Johansen 提出了基于自由衰减试验（Free Decay Tests）辨识水下航行器水动力系数的方法，通过释放初始位移并记录单自由度衰减振荡曲线即可解算出主要惯性与阻尼参数</w:t>
-      </w:r>
-      <w:hyperlink w:anchor="_Ref_Paper_4" w:history="1">
-        <w:r>
-          <w:rPr>
-            <w:rFonts w:ascii="Times New Roman" w:hAnsi="Times New Roman" w:cs="Times New Roman" w:eastAsia="宋体"/>
-            <w:sz w:val="24"/>
-            <w:szCs w:val="24"/>
-            <w:color w:val="000000"/>
-            <w:highlight w:val="yellow"/>
-            <w:vertAlign w:val="superscript"/>
-          </w:rPr>
-          <w:t>[4]</w:t>
-        </w:r>
-      </w:hyperlink>
-      <w:r>
-        <w:rPr>
-          <w:rFonts w:ascii="Times New Roman" w:hAnsi="Times New Roman" w:cs="Times New Roman" w:eastAsia="宋体"/>
-          <w:b w:val="0"/>
-          <w:i w:val="0"/>
-          <w:color w:val="000000"/>
-          <w:sz w:val="24"/>
-        </w:rPr>
-        <w:t>；Avila 等针对</w:t>
-      </w:r>
-      <w:r>
-        <w:rPr>
-          <w:rFonts w:ascii="Times New Roman" w:hAnsi="Times New Roman" w:cs="Times New Roman" w:eastAsia="宋体"/>
-          <w:b w:val="0"/>
-          <w:i w:val="0"/>
-          <w:color w:val="000000"/>
-          <w:sz w:val="24"/>
-          <w:highlight w:val="yellow"/>
-        </w:rPr>
-        <w:t>复杂构型</w:t>
-      </w:r>
-      <w:r>
-        <w:rPr>
-          <w:rFonts w:ascii="Times New Roman" w:hAnsi="Times New Roman" w:cs="Times New Roman" w:eastAsia="宋体"/>
-          <w:b w:val="0"/>
-          <w:i w:val="0"/>
-          <w:color w:val="000000"/>
-          <w:sz w:val="24"/>
-        </w:rPr>
-        <w:t>水下航行器开展了实验水动力模型辨识研究，结合阶跃推力激励与频域响应分析对附加质量与流体阻尼特性进行了定量标定</w:t>
-      </w:r>
-      <w:hyperlink w:anchor="_Ref_Paper_5" w:history="1">
-        <w:r>
-          <w:rPr>
-            <w:rFonts w:ascii="Times New Roman" w:hAnsi="Times New Roman" w:cs="Times New Roman" w:eastAsia="宋体"/>
-            <w:sz w:val="24"/>
-            <w:szCs w:val="24"/>
-            <w:color w:val="000000"/>
-            <w:highlight w:val="yellow"/>
-            <w:vertAlign w:val="superscript"/>
-          </w:rPr>
-          <w:t>[5]</w:t>
-        </w:r>
-      </w:hyperlink>
-      <w:r>
-        <w:rPr>
-          <w:rFonts w:ascii="Times New Roman" w:hAnsi="Times New Roman" w:cs="Times New Roman" w:eastAsia="宋体"/>
-          <w:b w:val="0"/>
-          <w:i w:val="0"/>
-          <w:color w:val="000000"/>
-          <w:sz w:val="24"/>
-        </w:rPr>
-        <w:t>；Chin 与 Lau 针对</w:t>
-      </w:r>
-      <w:r>
-        <w:rPr>
-          <w:rFonts w:ascii="Times New Roman" w:hAnsi="Times New Roman" w:cs="Times New Roman" w:eastAsia="宋体"/>
-          <w:b w:val="0"/>
-          <w:i w:val="0"/>
-          <w:color w:val="000000"/>
-          <w:sz w:val="24"/>
-          <w:highlight w:val="yellow"/>
-        </w:rPr>
-        <w:t>复杂外形 ROV</w:t>
-      </w:r>
-      <w:r>
-        <w:rPr>
-          <w:rFonts w:ascii="Times New Roman" w:hAnsi="Times New Roman" w:cs="Times New Roman" w:eastAsia="宋体"/>
-          <w:b w:val="0"/>
-          <w:i w:val="0"/>
-          <w:color w:val="000000"/>
-          <w:sz w:val="24"/>
-        </w:rPr>
-        <w:t xml:space="preserve"> 开展了水动力阻尼建模与试验对比，分析了不同速度区间线性阻尼与二次非线性阻尼的主导权重</w:t>
-      </w:r>
-      <w:hyperlink w:anchor="_Ref_Paper_6" w:history="1">
-        <w:r>
-          <w:rPr>
-            <w:rFonts w:ascii="Times New Roman" w:hAnsi="Times New Roman" w:cs="Times New Roman" w:eastAsia="宋体"/>
-            <w:sz w:val="24"/>
-            <w:szCs w:val="24"/>
-            <w:color w:val="000000"/>
-            <w:highlight w:val="yellow"/>
-            <w:vertAlign w:val="superscript"/>
-          </w:rPr>
-          <w:t>[6]</w:t>
-        </w:r>
-      </w:hyperlink>
-      <w:r>
-        <w:rPr>
-          <w:rFonts w:ascii="Times New Roman" w:hAnsi="Times New Roman" w:cs="Times New Roman" w:eastAsia="宋体"/>
-          <w:b w:val="0"/>
-          <w:i w:val="0"/>
-          <w:color w:val="000000"/>
-          <w:sz w:val="24"/>
-        </w:rPr>
-        <w:t>。国内哈尔滨工程大学高婷、庞永杰等针对复杂构型水下航行器水动力系数计算方法开展了系统研究，结合几何特征分析与试验修正建立了面向控制设计的实用化模型</w:t>
-      </w:r>
-      <w:hyperlink w:anchor="_Ref_Paper_7" w:history="1">
-        <w:r>
-          <w:rPr>
-            <w:rFonts w:ascii="Times New Roman" w:hAnsi="Times New Roman" w:cs="Times New Roman" w:eastAsia="宋体"/>
-            <w:sz w:val="24"/>
-            <w:szCs w:val="24"/>
-            <w:color w:val="000000"/>
-            <w:highlight w:val="yellow"/>
-            <w:vertAlign w:val="superscript"/>
-          </w:rPr>
-          <w:t>[7]</w:t>
-        </w:r>
-      </w:hyperlink>
-      <w:r>
-        <w:rPr>
-          <w:rFonts w:ascii="Times New Roman" w:hAnsi="Times New Roman" w:cs="Times New Roman" w:eastAsia="宋体"/>
-          <w:b w:val="0"/>
-          <w:i w:val="0"/>
-          <w:color w:val="000000"/>
-          <w:sz w:val="24"/>
-        </w:rPr>
-        <w:t>。</w:t>
-      </w:r>
-      <w:r>
-        <w:rPr>
-          <w:rFonts w:ascii="Times New Roman" w:hAnsi="Times New Roman" w:cs="Times New Roman" w:eastAsia="宋体"/>
-          <w:b w:val="0"/>
-          <w:i w:val="0"/>
-          <w:color w:val="000000"/>
-          <w:sz w:val="24"/>
-          <w:highlight w:val="yellow"/>
-        </w:rPr>
-        <w:t>近年来，von Benzon 等面向主流八推进器 BlueROV2 平台建立了开源物理仿真与动力学基准，提供了标准化的模型参数与对比基础</w:t>
-      </w:r>
-      <w:hyperlink w:anchor="_Ref_Paper_8" w:history="1">
-        <w:r>
-          <w:rPr>
-            <w:rFonts w:ascii="Times New Roman" w:hAnsi="Times New Roman" w:cs="Times New Roman" w:eastAsia="宋体"/>
-            <w:sz w:val="24"/>
-            <w:szCs w:val="24"/>
-            <w:color w:val="000000"/>
-            <w:highlight w:val="yellow"/>
-            <w:vertAlign w:val="superscript"/>
-          </w:rPr>
-          <w:t>[8]</w:t>
-        </w:r>
-      </w:hyperlink>
-      <w:r>
-        <w:rPr>
-          <w:rFonts w:ascii="Times New Roman" w:hAnsi="Times New Roman" w:cs="Times New Roman" w:eastAsia="宋体"/>
-          <w:b w:val="0"/>
-          <w:i w:val="0"/>
-          <w:color w:val="000000"/>
-          <w:sz w:val="24"/>
-          <w:highlight w:val="yellow"/>
-        </w:rPr>
-        <w:t>。这表明，直接采用经典六自由度动力学方程结构、对水动力矩阵做合理工程简化，并结合特征激励响应数据通过参数拟合辨识未知水动力系数，是构建水下航行器实用化动力学模型的成熟路径。</w:t>
-      </w:r>
-    </w:p>
-    <w:p>
-      <w:pPr>
-        <w:pStyle w:val="a7"/>
-        <w:jc w:val="both"/>
-        <w:spacing w:line="360" w:lineRule="auto"/>
-        <w:ind w:firstLineChars="200" w:firstLine="480"/>
-      </w:pPr>
-      <w:r>
-        <w:rPr>
-          <w:rFonts w:ascii="Times New Roman" w:hAnsi="Times New Roman" w:cs="Times New Roman" w:eastAsia="黑体"/>
-          <w:b w:val="0"/>
-          <w:i w:val="0"/>
-          <w:color w:val="000000"/>
-          <w:sz w:val="24"/>
-          <w:highlight w:val="yellow"/>
-        </w:rPr>
-        <w:t xml:space="preserve">2.2 </w:t>
-      </w:r>
-      <w:r>
-        <w:rPr>
-          <w:rFonts w:ascii="Times New Roman" w:hAnsi="Times New Roman" w:cs="Times New Roman" w:eastAsia="黑体"/>
-          <w:b w:val="0"/>
-          <w:i w:val="0"/>
-          <w:color w:val="000000"/>
-          <w:sz w:val="24"/>
-        </w:rPr>
-        <w:t>水下航行器运动控制方法研究现状</w:t>
-      </w:r>
-    </w:p>
-    <w:p>
-      <w:pPr>
-        <w:pStyle w:val="a7"/>
-        <w:jc w:val="both"/>
-        <w:spacing w:line="360" w:lineRule="auto"/>
-        <w:ind w:firstLineChars="200" w:firstLine="480"/>
-      </w:pPr>
-      <w:r>
-        <w:rPr>
-          <w:rFonts w:ascii="Times New Roman" w:hAnsi="Times New Roman" w:cs="Times New Roman" w:eastAsia="宋体"/>
-          <w:b w:val="0"/>
-          <w:i w:val="0"/>
-          <w:color w:val="000000"/>
-          <w:sz w:val="24"/>
-        </w:rPr>
-        <w:t>水下航行器运动控制的核心任务在于驱动推进器系统产生协调推力与力矩，使航行器的空间位置、潜深以及横滚、俯仰、偏航姿态稳定准确地跟踪给定的参考运动指令，并在存在未建模动态与外部水流干扰时维持良好的瞬态与稳态性能。</w:t>
-      </w:r>
-      <w:r>
-        <w:rPr>
-          <w:rFonts w:ascii="Times New Roman" w:hAnsi="Times New Roman" w:cs="Times New Roman" w:eastAsia="宋体"/>
-          <w:b w:val="0"/>
-          <w:i w:val="0"/>
-          <w:color w:val="000000"/>
-          <w:sz w:val="24"/>
-          <w:highlight w:val="yellow"/>
-        </w:rPr>
-        <w:t xml:space="preserve">典型水下航行器六自由度模型控制与推力分配通用闭环结构如图 1 所示（基于 Fossen 经典海洋航行器控制理论架构 </w:t>
-      </w:r>
-      <w:hyperlink w:anchor="_Ref_Paper_2" w:history="1">
-        <w:r>
-          <w:rPr>
-            <w:rFonts w:ascii="Times New Roman" w:hAnsi="Times New Roman" w:cs="Times New Roman" w:eastAsia="宋体"/>
-            <w:sz w:val="24"/>
-            <w:szCs w:val="24"/>
-            <w:color w:val="000000"/>
-            <w:highlight w:val="yellow"/>
-            <w:vertAlign w:val="superscript"/>
-          </w:rPr>
-          <w:t>[2]</w:t>
-        </w:r>
-      </w:hyperlink>
-      <w:r>
-        <w:rPr>
-          <w:rFonts w:ascii="Times New Roman" w:hAnsi="Times New Roman" w:cs="Times New Roman" w:eastAsia="宋体"/>
-          <w:b w:val="0"/>
-          <w:i w:val="0"/>
-          <w:color w:val="000000"/>
-          <w:sz w:val="24"/>
-          <w:highlight w:val="yellow"/>
-        </w:rPr>
-        <w:t>）：</w:t>
       </w:r>
     </w:p>
     <w:p>
@@ -2085,7 +1150,7 @@
       <w:r>
         <w:drawing>
           <wp:inline xmlns:a="http://schemas.openxmlformats.org/drawingml/2006/main" xmlns:pic="http://schemas.openxmlformats.org/drawingml/2006/picture">
-            <wp:extent cx="5472000" cy="1647484"/>
+            <wp:extent cx="5472000" cy="2067200"/>
             <wp:docPr id="1" name="Picture 1"/>
             <wp:cNvGraphicFramePr>
               <a:graphicFrameLocks noChangeAspect="1"/>
@@ -2094,7 +1159,7 @@
               <a:graphicData uri="http://schemas.openxmlformats.org/drawingml/2006/picture">
                 <pic:pic>
                   <pic:nvPicPr>
-                    <pic:cNvPr id="0" name="fig1_lit_control_architecture.png"/>
+                    <pic:cNvPr id="0" name="fig1_rov_platform_photo.png"/>
                     <pic:cNvPicPr/>
                   </pic:nvPicPr>
                   <pic:blipFill>
@@ -2106,7 +1171,7 @@
                   <pic:spPr>
                     <a:xfrm>
                       <a:off x="0" y="0"/>
-                      <a:ext cx="5472000" cy="1647484"/>
+                      <a:ext cx="5472000" cy="2067200"/>
                     </a:xfrm>
                     <a:prstGeom prst="rect"/>
                   </pic:spPr>
@@ -2132,7 +1197,7 @@
           <w:sz w:val="21"/>
           <w:highlight w:val="yellow"/>
         </w:rPr>
-        <w:t>图 1  典型水下航行器六自由度模型控制与推力分配通用闭环结构框图</w:t>
+        <w:t>图 1  实验室八推进器便携式水下航行器实验平台实物图</w:t>
       </w:r>
     </w:p>
     <w:p>
@@ -2144,38 +1209,24 @@
       </w:pPr>
       <w:r>
         <w:rPr>
-          <w:rFonts w:ascii="Times New Roman" w:hAnsi="Times New Roman" w:cs="Times New Roman" w:eastAsia="宋体"/>
-          <w:b w:val="0"/>
-          <w:i w:val="0"/>
-          <w:color w:val="000000"/>
-          <w:sz w:val="24"/>
-          <w:highlight w:val="yellow"/>
-        </w:rPr>
-        <w:t xml:space="preserve">在常规工程实践与开源水下飞控中，不依赖动力学模型的独立单回路 PID 或串级 PID 控制应用最为广泛，其在平稳水流环境下的定点悬停或低速巡航中具备结构简单、易于初调的优势 </w:t>
-      </w:r>
-      <w:hyperlink w:anchor="_Ref_Paper_2" w:history="1">
-        <w:r>
-          <w:rPr>
-            <w:rFonts w:ascii="Times New Roman" w:hAnsi="Times New Roman" w:cs="Times New Roman" w:eastAsia="宋体"/>
-            <w:sz w:val="24"/>
-            <w:szCs w:val="24"/>
-            <w:color w:val="000000"/>
-            <w:highlight w:val="yellow"/>
-            <w:vertAlign w:val="superscript"/>
-          </w:rPr>
-          <w:t>[2, 8]</w:t>
-        </w:r>
-      </w:hyperlink>
-      <w:r>
-        <w:rPr>
-          <w:rFonts w:ascii="Times New Roman" w:hAnsi="Times New Roman" w:cs="Times New Roman" w:eastAsia="宋体"/>
-          <w:b w:val="0"/>
-          <w:i w:val="0"/>
-          <w:color w:val="000000"/>
-          <w:sz w:val="24"/>
-          <w:highlight w:val="yellow"/>
-        </w:rPr>
-        <w:t>。然而，八推进器便携式水下航行器本质上是一个多自由度耦合的非线性系统：航行器在水平面做纵向或侧向机动时易诱发俯仰、垂荡或横滚耦合运动，且重力与浮力的恢复力矩随姿态倾角呈三角函数非线性变化。完全忽略航行器动力学特性的纯无模型 PID 控制，在较大幅度机动与外部水流扰动下容易出现响应滞后、超调偏大或多通道相互拉扯干扰，难以兼顾动态跟踪精度与抗扰稳定性。</w:t>
+          <w:rFonts w:ascii="Times New Roman" w:hAnsi="Times New Roman" w:cs="Times New Roman" w:eastAsia="黑体"/>
+          <w:b w:val="0"/>
+          <w:i w:val="0"/>
+          <w:color w:val="000000"/>
+          <w:sz w:val="24"/>
+          <w:highlight w:val="yellow"/>
+        </w:rPr>
+        <w:t xml:space="preserve">1.2 </w:t>
+      </w:r>
+      <w:r>
+        <w:rPr>
+          <w:rFonts w:ascii="Times New Roman" w:hAnsi="Times New Roman" w:cs="Times New Roman" w:eastAsia="黑体"/>
+          <w:b w:val="0"/>
+          <w:i w:val="0"/>
+          <w:color w:val="000000"/>
+          <w:sz w:val="24"/>
+        </w:rPr>
+        <w:t>研究目的</w:t>
       </w:r>
     </w:p>
     <w:p>
@@ -2194,159 +1245,278 @@
           <w:sz w:val="24"/>
           <w:highlight w:val="yellow"/>
         </w:rPr>
-        <w:t>针对传统无模型 PID 控制的上述局限，将辨识得到的航行器动力学模型引入控制器设计、与实时状态误差反馈相结合，成为提升水下航行器闭环控制性能的重要途径。如图 1 所示，通用模型闭环控制器由“基于动力学模型的动态特性补偿”与“基于状态误差的闭环反馈”两部分协同构成。围绕如何有效利用动力学模型信息，国内外学者发展了多种代表性方法：</w:t>
-      </w:r>
-      <w:r>
-        <w:rPr>
-          <w:rFonts w:ascii="Times New Roman" w:hAnsi="Times New Roman" w:cs="Times New Roman" w:eastAsia="宋体"/>
-          <w:b w:val="0"/>
-          <w:i w:val="0"/>
-          <w:color w:val="000000"/>
-          <w:sz w:val="24"/>
-        </w:rPr>
-        <w:t>Fernandes 等针对观察级 ROV 提出了一种</w:t>
-      </w:r>
-      <w:r>
-        <w:rPr>
-          <w:rFonts w:ascii="Times New Roman" w:hAnsi="Times New Roman" w:cs="Times New Roman" w:eastAsia="宋体"/>
-          <w:b w:val="0"/>
-          <w:i w:val="0"/>
-          <w:color w:val="000000"/>
-          <w:sz w:val="24"/>
-          <w:highlight w:val="yellow"/>
-        </w:rPr>
-        <w:t>结合航行器动力学模型与高增益状态观测器的输出反馈运动控制系统，有效提升了深度、航向和水平面位置的闭环控制品质</w:t>
-      </w:r>
-      <w:r>
-        <w:rPr>
-          <w:rFonts w:ascii="Times New Roman" w:hAnsi="Times New Roman" w:cs="Times New Roman" w:eastAsia="宋体"/>
-          <w:b w:val="0"/>
-          <w:i w:val="0"/>
-          <w:color w:val="000000"/>
-          <w:sz w:val="24"/>
-        </w:rPr>
-        <w:t xml:space="preserve"> </w:t>
-      </w:r>
-      <w:hyperlink w:anchor="_Ref_Paper_9" w:history="1">
-        <w:r>
-          <w:rPr>
-            <w:rFonts w:ascii="Times New Roman" w:hAnsi="Times New Roman" w:cs="Times New Roman" w:eastAsia="宋体"/>
-            <w:sz w:val="24"/>
-            <w:szCs w:val="24"/>
-            <w:color w:val="000000"/>
-            <w:vertAlign w:val="superscript"/>
-          </w:rPr>
-          <w:t>[9]</w:t>
-        </w:r>
-      </w:hyperlink>
-      <w:r>
-        <w:rPr>
-          <w:rFonts w:ascii="Times New Roman" w:hAnsi="Times New Roman" w:cs="Times New Roman" w:eastAsia="宋体"/>
-          <w:b w:val="0"/>
-          <w:i w:val="0"/>
-          <w:color w:val="000000"/>
-          <w:sz w:val="24"/>
-        </w:rPr>
-        <w:t>；Chu 等针对</w:t>
-      </w:r>
-      <w:r>
-        <w:rPr>
-          <w:rFonts w:ascii="Times New Roman" w:hAnsi="Times New Roman" w:cs="Times New Roman" w:eastAsia="宋体"/>
-          <w:b w:val="0"/>
-          <w:i w:val="0"/>
-          <w:color w:val="000000"/>
-          <w:sz w:val="24"/>
-          <w:highlight w:val="yellow"/>
-        </w:rPr>
-        <w:t>水下航行器水动力阻尼不确定性与推力受限问题</w:t>
-      </w:r>
-      <w:r>
-        <w:rPr>
-          <w:rFonts w:ascii="Times New Roman" w:hAnsi="Times New Roman" w:cs="Times New Roman" w:eastAsia="宋体"/>
-          <w:b w:val="0"/>
-          <w:i w:val="0"/>
-          <w:color w:val="000000"/>
-          <w:sz w:val="24"/>
-        </w:rPr>
-        <w:t>，提出了一种融合动力学模型前馈补偿与参数更新的轨迹跟踪控制方法，</w:t>
-      </w:r>
-      <w:r>
-        <w:rPr>
-          <w:rFonts w:ascii="Times New Roman" w:hAnsi="Times New Roman" w:cs="Times New Roman" w:eastAsia="宋体"/>
-          <w:b w:val="0"/>
-          <w:i w:val="0"/>
-          <w:color w:val="000000"/>
-          <w:sz w:val="24"/>
-          <w:highlight w:val="yellow"/>
-        </w:rPr>
-        <w:t>改善了耦合机动下的跟踪精度</w:t>
-      </w:r>
-      <w:r>
-        <w:rPr>
-          <w:rFonts w:ascii="Times New Roman" w:hAnsi="Times New Roman" w:cs="Times New Roman" w:eastAsia="宋体"/>
-          <w:b w:val="0"/>
-          <w:i w:val="0"/>
-          <w:color w:val="000000"/>
-          <w:sz w:val="24"/>
-        </w:rPr>
-        <w:t xml:space="preserve"> </w:t>
-      </w:r>
-      <w:hyperlink w:anchor="_Ref_Paper_10" w:history="1">
-        <w:r>
-          <w:rPr>
-            <w:rFonts w:ascii="Times New Roman" w:hAnsi="Times New Roman" w:cs="Times New Roman" w:eastAsia="宋体"/>
-            <w:sz w:val="24"/>
-            <w:szCs w:val="24"/>
-            <w:color w:val="000000"/>
-            <w:vertAlign w:val="superscript"/>
-          </w:rPr>
-          <w:t>[10]</w:t>
-        </w:r>
-      </w:hyperlink>
-      <w:r>
-        <w:rPr>
-          <w:rFonts w:ascii="Times New Roman" w:hAnsi="Times New Roman" w:cs="Times New Roman" w:eastAsia="宋体"/>
-          <w:b w:val="0"/>
-          <w:i w:val="0"/>
-          <w:color w:val="000000"/>
-          <w:sz w:val="24"/>
-        </w:rPr>
-        <w:t>；</w:t>
-      </w:r>
-      <w:r>
-        <w:rPr>
-          <w:rFonts w:ascii="Times New Roman" w:hAnsi="Times New Roman" w:cs="Times New Roman" w:eastAsia="宋体"/>
-          <w:b w:val="0"/>
-          <w:i w:val="0"/>
-          <w:color w:val="000000"/>
-          <w:sz w:val="24"/>
-          <w:highlight w:val="yellow"/>
-        </w:rPr>
-        <w:t xml:space="preserve">围绕非线性解耦与抗扰，基于反馈线性化、动态逆以及增量非线性动态逆（INDI）的控制方法也受到广泛关注，例如 Slawik 等将增量动态逆方法引入水下航行器姿态控制中，利用机体惯性与控制效能模型配合高频状态反馈在局部时间微元内抵消未建模水动力阻尼与外部流扰，展现出良好的抗扰能力 </w:t>
-      </w:r>
-      <w:hyperlink w:anchor="_Ref_Paper_11" w:history="1">
-        <w:r>
-          <w:rPr>
-            <w:rFonts w:ascii="Times New Roman" w:hAnsi="Times New Roman" w:cs="Times New Roman" w:eastAsia="宋体"/>
-            <w:sz w:val="24"/>
-            <w:szCs w:val="24"/>
-            <w:color w:val="000000"/>
-            <w:highlight w:val="yellow"/>
-            <w:vertAlign w:val="superscript"/>
-          </w:rPr>
-          <w:t>[11]</w:t>
-        </w:r>
-      </w:hyperlink>
-      <w:r>
-        <w:rPr>
-          <w:rFonts w:ascii="Times New Roman" w:hAnsi="Times New Roman" w:cs="Times New Roman" w:eastAsia="宋体"/>
-          <w:b w:val="0"/>
-          <w:i w:val="0"/>
-          <w:color w:val="000000"/>
-          <w:sz w:val="24"/>
-          <w:highlight w:val="yellow"/>
-        </w:rPr>
-        <w:t>。</w:t>
+        <w:t>水下航行器在黏性流场中运动时具有显著的附加质量、水动力阻尼与重浮力恢复力矩等六自由度非线性耦合特性，且由常规欠驱动构型向八推进器过驱动构型拓展后，亟需同步解决多自由度耦合状态下的稳定闭环运动控制与受推力物理边界约束的多推进器协调控制分配两大核心问题。为此，本课题的研究目的在于：</w:t>
+      </w:r>
+      <w:r>
+        <w:rPr>
+          <w:rFonts w:ascii="Times New Roman" w:hAnsi="Times New Roman" w:cs="Times New Roman" w:eastAsia="宋体"/>
+          <w:b w:val="0"/>
+          <w:i w:val="0"/>
+          <w:color w:val="000000"/>
+          <w:sz w:val="24"/>
+        </w:rPr>
+        <w:t>依托</w:t>
+      </w:r>
+      <w:r>
+        <w:rPr>
+          <w:rFonts w:ascii="Times New Roman" w:hAnsi="Times New Roman" w:cs="Times New Roman" w:eastAsia="宋体"/>
+          <w:b w:val="0"/>
+          <w:i w:val="0"/>
+          <w:color w:val="000000"/>
+          <w:sz w:val="24"/>
+          <w:highlight w:val="yellow"/>
+        </w:rPr>
+        <w:t>实验室</w:t>
+      </w:r>
+      <w:r>
+        <w:rPr>
+          <w:rFonts w:ascii="Times New Roman" w:hAnsi="Times New Roman" w:cs="Times New Roman" w:eastAsia="宋体"/>
+          <w:b w:val="0"/>
+          <w:i w:val="0"/>
+          <w:color w:val="000000"/>
+          <w:sz w:val="24"/>
+        </w:rPr>
+        <w:t>已有八推进器</w:t>
+      </w:r>
+      <w:r>
+        <w:rPr>
+          <w:rFonts w:ascii="Times New Roman" w:hAnsi="Times New Roman" w:cs="Times New Roman" w:eastAsia="宋体"/>
+          <w:b w:val="0"/>
+          <w:i w:val="0"/>
+          <w:color w:val="000000"/>
+          <w:sz w:val="24"/>
+          <w:highlight w:val="yellow"/>
+        </w:rPr>
+        <w:t>便携式</w:t>
+      </w:r>
+      <w:r>
+        <w:rPr>
+          <w:rFonts w:ascii="Times New Roman" w:hAnsi="Times New Roman" w:cs="Times New Roman" w:eastAsia="宋体"/>
+          <w:b w:val="0"/>
+          <w:i w:val="0"/>
+          <w:color w:val="000000"/>
+          <w:sz w:val="24"/>
+        </w:rPr>
+        <w:t>水下航行器平台，建立六自由度动力学与推进器模型；结合已有平台参数资料和相关</w:t>
+      </w:r>
+      <w:r>
+        <w:rPr>
+          <w:rFonts w:ascii="Times New Roman" w:hAnsi="Times New Roman" w:cs="Times New Roman" w:eastAsia="宋体"/>
+          <w:b w:val="0"/>
+          <w:i w:val="0"/>
+          <w:color w:val="000000"/>
+          <w:sz w:val="24"/>
+          <w:highlight w:val="yellow"/>
+        </w:rPr>
+        <w:t>动态响应</w:t>
+      </w:r>
+      <w:r>
+        <w:rPr>
+          <w:rFonts w:ascii="Times New Roman" w:hAnsi="Times New Roman" w:cs="Times New Roman" w:eastAsia="宋体"/>
+          <w:b w:val="0"/>
+          <w:i w:val="0"/>
+          <w:color w:val="000000"/>
+          <w:sz w:val="24"/>
+        </w:rPr>
+        <w:t>数据开展系统辨识与模型验证</w:t>
+      </w:r>
+      <w:r>
+        <w:rPr>
+          <w:rFonts w:ascii="Times New Roman" w:hAnsi="Times New Roman" w:cs="Times New Roman" w:eastAsia="宋体"/>
+          <w:b w:val="0"/>
+          <w:i w:val="0"/>
+          <w:color w:val="000000"/>
+          <w:sz w:val="24"/>
+        </w:rPr>
+        <w:t>，明确系统辨识的输入输出关系，对关键未知</w:t>
+      </w:r>
+      <w:r>
+        <w:rPr>
+          <w:rFonts w:ascii="Times New Roman" w:hAnsi="Times New Roman" w:cs="Times New Roman" w:eastAsia="宋体"/>
+          <w:b w:val="0"/>
+          <w:i w:val="0"/>
+          <w:color w:val="000000"/>
+          <w:sz w:val="24"/>
+          <w:highlight w:val="yellow"/>
+        </w:rPr>
+        <w:t>水动力参数</w:t>
+      </w:r>
+      <w:r>
+        <w:rPr>
+          <w:rFonts w:ascii="Times New Roman" w:hAnsi="Times New Roman" w:cs="Times New Roman" w:eastAsia="宋体"/>
+          <w:b w:val="0"/>
+          <w:i w:val="0"/>
+          <w:color w:val="000000"/>
+          <w:sz w:val="24"/>
+        </w:rPr>
+        <w:t>进行</w:t>
+      </w:r>
+      <w:r>
+        <w:rPr>
+          <w:rFonts w:ascii="Times New Roman" w:hAnsi="Times New Roman" w:cs="Times New Roman" w:eastAsia="宋体"/>
+          <w:b w:val="0"/>
+          <w:i w:val="0"/>
+          <w:color w:val="000000"/>
+          <w:sz w:val="24"/>
+          <w:highlight w:val="yellow"/>
+        </w:rPr>
+        <w:t>估计</w:t>
+      </w:r>
+      <w:r>
+        <w:rPr>
+          <w:rFonts w:ascii="Times New Roman" w:hAnsi="Times New Roman" w:cs="Times New Roman" w:eastAsia="宋体"/>
+          <w:b w:val="0"/>
+          <w:i w:val="0"/>
+          <w:color w:val="000000"/>
+          <w:sz w:val="24"/>
+        </w:rPr>
+        <w:t>修正并分析模型适用范围；在此基础上，结合经验证的航行器模型特性</w:t>
+      </w:r>
+      <w:r>
+        <w:rPr>
+          <w:rFonts w:ascii="Times New Roman" w:hAnsi="Times New Roman" w:cs="Times New Roman" w:eastAsia="宋体"/>
+          <w:b w:val="0"/>
+          <w:i w:val="0"/>
+          <w:color w:val="000000"/>
+          <w:sz w:val="24"/>
+          <w:highlight w:val="yellow"/>
+        </w:rPr>
+        <w:t>补偿</w:t>
+      </w:r>
+      <w:r>
+        <w:rPr>
+          <w:rFonts w:ascii="Times New Roman" w:hAnsi="Times New Roman" w:cs="Times New Roman" w:eastAsia="宋体"/>
+          <w:b w:val="0"/>
+          <w:i w:val="0"/>
+          <w:color w:val="000000"/>
+          <w:sz w:val="24"/>
+        </w:rPr>
+        <w:t>与</w:t>
+      </w:r>
+      <w:r>
+        <w:rPr>
+          <w:rFonts w:ascii="Times New Roman" w:hAnsi="Times New Roman" w:cs="Times New Roman" w:eastAsia="宋体"/>
+          <w:b w:val="0"/>
+          <w:i w:val="0"/>
+          <w:color w:val="000000"/>
+          <w:sz w:val="24"/>
+          <w:highlight w:val="yellow"/>
+        </w:rPr>
+        <w:t>实时</w:t>
+      </w:r>
+      <w:r>
+        <w:rPr>
+          <w:rFonts w:ascii="Times New Roman" w:hAnsi="Times New Roman" w:cs="Times New Roman" w:eastAsia="宋体"/>
+          <w:b w:val="0"/>
+          <w:i w:val="0"/>
+          <w:color w:val="000000"/>
+          <w:sz w:val="24"/>
+        </w:rPr>
+        <w:t>状态反馈构建闭环运动控制系统，实现姿态、深度和航向等基本运动状态的</w:t>
+      </w:r>
+      <w:r>
+        <w:rPr>
+          <w:rFonts w:ascii="Times New Roman" w:hAnsi="Times New Roman" w:cs="Times New Roman" w:eastAsia="宋体"/>
+          <w:b w:val="0"/>
+          <w:i w:val="0"/>
+          <w:color w:val="000000"/>
+          <w:sz w:val="24"/>
+          <w:highlight w:val="yellow"/>
+        </w:rPr>
+        <w:t>稳定</w:t>
+      </w:r>
+      <w:r>
+        <w:rPr>
+          <w:rFonts w:ascii="Times New Roman" w:hAnsi="Times New Roman" w:cs="Times New Roman" w:eastAsia="宋体"/>
+          <w:b w:val="0"/>
+          <w:i w:val="0"/>
+          <w:color w:val="000000"/>
+          <w:sz w:val="24"/>
+        </w:rPr>
+        <w:t>闭环控制；</w:t>
+      </w:r>
+      <w:r>
+        <w:rPr>
+          <w:rFonts w:ascii="Times New Roman" w:hAnsi="Times New Roman" w:cs="Times New Roman" w:eastAsia="宋体"/>
+          <w:b w:val="0"/>
+          <w:i w:val="0"/>
+          <w:color w:val="000000"/>
+          <w:sz w:val="24"/>
+        </w:rPr>
+        <w:t>依据八推进器空间布局建立控制分配矩阵</w:t>
+      </w:r>
+      <w:r>
+        <w:rPr>
+          <w:rFonts w:ascii="Times New Roman" w:hAnsi="Times New Roman" w:cs="Times New Roman" w:eastAsia="宋体"/>
+          <w:b w:val="0"/>
+          <w:i w:val="0"/>
+          <w:color w:val="000000"/>
+          <w:sz w:val="24"/>
+        </w:rPr>
+        <w:t>，考虑基本推力输出范围生成</w:t>
+      </w:r>
+      <w:r>
+        <w:rPr>
+          <w:rFonts w:ascii="Times New Roman" w:hAnsi="Times New Roman" w:cs="Times New Roman" w:eastAsia="宋体"/>
+          <w:b w:val="0"/>
+          <w:i w:val="0"/>
+          <w:color w:val="000000"/>
+          <w:sz w:val="24"/>
+          <w:highlight w:val="yellow"/>
+        </w:rPr>
+        <w:t>各推进器</w:t>
+      </w:r>
+      <w:r>
+        <w:rPr>
+          <w:rFonts w:ascii="Times New Roman" w:hAnsi="Times New Roman" w:cs="Times New Roman" w:eastAsia="宋体"/>
+          <w:b w:val="0"/>
+          <w:i w:val="0"/>
+          <w:color w:val="000000"/>
+          <w:sz w:val="24"/>
+        </w:rPr>
+        <w:t>推力指令；最终在PX4/SITL软件在环仿真环境中构建闭环系统，通过</w:t>
+      </w:r>
+      <w:r>
+        <w:rPr>
+          <w:rFonts w:ascii="Times New Roman" w:hAnsi="Times New Roman" w:cs="Times New Roman" w:eastAsia="宋体"/>
+          <w:b w:val="0"/>
+          <w:i w:val="0"/>
+          <w:color w:val="000000"/>
+          <w:sz w:val="24"/>
+          <w:highlight w:val="yellow"/>
+        </w:rPr>
+        <w:t>典型</w:t>
+      </w:r>
+      <w:r>
+        <w:rPr>
+          <w:rFonts w:ascii="Times New Roman" w:hAnsi="Times New Roman" w:cs="Times New Roman" w:eastAsia="宋体"/>
+          <w:b w:val="0"/>
+          <w:i w:val="0"/>
+          <w:color w:val="000000"/>
+          <w:sz w:val="24"/>
+        </w:rPr>
+        <w:t>运动工况与</w:t>
+      </w:r>
+      <w:r>
+        <w:rPr>
+          <w:rFonts w:ascii="Times New Roman" w:hAnsi="Times New Roman" w:cs="Times New Roman" w:eastAsia="宋体"/>
+          <w:b w:val="0"/>
+          <w:i w:val="0"/>
+          <w:color w:val="000000"/>
+          <w:sz w:val="24"/>
+          <w:highlight w:val="yellow"/>
+        </w:rPr>
+        <w:t>适量</w:t>
+      </w:r>
+      <w:r>
+        <w:rPr>
+          <w:rFonts w:ascii="Times New Roman" w:hAnsi="Times New Roman" w:cs="Times New Roman" w:eastAsia="宋体"/>
+          <w:b w:val="0"/>
+          <w:i w:val="0"/>
+          <w:color w:val="000000"/>
+          <w:sz w:val="24"/>
+        </w:rPr>
+        <w:t>流扰条件开展闭环仿真验证与量化性能评价，形成“已有平台—建模与系统辨识—模型验证—运动控制—控制分配—PX4/SITL闭环验证”的完整研究闭环。</w:t>
       </w:r>
     </w:p>
     <w:p>
@@ -2358,14 +1528,24 @@
       </w:pPr>
       <w:r>
         <w:rPr>
-          <w:rFonts w:ascii="Times New Roman" w:hAnsi="Times New Roman" w:cs="Times New Roman" w:eastAsia="宋体"/>
-          <w:b w:val="0"/>
-          <w:i w:val="0"/>
-          <w:color w:val="000000"/>
-          <w:sz w:val="24"/>
-          <w:highlight w:val="yellow"/>
-        </w:rPr>
-        <w:t>综合国内外研究进展可知，相较于完全忽略物理特性的传统无模型 PID 控制，利用辨识验证后的航行器动力学模型对重浮力恢复力矩、主导水动力阻尼或惯性动态进行补偿，并结合实时状态误差反馈构建闭环控制器，能够有效改善多自由度耦合与流扰环境下的控制性能，也为本课题根据实机辨识模型特性比选合适的模型控制律（如模型前馈补偿、反馈线性化或增量动态逆等）提供了扎实的理论方法支撑。</w:t>
+          <w:rFonts w:ascii="Times New Roman" w:hAnsi="Times New Roman" w:cs="Times New Roman" w:eastAsia="黑体"/>
+          <w:b w:val="0"/>
+          <w:i w:val="0"/>
+          <w:color w:val="000000"/>
+          <w:sz w:val="24"/>
+          <w:highlight w:val="yellow"/>
+        </w:rPr>
+        <w:t xml:space="preserve">1.3 </w:t>
+      </w:r>
+      <w:r>
+        <w:rPr>
+          <w:rFonts w:ascii="Times New Roman" w:hAnsi="Times New Roman" w:cs="Times New Roman" w:eastAsia="黑体"/>
+          <w:b w:val="0"/>
+          <w:i w:val="0"/>
+          <w:color w:val="000000"/>
+          <w:sz w:val="24"/>
+        </w:rPr>
+        <w:t>研究意义</w:t>
       </w:r>
     </w:p>
     <w:p>
@@ -2377,6 +1557,25 @@
       </w:pPr>
       <w:r>
         <w:rPr>
+          <w:rFonts w:ascii="Times New Roman" w:hAnsi="Times New Roman" w:cs="Times New Roman" w:eastAsia="宋体"/>
+          <w:b w:val="0"/>
+          <w:i w:val="0"/>
+          <w:color w:val="000000"/>
+          <w:sz w:val="24"/>
+          <w:highlight w:val="yellow"/>
+        </w:rPr>
+        <w:t>开展本课题研究对提升水下航行器的运动控制性能与工程开发效率具有直接价值。一方面，针对便携式水下航行器水动力参数不确定、多自由度交叉耦合以及八推进器推力受限等问题，将经辨识验证的动力学模型引入闭环控制器与受约束控制分配设计，能够有效克服传统经验控制在多轴机动与流扰环境下易超调、推力分配易饱和失真的局限，为过驱动水下航行器的稳定可靠控制提供方法支撑。另一方面，依托开源 PX4 飞控软件架构构建水下软件在环（SITL）闭环仿真环境，使动力学模型、运动控制律与推力分配算法在与实机一致的模块化软件框架下完成闭环检验，不仅能够在安全、可重复的条件下系统评估算法性能并降低水池实机联调的试错成本，还有助于为后续控制算法向实验室水下航行器机载硬件迁移部署奠定可靠的软件基础。</w:t>
+      </w:r>
+    </w:p>
+    <w:p>
+      <w:pPr>
+        <w:pStyle w:val="a6"/>
+        <w:jc w:val="left"/>
+        <w:spacing w:line="360" w:lineRule="auto" w:beforeLines="50" w:before="120" w:afterLines="50" w:after="120"/>
+        <w:ind w:firstLine="0" w:firstLineChars="0" w:left="0"/>
+      </w:pPr>
+      <w:r>
+        <w:rPr>
           <w:rFonts w:ascii="Times New Roman" w:hAnsi="Times New Roman" w:cs="Times New Roman" w:eastAsia="黑体"/>
           <w:b w:val="0"/>
           <w:i w:val="0"/>
@@ -2384,7 +1583,7 @@
           <w:sz w:val="24"/>
           <w:highlight w:val="yellow"/>
         </w:rPr>
-        <w:t xml:space="preserve">2.3 </w:t>
+        <w:t xml:space="preserve">2. </w:t>
       </w:r>
       <w:r>
         <w:rPr>
@@ -2394,7 +1593,7 @@
           <w:color w:val="000000"/>
           <w:sz w:val="24"/>
         </w:rPr>
-        <w:t>多推进器控制分配研究现状</w:t>
+        <w:t>国内外在该方向的研究现状和发展趋势</w:t>
       </w:r>
     </w:p>
     <w:p>
@@ -2411,170 +1610,40 @@
           <w:i w:val="0"/>
           <w:color w:val="000000"/>
           <w:sz w:val="24"/>
-        </w:rPr>
-        <w:t>对于配备八个推进器的</w:t>
-      </w:r>
-      <w:r>
-        <w:rPr>
-          <w:rFonts w:ascii="Times New Roman" w:hAnsi="Times New Roman" w:cs="Times New Roman" w:eastAsia="宋体"/>
-          <w:b w:val="0"/>
-          <w:i w:val="0"/>
-          <w:color w:val="000000"/>
-          <w:sz w:val="24"/>
-          <w:highlight w:val="yellow"/>
-        </w:rPr>
-        <w:t>便携式</w:t>
-      </w:r>
-      <w:r>
-        <w:rPr>
-          <w:rFonts w:ascii="Times New Roman" w:hAnsi="Times New Roman" w:cs="Times New Roman" w:eastAsia="宋体"/>
-          <w:b w:val="0"/>
-          <w:i w:val="0"/>
-          <w:color w:val="000000"/>
-          <w:sz w:val="24"/>
-        </w:rPr>
-        <w:t xml:space="preserve">水下航行器而言，其独立的物理执行器数量（8 个推进器）大于空间六自由度广义力与力矩的数量（6 个控制维度），属于典型的过驱动（Over-actuated）冗余控制系统。上层运动控制器计算出的是机体所需的六维期望广义力与力矩 </w:t>
-      </w:r>
-      <m:oMath>
-        <m:sSub>
-          <m:e>
-            <m:r>
-              <m:rPr>
-                <m:sty m:val="bi"/>
-              </m:rPr>
-              <w:rPr>
-                <w:rFonts w:ascii="Cambria Math" w:hAnsi="Cambria Math" w:eastAsia="宋体"/>
-                <w:sz w:val="24"/>
-                <w:szCs w:val="24"/>
-              </w:rPr>
-              <m:t>τ</m:t>
-            </m:r>
-          </m:e>
-          <m:sub>
-            <m:r>
-              <m:rPr>
-                <m:sty m:val="i"/>
-              </m:rPr>
-              <w:rPr>
-                <w:rFonts w:ascii="Cambria Math" w:hAnsi="Cambria Math" w:eastAsia="宋体"/>
-                <w:sz w:val="24"/>
-                <w:szCs w:val="24"/>
-              </w:rPr>
-              <m:t>c</m:t>
-            </m:r>
-          </m:sub>
-        </m:sSub>
-        <m:r>
-          <m:rPr>
-            <m:sty m:val="p"/>
-          </m:rPr>
-          <w:rPr>
-            <w:rFonts w:ascii="Cambria Math" w:hAnsi="Cambria Math" w:eastAsia="宋体"/>
-            <w:sz w:val="24"/>
-            <w:szCs w:val="24"/>
-          </w:rPr>
-          <m:t> ∈ </m:t>
-        </m:r>
-        <m:sSup>
-          <m:e>
-            <m:r>
-              <m:rPr>
-                <m:sty m:val="p"/>
-              </m:rPr>
-              <w:rPr>
-                <w:rFonts w:ascii="Cambria Math" w:hAnsi="Cambria Math" w:eastAsia="宋体"/>
-                <w:sz w:val="24"/>
-                <w:szCs w:val="24"/>
-              </w:rPr>
-              <m:t>ℝ</m:t>
-            </m:r>
-          </m:e>
-          <m:sup>
-            <m:r>
-              <m:rPr>
-                <m:sty m:val="p"/>
-              </m:rPr>
-              <w:rPr>
-                <w:rFonts w:ascii="Cambria Math" w:hAnsi="Cambria Math" w:eastAsia="宋体"/>
-                <w:sz w:val="24"/>
-                <w:szCs w:val="24"/>
-              </w:rPr>
-              <m:t>6</m:t>
-            </m:r>
-          </m:sup>
-        </m:sSup>
-      </m:oMath>
-      <w:r>
-        <w:rPr>
-          <w:rFonts w:ascii="Times New Roman" w:hAnsi="Times New Roman" w:cs="Times New Roman" w:eastAsia="宋体"/>
-          <w:b w:val="0"/>
-          <w:i w:val="0"/>
-          <w:color w:val="000000"/>
-          <w:sz w:val="24"/>
-        </w:rPr>
-        <w:t xml:space="preserve">，而实际作用于水体的是各推进器产生的推力矢量 </w:t>
-      </w:r>
-      <m:oMath>
-        <m:r>
-          <m:rPr>
-            <m:sty m:val="bi"/>
-          </m:rPr>
-          <w:rPr>
-            <w:rFonts w:ascii="Cambria Math" w:hAnsi="Cambria Math" w:eastAsia="宋体"/>
-            <w:sz w:val="24"/>
-            <w:szCs w:val="24"/>
-          </w:rPr>
-          <m:t>T</m:t>
-        </m:r>
-        <m:r>
-          <m:rPr>
-            <m:sty m:val="p"/>
-          </m:rPr>
-          <w:rPr>
-            <w:rFonts w:ascii="Cambria Math" w:hAnsi="Cambria Math" w:eastAsia="宋体"/>
-            <w:sz w:val="24"/>
-            <w:szCs w:val="24"/>
-          </w:rPr>
-          <m:t> ∈ </m:t>
-        </m:r>
-        <m:sSup>
-          <m:e>
-            <m:r>
-              <m:rPr>
-                <m:sty m:val="p"/>
-              </m:rPr>
-              <w:rPr>
-                <w:rFonts w:ascii="Cambria Math" w:hAnsi="Cambria Math" w:eastAsia="宋体"/>
-                <w:sz w:val="24"/>
-                <w:szCs w:val="24"/>
-              </w:rPr>
-              <m:t>ℝ</m:t>
-            </m:r>
-          </m:e>
-          <m:sup>
-            <m:r>
-              <m:rPr>
-                <m:sty m:val="p"/>
-              </m:rPr>
-              <w:rPr>
-                <w:rFonts w:ascii="Cambria Math" w:hAnsi="Cambria Math" w:eastAsia="宋体"/>
-                <w:sz w:val="24"/>
-                <w:szCs w:val="24"/>
-              </w:rPr>
-              <m:t>8</m:t>
-            </m:r>
-          </m:sup>
-        </m:sSup>
-      </m:oMath>
-      <w:r>
-        <w:rPr>
-          <w:rFonts w:ascii="Times New Roman" w:hAnsi="Times New Roman" w:cs="Times New Roman" w:eastAsia="宋体"/>
-          <w:b w:val="0"/>
-          <w:i w:val="0"/>
-          <w:color w:val="000000"/>
-          <w:sz w:val="24"/>
-        </w:rPr>
-        <w:t>。如何根据推进器空间安装布局将期望广义力矩准确、低失真地映射为各推进器推力指令，即为控制分配（Control Allocation）的核心任务。</w:t>
+          <w:highlight w:val="yellow"/>
+        </w:rPr>
+        <w:t>水下航行器在复杂黏性流场中的稳定运动控制，本质上涉及非流线型机体的多自由度流固耦合机理表征、非线性运动控制律设计、冗余推进器推力协调映射以及嵌入式控制软件闭环实现等关键科学和工程问题。围绕</w:t>
+      </w:r>
+      <w:r>
+        <w:rPr>
+          <w:rFonts w:ascii="Times New Roman" w:hAnsi="Times New Roman" w:cs="Times New Roman" w:eastAsia="宋体"/>
+          <w:b w:val="0"/>
+          <w:i w:val="0"/>
+          <w:color w:val="000000"/>
+          <w:sz w:val="24"/>
+        </w:rPr>
+        <w:t>水下航行器六自由度动力学机理建模与参数辨识、基于模型与状态反馈的运动控制方法、多推进器受约束控制分配以及基于开源飞控软件（PX4）的闭环仿真等四个核心</w:t>
+      </w:r>
+      <w:r>
+        <w:rPr>
+          <w:rFonts w:ascii="Times New Roman" w:hAnsi="Times New Roman" w:cs="Times New Roman" w:eastAsia="宋体"/>
+          <w:b w:val="0"/>
+          <w:i w:val="0"/>
+          <w:color w:val="000000"/>
+          <w:sz w:val="24"/>
+          <w:highlight w:val="yellow"/>
+        </w:rPr>
+        <w:t>方向</w:t>
+      </w:r>
+      <w:r>
+        <w:rPr>
+          <w:rFonts w:ascii="Times New Roman" w:hAnsi="Times New Roman" w:cs="Times New Roman" w:eastAsia="宋体"/>
+          <w:b w:val="0"/>
+          <w:i w:val="0"/>
+          <w:color w:val="000000"/>
+          <w:sz w:val="24"/>
+        </w:rPr>
+        <w:t>，国内外学术界与工业界进行了深入研究并取得了丰富成果。</w:t>
       </w:r>
     </w:p>
     <w:p>
@@ -2586,161 +1655,24 @@
       </w:pPr>
       <w:r>
         <w:rPr>
-          <w:rFonts w:ascii="Times New Roman" w:hAnsi="Times New Roman" w:cs="Times New Roman" w:eastAsia="宋体"/>
-          <w:b w:val="0"/>
-          <w:i w:val="0"/>
-          <w:color w:val="000000"/>
-          <w:sz w:val="24"/>
-          <w:highlight w:val="yellow"/>
-        </w:rPr>
-        <w:t xml:space="preserve">Johansen 与 Fossen 在控制分配综述中系统总结了无约束广义逆、加权伪逆、有界优化及再分配方法的理论体系 </w:t>
-      </w:r>
-      <w:hyperlink w:anchor="_Ref_Paper_12" w:history="1">
-        <w:r>
-          <w:rPr>
-            <w:rFonts w:ascii="Times New Roman" w:hAnsi="Times New Roman" w:cs="Times New Roman" w:eastAsia="宋体"/>
-            <w:sz w:val="24"/>
-            <w:szCs w:val="24"/>
-            <w:color w:val="000000"/>
-            <w:highlight w:val="yellow"/>
-            <w:vertAlign w:val="superscript"/>
-          </w:rPr>
-          <w:t>[12, 13]</w:t>
-        </w:r>
-      </w:hyperlink>
-      <w:r>
-        <w:rPr>
-          <w:rFonts w:ascii="Times New Roman" w:hAnsi="Times New Roman" w:cs="Times New Roman" w:eastAsia="宋体"/>
-          <w:b w:val="0"/>
-          <w:i w:val="0"/>
-          <w:color w:val="000000"/>
-          <w:sz w:val="24"/>
-          <w:highlight w:val="yellow"/>
-        </w:rPr>
-        <w:t>。在基础工程应用中，常采用固定比例混控表或无约束伪逆法直接求解推力指令；当某一推进器计算推力超出物理输出上下限时，常规做法通常直接进行硬截断（Clipping）。然而，由于八推进器空间布置存在多自由度力臂耦合，简单的超限硬截断会破坏原本各推进器之间的推力配比，导致合成的六维广义力和力矩方向发生偏转（即产生较大的控制分配残差与姿态耦合失真）。为此，考虑推进器基本推力输出范围约束的控制分配策略受到广泛重视：</w:t>
-      </w:r>
-      <w:r>
-        <w:rPr>
-          <w:rFonts w:ascii="Times New Roman" w:hAnsi="Times New Roman" w:cs="Times New Roman" w:eastAsia="宋体"/>
-          <w:b w:val="0"/>
-          <w:i w:val="0"/>
-          <w:color w:val="000000"/>
-          <w:sz w:val="24"/>
-        </w:rPr>
-        <w:t>程卫平、王猛等针对水下机器人推力器物理输出上限，研究了基于可行方向法等处理推力边界约束的分配算法，</w:t>
-      </w:r>
-      <w:r>
-        <w:rPr>
-          <w:rFonts w:ascii="Times New Roman" w:hAnsi="Times New Roman" w:cs="Times New Roman" w:eastAsia="宋体"/>
-          <w:b w:val="0"/>
-          <w:i w:val="0"/>
-          <w:color w:val="000000"/>
-          <w:sz w:val="24"/>
-          <w:highlight w:val="yellow"/>
-        </w:rPr>
-        <w:t xml:space="preserve">有效减小了推力饱和引起的力矩畸变 </w:t>
-      </w:r>
-      <w:hyperlink w:anchor="_Ref_Paper_14" w:history="1">
-        <w:r>
-          <w:rPr>
-            <w:rFonts w:ascii="Times New Roman" w:hAnsi="Times New Roman" w:cs="Times New Roman" w:eastAsia="宋体"/>
-            <w:sz w:val="24"/>
-            <w:szCs w:val="24"/>
-            <w:color w:val="000000"/>
-            <w:highlight w:val="yellow"/>
-            <w:vertAlign w:val="superscript"/>
-          </w:rPr>
-          <w:t>[14]</w:t>
-        </w:r>
-      </w:hyperlink>
-      <w:r>
-        <w:rPr>
-          <w:rFonts w:ascii="Times New Roman" w:hAnsi="Times New Roman" w:cs="Times New Roman" w:eastAsia="宋体"/>
-          <w:b w:val="0"/>
-          <w:i w:val="0"/>
-          <w:color w:val="000000"/>
-          <w:sz w:val="24"/>
-        </w:rPr>
-        <w:t>；孙广威等针对矢量推进 ROV 提出了兼顾推力约束与分配效率的多级推力分配策略，</w:t>
-      </w:r>
-      <w:r>
-        <w:rPr>
-          <w:rFonts w:ascii="Times New Roman" w:hAnsi="Times New Roman" w:cs="Times New Roman" w:eastAsia="宋体"/>
-          <w:b w:val="0"/>
-          <w:i w:val="0"/>
-          <w:color w:val="000000"/>
-          <w:sz w:val="24"/>
-          <w:highlight w:val="yellow"/>
-        </w:rPr>
-        <w:t xml:space="preserve">提升了多推进器协调能力 </w:t>
-      </w:r>
-      <w:hyperlink w:anchor="_Ref_Paper_15" w:history="1">
-        <w:r>
-          <w:rPr>
-            <w:rFonts w:ascii="Times New Roman" w:hAnsi="Times New Roman" w:cs="Times New Roman" w:eastAsia="宋体"/>
-            <w:sz w:val="24"/>
-            <w:szCs w:val="24"/>
-            <w:color w:val="000000"/>
-            <w:highlight w:val="yellow"/>
-            <w:vertAlign w:val="superscript"/>
-          </w:rPr>
-          <w:t>[15]</w:t>
-        </w:r>
-      </w:hyperlink>
-      <w:r>
-        <w:rPr>
-          <w:rFonts w:ascii="Times New Roman" w:hAnsi="Times New Roman" w:cs="Times New Roman" w:eastAsia="宋体"/>
-          <w:b w:val="0"/>
-          <w:i w:val="0"/>
-          <w:color w:val="000000"/>
-          <w:sz w:val="24"/>
-          <w:highlight w:val="yellow"/>
-        </w:rPr>
-        <w:t>。由此可见，</w:t>
-      </w:r>
-      <w:r>
-        <w:rPr>
-          <w:rFonts w:ascii="Times New Roman" w:hAnsi="Times New Roman" w:cs="Times New Roman" w:eastAsia="宋体"/>
-          <w:b w:val="0"/>
-          <w:i w:val="0"/>
-          <w:color w:val="000000"/>
-          <w:sz w:val="24"/>
-        </w:rPr>
-        <w:t xml:space="preserve">依据平台八推进器真实几何构型建立准确的 </w:t>
-      </w:r>
-      <m:oMath>
-        <m:r>
-          <m:rPr>
-            <m:sty m:val="p"/>
-          </m:rPr>
-          <w:rPr>
-            <w:rFonts w:ascii="Cambria Math" w:hAnsi="Cambria Math" w:eastAsia="宋体"/>
-            <w:sz w:val="24"/>
-            <w:szCs w:val="24"/>
-          </w:rPr>
-          <m:t>6 × 8</m:t>
-        </m:r>
-      </m:oMath>
-      <w:r>
-        <w:rPr>
-          <w:rFonts w:ascii="Times New Roman" w:hAnsi="Times New Roman" w:cs="Times New Roman" w:eastAsia="宋体"/>
-          <w:b w:val="0"/>
-          <w:i w:val="0"/>
-          <w:color w:val="000000"/>
-          <w:sz w:val="24"/>
-        </w:rPr>
-        <w:t xml:space="preserve"> 控制分配矩阵</w:t>
-      </w:r>
-      <w:r>
-        <w:rPr>
-          <w:rFonts w:ascii="Times New Roman" w:hAnsi="Times New Roman" w:cs="Times New Roman" w:eastAsia="宋体"/>
-          <w:b w:val="0"/>
-          <w:i w:val="0"/>
-          <w:color w:val="000000"/>
-          <w:sz w:val="24"/>
-          <w:highlight w:val="yellow"/>
-        </w:rPr>
-        <w:t>，并在分配求解中引入推力输出范围约束处理策略以克服直接硬截断失真，是保障闭环控制系统稳定运行的关键环节。</w:t>
+          <w:rFonts w:ascii="Times New Roman" w:hAnsi="Times New Roman" w:cs="Times New Roman" w:eastAsia="黑体"/>
+          <w:b w:val="0"/>
+          <w:i w:val="0"/>
+          <w:color w:val="000000"/>
+          <w:sz w:val="24"/>
+          <w:highlight w:val="yellow"/>
+        </w:rPr>
+        <w:t xml:space="preserve">2.1 </w:t>
+      </w:r>
+      <w:r>
+        <w:rPr>
+          <w:rFonts w:ascii="Times New Roman" w:hAnsi="Times New Roman" w:cs="Times New Roman" w:eastAsia="黑体"/>
+          <w:b w:val="0"/>
+          <w:i w:val="0"/>
+          <w:color w:val="000000"/>
+          <w:sz w:val="24"/>
+        </w:rPr>
+        <w:t>水下航行器动力学建模与系统辨识研究现状</w:t>
       </w:r>
     </w:p>
     <w:p>
@@ -2752,24 +1684,155 @@
       </w:pPr>
       <w:r>
         <w:rPr>
-          <w:rFonts w:ascii="Times New Roman" w:hAnsi="Times New Roman" w:cs="Times New Roman" w:eastAsia="黑体"/>
-          <w:b w:val="0"/>
-          <w:i w:val="0"/>
-          <w:color w:val="000000"/>
-          <w:sz w:val="24"/>
-          <w:highlight w:val="yellow"/>
-        </w:rPr>
-        <w:t xml:space="preserve">2.4 </w:t>
-      </w:r>
-      <w:r>
-        <w:rPr>
-          <w:rFonts w:ascii="Times New Roman" w:hAnsi="Times New Roman" w:cs="Times New Roman" w:eastAsia="黑体"/>
-          <w:b w:val="0"/>
-          <w:i w:val="0"/>
-          <w:color w:val="000000"/>
-          <w:sz w:val="24"/>
-        </w:rPr>
-        <w:t>基于开源软件架构（PX4）的水下航行器闭环仿真研究现状</w:t>
+          <w:rFonts w:ascii="Times New Roman" w:hAnsi="Times New Roman" w:cs="Times New Roman" w:eastAsia="宋体"/>
+          <w:b w:val="0"/>
+          <w:i w:val="0"/>
+          <w:color w:val="000000"/>
+          <w:sz w:val="24"/>
+        </w:rPr>
+        <w:t>在动力学机理建模方面，水下航行器的运动学与动力学理论体系历经长期发展，已形成规范的标准框架。国际水池会议（ITTC）与国际海事组织（IMO）为海洋船舶与运载器的运动表述奠定了基础，挪威科技大学学者 Fossen 系统提出了海洋航行器六自由度非线性矢量建模理论体系</w:t>
+      </w:r>
+      <w:hyperlink w:anchor="_Ref_Paper_2" w:history="1">
+        <w:r>
+          <w:rPr>
+            <w:rFonts w:ascii="Times New Roman" w:hAnsi="Times New Roman" w:cs="Times New Roman" w:eastAsia="宋体"/>
+            <w:sz w:val="24"/>
+            <w:szCs w:val="24"/>
+            <w:color w:val="000000"/>
+            <w:highlight w:val="yellow"/>
+            <w:vertAlign w:val="superscript"/>
+          </w:rPr>
+          <w:t>[2]</w:t>
+        </w:r>
+      </w:hyperlink>
+      <w:r>
+        <w:rPr>
+          <w:rFonts w:ascii="Times New Roman" w:hAnsi="Times New Roman" w:cs="Times New Roman" w:eastAsia="宋体"/>
+          <w:b w:val="0"/>
+          <w:i w:val="0"/>
+          <w:color w:val="000000"/>
+          <w:sz w:val="24"/>
+        </w:rPr>
+        <w:t>。该体系将</w:t>
+      </w:r>
+      <w:r>
+        <w:rPr>
+          <w:rFonts w:ascii="Times New Roman" w:hAnsi="Times New Roman" w:cs="Times New Roman" w:eastAsia="宋体"/>
+          <w:b w:val="0"/>
+          <w:i w:val="0"/>
+          <w:color w:val="000000"/>
+          <w:sz w:val="24"/>
+          <w:highlight w:val="yellow"/>
+        </w:rPr>
+        <w:t>惯性坐标系与固连于航行器的附体坐标系</w:t>
+      </w:r>
+      <w:r>
+        <w:rPr>
+          <w:rFonts w:ascii="Times New Roman" w:hAnsi="Times New Roman" w:cs="Times New Roman" w:eastAsia="宋体"/>
+          <w:b w:val="0"/>
+          <w:i w:val="0"/>
+          <w:color w:val="000000"/>
+          <w:sz w:val="24"/>
+        </w:rPr>
+        <w:t>相结合，通过坐标变换矩阵统一描述位置、姿态</w:t>
+      </w:r>
+      <w:r>
+        <w:rPr>
+          <w:rFonts w:ascii="Times New Roman" w:hAnsi="Times New Roman" w:cs="Times New Roman" w:eastAsia="宋体"/>
+          <w:b w:val="0"/>
+          <w:i w:val="0"/>
+          <w:color w:val="000000"/>
+          <w:sz w:val="24"/>
+          <w:highlight w:val="yellow"/>
+        </w:rPr>
+        <w:t>角</w:t>
+      </w:r>
+      <w:r>
+        <w:rPr>
+          <w:rFonts w:ascii="Times New Roman" w:hAnsi="Times New Roman" w:cs="Times New Roman" w:eastAsia="宋体"/>
+          <w:b w:val="0"/>
+          <w:i w:val="0"/>
+          <w:color w:val="000000"/>
+          <w:sz w:val="24"/>
+        </w:rPr>
+        <w:t>与六自由度线速度、角速度，并将作用于机体上的广义力矩解构为刚体惯性矩阵、水动力附加质量矩阵、刚体与附加质量科氏向心力矩阵、线性与非线性水动力阻尼矩阵以及重力与浮力恢复力矩矢量，成为当前水下航行器建模与控制研究所公认的方程基础。</w:t>
+      </w:r>
+      <w:r>
+        <w:rPr>
+          <w:rFonts w:ascii="Times New Roman" w:hAnsi="Times New Roman" w:cs="Times New Roman" w:eastAsia="宋体"/>
+          <w:b w:val="0"/>
+          <w:i w:val="0"/>
+          <w:color w:val="000000"/>
+          <w:sz w:val="24"/>
+          <w:highlight w:val="yellow"/>
+        </w:rPr>
+        <w:t>对于搭载耐压水密舱、外部传感器探头及多推进器组件的非流线型多附体水下航行器（ROV）而言，其水动力特性与流线型回转体 AUV 存在明显差异。</w:t>
+      </w:r>
+      <w:r>
+        <w:rPr>
+          <w:rFonts w:ascii="Times New Roman" w:hAnsi="Times New Roman" w:cs="Times New Roman" w:eastAsia="宋体"/>
+          <w:b w:val="0"/>
+          <w:i w:val="0"/>
+          <w:color w:val="000000"/>
+          <w:sz w:val="24"/>
+        </w:rPr>
+        <w:t>Caccia 等较早对</w:t>
+      </w:r>
+      <w:r>
+        <w:rPr>
+          <w:rFonts w:ascii="Times New Roman" w:hAnsi="Times New Roman" w:cs="Times New Roman" w:eastAsia="宋体"/>
+          <w:b w:val="0"/>
+          <w:i w:val="0"/>
+          <w:color w:val="000000"/>
+          <w:sz w:val="24"/>
+          <w:highlight w:val="yellow"/>
+        </w:rPr>
+        <w:t>可变构型无人水下航行器</w:t>
+      </w:r>
+      <w:r>
+        <w:rPr>
+          <w:rFonts w:ascii="Times New Roman" w:hAnsi="Times New Roman" w:cs="Times New Roman" w:eastAsia="宋体"/>
+          <w:b w:val="0"/>
+          <w:i w:val="0"/>
+          <w:color w:val="000000"/>
+          <w:sz w:val="24"/>
+        </w:rPr>
+        <w:t>的动力学建模与水动力参数辨识展开了系统研究，</w:t>
+      </w:r>
+      <w:r>
+        <w:rPr>
+          <w:rFonts w:ascii="Times New Roman" w:hAnsi="Times New Roman" w:cs="Times New Roman" w:eastAsia="宋体"/>
+          <w:b w:val="0"/>
+          <w:i w:val="0"/>
+          <w:color w:val="000000"/>
+          <w:sz w:val="24"/>
+          <w:highlight w:val="yellow"/>
+        </w:rPr>
+        <w:t>指出了在标准六自由度方程结构下根据低速对称特性简化水动力矩阵并结合试验数据辨识主导水动力参数的可行性</w:t>
+      </w:r>
+      <w:hyperlink w:anchor="_Ref_Paper_3" w:history="1">
+        <w:r>
+          <w:rPr>
+            <w:rFonts w:ascii="Times New Roman" w:hAnsi="Times New Roman" w:cs="Times New Roman" w:eastAsia="宋体"/>
+            <w:sz w:val="24"/>
+            <w:szCs w:val="24"/>
+            <w:color w:val="000000"/>
+            <w:highlight w:val="yellow"/>
+            <w:vertAlign w:val="superscript"/>
+          </w:rPr>
+          <w:t>[3]</w:t>
+        </w:r>
+      </w:hyperlink>
+      <w:r>
+        <w:rPr>
+          <w:rFonts w:ascii="Times New Roman" w:hAnsi="Times New Roman" w:cs="Times New Roman" w:eastAsia="宋体"/>
+          <w:b w:val="0"/>
+          <w:i w:val="0"/>
+          <w:color w:val="000000"/>
+          <w:sz w:val="24"/>
+          <w:highlight w:val="yellow"/>
+        </w:rPr>
+        <w:t>。</w:t>
       </w:r>
     </w:p>
     <w:p>
@@ -2786,8 +1849,188 @@
           <w:i w:val="0"/>
           <w:color w:val="000000"/>
           <w:sz w:val="24"/>
-        </w:rPr>
-        <w:t>在现代机器人与无人系统的研发流程中，控制算法的模块化软件实现与闭环仿真验证平台至关重要。传统的控制算法验证多基于纯离线数学脚本（如纯 MATLAB 或 Python 数值积分），虽然便于验证控制律的数学收敛性，但脱离了嵌入式实时操作系统（RTOS）的多任务并发调度、模块间异步通信以及离散采样周期等工程约束，导致算法向实验平台机载硬件迁移时面临较大的代码重构工作量。</w:t>
+          <w:highlight w:val="yellow"/>
+        </w:rPr>
+        <w:t>由于非流线型多附体航行器的水动力系数难以仅凭理论经验公式精确估算，而传统平面运动机构（PMM）大型水池拖曳试验设备成本高、周期长，因此在套用标准六自由度机理方程结构的基础上，利用平台几何质量先验参数确定刚体项、结合低成本原位动态响应数据拟合未知水动力系数，成为获取可用工程动力学模型的主流途径。</w:t>
+      </w:r>
+      <w:r>
+        <w:rPr>
+          <w:rFonts w:ascii="Times New Roman" w:hAnsi="Times New Roman" w:cs="Times New Roman" w:eastAsia="宋体"/>
+          <w:b w:val="0"/>
+          <w:i w:val="0"/>
+          <w:color w:val="000000"/>
+          <w:sz w:val="24"/>
+        </w:rPr>
+        <w:t>Ross、Fossen 与 Johansen 提出了基于自由衰减试验（Free Decay Tests）辨识水下航行器水动力系数的方法，通过释放初始位移并记录单自由度衰减振荡曲线即可解算出主要惯性与阻尼参数</w:t>
+      </w:r>
+      <w:hyperlink w:anchor="_Ref_Paper_4" w:history="1">
+        <w:r>
+          <w:rPr>
+            <w:rFonts w:ascii="Times New Roman" w:hAnsi="Times New Roman" w:cs="Times New Roman" w:eastAsia="宋体"/>
+            <w:sz w:val="24"/>
+            <w:szCs w:val="24"/>
+            <w:color w:val="000000"/>
+            <w:highlight w:val="yellow"/>
+            <w:vertAlign w:val="superscript"/>
+          </w:rPr>
+          <w:t>[4]</w:t>
+        </w:r>
+      </w:hyperlink>
+      <w:r>
+        <w:rPr>
+          <w:rFonts w:ascii="Times New Roman" w:hAnsi="Times New Roman" w:cs="Times New Roman" w:eastAsia="宋体"/>
+          <w:b w:val="0"/>
+          <w:i w:val="0"/>
+          <w:color w:val="000000"/>
+          <w:sz w:val="24"/>
+        </w:rPr>
+        <w:t>；Avila 等针对</w:t>
+      </w:r>
+      <w:r>
+        <w:rPr>
+          <w:rFonts w:ascii="Times New Roman" w:hAnsi="Times New Roman" w:cs="Times New Roman" w:eastAsia="宋体"/>
+          <w:b w:val="0"/>
+          <w:i w:val="0"/>
+          <w:color w:val="000000"/>
+          <w:sz w:val="24"/>
+          <w:highlight w:val="yellow"/>
+        </w:rPr>
+        <w:t>复杂构型</w:t>
+      </w:r>
+      <w:r>
+        <w:rPr>
+          <w:rFonts w:ascii="Times New Roman" w:hAnsi="Times New Roman" w:cs="Times New Roman" w:eastAsia="宋体"/>
+          <w:b w:val="0"/>
+          <w:i w:val="0"/>
+          <w:color w:val="000000"/>
+          <w:sz w:val="24"/>
+        </w:rPr>
+        <w:t>水下航行器开展了实验水动力模型辨识研究，结合阶跃推力激励与频域响应分析对附加质量与流体阻尼特性进行了定量标定</w:t>
+      </w:r>
+      <w:hyperlink w:anchor="_Ref_Paper_5" w:history="1">
+        <w:r>
+          <w:rPr>
+            <w:rFonts w:ascii="Times New Roman" w:hAnsi="Times New Roman" w:cs="Times New Roman" w:eastAsia="宋体"/>
+            <w:sz w:val="24"/>
+            <w:szCs w:val="24"/>
+            <w:color w:val="000000"/>
+            <w:highlight w:val="yellow"/>
+            <w:vertAlign w:val="superscript"/>
+          </w:rPr>
+          <w:t>[5]</w:t>
+        </w:r>
+      </w:hyperlink>
+      <w:r>
+        <w:rPr>
+          <w:rFonts w:ascii="Times New Roman" w:hAnsi="Times New Roman" w:cs="Times New Roman" w:eastAsia="宋体"/>
+          <w:b w:val="0"/>
+          <w:i w:val="0"/>
+          <w:color w:val="000000"/>
+          <w:sz w:val="24"/>
+        </w:rPr>
+        <w:t>；Chin 与 Lau 针对</w:t>
+      </w:r>
+      <w:r>
+        <w:rPr>
+          <w:rFonts w:ascii="Times New Roman" w:hAnsi="Times New Roman" w:cs="Times New Roman" w:eastAsia="宋体"/>
+          <w:b w:val="0"/>
+          <w:i w:val="0"/>
+          <w:color w:val="000000"/>
+          <w:sz w:val="24"/>
+          <w:highlight w:val="yellow"/>
+        </w:rPr>
+        <w:t>复杂外形 ROV</w:t>
+      </w:r>
+      <w:r>
+        <w:rPr>
+          <w:rFonts w:ascii="Times New Roman" w:hAnsi="Times New Roman" w:cs="Times New Roman" w:eastAsia="宋体"/>
+          <w:b w:val="0"/>
+          <w:i w:val="0"/>
+          <w:color w:val="000000"/>
+          <w:sz w:val="24"/>
+        </w:rPr>
+        <w:t xml:space="preserve"> 开展了水动力阻尼建模与试验对比，分析了不同速度区间线性阻尼与二次非线性阻尼的主导权重</w:t>
+      </w:r>
+      <w:hyperlink w:anchor="_Ref_Paper_6" w:history="1">
+        <w:r>
+          <w:rPr>
+            <w:rFonts w:ascii="Times New Roman" w:hAnsi="Times New Roman" w:cs="Times New Roman" w:eastAsia="宋体"/>
+            <w:sz w:val="24"/>
+            <w:szCs w:val="24"/>
+            <w:color w:val="000000"/>
+            <w:highlight w:val="yellow"/>
+            <w:vertAlign w:val="superscript"/>
+          </w:rPr>
+          <w:t>[6]</w:t>
+        </w:r>
+      </w:hyperlink>
+      <w:r>
+        <w:rPr>
+          <w:rFonts w:ascii="Times New Roman" w:hAnsi="Times New Roman" w:cs="Times New Roman" w:eastAsia="宋体"/>
+          <w:b w:val="0"/>
+          <w:i w:val="0"/>
+          <w:color w:val="000000"/>
+          <w:sz w:val="24"/>
+        </w:rPr>
+        <w:t>。国内哈尔滨工程大学高婷、庞永杰等针对复杂构型水下航行器水动力系数计算方法开展了系统研究，结合几何特征分析与试验修正建立了面向控制设计的实用化模型</w:t>
+      </w:r>
+      <w:hyperlink w:anchor="_Ref_Paper_7" w:history="1">
+        <w:r>
+          <w:rPr>
+            <w:rFonts w:ascii="Times New Roman" w:hAnsi="Times New Roman" w:cs="Times New Roman" w:eastAsia="宋体"/>
+            <w:sz w:val="24"/>
+            <w:szCs w:val="24"/>
+            <w:color w:val="000000"/>
+            <w:highlight w:val="yellow"/>
+            <w:vertAlign w:val="superscript"/>
+          </w:rPr>
+          <w:t>[7]</w:t>
+        </w:r>
+      </w:hyperlink>
+      <w:r>
+        <w:rPr>
+          <w:rFonts w:ascii="Times New Roman" w:hAnsi="Times New Roman" w:cs="Times New Roman" w:eastAsia="宋体"/>
+          <w:b w:val="0"/>
+          <w:i w:val="0"/>
+          <w:color w:val="000000"/>
+          <w:sz w:val="24"/>
+        </w:rPr>
+        <w:t>。</w:t>
+      </w:r>
+      <w:r>
+        <w:rPr>
+          <w:rFonts w:ascii="Times New Roman" w:hAnsi="Times New Roman" w:cs="Times New Roman" w:eastAsia="宋体"/>
+          <w:b w:val="0"/>
+          <w:i w:val="0"/>
+          <w:color w:val="000000"/>
+          <w:sz w:val="24"/>
+          <w:highlight w:val="yellow"/>
+        </w:rPr>
+        <w:t>近年来，von Benzon 等面向主流八推进器 BlueROV2 平台建立了开源物理仿真与动力学基准，提供了标准化的模型参数与对比基础</w:t>
+      </w:r>
+      <w:hyperlink w:anchor="_Ref_Paper_8" w:history="1">
+        <w:r>
+          <w:rPr>
+            <w:rFonts w:ascii="Times New Roman" w:hAnsi="Times New Roman" w:cs="Times New Roman" w:eastAsia="宋体"/>
+            <w:sz w:val="24"/>
+            <w:szCs w:val="24"/>
+            <w:color w:val="000000"/>
+            <w:highlight w:val="yellow"/>
+            <w:vertAlign w:val="superscript"/>
+          </w:rPr>
+          <w:t>[8]</w:t>
+        </w:r>
+      </w:hyperlink>
+      <w:r>
+        <w:rPr>
+          <w:rFonts w:ascii="Times New Roman" w:hAnsi="Times New Roman" w:cs="Times New Roman" w:eastAsia="宋体"/>
+          <w:b w:val="0"/>
+          <w:i w:val="0"/>
+          <w:color w:val="000000"/>
+          <w:sz w:val="24"/>
+          <w:highlight w:val="yellow"/>
+        </w:rPr>
+        <w:t>。这表明，直接采用经典六自由度动力学方程结构、对水动力矩阵做合理工程简化，并结合特征激励响应数据通过参数拟合辨识未知水动力系数，是构建水下航行器实用化动力学模型的成熟路径。</w:t>
       </w:r>
     </w:p>
     <w:p>
@@ -2799,71 +2042,24 @@
       </w:pPr>
       <w:r>
         <w:rPr>
-          <w:rFonts w:ascii="Times New Roman" w:hAnsi="Times New Roman" w:cs="Times New Roman" w:eastAsia="宋体"/>
-          <w:b w:val="0"/>
-          <w:i w:val="0"/>
-          <w:color w:val="000000"/>
-          <w:sz w:val="24"/>
-        </w:rPr>
-        <w:t>苏黎世联邦理工学院（ETH Zurich）Meier 等主导研发的 PX4 Autopilot 是当前无人系统领域广泛应用的开源嵌入式控制软件框架之一</w:t>
-      </w:r>
-      <w:hyperlink w:anchor="_Ref_Paper_16" w:history="1">
-        <w:r>
-          <w:rPr>
-            <w:rFonts w:ascii="Times New Roman" w:hAnsi="Times New Roman" w:cs="Times New Roman" w:eastAsia="宋体"/>
-            <w:sz w:val="24"/>
-            <w:szCs w:val="24"/>
-            <w:color w:val="000000"/>
-            <w:highlight w:val="yellow"/>
-            <w:vertAlign w:val="superscript"/>
-          </w:rPr>
-          <w:t>[16]</w:t>
-        </w:r>
-      </w:hyperlink>
-      <w:r>
-        <w:rPr>
-          <w:rFonts w:ascii="Times New Roman" w:hAnsi="Times New Roman" w:cs="Times New Roman" w:eastAsia="宋体"/>
-          <w:b w:val="0"/>
-          <w:i w:val="0"/>
-          <w:color w:val="000000"/>
-          <w:sz w:val="24"/>
-        </w:rPr>
-        <w:t>。PX4 采用“算法模块层与系统中间件层”解耦的架构设计，通过基于共享内存的微对象请求代理（uORB）异步发布/订阅总线实现状态估计、运动控制与控制分配模块之间的标准化数据交互；同时原生支持软件在环（SITL）闭环编译运行与 ULog 全状态日志记录。近年来，国内外研究团队开始将 PX4 架构拓展至水下无人航行器领域，</w:t>
-      </w:r>
-      <w:r>
-        <w:rPr>
-          <w:rFonts w:ascii="Times New Roman" w:hAnsi="Times New Roman" w:cs="Times New Roman" w:eastAsia="宋体"/>
-          <w:b w:val="0"/>
-          <w:i w:val="0"/>
-          <w:color w:val="000000"/>
-          <w:sz w:val="24"/>
-          <w:highlight w:val="yellow"/>
-        </w:rPr>
-        <w:t>如 Duecker 等依托基于 PX4 的软件在环仿真与水池实验完成了 HippoCampus X 水下平台的三维机动控制验证，证实了基于 PX4/SITL 构建水下航行器闭环仿真与验证体系的工程合理性</w:t>
-      </w:r>
-      <w:hyperlink w:anchor="_Ref_Paper_17" w:history="1">
-        <w:r>
-          <w:rPr>
-            <w:rFonts w:ascii="Times New Roman" w:hAnsi="Times New Roman" w:cs="Times New Roman" w:eastAsia="宋体"/>
-            <w:sz w:val="24"/>
-            <w:szCs w:val="24"/>
-            <w:color w:val="000000"/>
-            <w:highlight w:val="yellow"/>
-            <w:vertAlign w:val="superscript"/>
-          </w:rPr>
-          <w:t>[17]</w:t>
-        </w:r>
-      </w:hyperlink>
-      <w:r>
-        <w:rPr>
-          <w:rFonts w:ascii="Times New Roman" w:hAnsi="Times New Roman" w:cs="Times New Roman" w:eastAsia="宋体"/>
-          <w:b w:val="0"/>
-          <w:i w:val="0"/>
-          <w:color w:val="000000"/>
-          <w:sz w:val="24"/>
-          <w:highlight w:val="yellow"/>
-        </w:rPr>
-        <w:t>。</w:t>
+          <w:rFonts w:ascii="Times New Roman" w:hAnsi="Times New Roman" w:cs="Times New Roman" w:eastAsia="黑体"/>
+          <w:b w:val="0"/>
+          <w:i w:val="0"/>
+          <w:color w:val="000000"/>
+          <w:sz w:val="24"/>
+          <w:highlight w:val="yellow"/>
+        </w:rPr>
+        <w:t xml:space="preserve">2.2 </w:t>
+      </w:r>
+      <w:r>
+        <w:rPr>
+          <w:rFonts w:ascii="Times New Roman" w:hAnsi="Times New Roman" w:cs="Times New Roman" w:eastAsia="黑体"/>
+          <w:b w:val="0"/>
+          <w:i w:val="0"/>
+          <w:color w:val="000000"/>
+          <w:sz w:val="24"/>
+        </w:rPr>
+        <w:t>水下航行器运动控制方法研究现状</w:t>
       </w:r>
     </w:p>
     <w:p>
@@ -2875,24 +2071,48 @@
       </w:pPr>
       <w:r>
         <w:rPr>
-          <w:rFonts w:ascii="Times New Roman" w:hAnsi="Times New Roman" w:cs="Times New Roman" w:eastAsia="黑体"/>
-          <w:b w:val="0"/>
-          <w:i w:val="0"/>
-          <w:color w:val="000000"/>
-          <w:sz w:val="24"/>
-          <w:highlight w:val="yellow"/>
-        </w:rPr>
-        <w:t xml:space="preserve">2.5 </w:t>
-      </w:r>
-      <w:r>
-        <w:rPr>
-          <w:rFonts w:ascii="Times New Roman" w:hAnsi="Times New Roman" w:cs="Times New Roman" w:eastAsia="黑体"/>
-          <w:b w:val="0"/>
-          <w:i w:val="0"/>
-          <w:color w:val="000000"/>
-          <w:sz w:val="24"/>
-        </w:rPr>
-        <w:t>发展趋势与对本课题的启示</w:t>
+          <w:rFonts w:ascii="Times New Roman" w:hAnsi="Times New Roman" w:cs="Times New Roman" w:eastAsia="宋体"/>
+          <w:b w:val="0"/>
+          <w:i w:val="0"/>
+          <w:color w:val="000000"/>
+          <w:sz w:val="24"/>
+        </w:rPr>
+        <w:t>水下航行器运动控制的核心任务在于驱动推进器系统产生协调推力与力矩，使航行器的空间位置、潜深以及横滚、俯仰、偏航姿态稳定准确地跟踪给定的参考运动指令，并在存在未建模动态与外部水流干扰时维持良好的瞬态与稳态性能。</w:t>
+      </w:r>
+      <w:r>
+        <w:rPr>
+          <w:rFonts w:ascii="Times New Roman" w:hAnsi="Times New Roman" w:cs="Times New Roman" w:eastAsia="宋体"/>
+          <w:b w:val="0"/>
+          <w:i w:val="0"/>
+          <w:color w:val="000000"/>
+          <w:sz w:val="24"/>
+          <w:highlight w:val="yellow"/>
+        </w:rPr>
+        <w:t xml:space="preserve">在常规工程实践与开源水下飞控中，不依赖动力学模型的独立单回路 PID 或串级 PID 控制应用最为广泛，其在平稳水流环境下的定点悬停或低速巡航中具备结构简单、易于初调的优势 </w:t>
+      </w:r>
+      <w:hyperlink w:anchor="_Ref_Paper_2" w:history="1">
+        <w:r>
+          <w:rPr>
+            <w:rFonts w:ascii="Times New Roman" w:hAnsi="Times New Roman" w:cs="Times New Roman" w:eastAsia="宋体"/>
+            <w:sz w:val="24"/>
+            <w:szCs w:val="24"/>
+            <w:color w:val="000000"/>
+            <w:highlight w:val="yellow"/>
+            <w:vertAlign w:val="superscript"/>
+          </w:rPr>
+          <w:t>[2, 8]</w:t>
+        </w:r>
+      </w:hyperlink>
+      <w:r>
+        <w:rPr>
+          <w:rFonts w:ascii="Times New Roman" w:hAnsi="Times New Roman" w:cs="Times New Roman" w:eastAsia="宋体"/>
+          <w:b w:val="0"/>
+          <w:i w:val="0"/>
+          <w:color w:val="000000"/>
+          <w:sz w:val="24"/>
+          <w:highlight w:val="yellow"/>
+        </w:rPr>
+        <w:t>。然而，八推进器便携式水下航行器本质上是一个多自由度耦合的非线性系统：航行器在水平面做纵向或侧向机动时易诱发俯仰、垂荡或横滚耦合运动，且重力与浮力的恢复力矩随姿态倾角呈三角函数非线性变化。完全忽略航行器动力学特性的纯无模型 PID 控制，在较大幅度机动与外部水流扰动下容易出现响应滞后、超调偏大或多通道相互拉扯干扰，难以兼顾动态跟踪精度与抗扰稳定性。</w:t>
       </w:r>
     </w:p>
     <w:p>
@@ -2911,930 +2131,161 @@
           <w:sz w:val="24"/>
           <w:highlight w:val="yellow"/>
         </w:rPr>
-        <w:t>结合任务书确定的四个核心研究模块，将各模块常规工程做法的局限性、国内外代表性改进方法与本课题拟采取的研究方案归纳对比如下（见表 1）：</w:t>
+        <w:t>针对传统无模型 PID 控制的上述局限，将辨识得到的航行器动力学模型引入控制器设计、与实时状态误差反馈相结合，成为提升水下航行器闭环控制性能的重要途径。围绕如何有效利用动力学模型信息，国内外学者发展了多种代表性方法：</w:t>
+      </w:r>
+      <w:r>
+        <w:rPr>
+          <w:rFonts w:ascii="Times New Roman" w:hAnsi="Times New Roman" w:cs="Times New Roman" w:eastAsia="宋体"/>
+          <w:b w:val="0"/>
+          <w:i w:val="0"/>
+          <w:color w:val="000000"/>
+          <w:sz w:val="24"/>
+        </w:rPr>
+        <w:t>Fernandes 等针对观察级 ROV 提出了一种</w:t>
+      </w:r>
+      <w:r>
+        <w:rPr>
+          <w:rFonts w:ascii="Times New Roman" w:hAnsi="Times New Roman" w:cs="Times New Roman" w:eastAsia="宋体"/>
+          <w:b w:val="0"/>
+          <w:i w:val="0"/>
+          <w:color w:val="000000"/>
+          <w:sz w:val="24"/>
+          <w:highlight w:val="yellow"/>
+        </w:rPr>
+        <w:t>结合航行器动力学模型与高增益状态观测器的输出反馈运动控制系统，有效提升了深度、航向和水平面位置的闭环控制品质</w:t>
+      </w:r>
+      <w:r>
+        <w:rPr>
+          <w:rFonts w:ascii="Times New Roman" w:hAnsi="Times New Roman" w:cs="Times New Roman" w:eastAsia="宋体"/>
+          <w:b w:val="0"/>
+          <w:i w:val="0"/>
+          <w:color w:val="000000"/>
+          <w:sz w:val="24"/>
+        </w:rPr>
+        <w:t xml:space="preserve"> </w:t>
+      </w:r>
+      <w:hyperlink w:anchor="_Ref_Paper_9" w:history="1">
+        <w:r>
+          <w:rPr>
+            <w:rFonts w:ascii="Times New Roman" w:hAnsi="Times New Roman" w:cs="Times New Roman" w:eastAsia="宋体"/>
+            <w:sz w:val="24"/>
+            <w:szCs w:val="24"/>
+            <w:color w:val="000000"/>
+            <w:vertAlign w:val="superscript"/>
+          </w:rPr>
+          <w:t>[9]</w:t>
+        </w:r>
+      </w:hyperlink>
+      <w:r>
+        <w:rPr>
+          <w:rFonts w:ascii="Times New Roman" w:hAnsi="Times New Roman" w:cs="Times New Roman" w:eastAsia="宋体"/>
+          <w:b w:val="0"/>
+          <w:i w:val="0"/>
+          <w:color w:val="000000"/>
+          <w:sz w:val="24"/>
+        </w:rPr>
+        <w:t>；Chu 等针对</w:t>
+      </w:r>
+      <w:r>
+        <w:rPr>
+          <w:rFonts w:ascii="Times New Roman" w:hAnsi="Times New Roman" w:cs="Times New Roman" w:eastAsia="宋体"/>
+          <w:b w:val="0"/>
+          <w:i w:val="0"/>
+          <w:color w:val="000000"/>
+          <w:sz w:val="24"/>
+          <w:highlight w:val="yellow"/>
+        </w:rPr>
+        <w:t>水下航行器水动力阻尼不确定性与推力受限问题</w:t>
+      </w:r>
+      <w:r>
+        <w:rPr>
+          <w:rFonts w:ascii="Times New Roman" w:hAnsi="Times New Roman" w:cs="Times New Roman" w:eastAsia="宋体"/>
+          <w:b w:val="0"/>
+          <w:i w:val="0"/>
+          <w:color w:val="000000"/>
+          <w:sz w:val="24"/>
+        </w:rPr>
+        <w:t>，提出了一种融合动力学模型前馈补偿与参数更新的轨迹跟踪控制方法，</w:t>
+      </w:r>
+      <w:r>
+        <w:rPr>
+          <w:rFonts w:ascii="Times New Roman" w:hAnsi="Times New Roman" w:cs="Times New Roman" w:eastAsia="宋体"/>
+          <w:b w:val="0"/>
+          <w:i w:val="0"/>
+          <w:color w:val="000000"/>
+          <w:sz w:val="24"/>
+          <w:highlight w:val="yellow"/>
+        </w:rPr>
+        <w:t>改善了耦合机动下的跟踪精度</w:t>
+      </w:r>
+      <w:r>
+        <w:rPr>
+          <w:rFonts w:ascii="Times New Roman" w:hAnsi="Times New Roman" w:cs="Times New Roman" w:eastAsia="宋体"/>
+          <w:b w:val="0"/>
+          <w:i w:val="0"/>
+          <w:color w:val="000000"/>
+          <w:sz w:val="24"/>
+        </w:rPr>
+        <w:t xml:space="preserve"> </w:t>
+      </w:r>
+      <w:hyperlink w:anchor="_Ref_Paper_10" w:history="1">
+        <w:r>
+          <w:rPr>
+            <w:rFonts w:ascii="Times New Roman" w:hAnsi="Times New Roman" w:cs="Times New Roman" w:eastAsia="宋体"/>
+            <w:sz w:val="24"/>
+            <w:szCs w:val="24"/>
+            <w:color w:val="000000"/>
+            <w:vertAlign w:val="superscript"/>
+          </w:rPr>
+          <w:t>[10]</w:t>
+        </w:r>
+      </w:hyperlink>
+      <w:r>
+        <w:rPr>
+          <w:rFonts w:ascii="Times New Roman" w:hAnsi="Times New Roman" w:cs="Times New Roman" w:eastAsia="宋体"/>
+          <w:b w:val="0"/>
+          <w:i w:val="0"/>
+          <w:color w:val="000000"/>
+          <w:sz w:val="24"/>
+        </w:rPr>
+        <w:t>；</w:t>
+      </w:r>
+      <w:r>
+        <w:rPr>
+          <w:rFonts w:ascii="Times New Roman" w:hAnsi="Times New Roman" w:cs="Times New Roman" w:eastAsia="宋体"/>
+          <w:b w:val="0"/>
+          <w:i w:val="0"/>
+          <w:color w:val="000000"/>
+          <w:sz w:val="24"/>
+          <w:highlight w:val="yellow"/>
+        </w:rPr>
+        <w:t xml:space="preserve">围绕非线性解耦与抗扰，基于反馈线性化、动态逆以及增量非线性动态逆（INDI）的控制方法也受到广泛关注，例如 Slawik 等将增量动态逆方法引入水下航行器姿态控制中，利用机体惯性与控制效能模型配合高频状态反馈在局部时间微元内抵消未建模水动力阻尼与外部流扰，展现出良好的抗扰能力 </w:t>
+      </w:r>
+      <w:hyperlink w:anchor="_Ref_Paper_11" w:history="1">
+        <w:r>
+          <w:rPr>
+            <w:rFonts w:ascii="Times New Roman" w:hAnsi="Times New Roman" w:cs="Times New Roman" w:eastAsia="宋体"/>
+            <w:sz w:val="24"/>
+            <w:szCs w:val="24"/>
+            <w:color w:val="000000"/>
+            <w:highlight w:val="yellow"/>
+            <w:vertAlign w:val="superscript"/>
+          </w:rPr>
+          <w:t>[11]</w:t>
+        </w:r>
+      </w:hyperlink>
+      <w:r>
+        <w:rPr>
+          <w:rFonts w:ascii="Times New Roman" w:hAnsi="Times New Roman" w:cs="Times New Roman" w:eastAsia="宋体"/>
+          <w:b w:val="0"/>
+          <w:i w:val="0"/>
+          <w:color w:val="000000"/>
+          <w:sz w:val="24"/>
+          <w:highlight w:val="yellow"/>
+        </w:rPr>
+        <w:t>。</w:t>
       </w:r>
     </w:p>
-    <w:p>
-      <w:pPr>
-        <w:jc w:val="center"/>
-        <w:spacing w:line="240" w:lineRule="auto" w:beforeLines="50" w:before="120"/>
-        <w:ind w:firstLine="0" w:firstLineChars="0" w:left="0"/>
-      </w:pPr>
-      <w:r>
-        <w:rPr>
-          <w:rFonts w:ascii="Times New Roman" w:hAnsi="Times New Roman" w:cs="Times New Roman" w:eastAsia="宋体"/>
-          <w:b/>
-          <w:i w:val="0"/>
-          <w:color w:val="000000"/>
-          <w:sz w:val="21"/>
-          <w:highlight w:val="yellow"/>
-        </w:rPr>
-        <w:t>表 1  本课题四大研究模块的现状局限、代表性方法与拟采取方案对比</w:t>
-      </w:r>
-    </w:p>
-    <w:tbl>
-      <w:tblPr>
-        <w:tblW w:type="auto" w:w="0"/>
-        <w:jc w:val="center"/>
-        <w:tblLook w:firstColumn="1" w:firstRow="1" w:lastColumn="0" w:lastRow="0" w:noHBand="0" w:noVBand="1" w:val="04A0"/>
-        <w:tblBorders>
-          <w:top w:val="single" w:sz="4" w:space="0" w:color="000000"/>
-          <w:left w:val="single" w:sz="4" w:space="0" w:color="000000"/>
-          <w:bottom w:val="single" w:sz="4" w:space="0" w:color="000000"/>
-          <w:right w:val="single" w:sz="4" w:space="0" w:color="000000"/>
-          <w:insideH w:val="single" w:sz="4" w:space="0" w:color="000000"/>
-          <w:insideV w:val="single" w:sz="4" w:space="0" w:color="000000"/>
-        </w:tblBorders>
-      </w:tblPr>
-      <w:tblGrid>
-        <w:gridCol w:w="2078"/>
-        <w:gridCol w:w="2078"/>
-        <w:gridCol w:w="2078"/>
-        <w:gridCol w:w="2078"/>
-      </w:tblGrid>
-      <w:tr>
-        <w:trPr>
-          <w:tblHeader/>
-          <w:cantSplit/>
-        </w:trPr>
-        <w:tc>
-          <w:tcPr>
-            <w:tcW w:type="dxa" w:w="1474"/>
-            <w:vAlign w:val="center"/>
-          </w:tcPr>
-          <w:p>
-            <w:pPr>
-              <w:spacing w:before="40" w:after="40" w:line="288" w:lineRule="auto"/>
-              <w:ind w:firstLine="0"/>
-              <w:jc w:val="center"/>
-            </w:pPr>
-            <w:r/>
-            <w:r>
-              <w:rPr>
-                <w:rFonts w:ascii="Times New Roman" w:hAnsi="Times New Roman" w:cs="Times New Roman" w:eastAsia="黑体"/>
-                <w:b/>
-                <w:i w:val="0"/>
-                <w:color w:val="000000"/>
-                <w:sz w:val="19"/>
-                <w:highlight w:val="yellow"/>
-              </w:rPr>
-              <w:t>研究模块</w:t>
-            </w:r>
-          </w:p>
-        </w:tc>
-        <w:tc>
-          <w:tcPr>
-            <w:tcW w:type="dxa" w:w="2154"/>
-            <w:vAlign w:val="center"/>
-          </w:tcPr>
-          <w:p>
-            <w:pPr>
-              <w:spacing w:before="40" w:after="40" w:line="288" w:lineRule="auto"/>
-              <w:ind w:firstLine="0"/>
-              <w:jc w:val="center"/>
-            </w:pPr>
-            <w:r/>
-            <w:r>
-              <w:rPr>
-                <w:rFonts w:ascii="Times New Roman" w:hAnsi="Times New Roman" w:cs="Times New Roman" w:eastAsia="黑体"/>
-                <w:b/>
-                <w:i w:val="0"/>
-                <w:color w:val="000000"/>
-                <w:sz w:val="19"/>
-                <w:highlight w:val="yellow"/>
-              </w:rPr>
-              <w:t>常规做法与主要局限</w:t>
-            </w:r>
-          </w:p>
-        </w:tc>
-        <w:tc>
-          <w:tcPr>
-            <w:tcW w:type="dxa" w:w="2438"/>
-            <w:vAlign w:val="center"/>
-          </w:tcPr>
-          <w:p>
-            <w:pPr>
-              <w:spacing w:before="40" w:after="40" w:line="288" w:lineRule="auto"/>
-              <w:ind w:firstLine="0"/>
-              <w:jc w:val="center"/>
-            </w:pPr>
-            <w:r/>
-            <w:r>
-              <w:rPr>
-                <w:rFonts w:ascii="Times New Roman" w:hAnsi="Times New Roman" w:cs="Times New Roman" w:eastAsia="黑体"/>
-                <w:b/>
-                <w:i w:val="0"/>
-                <w:color w:val="000000"/>
-                <w:sz w:val="19"/>
-                <w:highlight w:val="yellow"/>
-              </w:rPr>
-              <w:t>国内外代表性改进方法</w:t>
-            </w:r>
-          </w:p>
-        </w:tc>
-        <w:tc>
-          <w:tcPr>
-            <w:tcW w:type="dxa" w:w="2665"/>
-            <w:vAlign w:val="center"/>
-          </w:tcPr>
-          <w:p>
-            <w:pPr>
-              <w:spacing w:before="40" w:after="40" w:line="288" w:lineRule="auto"/>
-              <w:ind w:firstLine="0"/>
-              <w:jc w:val="center"/>
-            </w:pPr>
-            <w:r/>
-            <w:r>
-              <w:rPr>
-                <w:rFonts w:ascii="Times New Roman" w:hAnsi="Times New Roman" w:cs="Times New Roman" w:eastAsia="黑体"/>
-                <w:b/>
-                <w:i w:val="0"/>
-                <w:color w:val="000000"/>
-                <w:sz w:val="19"/>
-                <w:highlight w:val="yellow"/>
-              </w:rPr>
-              <w:t>本课题拟采取的研究方案</w:t>
-            </w:r>
-          </w:p>
-        </w:tc>
-      </w:tr>
-      <w:tr>
-        <w:trPr>
-          <w:cantSplit/>
-        </w:trPr>
-        <w:tc>
-          <w:tcPr>
-            <w:tcW w:type="dxa" w:w="1474"/>
-            <w:vAlign w:val="center"/>
-          </w:tcPr>
-          <w:p>
-            <w:pPr>
-              <w:spacing w:before="40" w:after="40" w:line="288" w:lineRule="auto"/>
-              <w:ind w:firstLine="0"/>
-              <w:jc w:val="center"/>
-            </w:pPr>
-            <w:r/>
-            <w:r>
-              <w:rPr>
-                <w:rFonts w:ascii="Times New Roman" w:hAnsi="Times New Roman" w:cs="Times New Roman" w:eastAsia="宋体"/>
-                <w:b/>
-                <w:i w:val="0"/>
-                <w:color w:val="000000"/>
-                <w:sz w:val="19"/>
-                <w:highlight w:val="yellow"/>
-              </w:rPr>
-              <w:t>1. 动力学建模与系统辨识</w:t>
-            </w:r>
-          </w:p>
-        </w:tc>
-        <w:tc>
-          <w:tcPr>
-            <w:tcW w:type="dxa" w:w="2154"/>
-            <w:vAlign w:val="center"/>
-          </w:tcPr>
-          <w:p>
-            <w:pPr>
-              <w:spacing w:before="40" w:after="40" w:line="288" w:lineRule="auto"/>
-              <w:ind w:firstLine="0"/>
-              <w:jc w:val="left"/>
-            </w:pPr>
-            <w:r/>
-            <w:r>
-              <w:rPr>
-                <w:rFonts w:ascii="Times New Roman" w:hAnsi="Times New Roman" w:cs="Times New Roman" w:eastAsia="宋体"/>
-                <w:b w:val="0"/>
-                <w:i w:val="0"/>
-                <w:color w:val="000000"/>
-                <w:sz w:val="19"/>
-                <w:highlight w:val="yellow"/>
-              </w:rPr>
-              <w:t>纯理论经验公式估算复杂构型水动力参数误差较大；大型平面运动机构（PMM）拖曳水池试验成本高、周期长</w:t>
-            </w:r>
-          </w:p>
-        </w:tc>
-        <w:tc>
-          <w:tcPr>
-            <w:tcW w:type="dxa" w:w="2438"/>
-            <w:vAlign w:val="center"/>
-          </w:tcPr>
-          <w:p>
-            <w:pPr>
-              <w:spacing w:before="40" w:after="40" w:line="288" w:lineRule="auto"/>
-              <w:ind w:firstLine="0"/>
-              <w:jc w:val="left"/>
-            </w:pPr>
-            <w:r/>
-            <w:r>
-              <w:rPr>
-                <w:rFonts w:ascii="Times New Roman" w:hAnsi="Times New Roman" w:cs="Times New Roman" w:eastAsia="宋体"/>
-                <w:b w:val="0"/>
-                <w:i w:val="0"/>
-                <w:color w:val="000000"/>
-                <w:sz w:val="19"/>
-                <w:highlight w:val="yellow"/>
-              </w:rPr>
-              <w:t xml:space="preserve">采用 Fossen 六自由度动力学方程结构，对水动力矩阵做合理简化，结合自由衰减、阶跃激励等原位试验数据辨识主导水动力系数 </w:t>
-            </w:r>
-            <w:r>
-              <w:rPr>
-                <w:rFonts w:ascii="Times New Roman" w:hAnsi="Times New Roman" w:cs="Times New Roman" w:eastAsia="宋体"/>
-                <w:b w:val="0"/>
-                <w:i w:val="0"/>
-                <w:color w:val="000000"/>
-                <w:sz w:val="19"/>
-                <w:highlight w:val="yellow"/>
-              </w:rPr>
-              <w:t>[2]</w:t>
-            </w:r>
-            <w:r>
-              <w:rPr>
-                <w:rFonts w:ascii="Times New Roman" w:hAnsi="Times New Roman" w:cs="Times New Roman" w:eastAsia="宋体"/>
-                <w:b w:val="0"/>
-                <w:i w:val="0"/>
-                <w:color w:val="000000"/>
-                <w:sz w:val="19"/>
-                <w:highlight w:val="yellow"/>
-              </w:rPr>
-              <w:t>–</w:t>
-            </w:r>
-            <w:r>
-              <w:rPr>
-                <w:rFonts w:ascii="Times New Roman" w:hAnsi="Times New Roman" w:cs="Times New Roman" w:eastAsia="宋体"/>
-                <w:b w:val="0"/>
-                <w:i w:val="0"/>
-                <w:color w:val="000000"/>
-                <w:sz w:val="19"/>
-                <w:highlight w:val="yellow"/>
-              </w:rPr>
-              <w:t>[8]</w:t>
-            </w:r>
-          </w:p>
-        </w:tc>
-        <w:tc>
-          <w:tcPr>
-            <w:tcW w:type="dxa" w:w="2665"/>
-            <w:vAlign w:val="center"/>
-          </w:tcPr>
-          <w:p>
-            <w:pPr>
-              <w:spacing w:before="40" w:after="40" w:line="288" w:lineRule="auto"/>
-              <w:ind w:firstLine="0"/>
-              <w:jc w:val="left"/>
-            </w:pPr>
-            <w:r/>
-            <w:r>
-              <w:rPr>
-                <w:rFonts w:ascii="Times New Roman" w:hAnsi="Times New Roman" w:cs="Times New Roman" w:eastAsia="宋体"/>
-                <w:b w:val="0"/>
-                <w:i w:val="0"/>
-                <w:color w:val="000000"/>
-                <w:sz w:val="19"/>
-                <w:highlight w:val="yellow"/>
-              </w:rPr>
-              <w:t>套用六自由度标准方程，由三维模型与硬件资料确定刚体先验参数及推进器静态映射，对附加质量与阻尼矩阵做对角化简化，利用特征响应数据通过最小二乘/曲线拟合辨识未知参数并验证</w:t>
-            </w:r>
-          </w:p>
-        </w:tc>
-      </w:tr>
-      <w:tr>
-        <w:trPr>
-          <w:cantSplit/>
-        </w:trPr>
-        <w:tc>
-          <w:tcPr>
-            <w:tcW w:type="dxa" w:w="1474"/>
-            <w:vAlign w:val="center"/>
-          </w:tcPr>
-          <w:p>
-            <w:pPr>
-              <w:spacing w:before="40" w:after="40" w:line="288" w:lineRule="auto"/>
-              <w:ind w:firstLine="0"/>
-              <w:jc w:val="center"/>
-            </w:pPr>
-            <w:r/>
-            <w:r>
-              <w:rPr>
-                <w:rFonts w:ascii="Times New Roman" w:hAnsi="Times New Roman" w:cs="Times New Roman" w:eastAsia="宋体"/>
-                <w:b/>
-                <w:i w:val="0"/>
-                <w:color w:val="000000"/>
-                <w:sz w:val="19"/>
-                <w:highlight w:val="yellow"/>
-              </w:rPr>
-              <w:t>2. 水下航行器运动控制</w:t>
-            </w:r>
-          </w:p>
-        </w:tc>
-        <w:tc>
-          <w:tcPr>
-            <w:tcW w:type="dxa" w:w="2154"/>
-            <w:vAlign w:val="center"/>
-          </w:tcPr>
-          <w:p>
-            <w:pPr>
-              <w:spacing w:before="40" w:after="40" w:line="288" w:lineRule="auto"/>
-              <w:ind w:firstLine="0"/>
-              <w:jc w:val="left"/>
-            </w:pPr>
-            <w:r/>
-            <w:r>
-              <w:rPr>
-                <w:rFonts w:ascii="Times New Roman" w:hAnsi="Times New Roman" w:cs="Times New Roman" w:eastAsia="宋体"/>
-                <w:b w:val="0"/>
-                <w:i w:val="0"/>
-                <w:color w:val="000000"/>
-                <w:sz w:val="19"/>
-                <w:highlight w:val="yellow"/>
-              </w:rPr>
-              <w:t xml:space="preserve">传统无模型独立通道 PID 控制，忽略非线性重浮力恢复力矩与多轴水动力耦合，较大机动与水流扰动下易超调、响应滞后 </w:t>
-            </w:r>
-            <w:r>
-              <w:rPr>
-                <w:rFonts w:ascii="Times New Roman" w:hAnsi="Times New Roman" w:cs="Times New Roman" w:eastAsia="宋体"/>
-                <w:b w:val="0"/>
-                <w:i w:val="0"/>
-                <w:color w:val="000000"/>
-                <w:sz w:val="19"/>
-                <w:highlight w:val="yellow"/>
-              </w:rPr>
-              <w:t>[2]</w:t>
-            </w:r>
-            <w:r>
-              <w:rPr>
-                <w:rFonts w:ascii="Times New Roman" w:hAnsi="Times New Roman" w:cs="Times New Roman" w:eastAsia="宋体"/>
-                <w:b w:val="0"/>
-                <w:i w:val="0"/>
-                <w:color w:val="000000"/>
-                <w:sz w:val="19"/>
-                <w:highlight w:val="yellow"/>
-              </w:rPr>
-              <w:t xml:space="preserve">, </w:t>
-            </w:r>
-            <w:r>
-              <w:rPr>
-                <w:rFonts w:ascii="Times New Roman" w:hAnsi="Times New Roman" w:cs="Times New Roman" w:eastAsia="宋体"/>
-                <w:b w:val="0"/>
-                <w:i w:val="0"/>
-                <w:color w:val="000000"/>
-                <w:sz w:val="19"/>
-                <w:highlight w:val="yellow"/>
-              </w:rPr>
-              <w:t>[8]</w:t>
-            </w:r>
-          </w:p>
-        </w:tc>
-        <w:tc>
-          <w:tcPr>
-            <w:tcW w:type="dxa" w:w="2438"/>
-            <w:vAlign w:val="center"/>
-          </w:tcPr>
-          <w:p>
-            <w:pPr>
-              <w:spacing w:before="40" w:after="40" w:line="288" w:lineRule="auto"/>
-              <w:ind w:firstLine="0"/>
-              <w:jc w:val="left"/>
-            </w:pPr>
-            <w:r/>
-            <w:r>
-              <w:rPr>
-                <w:rFonts w:ascii="Times New Roman" w:hAnsi="Times New Roman" w:cs="Times New Roman" w:eastAsia="宋体"/>
-                <w:b w:val="0"/>
-                <w:i w:val="0"/>
-                <w:color w:val="000000"/>
-                <w:sz w:val="19"/>
-                <w:highlight w:val="yellow"/>
-              </w:rPr>
-              <w:t>引入动力学模型信息与状态反馈相结合（如模型前馈补偿、状态观测输出反馈、反馈线性化、增量动态逆 INDI 等）</w:t>
-            </w:r>
-            <w:r>
-              <w:rPr>
-                <w:rFonts w:ascii="Times New Roman" w:hAnsi="Times New Roman" w:cs="Times New Roman" w:eastAsia="宋体"/>
-                <w:b w:val="0"/>
-                <w:i w:val="0"/>
-                <w:color w:val="000000"/>
-                <w:sz w:val="19"/>
-                <w:highlight w:val="yellow"/>
-              </w:rPr>
-              <w:t>[9]</w:t>
-            </w:r>
-            <w:r>
-              <w:rPr>
-                <w:rFonts w:ascii="Times New Roman" w:hAnsi="Times New Roman" w:cs="Times New Roman" w:eastAsia="宋体"/>
-                <w:b w:val="0"/>
-                <w:i w:val="0"/>
-                <w:color w:val="000000"/>
-                <w:sz w:val="19"/>
-                <w:highlight w:val="yellow"/>
-              </w:rPr>
-              <w:t>–</w:t>
-            </w:r>
-            <w:r>
-              <w:rPr>
-                <w:rFonts w:ascii="Times New Roman" w:hAnsi="Times New Roman" w:cs="Times New Roman" w:eastAsia="宋体"/>
-                <w:b w:val="0"/>
-                <w:i w:val="0"/>
-                <w:color w:val="000000"/>
-                <w:sz w:val="19"/>
-                <w:highlight w:val="yellow"/>
-              </w:rPr>
-              <w:t>[11]</w:t>
-            </w:r>
-          </w:p>
-        </w:tc>
-        <w:tc>
-          <w:tcPr>
-            <w:tcW w:type="dxa" w:w="2665"/>
-            <w:vAlign w:val="center"/>
-          </w:tcPr>
-          <w:p>
-            <w:pPr>
-              <w:spacing w:before="40" w:after="40" w:line="288" w:lineRule="auto"/>
-              <w:ind w:firstLine="0"/>
-              <w:jc w:val="left"/>
-            </w:pPr>
-            <w:r/>
-            <w:r>
-              <w:rPr>
-                <w:rFonts w:ascii="Times New Roman" w:hAnsi="Times New Roman" w:cs="Times New Roman" w:eastAsia="宋体"/>
-                <w:b w:val="0"/>
-                <w:i w:val="0"/>
-                <w:color w:val="000000"/>
-                <w:sz w:val="19"/>
-                <w:highlight w:val="yellow"/>
-              </w:rPr>
-              <w:t>采用“辨识模型动态特性补偿 + 实时状态误差反馈”闭环控制思路（保留具体模型控制律比选空间），以传统无模型 PID 为基准开展多工况跟踪与抗流扰对比</w:t>
-            </w:r>
-          </w:p>
-        </w:tc>
-      </w:tr>
-      <w:tr>
-        <w:trPr>
-          <w:cantSplit/>
-        </w:trPr>
-        <w:tc>
-          <w:tcPr>
-            <w:tcW w:type="dxa" w:w="1474"/>
-            <w:vAlign w:val="center"/>
-          </w:tcPr>
-          <w:p>
-            <w:pPr>
-              <w:spacing w:before="40" w:after="40" w:line="288" w:lineRule="auto"/>
-              <w:ind w:firstLine="0"/>
-              <w:jc w:val="center"/>
-            </w:pPr>
-            <w:r/>
-            <w:r>
-              <w:rPr>
-                <w:rFonts w:ascii="Times New Roman" w:hAnsi="Times New Roman" w:cs="Times New Roman" w:eastAsia="宋体"/>
-                <w:b/>
-                <w:i w:val="0"/>
-                <w:color w:val="000000"/>
-                <w:sz w:val="19"/>
-                <w:highlight w:val="yellow"/>
-              </w:rPr>
-              <w:t>3. 八推进器控制分配</w:t>
-            </w:r>
-          </w:p>
-        </w:tc>
-        <w:tc>
-          <w:tcPr>
-            <w:tcW w:type="dxa" w:w="2154"/>
-            <w:vAlign w:val="center"/>
-          </w:tcPr>
-          <w:p>
-            <w:pPr>
-              <w:spacing w:before="40" w:after="40" w:line="288" w:lineRule="auto"/>
-              <w:ind w:firstLine="0"/>
-              <w:jc w:val="left"/>
-            </w:pPr>
-            <w:r/>
-            <w:r>
-              <w:rPr>
-                <w:rFonts w:ascii="Times New Roman" w:hAnsi="Times New Roman" w:cs="Times New Roman" w:eastAsia="宋体"/>
-                <w:b w:val="0"/>
-                <w:i w:val="0"/>
-                <w:color w:val="000000"/>
-                <w:sz w:val="19"/>
-                <w:highlight w:val="yellow"/>
-              </w:rPr>
-              <w:t>固定比例混控表或无约束伪逆分配加直接硬截断（Clipping），推进器饱和时易导致合成广义力与力矩方向失真</w:t>
-            </w:r>
-          </w:p>
-        </w:tc>
-        <w:tc>
-          <w:tcPr>
-            <w:tcW w:type="dxa" w:w="2438"/>
-            <w:vAlign w:val="center"/>
-          </w:tcPr>
-          <w:p>
-            <w:pPr>
-              <w:spacing w:before="40" w:after="40" w:line="288" w:lineRule="auto"/>
-              <w:ind w:firstLine="0"/>
-              <w:jc w:val="left"/>
-            </w:pPr>
-            <w:r/>
-            <w:r>
-              <w:rPr>
-                <w:rFonts w:ascii="Times New Roman" w:hAnsi="Times New Roman" w:cs="Times New Roman" w:eastAsia="宋体"/>
-                <w:b w:val="0"/>
-                <w:i w:val="0"/>
-                <w:color w:val="000000"/>
-                <w:sz w:val="19"/>
-                <w:highlight w:val="yellow"/>
-              </w:rPr>
-              <w:t>基于空间几何映射矩阵的有界控制分配方法（加权伪逆、保方向缩放再分配、可行方向优化、多级分配等）</w:t>
-            </w:r>
-            <w:r>
-              <w:rPr>
-                <w:rFonts w:ascii="Times New Roman" w:hAnsi="Times New Roman" w:cs="Times New Roman" w:eastAsia="宋体"/>
-                <w:b w:val="0"/>
-                <w:i w:val="0"/>
-                <w:color w:val="000000"/>
-                <w:sz w:val="19"/>
-                <w:highlight w:val="yellow"/>
-              </w:rPr>
-              <w:t>[12]</w:t>
-            </w:r>
-            <w:r>
-              <w:rPr>
-                <w:rFonts w:ascii="Times New Roman" w:hAnsi="Times New Roman" w:cs="Times New Roman" w:eastAsia="宋体"/>
-                <w:b w:val="0"/>
-                <w:i w:val="0"/>
-                <w:color w:val="000000"/>
-                <w:sz w:val="19"/>
-                <w:highlight w:val="yellow"/>
-              </w:rPr>
-              <w:t>–</w:t>
-            </w:r>
-            <w:r>
-              <w:rPr>
-                <w:rFonts w:ascii="Times New Roman" w:hAnsi="Times New Roman" w:cs="Times New Roman" w:eastAsia="宋体"/>
-                <w:b w:val="0"/>
-                <w:i w:val="0"/>
-                <w:color w:val="000000"/>
-                <w:sz w:val="19"/>
-                <w:highlight w:val="yellow"/>
-              </w:rPr>
-              <w:t>[15]</w:t>
-            </w:r>
-          </w:p>
-        </w:tc>
-        <w:tc>
-          <w:tcPr>
-            <w:tcW w:type="dxa" w:w="2665"/>
-            <w:vAlign w:val="center"/>
-          </w:tcPr>
-          <w:p>
-            <w:pPr>
-              <w:spacing w:before="40" w:after="40" w:line="288" w:lineRule="auto"/>
-              <w:ind w:firstLine="0"/>
-              <w:jc w:val="left"/>
-            </w:pPr>
-            <w:r/>
-            <w:r>
-              <w:rPr>
-                <w:rFonts w:ascii="Times New Roman" w:hAnsi="Times New Roman" w:cs="Times New Roman" w:eastAsia="宋体"/>
-                <w:b w:val="0"/>
-                <w:i w:val="0"/>
-                <w:color w:val="000000"/>
-                <w:sz w:val="19"/>
-                <w:highlight w:val="yellow"/>
-              </w:rPr>
-              <w:t xml:space="preserve">推导八推进器 </w:t>
-            </w:r>
-            <m:oMath>
-              <m:r>
-                <m:rPr>
-                  <m:sty m:val="p"/>
-                </m:rPr>
-                <w:rPr>
-                  <w:rFonts w:ascii="Cambria Math" w:hAnsi="Cambria Math" w:eastAsia="宋体"/>
-                  <w:sz w:val="24"/>
-                  <w:szCs w:val="24"/>
-                  <w:highlight w:val="yellow"/>
-                </w:rPr>
-                <m:t>6 × 8</m:t>
-              </m:r>
-            </m:oMath>
-            <w:r>
-              <w:rPr>
-                <w:rFonts w:ascii="Times New Roman" w:hAnsi="Times New Roman" w:cs="Times New Roman" w:eastAsia="宋体"/>
-                <w:b w:val="0"/>
-                <w:i w:val="0"/>
-                <w:color w:val="000000"/>
-                <w:sz w:val="19"/>
-                <w:highlight w:val="yellow"/>
-              </w:rPr>
-              <w:t xml:space="preserve"> 控制分配矩阵 </w:t>
-            </w:r>
-            <m:oMath>
-              <m:r>
-                <m:rPr>
-                  <m:sty m:val="bi"/>
-                </m:rPr>
-                <w:rPr>
-                  <w:rFonts w:ascii="Cambria Math" w:hAnsi="Cambria Math" w:eastAsia="宋体"/>
-                  <w:sz w:val="24"/>
-                  <w:szCs w:val="24"/>
-                  <w:highlight w:val="yellow"/>
-                </w:rPr>
-                <m:t>B</m:t>
-              </m:r>
-            </m:oMath>
-            <w:r>
-              <w:rPr>
-                <w:rFonts w:ascii="Times New Roman" w:hAnsi="Times New Roman" w:cs="Times New Roman" w:eastAsia="宋体"/>
-                <w:b w:val="0"/>
-                <w:i w:val="0"/>
-                <w:color w:val="000000"/>
-                <w:sz w:val="19"/>
-                <w:highlight w:val="yellow"/>
-              </w:rPr>
-              <w:t xml:space="preserve">，引入基本推力范围 </w:t>
-            </w:r>
-            <m:oMath>
-              <m:r>
-                <m:rPr>
-                  <m:sty m:val="p"/>
-                </m:rPr>
-                <w:rPr>
-                  <w:rFonts w:ascii="Cambria Math" w:hAnsi="Cambria Math" w:eastAsia="宋体"/>
-                  <w:sz w:val="24"/>
-                  <w:szCs w:val="24"/>
-                  <w:highlight w:val="yellow"/>
-                </w:rPr>
-                <m:t>[</m:t>
-              </m:r>
-              <m:sSub>
-                <m:e>
-                  <m:r>
-                    <m:rPr>
-                      <m:sty m:val="bi"/>
-                    </m:rPr>
-                    <w:rPr>
-                      <w:rFonts w:ascii="Cambria Math" w:hAnsi="Cambria Math" w:eastAsia="宋体"/>
-                      <w:sz w:val="24"/>
-                      <w:szCs w:val="24"/>
-                      <w:highlight w:val="yellow"/>
-                    </w:rPr>
-                    <m:t>T</m:t>
-                  </m:r>
-                </m:e>
-                <m:sub>
-                  <m:r>
-                    <m:rPr>
-                      <m:sty m:val="p"/>
-                    </m:rPr>
-                    <w:rPr>
-                      <w:rFonts w:ascii="Cambria Math" w:hAnsi="Cambria Math" w:eastAsia="宋体"/>
-                      <w:sz w:val="24"/>
-                      <w:szCs w:val="24"/>
-                      <w:highlight w:val="yellow"/>
-                    </w:rPr>
-                    <m:t>min</m:t>
-                  </m:r>
-                </m:sub>
-              </m:sSub>
-              <m:r>
-                <m:rPr>
-                  <m:sty m:val="p"/>
-                </m:rPr>
-                <w:rPr>
-                  <w:rFonts w:ascii="Cambria Math" w:hAnsi="Cambria Math" w:eastAsia="宋体"/>
-                  <w:sz w:val="24"/>
-                  <w:szCs w:val="24"/>
-                  <w:highlight w:val="yellow"/>
-                </w:rPr>
-                <m:t>, </m:t>
-              </m:r>
-              <m:sSub>
-                <m:e>
-                  <m:r>
-                    <m:rPr>
-                      <m:sty m:val="bi"/>
-                    </m:rPr>
-                    <w:rPr>
-                      <w:rFonts w:ascii="Cambria Math" w:hAnsi="Cambria Math" w:eastAsia="宋体"/>
-                      <w:sz w:val="24"/>
-                      <w:szCs w:val="24"/>
-                      <w:highlight w:val="yellow"/>
-                    </w:rPr>
-                    <m:t>T</m:t>
-                  </m:r>
-                </m:e>
-                <m:sub>
-                  <m:r>
-                    <m:rPr>
-                      <m:sty m:val="p"/>
-                    </m:rPr>
-                    <w:rPr>
-                      <w:rFonts w:ascii="Cambria Math" w:hAnsi="Cambria Math" w:eastAsia="宋体"/>
-                      <w:sz w:val="24"/>
-                      <w:szCs w:val="24"/>
-                      <w:highlight w:val="yellow"/>
-                    </w:rPr>
-                    <m:t>max</m:t>
-                  </m:r>
-                </m:sub>
-              </m:sSub>
-              <m:r>
-                <m:rPr>
-                  <m:sty m:val="p"/>
-                </m:rPr>
-                <w:rPr>
-                  <w:rFonts w:ascii="Cambria Math" w:hAnsi="Cambria Math" w:eastAsia="宋体"/>
-                  <w:sz w:val="24"/>
-                  <w:szCs w:val="24"/>
-                  <w:highlight w:val="yellow"/>
-                </w:rPr>
-                <m:t>]</m:t>
-              </m:r>
-            </m:oMath>
-            <w:r>
-              <w:rPr>
-                <w:rFonts w:ascii="Times New Roman" w:hAnsi="Times New Roman" w:cs="Times New Roman" w:eastAsia="宋体"/>
-                <w:b w:val="0"/>
-                <w:i w:val="0"/>
-                <w:color w:val="000000"/>
-                <w:sz w:val="19"/>
-                <w:highlight w:val="yellow"/>
-              </w:rPr>
-              <w:t xml:space="preserve"> 约束处理策略，并与无约束直接硬截断对比分析分配误差 </w:t>
-            </w:r>
-            <m:oMath>
-              <m:sSub>
-                <m:e>
-                  <m:r>
-                    <m:rPr>
-                      <m:sty m:val="bi"/>
-                    </m:rPr>
-                    <w:rPr>
-                      <w:rFonts w:ascii="Cambria Math" w:hAnsi="Cambria Math" w:eastAsia="宋体"/>
-                      <w:sz w:val="24"/>
-                      <w:szCs w:val="24"/>
-                      <w:highlight w:val="yellow"/>
-                    </w:rPr>
-                    <m:t>e</m:t>
-                  </m:r>
-                </m:e>
-                <m:sub>
-                  <m:r>
-                    <m:rPr>
-                      <m:sty m:val="i"/>
-                    </m:rPr>
-                    <w:rPr>
-                      <w:rFonts w:ascii="Cambria Math" w:hAnsi="Cambria Math" w:eastAsia="宋体"/>
-                      <w:sz w:val="24"/>
-                      <w:szCs w:val="24"/>
-                      <w:highlight w:val="yellow"/>
-                    </w:rPr>
-                    <m:t>τ</m:t>
-                  </m:r>
-                </m:sub>
-              </m:sSub>
-            </m:oMath>
-          </w:p>
-        </w:tc>
-      </w:tr>
-      <w:tr>
-        <w:trPr>
-          <w:cantSplit/>
-        </w:trPr>
-        <w:tc>
-          <w:tcPr>
-            <w:tcW w:type="dxa" w:w="1474"/>
-            <w:vAlign w:val="center"/>
-          </w:tcPr>
-          <w:p>
-            <w:pPr>
-              <w:spacing w:before="40" w:after="40" w:line="288" w:lineRule="auto"/>
-              <w:ind w:firstLine="0"/>
-              <w:jc w:val="center"/>
-            </w:pPr>
-            <w:r/>
-            <w:r>
-              <w:rPr>
-                <w:rFonts w:ascii="Times New Roman" w:hAnsi="Times New Roman" w:cs="Times New Roman" w:eastAsia="宋体"/>
-                <w:b/>
-                <w:i w:val="0"/>
-                <w:color w:val="000000"/>
-                <w:sz w:val="19"/>
-                <w:highlight w:val="yellow"/>
-              </w:rPr>
-              <w:t>4. 闭环仿真与系统验证</w:t>
-            </w:r>
-          </w:p>
-        </w:tc>
-        <w:tc>
-          <w:tcPr>
-            <w:tcW w:type="dxa" w:w="2154"/>
-            <w:vAlign w:val="center"/>
-          </w:tcPr>
-          <w:p>
-            <w:pPr>
-              <w:spacing w:before="40" w:after="40" w:line="288" w:lineRule="auto"/>
-              <w:ind w:firstLine="0"/>
-              <w:jc w:val="left"/>
-            </w:pPr>
-            <w:r/>
-            <w:r>
-              <w:rPr>
-                <w:rFonts w:ascii="Times New Roman" w:hAnsi="Times New Roman" w:cs="Times New Roman" w:eastAsia="宋体"/>
-                <w:b w:val="0"/>
-                <w:i w:val="0"/>
-                <w:color w:val="000000"/>
-                <w:sz w:val="19"/>
-                <w:highlight w:val="yellow"/>
-              </w:rPr>
-              <w:t>纯离线数学脚本（如纯 MATLAB/Python）仿真，脱离嵌入式实时多任务调度与异步通信约束，向实机移植重构工作量大</w:t>
-            </w:r>
-          </w:p>
-        </w:tc>
-        <w:tc>
-          <w:tcPr>
-            <w:tcW w:type="dxa" w:w="2438"/>
-            <w:vAlign w:val="center"/>
-          </w:tcPr>
-          <w:p>
-            <w:pPr>
-              <w:spacing w:before="40" w:after="40" w:line="288" w:lineRule="auto"/>
-              <w:ind w:firstLine="0"/>
-              <w:jc w:val="left"/>
-            </w:pPr>
-            <w:r/>
-            <w:r>
-              <w:rPr>
-                <w:rFonts w:ascii="Times New Roman" w:hAnsi="Times New Roman" w:cs="Times New Roman" w:eastAsia="宋体"/>
-                <w:b w:val="0"/>
-                <w:i w:val="0"/>
-                <w:color w:val="000000"/>
-                <w:sz w:val="19"/>
-                <w:highlight w:val="yellow"/>
-              </w:rPr>
-              <w:t xml:space="preserve">基于开源嵌入式飞控软件架构（PX4）与 uORB 异步微消息总线的软件在环（SITL）闭环验证体系 </w:t>
-            </w:r>
-            <w:r>
-              <w:rPr>
-                <w:rFonts w:ascii="Times New Roman" w:hAnsi="Times New Roman" w:cs="Times New Roman" w:eastAsia="宋体"/>
-                <w:b w:val="0"/>
-                <w:i w:val="0"/>
-                <w:color w:val="000000"/>
-                <w:sz w:val="19"/>
-                <w:highlight w:val="yellow"/>
-              </w:rPr>
-              <w:t>[16]</w:t>
-            </w:r>
-            <w:r>
-              <w:rPr>
-                <w:rFonts w:ascii="Times New Roman" w:hAnsi="Times New Roman" w:cs="Times New Roman" w:eastAsia="宋体"/>
-                <w:b w:val="0"/>
-                <w:i w:val="0"/>
-                <w:color w:val="000000"/>
-                <w:sz w:val="19"/>
-                <w:highlight w:val="yellow"/>
-              </w:rPr>
-              <w:t xml:space="preserve">, </w:t>
-            </w:r>
-            <w:r>
-              <w:rPr>
-                <w:rFonts w:ascii="Times New Roman" w:hAnsi="Times New Roman" w:cs="Times New Roman" w:eastAsia="宋体"/>
-                <w:b w:val="0"/>
-                <w:i w:val="0"/>
-                <w:color w:val="000000"/>
-                <w:sz w:val="19"/>
-                <w:highlight w:val="yellow"/>
-              </w:rPr>
-              <w:t>[17]</w:t>
-            </w:r>
-          </w:p>
-        </w:tc>
-        <w:tc>
-          <w:tcPr>
-            <w:tcW w:type="dxa" w:w="2665"/>
-            <w:vAlign w:val="center"/>
-          </w:tcPr>
-          <w:p>
-            <w:pPr>
-              <w:spacing w:before="40" w:after="40" w:line="288" w:lineRule="auto"/>
-              <w:ind w:firstLine="0"/>
-              <w:jc w:val="left"/>
-            </w:pPr>
-            <w:r/>
-            <w:r>
-              <w:rPr>
-                <w:rFonts w:ascii="Times New Roman" w:hAnsi="Times New Roman" w:cs="Times New Roman" w:eastAsia="宋体"/>
-                <w:b w:val="0"/>
-                <w:i w:val="0"/>
-                <w:color w:val="000000"/>
-                <w:sz w:val="19"/>
-                <w:highlight w:val="yellow"/>
-              </w:rPr>
-              <w:t>在 PX4/SITL 环境中集成辨识后的六自由度模型、运动控制模块与八推进器控制分配模块，完成典型运动工况与适量流扰下的闭环性能验证</w:t>
-            </w:r>
-          </w:p>
-        </w:tc>
-      </w:tr>
-    </w:tbl>
     <w:p>
       <w:pPr>
         <w:pStyle w:val="a7"/>
@@ -3851,7 +2302,578 @@
           <w:sz w:val="24"/>
           <w:highlight w:val="yellow"/>
         </w:rPr>
-        <w:t>综合上述四个模块的研究现状与表 1 对比分析，可以提炼出对本课题的关键启示：一是直接套用成熟的六自由度动力学方程框架并做对角化工程简化，利用三维结构数据确定刚体参数，再通过特征动态响应数据拟合未知水动力系数，能够以较低成本获取满足控制器设计与仿真需求的实用化模型；二是针对传统无模型 PID 控制易超调及无约束伪逆硬截断易失真的工程痛点，在控制层引入辨识模型的动态补偿、在分配层引入推进器推力范围约束处理，并保留具体模型控制算法的横向比选余地，兼具性能提升潜力与工程稳健性；三是将动力学模型、运动控制与八推进器控制分配统一集成至 PX4/SITL 软件架构下开展闭环验证，能够有效弥合离线算法设计与嵌入式工程实现之间的鸿沟。</w:t>
+        <w:t>综合国内外研究进展可知，相较于完全忽略物理特性的传统无模型 PID 控制，利用辨识验证后的航行器动力学模型对重浮力恢复力矩、主导水动力阻尼或惯性动态进行补偿，并结合实时状态误差反馈构建闭环控制器，能够有效改善多自由度耦合与流扰环境下的控制性能，也为本课题根据实机辨识模型特性比选合适的模型控制律（如模型前馈补偿、反馈线性化或增量动态逆等）提供了扎实的理论方法支撑。</w:t>
+      </w:r>
+    </w:p>
+    <w:p>
+      <w:pPr>
+        <w:pStyle w:val="a7"/>
+        <w:jc w:val="both"/>
+        <w:spacing w:line="360" w:lineRule="auto"/>
+        <w:ind w:firstLineChars="200" w:firstLine="480"/>
+      </w:pPr>
+      <w:r>
+        <w:rPr>
+          <w:rFonts w:ascii="Times New Roman" w:hAnsi="Times New Roman" w:cs="Times New Roman" w:eastAsia="黑体"/>
+          <w:b w:val="0"/>
+          <w:i w:val="0"/>
+          <w:color w:val="000000"/>
+          <w:sz w:val="24"/>
+          <w:highlight w:val="yellow"/>
+        </w:rPr>
+        <w:t xml:space="preserve">2.3 </w:t>
+      </w:r>
+      <w:r>
+        <w:rPr>
+          <w:rFonts w:ascii="Times New Roman" w:hAnsi="Times New Roman" w:cs="Times New Roman" w:eastAsia="黑体"/>
+          <w:b w:val="0"/>
+          <w:i w:val="0"/>
+          <w:color w:val="000000"/>
+          <w:sz w:val="24"/>
+        </w:rPr>
+        <w:t>多推进器控制分配研究现状</w:t>
+      </w:r>
+    </w:p>
+    <w:p>
+      <w:pPr>
+        <w:pStyle w:val="a7"/>
+        <w:jc w:val="both"/>
+        <w:spacing w:line="360" w:lineRule="auto"/>
+        <w:ind w:firstLineChars="200" w:firstLine="480"/>
+      </w:pPr>
+      <w:r>
+        <w:rPr>
+          <w:rFonts w:ascii="Times New Roman" w:hAnsi="Times New Roman" w:cs="Times New Roman" w:eastAsia="宋体"/>
+          <w:b w:val="0"/>
+          <w:i w:val="0"/>
+          <w:color w:val="000000"/>
+          <w:sz w:val="24"/>
+        </w:rPr>
+        <w:t>对于配备八个推进器的</w:t>
+      </w:r>
+      <w:r>
+        <w:rPr>
+          <w:rFonts w:ascii="Times New Roman" w:hAnsi="Times New Roman" w:cs="Times New Roman" w:eastAsia="宋体"/>
+          <w:b w:val="0"/>
+          <w:i w:val="0"/>
+          <w:color w:val="000000"/>
+          <w:sz w:val="24"/>
+          <w:highlight w:val="yellow"/>
+        </w:rPr>
+        <w:t>便携式</w:t>
+      </w:r>
+      <w:r>
+        <w:rPr>
+          <w:rFonts w:ascii="Times New Roman" w:hAnsi="Times New Roman" w:cs="Times New Roman" w:eastAsia="宋体"/>
+          <w:b w:val="0"/>
+          <w:i w:val="0"/>
+          <w:color w:val="000000"/>
+          <w:sz w:val="24"/>
+        </w:rPr>
+        <w:t xml:space="preserve">水下航行器而言，其独立的物理执行器数量（8 个推进器）大于空间六自由度广义力与力矩的数量（6 个控制维度），属于典型的过驱动（Over-actuated）冗余控制系统。上层运动控制器计算出的是机体所需的六维期望广义力与力矩 </w:t>
+      </w:r>
+      <m:oMath>
+        <m:sSub>
+          <m:e>
+            <m:r>
+              <m:rPr>
+                <m:sty m:val="bi"/>
+              </m:rPr>
+              <w:rPr>
+                <w:rFonts w:ascii="Cambria Math" w:hAnsi="Cambria Math" w:eastAsia="宋体"/>
+                <w:sz w:val="24"/>
+                <w:szCs w:val="24"/>
+              </w:rPr>
+              <m:t>τ</m:t>
+            </m:r>
+          </m:e>
+          <m:sub>
+            <m:r>
+              <m:rPr>
+                <m:sty m:val="i"/>
+              </m:rPr>
+              <w:rPr>
+                <w:rFonts w:ascii="Cambria Math" w:hAnsi="Cambria Math" w:eastAsia="宋体"/>
+                <w:sz w:val="24"/>
+                <w:szCs w:val="24"/>
+              </w:rPr>
+              <m:t>c</m:t>
+            </m:r>
+          </m:sub>
+        </m:sSub>
+        <m:r>
+          <m:rPr>
+            <m:sty m:val="p"/>
+          </m:rPr>
+          <w:rPr>
+            <w:rFonts w:ascii="Cambria Math" w:hAnsi="Cambria Math" w:eastAsia="宋体"/>
+            <w:sz w:val="24"/>
+            <w:szCs w:val="24"/>
+          </w:rPr>
+          <m:t> ∈ </m:t>
+        </m:r>
+        <m:sSup>
+          <m:e>
+            <m:r>
+              <m:rPr>
+                <m:sty m:val="p"/>
+              </m:rPr>
+              <w:rPr>
+                <w:rFonts w:ascii="Cambria Math" w:hAnsi="Cambria Math" w:eastAsia="宋体"/>
+                <w:sz w:val="24"/>
+                <w:szCs w:val="24"/>
+              </w:rPr>
+              <m:t>ℝ</m:t>
+            </m:r>
+          </m:e>
+          <m:sup>
+            <m:r>
+              <m:rPr>
+                <m:sty m:val="p"/>
+              </m:rPr>
+              <w:rPr>
+                <w:rFonts w:ascii="Cambria Math" w:hAnsi="Cambria Math" w:eastAsia="宋体"/>
+                <w:sz w:val="24"/>
+                <w:szCs w:val="24"/>
+              </w:rPr>
+              <m:t>6</m:t>
+            </m:r>
+          </m:sup>
+        </m:sSup>
+      </m:oMath>
+      <w:r>
+        <w:rPr>
+          <w:rFonts w:ascii="Times New Roman" w:hAnsi="Times New Roman" w:cs="Times New Roman" w:eastAsia="宋体"/>
+          <w:b w:val="0"/>
+          <w:i w:val="0"/>
+          <w:color w:val="000000"/>
+          <w:sz w:val="24"/>
+        </w:rPr>
+        <w:t xml:space="preserve">，而实际作用于水体的是各推进器产生的推力矢量 </w:t>
+      </w:r>
+      <m:oMath>
+        <m:r>
+          <m:rPr>
+            <m:sty m:val="bi"/>
+          </m:rPr>
+          <w:rPr>
+            <w:rFonts w:ascii="Cambria Math" w:hAnsi="Cambria Math" w:eastAsia="宋体"/>
+            <w:sz w:val="24"/>
+            <w:szCs w:val="24"/>
+          </w:rPr>
+          <m:t>T</m:t>
+        </m:r>
+        <m:r>
+          <m:rPr>
+            <m:sty m:val="p"/>
+          </m:rPr>
+          <w:rPr>
+            <w:rFonts w:ascii="Cambria Math" w:hAnsi="Cambria Math" w:eastAsia="宋体"/>
+            <w:sz w:val="24"/>
+            <w:szCs w:val="24"/>
+          </w:rPr>
+          <m:t> ∈ </m:t>
+        </m:r>
+        <m:sSup>
+          <m:e>
+            <m:r>
+              <m:rPr>
+                <m:sty m:val="p"/>
+              </m:rPr>
+              <w:rPr>
+                <w:rFonts w:ascii="Cambria Math" w:hAnsi="Cambria Math" w:eastAsia="宋体"/>
+                <w:sz w:val="24"/>
+                <w:szCs w:val="24"/>
+              </w:rPr>
+              <m:t>ℝ</m:t>
+            </m:r>
+          </m:e>
+          <m:sup>
+            <m:r>
+              <m:rPr>
+                <m:sty m:val="p"/>
+              </m:rPr>
+              <w:rPr>
+                <w:rFonts w:ascii="Cambria Math" w:hAnsi="Cambria Math" w:eastAsia="宋体"/>
+                <w:sz w:val="24"/>
+                <w:szCs w:val="24"/>
+              </w:rPr>
+              <m:t>8</m:t>
+            </m:r>
+          </m:sup>
+        </m:sSup>
+      </m:oMath>
+      <w:r>
+        <w:rPr>
+          <w:rFonts w:ascii="Times New Roman" w:hAnsi="Times New Roman" w:cs="Times New Roman" w:eastAsia="宋体"/>
+          <w:b w:val="0"/>
+          <w:i w:val="0"/>
+          <w:color w:val="000000"/>
+          <w:sz w:val="24"/>
+        </w:rPr>
+        <w:t>。如何根据推进器空间安装布局将期望广义力矩准确、低失真地映射为各推进器推力指令，即为控制分配（Control Allocation）的核心任务。</w:t>
+      </w:r>
+    </w:p>
+    <w:p>
+      <w:pPr>
+        <w:pStyle w:val="a7"/>
+        <w:jc w:val="both"/>
+        <w:spacing w:line="360" w:lineRule="auto"/>
+        <w:ind w:firstLineChars="200" w:firstLine="480"/>
+      </w:pPr>
+      <w:r>
+        <w:rPr>
+          <w:rFonts w:ascii="Times New Roman" w:hAnsi="Times New Roman" w:cs="Times New Roman" w:eastAsia="宋体"/>
+          <w:b w:val="0"/>
+          <w:i w:val="0"/>
+          <w:color w:val="000000"/>
+          <w:sz w:val="24"/>
+          <w:highlight w:val="yellow"/>
+        </w:rPr>
+        <w:t xml:space="preserve">Johansen 与 Fossen 在控制分配综述中系统总结了无约束广义逆、加权伪逆、有界优化及再分配方法的理论体系 </w:t>
+      </w:r>
+      <w:hyperlink w:anchor="_Ref_Paper_12" w:history="1">
+        <w:r>
+          <w:rPr>
+            <w:rFonts w:ascii="Times New Roman" w:hAnsi="Times New Roman" w:cs="Times New Roman" w:eastAsia="宋体"/>
+            <w:sz w:val="24"/>
+            <w:szCs w:val="24"/>
+            <w:color w:val="000000"/>
+            <w:highlight w:val="yellow"/>
+            <w:vertAlign w:val="superscript"/>
+          </w:rPr>
+          <w:t>[12, 13]</w:t>
+        </w:r>
+      </w:hyperlink>
+      <w:r>
+        <w:rPr>
+          <w:rFonts w:ascii="Times New Roman" w:hAnsi="Times New Roman" w:cs="Times New Roman" w:eastAsia="宋体"/>
+          <w:b w:val="0"/>
+          <w:i w:val="0"/>
+          <w:color w:val="000000"/>
+          <w:sz w:val="24"/>
+          <w:highlight w:val="yellow"/>
+        </w:rPr>
+        <w:t>。在基础工程应用中，常采用固定比例混控表或无约束伪逆法直接求解推力指令；当某一推进器计算推力超出物理输出上下限时，常规做法通常直接进行硬截断（Clipping）。然而，由于八推进器空间布置存在多自由度力臂耦合，简单的超限硬截断会破坏原本各推进器之间的推力配比，导致合成的六维广义力和力矩方向发生偏转（即产生较大的控制分配残差与姿态耦合失真）。为此，考虑推进器基本推力输出范围约束的控制分配策略受到广泛重视：</w:t>
+      </w:r>
+      <w:r>
+        <w:rPr>
+          <w:rFonts w:ascii="Times New Roman" w:hAnsi="Times New Roman" w:cs="Times New Roman" w:eastAsia="宋体"/>
+          <w:b w:val="0"/>
+          <w:i w:val="0"/>
+          <w:color w:val="000000"/>
+          <w:sz w:val="24"/>
+        </w:rPr>
+        <w:t>程卫平、王猛等针对水下机器人推力器物理输出上限，研究了基于可行方向法等处理推力边界约束的分配算法，</w:t>
+      </w:r>
+      <w:r>
+        <w:rPr>
+          <w:rFonts w:ascii="Times New Roman" w:hAnsi="Times New Roman" w:cs="Times New Roman" w:eastAsia="宋体"/>
+          <w:b w:val="0"/>
+          <w:i w:val="0"/>
+          <w:color w:val="000000"/>
+          <w:sz w:val="24"/>
+          <w:highlight w:val="yellow"/>
+        </w:rPr>
+        <w:t xml:space="preserve">有效减小了推力饱和引起的力矩畸变 </w:t>
+      </w:r>
+      <w:hyperlink w:anchor="_Ref_Paper_14" w:history="1">
+        <w:r>
+          <w:rPr>
+            <w:rFonts w:ascii="Times New Roman" w:hAnsi="Times New Roman" w:cs="Times New Roman" w:eastAsia="宋体"/>
+            <w:sz w:val="24"/>
+            <w:szCs w:val="24"/>
+            <w:color w:val="000000"/>
+            <w:highlight w:val="yellow"/>
+            <w:vertAlign w:val="superscript"/>
+          </w:rPr>
+          <w:t>[14]</w:t>
+        </w:r>
+      </w:hyperlink>
+      <w:r>
+        <w:rPr>
+          <w:rFonts w:ascii="Times New Roman" w:hAnsi="Times New Roman" w:cs="Times New Roman" w:eastAsia="宋体"/>
+          <w:b w:val="0"/>
+          <w:i w:val="0"/>
+          <w:color w:val="000000"/>
+          <w:sz w:val="24"/>
+        </w:rPr>
+        <w:t>；孙广威等针对矢量推进 ROV 提出了兼顾推力约束与分配效率的多级推力分配策略，</w:t>
+      </w:r>
+      <w:r>
+        <w:rPr>
+          <w:rFonts w:ascii="Times New Roman" w:hAnsi="Times New Roman" w:cs="Times New Roman" w:eastAsia="宋体"/>
+          <w:b w:val="0"/>
+          <w:i w:val="0"/>
+          <w:color w:val="000000"/>
+          <w:sz w:val="24"/>
+          <w:highlight w:val="yellow"/>
+        </w:rPr>
+        <w:t xml:space="preserve">提升了多推进器协调能力 </w:t>
+      </w:r>
+      <w:hyperlink w:anchor="_Ref_Paper_15" w:history="1">
+        <w:r>
+          <w:rPr>
+            <w:rFonts w:ascii="Times New Roman" w:hAnsi="Times New Roman" w:cs="Times New Roman" w:eastAsia="宋体"/>
+            <w:sz w:val="24"/>
+            <w:szCs w:val="24"/>
+            <w:color w:val="000000"/>
+            <w:highlight w:val="yellow"/>
+            <w:vertAlign w:val="superscript"/>
+          </w:rPr>
+          <w:t>[15]</w:t>
+        </w:r>
+      </w:hyperlink>
+      <w:r>
+        <w:rPr>
+          <w:rFonts w:ascii="Times New Roman" w:hAnsi="Times New Roman" w:cs="Times New Roman" w:eastAsia="宋体"/>
+          <w:b w:val="0"/>
+          <w:i w:val="0"/>
+          <w:color w:val="000000"/>
+          <w:sz w:val="24"/>
+          <w:highlight w:val="yellow"/>
+        </w:rPr>
+        <w:t>。由此可见，</w:t>
+      </w:r>
+      <w:r>
+        <w:rPr>
+          <w:rFonts w:ascii="Times New Roman" w:hAnsi="Times New Roman" w:cs="Times New Roman" w:eastAsia="宋体"/>
+          <w:b w:val="0"/>
+          <w:i w:val="0"/>
+          <w:color w:val="000000"/>
+          <w:sz w:val="24"/>
+        </w:rPr>
+        <w:t xml:space="preserve">依据平台八推进器真实几何构型建立准确的 </w:t>
+      </w:r>
+      <m:oMath>
+        <m:r>
+          <m:rPr>
+            <m:sty m:val="p"/>
+          </m:rPr>
+          <w:rPr>
+            <w:rFonts w:ascii="Cambria Math" w:hAnsi="Cambria Math" w:eastAsia="宋体"/>
+            <w:sz w:val="24"/>
+            <w:szCs w:val="24"/>
+          </w:rPr>
+          <m:t>6 × 8</m:t>
+        </m:r>
+      </m:oMath>
+      <w:r>
+        <w:rPr>
+          <w:rFonts w:ascii="Times New Roman" w:hAnsi="Times New Roman" w:cs="Times New Roman" w:eastAsia="宋体"/>
+          <w:b w:val="0"/>
+          <w:i w:val="0"/>
+          <w:color w:val="000000"/>
+          <w:sz w:val="24"/>
+        </w:rPr>
+        <w:t xml:space="preserve"> 控制分配矩阵</w:t>
+      </w:r>
+      <w:r>
+        <w:rPr>
+          <w:rFonts w:ascii="Times New Roman" w:hAnsi="Times New Roman" w:cs="Times New Roman" w:eastAsia="宋体"/>
+          <w:b w:val="0"/>
+          <w:i w:val="0"/>
+          <w:color w:val="000000"/>
+          <w:sz w:val="24"/>
+          <w:highlight w:val="yellow"/>
+        </w:rPr>
+        <w:t>，并在分配求解中引入推力输出范围约束处理策略以克服直接硬截断失真，是保障闭环控制系统稳定运行的关键环节。</w:t>
+      </w:r>
+    </w:p>
+    <w:p>
+      <w:pPr>
+        <w:pStyle w:val="a7"/>
+        <w:jc w:val="both"/>
+        <w:spacing w:line="360" w:lineRule="auto"/>
+        <w:ind w:firstLineChars="200" w:firstLine="480"/>
+      </w:pPr>
+      <w:r>
+        <w:rPr>
+          <w:rFonts w:ascii="Times New Roman" w:hAnsi="Times New Roman" w:cs="Times New Roman" w:eastAsia="黑体"/>
+          <w:b w:val="0"/>
+          <w:i w:val="0"/>
+          <w:color w:val="000000"/>
+          <w:sz w:val="24"/>
+          <w:highlight w:val="yellow"/>
+        </w:rPr>
+        <w:t xml:space="preserve">2.4 </w:t>
+      </w:r>
+      <w:r>
+        <w:rPr>
+          <w:rFonts w:ascii="Times New Roman" w:hAnsi="Times New Roman" w:cs="Times New Roman" w:eastAsia="黑体"/>
+          <w:b w:val="0"/>
+          <w:i w:val="0"/>
+          <w:color w:val="000000"/>
+          <w:sz w:val="24"/>
+        </w:rPr>
+        <w:t>基于开源软件架构（PX4）的水下航行器闭环仿真研究现状</w:t>
+      </w:r>
+    </w:p>
+    <w:p>
+      <w:pPr>
+        <w:pStyle w:val="a7"/>
+        <w:jc w:val="both"/>
+        <w:spacing w:line="360" w:lineRule="auto"/>
+        <w:ind w:firstLineChars="200" w:firstLine="480"/>
+      </w:pPr>
+      <w:r>
+        <w:rPr>
+          <w:rFonts w:ascii="Times New Roman" w:hAnsi="Times New Roman" w:cs="Times New Roman" w:eastAsia="宋体"/>
+          <w:b w:val="0"/>
+          <w:i w:val="0"/>
+          <w:color w:val="000000"/>
+          <w:sz w:val="24"/>
+        </w:rPr>
+        <w:t>在现代机器人与无人系统的研发流程中，控制算法的模块化软件实现与闭环仿真验证平台至关重要。传统的控制算法验证多基于纯离线数学脚本（如纯 MATLAB 或 Python 数值积分），虽然便于验证控制律的数学收敛性，但脱离了嵌入式实时操作系统（RTOS）的多任务并发调度、模块间异步通信以及离散采样周期等工程约束，导致算法向实验平台机载硬件迁移时面临较大的代码重构工作量。</w:t>
+      </w:r>
+    </w:p>
+    <w:p>
+      <w:pPr>
+        <w:pStyle w:val="a7"/>
+        <w:jc w:val="both"/>
+        <w:spacing w:line="360" w:lineRule="auto"/>
+        <w:ind w:firstLineChars="200" w:firstLine="480"/>
+      </w:pPr>
+      <w:r>
+        <w:rPr>
+          <w:rFonts w:ascii="Times New Roman" w:hAnsi="Times New Roman" w:cs="Times New Roman" w:eastAsia="宋体"/>
+          <w:b w:val="0"/>
+          <w:i w:val="0"/>
+          <w:color w:val="000000"/>
+          <w:sz w:val="24"/>
+        </w:rPr>
+        <w:t>苏黎世联邦理工学院（ETH Zurich）Meier 等主导研发的 PX4 Autopilot 是当前无人系统领域广泛应用的开源嵌入式控制软件框架之一</w:t>
+      </w:r>
+      <w:hyperlink w:anchor="_Ref_Paper_16" w:history="1">
+        <w:r>
+          <w:rPr>
+            <w:rFonts w:ascii="Times New Roman" w:hAnsi="Times New Roman" w:cs="Times New Roman" w:eastAsia="宋体"/>
+            <w:sz w:val="24"/>
+            <w:szCs w:val="24"/>
+            <w:color w:val="000000"/>
+            <w:highlight w:val="yellow"/>
+            <w:vertAlign w:val="superscript"/>
+          </w:rPr>
+          <w:t>[16]</w:t>
+        </w:r>
+      </w:hyperlink>
+      <w:r>
+        <w:rPr>
+          <w:rFonts w:ascii="Times New Roman" w:hAnsi="Times New Roman" w:cs="Times New Roman" w:eastAsia="宋体"/>
+          <w:b w:val="0"/>
+          <w:i w:val="0"/>
+          <w:color w:val="000000"/>
+          <w:sz w:val="24"/>
+        </w:rPr>
+        <w:t>。PX4 采用“算法模块层与系统中间件层”解耦的架构设计，通过基于共享内存的微对象请求代理（uORB）异步发布/订阅总线实现状态估计、运动控制与控制分配模块之间的标准化数据交互；同时原生支持软件在环（SITL）闭环编译运行与 ULog 全状态日志记录。近年来，国内外研究团队开始将 PX4 架构拓展至水下无人航行器领域，</w:t>
+      </w:r>
+      <w:r>
+        <w:rPr>
+          <w:rFonts w:ascii="Times New Roman" w:hAnsi="Times New Roman" w:cs="Times New Roman" w:eastAsia="宋体"/>
+          <w:b w:val="0"/>
+          <w:i w:val="0"/>
+          <w:color w:val="000000"/>
+          <w:sz w:val="24"/>
+          <w:highlight w:val="yellow"/>
+        </w:rPr>
+        <w:t>如 Duecker 等依托基于 PX4 的软件在环仿真与水池实验完成了 HippoCampus X 水下平台的三维机动控制验证，证实了基于 PX4/SITL 构建水下航行器闭环仿真与验证体系的工程合理性</w:t>
+      </w:r>
+      <w:hyperlink w:anchor="_Ref_Paper_17" w:history="1">
+        <w:r>
+          <w:rPr>
+            <w:rFonts w:ascii="Times New Roman" w:hAnsi="Times New Roman" w:cs="Times New Roman" w:eastAsia="宋体"/>
+            <w:sz w:val="24"/>
+            <w:szCs w:val="24"/>
+            <w:color w:val="000000"/>
+            <w:highlight w:val="yellow"/>
+            <w:vertAlign w:val="superscript"/>
+          </w:rPr>
+          <w:t>[17]</w:t>
+        </w:r>
+      </w:hyperlink>
+      <w:r>
+        <w:rPr>
+          <w:rFonts w:ascii="Times New Roman" w:hAnsi="Times New Roman" w:cs="Times New Roman" w:eastAsia="宋体"/>
+          <w:b w:val="0"/>
+          <w:i w:val="0"/>
+          <w:color w:val="000000"/>
+          <w:sz w:val="24"/>
+          <w:highlight w:val="yellow"/>
+        </w:rPr>
+        <w:t>。</w:t>
+      </w:r>
+    </w:p>
+    <w:p>
+      <w:pPr>
+        <w:pStyle w:val="a7"/>
+        <w:jc w:val="both"/>
+        <w:spacing w:line="360" w:lineRule="auto"/>
+        <w:ind w:firstLineChars="200" w:firstLine="480"/>
+      </w:pPr>
+      <w:r>
+        <w:rPr>
+          <w:rFonts w:ascii="Times New Roman" w:hAnsi="Times New Roman" w:cs="Times New Roman" w:eastAsia="黑体"/>
+          <w:b w:val="0"/>
+          <w:i w:val="0"/>
+          <w:color w:val="000000"/>
+          <w:sz w:val="24"/>
+          <w:highlight w:val="yellow"/>
+        </w:rPr>
+        <w:t xml:space="preserve">2.5 </w:t>
+      </w:r>
+      <w:r>
+        <w:rPr>
+          <w:rFonts w:ascii="Times New Roman" w:hAnsi="Times New Roman" w:cs="Times New Roman" w:eastAsia="黑体"/>
+          <w:b w:val="0"/>
+          <w:i w:val="0"/>
+          <w:color w:val="000000"/>
+          <w:sz w:val="24"/>
+        </w:rPr>
+        <w:t>发展趋势与对本课题的启示</w:t>
+      </w:r>
+    </w:p>
+    <w:p>
+      <w:pPr>
+        <w:pStyle w:val="a7"/>
+        <w:jc w:val="both"/>
+        <w:spacing w:line="360" w:lineRule="auto"/>
+        <w:ind w:firstLineChars="200" w:firstLine="480"/>
+      </w:pPr>
+      <w:r>
+        <w:rPr>
+          <w:rFonts w:ascii="Times New Roman" w:hAnsi="Times New Roman" w:cs="Times New Roman" w:eastAsia="宋体"/>
+          <w:b w:val="0"/>
+          <w:i w:val="0"/>
+          <w:color w:val="000000"/>
+          <w:sz w:val="24"/>
+          <w:highlight w:val="yellow"/>
+        </w:rPr>
+        <w:t xml:space="preserve">综合上述四个方向的研究现状与发展趋势，可以归纳出对本课题研究方案设计的关键启示：一是针对复杂多附体构型水下航行器理论估算误差大、大型水池试验成本高的问题，直接采用经典六自由度动力学方程框架，利用三维结构模型确定刚体惯性与重浮力先验参数，对附加质量与水动力阻尼矩阵做对角化简化，并结合阶跃或自由衰减等特征响应数据通过最小二乘拟合辨识未知参数，能够以较低成本获取满足控制器设计与仿真需求的实用化模型；二是针对传统无模型 PID 控制在多轴耦合与流扰下易超调、常规无约束伪逆直接硬截断在推力超限时易引起合成力矩方向失真的局限，在运动控制层引入辨识模型的动态特性补偿并与状态反馈相结合（保留具体模型控制律的横向比选空间），在控制分配层建立准确的 </w:t>
+      </w:r>
+      <m:oMath>
+        <m:r>
+          <m:rPr>
+            <m:sty m:val="p"/>
+          </m:rPr>
+          <w:rPr>
+            <w:rFonts w:ascii="Cambria Math" w:hAnsi="Cambria Math" w:eastAsia="宋体"/>
+            <w:sz w:val="24"/>
+            <w:szCs w:val="24"/>
+            <w:highlight w:val="yellow"/>
+          </w:rPr>
+          <m:t>6 × 8</m:t>
+        </m:r>
+      </m:oMath>
+      <w:r>
+        <w:rPr>
+          <w:rFonts w:ascii="Times New Roman" w:hAnsi="Times New Roman" w:cs="Times New Roman" w:eastAsia="宋体"/>
+          <w:b w:val="0"/>
+          <w:i w:val="0"/>
+          <w:color w:val="000000"/>
+          <w:sz w:val="24"/>
+          <w:highlight w:val="yellow"/>
+        </w:rPr>
+        <w:t xml:space="preserve"> 控制分配矩阵并引入推力输出范围约束处理策略，能够有效提升闭环跟踪品质与多推进器协调能力；三是克服纯离线数学脚本脱离嵌入式软件架构的局限，将辨识后的航行器动力学模型、运动控制模块与八推进器控制分配模块统一集成至 PX4/SITL 软件在环仿真环境中，通过 uORB 异步消息总线开展多工况闭环验证，能够有效弥合理论算法设计与工程软件实现之间的差距。</w:t>
       </w:r>
     </w:p>
     <w:p>
@@ -4033,7 +3055,7 @@
           <w:sz w:val="24"/>
           <w:highlight w:val="yellow"/>
         </w:rPr>
-        <w:t>围绕上述预期目标与任务书要求，本课题的主要研究内容划分为以下四个核心模块：</w:t>
+        <w:t>围绕上述预期目标与任务书要求，本课题的主要研究内容划分为以下四个模块：</w:t>
       </w:r>
     </w:p>
     <w:p>
@@ -4072,49 +3094,7 @@
           <w:sz w:val="24"/>
           <w:highlight w:val="yellow"/>
         </w:rPr>
-        <w:t>便携式</w:t>
-      </w:r>
-      <w:r>
-        <w:rPr>
-          <w:rFonts w:ascii="Times New Roman" w:hAnsi="Times New Roman" w:cs="Times New Roman" w:eastAsia="宋体"/>
-          <w:b w:val="0"/>
-          <w:i w:val="0"/>
-          <w:color w:val="000000"/>
-          <w:sz w:val="24"/>
-        </w:rPr>
-        <w:t>水下航行器平台，</w:t>
-      </w:r>
-      <w:r>
-        <w:rPr>
-          <w:rFonts w:ascii="Times New Roman" w:hAnsi="Times New Roman" w:cs="Times New Roman" w:eastAsia="宋体"/>
-          <w:b w:val="0"/>
-          <w:i w:val="0"/>
-          <w:color w:val="000000"/>
-          <w:sz w:val="24"/>
-          <w:highlight w:val="yellow"/>
-        </w:rPr>
-        <w:t>套用六自由度运动学与动力学标准方程</w:t>
-      </w:r>
-      <w:r>
-        <w:rPr>
-          <w:rFonts w:ascii="Times New Roman" w:hAnsi="Times New Roman" w:cs="Times New Roman" w:eastAsia="宋体"/>
-          <w:b w:val="0"/>
-          <w:i w:val="0"/>
-          <w:color w:val="000000"/>
-          <w:sz w:val="24"/>
-        </w:rPr>
-        <w:t>，考虑刚体惯性、附加质量、科氏力与向心力、水动力阻尼以及重力与浮力恢复作用等主要动力学因素；</w:t>
-      </w:r>
-      <w:r>
-        <w:rPr>
-          <w:rFonts w:ascii="Times New Roman" w:hAnsi="Times New Roman" w:cs="Times New Roman" w:eastAsia="宋体"/>
-          <w:b w:val="0"/>
-          <w:i w:val="0"/>
-          <w:color w:val="000000"/>
-          <w:sz w:val="24"/>
-          <w:highlight w:val="yellow"/>
-        </w:rPr>
-        <w:t>结合平台三维结构资料确定刚体质量、转动惯量与重浮心位置等先验参数，建立单推进器控制输入到推力输出的静态映射关系并明确基本推力范围。在此基础上，对附加质量与水动力阻尼矩阵做工程对角化简化，明确系统辨识的激励输入、状态输出及所需数据关系，结合平台特征工况（如阶跃推力或自由衰减）动态响应数据，采用最小二乘或曲线拟合方法对关键未知水动力参数进行辨识与修正，并通过代表性动态响应验证模型与数据之间的偏差，得到用于运动控制设计和 PX4/SITL 闭环仿真的航行器动力学模型。</w:t>
+        <w:t>便携式水下航行器平台，建立包含刚体惯性、附加质量、科氏力与向心力、水动力阻尼及重浮力恢复作用的六自由度动力学模型，以及单推进器控制输入到推力输出的静态映射关系。结合平台先验结构参数与特征运动响应数据，完成关键未知水动力参数的系统辨识与模型动态响应验证。</w:t>
       </w:r>
     </w:p>
     <w:p>
@@ -4143,7 +3123,7 @@
           <w:sz w:val="24"/>
           <w:highlight w:val="yellow"/>
         </w:rPr>
-        <w:t>以辨识验证后的航行器动力学模型为基础，针对传统无模型 PID 控制在多自由度耦合与流扰下易超调的局限，结合航行器动力学特性补偿与实时状态误差反馈构建闭环运动控制系统（可根据辨识模型特性灵活采用模型前馈补偿、反馈线性化或增量动态逆等模型控制律），根据参考状态与当前状态之间的误差计算航行器所需的期望广义力和力矩，实现姿态、深度和航向等基本运动状态的稳定闭环控制；以传统无模型 PID 控制为对比基准，选取代表性运动工况分析跟踪性能和动态特性，并考察外部水流扰动对闭环控制性能的影响。</w:t>
+        <w:t>以经验证的航行器动力学模型为基础，结合动力学特性补偿与实时状态误差反馈设计闭环运动控制方法，计算姿态、深度和航向控制所需的期望广义力与力矩。以传统无模型 PID 控制为对比基准，分析代表性运动工况与外部水流扰动下的闭环跟踪性能和动态特性。</w:t>
       </w:r>
     </w:p>
     <w:p>
@@ -4172,7 +3152,7 @@
           <w:sz w:val="24"/>
           <w:highlight w:val="yellow"/>
         </w:rPr>
-        <w:t xml:space="preserve">根据已有八推进器平台（水平面 4 台矢量倾斜布置、垂直面 4 台垂向对称布置）的推进器安装位置、推力方向及力臂关系，建立各推进器推力与航行器广义力、力矩之间的映射关系及 </w:t>
+        <w:t xml:space="preserve">根据平台八推进器空间安装位置与推力方向建立 </w:t>
       </w:r>
       <m:oMath>
         <m:r>
@@ -4197,18 +3177,18 @@
           <w:sz w:val="24"/>
           <w:highlight w:val="yellow"/>
         </w:rPr>
-        <w:t xml:space="preserve"> 控制分配矩阵；</w:t>
-      </w:r>
-      <w:r>
-        <w:rPr>
-          <w:rFonts w:ascii="Times New Roman" w:hAnsi="Times New Roman" w:cs="Times New Roman" w:eastAsia="宋体"/>
-          <w:b w:val="0"/>
-          <w:i w:val="0"/>
-          <w:color w:val="000000"/>
-          <w:sz w:val="24"/>
-          <w:highlight w:val="yellow"/>
-        </w:rPr>
-        <w:t>针对常规无约束伪逆分配在推进器超限时直接硬截断易造成合成力矩方向失真的问题，结合推进器实际输出范围引入推力边界约束处理策略，将运动控制器输出的期望广义力和力矩转换为各推进器推力指令，并与无约束直接硬截断方案对比，结合控制分配误差和各推进器输出饱和情况分析分配效果。</w:t>
+        <w:t xml:space="preserve"> 控制分配矩阵</w:t>
+      </w:r>
+      <w:r>
+        <w:rPr>
+          <w:rFonts w:ascii="Times New Roman" w:hAnsi="Times New Roman" w:cs="Times New Roman" w:eastAsia="宋体"/>
+          <w:b w:val="0"/>
+          <w:i w:val="0"/>
+          <w:color w:val="000000"/>
+          <w:sz w:val="24"/>
+          <w:highlight w:val="yellow"/>
+        </w:rPr>
+        <w:t>，考虑推进器基本推力输出范围引入推力边界约束处理策略，将期望广义力和力矩转换为各推进器推力指令。通过与无约束直接硬截断基准对比，结合控制分配误差和推进器饱和情况评价分配效果。</w:t>
       </w:r>
     </w:p>
     <w:p>
@@ -4235,19 +3215,9 @@
           <w:i w:val="0"/>
           <w:color w:val="000000"/>
           <w:sz w:val="24"/>
-        </w:rPr>
-        <w:t>在 PX4/SITL 仿真环境中构建由航行器动力学模型、运动控制模块和八推进器控制分配模块组成的闭环仿真系统，通过 uORB 异步消息总线完成必要的状态信息、控制量和推进器指令交互；</w:t>
-      </w:r>
-      <w:r>
-        <w:rPr>
-          <w:rFonts w:ascii="Times New Roman" w:hAnsi="Times New Roman" w:cs="Times New Roman" w:eastAsia="宋体"/>
-          <w:b w:val="0"/>
-          <w:i w:val="0"/>
-          <w:color w:val="000000"/>
-          <w:sz w:val="24"/>
-          <w:highlight w:val="yellow"/>
-        </w:rPr>
-        <w:t>设置空间定点悬停、姿态稳定、定深控制与定航控制等代表性运动工况及适量外部水流扰动条件，考察闭环系统的动态特性和控制效果，结合位置/姿态跟踪误差、动态响应指标及控制分配误差进行量化性能分析，验证闭环系统的控制效果。</w:t>
+          <w:highlight w:val="yellow"/>
+        </w:rPr>
+        <w:t>基于 PX4 软件架构与 uORB 异步消息总线，在 SITL 环境中构建由航行器动力学模型、运动控制模块和八推进器控制分配模块组成的闭环仿真系统。设置空间定点悬停、姿态稳定、定深控制、定航控制及外部流扰等验证工况，结合跟踪误差、动态响应指标与控制分配误差验证闭环系统性能。</w:t>
       </w:r>
     </w:p>
     <w:p>
@@ -4324,7 +3294,7 @@
           <w:sz w:val="24"/>
           <w:highlight w:val="yellow"/>
         </w:rPr>
-        <w:t>对应上述四个研究模块，本课题拟采取的具体研究方法如下：</w:t>
+        <w:t>针对上述四个研究模块，本课题拟采取的具体技术路线与数学求解方法如下：</w:t>
       </w:r>
     </w:p>
     <w:p>
@@ -4353,7 +3323,7 @@
           <w:sz w:val="24"/>
           <w:highlight w:val="yellow"/>
         </w:rPr>
-        <w:t>如图 2 所示，建立惯性坐标系</w:t>
+        <w:t>建立惯性坐标系</w:t>
       </w:r>
       <w:r>
         <w:rPr>
@@ -4721,7 +3691,7 @@
           <w:color w:val="000000"/>
           <w:sz w:val="24"/>
         </w:rPr>
-        <w:t xml:space="preserve">，设航行器广义位置与姿态矢量为 </w:t>
+        <w:t xml:space="preserve">，记航行器广义位置与姿态角矢量为 </w:t>
       </w:r>
       <m:oMath>
         <m:r>
@@ -4892,6 +3862,45 @@
                 <w:szCs w:val="24"/>
               </w:rPr>
               <m:t>T</m:t>
+            </m:r>
+          </m:sup>
+        </m:sSup>
+        <m:r>
+          <m:rPr>
+            <m:sty m:val="p"/>
+          </m:rPr>
+          <w:rPr>
+            <w:rFonts w:ascii="Cambria Math" w:hAnsi="Cambria Math" w:eastAsia="宋体"/>
+            <w:sz w:val="24"/>
+            <w:szCs w:val="24"/>
+          </w:rPr>
+          <m:t> ∈ </m:t>
+        </m:r>
+        <m:sSup>
+          <m:e>
+            <m:r>
+              <m:rPr>
+                <m:sty m:val="p"/>
+              </m:rPr>
+              <w:rPr>
+                <w:rFonts w:ascii="Cambria Math" w:hAnsi="Cambria Math" w:eastAsia="宋体"/>
+                <w:sz w:val="24"/>
+                <w:szCs w:val="24"/>
+              </w:rPr>
+              <m:t>ℝ</m:t>
+            </m:r>
+          </m:e>
+          <m:sup>
+            <m:r>
+              <m:rPr>
+                <m:sty m:val="p"/>
+              </m:rPr>
+              <w:rPr>
+                <w:rFonts w:ascii="Cambria Math" w:hAnsi="Cambria Math" w:eastAsia="宋体"/>
+                <w:sz w:val="24"/>
+                <w:szCs w:val="24"/>
+              </w:rPr>
+              <m:t>6</m:t>
             </m:r>
           </m:sup>
         </m:sSup>
@@ -4904,7 +3913,7 @@
           <w:color w:val="000000"/>
           <w:sz w:val="24"/>
         </w:rPr>
-        <w:t xml:space="preserve">，附体系下线速度与角速度矢量为 </w:t>
+        <w:t xml:space="preserve">，附体系线速度与角速度矢量为 </w:t>
       </w:r>
       <m:oMath>
         <m:r>
@@ -5075,6 +4084,45 @@
                 <w:szCs w:val="24"/>
               </w:rPr>
               <m:t>T</m:t>
+            </m:r>
+          </m:sup>
+        </m:sSup>
+        <m:r>
+          <m:rPr>
+            <m:sty m:val="p"/>
+          </m:rPr>
+          <w:rPr>
+            <w:rFonts w:ascii="Cambria Math" w:hAnsi="Cambria Math" w:eastAsia="宋体"/>
+            <w:sz w:val="24"/>
+            <w:szCs w:val="24"/>
+          </w:rPr>
+          <m:t> ∈ </m:t>
+        </m:r>
+        <m:sSup>
+          <m:e>
+            <m:r>
+              <m:rPr>
+                <m:sty m:val="p"/>
+              </m:rPr>
+              <w:rPr>
+                <w:rFonts w:ascii="Cambria Math" w:hAnsi="Cambria Math" w:eastAsia="宋体"/>
+                <w:sz w:val="24"/>
+                <w:szCs w:val="24"/>
+              </w:rPr>
+              <m:t>ℝ</m:t>
+            </m:r>
+          </m:e>
+          <m:sup>
+            <m:r>
+              <m:rPr>
+                <m:sty m:val="p"/>
+              </m:rPr>
+              <w:rPr>
+                <w:rFonts w:ascii="Cambria Math" w:hAnsi="Cambria Math" w:eastAsia="宋体"/>
+                <w:sz w:val="24"/>
+                <w:szCs w:val="24"/>
+              </w:rPr>
+              <m:t>6</m:t>
             </m:r>
           </m:sup>
         </m:sSup>
@@ -5098,7 +4146,7 @@
           <w:sz w:val="24"/>
           <w:highlight w:val="yellow"/>
         </w:rPr>
-        <w:t>套用标准六自由度运动学与动力学方程：</w:t>
+        <w:t>采用标准六自由度运动学与动力学微分方程描述航行器运动：</w:t>
       </w:r>
     </w:p>
     <w:p>
@@ -5556,8 +4604,36 @@
             <w:sz w:val="24"/>
             <w:szCs w:val="24"/>
           </w:rPr>
-          <m:t>)</m:t>
-        </m:r>
+          <m:t>) ∈ </m:t>
+        </m:r>
+        <m:sSup>
+          <m:e>
+            <m:r>
+              <m:rPr>
+                <m:sty m:val="p"/>
+              </m:rPr>
+              <w:rPr>
+                <w:rFonts w:ascii="Cambria Math" w:hAnsi="Cambria Math" w:eastAsia="宋体"/>
+                <w:sz w:val="24"/>
+                <w:szCs w:val="24"/>
+              </w:rPr>
+              <m:t>ℝ</m:t>
+            </m:r>
+          </m:e>
+          <m:sup>
+            <m:r>
+              <m:rPr>
+                <m:sty m:val="p"/>
+              </m:rPr>
+              <w:rPr>
+                <w:rFonts w:ascii="Cambria Math" w:hAnsi="Cambria Math" w:eastAsia="宋体"/>
+                <w:sz w:val="24"/>
+                <w:szCs w:val="24"/>
+              </w:rPr>
+              <m:t>6×6</m:t>
+            </m:r>
+          </m:sup>
+        </m:sSup>
       </m:oMath>
       <w:r>
         <w:rPr>
@@ -5567,7 +4643,7 @@
           <w:color w:val="000000"/>
           <w:sz w:val="24"/>
         </w:rPr>
-        <w:t xml:space="preserve"> 为坐标转换矩阵；</w:t>
+        <w:t xml:space="preserve"> 为附体系到惯性系的坐标转换矩阵；</w:t>
       </w:r>
       <m:oMath>
         <m:r>
@@ -5668,7 +4744,7 @@
           <w:color w:val="000000"/>
           <w:sz w:val="24"/>
         </w:rPr>
-        <w:t xml:space="preserve"> 为刚体惯性与附加质量矩阵；</w:t>
+        <w:t xml:space="preserve"> 为刚体惯性与附加质量矩阵之和；</w:t>
       </w:r>
       <m:oMath>
         <m:r>
@@ -5713,6 +4789,128 @@
             <w:sz w:val="24"/>
             <w:szCs w:val="24"/>
           </w:rPr>
+          <m:t>) = </m:t>
+        </m:r>
+        <m:sSub>
+          <m:e>
+            <m:r>
+              <m:rPr>
+                <m:sty m:val="bi"/>
+              </m:rPr>
+              <w:rPr>
+                <w:rFonts w:ascii="Cambria Math" w:hAnsi="Cambria Math" w:eastAsia="宋体"/>
+                <w:sz w:val="24"/>
+                <w:szCs w:val="24"/>
+              </w:rPr>
+              <m:t>C</m:t>
+            </m:r>
+          </m:e>
+          <m:sub>
+            <m:r>
+              <m:rPr>
+                <m:sty m:val="p"/>
+              </m:rPr>
+              <w:rPr>
+                <w:rFonts w:ascii="Cambria Math" w:hAnsi="Cambria Math" w:eastAsia="宋体"/>
+                <w:sz w:val="24"/>
+                <w:szCs w:val="24"/>
+              </w:rPr>
+              <m:t>RB</m:t>
+            </m:r>
+          </m:sub>
+        </m:sSub>
+        <m:r>
+          <m:rPr>
+            <m:sty m:val="p"/>
+          </m:rPr>
+          <w:rPr>
+            <w:rFonts w:ascii="Cambria Math" w:hAnsi="Cambria Math" w:eastAsia="宋体"/>
+            <w:sz w:val="24"/>
+            <w:szCs w:val="24"/>
+          </w:rPr>
+          <m:t>(</m:t>
+        </m:r>
+        <m:r>
+          <m:rPr>
+            <m:sty m:val="bi"/>
+          </m:rPr>
+          <w:rPr>
+            <w:rFonts w:ascii="Cambria Math" w:hAnsi="Cambria Math" w:eastAsia="宋体"/>
+            <w:sz w:val="24"/>
+            <w:szCs w:val="24"/>
+          </w:rPr>
+          <m:t>ν</m:t>
+        </m:r>
+        <m:r>
+          <m:rPr>
+            <m:sty m:val="p"/>
+          </m:rPr>
+          <w:rPr>
+            <w:rFonts w:ascii="Cambria Math" w:hAnsi="Cambria Math" w:eastAsia="宋体"/>
+            <w:sz w:val="24"/>
+            <w:szCs w:val="24"/>
+          </w:rPr>
+          <m:t>) + </m:t>
+        </m:r>
+        <m:sSub>
+          <m:e>
+            <m:r>
+              <m:rPr>
+                <m:sty m:val="bi"/>
+              </m:rPr>
+              <w:rPr>
+                <w:rFonts w:ascii="Cambria Math" w:hAnsi="Cambria Math" w:eastAsia="宋体"/>
+                <w:sz w:val="24"/>
+                <w:szCs w:val="24"/>
+              </w:rPr>
+              <m:t>C</m:t>
+            </m:r>
+          </m:e>
+          <m:sub>
+            <m:r>
+              <m:rPr>
+                <m:sty m:val="p"/>
+              </m:rPr>
+              <w:rPr>
+                <w:rFonts w:ascii="Cambria Math" w:hAnsi="Cambria Math" w:eastAsia="宋体"/>
+                <w:sz w:val="24"/>
+                <w:szCs w:val="24"/>
+              </w:rPr>
+              <m:t>A</m:t>
+            </m:r>
+          </m:sub>
+        </m:sSub>
+        <m:r>
+          <m:rPr>
+            <m:sty m:val="p"/>
+          </m:rPr>
+          <w:rPr>
+            <w:rFonts w:ascii="Cambria Math" w:hAnsi="Cambria Math" w:eastAsia="宋体"/>
+            <w:sz w:val="24"/>
+            <w:szCs w:val="24"/>
+          </w:rPr>
+          <m:t>(</m:t>
+        </m:r>
+        <m:r>
+          <m:rPr>
+            <m:sty m:val="bi"/>
+          </m:rPr>
+          <w:rPr>
+            <w:rFonts w:ascii="Cambria Math" w:hAnsi="Cambria Math" w:eastAsia="宋体"/>
+            <w:sz w:val="24"/>
+            <w:szCs w:val="24"/>
+          </w:rPr>
+          <m:t>ν</m:t>
+        </m:r>
+        <m:r>
+          <m:rPr>
+            <m:sty m:val="p"/>
+          </m:rPr>
+          <w:rPr>
+            <w:rFonts w:ascii="Cambria Math" w:hAnsi="Cambria Math" w:eastAsia="宋体"/>
+            <w:sz w:val="24"/>
+            <w:szCs w:val="24"/>
+          </w:rPr>
           <m:t>)</m:t>
         </m:r>
       </m:oMath>
@@ -5769,6 +4967,106 @@
             <w:sz w:val="24"/>
             <w:szCs w:val="24"/>
           </w:rPr>
+          <m:t>) = </m:t>
+        </m:r>
+        <m:sSub>
+          <m:e>
+            <m:r>
+              <m:rPr>
+                <m:sty m:val="bi"/>
+              </m:rPr>
+              <w:rPr>
+                <w:rFonts w:ascii="Cambria Math" w:hAnsi="Cambria Math" w:eastAsia="宋体"/>
+                <w:sz w:val="24"/>
+                <w:szCs w:val="24"/>
+              </w:rPr>
+              <m:t>D</m:t>
+            </m:r>
+          </m:e>
+          <m:sub>
+            <m:r>
+              <m:rPr>
+                <m:sty m:val="p"/>
+              </m:rPr>
+              <w:rPr>
+                <w:rFonts w:ascii="Cambria Math" w:hAnsi="Cambria Math" w:eastAsia="宋体"/>
+                <w:sz w:val="24"/>
+                <w:szCs w:val="24"/>
+              </w:rPr>
+              <m:t>lin</m:t>
+            </m:r>
+          </m:sub>
+        </m:sSub>
+        <m:r>
+          <m:rPr>
+            <m:sty m:val="p"/>
+          </m:rPr>
+          <w:rPr>
+            <w:rFonts w:ascii="Cambria Math" w:hAnsi="Cambria Math" w:eastAsia="宋体"/>
+            <w:sz w:val="24"/>
+            <w:szCs w:val="24"/>
+          </w:rPr>
+          <m:t> + </m:t>
+        </m:r>
+        <m:sSub>
+          <m:e>
+            <m:r>
+              <m:rPr>
+                <m:sty m:val="bi"/>
+              </m:rPr>
+              <w:rPr>
+                <w:rFonts w:ascii="Cambria Math" w:hAnsi="Cambria Math" w:eastAsia="宋体"/>
+                <w:sz w:val="24"/>
+                <w:szCs w:val="24"/>
+              </w:rPr>
+              <m:t>D</m:t>
+            </m:r>
+          </m:e>
+          <m:sub>
+            <m:r>
+              <m:rPr>
+                <m:sty m:val="p"/>
+              </m:rPr>
+              <w:rPr>
+                <w:rFonts w:ascii="Cambria Math" w:hAnsi="Cambria Math" w:eastAsia="宋体"/>
+                <w:sz w:val="24"/>
+                <w:szCs w:val="24"/>
+              </w:rPr>
+              <m:t>quad</m:t>
+            </m:r>
+          </m:sub>
+        </m:sSub>
+        <m:r>
+          <m:rPr>
+            <m:sty m:val="p"/>
+          </m:rPr>
+          <w:rPr>
+            <w:rFonts w:ascii="Cambria Math" w:hAnsi="Cambria Math" w:eastAsia="宋体"/>
+            <w:sz w:val="24"/>
+            <w:szCs w:val="24"/>
+          </w:rPr>
+          <m:t>(</m:t>
+        </m:r>
+        <m:r>
+          <m:rPr>
+            <m:sty m:val="bi"/>
+          </m:rPr>
+          <w:rPr>
+            <w:rFonts w:ascii="Cambria Math" w:hAnsi="Cambria Math" w:eastAsia="宋体"/>
+            <w:sz w:val="24"/>
+            <w:szCs w:val="24"/>
+          </w:rPr>
+          <m:t>ν</m:t>
+        </m:r>
+        <m:r>
+          <m:rPr>
+            <m:sty m:val="p"/>
+          </m:rPr>
+          <w:rPr>
+            <w:rFonts w:ascii="Cambria Math" w:hAnsi="Cambria Math" w:eastAsia="宋体"/>
+            <w:sz w:val="24"/>
+            <w:szCs w:val="24"/>
+          </w:rPr>
           <m:t>)</m:t>
         </m:r>
       </m:oMath>
@@ -5780,7 +5078,7 @@
           <w:color w:val="000000"/>
           <w:sz w:val="24"/>
         </w:rPr>
-        <w:t xml:space="preserve"> 为包含线性与二次非线性项的水动力阻尼矩阵；</w:t>
+        <w:t xml:space="preserve"> 为线性与二次非线性水动力阻尼矩阵；</w:t>
       </w:r>
       <m:oMath>
         <m:r>
@@ -5825,8 +5123,36 @@
             <w:sz w:val="24"/>
             <w:szCs w:val="24"/>
           </w:rPr>
-          <m:t>)</m:t>
-        </m:r>
+          <m:t>) ∈ </m:t>
+        </m:r>
+        <m:sSup>
+          <m:e>
+            <m:r>
+              <m:rPr>
+                <m:sty m:val="p"/>
+              </m:rPr>
+              <w:rPr>
+                <w:rFonts w:ascii="Cambria Math" w:hAnsi="Cambria Math" w:eastAsia="宋体"/>
+                <w:sz w:val="24"/>
+                <w:szCs w:val="24"/>
+              </w:rPr>
+              <m:t>ℝ</m:t>
+            </m:r>
+          </m:e>
+          <m:sup>
+            <m:r>
+              <m:rPr>
+                <m:sty m:val="p"/>
+              </m:rPr>
+              <w:rPr>
+                <w:rFonts w:ascii="Cambria Math" w:hAnsi="Cambria Math" w:eastAsia="宋体"/>
+                <w:sz w:val="24"/>
+                <w:szCs w:val="24"/>
+              </w:rPr>
+              <m:t>6</m:t>
+            </m:r>
+          </m:sup>
+        </m:sSup>
       </m:oMath>
       <w:r>
         <w:rPr>
@@ -5836,7 +5162,7 @@
           <w:color w:val="000000"/>
           <w:sz w:val="24"/>
         </w:rPr>
-        <w:t xml:space="preserve"> 为重力与浮力恢复力矩矢量；</w:t>
+        <w:t xml:space="preserve"> 为重力与浮力恢复力及力矩矢量；</w:t>
       </w:r>
       <m:oMath>
         <m:r>
@@ -5850,6 +5176,45 @@
           </w:rPr>
           <m:t>τ</m:t>
         </m:r>
+        <m:r>
+          <m:rPr>
+            <m:sty m:val="p"/>
+          </m:rPr>
+          <w:rPr>
+            <w:rFonts w:ascii="Cambria Math" w:hAnsi="Cambria Math" w:eastAsia="宋体"/>
+            <w:sz w:val="24"/>
+            <w:szCs w:val="24"/>
+          </w:rPr>
+          <m:t> ∈ </m:t>
+        </m:r>
+        <m:sSup>
+          <m:e>
+            <m:r>
+              <m:rPr>
+                <m:sty m:val="p"/>
+              </m:rPr>
+              <w:rPr>
+                <w:rFonts w:ascii="Cambria Math" w:hAnsi="Cambria Math" w:eastAsia="宋体"/>
+                <w:sz w:val="24"/>
+                <w:szCs w:val="24"/>
+              </w:rPr>
+              <m:t>ℝ</m:t>
+            </m:r>
+          </m:e>
+          <m:sup>
+            <m:r>
+              <m:rPr>
+                <m:sty m:val="p"/>
+              </m:rPr>
+              <w:rPr>
+                <w:rFonts w:ascii="Cambria Math" w:hAnsi="Cambria Math" w:eastAsia="宋体"/>
+                <w:sz w:val="24"/>
+                <w:szCs w:val="24"/>
+              </w:rPr>
+              <m:t>6</m:t>
+            </m:r>
+          </m:sup>
+        </m:sSup>
       </m:oMath>
       <w:r>
         <w:rPr>
@@ -5859,7 +5224,7 @@
           <w:color w:val="000000"/>
           <w:sz w:val="24"/>
         </w:rPr>
-        <w:t xml:space="preserve"> 为推进器产生的广义控制力与力矩矢量；</w:t>
+        <w:t xml:space="preserve"> 为推进器作用于机体的广义控制力与力矩；</w:t>
       </w:r>
       <m:oMath>
         <m:sSub>
@@ -5890,6 +5255,45 @@
             </m:r>
           </m:sub>
         </m:sSub>
+        <m:r>
+          <m:rPr>
+            <m:sty m:val="p"/>
+          </m:rPr>
+          <w:rPr>
+            <w:rFonts w:ascii="Cambria Math" w:hAnsi="Cambria Math" w:eastAsia="宋体"/>
+            <w:sz w:val="24"/>
+            <w:szCs w:val="24"/>
+          </w:rPr>
+          <m:t> ∈ </m:t>
+        </m:r>
+        <m:sSup>
+          <m:e>
+            <m:r>
+              <m:rPr>
+                <m:sty m:val="p"/>
+              </m:rPr>
+              <w:rPr>
+                <w:rFonts w:ascii="Cambria Math" w:hAnsi="Cambria Math" w:eastAsia="宋体"/>
+                <w:sz w:val="24"/>
+                <w:szCs w:val="24"/>
+              </w:rPr>
+              <m:t>ℝ</m:t>
+            </m:r>
+          </m:e>
+          <m:sup>
+            <m:r>
+              <m:rPr>
+                <m:sty m:val="p"/>
+              </m:rPr>
+              <w:rPr>
+                <w:rFonts w:ascii="Cambria Math" w:hAnsi="Cambria Math" w:eastAsia="宋体"/>
+                <w:sz w:val="24"/>
+                <w:szCs w:val="24"/>
+              </w:rPr>
+              <m:t>6</m:t>
+            </m:r>
+          </m:sup>
+        </m:sSup>
       </m:oMath>
       <w:r>
         <w:rPr>
@@ -5899,300 +5303,7 @@
           <w:color w:val="000000"/>
           <w:sz w:val="24"/>
         </w:rPr>
-        <w:t xml:space="preserve"> 为外部扰动项。</w:t>
-      </w:r>
-      <w:r>
-        <w:rPr>
-          <w:rFonts w:ascii="Times New Roman" w:hAnsi="Times New Roman" w:cs="Times New Roman" w:eastAsia="宋体"/>
-          <w:b w:val="0"/>
-          <w:i w:val="0"/>
-          <w:color w:val="000000"/>
-          <w:sz w:val="24"/>
-          <w:highlight w:val="yellow"/>
-        </w:rPr>
-        <w:t xml:space="preserve">其中，刚体惯性矩阵 </w:t>
-      </w:r>
-      <m:oMath>
-        <m:sSub>
-          <m:e>
-            <m:r>
-              <m:rPr>
-                <m:sty m:val="bi"/>
-              </m:rPr>
-              <w:rPr>
-                <w:rFonts w:ascii="Cambria Math" w:hAnsi="Cambria Math" w:eastAsia="宋体"/>
-                <w:sz w:val="24"/>
-                <w:szCs w:val="24"/>
-                <w:highlight w:val="yellow"/>
-              </w:rPr>
-              <m:t>M</m:t>
-            </m:r>
-          </m:e>
-          <m:sub>
-            <m:r>
-              <m:rPr>
-                <m:sty m:val="p"/>
-              </m:rPr>
-              <w:rPr>
-                <w:rFonts w:ascii="Cambria Math" w:hAnsi="Cambria Math" w:eastAsia="宋体"/>
-                <w:sz w:val="24"/>
-                <w:szCs w:val="24"/>
-                <w:highlight w:val="yellow"/>
-              </w:rPr>
-              <m:t>RB</m:t>
-            </m:r>
-          </m:sub>
-        </m:sSub>
-      </m:oMath>
-      <w:r>
-        <w:rPr>
-          <w:rFonts w:ascii="Times New Roman" w:hAnsi="Times New Roman" w:cs="Times New Roman" w:eastAsia="宋体"/>
-          <w:b w:val="0"/>
-          <w:i w:val="0"/>
-          <w:color w:val="000000"/>
-          <w:sz w:val="24"/>
-          <w:highlight w:val="yellow"/>
-        </w:rPr>
-        <w:t xml:space="preserve"> 与恢复力矩项 </w:t>
-      </w:r>
-      <m:oMath>
-        <m:r>
-          <m:rPr>
-            <m:sty m:val="bi"/>
-          </m:rPr>
-          <w:rPr>
-            <w:rFonts w:ascii="Cambria Math" w:hAnsi="Cambria Math" w:eastAsia="宋体"/>
-            <w:sz w:val="24"/>
-            <w:szCs w:val="24"/>
-            <w:highlight w:val="yellow"/>
-          </w:rPr>
-          <m:t>g</m:t>
-        </m:r>
-        <m:r>
-          <m:rPr>
-            <m:sty m:val="p"/>
-          </m:rPr>
-          <w:rPr>
-            <w:rFonts w:ascii="Cambria Math" w:hAnsi="Cambria Math" w:eastAsia="宋体"/>
-            <w:sz w:val="24"/>
-            <w:szCs w:val="24"/>
-            <w:highlight w:val="yellow"/>
-          </w:rPr>
-          <m:t>(</m:t>
-        </m:r>
-        <m:r>
-          <m:rPr>
-            <m:sty m:val="bi"/>
-          </m:rPr>
-          <w:rPr>
-            <w:rFonts w:ascii="Cambria Math" w:hAnsi="Cambria Math" w:eastAsia="宋体"/>
-            <w:sz w:val="24"/>
-            <w:szCs w:val="24"/>
-            <w:highlight w:val="yellow"/>
-          </w:rPr>
-          <m:t>η</m:t>
-        </m:r>
-        <m:r>
-          <m:rPr>
-            <m:sty m:val="p"/>
-          </m:rPr>
-          <w:rPr>
-            <w:rFonts w:ascii="Cambria Math" w:hAnsi="Cambria Math" w:eastAsia="宋体"/>
-            <w:sz w:val="24"/>
-            <w:szCs w:val="24"/>
-            <w:highlight w:val="yellow"/>
-          </w:rPr>
-          <m:t>)</m:t>
-        </m:r>
-      </m:oMath>
-      <w:r>
-        <w:rPr>
-          <w:rFonts w:ascii="Times New Roman" w:hAnsi="Times New Roman" w:cs="Times New Roman" w:eastAsia="宋体"/>
-          <w:b w:val="0"/>
-          <w:i w:val="0"/>
-          <w:color w:val="000000"/>
-          <w:sz w:val="24"/>
-          <w:highlight w:val="yellow"/>
-        </w:rPr>
-        <w:t xml:space="preserve"> 由平台三维模型与质量属性直接确定；单推进器采用控制输入到推力输出的静态拟合映射关系，并明确推力上下界 </w:t>
-      </w:r>
-      <m:oMath>
-        <m:r>
-          <m:rPr>
-            <m:sty m:val="p"/>
-          </m:rPr>
-          <w:rPr>
-            <w:rFonts w:ascii="Cambria Math" w:hAnsi="Cambria Math" w:eastAsia="宋体"/>
-            <w:sz w:val="24"/>
-            <w:szCs w:val="24"/>
-            <w:highlight w:val="yellow"/>
-          </w:rPr>
-          <m:t>[</m:t>
-        </m:r>
-        <m:sSub>
-          <m:e>
-            <m:r>
-              <m:rPr>
-                <m:sty m:val="bi"/>
-              </m:rPr>
-              <w:rPr>
-                <w:rFonts w:ascii="Cambria Math" w:hAnsi="Cambria Math" w:eastAsia="宋体"/>
-                <w:sz w:val="24"/>
-                <w:szCs w:val="24"/>
-                <w:highlight w:val="yellow"/>
-              </w:rPr>
-              <m:t>T</m:t>
-            </m:r>
-          </m:e>
-          <m:sub>
-            <m:r>
-              <m:rPr>
-                <m:sty m:val="p"/>
-              </m:rPr>
-              <w:rPr>
-                <w:rFonts w:ascii="Cambria Math" w:hAnsi="Cambria Math" w:eastAsia="宋体"/>
-                <w:sz w:val="24"/>
-                <w:szCs w:val="24"/>
-                <w:highlight w:val="yellow"/>
-              </w:rPr>
-              <m:t>min</m:t>
-            </m:r>
-          </m:sub>
-        </m:sSub>
-        <m:r>
-          <m:rPr>
-            <m:sty m:val="p"/>
-          </m:rPr>
-          <w:rPr>
-            <w:rFonts w:ascii="Cambria Math" w:hAnsi="Cambria Math" w:eastAsia="宋体"/>
-            <w:sz w:val="24"/>
-            <w:szCs w:val="24"/>
-            <w:highlight w:val="yellow"/>
-          </w:rPr>
-          <m:t>, </m:t>
-        </m:r>
-        <m:sSub>
-          <m:e>
-            <m:r>
-              <m:rPr>
-                <m:sty m:val="bi"/>
-              </m:rPr>
-              <w:rPr>
-                <w:rFonts w:ascii="Cambria Math" w:hAnsi="Cambria Math" w:eastAsia="宋体"/>
-                <w:sz w:val="24"/>
-                <w:szCs w:val="24"/>
-                <w:highlight w:val="yellow"/>
-              </w:rPr>
-              <m:t>T</m:t>
-            </m:r>
-          </m:e>
-          <m:sub>
-            <m:r>
-              <m:rPr>
-                <m:sty m:val="p"/>
-              </m:rPr>
-              <w:rPr>
-                <w:rFonts w:ascii="Cambria Math" w:hAnsi="Cambria Math" w:eastAsia="宋体"/>
-                <w:sz w:val="24"/>
-                <w:szCs w:val="24"/>
-                <w:highlight w:val="yellow"/>
-              </w:rPr>
-              <m:t>max</m:t>
-            </m:r>
-          </m:sub>
-        </m:sSub>
-        <m:r>
-          <m:rPr>
-            <m:sty m:val="p"/>
-          </m:rPr>
-          <w:rPr>
-            <w:rFonts w:ascii="Cambria Math" w:hAnsi="Cambria Math" w:eastAsia="宋体"/>
-            <w:sz w:val="24"/>
-            <w:szCs w:val="24"/>
-            <w:highlight w:val="yellow"/>
-          </w:rPr>
-          <m:t>]</m:t>
-        </m:r>
-      </m:oMath>
-      <w:r>
-        <w:rPr>
-          <w:rFonts w:ascii="Times New Roman" w:hAnsi="Times New Roman" w:cs="Times New Roman" w:eastAsia="宋体"/>
-          <w:b w:val="0"/>
-          <w:i w:val="0"/>
-          <w:color w:val="000000"/>
-          <w:sz w:val="24"/>
-          <w:highlight w:val="yellow"/>
-        </w:rPr>
-        <w:t>。</w:t>
-      </w:r>
-    </w:p>
-    <w:p>
-      <w:pPr>
-        <w:jc w:val="center"/>
-        <w:spacing w:line="240" w:lineRule="auto" w:beforeLines="50" w:before="120"/>
-        <w:ind w:firstLine="0" w:firstLineChars="0" w:left="0"/>
-      </w:pPr>
-      <w:r>
-        <w:drawing>
-          <wp:inline xmlns:a="http://schemas.openxmlformats.org/drawingml/2006/main" xmlns:pic="http://schemas.openxmlformats.org/drawingml/2006/picture">
-            <wp:extent cx="5472000" cy="2200696"/>
-            <wp:docPr id="2" name="Picture 2"/>
-            <wp:cNvGraphicFramePr>
-              <a:graphicFrameLocks noChangeAspect="1"/>
-            </wp:cNvGraphicFramePr>
-            <a:graphic>
-              <a:graphicData uri="http://schemas.openxmlformats.org/drawingml/2006/picture">
-                <pic:pic>
-                  <pic:nvPicPr>
-                    <pic:cNvPr id="0" name="fig0_rov_coord_thrusters.png"/>
-                    <pic:cNvPicPr/>
-                  </pic:nvPicPr>
-                  <pic:blipFill>
-                    <a:blip r:embed="rId11"/>
-                    <a:stretch>
-                      <a:fillRect/>
-                    </a:stretch>
-                  </pic:blipFill>
-                  <pic:spPr>
-                    <a:xfrm>
-                      <a:off x="0" y="0"/>
-                      <a:ext cx="5472000" cy="2200696"/>
-                    </a:xfrm>
-                    <a:prstGeom prst="rect"/>
-                  </pic:spPr>
-                </pic:pic>
-              </a:graphicData>
-            </a:graphic>
-          </wp:inline>
-        </w:drawing>
-      </w:r>
-    </w:p>
-    <w:p>
-      <w:pPr>
-        <w:jc w:val="center"/>
-        <w:spacing w:line="360" w:lineRule="auto" w:afterLines="50" w:after="120"/>
-        <w:ind w:firstLine="0" w:firstLineChars="0" w:left="0"/>
-      </w:pPr>
-      <w:r>
-        <w:rPr>
-          <w:rFonts w:ascii="Times New Roman" w:hAnsi="Times New Roman" w:cs="Times New Roman" w:eastAsia="宋体"/>
-          <w:b/>
-          <w:i w:val="0"/>
-          <w:color w:val="000000"/>
-          <w:sz w:val="21"/>
-          <w:highlight w:val="yellow"/>
-        </w:rPr>
-        <w:t>图 2</w:t>
-      </w:r>
-      <w:r>
-        <w:rPr>
-          <w:rFonts w:ascii="Times New Roman" w:hAnsi="Times New Roman" w:cs="Times New Roman" w:eastAsia="宋体"/>
-          <w:b/>
-          <w:i w:val="0"/>
-          <w:color w:val="000000"/>
-          <w:sz w:val="21"/>
-        </w:rPr>
-        <w:t xml:space="preserve">  八推进器水下航行器坐标系定义与推力矢量空间布置示意图</w:t>
+        <w:t xml:space="preserve"> 为外部水流扰动项。</w:t>
       </w:r>
     </w:p>
     <w:p>
@@ -6211,7 +5322,7 @@
           <w:sz w:val="24"/>
           <w:highlight w:val="yellow"/>
         </w:rPr>
-        <w:t xml:space="preserve">考虑便携式水下航行器低速运动特性与机体对称性，忽略次要的非对角交叉水动力耦合项，将附加质量矩阵 </w:t>
+        <w:t xml:space="preserve">在参数获取与辨识上，首先由图 1 所示平台的三维装配模型直接提取整机质量、转动惯量张量及重浮心相对坐标，计算刚体惯性矩阵 </w:t>
       </w:r>
       <m:oMath>
         <m:sSub>
@@ -6240,7 +5351,7 @@
                 <w:szCs w:val="24"/>
                 <w:highlight w:val="yellow"/>
               </w:rPr>
-              <m:t>A</m:t>
+              <m:t>RB</m:t>
             </m:r>
           </m:sub>
         </m:sSub>
@@ -6254,9 +5365,51 @@
           <w:sz w:val="24"/>
           <w:highlight w:val="yellow"/>
         </w:rPr>
-        <w:t xml:space="preserve"> 及线性、二次水动力阻尼矩阵简化为对角矩阵，提炼出各自由度待辨识的关键未知水动力参数集 </w:t>
+        <w:t xml:space="preserve">、刚体科氏力矩阵 </w:t>
       </w:r>
       <m:oMath>
+        <m:sSub>
+          <m:e>
+            <m:r>
+              <m:rPr>
+                <m:sty m:val="bi"/>
+              </m:rPr>
+              <w:rPr>
+                <w:rFonts w:ascii="Cambria Math" w:hAnsi="Cambria Math" w:eastAsia="宋体"/>
+                <w:sz w:val="24"/>
+                <w:szCs w:val="24"/>
+                <w:highlight w:val="yellow"/>
+              </w:rPr>
+              <m:t>C</m:t>
+            </m:r>
+          </m:e>
+          <m:sub>
+            <m:r>
+              <m:rPr>
+                <m:sty m:val="p"/>
+              </m:rPr>
+              <w:rPr>
+                <w:rFonts w:ascii="Cambria Math" w:hAnsi="Cambria Math" w:eastAsia="宋体"/>
+                <w:sz w:val="24"/>
+                <w:szCs w:val="24"/>
+                <w:highlight w:val="yellow"/>
+              </w:rPr>
+              <m:t>RB</m:t>
+            </m:r>
+          </m:sub>
+        </m:sSub>
+        <m:r>
+          <m:rPr>
+            <m:sty m:val="p"/>
+          </m:rPr>
+          <w:rPr>
+            <w:rFonts w:ascii="Cambria Math" w:hAnsi="Cambria Math" w:eastAsia="宋体"/>
+            <w:sz w:val="24"/>
+            <w:szCs w:val="24"/>
+            <w:highlight w:val="yellow"/>
+          </w:rPr>
+          <m:t>(</m:t>
+        </m:r>
         <m:r>
           <m:rPr>
             <m:sty m:val="bi"/>
@@ -6267,7 +5420,19 @@
             <w:szCs w:val="24"/>
             <w:highlight w:val="yellow"/>
           </w:rPr>
-          <m:t>θ</m:t>
+          <m:t>ν</m:t>
+        </m:r>
+        <m:r>
+          <m:rPr>
+            <m:sty m:val="p"/>
+          </m:rPr>
+          <w:rPr>
+            <w:rFonts w:ascii="Cambria Math" w:hAnsi="Cambria Math" w:eastAsia="宋体"/>
+            <w:sz w:val="24"/>
+            <w:szCs w:val="24"/>
+            <w:highlight w:val="yellow"/>
+          </w:rPr>
+          <m:t>)</m:t>
         </m:r>
       </m:oMath>
       <w:r>
@@ -6279,7 +5444,7 @@
           <w:sz w:val="24"/>
           <w:highlight w:val="yellow"/>
         </w:rPr>
-        <w:t xml:space="preserve">。在单自由度特征激励（如阶跃推力或自由衰减）下，将式 (1) 整理为关于未知参数 </w:t>
+        <w:t xml:space="preserve"> 与恢复力矩项 </w:t>
       </w:r>
       <m:oMath>
         <m:r>
@@ -6292,7 +5457,43 @@
             <w:szCs w:val="24"/>
             <w:highlight w:val="yellow"/>
           </w:rPr>
-          <m:t>θ</m:t>
+          <m:t>g</m:t>
+        </m:r>
+        <m:r>
+          <m:rPr>
+            <m:sty m:val="p"/>
+          </m:rPr>
+          <w:rPr>
+            <w:rFonts w:ascii="Cambria Math" w:hAnsi="Cambria Math" w:eastAsia="宋体"/>
+            <w:sz w:val="24"/>
+            <w:szCs w:val="24"/>
+            <w:highlight w:val="yellow"/>
+          </w:rPr>
+          <m:t>(</m:t>
+        </m:r>
+        <m:r>
+          <m:rPr>
+            <m:sty m:val="bi"/>
+          </m:rPr>
+          <w:rPr>
+            <w:rFonts w:ascii="Cambria Math" w:hAnsi="Cambria Math" w:eastAsia="宋体"/>
+            <w:sz w:val="24"/>
+            <w:szCs w:val="24"/>
+            <w:highlight w:val="yellow"/>
+          </w:rPr>
+          <m:t>η</m:t>
+        </m:r>
+        <m:r>
+          <m:rPr>
+            <m:sty m:val="p"/>
+          </m:rPr>
+          <w:rPr>
+            <w:rFonts w:ascii="Cambria Math" w:hAnsi="Cambria Math" w:eastAsia="宋体"/>
+            <w:sz w:val="24"/>
+            <w:szCs w:val="24"/>
+            <w:highlight w:val="yellow"/>
+          </w:rPr>
+          <m:t>)</m:t>
         </m:r>
       </m:oMath>
       <w:r>
@@ -6304,9 +5505,595 @@
           <w:sz w:val="24"/>
           <w:highlight w:val="yellow"/>
         </w:rPr>
-        <w:t xml:space="preserve"> 的参数化辨识方程，利用推力输入与状态响应数据通过最小二乘法或非线性最小二乘曲线拟合求解参数集 </w:t>
+        <w:t xml:space="preserve">；依据单推进器推力测试数据，通过多项式拟合建立控制输入到静态推力输出 </w:t>
       </w:r>
       <m:oMath>
+        <m:sSub>
+          <m:e>
+            <m:r>
+              <m:rPr>
+                <m:sty m:val="i"/>
+              </m:rPr>
+              <w:rPr>
+                <w:rFonts w:ascii="Cambria Math" w:hAnsi="Cambria Math" w:eastAsia="宋体"/>
+                <w:sz w:val="24"/>
+                <w:szCs w:val="24"/>
+                <w:highlight w:val="yellow"/>
+              </w:rPr>
+              <m:t>T</m:t>
+            </m:r>
+          </m:e>
+          <m:sub>
+            <m:r>
+              <m:rPr>
+                <m:sty m:val="i"/>
+              </m:rPr>
+              <w:rPr>
+                <w:rFonts w:ascii="Cambria Math" w:hAnsi="Cambria Math" w:eastAsia="宋体"/>
+                <w:sz w:val="24"/>
+                <w:szCs w:val="24"/>
+                <w:highlight w:val="yellow"/>
+              </w:rPr>
+              <m:t>i</m:t>
+            </m:r>
+          </m:sub>
+        </m:sSub>
+      </m:oMath>
+      <w:r>
+        <w:rPr>
+          <w:rFonts w:ascii="Times New Roman" w:hAnsi="Times New Roman" w:cs="Times New Roman" w:eastAsia="宋体"/>
+          <w:b w:val="0"/>
+          <w:i w:val="0"/>
+          <w:color w:val="000000"/>
+          <w:sz w:val="24"/>
+          <w:highlight w:val="yellow"/>
+        </w:rPr>
+        <w:t xml:space="preserve"> 的映射函数，并确定正向与反向推力上下界 </w:t>
+      </w:r>
+      <m:oMath>
+        <m:r>
+          <m:rPr>
+            <m:sty m:val="p"/>
+          </m:rPr>
+          <w:rPr>
+            <w:rFonts w:ascii="Cambria Math" w:hAnsi="Cambria Math" w:eastAsia="宋体"/>
+            <w:sz w:val="24"/>
+            <w:szCs w:val="24"/>
+            <w:highlight w:val="yellow"/>
+          </w:rPr>
+          <m:t>[</m:t>
+        </m:r>
+        <m:sSub>
+          <m:e>
+            <m:r>
+              <m:rPr>
+                <m:sty m:val="bi"/>
+              </m:rPr>
+              <w:rPr>
+                <w:rFonts w:ascii="Cambria Math" w:hAnsi="Cambria Math" w:eastAsia="宋体"/>
+                <w:sz w:val="24"/>
+                <w:szCs w:val="24"/>
+                <w:highlight w:val="yellow"/>
+              </w:rPr>
+              <m:t>T</m:t>
+            </m:r>
+          </m:e>
+          <m:sub>
+            <m:r>
+              <m:rPr>
+                <m:sty m:val="p"/>
+              </m:rPr>
+              <w:rPr>
+                <w:rFonts w:ascii="Cambria Math" w:hAnsi="Cambria Math" w:eastAsia="宋体"/>
+                <w:sz w:val="24"/>
+                <w:szCs w:val="24"/>
+                <w:highlight w:val="yellow"/>
+              </w:rPr>
+              <m:t>min</m:t>
+            </m:r>
+          </m:sub>
+        </m:sSub>
+        <m:r>
+          <m:rPr>
+            <m:sty m:val="p"/>
+          </m:rPr>
+          <w:rPr>
+            <w:rFonts w:ascii="Cambria Math" w:hAnsi="Cambria Math" w:eastAsia="宋体"/>
+            <w:sz w:val="24"/>
+            <w:szCs w:val="24"/>
+            <w:highlight w:val="yellow"/>
+          </w:rPr>
+          <m:t>, </m:t>
+        </m:r>
+        <m:sSub>
+          <m:e>
+            <m:r>
+              <m:rPr>
+                <m:sty m:val="bi"/>
+              </m:rPr>
+              <w:rPr>
+                <w:rFonts w:ascii="Cambria Math" w:hAnsi="Cambria Math" w:eastAsia="宋体"/>
+                <w:sz w:val="24"/>
+                <w:szCs w:val="24"/>
+                <w:highlight w:val="yellow"/>
+              </w:rPr>
+              <m:t>T</m:t>
+            </m:r>
+          </m:e>
+          <m:sub>
+            <m:r>
+              <m:rPr>
+                <m:sty m:val="p"/>
+              </m:rPr>
+              <w:rPr>
+                <w:rFonts w:ascii="Cambria Math" w:hAnsi="Cambria Math" w:eastAsia="宋体"/>
+                <w:sz w:val="24"/>
+                <w:szCs w:val="24"/>
+                <w:highlight w:val="yellow"/>
+              </w:rPr>
+              <m:t>max</m:t>
+            </m:r>
+          </m:sub>
+        </m:sSub>
+        <m:r>
+          <m:rPr>
+            <m:sty m:val="p"/>
+          </m:rPr>
+          <w:rPr>
+            <w:rFonts w:ascii="Cambria Math" w:hAnsi="Cambria Math" w:eastAsia="宋体"/>
+            <w:sz w:val="24"/>
+            <w:szCs w:val="24"/>
+            <w:highlight w:val="yellow"/>
+          </w:rPr>
+          <m:t>]</m:t>
+        </m:r>
+      </m:oMath>
+      <w:r>
+        <w:rPr>
+          <w:rFonts w:ascii="Times New Roman" w:hAnsi="Times New Roman" w:cs="Times New Roman" w:eastAsia="宋体"/>
+          <w:b w:val="0"/>
+          <w:i w:val="0"/>
+          <w:color w:val="000000"/>
+          <w:sz w:val="24"/>
+          <w:highlight w:val="yellow"/>
+        </w:rPr>
+        <w:t xml:space="preserve">。其次，考虑便携式水下航行器低速作业特点与机体近似对称性，忽略次要的非对角交叉水动力耦合项，将附加质量矩阵 </w:t>
+      </w:r>
+      <m:oMath>
+        <m:sSub>
+          <m:e>
+            <m:r>
+              <m:rPr>
+                <m:sty m:val="bi"/>
+              </m:rPr>
+              <w:rPr>
+                <w:rFonts w:ascii="Cambria Math" w:hAnsi="Cambria Math" w:eastAsia="宋体"/>
+                <w:sz w:val="24"/>
+                <w:szCs w:val="24"/>
+                <w:highlight w:val="yellow"/>
+              </w:rPr>
+              <m:t>M</m:t>
+            </m:r>
+          </m:e>
+          <m:sub>
+            <m:r>
+              <m:rPr>
+                <m:sty m:val="p"/>
+              </m:rPr>
+              <w:rPr>
+                <w:rFonts w:ascii="Cambria Math" w:hAnsi="Cambria Math" w:eastAsia="宋体"/>
+                <w:sz w:val="24"/>
+                <w:szCs w:val="24"/>
+                <w:highlight w:val="yellow"/>
+              </w:rPr>
+              <m:t>A</m:t>
+            </m:r>
+          </m:sub>
+        </m:sSub>
+        <m:r>
+          <m:rPr>
+            <m:sty m:val="p"/>
+          </m:rPr>
+          <w:rPr>
+            <w:rFonts w:ascii="Cambria Math" w:hAnsi="Cambria Math" w:eastAsia="宋体"/>
+            <w:sz w:val="24"/>
+            <w:szCs w:val="24"/>
+            <w:highlight w:val="yellow"/>
+          </w:rPr>
+          <m:t> = −diag(</m:t>
+        </m:r>
+        <m:sSub>
+          <m:e>
+            <m:r>
+              <m:rPr>
+                <m:sty m:val="i"/>
+              </m:rPr>
+              <w:rPr>
+                <w:rFonts w:ascii="Cambria Math" w:hAnsi="Cambria Math" w:eastAsia="宋体"/>
+                <w:sz w:val="24"/>
+                <w:szCs w:val="24"/>
+                <w:highlight w:val="yellow"/>
+              </w:rPr>
+              <m:t>X</m:t>
+            </m:r>
+          </m:e>
+          <m:sub>
+            <m:acc>
+              <m:accPr>
+                <m:chr m:val="̇"/>
+              </m:accPr>
+              <m:e>
+                <m:r>
+                  <m:rPr>
+                    <m:sty m:val="i"/>
+                  </m:rPr>
+                  <w:rPr>
+                    <w:rFonts w:ascii="Cambria Math" w:hAnsi="Cambria Math" w:eastAsia="宋体"/>
+                    <w:sz w:val="24"/>
+                    <w:szCs w:val="24"/>
+                    <w:highlight w:val="yellow"/>
+                  </w:rPr>
+                  <m:t>u</m:t>
+                </m:r>
+              </m:e>
+            </m:acc>
+          </m:sub>
+        </m:sSub>
+        <m:r>
+          <m:rPr>
+            <m:sty m:val="p"/>
+          </m:rPr>
+          <w:rPr>
+            <w:rFonts w:ascii="Cambria Math" w:hAnsi="Cambria Math" w:eastAsia="宋体"/>
+            <w:sz w:val="24"/>
+            <w:szCs w:val="24"/>
+            <w:highlight w:val="yellow"/>
+          </w:rPr>
+          <m:t>, </m:t>
+        </m:r>
+        <m:sSub>
+          <m:e>
+            <m:r>
+              <m:rPr>
+                <m:sty m:val="i"/>
+              </m:rPr>
+              <w:rPr>
+                <w:rFonts w:ascii="Cambria Math" w:hAnsi="Cambria Math" w:eastAsia="宋体"/>
+                <w:sz w:val="24"/>
+                <w:szCs w:val="24"/>
+                <w:highlight w:val="yellow"/>
+              </w:rPr>
+              <m:t>Y</m:t>
+            </m:r>
+          </m:e>
+          <m:sub>
+            <m:acc>
+              <m:accPr>
+                <m:chr m:val="̇"/>
+              </m:accPr>
+              <m:e>
+                <m:r>
+                  <m:rPr>
+                    <m:sty m:val="i"/>
+                  </m:rPr>
+                  <w:rPr>
+                    <w:rFonts w:ascii="Cambria Math" w:hAnsi="Cambria Math" w:eastAsia="宋体"/>
+                    <w:sz w:val="24"/>
+                    <w:szCs w:val="24"/>
+                    <w:highlight w:val="yellow"/>
+                  </w:rPr>
+                  <m:t>v</m:t>
+                </m:r>
+              </m:e>
+            </m:acc>
+          </m:sub>
+        </m:sSub>
+        <m:r>
+          <m:rPr>
+            <m:sty m:val="p"/>
+          </m:rPr>
+          <w:rPr>
+            <w:rFonts w:ascii="Cambria Math" w:hAnsi="Cambria Math" w:eastAsia="宋体"/>
+            <w:sz w:val="24"/>
+            <w:szCs w:val="24"/>
+            <w:highlight w:val="yellow"/>
+          </w:rPr>
+          <m:t>, </m:t>
+        </m:r>
+        <m:sSub>
+          <m:e>
+            <m:r>
+              <m:rPr>
+                <m:sty m:val="i"/>
+              </m:rPr>
+              <w:rPr>
+                <w:rFonts w:ascii="Cambria Math" w:hAnsi="Cambria Math" w:eastAsia="宋体"/>
+                <w:sz w:val="24"/>
+                <w:szCs w:val="24"/>
+                <w:highlight w:val="yellow"/>
+              </w:rPr>
+              <m:t>Z</m:t>
+            </m:r>
+          </m:e>
+          <m:sub>
+            <m:acc>
+              <m:accPr>
+                <m:chr m:val="̇"/>
+              </m:accPr>
+              <m:e>
+                <m:r>
+                  <m:rPr>
+                    <m:sty m:val="i"/>
+                  </m:rPr>
+                  <w:rPr>
+                    <w:rFonts w:ascii="Cambria Math" w:hAnsi="Cambria Math" w:eastAsia="宋体"/>
+                    <w:sz w:val="24"/>
+                    <w:szCs w:val="24"/>
+                    <w:highlight w:val="yellow"/>
+                  </w:rPr>
+                  <m:t>w</m:t>
+                </m:r>
+              </m:e>
+            </m:acc>
+          </m:sub>
+        </m:sSub>
+        <m:r>
+          <m:rPr>
+            <m:sty m:val="p"/>
+          </m:rPr>
+          <w:rPr>
+            <w:rFonts w:ascii="Cambria Math" w:hAnsi="Cambria Math" w:eastAsia="宋体"/>
+            <w:sz w:val="24"/>
+            <w:szCs w:val="24"/>
+            <w:highlight w:val="yellow"/>
+          </w:rPr>
+          <m:t>, </m:t>
+        </m:r>
+        <m:sSub>
+          <m:e>
+            <m:r>
+              <m:rPr>
+                <m:sty m:val="i"/>
+              </m:rPr>
+              <w:rPr>
+                <w:rFonts w:ascii="Cambria Math" w:hAnsi="Cambria Math" w:eastAsia="宋体"/>
+                <w:sz w:val="24"/>
+                <w:szCs w:val="24"/>
+                <w:highlight w:val="yellow"/>
+              </w:rPr>
+              <m:t>K</m:t>
+            </m:r>
+          </m:e>
+          <m:sub>
+            <m:acc>
+              <m:accPr>
+                <m:chr m:val="̇"/>
+              </m:accPr>
+              <m:e>
+                <m:r>
+                  <m:rPr>
+                    <m:sty m:val="i"/>
+                  </m:rPr>
+                  <w:rPr>
+                    <w:rFonts w:ascii="Cambria Math" w:hAnsi="Cambria Math" w:eastAsia="宋体"/>
+                    <w:sz w:val="24"/>
+                    <w:szCs w:val="24"/>
+                    <w:highlight w:val="yellow"/>
+                  </w:rPr>
+                  <m:t>p</m:t>
+                </m:r>
+              </m:e>
+            </m:acc>
+          </m:sub>
+        </m:sSub>
+        <m:r>
+          <m:rPr>
+            <m:sty m:val="p"/>
+          </m:rPr>
+          <w:rPr>
+            <w:rFonts w:ascii="Cambria Math" w:hAnsi="Cambria Math" w:eastAsia="宋体"/>
+            <w:sz w:val="24"/>
+            <w:szCs w:val="24"/>
+            <w:highlight w:val="yellow"/>
+          </w:rPr>
+          <m:t>, </m:t>
+        </m:r>
+        <m:sSub>
+          <m:e>
+            <m:r>
+              <m:rPr>
+                <m:sty m:val="i"/>
+              </m:rPr>
+              <w:rPr>
+                <w:rFonts w:ascii="Cambria Math" w:hAnsi="Cambria Math" w:eastAsia="宋体"/>
+                <w:sz w:val="24"/>
+                <w:szCs w:val="24"/>
+                <w:highlight w:val="yellow"/>
+              </w:rPr>
+              <m:t>M</m:t>
+            </m:r>
+          </m:e>
+          <m:sub>
+            <m:acc>
+              <m:accPr>
+                <m:chr m:val="̇"/>
+              </m:accPr>
+              <m:e>
+                <m:r>
+                  <m:rPr>
+                    <m:sty m:val="i"/>
+                  </m:rPr>
+                  <w:rPr>
+                    <w:rFonts w:ascii="Cambria Math" w:hAnsi="Cambria Math" w:eastAsia="宋体"/>
+                    <w:sz w:val="24"/>
+                    <w:szCs w:val="24"/>
+                    <w:highlight w:val="yellow"/>
+                  </w:rPr>
+                  <m:t>q</m:t>
+                </m:r>
+              </m:e>
+            </m:acc>
+          </m:sub>
+        </m:sSub>
+        <m:r>
+          <m:rPr>
+            <m:sty m:val="p"/>
+          </m:rPr>
+          <w:rPr>
+            <w:rFonts w:ascii="Cambria Math" w:hAnsi="Cambria Math" w:eastAsia="宋体"/>
+            <w:sz w:val="24"/>
+            <w:szCs w:val="24"/>
+            <w:highlight w:val="yellow"/>
+          </w:rPr>
+          <m:t>, </m:t>
+        </m:r>
+        <m:sSub>
+          <m:e>
+            <m:r>
+              <m:rPr>
+                <m:sty m:val="i"/>
+              </m:rPr>
+              <w:rPr>
+                <w:rFonts w:ascii="Cambria Math" w:hAnsi="Cambria Math" w:eastAsia="宋体"/>
+                <w:sz w:val="24"/>
+                <w:szCs w:val="24"/>
+                <w:highlight w:val="yellow"/>
+              </w:rPr>
+              <m:t>N</m:t>
+            </m:r>
+          </m:e>
+          <m:sub>
+            <m:acc>
+              <m:accPr>
+                <m:chr m:val="̇"/>
+              </m:accPr>
+              <m:e>
+                <m:r>
+                  <m:rPr>
+                    <m:sty m:val="i"/>
+                  </m:rPr>
+                  <w:rPr>
+                    <w:rFonts w:ascii="Cambria Math" w:hAnsi="Cambria Math" w:eastAsia="宋体"/>
+                    <w:sz w:val="24"/>
+                    <w:szCs w:val="24"/>
+                    <w:highlight w:val="yellow"/>
+                  </w:rPr>
+                  <m:t>r</m:t>
+                </m:r>
+              </m:e>
+            </m:acc>
+          </m:sub>
+        </m:sSub>
+        <m:r>
+          <m:rPr>
+            <m:sty m:val="p"/>
+          </m:rPr>
+          <w:rPr>
+            <w:rFonts w:ascii="Cambria Math" w:hAnsi="Cambria Math" w:eastAsia="宋体"/>
+            <w:sz w:val="24"/>
+            <w:szCs w:val="24"/>
+            <w:highlight w:val="yellow"/>
+          </w:rPr>
+          <m:t>)</m:t>
+        </m:r>
+      </m:oMath>
+      <w:r>
+        <w:rPr>
+          <w:rFonts w:ascii="Times New Roman" w:hAnsi="Times New Roman" w:cs="Times New Roman" w:eastAsia="宋体"/>
+          <w:b w:val="0"/>
+          <w:i w:val="0"/>
+          <w:color w:val="000000"/>
+          <w:sz w:val="24"/>
+          <w:highlight w:val="yellow"/>
+        </w:rPr>
+        <w:t xml:space="preserve"> 以及线性、二次阻尼矩阵 </w:t>
+      </w:r>
+      <m:oMath>
+        <m:sSub>
+          <m:e>
+            <m:r>
+              <m:rPr>
+                <m:sty m:val="bi"/>
+              </m:rPr>
+              <w:rPr>
+                <w:rFonts w:ascii="Cambria Math" w:hAnsi="Cambria Math" w:eastAsia="宋体"/>
+                <w:sz w:val="24"/>
+                <w:szCs w:val="24"/>
+                <w:highlight w:val="yellow"/>
+              </w:rPr>
+              <m:t>D</m:t>
+            </m:r>
+          </m:e>
+          <m:sub>
+            <m:r>
+              <m:rPr>
+                <m:sty m:val="p"/>
+              </m:rPr>
+              <w:rPr>
+                <w:rFonts w:ascii="Cambria Math" w:hAnsi="Cambria Math" w:eastAsia="宋体"/>
+                <w:sz w:val="24"/>
+                <w:szCs w:val="24"/>
+                <w:highlight w:val="yellow"/>
+              </w:rPr>
+              <m:t>lin</m:t>
+            </m:r>
+          </m:sub>
+        </m:sSub>
+      </m:oMath>
+      <w:r>
+        <w:rPr>
+          <w:rFonts w:ascii="Times New Roman" w:hAnsi="Times New Roman" w:cs="Times New Roman" w:eastAsia="宋体"/>
+          <w:b w:val="0"/>
+          <w:i w:val="0"/>
+          <w:color w:val="000000"/>
+          <w:sz w:val="24"/>
+          <w:highlight w:val="yellow"/>
+        </w:rPr>
+        <w:t>、</w:t>
+      </w:r>
+      <m:oMath>
+        <m:sSub>
+          <m:e>
+            <m:r>
+              <m:rPr>
+                <m:sty m:val="bi"/>
+              </m:rPr>
+              <w:rPr>
+                <w:rFonts w:ascii="Cambria Math" w:hAnsi="Cambria Math" w:eastAsia="宋体"/>
+                <w:sz w:val="24"/>
+                <w:szCs w:val="24"/>
+                <w:highlight w:val="yellow"/>
+              </w:rPr>
+              <m:t>D</m:t>
+            </m:r>
+          </m:e>
+          <m:sub>
+            <m:r>
+              <m:rPr>
+                <m:sty m:val="p"/>
+              </m:rPr>
+              <w:rPr>
+                <w:rFonts w:ascii="Cambria Math" w:hAnsi="Cambria Math" w:eastAsia="宋体"/>
+                <w:sz w:val="24"/>
+                <w:szCs w:val="24"/>
+                <w:highlight w:val="yellow"/>
+              </w:rPr>
+              <m:t>quad</m:t>
+            </m:r>
+          </m:sub>
+        </m:sSub>
+        <m:r>
+          <m:rPr>
+            <m:sty m:val="p"/>
+          </m:rPr>
+          <w:rPr>
+            <w:rFonts w:ascii="Cambria Math" w:hAnsi="Cambria Math" w:eastAsia="宋体"/>
+            <w:sz w:val="24"/>
+            <w:szCs w:val="24"/>
+            <w:highlight w:val="yellow"/>
+          </w:rPr>
+          <m:t>(</m:t>
+        </m:r>
         <m:r>
           <m:rPr>
             <m:sty m:val="bi"/>
@@ -6317,7 +6104,19 @@
             <w:szCs w:val="24"/>
             <w:highlight w:val="yellow"/>
           </w:rPr>
-          <m:t>θ</m:t>
+          <m:t>ν</m:t>
+        </m:r>
+        <m:r>
+          <m:rPr>
+            <m:sty m:val="p"/>
+          </m:rPr>
+          <w:rPr>
+            <w:rFonts w:ascii="Cambria Math" w:hAnsi="Cambria Math" w:eastAsia="宋体"/>
+            <w:sz w:val="24"/>
+            <w:szCs w:val="24"/>
+            <w:highlight w:val="yellow"/>
+          </w:rPr>
+          <m:t>)</m:t>
         </m:r>
       </m:oMath>
       <w:r>
@@ -6329,156 +6128,7 @@
           <w:sz w:val="24"/>
           <w:highlight w:val="yellow"/>
         </w:rPr>
-        <w:t xml:space="preserve">；随后将辨识参数代回六自由度模型，对比模型仿真输出与验证数据的响应曲线偏差，获得经验证的航行器动力学模型 </w:t>
-      </w:r>
-      <m:oMath>
-        <m:r>
-          <m:rPr>
-            <m:sty m:val="p"/>
-          </m:rPr>
-          <w:rPr>
-            <w:rFonts w:ascii="Cambria Math" w:hAnsi="Cambria Math" w:eastAsia="宋体"/>
-            <w:sz w:val="24"/>
-            <w:szCs w:val="24"/>
-            <w:highlight w:val="yellow"/>
-          </w:rPr>
-          <m:t>(</m:t>
-        </m:r>
-        <m:acc>
-          <m:accPr>
-            <m:chr m:val="̂"/>
-          </m:accPr>
-          <m:e>
-            <m:r>
-              <m:rPr>
-                <m:sty m:val="bi"/>
-              </m:rPr>
-              <w:rPr>
-                <w:rFonts w:ascii="Cambria Math" w:hAnsi="Cambria Math" w:eastAsia="宋体"/>
-                <w:sz w:val="24"/>
-                <w:szCs w:val="24"/>
-                <w:highlight w:val="yellow"/>
-              </w:rPr>
-              <m:t>M</m:t>
-            </m:r>
-          </m:e>
-        </m:acc>
-        <m:r>
-          <m:rPr>
-            <m:sty m:val="p"/>
-          </m:rPr>
-          <w:rPr>
-            <w:rFonts w:ascii="Cambria Math" w:hAnsi="Cambria Math" w:eastAsia="宋体"/>
-            <w:sz w:val="24"/>
-            <w:szCs w:val="24"/>
-            <w:highlight w:val="yellow"/>
-          </w:rPr>
-          <m:t>, </m:t>
-        </m:r>
-        <m:acc>
-          <m:accPr>
-            <m:chr m:val="̂"/>
-          </m:accPr>
-          <m:e>
-            <m:r>
-              <m:rPr>
-                <m:sty m:val="bi"/>
-              </m:rPr>
-              <w:rPr>
-                <w:rFonts w:ascii="Cambria Math" w:hAnsi="Cambria Math" w:eastAsia="宋体"/>
-                <w:sz w:val="24"/>
-                <w:szCs w:val="24"/>
-                <w:highlight w:val="yellow"/>
-              </w:rPr>
-              <m:t>C</m:t>
-            </m:r>
-          </m:e>
-        </m:acc>
-        <m:r>
-          <m:rPr>
-            <m:sty m:val="p"/>
-          </m:rPr>
-          <w:rPr>
-            <w:rFonts w:ascii="Cambria Math" w:hAnsi="Cambria Math" w:eastAsia="宋体"/>
-            <w:sz w:val="24"/>
-            <w:szCs w:val="24"/>
-            <w:highlight w:val="yellow"/>
-          </w:rPr>
-          <m:t>, </m:t>
-        </m:r>
-        <m:acc>
-          <m:accPr>
-            <m:chr m:val="̂"/>
-          </m:accPr>
-          <m:e>
-            <m:r>
-              <m:rPr>
-                <m:sty m:val="bi"/>
-              </m:rPr>
-              <w:rPr>
-                <w:rFonts w:ascii="Cambria Math" w:hAnsi="Cambria Math" w:eastAsia="宋体"/>
-                <w:sz w:val="24"/>
-                <w:szCs w:val="24"/>
-                <w:highlight w:val="yellow"/>
-              </w:rPr>
-              <m:t>D</m:t>
-            </m:r>
-          </m:e>
-        </m:acc>
-        <m:r>
-          <m:rPr>
-            <m:sty m:val="p"/>
-          </m:rPr>
-          <w:rPr>
-            <w:rFonts w:ascii="Cambria Math" w:hAnsi="Cambria Math" w:eastAsia="宋体"/>
-            <w:sz w:val="24"/>
-            <w:szCs w:val="24"/>
-            <w:highlight w:val="yellow"/>
-          </w:rPr>
-          <m:t>, </m:t>
-        </m:r>
-        <m:acc>
-          <m:accPr>
-            <m:chr m:val="̂"/>
-          </m:accPr>
-          <m:e>
-            <m:r>
-              <m:rPr>
-                <m:sty m:val="bi"/>
-              </m:rPr>
-              <w:rPr>
-                <w:rFonts w:ascii="Cambria Math" w:hAnsi="Cambria Math" w:eastAsia="宋体"/>
-                <w:sz w:val="24"/>
-                <w:szCs w:val="24"/>
-                <w:highlight w:val="yellow"/>
-              </w:rPr>
-              <m:t>g</m:t>
-            </m:r>
-          </m:e>
-        </m:acc>
-        <m:r>
-          <m:rPr>
-            <m:sty m:val="p"/>
-          </m:rPr>
-          <w:rPr>
-            <w:rFonts w:ascii="Cambria Math" w:hAnsi="Cambria Math" w:eastAsia="宋体"/>
-            <w:sz w:val="24"/>
-            <w:szCs w:val="24"/>
-            <w:highlight w:val="yellow"/>
-          </w:rPr>
-          <m:t>)</m:t>
-        </m:r>
-      </m:oMath>
-      <w:r>
-        <w:rPr>
-          <w:rFonts w:ascii="Times New Roman" w:hAnsi="Times New Roman" w:cs="Times New Roman" w:eastAsia="宋体"/>
-          <w:b w:val="0"/>
-          <w:i w:val="0"/>
-          <w:color w:val="000000"/>
-          <w:sz w:val="24"/>
-          <w:highlight w:val="yellow"/>
-        </w:rPr>
-        <w:t>。</w:t>
+        <w:t xml:space="preserve"> 简化为对角阵。在各自由度阶跃推力或自由衰减特征激励下，将式 (1) 整理为关于未知对角水动力系数的参数化辨识方程，利用输入推力与速度/姿态响应序列，通过最小二乘法或非线性最小二乘曲线拟合求解未知参数，并将辨识参数代回式 (1) 对比模型预测曲线与实测/基准响应数据之间的偏差，验证模型有效性。</w:t>
       </w:r>
     </w:p>
     <w:p>
@@ -6507,17 +6157,7 @@
           <w:sz w:val="24"/>
           <w:highlight w:val="yellow"/>
         </w:rPr>
-        <w:t>以辨识验证后的航行器动力学模型为基础</w:t>
-      </w:r>
-      <w:r>
-        <w:rPr>
-          <w:rFonts w:ascii="Times New Roman" w:hAnsi="Times New Roman" w:cs="Times New Roman" w:eastAsia="宋体"/>
-          <w:b w:val="0"/>
-          <w:i w:val="0"/>
-          <w:color w:val="000000"/>
-          <w:sz w:val="24"/>
-        </w:rPr>
-        <w:t xml:space="preserve">，设参考运动状态为 </w:t>
+        <w:t xml:space="preserve">设参考位置与姿态指令为 </w:t>
       </w:r>
       <m:oMath>
         <m:sSub>
@@ -6530,6 +6170,7 @@
                 <w:rFonts w:ascii="Cambria Math" w:hAnsi="Cambria Math" w:eastAsia="宋体"/>
                 <w:sz w:val="24"/>
                 <w:szCs w:val="24"/>
+                <w:highlight w:val="yellow"/>
               </w:rPr>
               <m:t>η</m:t>
             </m:r>
@@ -6543,6 +6184,7 @@
                 <w:rFonts w:ascii="Cambria Math" w:hAnsi="Cambria Math" w:eastAsia="宋体"/>
                 <w:sz w:val="24"/>
                 <w:szCs w:val="24"/>
+                <w:highlight w:val="yellow"/>
               </w:rPr>
               <m:t>r</m:t>
             </m:r>
@@ -6556,8 +6198,9 @@
           <w:i w:val="0"/>
           <w:color w:val="000000"/>
           <w:sz w:val="24"/>
-        </w:rPr>
-        <w:t xml:space="preserve"> 与 </w:t>
+          <w:highlight w:val="yellow"/>
+        </w:rPr>
+        <w:t xml:space="preserve">、参考速度为 </w:t>
       </w:r>
       <m:oMath>
         <m:sSub>
@@ -6570,6 +6213,7 @@
                 <w:rFonts w:ascii="Cambria Math" w:hAnsi="Cambria Math" w:eastAsia="宋体"/>
                 <w:sz w:val="24"/>
                 <w:szCs w:val="24"/>
+                <w:highlight w:val="yellow"/>
               </w:rPr>
               <m:t>ν</m:t>
             </m:r>
@@ -6583,6 +6227,7 @@
                 <w:rFonts w:ascii="Cambria Math" w:hAnsi="Cambria Math" w:eastAsia="宋体"/>
                 <w:sz w:val="24"/>
                 <w:szCs w:val="24"/>
+                <w:highlight w:val="yellow"/>
               </w:rPr>
               <m:t>r</m:t>
             </m:r>
@@ -6596,8 +6241,9 @@
           <w:i w:val="0"/>
           <w:color w:val="000000"/>
           <w:sz w:val="24"/>
-        </w:rPr>
-        <w:t xml:space="preserve">，定义姿态、深度与航向等状态跟踪误差 </w:t>
+          <w:highlight w:val="yellow"/>
+        </w:rPr>
+        <w:t xml:space="preserve">，定义位置/姿态误差 </w:t>
       </w:r>
       <m:oMath>
         <m:sSub>
@@ -6610,6 +6256,7 @@
                 <w:rFonts w:ascii="Cambria Math" w:hAnsi="Cambria Math" w:eastAsia="宋体"/>
                 <w:sz w:val="24"/>
                 <w:szCs w:val="24"/>
+                <w:highlight w:val="yellow"/>
               </w:rPr>
               <m:t>e</m:t>
             </m:r>
@@ -6623,6 +6270,7 @@
                 <w:rFonts w:ascii="Cambria Math" w:hAnsi="Cambria Math" w:eastAsia="宋体"/>
                 <w:sz w:val="24"/>
                 <w:szCs w:val="24"/>
+                <w:highlight w:val="yellow"/>
               </w:rPr>
               <m:t>η</m:t>
             </m:r>
@@ -6636,6 +6284,7 @@
             <w:rFonts w:ascii="Cambria Math" w:hAnsi="Cambria Math" w:eastAsia="宋体"/>
             <w:sz w:val="24"/>
             <w:szCs w:val="24"/>
+            <w:highlight w:val="yellow"/>
           </w:rPr>
           <m:t> = </m:t>
         </m:r>
@@ -6649,6 +6298,7 @@
                 <w:rFonts w:ascii="Cambria Math" w:hAnsi="Cambria Math" w:eastAsia="宋体"/>
                 <w:sz w:val="24"/>
                 <w:szCs w:val="24"/>
+                <w:highlight w:val="yellow"/>
               </w:rPr>
               <m:t>η</m:t>
             </m:r>
@@ -6662,6 +6312,7 @@
                 <w:rFonts w:ascii="Cambria Math" w:hAnsi="Cambria Math" w:eastAsia="宋体"/>
                 <w:sz w:val="24"/>
                 <w:szCs w:val="24"/>
+                <w:highlight w:val="yellow"/>
               </w:rPr>
               <m:t>r</m:t>
             </m:r>
@@ -6675,6 +6326,7 @@
             <w:rFonts w:ascii="Cambria Math" w:hAnsi="Cambria Math" w:eastAsia="宋体"/>
             <w:sz w:val="24"/>
             <w:szCs w:val="24"/>
+            <w:highlight w:val="yellow"/>
           </w:rPr>
           <m:t> − </m:t>
         </m:r>
@@ -6686,6 +6338,7 @@
             <w:rFonts w:ascii="Cambria Math" w:hAnsi="Cambria Math" w:eastAsia="宋体"/>
             <w:sz w:val="24"/>
             <w:szCs w:val="24"/>
+            <w:highlight w:val="yellow"/>
           </w:rPr>
           <m:t>η</m:t>
         </m:r>
@@ -6697,8 +6350,9 @@
           <w:i w:val="0"/>
           <w:color w:val="000000"/>
           <w:sz w:val="24"/>
-        </w:rPr>
-        <w:t xml:space="preserve"> 及速度误差 </w:t>
+          <w:highlight w:val="yellow"/>
+        </w:rPr>
+        <w:t xml:space="preserve"> 与速度误差 </w:t>
       </w:r>
       <m:oMath>
         <m:sSub>
@@ -6711,6 +6365,7 @@
                 <w:rFonts w:ascii="Cambria Math" w:hAnsi="Cambria Math" w:eastAsia="宋体"/>
                 <w:sz w:val="24"/>
                 <w:szCs w:val="24"/>
+                <w:highlight w:val="yellow"/>
               </w:rPr>
               <m:t>e</m:t>
             </m:r>
@@ -6724,6 +6379,7 @@
                 <w:rFonts w:ascii="Cambria Math" w:hAnsi="Cambria Math" w:eastAsia="宋体"/>
                 <w:sz w:val="24"/>
                 <w:szCs w:val="24"/>
+                <w:highlight w:val="yellow"/>
               </w:rPr>
               <m:t>ν</m:t>
             </m:r>
@@ -6737,6 +6393,7 @@
             <w:rFonts w:ascii="Cambria Math" w:hAnsi="Cambria Math" w:eastAsia="宋体"/>
             <w:sz w:val="24"/>
             <w:szCs w:val="24"/>
+            <w:highlight w:val="yellow"/>
           </w:rPr>
           <m:t> = </m:t>
         </m:r>
@@ -6750,6 +6407,7 @@
                 <w:rFonts w:ascii="Cambria Math" w:hAnsi="Cambria Math" w:eastAsia="宋体"/>
                 <w:sz w:val="24"/>
                 <w:szCs w:val="24"/>
+                <w:highlight w:val="yellow"/>
               </w:rPr>
               <m:t>ν</m:t>
             </m:r>
@@ -6763,6 +6421,7 @@
                 <w:rFonts w:ascii="Cambria Math" w:hAnsi="Cambria Math" w:eastAsia="宋体"/>
                 <w:sz w:val="24"/>
                 <w:szCs w:val="24"/>
+                <w:highlight w:val="yellow"/>
               </w:rPr>
               <m:t>r</m:t>
             </m:r>
@@ -6776,6 +6435,7 @@
             <w:rFonts w:ascii="Cambria Math" w:hAnsi="Cambria Math" w:eastAsia="宋体"/>
             <w:sz w:val="24"/>
             <w:szCs w:val="24"/>
+            <w:highlight w:val="yellow"/>
           </w:rPr>
           <m:t> − </m:t>
         </m:r>
@@ -6787,6 +6447,7 @@
             <w:rFonts w:ascii="Cambria Math" w:hAnsi="Cambria Math" w:eastAsia="宋体"/>
             <w:sz w:val="24"/>
             <w:szCs w:val="24"/>
+            <w:highlight w:val="yellow"/>
           </w:rPr>
           <m:t>ν</m:t>
         </m:r>
@@ -6798,19 +6459,9 @@
           <w:i w:val="0"/>
           <w:color w:val="000000"/>
           <w:sz w:val="24"/>
-        </w:rPr>
-        <w:t>。</w:t>
-      </w:r>
-      <w:r>
-        <w:rPr>
-          <w:rFonts w:ascii="Times New Roman" w:hAnsi="Times New Roman" w:cs="Times New Roman" w:eastAsia="宋体"/>
-          <w:b w:val="0"/>
-          <w:i w:val="0"/>
-          <w:color w:val="000000"/>
-          <w:sz w:val="24"/>
-          <w:highlight w:val="yellow"/>
-        </w:rPr>
-        <w:t xml:space="preserve">采用“动力学模型特性补偿 + 实时状态误差反馈”的复合闭环控制思路计算期望广义力和力矩 </w:t>
+          <w:highlight w:val="yellow"/>
+        </w:rPr>
+        <w:t xml:space="preserve">。控制器输出的六维期望广义控制力与力矩 </w:t>
       </w:r>
       <m:oMath>
         <m:sSub>
@@ -6853,6 +6504,288 @@
             <w:szCs w:val="24"/>
             <w:highlight w:val="yellow"/>
           </w:rPr>
+          <m:t> = [</m:t>
+        </m:r>
+        <m:sSub>
+          <m:e>
+            <m:r>
+              <m:rPr>
+                <m:sty m:val="i"/>
+              </m:rPr>
+              <w:rPr>
+                <w:rFonts w:ascii="Cambria Math" w:hAnsi="Cambria Math" w:eastAsia="宋体"/>
+                <w:sz w:val="24"/>
+                <w:szCs w:val="24"/>
+                <w:highlight w:val="yellow"/>
+              </w:rPr>
+              <m:t>F</m:t>
+            </m:r>
+          </m:e>
+          <m:sub>
+            <m:r>
+              <m:rPr>
+                <m:sty m:val="i"/>
+              </m:rPr>
+              <w:rPr>
+                <w:rFonts w:ascii="Cambria Math" w:hAnsi="Cambria Math" w:eastAsia="宋体"/>
+                <w:sz w:val="24"/>
+                <w:szCs w:val="24"/>
+                <w:highlight w:val="yellow"/>
+              </w:rPr>
+              <m:t>x</m:t>
+            </m:r>
+          </m:sub>
+        </m:sSub>
+        <m:r>
+          <m:rPr>
+            <m:sty m:val="p"/>
+          </m:rPr>
+          <w:rPr>
+            <w:rFonts w:ascii="Cambria Math" w:hAnsi="Cambria Math" w:eastAsia="宋体"/>
+            <w:sz w:val="24"/>
+            <w:szCs w:val="24"/>
+            <w:highlight w:val="yellow"/>
+          </w:rPr>
+          <m:t>, </m:t>
+        </m:r>
+        <m:sSub>
+          <m:e>
+            <m:r>
+              <m:rPr>
+                <m:sty m:val="i"/>
+              </m:rPr>
+              <w:rPr>
+                <w:rFonts w:ascii="Cambria Math" w:hAnsi="Cambria Math" w:eastAsia="宋体"/>
+                <w:sz w:val="24"/>
+                <w:szCs w:val="24"/>
+                <w:highlight w:val="yellow"/>
+              </w:rPr>
+              <m:t>F</m:t>
+            </m:r>
+          </m:e>
+          <m:sub>
+            <m:r>
+              <m:rPr>
+                <m:sty m:val="i"/>
+              </m:rPr>
+              <w:rPr>
+                <w:rFonts w:ascii="Cambria Math" w:hAnsi="Cambria Math" w:eastAsia="宋体"/>
+                <w:sz w:val="24"/>
+                <w:szCs w:val="24"/>
+                <w:highlight w:val="yellow"/>
+              </w:rPr>
+              <m:t>y</m:t>
+            </m:r>
+          </m:sub>
+        </m:sSub>
+        <m:r>
+          <m:rPr>
+            <m:sty m:val="p"/>
+          </m:rPr>
+          <w:rPr>
+            <w:rFonts w:ascii="Cambria Math" w:hAnsi="Cambria Math" w:eastAsia="宋体"/>
+            <w:sz w:val="24"/>
+            <w:szCs w:val="24"/>
+            <w:highlight w:val="yellow"/>
+          </w:rPr>
+          <m:t>, </m:t>
+        </m:r>
+        <m:sSub>
+          <m:e>
+            <m:r>
+              <m:rPr>
+                <m:sty m:val="i"/>
+              </m:rPr>
+              <w:rPr>
+                <w:rFonts w:ascii="Cambria Math" w:hAnsi="Cambria Math" w:eastAsia="宋体"/>
+                <w:sz w:val="24"/>
+                <w:szCs w:val="24"/>
+                <w:highlight w:val="yellow"/>
+              </w:rPr>
+              <m:t>F</m:t>
+            </m:r>
+          </m:e>
+          <m:sub>
+            <m:r>
+              <m:rPr>
+                <m:sty m:val="i"/>
+              </m:rPr>
+              <w:rPr>
+                <w:rFonts w:ascii="Cambria Math" w:hAnsi="Cambria Math" w:eastAsia="宋体"/>
+                <w:sz w:val="24"/>
+                <w:szCs w:val="24"/>
+                <w:highlight w:val="yellow"/>
+              </w:rPr>
+              <m:t>z</m:t>
+            </m:r>
+          </m:sub>
+        </m:sSub>
+        <m:r>
+          <m:rPr>
+            <m:sty m:val="p"/>
+          </m:rPr>
+          <w:rPr>
+            <w:rFonts w:ascii="Cambria Math" w:hAnsi="Cambria Math" w:eastAsia="宋体"/>
+            <w:sz w:val="24"/>
+            <w:szCs w:val="24"/>
+            <w:highlight w:val="yellow"/>
+          </w:rPr>
+          <m:t>, </m:t>
+        </m:r>
+        <m:sSub>
+          <m:e>
+            <m:r>
+              <m:rPr>
+                <m:sty m:val="i"/>
+              </m:rPr>
+              <w:rPr>
+                <w:rFonts w:ascii="Cambria Math" w:hAnsi="Cambria Math" w:eastAsia="宋体"/>
+                <w:sz w:val="24"/>
+                <w:szCs w:val="24"/>
+                <w:highlight w:val="yellow"/>
+              </w:rPr>
+              <m:t>M</m:t>
+            </m:r>
+          </m:e>
+          <m:sub>
+            <m:r>
+              <m:rPr>
+                <m:sty m:val="i"/>
+              </m:rPr>
+              <w:rPr>
+                <w:rFonts w:ascii="Cambria Math" w:hAnsi="Cambria Math" w:eastAsia="宋体"/>
+                <w:sz w:val="24"/>
+                <w:szCs w:val="24"/>
+                <w:highlight w:val="yellow"/>
+              </w:rPr>
+              <m:t>x</m:t>
+            </m:r>
+          </m:sub>
+        </m:sSub>
+        <m:r>
+          <m:rPr>
+            <m:sty m:val="p"/>
+          </m:rPr>
+          <w:rPr>
+            <w:rFonts w:ascii="Cambria Math" w:hAnsi="Cambria Math" w:eastAsia="宋体"/>
+            <w:sz w:val="24"/>
+            <w:szCs w:val="24"/>
+            <w:highlight w:val="yellow"/>
+          </w:rPr>
+          <m:t>, </m:t>
+        </m:r>
+        <m:sSub>
+          <m:e>
+            <m:r>
+              <m:rPr>
+                <m:sty m:val="i"/>
+              </m:rPr>
+              <w:rPr>
+                <w:rFonts w:ascii="Cambria Math" w:hAnsi="Cambria Math" w:eastAsia="宋体"/>
+                <w:sz w:val="24"/>
+                <w:szCs w:val="24"/>
+                <w:highlight w:val="yellow"/>
+              </w:rPr>
+              <m:t>M</m:t>
+            </m:r>
+          </m:e>
+          <m:sub>
+            <m:r>
+              <m:rPr>
+                <m:sty m:val="i"/>
+              </m:rPr>
+              <w:rPr>
+                <w:rFonts w:ascii="Cambria Math" w:hAnsi="Cambria Math" w:eastAsia="宋体"/>
+                <w:sz w:val="24"/>
+                <w:szCs w:val="24"/>
+                <w:highlight w:val="yellow"/>
+              </w:rPr>
+              <m:t>y</m:t>
+            </m:r>
+          </m:sub>
+        </m:sSub>
+        <m:r>
+          <m:rPr>
+            <m:sty m:val="p"/>
+          </m:rPr>
+          <w:rPr>
+            <w:rFonts w:ascii="Cambria Math" w:hAnsi="Cambria Math" w:eastAsia="宋体"/>
+            <w:sz w:val="24"/>
+            <w:szCs w:val="24"/>
+            <w:highlight w:val="yellow"/>
+          </w:rPr>
+          <m:t>, </m:t>
+        </m:r>
+        <m:sSub>
+          <m:e>
+            <m:r>
+              <m:rPr>
+                <m:sty m:val="i"/>
+              </m:rPr>
+              <w:rPr>
+                <w:rFonts w:ascii="Cambria Math" w:hAnsi="Cambria Math" w:eastAsia="宋体"/>
+                <w:sz w:val="24"/>
+                <w:szCs w:val="24"/>
+                <w:highlight w:val="yellow"/>
+              </w:rPr>
+              <m:t>M</m:t>
+            </m:r>
+          </m:e>
+          <m:sub>
+            <m:r>
+              <m:rPr>
+                <m:sty m:val="i"/>
+              </m:rPr>
+              <w:rPr>
+                <w:rFonts w:ascii="Cambria Math" w:hAnsi="Cambria Math" w:eastAsia="宋体"/>
+                <w:sz w:val="24"/>
+                <w:szCs w:val="24"/>
+                <w:highlight w:val="yellow"/>
+              </w:rPr>
+              <m:t>z</m:t>
+            </m:r>
+          </m:sub>
+        </m:sSub>
+        <m:sSup>
+          <m:e>
+            <m:r>
+              <m:rPr>
+                <m:sty m:val="p"/>
+              </m:rPr>
+              <w:rPr>
+                <w:rFonts w:ascii="Cambria Math" w:hAnsi="Cambria Math" w:eastAsia="宋体"/>
+                <w:sz w:val="24"/>
+                <w:szCs w:val="24"/>
+                <w:highlight w:val="yellow"/>
+              </w:rPr>
+              <m:t>]</m:t>
+            </m:r>
+          </m:e>
+          <m:sup>
+            <m:r>
+              <m:rPr>
+                <m:sty m:val="p"/>
+              </m:rPr>
+              <w:rPr>
+                <w:rFonts w:ascii="Cambria Math" w:hAnsi="Cambria Math" w:eastAsia="宋体"/>
+                <w:sz w:val="24"/>
+                <w:szCs w:val="24"/>
+                <w:highlight w:val="yellow"/>
+              </w:rPr>
+              <m:t>T</m:t>
+            </m:r>
+          </m:sup>
+        </m:sSup>
+        <m:r>
+          <m:rPr>
+            <m:sty m:val="p"/>
+          </m:rPr>
+          <w:rPr>
+            <w:rFonts w:ascii="Cambria Math" w:hAnsi="Cambria Math" w:eastAsia="宋体"/>
+            <w:sz w:val="24"/>
+            <w:szCs w:val="24"/>
+            <w:highlight w:val="yellow"/>
+          </w:rPr>
           <m:t> ∈ </m:t>
         </m:r>
         <m:sSup>
@@ -6895,453 +6828,742 @@
           <w:sz w:val="24"/>
           <w:highlight w:val="yellow"/>
         </w:rPr>
-        <w:t>：</w:t>
-      </w:r>
-    </w:p>
-    <w:p>
-      <w:pPr>
-        <w:pStyle w:val="a7"/>
-        <w:jc w:val="center"/>
-        <w:spacing w:line="360" w:lineRule="auto"/>
-        <w:ind w:firstLine="0" w:firstLineChars="0" w:left="0"/>
-      </w:pPr>
-      <m:oMathPara>
-        <m:oMath>
-          <m:sSub>
-            <m:e>
-              <m:r>
-                <m:rPr>
-                  <m:sty m:val="bi"/>
-                </m:rPr>
-                <w:rPr>
-                  <w:rFonts w:ascii="Cambria Math" w:hAnsi="Cambria Math" w:eastAsia="宋体"/>
-                  <w:sz w:val="24"/>
-                  <w:szCs w:val="24"/>
-                </w:rPr>
-                <m:t>τ</m:t>
-              </m:r>
-            </m:e>
-            <m:sub>
-              <m:r>
-                <m:rPr>
-                  <m:sty m:val="i"/>
-                </m:rPr>
-                <w:rPr>
-                  <w:rFonts w:ascii="Cambria Math" w:hAnsi="Cambria Math" w:eastAsia="宋体"/>
-                  <w:sz w:val="24"/>
-                  <w:szCs w:val="24"/>
-                </w:rPr>
-                <m:t>c</m:t>
-              </m:r>
-            </m:sub>
-          </m:sSub>
-          <m:r>
-            <m:rPr>
-              <m:sty m:val="p"/>
-            </m:rPr>
-            <w:rPr>
-              <w:rFonts w:ascii="Cambria Math" w:hAnsi="Cambria Math" w:eastAsia="宋体"/>
-              <w:sz w:val="24"/>
-              <w:szCs w:val="24"/>
-            </w:rPr>
-            <m:t> = </m:t>
-          </m:r>
-          <m:sSub>
-            <m:e>
-              <m:r>
-                <m:rPr>
-                  <m:sty m:val="bi"/>
-                </m:rPr>
-                <w:rPr>
-                  <w:rFonts w:ascii="Cambria Math" w:hAnsi="Cambria Math" w:eastAsia="宋体"/>
-                  <w:sz w:val="24"/>
-                  <w:szCs w:val="24"/>
-                </w:rPr>
-                <m:t>F</m:t>
-              </m:r>
-            </m:e>
-            <m:sub>
-              <m:r>
-                <m:rPr>
-                  <m:sty m:val="p"/>
-                </m:rPr>
-                <w:rPr>
-                  <w:rFonts w:ascii="Cambria Math" w:hAnsi="Cambria Math" w:eastAsia="宋体"/>
-                  <w:sz w:val="24"/>
-                  <w:szCs w:val="24"/>
-                </w:rPr>
-                <m:t>model</m:t>
-              </m:r>
-            </m:sub>
-          </m:sSub>
-          <m:r>
-            <m:rPr>
-              <m:sty m:val="p"/>
-            </m:rPr>
-            <w:rPr>
-              <w:rFonts w:ascii="Cambria Math" w:hAnsi="Cambria Math" w:eastAsia="宋体"/>
-              <w:sz w:val="24"/>
-              <w:szCs w:val="24"/>
-            </w:rPr>
-            <m:t>(</m:t>
-          </m:r>
-          <m:acc>
-            <m:accPr>
-              <m:chr m:val="̂"/>
-            </m:accPr>
-            <m:e>
-              <m:r>
-                <m:rPr>
-                  <m:sty m:val="bi"/>
-                </m:rPr>
-                <w:rPr>
-                  <w:rFonts w:ascii="Cambria Math" w:hAnsi="Cambria Math" w:eastAsia="宋体"/>
-                  <w:sz w:val="24"/>
-                  <w:szCs w:val="24"/>
-                </w:rPr>
-                <m:t>M</m:t>
-              </m:r>
-            </m:e>
-          </m:acc>
-          <m:r>
-            <m:rPr>
-              <m:sty m:val="p"/>
-            </m:rPr>
-            <w:rPr>
-              <w:rFonts w:ascii="Cambria Math" w:hAnsi="Cambria Math" w:eastAsia="宋体"/>
-              <w:sz w:val="24"/>
-              <w:szCs w:val="24"/>
-            </w:rPr>
-            <m:t>, </m:t>
-          </m:r>
-          <m:acc>
-            <m:accPr>
-              <m:chr m:val="̂"/>
-            </m:accPr>
-            <m:e>
-              <m:r>
-                <m:rPr>
-                  <m:sty m:val="bi"/>
-                </m:rPr>
-                <w:rPr>
-                  <w:rFonts w:ascii="Cambria Math" w:hAnsi="Cambria Math" w:eastAsia="宋体"/>
-                  <w:sz w:val="24"/>
-                  <w:szCs w:val="24"/>
-                </w:rPr>
-                <m:t>C</m:t>
-              </m:r>
-            </m:e>
-          </m:acc>
-          <m:r>
-            <m:rPr>
-              <m:sty m:val="p"/>
-            </m:rPr>
-            <w:rPr>
-              <w:rFonts w:ascii="Cambria Math" w:hAnsi="Cambria Math" w:eastAsia="宋体"/>
-              <w:sz w:val="24"/>
-              <w:szCs w:val="24"/>
-            </w:rPr>
-            <m:t>, </m:t>
-          </m:r>
-          <m:acc>
-            <m:accPr>
-              <m:chr m:val="̂"/>
-            </m:accPr>
-            <m:e>
-              <m:r>
-                <m:rPr>
-                  <m:sty m:val="bi"/>
-                </m:rPr>
-                <w:rPr>
-                  <w:rFonts w:ascii="Cambria Math" w:hAnsi="Cambria Math" w:eastAsia="宋体"/>
-                  <w:sz w:val="24"/>
-                  <w:szCs w:val="24"/>
-                </w:rPr>
-                <m:t>D</m:t>
-              </m:r>
-            </m:e>
-          </m:acc>
-          <m:r>
-            <m:rPr>
-              <m:sty m:val="p"/>
-            </m:rPr>
-            <w:rPr>
-              <w:rFonts w:ascii="Cambria Math" w:hAnsi="Cambria Math" w:eastAsia="宋体"/>
-              <w:sz w:val="24"/>
-              <w:szCs w:val="24"/>
-            </w:rPr>
-            <m:t>, </m:t>
-          </m:r>
-          <m:acc>
-            <m:accPr>
-              <m:chr m:val="̂"/>
-            </m:accPr>
-            <m:e>
-              <m:r>
-                <m:rPr>
-                  <m:sty m:val="bi"/>
-                </m:rPr>
-                <w:rPr>
-                  <w:rFonts w:ascii="Cambria Math" w:hAnsi="Cambria Math" w:eastAsia="宋体"/>
-                  <w:sz w:val="24"/>
-                  <w:szCs w:val="24"/>
-                </w:rPr>
-                <m:t>g</m:t>
-              </m:r>
-            </m:e>
-          </m:acc>
-          <m:r>
-            <m:rPr>
-              <m:sty m:val="p"/>
-            </m:rPr>
-            <w:rPr>
-              <w:rFonts w:ascii="Cambria Math" w:hAnsi="Cambria Math" w:eastAsia="宋体"/>
-              <w:sz w:val="24"/>
-              <w:szCs w:val="24"/>
-            </w:rPr>
-            <m:t>, </m:t>
-          </m:r>
-          <m:r>
-            <m:rPr>
-              <m:sty m:val="bi"/>
-            </m:rPr>
-            <w:rPr>
-              <w:rFonts w:ascii="Cambria Math" w:hAnsi="Cambria Math" w:eastAsia="宋体"/>
-              <w:sz w:val="24"/>
-              <w:szCs w:val="24"/>
-            </w:rPr>
-            <m:t>η</m:t>
-          </m:r>
-          <m:r>
-            <m:rPr>
-              <m:sty m:val="p"/>
-            </m:rPr>
-            <w:rPr>
-              <w:rFonts w:ascii="Cambria Math" w:hAnsi="Cambria Math" w:eastAsia="宋体"/>
-              <w:sz w:val="24"/>
-              <w:szCs w:val="24"/>
-            </w:rPr>
-            <m:t>, </m:t>
-          </m:r>
-          <m:r>
-            <m:rPr>
-              <m:sty m:val="bi"/>
-            </m:rPr>
-            <w:rPr>
-              <w:rFonts w:ascii="Cambria Math" w:hAnsi="Cambria Math" w:eastAsia="宋体"/>
-              <w:sz w:val="24"/>
-              <w:szCs w:val="24"/>
-            </w:rPr>
-            <m:t>ν</m:t>
-          </m:r>
-          <m:r>
-            <m:rPr>
-              <m:sty m:val="p"/>
-            </m:rPr>
-            <w:rPr>
-              <w:rFonts w:ascii="Cambria Math" w:hAnsi="Cambria Math" w:eastAsia="宋体"/>
-              <w:sz w:val="24"/>
-              <w:szCs w:val="24"/>
-            </w:rPr>
-            <m:t>, </m:t>
-          </m:r>
-          <m:sSub>
-            <m:e>
-              <m:r>
-                <m:rPr>
-                  <m:sty m:val="bi"/>
-                </m:rPr>
-                <w:rPr>
-                  <w:rFonts w:ascii="Cambria Math" w:hAnsi="Cambria Math" w:eastAsia="宋体"/>
-                  <w:sz w:val="24"/>
-                  <w:szCs w:val="24"/>
-                </w:rPr>
-                <m:t>η</m:t>
-              </m:r>
-            </m:e>
-            <m:sub>
-              <m:r>
-                <m:rPr>
-                  <m:sty m:val="i"/>
-                </m:rPr>
-                <w:rPr>
-                  <w:rFonts w:ascii="Cambria Math" w:hAnsi="Cambria Math" w:eastAsia="宋体"/>
-                  <w:sz w:val="24"/>
-                  <w:szCs w:val="24"/>
-                </w:rPr>
-                <m:t>r</m:t>
-              </m:r>
-            </m:sub>
-          </m:sSub>
-          <m:r>
-            <m:rPr>
-              <m:sty m:val="p"/>
-            </m:rPr>
-            <w:rPr>
-              <w:rFonts w:ascii="Cambria Math" w:hAnsi="Cambria Math" w:eastAsia="宋体"/>
-              <w:sz w:val="24"/>
-              <w:szCs w:val="24"/>
-            </w:rPr>
-            <m:t>, </m:t>
-          </m:r>
-          <m:sSub>
-            <m:e>
-              <m:r>
-                <m:rPr>
-                  <m:sty m:val="bi"/>
-                </m:rPr>
-                <w:rPr>
-                  <w:rFonts w:ascii="Cambria Math" w:hAnsi="Cambria Math" w:eastAsia="宋体"/>
-                  <w:sz w:val="24"/>
-                  <w:szCs w:val="24"/>
-                </w:rPr>
-                <m:t>ν</m:t>
-              </m:r>
-            </m:e>
-            <m:sub>
-              <m:r>
-                <m:rPr>
-                  <m:sty m:val="i"/>
-                </m:rPr>
-                <w:rPr>
-                  <w:rFonts w:ascii="Cambria Math" w:hAnsi="Cambria Math" w:eastAsia="宋体"/>
-                  <w:sz w:val="24"/>
-                  <w:szCs w:val="24"/>
-                </w:rPr>
-                <m:t>r</m:t>
-              </m:r>
-            </m:sub>
-          </m:sSub>
-          <m:r>
-            <m:rPr>
-              <m:sty m:val="p"/>
-            </m:rPr>
-            <w:rPr>
-              <w:rFonts w:ascii="Cambria Math" w:hAnsi="Cambria Math" w:eastAsia="宋体"/>
-              <w:sz w:val="24"/>
-              <w:szCs w:val="24"/>
-            </w:rPr>
-            <m:t>) + </m:t>
-          </m:r>
-          <m:sSub>
-            <m:e>
-              <m:r>
-                <m:rPr>
-                  <m:sty m:val="bi"/>
-                </m:rPr>
-                <w:rPr>
-                  <w:rFonts w:ascii="Cambria Math" w:hAnsi="Cambria Math" w:eastAsia="宋体"/>
-                  <w:sz w:val="24"/>
-                  <w:szCs w:val="24"/>
-                </w:rPr>
-                <m:t>F</m:t>
-              </m:r>
-            </m:e>
-            <m:sub>
-              <m:r>
-                <m:rPr>
-                  <m:sty m:val="p"/>
-                </m:rPr>
-                <w:rPr>
-                  <w:rFonts w:ascii="Cambria Math" w:hAnsi="Cambria Math" w:eastAsia="宋体"/>
-                  <w:sz w:val="24"/>
-                  <w:szCs w:val="24"/>
-                </w:rPr>
-                <m:t>fb</m:t>
-              </m:r>
-            </m:sub>
-          </m:sSub>
-          <m:r>
-            <m:rPr>
-              <m:sty m:val="p"/>
-            </m:rPr>
-            <w:rPr>
-              <w:rFonts w:ascii="Cambria Math" w:hAnsi="Cambria Math" w:eastAsia="宋体"/>
-              <w:sz w:val="24"/>
-              <w:szCs w:val="24"/>
-            </w:rPr>
-            <m:t>(</m:t>
-          </m:r>
-          <m:sSub>
-            <m:e>
-              <m:r>
-                <m:rPr>
-                  <m:sty m:val="bi"/>
-                </m:rPr>
-                <w:rPr>
-                  <w:rFonts w:ascii="Cambria Math" w:hAnsi="Cambria Math" w:eastAsia="宋体"/>
-                  <w:sz w:val="24"/>
-                  <w:szCs w:val="24"/>
-                </w:rPr>
-                <m:t>e</m:t>
-              </m:r>
-            </m:e>
-            <m:sub>
-              <m:r>
-                <m:rPr>
-                  <m:sty m:val="i"/>
-                </m:rPr>
-                <w:rPr>
-                  <w:rFonts w:ascii="Cambria Math" w:hAnsi="Cambria Math" w:eastAsia="宋体"/>
-                  <w:sz w:val="24"/>
-                  <w:szCs w:val="24"/>
-                </w:rPr>
-                <m:t>η</m:t>
-              </m:r>
-            </m:sub>
-          </m:sSub>
-          <m:r>
-            <m:rPr>
-              <m:sty m:val="p"/>
-            </m:rPr>
-            <w:rPr>
-              <w:rFonts w:ascii="Cambria Math" w:hAnsi="Cambria Math" w:eastAsia="宋体"/>
-              <w:sz w:val="24"/>
-              <w:szCs w:val="24"/>
-            </w:rPr>
-            <m:t>, </m:t>
-          </m:r>
-          <m:sSub>
-            <m:e>
-              <m:r>
-                <m:rPr>
-                  <m:sty m:val="bi"/>
-                </m:rPr>
-                <w:rPr>
-                  <w:rFonts w:ascii="Cambria Math" w:hAnsi="Cambria Math" w:eastAsia="宋体"/>
-                  <w:sz w:val="24"/>
-                  <w:szCs w:val="24"/>
-                </w:rPr>
-                <m:t>e</m:t>
-              </m:r>
-            </m:e>
-            <m:sub>
-              <m:r>
-                <m:rPr>
-                  <m:sty m:val="i"/>
-                </m:rPr>
-                <w:rPr>
-                  <w:rFonts w:ascii="Cambria Math" w:hAnsi="Cambria Math" w:eastAsia="宋体"/>
-                  <w:sz w:val="24"/>
-                  <w:szCs w:val="24"/>
-                </w:rPr>
-                <m:t>ν</m:t>
-              </m:r>
-            </m:sub>
-          </m:sSub>
-          <m:r>
-            <m:rPr>
-              <m:sty m:val="p"/>
-            </m:rPr>
-            <w:rPr>
-              <w:rFonts w:ascii="Cambria Math" w:hAnsi="Cambria Math" w:eastAsia="宋体"/>
-              <w:sz w:val="24"/>
-              <w:szCs w:val="24"/>
-            </w:rPr>
-            <m:t>)      (2)</m:t>
-          </m:r>
-        </m:oMath>
-      </m:oMathPara>
+        <w:t xml:space="preserve"> 由闭环状态反馈项 </w:t>
+      </w:r>
+      <m:oMath>
+        <m:sSub>
+          <m:e>
+            <m:r>
+              <m:rPr>
+                <m:sty m:val="bi"/>
+              </m:rPr>
+              <w:rPr>
+                <w:rFonts w:ascii="Cambria Math" w:hAnsi="Cambria Math" w:eastAsia="宋体"/>
+                <w:sz w:val="24"/>
+                <w:szCs w:val="24"/>
+                <w:highlight w:val="yellow"/>
+              </w:rPr>
+              <m:t>τ</m:t>
+            </m:r>
+          </m:e>
+          <m:sub>
+            <m:r>
+              <m:rPr>
+                <m:sty m:val="p"/>
+              </m:rPr>
+              <w:rPr>
+                <w:rFonts w:ascii="Cambria Math" w:hAnsi="Cambria Math" w:eastAsia="宋体"/>
+                <w:sz w:val="24"/>
+                <w:szCs w:val="24"/>
+                <w:highlight w:val="yellow"/>
+              </w:rPr>
+              <m:t>fb</m:t>
+            </m:r>
+          </m:sub>
+        </m:sSub>
+      </m:oMath>
+      <w:r>
+        <w:rPr>
+          <w:rFonts w:ascii="Times New Roman" w:hAnsi="Times New Roman" w:cs="Times New Roman" w:eastAsia="宋体"/>
+          <w:b w:val="0"/>
+          <w:i w:val="0"/>
+          <w:color w:val="000000"/>
+          <w:sz w:val="24"/>
+          <w:highlight w:val="yellow"/>
+        </w:rPr>
+        <w:t xml:space="preserve"> 与动力学模型补偿项 </w:t>
+      </w:r>
+      <m:oMath>
+        <m:sSub>
+          <m:e>
+            <m:r>
+              <m:rPr>
+                <m:sty m:val="bi"/>
+              </m:rPr>
+              <w:rPr>
+                <w:rFonts w:ascii="Cambria Math" w:hAnsi="Cambria Math" w:eastAsia="宋体"/>
+                <w:sz w:val="24"/>
+                <w:szCs w:val="24"/>
+                <w:highlight w:val="yellow"/>
+              </w:rPr>
+              <m:t>τ</m:t>
+            </m:r>
+          </m:e>
+          <m:sub>
+            <m:r>
+              <m:rPr>
+                <m:sty m:val="p"/>
+              </m:rPr>
+              <w:rPr>
+                <w:rFonts w:ascii="Cambria Math" w:hAnsi="Cambria Math" w:eastAsia="宋体"/>
+                <w:sz w:val="24"/>
+                <w:szCs w:val="24"/>
+                <w:highlight w:val="yellow"/>
+              </w:rPr>
+              <m:t>comp</m:t>
+            </m:r>
+          </m:sub>
+        </m:sSub>
+      </m:oMath>
+      <w:r>
+        <w:rPr>
+          <w:rFonts w:ascii="Times New Roman" w:hAnsi="Times New Roman" w:cs="Times New Roman" w:eastAsia="宋体"/>
+          <w:b w:val="0"/>
+          <w:i w:val="0"/>
+          <w:color w:val="000000"/>
+          <w:sz w:val="24"/>
+          <w:highlight w:val="yellow"/>
+        </w:rPr>
+        <w:t xml:space="preserve"> 叠加构成（即 </w:t>
+      </w:r>
+      <m:oMath>
+        <m:sSub>
+          <m:e>
+            <m:r>
+              <m:rPr>
+                <m:sty m:val="bi"/>
+              </m:rPr>
+              <w:rPr>
+                <w:rFonts w:ascii="Cambria Math" w:hAnsi="Cambria Math" w:eastAsia="宋体"/>
+                <w:sz w:val="24"/>
+                <w:szCs w:val="24"/>
+                <w:highlight w:val="yellow"/>
+              </w:rPr>
+              <m:t>τ</m:t>
+            </m:r>
+          </m:e>
+          <m:sub>
+            <m:r>
+              <m:rPr>
+                <m:sty m:val="i"/>
+              </m:rPr>
+              <w:rPr>
+                <w:rFonts w:ascii="Cambria Math" w:hAnsi="Cambria Math" w:eastAsia="宋体"/>
+                <w:sz w:val="24"/>
+                <w:szCs w:val="24"/>
+                <w:highlight w:val="yellow"/>
+              </w:rPr>
+              <m:t>c</m:t>
+            </m:r>
+          </m:sub>
+        </m:sSub>
+        <m:r>
+          <m:rPr>
+            <m:sty m:val="p"/>
+          </m:rPr>
+          <w:rPr>
+            <w:rFonts w:ascii="Cambria Math" w:hAnsi="Cambria Math" w:eastAsia="宋体"/>
+            <w:sz w:val="24"/>
+            <w:szCs w:val="24"/>
+            <w:highlight w:val="yellow"/>
+          </w:rPr>
+          <m:t> = </m:t>
+        </m:r>
+        <m:sSub>
+          <m:e>
+            <m:r>
+              <m:rPr>
+                <m:sty m:val="bi"/>
+              </m:rPr>
+              <w:rPr>
+                <w:rFonts w:ascii="Cambria Math" w:hAnsi="Cambria Math" w:eastAsia="宋体"/>
+                <w:sz w:val="24"/>
+                <w:szCs w:val="24"/>
+                <w:highlight w:val="yellow"/>
+              </w:rPr>
+              <m:t>τ</m:t>
+            </m:r>
+          </m:e>
+          <m:sub>
+            <m:r>
+              <m:rPr>
+                <m:sty m:val="p"/>
+              </m:rPr>
+              <w:rPr>
+                <w:rFonts w:ascii="Cambria Math" w:hAnsi="Cambria Math" w:eastAsia="宋体"/>
+                <w:sz w:val="24"/>
+                <w:szCs w:val="24"/>
+                <w:highlight w:val="yellow"/>
+              </w:rPr>
+              <m:t>fb</m:t>
+            </m:r>
+          </m:sub>
+        </m:sSub>
+        <m:r>
+          <m:rPr>
+            <m:sty m:val="p"/>
+          </m:rPr>
+          <w:rPr>
+            <w:rFonts w:ascii="Cambria Math" w:hAnsi="Cambria Math" w:eastAsia="宋体"/>
+            <w:sz w:val="24"/>
+            <w:szCs w:val="24"/>
+            <w:highlight w:val="yellow"/>
+          </w:rPr>
+          <m:t> + </m:t>
+        </m:r>
+        <m:sSub>
+          <m:e>
+            <m:r>
+              <m:rPr>
+                <m:sty m:val="bi"/>
+              </m:rPr>
+              <w:rPr>
+                <w:rFonts w:ascii="Cambria Math" w:hAnsi="Cambria Math" w:eastAsia="宋体"/>
+                <w:sz w:val="24"/>
+                <w:szCs w:val="24"/>
+                <w:highlight w:val="yellow"/>
+              </w:rPr>
+              <m:t>τ</m:t>
+            </m:r>
+          </m:e>
+          <m:sub>
+            <m:r>
+              <m:rPr>
+                <m:sty m:val="p"/>
+              </m:rPr>
+              <w:rPr>
+                <w:rFonts w:ascii="Cambria Math" w:hAnsi="Cambria Math" w:eastAsia="宋体"/>
+                <w:sz w:val="24"/>
+                <w:szCs w:val="24"/>
+                <w:highlight w:val="yellow"/>
+              </w:rPr>
+              <m:t>comp</m:t>
+            </m:r>
+          </m:sub>
+        </m:sSub>
+      </m:oMath>
+      <w:r>
+        <w:rPr>
+          <w:rFonts w:ascii="Times New Roman" w:hAnsi="Times New Roman" w:cs="Times New Roman" w:eastAsia="宋体"/>
+          <w:b w:val="0"/>
+          <w:i w:val="0"/>
+          <w:color w:val="000000"/>
+          <w:sz w:val="24"/>
+          <w:highlight w:val="yellow"/>
+        </w:rPr>
+        <w:t xml:space="preserve">）。其中，闭环状态误差反馈项 </w:t>
+      </w:r>
+      <m:oMath>
+        <m:sSub>
+          <m:e>
+            <m:r>
+              <m:rPr>
+                <m:sty m:val="bi"/>
+              </m:rPr>
+              <w:rPr>
+                <w:rFonts w:ascii="Cambria Math" w:hAnsi="Cambria Math" w:eastAsia="宋体"/>
+                <w:sz w:val="24"/>
+                <w:szCs w:val="24"/>
+                <w:highlight w:val="yellow"/>
+              </w:rPr>
+              <m:t>τ</m:t>
+            </m:r>
+          </m:e>
+          <m:sub>
+            <m:r>
+              <m:rPr>
+                <m:sty m:val="p"/>
+              </m:rPr>
+              <w:rPr>
+                <w:rFonts w:ascii="Cambria Math" w:hAnsi="Cambria Math" w:eastAsia="宋体"/>
+                <w:sz w:val="24"/>
+                <w:szCs w:val="24"/>
+                <w:highlight w:val="yellow"/>
+              </w:rPr>
+              <m:t>fb</m:t>
+            </m:r>
+          </m:sub>
+        </m:sSub>
+      </m:oMath>
+      <w:r>
+        <w:rPr>
+          <w:rFonts w:ascii="Times New Roman" w:hAnsi="Times New Roman" w:cs="Times New Roman" w:eastAsia="宋体"/>
+          <w:b w:val="0"/>
+          <w:i w:val="0"/>
+          <w:color w:val="000000"/>
+          <w:sz w:val="24"/>
+          <w:highlight w:val="yellow"/>
+        </w:rPr>
+        <w:t xml:space="preserve"> 针对姿态角 </w:t>
+      </w:r>
+      <m:oMath>
+        <m:r>
+          <m:rPr>
+            <m:sty m:val="p"/>
+          </m:rPr>
+          <w:rPr>
+            <w:rFonts w:ascii="Cambria Math" w:hAnsi="Cambria Math" w:eastAsia="宋体"/>
+            <w:sz w:val="24"/>
+            <w:szCs w:val="24"/>
+            <w:highlight w:val="yellow"/>
+          </w:rPr>
+          <m:t>(</m:t>
+        </m:r>
+        <m:r>
+          <m:rPr>
+            <m:sty m:val="i"/>
+          </m:rPr>
+          <w:rPr>
+            <w:rFonts w:ascii="Cambria Math" w:hAnsi="Cambria Math" w:eastAsia="宋体"/>
+            <w:sz w:val="24"/>
+            <w:szCs w:val="24"/>
+            <w:highlight w:val="yellow"/>
+          </w:rPr>
+          <m:t>ϕ</m:t>
+        </m:r>
+        <m:r>
+          <m:rPr>
+            <m:sty m:val="p"/>
+          </m:rPr>
+          <w:rPr>
+            <w:rFonts w:ascii="Cambria Math" w:hAnsi="Cambria Math" w:eastAsia="宋体"/>
+            <w:sz w:val="24"/>
+            <w:szCs w:val="24"/>
+            <w:highlight w:val="yellow"/>
+          </w:rPr>
+          <m:t>, </m:t>
+        </m:r>
+        <m:r>
+          <m:rPr>
+            <m:sty m:val="i"/>
+          </m:rPr>
+          <w:rPr>
+            <w:rFonts w:ascii="Cambria Math" w:hAnsi="Cambria Math" w:eastAsia="宋体"/>
+            <w:sz w:val="24"/>
+            <w:szCs w:val="24"/>
+            <w:highlight w:val="yellow"/>
+          </w:rPr>
+          <m:t>θ</m:t>
+        </m:r>
+        <m:r>
+          <m:rPr>
+            <m:sty m:val="p"/>
+          </m:rPr>
+          <w:rPr>
+            <w:rFonts w:ascii="Cambria Math" w:hAnsi="Cambria Math" w:eastAsia="宋体"/>
+            <w:sz w:val="24"/>
+            <w:szCs w:val="24"/>
+            <w:highlight w:val="yellow"/>
+          </w:rPr>
+          <m:t>)</m:t>
+        </m:r>
+      </m:oMath>
+      <w:r>
+        <w:rPr>
+          <w:rFonts w:ascii="Times New Roman" w:hAnsi="Times New Roman" w:cs="Times New Roman" w:eastAsia="宋体"/>
+          <w:b w:val="0"/>
+          <w:i w:val="0"/>
+          <w:color w:val="000000"/>
+          <w:sz w:val="24"/>
+          <w:highlight w:val="yellow"/>
+        </w:rPr>
+        <w:t xml:space="preserve">、潜深 </w:t>
+      </w:r>
+      <m:oMath>
+        <m:r>
+          <m:rPr>
+            <m:sty m:val="i"/>
+          </m:rPr>
+          <w:rPr>
+            <w:rFonts w:ascii="Cambria Math" w:hAnsi="Cambria Math" w:eastAsia="宋体"/>
+            <w:sz w:val="24"/>
+            <w:szCs w:val="24"/>
+            <w:highlight w:val="yellow"/>
+          </w:rPr>
+          <m:t>z</m:t>
+        </m:r>
+      </m:oMath>
+      <w:r>
+        <w:rPr>
+          <w:rFonts w:ascii="Times New Roman" w:hAnsi="Times New Roman" w:cs="Times New Roman" w:eastAsia="宋体"/>
+          <w:b w:val="0"/>
+          <w:i w:val="0"/>
+          <w:color w:val="000000"/>
+          <w:sz w:val="24"/>
+          <w:highlight w:val="yellow"/>
+        </w:rPr>
+        <w:t xml:space="preserve"> 与航向角 </w:t>
+      </w:r>
+      <m:oMath>
+        <m:r>
+          <m:rPr>
+            <m:sty m:val="i"/>
+          </m:rPr>
+          <w:rPr>
+            <w:rFonts w:ascii="Cambria Math" w:hAnsi="Cambria Math" w:eastAsia="宋体"/>
+            <w:sz w:val="24"/>
+            <w:szCs w:val="24"/>
+            <w:highlight w:val="yellow"/>
+          </w:rPr>
+          <m:t>ψ</m:t>
+        </m:r>
+      </m:oMath>
+      <w:r>
+        <w:rPr>
+          <w:rFonts w:ascii="Times New Roman" w:hAnsi="Times New Roman" w:cs="Times New Roman" w:eastAsia="宋体"/>
+          <w:b w:val="0"/>
+          <w:i w:val="0"/>
+          <w:color w:val="000000"/>
+          <w:sz w:val="24"/>
+          <w:highlight w:val="yellow"/>
+        </w:rPr>
+        <w:t xml:space="preserve"> 等控制通道，采用基于位置/姿态误差 </w:t>
+      </w:r>
+      <m:oMath>
+        <m:sSub>
+          <m:e>
+            <m:r>
+              <m:rPr>
+                <m:sty m:val="bi"/>
+              </m:rPr>
+              <w:rPr>
+                <w:rFonts w:ascii="Cambria Math" w:hAnsi="Cambria Math" w:eastAsia="宋体"/>
+                <w:sz w:val="24"/>
+                <w:szCs w:val="24"/>
+                <w:highlight w:val="yellow"/>
+              </w:rPr>
+              <m:t>e</m:t>
+            </m:r>
+          </m:e>
+          <m:sub>
+            <m:r>
+              <m:rPr>
+                <m:sty m:val="i"/>
+              </m:rPr>
+              <w:rPr>
+                <w:rFonts w:ascii="Cambria Math" w:hAnsi="Cambria Math" w:eastAsia="宋体"/>
+                <w:sz w:val="24"/>
+                <w:szCs w:val="24"/>
+                <w:highlight w:val="yellow"/>
+              </w:rPr>
+              <m:t>η</m:t>
+            </m:r>
+          </m:sub>
+        </m:sSub>
+      </m:oMath>
+      <w:r>
+        <w:rPr>
+          <w:rFonts w:ascii="Times New Roman" w:hAnsi="Times New Roman" w:cs="Times New Roman" w:eastAsia="宋体"/>
+          <w:b w:val="0"/>
+          <w:i w:val="0"/>
+          <w:color w:val="000000"/>
+          <w:sz w:val="24"/>
+          <w:highlight w:val="yellow"/>
+        </w:rPr>
+        <w:t xml:space="preserve"> 与速度/角速度误差 </w:t>
+      </w:r>
+      <m:oMath>
+        <m:sSub>
+          <m:e>
+            <m:r>
+              <m:rPr>
+                <m:sty m:val="bi"/>
+              </m:rPr>
+              <w:rPr>
+                <w:rFonts w:ascii="Cambria Math" w:hAnsi="Cambria Math" w:eastAsia="宋体"/>
+                <w:sz w:val="24"/>
+                <w:szCs w:val="24"/>
+                <w:highlight w:val="yellow"/>
+              </w:rPr>
+              <m:t>e</m:t>
+            </m:r>
+          </m:e>
+          <m:sub>
+            <m:r>
+              <m:rPr>
+                <m:sty m:val="i"/>
+              </m:rPr>
+              <w:rPr>
+                <w:rFonts w:ascii="Cambria Math" w:hAnsi="Cambria Math" w:eastAsia="宋体"/>
+                <w:sz w:val="24"/>
+                <w:szCs w:val="24"/>
+                <w:highlight w:val="yellow"/>
+              </w:rPr>
+              <m:t>ν</m:t>
+            </m:r>
+          </m:sub>
+        </m:sSub>
+      </m:oMath>
+      <w:r>
+        <w:rPr>
+          <w:rFonts w:ascii="Times New Roman" w:hAnsi="Times New Roman" w:cs="Times New Roman" w:eastAsia="宋体"/>
+          <w:b w:val="0"/>
+          <w:i w:val="0"/>
+          <w:color w:val="000000"/>
+          <w:sz w:val="24"/>
+          <w:highlight w:val="yellow"/>
+        </w:rPr>
+        <w:t xml:space="preserve"> 的串级或比例-积分-微分（PID）反馈结构，保障基础闭环稳定性并消除稳态误差；动力学模型特性补偿项 </w:t>
+      </w:r>
+      <m:oMath>
+        <m:sSub>
+          <m:e>
+            <m:r>
+              <m:rPr>
+                <m:sty m:val="bi"/>
+              </m:rPr>
+              <w:rPr>
+                <w:rFonts w:ascii="Cambria Math" w:hAnsi="Cambria Math" w:eastAsia="宋体"/>
+                <w:sz w:val="24"/>
+                <w:szCs w:val="24"/>
+                <w:highlight w:val="yellow"/>
+              </w:rPr>
+              <m:t>τ</m:t>
+            </m:r>
+          </m:e>
+          <m:sub>
+            <m:r>
+              <m:rPr>
+                <m:sty m:val="p"/>
+              </m:rPr>
+              <w:rPr>
+                <w:rFonts w:ascii="Cambria Math" w:hAnsi="Cambria Math" w:eastAsia="宋体"/>
+                <w:sz w:val="24"/>
+                <w:szCs w:val="24"/>
+                <w:highlight w:val="yellow"/>
+              </w:rPr>
+              <m:t>comp</m:t>
+            </m:r>
+          </m:sub>
+        </m:sSub>
+      </m:oMath>
+      <w:r>
+        <w:rPr>
+          <w:rFonts w:ascii="Times New Roman" w:hAnsi="Times New Roman" w:cs="Times New Roman" w:eastAsia="宋体"/>
+          <w:b w:val="0"/>
+          <w:i w:val="0"/>
+          <w:color w:val="000000"/>
+          <w:sz w:val="24"/>
+          <w:highlight w:val="yellow"/>
+        </w:rPr>
+        <w:t xml:space="preserve"> 结合模块一辨识得到的航行器动力学模型，在控制律中引入恢复力矩项 </w:t>
+      </w:r>
+      <m:oMath>
+        <m:r>
+          <m:rPr>
+            <m:sty m:val="bi"/>
+          </m:rPr>
+          <w:rPr>
+            <w:rFonts w:ascii="Cambria Math" w:hAnsi="Cambria Math" w:eastAsia="宋体"/>
+            <w:sz w:val="24"/>
+            <w:szCs w:val="24"/>
+            <w:highlight w:val="yellow"/>
+          </w:rPr>
+          <m:t>g</m:t>
+        </m:r>
+        <m:r>
+          <m:rPr>
+            <m:sty m:val="p"/>
+          </m:rPr>
+          <w:rPr>
+            <w:rFonts w:ascii="Cambria Math" w:hAnsi="Cambria Math" w:eastAsia="宋体"/>
+            <w:sz w:val="24"/>
+            <w:szCs w:val="24"/>
+            <w:highlight w:val="yellow"/>
+          </w:rPr>
+          <m:t>(</m:t>
+        </m:r>
+        <m:r>
+          <m:rPr>
+            <m:sty m:val="bi"/>
+          </m:rPr>
+          <w:rPr>
+            <w:rFonts w:ascii="Cambria Math" w:hAnsi="Cambria Math" w:eastAsia="宋体"/>
+            <w:sz w:val="24"/>
+            <w:szCs w:val="24"/>
+            <w:highlight w:val="yellow"/>
+          </w:rPr>
+          <m:t>η</m:t>
+        </m:r>
+        <m:r>
+          <m:rPr>
+            <m:sty m:val="p"/>
+          </m:rPr>
+          <w:rPr>
+            <w:rFonts w:ascii="Cambria Math" w:hAnsi="Cambria Math" w:eastAsia="宋体"/>
+            <w:sz w:val="24"/>
+            <w:szCs w:val="24"/>
+            <w:highlight w:val="yellow"/>
+          </w:rPr>
+          <m:t>)</m:t>
+        </m:r>
+      </m:oMath>
+      <w:r>
+        <w:rPr>
+          <w:rFonts w:ascii="Times New Roman" w:hAnsi="Times New Roman" w:cs="Times New Roman" w:eastAsia="宋体"/>
+          <w:b w:val="0"/>
+          <w:i w:val="0"/>
+          <w:color w:val="000000"/>
+          <w:sz w:val="24"/>
+          <w:highlight w:val="yellow"/>
+        </w:rPr>
+        <w:t xml:space="preserve"> 与主导水动力阻尼项 </w:t>
+      </w:r>
+      <m:oMath>
+        <m:r>
+          <m:rPr>
+            <m:sty m:val="bi"/>
+          </m:rPr>
+          <w:rPr>
+            <w:rFonts w:ascii="Cambria Math" w:hAnsi="Cambria Math" w:eastAsia="宋体"/>
+            <w:sz w:val="24"/>
+            <w:szCs w:val="24"/>
+            <w:highlight w:val="yellow"/>
+          </w:rPr>
+          <m:t>D</m:t>
+        </m:r>
+        <m:r>
+          <m:rPr>
+            <m:sty m:val="p"/>
+          </m:rPr>
+          <w:rPr>
+            <w:rFonts w:ascii="Cambria Math" w:hAnsi="Cambria Math" w:eastAsia="宋体"/>
+            <w:sz w:val="24"/>
+            <w:szCs w:val="24"/>
+            <w:highlight w:val="yellow"/>
+          </w:rPr>
+          <m:t>(</m:t>
+        </m:r>
+        <m:r>
+          <m:rPr>
+            <m:sty m:val="bi"/>
+          </m:rPr>
+          <w:rPr>
+            <w:rFonts w:ascii="Cambria Math" w:hAnsi="Cambria Math" w:eastAsia="宋体"/>
+            <w:sz w:val="24"/>
+            <w:szCs w:val="24"/>
+            <w:highlight w:val="yellow"/>
+          </w:rPr>
+          <m:t>ν</m:t>
+        </m:r>
+        <m:r>
+          <m:rPr>
+            <m:sty m:val="p"/>
+          </m:rPr>
+          <w:rPr>
+            <w:rFonts w:ascii="Cambria Math" w:hAnsi="Cambria Math" w:eastAsia="宋体"/>
+            <w:sz w:val="24"/>
+            <w:szCs w:val="24"/>
+            <w:highlight w:val="yellow"/>
+          </w:rPr>
+          <m:t>)</m:t>
+        </m:r>
+        <m:r>
+          <m:rPr>
+            <m:sty m:val="bi"/>
+          </m:rPr>
+          <w:rPr>
+            <w:rFonts w:ascii="Cambria Math" w:hAnsi="Cambria Math" w:eastAsia="宋体"/>
+            <w:sz w:val="24"/>
+            <w:szCs w:val="24"/>
+            <w:highlight w:val="yellow"/>
+          </w:rPr>
+          <m:t>ν</m:t>
+        </m:r>
+      </m:oMath>
+      <w:r>
+        <w:rPr>
+          <w:rFonts w:ascii="Times New Roman" w:hAnsi="Times New Roman" w:cs="Times New Roman" w:eastAsia="宋体"/>
+          <w:b w:val="0"/>
+          <w:i w:val="0"/>
+          <w:color w:val="000000"/>
+          <w:sz w:val="24"/>
+          <w:highlight w:val="yellow"/>
+        </w:rPr>
+        <w:t xml:space="preserve"> 的前馈补偿，或结合惯性矩阵 </w:t>
+      </w:r>
+      <m:oMath>
+        <m:r>
+          <m:rPr>
+            <m:sty m:val="bi"/>
+          </m:rPr>
+          <w:rPr>
+            <w:rFonts w:ascii="Cambria Math" w:hAnsi="Cambria Math" w:eastAsia="宋体"/>
+            <w:sz w:val="24"/>
+            <w:szCs w:val="24"/>
+            <w:highlight w:val="yellow"/>
+          </w:rPr>
+          <m:t>M</m:t>
+        </m:r>
+      </m:oMath>
+      <w:r>
+        <w:rPr>
+          <w:rFonts w:ascii="Times New Roman" w:hAnsi="Times New Roman" w:cs="Times New Roman" w:eastAsia="宋体"/>
+          <w:b w:val="0"/>
+          <w:i w:val="0"/>
+          <w:color w:val="000000"/>
+          <w:sz w:val="24"/>
+          <w:highlight w:val="yellow"/>
+        </w:rPr>
+        <w:t xml:space="preserve"> 与状态导数信息构造反馈线性化、增量动态逆（INDI）等动态逆补偿律，用于主动抵消已知非线性水动力负载与多轴耦合影响。当取 </w:t>
+      </w:r>
+      <m:oMath>
+        <m:sSub>
+          <m:e>
+            <m:r>
+              <m:rPr>
+                <m:sty m:val="bi"/>
+              </m:rPr>
+              <w:rPr>
+                <w:rFonts w:ascii="Cambria Math" w:hAnsi="Cambria Math" w:eastAsia="宋体"/>
+                <w:sz w:val="24"/>
+                <w:szCs w:val="24"/>
+                <w:highlight w:val="yellow"/>
+              </w:rPr>
+              <m:t>τ</m:t>
+            </m:r>
+          </m:e>
+          <m:sub>
+            <m:r>
+              <m:rPr>
+                <m:sty m:val="p"/>
+              </m:rPr>
+              <w:rPr>
+                <w:rFonts w:ascii="Cambria Math" w:hAnsi="Cambria Math" w:eastAsia="宋体"/>
+                <w:sz w:val="24"/>
+                <w:szCs w:val="24"/>
+                <w:highlight w:val="yellow"/>
+              </w:rPr>
+              <m:t>comp</m:t>
+            </m:r>
+          </m:sub>
+        </m:sSub>
+        <m:r>
+          <m:rPr>
+            <m:sty m:val="p"/>
+          </m:rPr>
+          <w:rPr>
+            <w:rFonts w:ascii="Cambria Math" w:hAnsi="Cambria Math" w:eastAsia="宋体"/>
+            <w:sz w:val="24"/>
+            <w:szCs w:val="24"/>
+            <w:highlight w:val="yellow"/>
+          </w:rPr>
+          <m:t> = </m:t>
+        </m:r>
+        <m:r>
+          <m:rPr>
+            <m:sty m:val="bi"/>
+          </m:rPr>
+          <w:rPr>
+            <w:rFonts w:ascii="Cambria Math" w:hAnsi="Cambria Math" w:eastAsia="宋体"/>
+            <w:sz w:val="24"/>
+            <w:szCs w:val="24"/>
+            <w:highlight w:val="yellow"/>
+          </w:rPr>
+          <m:t>0</m:t>
+        </m:r>
+      </m:oMath>
+      <w:r>
+        <w:rPr>
+          <w:rFonts w:ascii="Times New Roman" w:hAnsi="Times New Roman" w:cs="Times New Roman" w:eastAsia="宋体"/>
+          <w:b w:val="0"/>
+          <w:i w:val="0"/>
+          <w:color w:val="000000"/>
+          <w:sz w:val="24"/>
+          <w:highlight w:val="yellow"/>
+        </w:rPr>
+        <w:t xml:space="preserve"> 时，控制器即为传统无模型 PID 控制；研究过程中可根据辨识模型特性比选具体的模型补偿控制形式，并统一以无模型 PID 控制作为对比基准，量化评估模型补偿对降低机动超调与加快响应速度的作用。</w:t>
+      </w:r>
     </w:p>
     <w:p>
       <w:pPr>
@@ -7353,20 +7575,55 @@
       <w:r>
         <w:rPr>
           <w:rFonts w:ascii="Times New Roman" w:hAnsi="Times New Roman" w:cs="Times New Roman" w:eastAsia="宋体"/>
-          <w:b w:val="0"/>
-          <w:i w:val="0"/>
-          <w:color w:val="000000"/>
-          <w:sz w:val="24"/>
-          <w:highlight w:val="yellow"/>
-        </w:rPr>
-        <w:t>式中，</w:t>
+          <w:b/>
+          <w:i w:val="0"/>
+          <w:color w:val="000000"/>
+          <w:sz w:val="24"/>
+        </w:rPr>
+        <w:t>3） 八推进器控制分配方法：</w:t>
+      </w:r>
+      <w:r>
+        <w:rPr>
+          <w:rFonts w:ascii="Times New Roman" w:hAnsi="Times New Roman" w:cs="Times New Roman" w:eastAsia="宋体"/>
+          <w:b w:val="0"/>
+          <w:i w:val="0"/>
+          <w:color w:val="000000"/>
+          <w:sz w:val="24"/>
+          <w:highlight w:val="yellow"/>
+        </w:rPr>
+        <w:t xml:space="preserve">如图 1(b) 所示，已有平台在水平面四角呈 </w:t>
+      </w:r>
+      <m:oMath>
+        <m:r>
+          <m:rPr>
+            <m:sty m:val="p"/>
+          </m:rPr>
+          <w:rPr>
+            <w:rFonts w:ascii="Cambria Math" w:hAnsi="Cambria Math" w:eastAsia="宋体"/>
+            <w:sz w:val="24"/>
+            <w:szCs w:val="24"/>
+            <w:highlight w:val="yellow"/>
+          </w:rPr>
+          <m:t>±45°</m:t>
+        </m:r>
+      </m:oMath>
+      <w:r>
+        <w:rPr>
+          <w:rFonts w:ascii="Times New Roman" w:hAnsi="Times New Roman" w:cs="Times New Roman" w:eastAsia="宋体"/>
+          <w:b w:val="0"/>
+          <w:i w:val="0"/>
+          <w:color w:val="000000"/>
+          <w:sz w:val="24"/>
+          <w:highlight w:val="yellow"/>
+        </w:rPr>
+        <w:t xml:space="preserve"> 矢量倾斜对称安装 4 台推进器（</w:t>
       </w:r>
       <m:oMath>
         <m:sSub>
           <m:e>
             <m:r>
               <m:rPr>
-                <m:sty m:val="bi"/>
+                <m:sty m:val="i"/>
               </m:rPr>
               <w:rPr>
                 <w:rFonts w:ascii="Cambria Math" w:hAnsi="Cambria Math" w:eastAsia="宋体"/>
@@ -7374,7 +7631,7 @@
                 <w:szCs w:val="24"/>
                 <w:highlight w:val="yellow"/>
               </w:rPr>
-              <m:t>F</m:t>
+              <m:t>T</m:t>
             </m:r>
           </m:e>
           <m:sub>
@@ -7388,7 +7645,7 @@
                 <w:szCs w:val="24"/>
                 <w:highlight w:val="yellow"/>
               </w:rPr>
-              <m:t>model</m:t>
+              <m:t>1</m:t>
             </m:r>
           </m:sub>
         </m:sSub>
@@ -7402,8 +7659,38 @@
             <w:szCs w:val="24"/>
             <w:highlight w:val="yellow"/>
           </w:rPr>
-          <m:t>(·)</m:t>
-        </m:r>
+          <m:t> ~ </m:t>
+        </m:r>
+        <m:sSub>
+          <m:e>
+            <m:r>
+              <m:rPr>
+                <m:sty m:val="i"/>
+              </m:rPr>
+              <w:rPr>
+                <w:rFonts w:ascii="Cambria Math" w:hAnsi="Cambria Math" w:eastAsia="宋体"/>
+                <w:sz w:val="24"/>
+                <w:szCs w:val="24"/>
+                <w:highlight w:val="yellow"/>
+              </w:rPr>
+              <m:t>T</m:t>
+            </m:r>
+          </m:e>
+          <m:sub>
+            <m:r>
+              <m:rPr>
+                <m:sty m:val="p"/>
+              </m:rPr>
+              <w:rPr>
+                <w:rFonts w:ascii="Cambria Math" w:hAnsi="Cambria Math" w:eastAsia="宋体"/>
+                <w:sz w:val="24"/>
+                <w:szCs w:val="24"/>
+                <w:highlight w:val="yellow"/>
+              </w:rPr>
+              <m:t>4</m:t>
+            </m:r>
+          </m:sub>
+        </m:sSub>
       </m:oMath>
       <w:r>
         <w:rPr>
@@ -7414,14 +7701,14 @@
           <w:sz w:val="24"/>
           <w:highlight w:val="yellow"/>
         </w:rPr>
-        <w:t xml:space="preserve"> 为基于辨识动力学模型计算的已知动态特性补偿项（用于前馈抵消重浮力恢复力矩、主导水动力阻尼或惯性耦合效应），</w:t>
+        <w:t>，主控纵荡、横荡与偏航），在垂直面两侧垂向对称安装 4 台推进器（</w:t>
       </w:r>
       <m:oMath>
         <m:sSub>
           <m:e>
             <m:r>
               <m:rPr>
-                <m:sty m:val="bi"/>
+                <m:sty m:val="i"/>
               </m:rPr>
               <w:rPr>
                 <w:rFonts w:ascii="Cambria Math" w:hAnsi="Cambria Math" w:eastAsia="宋体"/>
@@ -7429,7 +7716,7 @@
                 <w:szCs w:val="24"/>
                 <w:highlight w:val="yellow"/>
               </w:rPr>
-              <m:t>F</m:t>
+              <m:t>T</m:t>
             </m:r>
           </m:e>
           <m:sub>
@@ -7443,7 +7730,7 @@
                 <w:szCs w:val="24"/>
                 <w:highlight w:val="yellow"/>
               </w:rPr>
-              <m:t>fb</m:t>
+              <m:t>5</m:t>
             </m:r>
           </m:sub>
         </m:sSub>
@@ -7457,8 +7744,38 @@
             <w:szCs w:val="24"/>
             <w:highlight w:val="yellow"/>
           </w:rPr>
-          <m:t>(·)</m:t>
-        </m:r>
+          <m:t> ~ </m:t>
+        </m:r>
+        <m:sSub>
+          <m:e>
+            <m:r>
+              <m:rPr>
+                <m:sty m:val="i"/>
+              </m:rPr>
+              <w:rPr>
+                <w:rFonts w:ascii="Cambria Math" w:hAnsi="Cambria Math" w:eastAsia="宋体"/>
+                <w:sz w:val="24"/>
+                <w:szCs w:val="24"/>
+                <w:highlight w:val="yellow"/>
+              </w:rPr>
+              <m:t>T</m:t>
+            </m:r>
+          </m:e>
+          <m:sub>
+            <m:r>
+              <m:rPr>
+                <m:sty m:val="p"/>
+              </m:rPr>
+              <w:rPr>
+                <w:rFonts w:ascii="Cambria Math" w:hAnsi="Cambria Math" w:eastAsia="宋体"/>
+                <w:sz w:val="24"/>
+                <w:szCs w:val="24"/>
+                <w:highlight w:val="yellow"/>
+              </w:rPr>
+              <m:t>8</m:t>
+            </m:r>
+          </m:sub>
+        </m:sSub>
       </m:oMath>
       <w:r>
         <w:rPr>
@@ -7469,7 +7786,74 @@
           <w:sz w:val="24"/>
           <w:highlight w:val="yellow"/>
         </w:rPr>
-        <w:t xml:space="preserve"> 为基于状态误差的闭环反馈控制项。该设计思路不将控制器锁死于单一固定算法，可根据辨识模型的准确度与控制需求灵活设计具体的模型前馈补偿、反馈线性化或增量动态逆等模型控制形式，并以传统无模型 PID 控制（即 </w:t>
+        <w:t>，主控垂荡、横滚与俯仰）。</w:t>
+      </w:r>
+      <w:r>
+        <w:rPr>
+          <w:rFonts w:ascii="Times New Roman" w:hAnsi="Times New Roman" w:cs="Times New Roman" w:eastAsia="宋体"/>
+          <w:b w:val="0"/>
+          <w:i w:val="0"/>
+          <w:color w:val="000000"/>
+          <w:sz w:val="24"/>
+        </w:rPr>
+        <w:t xml:space="preserve">设第 </w:t>
+      </w:r>
+      <m:oMath>
+        <m:r>
+          <m:rPr>
+            <m:sty m:val="i"/>
+          </m:rPr>
+          <w:rPr>
+            <w:rFonts w:ascii="Cambria Math" w:hAnsi="Cambria Math" w:eastAsia="宋体"/>
+            <w:sz w:val="24"/>
+            <w:szCs w:val="24"/>
+          </w:rPr>
+          <m:t>i</m:t>
+        </m:r>
+      </m:oMath>
+      <w:r>
+        <w:rPr>
+          <w:rFonts w:ascii="Times New Roman" w:hAnsi="Times New Roman" w:cs="Times New Roman" w:eastAsia="宋体"/>
+          <w:b w:val="0"/>
+          <w:i w:val="0"/>
+          <w:color w:val="000000"/>
+          <w:sz w:val="24"/>
+        </w:rPr>
+        <w:t xml:space="preserve"> 台推进器（</w:t>
+      </w:r>
+      <m:oMath>
+        <m:r>
+          <m:rPr>
+            <m:sty m:val="i"/>
+          </m:rPr>
+          <w:rPr>
+            <w:rFonts w:ascii="Cambria Math" w:hAnsi="Cambria Math" w:eastAsia="宋体"/>
+            <w:sz w:val="24"/>
+            <w:szCs w:val="24"/>
+          </w:rPr>
+          <m:t>i</m:t>
+        </m:r>
+        <m:r>
+          <m:rPr>
+            <m:sty m:val="p"/>
+          </m:rPr>
+          <w:rPr>
+            <w:rFonts w:ascii="Cambria Math" w:hAnsi="Cambria Math" w:eastAsia="宋体"/>
+            <w:sz w:val="24"/>
+            <w:szCs w:val="24"/>
+          </w:rPr>
+          <m:t> = 1, …, 8</m:t>
+        </m:r>
+      </m:oMath>
+      <w:r>
+        <w:rPr>
+          <w:rFonts w:ascii="Times New Roman" w:hAnsi="Times New Roman" w:cs="Times New Roman" w:eastAsia="宋体"/>
+          <w:b w:val="0"/>
+          <w:i w:val="0"/>
+          <w:color w:val="000000"/>
+          <w:sz w:val="24"/>
+        </w:rPr>
+        <w:t xml:space="preserve">）在附体系下的安装位置矢量为 </w:t>
       </w:r>
       <m:oMath>
         <m:sSub>
@@ -7482,23 +7866,21 @@
                 <w:rFonts w:ascii="Cambria Math" w:hAnsi="Cambria Math" w:eastAsia="宋体"/>
                 <w:sz w:val="24"/>
                 <w:szCs w:val="24"/>
-                <w:highlight w:val="yellow"/>
-              </w:rPr>
-              <m:t>F</m:t>
+              </w:rPr>
+              <m:t>r</m:t>
             </m:r>
           </m:e>
           <m:sub>
             <m:r>
               <m:rPr>
-                <m:sty m:val="p"/>
-              </m:rPr>
-              <w:rPr>
-                <w:rFonts w:ascii="Cambria Math" w:hAnsi="Cambria Math" w:eastAsia="宋体"/>
-                <w:sz w:val="24"/>
-                <w:szCs w:val="24"/>
-                <w:highlight w:val="yellow"/>
-              </w:rPr>
-              <m:t>model</m:t>
+                <m:sty m:val="i"/>
+              </m:rPr>
+              <w:rPr>
+                <w:rFonts w:ascii="Cambria Math" w:hAnsi="Cambria Math" w:eastAsia="宋体"/>
+                <w:sz w:val="24"/>
+                <w:szCs w:val="24"/>
+              </w:rPr>
+              <m:t>i</m:t>
             </m:r>
           </m:sub>
         </m:sSub>
@@ -7510,22 +7892,37 @@
             <w:rFonts w:ascii="Cambria Math" w:hAnsi="Cambria Math" w:eastAsia="宋体"/>
             <w:sz w:val="24"/>
             <w:szCs w:val="24"/>
-            <w:highlight w:val="yellow"/>
-          </w:rPr>
-          <m:t>(·) = </m:t>
-        </m:r>
-        <m:r>
-          <m:rPr>
-            <m:sty m:val="bi"/>
-          </m:rPr>
-          <w:rPr>
-            <w:rFonts w:ascii="Cambria Math" w:hAnsi="Cambria Math" w:eastAsia="宋体"/>
-            <w:sz w:val="24"/>
-            <w:szCs w:val="24"/>
-            <w:highlight w:val="yellow"/>
-          </w:rPr>
-          <m:t>0</m:t>
-        </m:r>
+          </w:rPr>
+          <m:t> ∈ </m:t>
+        </m:r>
+        <m:sSup>
+          <m:e>
+            <m:r>
+              <m:rPr>
+                <m:sty m:val="p"/>
+              </m:rPr>
+              <w:rPr>
+                <w:rFonts w:ascii="Cambria Math" w:hAnsi="Cambria Math" w:eastAsia="宋体"/>
+                <w:sz w:val="24"/>
+                <w:szCs w:val="24"/>
+              </w:rPr>
+              <m:t>ℝ</m:t>
+            </m:r>
+          </m:e>
+          <m:sup>
+            <m:r>
+              <m:rPr>
+                <m:sty m:val="p"/>
+              </m:rPr>
+              <w:rPr>
+                <w:rFonts w:ascii="Cambria Math" w:hAnsi="Cambria Math" w:eastAsia="宋体"/>
+                <w:sz w:val="24"/>
+                <w:szCs w:val="24"/>
+              </w:rPr>
+              <m:t>3</m:t>
+            </m:r>
+          </m:sup>
+        </m:sSup>
       </m:oMath>
       <w:r>
         <w:rPr>
@@ -7534,258 +7931,14 @@
           <w:i w:val="0"/>
           <w:color w:val="000000"/>
           <w:sz w:val="24"/>
-          <w:highlight w:val="yellow"/>
-        </w:rPr>
-        <w:t>）作为对比基准，开展多工况跟踪与抗流扰性能对比分析。</w:t>
-      </w:r>
-    </w:p>
-    <w:p>
-      <w:pPr>
-        <w:pStyle w:val="a7"/>
-        <w:jc w:val="both"/>
-        <w:spacing w:line="360" w:lineRule="auto"/>
-        <w:ind w:firstLineChars="200" w:firstLine="480"/>
-      </w:pPr>
-      <w:r>
-        <w:rPr>
-          <w:rFonts w:ascii="Times New Roman" w:hAnsi="Times New Roman" w:cs="Times New Roman" w:eastAsia="宋体"/>
-          <w:b/>
-          <w:i w:val="0"/>
-          <w:color w:val="000000"/>
-          <w:sz w:val="24"/>
-        </w:rPr>
-        <w:t>3） 八推进器控制分配方法：</w:t>
-      </w:r>
-      <w:r>
-        <w:rPr>
-          <w:rFonts w:ascii="Times New Roman" w:hAnsi="Times New Roman" w:cs="Times New Roman" w:eastAsia="宋体"/>
-          <w:b w:val="0"/>
-          <w:i w:val="0"/>
-          <w:color w:val="000000"/>
-          <w:sz w:val="24"/>
-        </w:rPr>
-        <w:t>如图 2(b) 所示，已有平台包含水平面 4 台矢量倾斜推进器（</w:t>
+        </w:rPr>
+        <w:t xml:space="preserve">、单位推力方向矢量为 </w:t>
       </w:r>
       <m:oMath>
         <m:sSub>
           <m:e>
             <m:r>
               <m:rPr>
-                <m:sty m:val="i"/>
-              </m:rPr>
-              <w:rPr>
-                <w:rFonts w:ascii="Cambria Math" w:hAnsi="Cambria Math" w:eastAsia="宋体"/>
-                <w:sz w:val="24"/>
-                <w:szCs w:val="24"/>
-              </w:rPr>
-              <m:t>T</m:t>
-            </m:r>
-          </m:e>
-          <m:sub>
-            <m:r>
-              <m:rPr>
-                <m:sty m:val="p"/>
-              </m:rPr>
-              <w:rPr>
-                <w:rFonts w:ascii="Cambria Math" w:hAnsi="Cambria Math" w:eastAsia="宋体"/>
-                <w:sz w:val="24"/>
-                <w:szCs w:val="24"/>
-              </w:rPr>
-              <m:t>1</m:t>
-            </m:r>
-          </m:sub>
-        </m:sSub>
-        <m:r>
-          <m:rPr>
-            <m:sty m:val="p"/>
-          </m:rPr>
-          <w:rPr>
-            <w:rFonts w:ascii="Cambria Math" w:hAnsi="Cambria Math" w:eastAsia="宋体"/>
-            <w:sz w:val="24"/>
-            <w:szCs w:val="24"/>
-          </w:rPr>
-          <m:t> ~ </m:t>
-        </m:r>
-        <m:sSub>
-          <m:e>
-            <m:r>
-              <m:rPr>
-                <m:sty m:val="i"/>
-              </m:rPr>
-              <w:rPr>
-                <w:rFonts w:ascii="Cambria Math" w:hAnsi="Cambria Math" w:eastAsia="宋体"/>
-                <w:sz w:val="24"/>
-                <w:szCs w:val="24"/>
-              </w:rPr>
-              <m:t>T</m:t>
-            </m:r>
-          </m:e>
-          <m:sub>
-            <m:r>
-              <m:rPr>
-                <m:sty m:val="p"/>
-              </m:rPr>
-              <w:rPr>
-                <w:rFonts w:ascii="Cambria Math" w:hAnsi="Cambria Math" w:eastAsia="宋体"/>
-                <w:sz w:val="24"/>
-                <w:szCs w:val="24"/>
-              </w:rPr>
-              <m:t>4</m:t>
-            </m:r>
-          </m:sub>
-        </m:sSub>
-      </m:oMath>
-      <w:r>
-        <w:rPr>
-          <w:rFonts w:ascii="Times New Roman" w:hAnsi="Times New Roman" w:cs="Times New Roman" w:eastAsia="宋体"/>
-          <w:b w:val="0"/>
-          <w:i w:val="0"/>
-          <w:color w:val="000000"/>
-          <w:sz w:val="24"/>
-        </w:rPr>
-        <w:t>）与垂直面 4 台垂向对称推进器（</w:t>
-      </w:r>
-      <m:oMath>
-        <m:sSub>
-          <m:e>
-            <m:r>
-              <m:rPr>
-                <m:sty m:val="i"/>
-              </m:rPr>
-              <w:rPr>
-                <w:rFonts w:ascii="Cambria Math" w:hAnsi="Cambria Math" w:eastAsia="宋体"/>
-                <w:sz w:val="24"/>
-                <w:szCs w:val="24"/>
-              </w:rPr>
-              <m:t>T</m:t>
-            </m:r>
-          </m:e>
-          <m:sub>
-            <m:r>
-              <m:rPr>
-                <m:sty m:val="p"/>
-              </m:rPr>
-              <w:rPr>
-                <w:rFonts w:ascii="Cambria Math" w:hAnsi="Cambria Math" w:eastAsia="宋体"/>
-                <w:sz w:val="24"/>
-                <w:szCs w:val="24"/>
-              </w:rPr>
-              <m:t>5</m:t>
-            </m:r>
-          </m:sub>
-        </m:sSub>
-        <m:r>
-          <m:rPr>
-            <m:sty m:val="p"/>
-          </m:rPr>
-          <w:rPr>
-            <w:rFonts w:ascii="Cambria Math" w:hAnsi="Cambria Math" w:eastAsia="宋体"/>
-            <w:sz w:val="24"/>
-            <w:szCs w:val="24"/>
-          </w:rPr>
-          <m:t> ~ </m:t>
-        </m:r>
-        <m:sSub>
-          <m:e>
-            <m:r>
-              <m:rPr>
-                <m:sty m:val="i"/>
-              </m:rPr>
-              <w:rPr>
-                <w:rFonts w:ascii="Cambria Math" w:hAnsi="Cambria Math" w:eastAsia="宋体"/>
-                <w:sz w:val="24"/>
-                <w:szCs w:val="24"/>
-              </w:rPr>
-              <m:t>T</m:t>
-            </m:r>
-          </m:e>
-          <m:sub>
-            <m:r>
-              <m:rPr>
-                <m:sty m:val="p"/>
-              </m:rPr>
-              <w:rPr>
-                <w:rFonts w:ascii="Cambria Math" w:hAnsi="Cambria Math" w:eastAsia="宋体"/>
-                <w:sz w:val="24"/>
-                <w:szCs w:val="24"/>
-              </w:rPr>
-              <m:t>8</m:t>
-            </m:r>
-          </m:sub>
-        </m:sSub>
-      </m:oMath>
-      <w:r>
-        <w:rPr>
-          <w:rFonts w:ascii="Times New Roman" w:hAnsi="Times New Roman" w:cs="Times New Roman" w:eastAsia="宋体"/>
-          <w:b w:val="0"/>
-          <w:i w:val="0"/>
-          <w:color w:val="000000"/>
-          <w:sz w:val="24"/>
-        </w:rPr>
-        <w:t xml:space="preserve">）。根据第 </w:t>
-      </w:r>
-      <m:oMath>
-        <m:r>
-          <m:rPr>
-            <m:sty m:val="i"/>
-          </m:rPr>
-          <w:rPr>
-            <w:rFonts w:ascii="Cambria Math" w:hAnsi="Cambria Math" w:eastAsia="宋体"/>
-            <w:sz w:val="24"/>
-            <w:szCs w:val="24"/>
-          </w:rPr>
-          <m:t>i</m:t>
-        </m:r>
-      </m:oMath>
-      <w:r>
-        <w:rPr>
-          <w:rFonts w:ascii="Times New Roman" w:hAnsi="Times New Roman" w:cs="Times New Roman" w:eastAsia="宋体"/>
-          <w:b w:val="0"/>
-          <w:i w:val="0"/>
-          <w:color w:val="000000"/>
-          <w:sz w:val="24"/>
-        </w:rPr>
-        <w:t xml:space="preserve"> 个推进器（</w:t>
-      </w:r>
-      <m:oMath>
-        <m:r>
-          <m:rPr>
-            <m:sty m:val="i"/>
-          </m:rPr>
-          <w:rPr>
-            <w:rFonts w:ascii="Cambria Math" w:hAnsi="Cambria Math" w:eastAsia="宋体"/>
-            <w:sz w:val="24"/>
-            <w:szCs w:val="24"/>
-          </w:rPr>
-          <m:t>i</m:t>
-        </m:r>
-        <m:r>
-          <m:rPr>
-            <m:sty m:val="p"/>
-          </m:rPr>
-          <w:rPr>
-            <w:rFonts w:ascii="Cambria Math" w:hAnsi="Cambria Math" w:eastAsia="宋体"/>
-            <w:sz w:val="24"/>
-            <w:szCs w:val="24"/>
-          </w:rPr>
-          <m:t> = 1, …, 8</m:t>
-        </m:r>
-      </m:oMath>
-      <w:r>
-        <w:rPr>
-          <w:rFonts w:ascii="Times New Roman" w:hAnsi="Times New Roman" w:cs="Times New Roman" w:eastAsia="宋体"/>
-          <w:b w:val="0"/>
-          <w:i w:val="0"/>
-          <w:color w:val="000000"/>
-          <w:sz w:val="24"/>
-        </w:rPr>
-        <w:t xml:space="preserve">）在附体系下的安装位置矢量 </w:t>
-      </w:r>
-      <m:oMath>
-        <m:sSub>
-          <m:e>
-            <m:r>
-              <m:rPr>
                 <m:sty m:val="bi"/>
               </m:rPr>
               <w:rPr>
@@ -7793,7 +7946,7 @@
                 <w:sz w:val="24"/>
                 <w:szCs w:val="24"/>
               </w:rPr>
-              <m:t>r</m:t>
+              <m:t>d</m:t>
             </m:r>
           </m:e>
           <m:sub>
@@ -7858,9 +8011,54 @@
           <w:color w:val="000000"/>
           <w:sz w:val="24"/>
         </w:rPr>
-        <w:t xml:space="preserve"> 与推力方向单位矢量 </w:t>
+        <w:t xml:space="preserve">，构造 </w:t>
       </w:r>
       <m:oMath>
+        <m:r>
+          <m:rPr>
+            <m:sty m:val="p"/>
+          </m:rPr>
+          <w:rPr>
+            <w:rFonts w:ascii="Cambria Math" w:hAnsi="Cambria Math" w:eastAsia="宋体"/>
+            <w:sz w:val="24"/>
+            <w:szCs w:val="24"/>
+          </w:rPr>
+          <m:t>6 × 8</m:t>
+        </m:r>
+      </m:oMath>
+      <w:r>
+        <w:rPr>
+          <w:rFonts w:ascii="Times New Roman" w:hAnsi="Times New Roman" w:cs="Times New Roman" w:eastAsia="宋体"/>
+          <w:b w:val="0"/>
+          <w:i w:val="0"/>
+          <w:color w:val="000000"/>
+          <w:sz w:val="24"/>
+        </w:rPr>
+        <w:t xml:space="preserve"> 控制分配矩阵 </w:t>
+      </w:r>
+      <m:oMath>
+        <m:r>
+          <m:rPr>
+            <m:sty m:val="bi"/>
+          </m:rPr>
+          <w:rPr>
+            <w:rFonts w:ascii="Cambria Math" w:hAnsi="Cambria Math" w:eastAsia="宋体"/>
+            <w:sz w:val="24"/>
+            <w:szCs w:val="24"/>
+          </w:rPr>
+          <m:t>B</m:t>
+        </m:r>
+        <m:r>
+          <m:rPr>
+            <m:sty m:val="p"/>
+          </m:rPr>
+          <w:rPr>
+            <w:rFonts w:ascii="Cambria Math" w:hAnsi="Cambria Math" w:eastAsia="宋体"/>
+            <w:sz w:val="24"/>
+            <w:szCs w:val="24"/>
+          </w:rPr>
+          <m:t> = [</m:t>
+        </m:r>
         <m:sSub>
           <m:e>
             <m:r>
@@ -7872,20 +8070,20 @@
                 <w:sz w:val="24"/>
                 <w:szCs w:val="24"/>
               </w:rPr>
-              <m:t>d</m:t>
+              <m:t>b</m:t>
             </m:r>
           </m:e>
           <m:sub>
             <m:r>
               <m:rPr>
-                <m:sty m:val="i"/>
-              </m:rPr>
-              <w:rPr>
-                <w:rFonts w:ascii="Cambria Math" w:hAnsi="Cambria Math" w:eastAsia="宋体"/>
-                <w:sz w:val="24"/>
-                <w:szCs w:val="24"/>
-              </w:rPr>
-              <m:t>i</m:t>
+                <m:sty m:val="p"/>
+              </m:rPr>
+              <w:rPr>
+                <w:rFonts w:ascii="Cambria Math" w:hAnsi="Cambria Math" w:eastAsia="宋体"/>
+                <w:sz w:val="24"/>
+                <w:szCs w:val="24"/>
+              </w:rPr>
+              <m:t>1</m:t>
             </m:r>
           </m:sub>
         </m:sSub>
@@ -7898,7 +8096,85 @@
             <w:sz w:val="24"/>
             <w:szCs w:val="24"/>
           </w:rPr>
-          <m:t> ∈ </m:t>
+          <m:t>, </m:t>
+        </m:r>
+        <m:sSub>
+          <m:e>
+            <m:r>
+              <m:rPr>
+                <m:sty m:val="bi"/>
+              </m:rPr>
+              <w:rPr>
+                <w:rFonts w:ascii="Cambria Math" w:hAnsi="Cambria Math" w:eastAsia="宋体"/>
+                <w:sz w:val="24"/>
+                <w:szCs w:val="24"/>
+              </w:rPr>
+              <m:t>b</m:t>
+            </m:r>
+          </m:e>
+          <m:sub>
+            <m:r>
+              <m:rPr>
+                <m:sty m:val="p"/>
+              </m:rPr>
+              <w:rPr>
+                <w:rFonts w:ascii="Cambria Math" w:hAnsi="Cambria Math" w:eastAsia="宋体"/>
+                <w:sz w:val="24"/>
+                <w:szCs w:val="24"/>
+              </w:rPr>
+              <m:t>2</m:t>
+            </m:r>
+          </m:sub>
+        </m:sSub>
+        <m:r>
+          <m:rPr>
+            <m:sty m:val="p"/>
+          </m:rPr>
+          <w:rPr>
+            <w:rFonts w:ascii="Cambria Math" w:hAnsi="Cambria Math" w:eastAsia="宋体"/>
+            <w:sz w:val="24"/>
+            <w:szCs w:val="24"/>
+          </w:rPr>
+          <m:t>, …, </m:t>
+        </m:r>
+        <m:sSub>
+          <m:e>
+            <m:r>
+              <m:rPr>
+                <m:sty m:val="bi"/>
+              </m:rPr>
+              <w:rPr>
+                <w:rFonts w:ascii="Cambria Math" w:hAnsi="Cambria Math" w:eastAsia="宋体"/>
+                <w:sz w:val="24"/>
+                <w:szCs w:val="24"/>
+              </w:rPr>
+              <m:t>b</m:t>
+            </m:r>
+          </m:e>
+          <m:sub>
+            <m:r>
+              <m:rPr>
+                <m:sty m:val="p"/>
+              </m:rPr>
+              <w:rPr>
+                <w:rFonts w:ascii="Cambria Math" w:hAnsi="Cambria Math" w:eastAsia="宋体"/>
+                <w:sz w:val="24"/>
+                <w:szCs w:val="24"/>
+              </w:rPr>
+              <m:t>8</m:t>
+            </m:r>
+          </m:sub>
+        </m:sSub>
+        <m:r>
+          <m:rPr>
+            <m:sty m:val="p"/>
+          </m:rPr>
+          <w:rPr>
+            <w:rFonts w:ascii="Cambria Math" w:hAnsi="Cambria Math" w:eastAsia="宋体"/>
+            <w:sz w:val="24"/>
+            <w:szCs w:val="24"/>
+          </w:rPr>
+          <m:t>] ∈ </m:t>
         </m:r>
         <m:sSup>
           <m:e>
@@ -7924,7 +8200,7 @@
                 <w:sz w:val="24"/>
                 <w:szCs w:val="24"/>
               </w:rPr>
-              <m:t>3</m:t>
+              <m:t>6×8</m:t>
             </m:r>
           </m:sup>
         </m:sSup>
@@ -7937,209 +8213,7 @@
           <w:color w:val="000000"/>
           <w:sz w:val="24"/>
         </w:rPr>
-        <w:t xml:space="preserve">，构造 </w:t>
-      </w:r>
-      <m:oMath>
-        <m:r>
-          <m:rPr>
-            <m:sty m:val="p"/>
-          </m:rPr>
-          <w:rPr>
-            <w:rFonts w:ascii="Cambria Math" w:hAnsi="Cambria Math" w:eastAsia="宋体"/>
-            <w:sz w:val="24"/>
-            <w:szCs w:val="24"/>
-          </w:rPr>
-          <m:t>6 × 8</m:t>
-        </m:r>
-      </m:oMath>
-      <w:r>
-        <w:rPr>
-          <w:rFonts w:ascii="Times New Roman" w:hAnsi="Times New Roman" w:cs="Times New Roman" w:eastAsia="宋体"/>
-          <w:b w:val="0"/>
-          <w:i w:val="0"/>
-          <w:color w:val="000000"/>
-          <w:sz w:val="24"/>
-        </w:rPr>
-        <w:t xml:space="preserve"> 控制分配矩阵 </w:t>
-      </w:r>
-      <m:oMath>
-        <m:r>
-          <m:rPr>
-            <m:sty m:val="bi"/>
-          </m:rPr>
-          <w:rPr>
-            <w:rFonts w:ascii="Cambria Math" w:hAnsi="Cambria Math" w:eastAsia="宋体"/>
-            <w:sz w:val="24"/>
-            <w:szCs w:val="24"/>
-          </w:rPr>
-          <m:t>B</m:t>
-        </m:r>
-        <m:r>
-          <m:rPr>
-            <m:sty m:val="p"/>
-          </m:rPr>
-          <w:rPr>
-            <w:rFonts w:ascii="Cambria Math" w:hAnsi="Cambria Math" w:eastAsia="宋体"/>
-            <w:sz w:val="24"/>
-            <w:szCs w:val="24"/>
-          </w:rPr>
-          <m:t> = [</m:t>
-        </m:r>
-        <m:sSub>
-          <m:e>
-            <m:r>
-              <m:rPr>
-                <m:sty m:val="bi"/>
-              </m:rPr>
-              <w:rPr>
-                <w:rFonts w:ascii="Cambria Math" w:hAnsi="Cambria Math" w:eastAsia="宋体"/>
-                <w:sz w:val="24"/>
-                <w:szCs w:val="24"/>
-              </w:rPr>
-              <m:t>b</m:t>
-            </m:r>
-          </m:e>
-          <m:sub>
-            <m:r>
-              <m:rPr>
-                <m:sty m:val="p"/>
-              </m:rPr>
-              <w:rPr>
-                <w:rFonts w:ascii="Cambria Math" w:hAnsi="Cambria Math" w:eastAsia="宋体"/>
-                <w:sz w:val="24"/>
-                <w:szCs w:val="24"/>
-              </w:rPr>
-              <m:t>1</m:t>
-            </m:r>
-          </m:sub>
-        </m:sSub>
-        <m:r>
-          <m:rPr>
-            <m:sty m:val="p"/>
-          </m:rPr>
-          <w:rPr>
-            <w:rFonts w:ascii="Cambria Math" w:hAnsi="Cambria Math" w:eastAsia="宋体"/>
-            <w:sz w:val="24"/>
-            <w:szCs w:val="24"/>
-          </w:rPr>
-          <m:t>, </m:t>
-        </m:r>
-        <m:sSub>
-          <m:e>
-            <m:r>
-              <m:rPr>
-                <m:sty m:val="bi"/>
-              </m:rPr>
-              <w:rPr>
-                <w:rFonts w:ascii="Cambria Math" w:hAnsi="Cambria Math" w:eastAsia="宋体"/>
-                <w:sz w:val="24"/>
-                <w:szCs w:val="24"/>
-              </w:rPr>
-              <m:t>b</m:t>
-            </m:r>
-          </m:e>
-          <m:sub>
-            <m:r>
-              <m:rPr>
-                <m:sty m:val="p"/>
-              </m:rPr>
-              <w:rPr>
-                <w:rFonts w:ascii="Cambria Math" w:hAnsi="Cambria Math" w:eastAsia="宋体"/>
-                <w:sz w:val="24"/>
-                <w:szCs w:val="24"/>
-              </w:rPr>
-              <m:t>2</m:t>
-            </m:r>
-          </m:sub>
-        </m:sSub>
-        <m:r>
-          <m:rPr>
-            <m:sty m:val="p"/>
-          </m:rPr>
-          <w:rPr>
-            <w:rFonts w:ascii="Cambria Math" w:hAnsi="Cambria Math" w:eastAsia="宋体"/>
-            <w:sz w:val="24"/>
-            <w:szCs w:val="24"/>
-          </w:rPr>
-          <m:t>, …, </m:t>
-        </m:r>
-        <m:sSub>
-          <m:e>
-            <m:r>
-              <m:rPr>
-                <m:sty m:val="bi"/>
-              </m:rPr>
-              <w:rPr>
-                <w:rFonts w:ascii="Cambria Math" w:hAnsi="Cambria Math" w:eastAsia="宋体"/>
-                <w:sz w:val="24"/>
-                <w:szCs w:val="24"/>
-              </w:rPr>
-              <m:t>b</m:t>
-            </m:r>
-          </m:e>
-          <m:sub>
-            <m:r>
-              <m:rPr>
-                <m:sty m:val="p"/>
-              </m:rPr>
-              <w:rPr>
-                <w:rFonts w:ascii="Cambria Math" w:hAnsi="Cambria Math" w:eastAsia="宋体"/>
-                <w:sz w:val="24"/>
-                <w:szCs w:val="24"/>
-              </w:rPr>
-              <m:t>8</m:t>
-            </m:r>
-          </m:sub>
-        </m:sSub>
-        <m:r>
-          <m:rPr>
-            <m:sty m:val="p"/>
-          </m:rPr>
-          <w:rPr>
-            <w:rFonts w:ascii="Cambria Math" w:hAnsi="Cambria Math" w:eastAsia="宋体"/>
-            <w:sz w:val="24"/>
-            <w:szCs w:val="24"/>
-          </w:rPr>
-          <m:t>] ∈ </m:t>
-        </m:r>
-        <m:sSup>
-          <m:e>
-            <m:r>
-              <m:rPr>
-                <m:sty m:val="p"/>
-              </m:rPr>
-              <w:rPr>
-                <w:rFonts w:ascii="Cambria Math" w:hAnsi="Cambria Math" w:eastAsia="宋体"/>
-                <w:sz w:val="24"/>
-                <w:szCs w:val="24"/>
-              </w:rPr>
-              <m:t>ℝ</m:t>
-            </m:r>
-          </m:e>
-          <m:sup>
-            <m:r>
-              <m:rPr>
-                <m:sty m:val="p"/>
-              </m:rPr>
-              <w:rPr>
-                <w:rFonts w:ascii="Cambria Math" w:hAnsi="Cambria Math" w:eastAsia="宋体"/>
-                <w:sz w:val="24"/>
-                <w:szCs w:val="24"/>
-              </w:rPr>
-              <m:t>6×8</m:t>
-            </m:r>
-          </m:sup>
-        </m:sSup>
-      </m:oMath>
-      <w:r>
-        <w:rPr>
-          <w:rFonts w:ascii="Times New Roman" w:hAnsi="Times New Roman" w:cs="Times New Roman" w:eastAsia="宋体"/>
-          <w:b w:val="0"/>
-          <w:i w:val="0"/>
-          <w:color w:val="000000"/>
-          <w:sz w:val="24"/>
-        </w:rPr>
-        <w:t xml:space="preserve">，并在推进器基本推力输出范围约束下求解各推进器推力指令 </w:t>
+        <w:t xml:space="preserve">，并在推力边界约束下求解推进器推力指令矢量 </w:t>
       </w:r>
       <m:oMath>
         <m:r>
@@ -8740,7 +8814,7 @@
               <w:sz w:val="24"/>
               <w:szCs w:val="24"/>
             </w:rPr>
-            <m:t>      (3)</m:t>
+            <m:t>      (2)</m:t>
           </m:r>
         </m:oMath>
       </m:oMathPara>
@@ -8761,9 +8835,39 @@
           <w:sz w:val="24"/>
           <w:highlight w:val="yellow"/>
         </w:rPr>
-        <w:t xml:space="preserve">在基础广义逆/加权伪逆求解框架上，引入推进器推力范围 </w:t>
+        <w:t xml:space="preserve">具体求解时，先由 Moore-Penrose 伪逆或加权伪逆 </w:t>
       </w:r>
       <m:oMath>
+        <m:sSup>
+          <m:e>
+            <m:r>
+              <m:rPr>
+                <m:sty m:val="bi"/>
+              </m:rPr>
+              <w:rPr>
+                <w:rFonts w:ascii="Cambria Math" w:hAnsi="Cambria Math" w:eastAsia="宋体"/>
+                <w:sz w:val="24"/>
+                <w:szCs w:val="24"/>
+                <w:highlight w:val="yellow"/>
+              </w:rPr>
+              <m:t>B</m:t>
+            </m:r>
+          </m:e>
+          <m:sup>
+            <m:r>
+              <m:rPr>
+                <m:sty m:val="p"/>
+              </m:rPr>
+              <w:rPr>
+                <w:rFonts w:ascii="Cambria Math" w:hAnsi="Cambria Math" w:eastAsia="宋体"/>
+                <w:sz w:val="24"/>
+                <w:szCs w:val="24"/>
+                <w:highlight w:val="yellow"/>
+              </w:rPr>
+              <m:t>†</m:t>
+            </m:r>
+          </m:sup>
+        </m:sSup>
         <m:r>
           <m:rPr>
             <m:sty m:val="p"/>
@@ -8774,9 +8878,9 @@
             <w:szCs w:val="24"/>
             <w:highlight w:val="yellow"/>
           </w:rPr>
-          <m:t>[</m:t>
-        </m:r>
-        <m:sSub>
+          <m:t> = </m:t>
+        </m:r>
+        <m:sSup>
           <m:e>
             <m:r>
               <m:rPr>
@@ -8788,10 +8892,64 @@
                 <w:szCs w:val="24"/>
                 <w:highlight w:val="yellow"/>
               </w:rPr>
+              <m:t>B</m:t>
+            </m:r>
+          </m:e>
+          <m:sup>
+            <m:r>
+              <m:rPr>
+                <m:sty m:val="p"/>
+              </m:rPr>
+              <w:rPr>
+                <w:rFonts w:ascii="Cambria Math" w:hAnsi="Cambria Math" w:eastAsia="宋体"/>
+                <w:sz w:val="24"/>
+                <w:szCs w:val="24"/>
+                <w:highlight w:val="yellow"/>
+              </w:rPr>
               <m:t>T</m:t>
             </m:r>
+          </m:sup>
+        </m:sSup>
+        <m:r>
+          <m:rPr>
+            <m:sty m:val="p"/>
+          </m:rPr>
+          <w:rPr>
+            <w:rFonts w:ascii="Cambria Math" w:hAnsi="Cambria Math" w:eastAsia="宋体"/>
+            <w:sz w:val="24"/>
+            <w:szCs w:val="24"/>
+            <w:highlight w:val="yellow"/>
+          </w:rPr>
+          <m:t>(</m:t>
+        </m:r>
+        <m:r>
+          <m:rPr>
+            <m:sty m:val="bi"/>
+          </m:rPr>
+          <w:rPr>
+            <w:rFonts w:ascii="Cambria Math" w:hAnsi="Cambria Math" w:eastAsia="宋体"/>
+            <w:sz w:val="24"/>
+            <w:szCs w:val="24"/>
+            <w:highlight w:val="yellow"/>
+          </w:rPr>
+          <m:t>B</m:t>
+        </m:r>
+        <m:sSup>
+          <m:e>
+            <m:r>
+              <m:rPr>
+                <m:sty m:val="bi"/>
+              </m:rPr>
+              <w:rPr>
+                <w:rFonts w:ascii="Cambria Math" w:hAnsi="Cambria Math" w:eastAsia="宋体"/>
+                <w:sz w:val="24"/>
+                <w:szCs w:val="24"/>
+                <w:highlight w:val="yellow"/>
+              </w:rPr>
+              <m:t>B</m:t>
+            </m:r>
           </m:e>
-          <m:sub>
+          <m:sup>
             <m:r>
               <m:rPr>
                 <m:sty m:val="p"/>
@@ -8802,27 +8960,15 @@
                 <w:szCs w:val="24"/>
                 <w:highlight w:val="yellow"/>
               </w:rPr>
-              <m:t>min</m:t>
-            </m:r>
-          </m:sub>
-        </m:sSub>
-        <m:r>
-          <m:rPr>
-            <m:sty m:val="p"/>
-          </m:rPr>
-          <w:rPr>
-            <w:rFonts w:ascii="Cambria Math" w:hAnsi="Cambria Math" w:eastAsia="宋体"/>
-            <w:sz w:val="24"/>
-            <w:szCs w:val="24"/>
-            <w:highlight w:val="yellow"/>
-          </w:rPr>
-          <m:t>, </m:t>
-        </m:r>
-        <m:sSub>
+              <m:t>T</m:t>
+            </m:r>
+          </m:sup>
+        </m:sSup>
+        <m:sSup>
           <m:e>
             <m:r>
               <m:rPr>
-                <m:sty m:val="bi"/>
+                <m:sty m:val="p"/>
               </m:rPr>
               <w:rPr>
                 <w:rFonts w:ascii="Cambria Math" w:hAnsi="Cambria Math" w:eastAsia="宋体"/>
@@ -8830,10 +8976,10 @@
                 <w:szCs w:val="24"/>
                 <w:highlight w:val="yellow"/>
               </w:rPr>
-              <m:t>T</m:t>
+              <m:t>)</m:t>
             </m:r>
           </m:e>
-          <m:sub>
+          <m:sup>
             <m:r>
               <m:rPr>
                 <m:sty m:val="p"/>
@@ -8844,22 +8990,10 @@
                 <w:szCs w:val="24"/>
                 <w:highlight w:val="yellow"/>
               </w:rPr>
-              <m:t>max</m:t>
-            </m:r>
-          </m:sub>
-        </m:sSub>
-        <m:r>
-          <m:rPr>
-            <m:sty m:val="p"/>
-          </m:rPr>
-          <w:rPr>
-            <w:rFonts w:ascii="Cambria Math" w:hAnsi="Cambria Math" w:eastAsia="宋体"/>
-            <w:sz w:val="24"/>
-            <w:szCs w:val="24"/>
-            <w:highlight w:val="yellow"/>
-          </w:rPr>
-          <m:t>]</m:t>
-        </m:r>
+              <m:t>−1</m:t>
+            </m:r>
+          </m:sup>
+        </m:sSup>
       </m:oMath>
       <w:r>
         <w:rPr>
@@ -8870,7 +9004,7 @@
           <w:sz w:val="24"/>
           <w:highlight w:val="yellow"/>
         </w:rPr>
-        <w:t xml:space="preserve"> 约束处理策略（如保方向比例缩放、饱和自由度再分配或有界优化求解），抑制推进器超限引起的合成力矩方向畸变；通过与无约束伪逆直接硬截断基准进行对比，量化分析控制分配残差 </w:t>
+        <w:t xml:space="preserve"> 计算最小二乘范数基准解 </w:t>
       </w:r>
       <m:oMath>
         <m:sSub>
@@ -8885,12 +9019,84 @@
                 <w:szCs w:val="24"/>
                 <w:highlight w:val="yellow"/>
               </w:rPr>
-              <m:t>e</m:t>
+              <m:t>T</m:t>
             </m:r>
           </m:e>
           <m:sub>
             <m:r>
               <m:rPr>
+                <m:sty m:val="p"/>
+              </m:rPr>
+              <w:rPr>
+                <w:rFonts w:ascii="Cambria Math" w:hAnsi="Cambria Math" w:eastAsia="宋体"/>
+                <w:sz w:val="24"/>
+                <w:szCs w:val="24"/>
+                <w:highlight w:val="yellow"/>
+              </w:rPr>
+              <m:t>0</m:t>
+            </m:r>
+          </m:sub>
+        </m:sSub>
+        <m:r>
+          <m:rPr>
+            <m:sty m:val="p"/>
+          </m:rPr>
+          <w:rPr>
+            <w:rFonts w:ascii="Cambria Math" w:hAnsi="Cambria Math" w:eastAsia="宋体"/>
+            <w:sz w:val="24"/>
+            <w:szCs w:val="24"/>
+            <w:highlight w:val="yellow"/>
+          </w:rPr>
+          <m:t> = </m:t>
+        </m:r>
+        <m:sSup>
+          <m:e>
+            <m:r>
+              <m:rPr>
+                <m:sty m:val="bi"/>
+              </m:rPr>
+              <w:rPr>
+                <w:rFonts w:ascii="Cambria Math" w:hAnsi="Cambria Math" w:eastAsia="宋体"/>
+                <w:sz w:val="24"/>
+                <w:szCs w:val="24"/>
+                <w:highlight w:val="yellow"/>
+              </w:rPr>
+              <m:t>B</m:t>
+            </m:r>
+          </m:e>
+          <m:sup>
+            <m:r>
+              <m:rPr>
+                <m:sty m:val="p"/>
+              </m:rPr>
+              <w:rPr>
+                <w:rFonts w:ascii="Cambria Math" w:hAnsi="Cambria Math" w:eastAsia="宋体"/>
+                <w:sz w:val="24"/>
+                <w:szCs w:val="24"/>
+                <w:highlight w:val="yellow"/>
+              </w:rPr>
+              <m:t>†</m:t>
+            </m:r>
+          </m:sup>
+        </m:sSup>
+        <m:sSub>
+          <m:e>
+            <m:r>
+              <m:rPr>
+                <m:sty m:val="bi"/>
+              </m:rPr>
+              <w:rPr>
+                <w:rFonts w:ascii="Cambria Math" w:hAnsi="Cambria Math" w:eastAsia="宋体"/>
+                <w:sz w:val="24"/>
+                <w:szCs w:val="24"/>
+                <w:highlight w:val="yellow"/>
+              </w:rPr>
+              <m:t>τ</m:t>
+            </m:r>
+          </m:e>
+          <m:sub>
+            <m:r>
+              <m:rPr>
                 <m:sty m:val="i"/>
               </m:rPr>
               <w:rPr>
@@ -8899,7 +9105,7 @@
                 <w:szCs w:val="24"/>
                 <w:highlight w:val="yellow"/>
               </w:rPr>
-              <m:t>τ</m:t>
+              <m:t>c</m:t>
             </m:r>
           </m:sub>
         </m:sSub>
@@ -8913,7 +9119,353 @@
           <w:sz w:val="24"/>
           <w:highlight w:val="yellow"/>
         </w:rPr>
-        <w:t xml:space="preserve"> 与各推进器推力饱和情况，再结合单推进器静态推力映射转换为执行机构控制输入。</w:t>
+        <w:t xml:space="preserve">。当期望广义力/力矩较大导致 </w:t>
+      </w:r>
+      <m:oMath>
+        <m:sSub>
+          <m:e>
+            <m:r>
+              <m:rPr>
+                <m:sty m:val="bi"/>
+              </m:rPr>
+              <w:rPr>
+                <w:rFonts w:ascii="Cambria Math" w:hAnsi="Cambria Math" w:eastAsia="宋体"/>
+                <w:sz w:val="24"/>
+                <w:szCs w:val="24"/>
+                <w:highlight w:val="yellow"/>
+              </w:rPr>
+              <m:t>T</m:t>
+            </m:r>
+          </m:e>
+          <m:sub>
+            <m:r>
+              <m:rPr>
+                <m:sty m:val="p"/>
+              </m:rPr>
+              <w:rPr>
+                <w:rFonts w:ascii="Cambria Math" w:hAnsi="Cambria Math" w:eastAsia="宋体"/>
+                <w:sz w:val="24"/>
+                <w:szCs w:val="24"/>
+                <w:highlight w:val="yellow"/>
+              </w:rPr>
+              <m:t>0</m:t>
+            </m:r>
+          </m:sub>
+        </m:sSub>
+      </m:oMath>
+      <w:r>
+        <w:rPr>
+          <w:rFonts w:ascii="Times New Roman" w:hAnsi="Times New Roman" w:cs="Times New Roman" w:eastAsia="宋体"/>
+          <w:b w:val="0"/>
+          <w:i w:val="0"/>
+          <w:color w:val="000000"/>
+          <w:sz w:val="24"/>
+          <w:highlight w:val="yellow"/>
+        </w:rPr>
+        <w:t xml:space="preserve"> 中存在超出 </w:t>
+      </w:r>
+      <m:oMath>
+        <m:r>
+          <m:rPr>
+            <m:sty m:val="p"/>
+          </m:rPr>
+          <w:rPr>
+            <w:rFonts w:ascii="Cambria Math" w:hAnsi="Cambria Math" w:eastAsia="宋体"/>
+            <w:sz w:val="24"/>
+            <w:szCs w:val="24"/>
+            <w:highlight w:val="yellow"/>
+          </w:rPr>
+          <m:t>[</m:t>
+        </m:r>
+        <m:sSub>
+          <m:e>
+            <m:r>
+              <m:rPr>
+                <m:sty m:val="bi"/>
+              </m:rPr>
+              <w:rPr>
+                <w:rFonts w:ascii="Cambria Math" w:hAnsi="Cambria Math" w:eastAsia="宋体"/>
+                <w:sz w:val="24"/>
+                <w:szCs w:val="24"/>
+                <w:highlight w:val="yellow"/>
+              </w:rPr>
+              <m:t>T</m:t>
+            </m:r>
+          </m:e>
+          <m:sub>
+            <m:r>
+              <m:rPr>
+                <m:sty m:val="p"/>
+              </m:rPr>
+              <w:rPr>
+                <w:rFonts w:ascii="Cambria Math" w:hAnsi="Cambria Math" w:eastAsia="宋体"/>
+                <w:sz w:val="24"/>
+                <w:szCs w:val="24"/>
+                <w:highlight w:val="yellow"/>
+              </w:rPr>
+              <m:t>min</m:t>
+            </m:r>
+          </m:sub>
+        </m:sSub>
+        <m:r>
+          <m:rPr>
+            <m:sty m:val="p"/>
+          </m:rPr>
+          <w:rPr>
+            <w:rFonts w:ascii="Cambria Math" w:hAnsi="Cambria Math" w:eastAsia="宋体"/>
+            <w:sz w:val="24"/>
+            <w:szCs w:val="24"/>
+            <w:highlight w:val="yellow"/>
+          </w:rPr>
+          <m:t>, </m:t>
+        </m:r>
+        <m:sSub>
+          <m:e>
+            <m:r>
+              <m:rPr>
+                <m:sty m:val="bi"/>
+              </m:rPr>
+              <w:rPr>
+                <w:rFonts w:ascii="Cambria Math" w:hAnsi="Cambria Math" w:eastAsia="宋体"/>
+                <w:sz w:val="24"/>
+                <w:szCs w:val="24"/>
+                <w:highlight w:val="yellow"/>
+              </w:rPr>
+              <m:t>T</m:t>
+            </m:r>
+          </m:e>
+          <m:sub>
+            <m:r>
+              <m:rPr>
+                <m:sty m:val="p"/>
+              </m:rPr>
+              <w:rPr>
+                <w:rFonts w:ascii="Cambria Math" w:hAnsi="Cambria Math" w:eastAsia="宋体"/>
+                <w:sz w:val="24"/>
+                <w:szCs w:val="24"/>
+                <w:highlight w:val="yellow"/>
+              </w:rPr>
+              <m:t>max</m:t>
+            </m:r>
+          </m:sub>
+        </m:sSub>
+        <m:r>
+          <m:rPr>
+            <m:sty m:val="p"/>
+          </m:rPr>
+          <w:rPr>
+            <w:rFonts w:ascii="Cambria Math" w:hAnsi="Cambria Math" w:eastAsia="宋体"/>
+            <w:sz w:val="24"/>
+            <w:szCs w:val="24"/>
+            <w:highlight w:val="yellow"/>
+          </w:rPr>
+          <m:t>]</m:t>
+        </m:r>
+      </m:oMath>
+      <w:r>
+        <w:rPr>
+          <w:rFonts w:ascii="Times New Roman" w:hAnsi="Times New Roman" w:cs="Times New Roman" w:eastAsia="宋体"/>
+          <w:b w:val="0"/>
+          <w:i w:val="0"/>
+          <w:color w:val="000000"/>
+          <w:sz w:val="24"/>
+          <w:highlight w:val="yellow"/>
+        </w:rPr>
+        <w:t xml:space="preserve"> 的通道时，引入推力边界约束处理策略（如保方向比例缩放、饱和通道固定后的冗余自由度再分配或有界二次规划求解），避免直接硬截断（</w:t>
+      </w:r>
+      <m:oMath>
+        <m:r>
+          <m:rPr>
+            <m:sty m:val="p"/>
+          </m:rPr>
+          <w:rPr>
+            <w:rFonts w:ascii="Cambria Math" w:hAnsi="Cambria Math" w:eastAsia="宋体"/>
+            <w:sz w:val="24"/>
+            <w:szCs w:val="24"/>
+            <w:highlight w:val="yellow"/>
+          </w:rPr>
+          <m:t>clip(</m:t>
+        </m:r>
+        <m:sSub>
+          <m:e>
+            <m:r>
+              <m:rPr>
+                <m:sty m:val="bi"/>
+              </m:rPr>
+              <w:rPr>
+                <w:rFonts w:ascii="Cambria Math" w:hAnsi="Cambria Math" w:eastAsia="宋体"/>
+                <w:sz w:val="24"/>
+                <w:szCs w:val="24"/>
+                <w:highlight w:val="yellow"/>
+              </w:rPr>
+              <m:t>T</m:t>
+            </m:r>
+          </m:e>
+          <m:sub>
+            <m:r>
+              <m:rPr>
+                <m:sty m:val="p"/>
+              </m:rPr>
+              <w:rPr>
+                <w:rFonts w:ascii="Cambria Math" w:hAnsi="Cambria Math" w:eastAsia="宋体"/>
+                <w:sz w:val="24"/>
+                <w:szCs w:val="24"/>
+                <w:highlight w:val="yellow"/>
+              </w:rPr>
+              <m:t>0</m:t>
+            </m:r>
+          </m:sub>
+        </m:sSub>
+        <m:r>
+          <m:rPr>
+            <m:sty m:val="p"/>
+          </m:rPr>
+          <w:rPr>
+            <w:rFonts w:ascii="Cambria Math" w:hAnsi="Cambria Math" w:eastAsia="宋体"/>
+            <w:sz w:val="24"/>
+            <w:szCs w:val="24"/>
+            <w:highlight w:val="yellow"/>
+          </w:rPr>
+          <m:t>, </m:t>
+        </m:r>
+        <m:sSub>
+          <m:e>
+            <m:r>
+              <m:rPr>
+                <m:sty m:val="bi"/>
+              </m:rPr>
+              <w:rPr>
+                <w:rFonts w:ascii="Cambria Math" w:hAnsi="Cambria Math" w:eastAsia="宋体"/>
+                <w:sz w:val="24"/>
+                <w:szCs w:val="24"/>
+                <w:highlight w:val="yellow"/>
+              </w:rPr>
+              <m:t>T</m:t>
+            </m:r>
+          </m:e>
+          <m:sub>
+            <m:r>
+              <m:rPr>
+                <m:sty m:val="p"/>
+              </m:rPr>
+              <w:rPr>
+                <w:rFonts w:ascii="Cambria Math" w:hAnsi="Cambria Math" w:eastAsia="宋体"/>
+                <w:sz w:val="24"/>
+                <w:szCs w:val="24"/>
+                <w:highlight w:val="yellow"/>
+              </w:rPr>
+              <m:t>min</m:t>
+            </m:r>
+          </m:sub>
+        </m:sSub>
+        <m:r>
+          <m:rPr>
+            <m:sty m:val="p"/>
+          </m:rPr>
+          <w:rPr>
+            <w:rFonts w:ascii="Cambria Math" w:hAnsi="Cambria Math" w:eastAsia="宋体"/>
+            <w:sz w:val="24"/>
+            <w:szCs w:val="24"/>
+            <w:highlight w:val="yellow"/>
+          </w:rPr>
+          <m:t>, </m:t>
+        </m:r>
+        <m:sSub>
+          <m:e>
+            <m:r>
+              <m:rPr>
+                <m:sty m:val="bi"/>
+              </m:rPr>
+              <w:rPr>
+                <w:rFonts w:ascii="Cambria Math" w:hAnsi="Cambria Math" w:eastAsia="宋体"/>
+                <w:sz w:val="24"/>
+                <w:szCs w:val="24"/>
+                <w:highlight w:val="yellow"/>
+              </w:rPr>
+              <m:t>T</m:t>
+            </m:r>
+          </m:e>
+          <m:sub>
+            <m:r>
+              <m:rPr>
+                <m:sty m:val="p"/>
+              </m:rPr>
+              <w:rPr>
+                <w:rFonts w:ascii="Cambria Math" w:hAnsi="Cambria Math" w:eastAsia="宋体"/>
+                <w:sz w:val="24"/>
+                <w:szCs w:val="24"/>
+                <w:highlight w:val="yellow"/>
+              </w:rPr>
+              <m:t>max</m:t>
+            </m:r>
+          </m:sub>
+        </m:sSub>
+        <m:r>
+          <m:rPr>
+            <m:sty m:val="p"/>
+          </m:rPr>
+          <w:rPr>
+            <w:rFonts w:ascii="Cambria Math" w:hAnsi="Cambria Math" w:eastAsia="宋体"/>
+            <w:sz w:val="24"/>
+            <w:szCs w:val="24"/>
+            <w:highlight w:val="yellow"/>
+          </w:rPr>
+          <m:t>)</m:t>
+        </m:r>
+      </m:oMath>
+      <w:r>
+        <w:rPr>
+          <w:rFonts w:ascii="Times New Roman" w:hAnsi="Times New Roman" w:cs="Times New Roman" w:eastAsia="宋体"/>
+          <w:b w:val="0"/>
+          <w:i w:val="0"/>
+          <w:color w:val="000000"/>
+          <w:sz w:val="24"/>
+          <w:highlight w:val="yellow"/>
+        </w:rPr>
+        <w:t xml:space="preserve">）引起的合成力矩方向偏转；通过与无约束伪逆直接硬截断方案对比，分析控制分配残差 </w:t>
+      </w:r>
+      <m:oMath>
+        <m:sSub>
+          <m:e>
+            <m:r>
+              <m:rPr>
+                <m:sty m:val="bi"/>
+              </m:rPr>
+              <w:rPr>
+                <w:rFonts w:ascii="Cambria Math" w:hAnsi="Cambria Math" w:eastAsia="宋体"/>
+                <w:sz w:val="24"/>
+                <w:szCs w:val="24"/>
+                <w:highlight w:val="yellow"/>
+              </w:rPr>
+              <m:t>e</m:t>
+            </m:r>
+          </m:e>
+          <m:sub>
+            <m:r>
+              <m:rPr>
+                <m:sty m:val="i"/>
+              </m:rPr>
+              <w:rPr>
+                <w:rFonts w:ascii="Cambria Math" w:hAnsi="Cambria Math" w:eastAsia="宋体"/>
+                <w:sz w:val="24"/>
+                <w:szCs w:val="24"/>
+                <w:highlight w:val="yellow"/>
+              </w:rPr>
+              <m:t>τ</m:t>
+            </m:r>
+          </m:sub>
+        </m:sSub>
+      </m:oMath>
+      <w:r>
+        <w:rPr>
+          <w:rFonts w:ascii="Times New Roman" w:hAnsi="Times New Roman" w:cs="Times New Roman" w:eastAsia="宋体"/>
+          <w:b w:val="0"/>
+          <w:i w:val="0"/>
+          <w:color w:val="000000"/>
+          <w:sz w:val="24"/>
+          <w:highlight w:val="yellow"/>
+        </w:rPr>
+        <w:t xml:space="preserve"> 与推进器饱和情况，最后经单推进器静态逆映射转换为执行器控制指令。</w:t>
       </w:r>
     </w:p>
     <w:p>
@@ -8940,29 +9492,9 @@
           <w:i w:val="0"/>
           <w:color w:val="000000"/>
           <w:sz w:val="24"/>
-        </w:rPr>
-        <w:t>利用PX4模块化软件架构与uORB发布/订阅消息机制，在SITL环境中将辨识验证后的水下航行器动力学模型、运动控制模块与八推进器控制分配模块集成为闭环系统，</w:t>
-      </w:r>
-      <w:r>
-        <w:rPr>
-          <w:rFonts w:ascii="Times New Roman" w:hAnsi="Times New Roman" w:cs="Times New Roman" w:eastAsia="宋体"/>
-          <w:b w:val="0"/>
-          <w:i w:val="0"/>
-          <w:color w:val="000000"/>
-          <w:sz w:val="24"/>
-          <w:highlight w:val="yellow"/>
-        </w:rPr>
-        <w:t>设置空间定点悬停、姿态稳定、定深控制与定航控制等典型运动工况及适量外部水流扰动条件开展闭环仿真</w:t>
-      </w:r>
-      <w:r>
-        <w:rPr>
-          <w:rFonts w:ascii="Times New Roman" w:hAnsi="Times New Roman" w:cs="Times New Roman" w:eastAsia="宋体"/>
-          <w:b w:val="0"/>
-          <w:i w:val="0"/>
-          <w:color w:val="000000"/>
-          <w:sz w:val="24"/>
-        </w:rPr>
-        <w:t xml:space="preserve">，综合跟踪误差 </w:t>
+          <w:highlight w:val="yellow"/>
+        </w:rPr>
+        <w:t xml:space="preserve">依托 PX4 模块化软件架构与 uORB 异步发布-订阅消息总线，在 SITL 环境中集成水下航行器六自由度动力学仿真模块（订阅推进器指令并按式 (1) 实时数值积分发布位姿与速度 uORB 消息）、运动控制模块（订阅参考指令与状态反馈消息，计算并发布期望广义力/力矩 </w:t>
       </w:r>
       <m:oMath>
         <m:sSub>
@@ -8975,8 +9507,9 @@
                 <w:rFonts w:ascii="Cambria Math" w:hAnsi="Cambria Math" w:eastAsia="宋体"/>
                 <w:sz w:val="24"/>
                 <w:szCs w:val="24"/>
-              </w:rPr>
-              <m:t>e</m:t>
+                <w:highlight w:val="yellow"/>
+              </w:rPr>
+              <m:t>τ</m:t>
             </m:r>
           </m:e>
           <m:sub>
@@ -8988,8 +9521,9 @@
                 <w:rFonts w:ascii="Cambria Math" w:hAnsi="Cambria Math" w:eastAsia="宋体"/>
                 <w:sz w:val="24"/>
                 <w:szCs w:val="24"/>
-              </w:rPr>
-              <m:t>η</m:t>
+                <w:highlight w:val="yellow"/>
+              </w:rPr>
+              <m:t>c</m:t>
             </m:r>
           </m:sub>
         </m:sSub>
@@ -9001,8 +9535,9 @@
           <w:i w:val="0"/>
           <w:color w:val="000000"/>
           <w:sz w:val="24"/>
-        </w:rPr>
-        <w:t xml:space="preserve">、动态响应指标及控制分配残差 </w:t>
+          <w:highlight w:val="yellow"/>
+        </w:rPr>
+        <w:t xml:space="preserve">）以及八推进器控制分配模块（订阅 </w:t>
       </w:r>
       <m:oMath>
         <m:sSub>
@@ -9015,8 +9550,9 @@
                 <w:rFonts w:ascii="Cambria Math" w:hAnsi="Cambria Math" w:eastAsia="宋体"/>
                 <w:sz w:val="24"/>
                 <w:szCs w:val="24"/>
-              </w:rPr>
-              <m:t>e</m:t>
+                <w:highlight w:val="yellow"/>
+              </w:rPr>
+              <m:t>τ</m:t>
             </m:r>
           </m:e>
           <m:sub>
@@ -9028,8 +9564,9 @@
                 <w:rFonts w:ascii="Cambria Math" w:hAnsi="Cambria Math" w:eastAsia="宋体"/>
                 <w:sz w:val="24"/>
                 <w:szCs w:val="24"/>
-              </w:rPr>
-              <m:t>τ</m:t>
+                <w:highlight w:val="yellow"/>
+              </w:rPr>
+              <m:t>c</m:t>
             </m:r>
           </m:sub>
         </m:sSub>
@@ -9041,8 +9578,138 @@
           <w:i w:val="0"/>
           <w:color w:val="000000"/>
           <w:sz w:val="24"/>
-        </w:rPr>
-        <w:t xml:space="preserve"> 验证闭环系统性能。</w:t>
+          <w:highlight w:val="yellow"/>
+        </w:rPr>
+        <w:t xml:space="preserve">，按式 (2) 解算并发布 8 通道推进器推力指令）。设置空间定点悬停、姿态阶跃稳定、定深跟踪、定航转向以及叠加外部水流扰动 </w:t>
+      </w:r>
+      <m:oMath>
+        <m:sSub>
+          <m:e>
+            <m:r>
+              <m:rPr>
+                <m:sty m:val="bi"/>
+              </m:rPr>
+              <w:rPr>
+                <w:rFonts w:ascii="Cambria Math" w:hAnsi="Cambria Math" w:eastAsia="宋体"/>
+                <w:sz w:val="24"/>
+                <w:szCs w:val="24"/>
+                <w:highlight w:val="yellow"/>
+              </w:rPr>
+              <m:t>τ</m:t>
+            </m:r>
+          </m:e>
+          <m:sub>
+            <m:r>
+              <m:rPr>
+                <m:sty m:val="i"/>
+              </m:rPr>
+              <w:rPr>
+                <w:rFonts w:ascii="Cambria Math" w:hAnsi="Cambria Math" w:eastAsia="宋体"/>
+                <w:sz w:val="24"/>
+                <w:szCs w:val="24"/>
+                <w:highlight w:val="yellow"/>
+              </w:rPr>
+              <m:t>d</m:t>
+            </m:r>
+          </m:sub>
+        </m:sSub>
+      </m:oMath>
+      <w:r>
+        <w:rPr>
+          <w:rFonts w:ascii="Times New Roman" w:hAnsi="Times New Roman" w:cs="Times New Roman" w:eastAsia="宋体"/>
+          <w:b w:val="0"/>
+          <w:i w:val="0"/>
+          <w:color w:val="000000"/>
+          <w:sz w:val="24"/>
+          <w:highlight w:val="yellow"/>
+        </w:rPr>
+        <w:t xml:space="preserve"> 等仿真工况，通过 ULog 日志记录全状态响应数据，对比评估不同控制与分配方案的位置/姿态跟踪误差 </w:t>
+      </w:r>
+      <m:oMath>
+        <m:sSub>
+          <m:e>
+            <m:r>
+              <m:rPr>
+                <m:sty m:val="bi"/>
+              </m:rPr>
+              <w:rPr>
+                <w:rFonts w:ascii="Cambria Math" w:hAnsi="Cambria Math" w:eastAsia="宋体"/>
+                <w:sz w:val="24"/>
+                <w:szCs w:val="24"/>
+                <w:highlight w:val="yellow"/>
+              </w:rPr>
+              <m:t>e</m:t>
+            </m:r>
+          </m:e>
+          <m:sub>
+            <m:r>
+              <m:rPr>
+                <m:sty m:val="i"/>
+              </m:rPr>
+              <w:rPr>
+                <w:rFonts w:ascii="Cambria Math" w:hAnsi="Cambria Math" w:eastAsia="宋体"/>
+                <w:sz w:val="24"/>
+                <w:szCs w:val="24"/>
+                <w:highlight w:val="yellow"/>
+              </w:rPr>
+              <m:t>η</m:t>
+            </m:r>
+          </m:sub>
+        </m:sSub>
+      </m:oMath>
+      <w:r>
+        <w:rPr>
+          <w:rFonts w:ascii="Times New Roman" w:hAnsi="Times New Roman" w:cs="Times New Roman" w:eastAsia="宋体"/>
+          <w:b w:val="0"/>
+          <w:i w:val="0"/>
+          <w:color w:val="000000"/>
+          <w:sz w:val="24"/>
+          <w:highlight w:val="yellow"/>
+        </w:rPr>
+        <w:t xml:space="preserve">、超调量、调节时间及控制分配残差 </w:t>
+      </w:r>
+      <m:oMath>
+        <m:sSub>
+          <m:e>
+            <m:r>
+              <m:rPr>
+                <m:sty m:val="bi"/>
+              </m:rPr>
+              <w:rPr>
+                <w:rFonts w:ascii="Cambria Math" w:hAnsi="Cambria Math" w:eastAsia="宋体"/>
+                <w:sz w:val="24"/>
+                <w:szCs w:val="24"/>
+                <w:highlight w:val="yellow"/>
+              </w:rPr>
+              <m:t>e</m:t>
+            </m:r>
+          </m:e>
+          <m:sub>
+            <m:r>
+              <m:rPr>
+                <m:sty m:val="i"/>
+              </m:rPr>
+              <w:rPr>
+                <w:rFonts w:ascii="Cambria Math" w:hAnsi="Cambria Math" w:eastAsia="宋体"/>
+                <w:sz w:val="24"/>
+                <w:szCs w:val="24"/>
+                <w:highlight w:val="yellow"/>
+              </w:rPr>
+              <m:t>τ</m:t>
+            </m:r>
+          </m:sub>
+        </m:sSub>
+      </m:oMath>
+      <w:r>
+        <w:rPr>
+          <w:rFonts w:ascii="Times New Roman" w:hAnsi="Times New Roman" w:cs="Times New Roman" w:eastAsia="宋体"/>
+          <w:b w:val="0"/>
+          <w:i w:val="0"/>
+          <w:color w:val="000000"/>
+          <w:sz w:val="24"/>
+          <w:highlight w:val="yellow"/>
+        </w:rPr>
+        <w:t>。</w:t>
       </w:r>
     </w:p>
     <w:p>
@@ -9061,17 +9728,7 @@
           <w:sz w:val="24"/>
           <w:highlight w:val="yellow"/>
         </w:rPr>
-        <w:t xml:space="preserve">2.2 </w:t>
-      </w:r>
-      <w:r>
-        <w:rPr>
-          <w:rFonts w:ascii="Times New Roman" w:hAnsi="Times New Roman" w:cs="Times New Roman" w:eastAsia="黑体"/>
-          <w:b w:val="0"/>
-          <w:i w:val="0"/>
-          <w:color w:val="000000"/>
-          <w:sz w:val="24"/>
-        </w:rPr>
-        <w:t>技术路线图与系统仿真结构</w:t>
+        <w:t>2.2 技术路线图</w:t>
       </w:r>
     </w:p>
     <w:p>
@@ -9088,50 +9745,9 @@
           <w:i w:val="0"/>
           <w:color w:val="000000"/>
           <w:sz w:val="24"/>
-        </w:rPr>
-        <w:t>本课题的总体研究技术路线</w:t>
-      </w:r>
-      <w:r>
-        <w:rPr>
-          <w:rFonts w:ascii="Times New Roman" w:hAnsi="Times New Roman" w:cs="Times New Roman" w:eastAsia="宋体"/>
-          <w:b w:val="0"/>
-          <w:i w:val="0"/>
-          <w:color w:val="000000"/>
-          <w:sz w:val="24"/>
-          <w:highlight w:val="yellow"/>
-        </w:rPr>
-        <w:t>如图 3 所示</w:t>
-      </w:r>
-      <w:r>
-        <w:rPr>
-          <w:rFonts w:ascii="Times New Roman" w:hAnsi="Times New Roman" w:cs="Times New Roman" w:eastAsia="宋体"/>
-          <w:b w:val="0"/>
-          <w:i w:val="0"/>
-          <w:color w:val="000000"/>
-          <w:sz w:val="24"/>
-        </w:rPr>
-        <w:t>，基于PX4/SITL的水下航行器闭环仿真系统结构框图</w:t>
-      </w:r>
-      <w:r>
-        <w:rPr>
-          <w:rFonts w:ascii="Times New Roman" w:hAnsi="Times New Roman" w:cs="Times New Roman" w:eastAsia="宋体"/>
-          <w:b w:val="0"/>
-          <w:i w:val="0"/>
-          <w:color w:val="000000"/>
-          <w:sz w:val="24"/>
-          <w:highlight w:val="yellow"/>
-        </w:rPr>
-        <w:t>如图 4 所示</w:t>
-      </w:r>
-      <w:r>
-        <w:rPr>
-          <w:rFonts w:ascii="Times New Roman" w:hAnsi="Times New Roman" w:cs="Times New Roman" w:eastAsia="宋体"/>
-          <w:b w:val="0"/>
-          <w:i w:val="0"/>
-          <w:color w:val="000000"/>
-          <w:sz w:val="24"/>
-        </w:rPr>
-        <w:t>。</w:t>
+          <w:highlight w:val="yellow"/>
+        </w:rPr>
+        <w:t>本课题围绕上述四个核心模块展开研究，总体技术路线如图 2 所示。</w:t>
       </w:r>
     </w:p>
     <w:p>
@@ -9143,8 +9759,8 @@
       <w:r>
         <w:drawing>
           <wp:inline xmlns:a="http://schemas.openxmlformats.org/drawingml/2006/main" xmlns:pic="http://schemas.openxmlformats.org/drawingml/2006/picture">
-            <wp:extent cx="5472000" cy="3351600"/>
-            <wp:docPr id="3" name="Picture 3"/>
+            <wp:extent cx="5472000" cy="3203122"/>
+            <wp:docPr id="2" name="Picture 2"/>
             <wp:cNvGraphicFramePr>
               <a:graphicFrameLocks noChangeAspect="1"/>
             </wp:cNvGraphicFramePr>
@@ -9152,11 +9768,11 @@
               <a:graphicData uri="http://schemas.openxmlformats.org/drawingml/2006/picture">
                 <pic:pic>
                   <pic:nvPicPr>
-                    <pic:cNvPr id="0" name="fig1_technical_roadmap.png"/>
+                    <pic:cNvPr id="0" name="fig2_technical_roadmap.png"/>
                     <pic:cNvPicPr/>
                   </pic:nvPicPr>
                   <pic:blipFill>
-                    <a:blip r:embed="rId12"/>
+                    <a:blip r:embed="rId11"/>
                     <a:stretch>
                       <a:fillRect/>
                     </a:stretch>
@@ -9164,7 +9780,7 @@
                   <pic:spPr>
                     <a:xfrm>
                       <a:off x="0" y="0"/>
-                      <a:ext cx="5472000" cy="3351600"/>
+                      <a:ext cx="5472000" cy="3203122"/>
                     </a:xfrm>
                     <a:prstGeom prst="rect"/>
                   </pic:spPr>
@@ -9190,86 +9806,7 @@
           <w:sz w:val="21"/>
           <w:highlight w:val="yellow"/>
         </w:rPr>
-        <w:t>图 3</w:t>
-      </w:r>
-      <w:r>
-        <w:rPr>
-          <w:rFonts w:ascii="Times New Roman" w:hAnsi="Times New Roman" w:cs="Times New Roman" w:eastAsia="宋体"/>
-          <w:b/>
-          <w:i w:val="0"/>
-          <w:color w:val="000000"/>
-          <w:sz w:val="21"/>
-        </w:rPr>
-        <w:t xml:space="preserve">  课题总体研究技术路线图</w:t>
-      </w:r>
-    </w:p>
-    <w:p>
-      <w:pPr>
-        <w:jc w:val="center"/>
-        <w:spacing w:line="240" w:lineRule="auto" w:beforeLines="50" w:before="120"/>
-        <w:ind w:firstLine="0" w:firstLineChars="0" w:left="0"/>
-      </w:pPr>
-      <w:r>
-        <w:drawing>
-          <wp:inline xmlns:a="http://schemas.openxmlformats.org/drawingml/2006/main" xmlns:pic="http://schemas.openxmlformats.org/drawingml/2006/picture">
-            <wp:extent cx="5472000" cy="2235871"/>
-            <wp:docPr id="4" name="Picture 4"/>
-            <wp:cNvGraphicFramePr>
-              <a:graphicFrameLocks noChangeAspect="1"/>
-            </wp:cNvGraphicFramePr>
-            <a:graphic>
-              <a:graphicData uri="http://schemas.openxmlformats.org/drawingml/2006/picture">
-                <pic:pic>
-                  <pic:nvPicPr>
-                    <pic:cNvPr id="0" name="fig2_px4_rov_architecture.png"/>
-                    <pic:cNvPicPr/>
-                  </pic:nvPicPr>
-                  <pic:blipFill>
-                    <a:blip r:embed="rId13"/>
-                    <a:stretch>
-                      <a:fillRect/>
-                    </a:stretch>
-                  </pic:blipFill>
-                  <pic:spPr>
-                    <a:xfrm>
-                      <a:off x="0" y="0"/>
-                      <a:ext cx="5472000" cy="2235871"/>
-                    </a:xfrm>
-                    <a:prstGeom prst="rect"/>
-                  </pic:spPr>
-                </pic:pic>
-              </a:graphicData>
-            </a:graphic>
-          </wp:inline>
-        </w:drawing>
-      </w:r>
-    </w:p>
-    <w:p>
-      <w:pPr>
-        <w:jc w:val="center"/>
-        <w:spacing w:line="360" w:lineRule="auto" w:afterLines="50" w:after="120"/>
-        <w:ind w:firstLine="0" w:firstLineChars="0" w:left="0"/>
-      </w:pPr>
-      <w:r>
-        <w:rPr>
-          <w:rFonts w:ascii="Times New Roman" w:hAnsi="Times New Roman" w:cs="Times New Roman" w:eastAsia="宋体"/>
-          <w:b/>
-          <w:i w:val="0"/>
-          <w:color w:val="000000"/>
-          <w:sz w:val="21"/>
-          <w:highlight w:val="yellow"/>
-        </w:rPr>
-        <w:t>图 4</w:t>
-      </w:r>
-      <w:r>
-        <w:rPr>
-          <w:rFonts w:ascii="Times New Roman" w:hAnsi="Times New Roman" w:cs="Times New Roman" w:eastAsia="宋体"/>
-          <w:b/>
-          <w:i w:val="0"/>
-          <w:color w:val="000000"/>
-          <w:sz w:val="21"/>
-        </w:rPr>
-        <w:t xml:space="preserve">  基于PX4/SITL的水下航行器闭环仿真系统结构框图</w:t>
+        <w:t>图 2  课题总体研究技术路线图</w:t>
       </w:r>
     </w:p>
     <w:p>
@@ -9468,7 +10005,28 @@
           <w:color w:val="000000"/>
           <w:sz w:val="24"/>
         </w:rPr>
-        <w:t>根据学校毕业论文总体进程与任务书要求，本课题各阶段工作进度安排如表 2 所示：</w:t>
+        <w:t>根据学校毕业论文总体进程与任务书要求，本课题各阶段工作进度安排如</w:t>
+      </w:r>
+      <w:r>
+        <w:rPr>
+          <w:rFonts w:ascii="Times New Roman" w:hAnsi="Times New Roman" w:cs="Times New Roman" w:eastAsia="宋体"/>
+          <w:b w:val="0"/>
+          <w:i w:val="0"/>
+          <w:color w:val="000000"/>
+          <w:sz w:val="24"/>
+          <w:highlight w:val="yellow"/>
+        </w:rPr>
+        <w:t>表 1</w:t>
+      </w:r>
+      <w:r>
+        <w:rPr>
+          <w:rFonts w:ascii="Times New Roman" w:hAnsi="Times New Roman" w:cs="Times New Roman" w:eastAsia="宋体"/>
+          <w:b w:val="0"/>
+          <w:i w:val="0"/>
+          <w:color w:val="000000"/>
+          <w:sz w:val="24"/>
+        </w:rPr>
+        <w:t xml:space="preserve"> 所示：</w:t>
       </w:r>
     </w:p>
     <w:p>
@@ -9484,8 +10042,19 @@
           <w:i w:val="0"/>
           <w:color w:val="000000"/>
           <w:sz w:val="21"/>
-        </w:rPr>
-        <w:t>表 2  毕业论文工作进度安排</w:t>
+          <w:highlight w:val="yellow"/>
+        </w:rPr>
+        <w:t>表 1</w:t>
+      </w:r>
+      <w:r>
+        <w:rPr>
+          <w:rFonts w:ascii="Times New Roman" w:hAnsi="Times New Roman" w:cs="Times New Roman" w:eastAsia="宋体"/>
+          <w:b/>
+          <w:i w:val="0"/>
+          <w:color w:val="000000"/>
+          <w:sz w:val="21"/>
+        </w:rPr>
+        <w:t xml:space="preserve">  毕业论文工作进度安排</w:t>
       </w:r>
     </w:p>
     <w:tbl>

--- a/开题报告/开题报告-新旧版本修改对比版_逐段差异高亮.docx
+++ b/开题报告/开题报告-新旧版本修改对比版_逐段差异高亮.docx
@@ -1097,7 +1097,28 @@
           <w:color w:val="000000"/>
           <w:sz w:val="24"/>
         </w:rPr>
-        <w:t>仍面临诸多瓶颈：缺乏系统化的水动力建模与参数辨识，使得控制器难以获取物理平台的真实动力学特性；运动控制与推力分配多采用人工试凑的经验PID参数，未能在六自由度耦合层面上充分释放八推进器过驱动配置的协调潜力；控制系统软件缺乏工业级模块化规范，难以直接面向工程部署开展高可信度的闭环验证。为此，本课题</w:t>
+        <w:t>仍面临诸多瓶颈：缺乏系统化的水动力建模与参数辨识，使得控制器难以获取物理平台的真实动力学特性；</w:t>
+      </w:r>
+      <w:r>
+        <w:rPr>
+          <w:rFonts w:ascii="Times New Roman" w:hAnsi="Times New Roman" w:cs="Times New Roman" w:eastAsia="宋体"/>
+          <w:b w:val="0"/>
+          <w:i w:val="0"/>
+          <w:color w:val="000000"/>
+          <w:sz w:val="24"/>
+          <w:highlight w:val="yellow"/>
+        </w:rPr>
+        <w:t>运动控制多依赖人工试凑的经验 PID 参数，且推力分配缺乏对推进器输出饱和边界的协调处理，未能在六自由度耦合层面上充分释放八推进器过驱动构型的控制潜力</w:t>
+      </w:r>
+      <w:r>
+        <w:rPr>
+          <w:rFonts w:ascii="Times New Roman" w:hAnsi="Times New Roman" w:cs="Times New Roman" w:eastAsia="宋体"/>
+          <w:b w:val="0"/>
+          <w:i w:val="0"/>
+          <w:color w:val="000000"/>
+          <w:sz w:val="24"/>
+        </w:rPr>
+        <w:t>；控制系统软件缺乏工业级模块化规范，难以直接面向工程部署开展高可信度的闭环验证。为此，本课题</w:t>
       </w:r>
       <w:r>
         <w:rPr>
@@ -1516,7 +1537,28 @@
           <w:color w:val="000000"/>
           <w:sz w:val="24"/>
         </w:rPr>
-        <w:t>流扰条件开展闭环仿真验证与量化性能评价，形成“已有平台—建模与系统辨识—模型验证—运动控制—控制分配—PX4/SITL闭环验证”的完整研究闭环。</w:t>
+        <w:t>流扰条件开展闭环仿真验证与量化性能评价，</w:t>
+      </w:r>
+      <w:r>
+        <w:rPr>
+          <w:rFonts w:ascii="Times New Roman" w:hAnsi="Times New Roman" w:cs="Times New Roman" w:eastAsia="宋体"/>
+          <w:b w:val="0"/>
+          <w:i w:val="0"/>
+          <w:color w:val="000000"/>
+          <w:sz w:val="24"/>
+          <w:highlight w:val="yellow"/>
+        </w:rPr>
+        <w:t>形成涵盖动力学建模与参数辨识、闭环运动控制、八推进器控制分配及 PX4/SITL 仿真验证的完整研究闭环</w:t>
+      </w:r>
+      <w:r>
+        <w:rPr>
+          <w:rFonts w:ascii="Times New Roman" w:hAnsi="Times New Roman" w:cs="Times New Roman" w:eastAsia="宋体"/>
+          <w:b w:val="0"/>
+          <w:i w:val="0"/>
+          <w:color w:val="000000"/>
+          <w:sz w:val="24"/>
+        </w:rPr>
+        <w:t>。</w:t>
       </w:r>
     </w:p>
     <w:p>
@@ -2152,7 +2194,7 @@
           <w:sz w:val="24"/>
           <w:highlight w:val="yellow"/>
         </w:rPr>
-        <w:t>结合航行器动力学模型与高增益状态观测器的输出反馈运动控制系统，有效提升了深度、航向和水平面位置的闭环控制品质</w:t>
+        <w:t>结合航行器动力学模型与高增益状态观测器的输出反馈运动控制系统，有效提升了深度、航向和水平面位置的闭环控制性能</w:t>
       </w:r>
       <w:r>
         <w:rPr>
@@ -2530,7 +2572,7 @@
           <w:sz w:val="24"/>
           <w:highlight w:val="yellow"/>
         </w:rPr>
-        <w:t xml:space="preserve">Johansen 与 Fossen 在控制分配综述中系统总结了无约束广义逆、加权伪逆、有界优化及再分配方法的理论体系 </w:t>
+        <w:t xml:space="preserve">Johansen 与 Fossen 系统总结了过驱动系统控制分配的数学规划与优化理论框架 </w:t>
       </w:r>
       <w:hyperlink w:anchor="_Ref_Paper_12" w:history="1">
         <w:r>
@@ -2542,7 +2584,31 @@
             <w:highlight w:val="yellow"/>
             <w:vertAlign w:val="superscript"/>
           </w:rPr>
-          <w:t>[12, 13]</w:t>
+          <w:t>[12]</w:t>
+        </w:r>
+      </w:hyperlink>
+      <w:r>
+        <w:rPr>
+          <w:rFonts w:ascii="Times New Roman" w:hAnsi="Times New Roman" w:cs="Times New Roman" w:eastAsia="宋体"/>
+          <w:b w:val="0"/>
+          <w:i w:val="0"/>
+          <w:color w:val="000000"/>
+          <w:sz w:val="24"/>
+          <w:highlight w:val="yellow"/>
+        </w:rPr>
+        <w:t xml:space="preserve">，并进一步针对船舶与水下航行器梳理了无约束广义逆、加权伪逆及有界再分配等典型推力分配方法 </w:t>
+      </w:r>
+      <w:hyperlink w:anchor="_Ref_Paper_13" w:history="1">
+        <w:r>
+          <w:rPr>
+            <w:rFonts w:ascii="Times New Roman" w:hAnsi="Times New Roman" w:cs="Times New Roman" w:eastAsia="宋体"/>
+            <w:sz w:val="24"/>
+            <w:szCs w:val="24"/>
+            <w:color w:val="000000"/>
+            <w:highlight w:val="yellow"/>
+            <w:vertAlign w:val="superscript"/>
+          </w:rPr>
+          <w:t>[13]</w:t>
         </w:r>
       </w:hyperlink>
       <w:r>
@@ -2873,7 +2939,7 @@
           <w:sz w:val="24"/>
           <w:highlight w:val="yellow"/>
         </w:rPr>
-        <w:t xml:space="preserve"> 控制分配矩阵并引入推力输出范围约束处理策略，能够有效提升闭环跟踪品质与多推进器协调能力；三是克服纯离线数学脚本脱离嵌入式软件架构的局限，将辨识后的航行器动力学模型、运动控制模块与八推进器控制分配模块统一集成至 PX4/SITL 软件在环仿真环境中，通过 uORB 异步消息总线开展多工况闭环验证，能够有效弥合理论算法设计与工程软件实现之间的差距。</w:t>
+        <w:t xml:space="preserve"> 控制分配矩阵并引入推力输出范围约束处理策略，能够有效提升闭环跟踪性能与多推进器协调能力；三是克服纯离线数学脚本脱离嵌入式软件架构的局限，将辨识后的航行器动力学模型、运动控制模块与八推进器控制分配模块统一集成至 PX4/SITL 软件在环仿真环境中，通过 uORB 异步消息总线开展多工况闭环验证，能够有效弥合理论算法设计与工程软件实现之间的差距。</w:t>
       </w:r>
     </w:p>
     <w:p>
@@ -2965,6 +3031,7 @@
           <w:i w:val="0"/>
           <w:color w:val="000000"/>
           <w:sz w:val="24"/>
+          <w:highlight w:val="yellow"/>
         </w:rPr>
         <w:t>本课题</w:t>
       </w:r>
@@ -2975,39 +3042,67 @@
           <w:i w:val="0"/>
           <w:color w:val="000000"/>
           <w:sz w:val="24"/>
-        </w:rPr>
-        <w:t>依托已有八推进器</w:t>
-      </w:r>
-      <w:r>
-        <w:rPr>
-          <w:rFonts w:ascii="Times New Roman" w:hAnsi="Times New Roman" w:cs="Times New Roman" w:eastAsia="宋体"/>
-          <w:b w:val="0"/>
-          <w:i w:val="0"/>
-          <w:color w:val="000000"/>
-          <w:sz w:val="24"/>
-          <w:highlight w:val="yellow"/>
-        </w:rPr>
-        <w:t>便携式</w:t>
-      </w:r>
-      <w:r>
-        <w:rPr>
-          <w:rFonts w:ascii="Times New Roman" w:hAnsi="Times New Roman" w:cs="Times New Roman" w:eastAsia="宋体"/>
-          <w:b w:val="0"/>
-          <w:i w:val="0"/>
-          <w:color w:val="000000"/>
-          <w:sz w:val="24"/>
-        </w:rPr>
-        <w:t>水下航行器平台，建立能够反映航行器主要动态特性的六自由度动力学模型与推进器模型，结合平台参数资料和相关数据完成系统辨识与模型验证</w:t>
-      </w:r>
-      <w:r>
-        <w:rPr>
-          <w:rFonts w:ascii="Times New Roman" w:hAnsi="Times New Roman" w:cs="Times New Roman" w:eastAsia="宋体"/>
-          <w:b w:val="0"/>
-          <w:i w:val="0"/>
-          <w:color w:val="000000"/>
-          <w:sz w:val="24"/>
-        </w:rPr>
-        <w:t>；在此基础上研究基于航行器模型和状态反馈的闭环运动控制方法及八推进器控制分配方案，并在PX4/SITL环境下构建完整闭环仿真系统，完成典型运动工况与适量外部扰动工况下的仿真验证与性能分析，形成“已有平台—建模与系统辨识—模型验证—运动控制—控制分配—PX4/SITL闭环验证”的完整研究闭环。</w:t>
+          <w:highlight w:val="yellow"/>
+        </w:rPr>
+        <w:t>围绕实验室已有八推进器便携式水下航行器平台</w:t>
+      </w:r>
+      <w:r>
+        <w:rPr>
+          <w:rFonts w:ascii="Times New Roman" w:hAnsi="Times New Roman" w:cs="Times New Roman" w:eastAsia="宋体"/>
+          <w:b w:val="0"/>
+          <w:i w:val="0"/>
+          <w:color w:val="000000"/>
+          <w:sz w:val="24"/>
+          <w:highlight w:val="yellow"/>
+        </w:rPr>
+        <w:t>，预期达成以下四项研究目标：一是构建并验证能够反映航行器主导动态特性的六自由度水动力模型与单推进器静态推力模型；二是设计结合辨识模型动态特性补偿与实时状态误差反馈的闭环运动控制方法，提升多自由度耦合与流扰条件下的跟踪性能；三是</w:t>
+      </w:r>
+      <w:r>
+        <w:rPr>
+          <w:rFonts w:ascii="Times New Roman" w:hAnsi="Times New Roman" w:cs="Times New Roman" w:eastAsia="宋体"/>
+          <w:b w:val="0"/>
+          <w:i w:val="0"/>
+          <w:color w:val="000000"/>
+          <w:sz w:val="24"/>
+          <w:highlight w:val="yellow"/>
+        </w:rPr>
+        <w:t xml:space="preserve">建立基于平台真实推进器空间布局的 </w:t>
+      </w:r>
+      <m:oMath>
+        <m:r>
+          <m:rPr>
+            <m:sty m:val="p"/>
+          </m:rPr>
+          <w:rPr>
+            <w:rFonts w:ascii="Cambria Math" w:hAnsi="Cambria Math" w:eastAsia="宋体"/>
+            <w:sz w:val="24"/>
+            <w:szCs w:val="24"/>
+            <w:highlight w:val="yellow"/>
+          </w:rPr>
+          <m:t>6 × 8</m:t>
+        </m:r>
+      </m:oMath>
+      <w:r>
+        <w:rPr>
+          <w:rFonts w:ascii="Times New Roman" w:hAnsi="Times New Roman" w:cs="Times New Roman" w:eastAsia="宋体"/>
+          <w:b w:val="0"/>
+          <w:i w:val="0"/>
+          <w:color w:val="000000"/>
+          <w:sz w:val="24"/>
+          <w:highlight w:val="yellow"/>
+        </w:rPr>
+        <w:t xml:space="preserve"> 控制分配矩阵</w:t>
+      </w:r>
+      <w:r>
+        <w:rPr>
+          <w:rFonts w:ascii="Times New Roman" w:hAnsi="Times New Roman" w:cs="Times New Roman" w:eastAsia="宋体"/>
+          <w:b w:val="0"/>
+          <w:i w:val="0"/>
+          <w:color w:val="000000"/>
+          <w:sz w:val="24"/>
+          <w:highlight w:val="yellow"/>
+        </w:rPr>
+        <w:t>及推力边界约束处理策略，抑制推力饱和引起的合成力矩失真；四是在 PX4/SITL 软件在环环境中完成上述模块的闭环集成，并获取典型运动与外部扰动工况下的量化验证结果。</w:t>
       </w:r>
     </w:p>
     <w:p>
@@ -6006,7 +6101,106 @@
           <w:sz w:val="24"/>
           <w:highlight w:val="yellow"/>
         </w:rPr>
-        <w:t xml:space="preserve"> 以及线性、二次阻尼矩阵 </w:t>
+        <w:t xml:space="preserve">（其中 </w:t>
+      </w:r>
+      <m:oMath>
+        <m:sSub>
+          <m:e>
+            <m:r>
+              <m:rPr>
+                <m:sty m:val="i"/>
+              </m:rPr>
+              <w:rPr>
+                <w:rFonts w:ascii="Cambria Math" w:hAnsi="Cambria Math" w:eastAsia="宋体"/>
+                <w:sz w:val="24"/>
+                <w:szCs w:val="24"/>
+                <w:highlight w:val="yellow"/>
+              </w:rPr>
+              <m:t>X</m:t>
+            </m:r>
+          </m:e>
+          <m:sub>
+            <m:acc>
+              <m:accPr>
+                <m:chr m:val="̇"/>
+              </m:accPr>
+              <m:e>
+                <m:r>
+                  <m:rPr>
+                    <m:sty m:val="i"/>
+                  </m:rPr>
+                  <w:rPr>
+                    <w:rFonts w:ascii="Cambria Math" w:hAnsi="Cambria Math" w:eastAsia="宋体"/>
+                    <w:sz w:val="24"/>
+                    <w:szCs w:val="24"/>
+                    <w:highlight w:val="yellow"/>
+                  </w:rPr>
+                  <m:t>u</m:t>
+                </m:r>
+              </m:e>
+            </m:acc>
+          </m:sub>
+        </m:sSub>
+        <m:r>
+          <m:rPr>
+            <m:sty m:val="p"/>
+          </m:rPr>
+          <w:rPr>
+            <w:rFonts w:ascii="Cambria Math" w:hAnsi="Cambria Math" w:eastAsia="宋体"/>
+            <w:sz w:val="24"/>
+            <w:szCs w:val="24"/>
+            <w:highlight w:val="yellow"/>
+          </w:rPr>
+          <m:t> ~ </m:t>
+        </m:r>
+        <m:sSub>
+          <m:e>
+            <m:r>
+              <m:rPr>
+                <m:sty m:val="i"/>
+              </m:rPr>
+              <w:rPr>
+                <w:rFonts w:ascii="Cambria Math" w:hAnsi="Cambria Math" w:eastAsia="宋体"/>
+                <w:sz w:val="24"/>
+                <w:szCs w:val="24"/>
+                <w:highlight w:val="yellow"/>
+              </w:rPr>
+              <m:t>N</m:t>
+            </m:r>
+          </m:e>
+          <m:sub>
+            <m:acc>
+              <m:accPr>
+                <m:chr m:val="̇"/>
+              </m:accPr>
+              <m:e>
+                <m:r>
+                  <m:rPr>
+                    <m:sty m:val="i"/>
+                  </m:rPr>
+                  <w:rPr>
+                    <w:rFonts w:ascii="Cambria Math" w:hAnsi="Cambria Math" w:eastAsia="宋体"/>
+                    <w:sz w:val="24"/>
+                    <w:szCs w:val="24"/>
+                    <w:highlight w:val="yellow"/>
+                  </w:rPr>
+                  <m:t>r</m:t>
+                </m:r>
+              </m:e>
+            </m:acc>
+          </m:sub>
+        </m:sSub>
+      </m:oMath>
+      <w:r>
+        <w:rPr>
+          <w:rFonts w:ascii="Times New Roman" w:hAnsi="Times New Roman" w:cs="Times New Roman" w:eastAsia="宋体"/>
+          <w:b w:val="0"/>
+          <w:i w:val="0"/>
+          <w:color w:val="000000"/>
+          <w:sz w:val="24"/>
+          <w:highlight w:val="yellow"/>
+        </w:rPr>
+        <w:t xml:space="preserve"> 为各自由度附加质量水动力导数）以及线性、二次阻尼矩阵 </w:t>
       </w:r>
       <m:oMath>
         <m:sSub>
@@ -7084,11 +7278,36 @@
           <w:sz w:val="24"/>
           <w:highlight w:val="yellow"/>
         </w:rPr>
-        <w:t xml:space="preserve"> 针对姿态角 </w:t>
+        <w:t xml:space="preserve"> 针对水平位置/速度、潜深 </w:t>
       </w:r>
       <m:oMath>
         <m:r>
           <m:rPr>
+            <m:sty m:val="i"/>
+          </m:rPr>
+          <w:rPr>
+            <w:rFonts w:ascii="Cambria Math" w:hAnsi="Cambria Math" w:eastAsia="宋体"/>
+            <w:sz w:val="24"/>
+            <w:szCs w:val="24"/>
+            <w:highlight w:val="yellow"/>
+          </w:rPr>
+          <m:t>z</m:t>
+        </m:r>
+      </m:oMath>
+      <w:r>
+        <w:rPr>
+          <w:rFonts w:ascii="Times New Roman" w:hAnsi="Times New Roman" w:cs="Times New Roman" w:eastAsia="宋体"/>
+          <w:b w:val="0"/>
+          <w:i w:val="0"/>
+          <w:color w:val="000000"/>
+          <w:sz w:val="24"/>
+          <w:highlight w:val="yellow"/>
+        </w:rPr>
+        <w:t xml:space="preserve">、横滚与俯仰姿态角 </w:t>
+      </w:r>
+      <m:oMath>
+        <m:r>
+          <m:rPr>
             <m:sty m:val="p"/>
           </m:rPr>
           <w:rPr>
@@ -7157,32 +7376,7 @@
           <w:sz w:val="24"/>
           <w:highlight w:val="yellow"/>
         </w:rPr>
-        <w:t xml:space="preserve">、潜深 </w:t>
-      </w:r>
-      <m:oMath>
-        <m:r>
-          <m:rPr>
-            <m:sty m:val="i"/>
-          </m:rPr>
-          <w:rPr>
-            <w:rFonts w:ascii="Cambria Math" w:hAnsi="Cambria Math" w:eastAsia="宋体"/>
-            <w:sz w:val="24"/>
-            <w:szCs w:val="24"/>
-            <w:highlight w:val="yellow"/>
-          </w:rPr>
-          <m:t>z</m:t>
-        </m:r>
-      </m:oMath>
-      <w:r>
-        <w:rPr>
-          <w:rFonts w:ascii="Times New Roman" w:hAnsi="Times New Roman" w:cs="Times New Roman" w:eastAsia="宋体"/>
-          <w:b w:val="0"/>
-          <w:i w:val="0"/>
-          <w:color w:val="000000"/>
-          <w:sz w:val="24"/>
-          <w:highlight w:val="yellow"/>
-        </w:rPr>
-        <w:t xml:space="preserve"> 与航向角 </w:t>
+        <w:t xml:space="preserve"> 及航向角 </w:t>
       </w:r>
       <m:oMath>
         <m:r>
@@ -7591,7 +7785,7 @@
           <w:sz w:val="24"/>
           <w:highlight w:val="yellow"/>
         </w:rPr>
-        <w:t xml:space="preserve">如图 1(b) 所示，已有平台在水平面四角呈 </w:t>
+        <w:t xml:space="preserve">结合图 1(b) 所示的推进器空间排布，将水平面四角呈 </w:t>
       </w:r>
       <m:oMath>
         <m:r>
@@ -7616,7 +7810,7 @@
           <w:sz w:val="24"/>
           <w:highlight w:val="yellow"/>
         </w:rPr>
-        <w:t xml:space="preserve"> 矢量倾斜对称安装 4 台推进器（</w:t>
+        <w:t xml:space="preserve"> 矢量倾斜对称安装的 4 台推进器记为 </w:t>
       </w:r>
       <m:oMath>
         <m:sSub>
@@ -7701,7 +7895,7 @@
           <w:sz w:val="24"/>
           <w:highlight w:val="yellow"/>
         </w:rPr>
-        <w:t>，主控纵荡、横荡与偏航），在垂直面两侧垂向对称安装 4 台推进器（</w:t>
+        <w:t xml:space="preserve">（主控纵荡、横荡与偏航），将垂直面两侧垂向对称安装的 4 台推进器记为 </w:t>
       </w:r>
       <m:oMath>
         <m:sSub>
@@ -7786,7 +7980,7 @@
           <w:sz w:val="24"/>
           <w:highlight w:val="yellow"/>
         </w:rPr>
-        <w:t>，主控垂荡、横滚与俯仰）。</w:t>
+        <w:t>（主控垂荡、横滚与俯仰）。</w:t>
       </w:r>
       <w:r>
         <w:rPr>
@@ -8393,6 +8587,61 @@
       </w:pPr>
       <m:oMathPara>
         <m:oMath>
+          <m:r>
+            <m:rPr>
+              <m:sty m:val="bi"/>
+            </m:rPr>
+            <w:rPr>
+              <w:rFonts w:ascii="Cambria Math" w:hAnsi="Cambria Math" w:eastAsia="宋体"/>
+              <w:sz w:val="24"/>
+              <w:szCs w:val="24"/>
+            </w:rPr>
+            <m:t>τ</m:t>
+          </m:r>
+          <m:r>
+            <m:rPr>
+              <m:sty m:val="p"/>
+            </m:rPr>
+            <w:rPr>
+              <w:rFonts w:ascii="Cambria Math" w:hAnsi="Cambria Math" w:eastAsia="宋体"/>
+              <w:sz w:val="24"/>
+              <w:szCs w:val="24"/>
+            </w:rPr>
+            <m:t> = </m:t>
+          </m:r>
+          <m:r>
+            <m:rPr>
+              <m:sty m:val="bi"/>
+            </m:rPr>
+            <w:rPr>
+              <w:rFonts w:ascii="Cambria Math" w:hAnsi="Cambria Math" w:eastAsia="宋体"/>
+              <w:sz w:val="24"/>
+              <w:szCs w:val="24"/>
+            </w:rPr>
+            <m:t>B</m:t>
+          </m:r>
+          <m:r>
+            <m:rPr>
+              <m:sty m:val="bi"/>
+            </m:rPr>
+            <w:rPr>
+              <w:rFonts w:ascii="Cambria Math" w:hAnsi="Cambria Math" w:eastAsia="宋体"/>
+              <w:sz w:val="24"/>
+              <w:szCs w:val="24"/>
+            </w:rPr>
+            <m:t>T</m:t>
+          </m:r>
+          <m:r>
+            <m:rPr>
+              <m:sty m:val="p"/>
+            </m:rPr>
+            <w:rPr>
+              <w:rFonts w:ascii="Cambria Math" w:hAnsi="Cambria Math" w:eastAsia="宋体"/>
+              <w:sz w:val="24"/>
+              <w:szCs w:val="24"/>
+            </w:rPr>
+            <m:t> ,    </m:t>
+          </m:r>
           <m:sSub>
             <m:e>
               <m:r>
@@ -9483,7 +9732,7 @@
           <w:color w:val="000000"/>
           <w:sz w:val="24"/>
         </w:rPr>
-        <w:t>4） PX4/SITL闭环仿真验证方法：</w:t>
+        <w:t>4） PX4/SITL 闭环仿真验证方法：</w:t>
       </w:r>
       <w:r>
         <w:rPr>

--- a/开题报告/开题报告-新旧版本修改对比版_逐段差异高亮.docx
+++ b/开题报告/开题报告-新旧版本修改对比版_逐段差异高亮.docx
@@ -2572,7 +2572,7 @@
           <w:sz w:val="24"/>
           <w:highlight w:val="yellow"/>
         </w:rPr>
-        <w:t xml:space="preserve">Johansen 与 Fossen 系统总结了过驱动系统控制分配的数学规划与优化理论框架 </w:t>
+        <w:t xml:space="preserve">Johansen 与 Fossen 在控制分配综述中系统总结了过驱动系统无约束广义逆、加权伪逆、有界优化及再分配等典型推力分配方法的理论框架 </w:t>
       </w:r>
       <w:hyperlink w:anchor="_Ref_Paper_12" w:history="1">
         <w:r>
@@ -2596,7 +2596,28 @@
           <w:sz w:val="24"/>
           <w:highlight w:val="yellow"/>
         </w:rPr>
-        <w:t xml:space="preserve">，并进一步针对船舶与水下航行器梳理了无约束广义逆、加权伪逆及有界再分配等典型推力分配方法 </w:t>
+        <w:t>。在基础工程应用中，常采用固定比例混控表或无约束伪逆法直接求解推力指令；当某一推进器计算推力超出物理输出上下限时，常规做法通常直接进行硬截断（Clipping）。然而，由于八推进器空间布置存在多自由度力臂耦合，简单的超限硬截断会破坏原本各推进器之间的推力配比，导致合成的六维广义力和力矩方向发生偏转（即产生较大的控制分配残差与姿态耦合失真）。为此，考虑推进器基本推力输出范围约束的控制分配策略受到广泛重视：</w:t>
+      </w:r>
+      <w:r>
+        <w:rPr>
+          <w:rFonts w:ascii="Times New Roman" w:hAnsi="Times New Roman" w:cs="Times New Roman" w:eastAsia="宋体"/>
+          <w:b w:val="0"/>
+          <w:i w:val="0"/>
+          <w:color w:val="000000"/>
+          <w:sz w:val="24"/>
+        </w:rPr>
+        <w:t>程卫平、王猛等针对水下机器人推力器物理输出上限，研究了基于可行方向法等处理推力边界约束的分配算法，</w:t>
+      </w:r>
+      <w:r>
+        <w:rPr>
+          <w:rFonts w:ascii="Times New Roman" w:hAnsi="Times New Roman" w:cs="Times New Roman" w:eastAsia="宋体"/>
+          <w:b w:val="0"/>
+          <w:i w:val="0"/>
+          <w:color w:val="000000"/>
+          <w:sz w:val="24"/>
+          <w:highlight w:val="yellow"/>
+        </w:rPr>
+        <w:t xml:space="preserve">有效减小了推力饱和引起的力矩畸变 </w:t>
       </w:r>
       <w:hyperlink w:anchor="_Ref_Paper_13" w:history="1">
         <w:r>
@@ -2618,30 +2639,19 @@
           <w:i w:val="0"/>
           <w:color w:val="000000"/>
           <w:sz w:val="24"/>
-          <w:highlight w:val="yellow"/>
-        </w:rPr>
-        <w:t>。在基础工程应用中，常采用固定比例混控表或无约束伪逆法直接求解推力指令；当某一推进器计算推力超出物理输出上下限时，常规做法通常直接进行硬截断（Clipping）。然而，由于八推进器空间布置存在多自由度力臂耦合，简单的超限硬截断会破坏原本各推进器之间的推力配比，导致合成的六维广义力和力矩方向发生偏转（即产生较大的控制分配残差与姿态耦合失真）。为此，考虑推进器基本推力输出范围约束的控制分配策略受到广泛重视：</w:t>
-      </w:r>
-      <w:r>
-        <w:rPr>
-          <w:rFonts w:ascii="Times New Roman" w:hAnsi="Times New Roman" w:cs="Times New Roman" w:eastAsia="宋体"/>
-          <w:b w:val="0"/>
-          <w:i w:val="0"/>
-          <w:color w:val="000000"/>
-          <w:sz w:val="24"/>
-        </w:rPr>
-        <w:t>程卫平、王猛等针对水下机器人推力器物理输出上限，研究了基于可行方向法等处理推力边界约束的分配算法，</w:t>
-      </w:r>
-      <w:r>
-        <w:rPr>
-          <w:rFonts w:ascii="Times New Roman" w:hAnsi="Times New Roman" w:cs="Times New Roman" w:eastAsia="宋体"/>
-          <w:b w:val="0"/>
-          <w:i w:val="0"/>
-          <w:color w:val="000000"/>
-          <w:sz w:val="24"/>
-          <w:highlight w:val="yellow"/>
-        </w:rPr>
-        <w:t xml:space="preserve">有效减小了推力饱和引起的力矩畸变 </w:t>
+        </w:rPr>
+        <w:t>；孙广威等针对矢量推进 ROV 提出了兼顾推力约束与分配效率的多级推力分配策略，</w:t>
+      </w:r>
+      <w:r>
+        <w:rPr>
+          <w:rFonts w:ascii="Times New Roman" w:hAnsi="Times New Roman" w:cs="Times New Roman" w:eastAsia="宋体"/>
+          <w:b w:val="0"/>
+          <w:i w:val="0"/>
+          <w:color w:val="000000"/>
+          <w:sz w:val="24"/>
+          <w:highlight w:val="yellow"/>
+        </w:rPr>
+        <w:t xml:space="preserve">提升了多推进器协调能力 </w:t>
       </w:r>
       <w:hyperlink w:anchor="_Ref_Paper_14" w:history="1">
         <w:r>
@@ -2654,40 +2664,6 @@
             <w:vertAlign w:val="superscript"/>
           </w:rPr>
           <w:t>[14]</w:t>
-        </w:r>
-      </w:hyperlink>
-      <w:r>
-        <w:rPr>
-          <w:rFonts w:ascii="Times New Roman" w:hAnsi="Times New Roman" w:cs="Times New Roman" w:eastAsia="宋体"/>
-          <w:b w:val="0"/>
-          <w:i w:val="0"/>
-          <w:color w:val="000000"/>
-          <w:sz w:val="24"/>
-        </w:rPr>
-        <w:t>；孙广威等针对矢量推进 ROV 提出了兼顾推力约束与分配效率的多级推力分配策略，</w:t>
-      </w:r>
-      <w:r>
-        <w:rPr>
-          <w:rFonts w:ascii="Times New Roman" w:hAnsi="Times New Roman" w:cs="Times New Roman" w:eastAsia="宋体"/>
-          <w:b w:val="0"/>
-          <w:i w:val="0"/>
-          <w:color w:val="000000"/>
-          <w:sz w:val="24"/>
-          <w:highlight w:val="yellow"/>
-        </w:rPr>
-        <w:t xml:space="preserve">提升了多推进器协调能力 </w:t>
-      </w:r>
-      <w:hyperlink w:anchor="_Ref_Paper_15" w:history="1">
-        <w:r>
-          <w:rPr>
-            <w:rFonts w:ascii="Times New Roman" w:hAnsi="Times New Roman" w:cs="Times New Roman" w:eastAsia="宋体"/>
-            <w:sz w:val="24"/>
-            <w:szCs w:val="24"/>
-            <w:color w:val="000000"/>
-            <w:highlight w:val="yellow"/>
-            <w:vertAlign w:val="superscript"/>
-          </w:rPr>
-          <w:t>[15]</w:t>
         </w:r>
       </w:hyperlink>
       <w:r>
@@ -2810,7 +2786,7 @@
         </w:rPr>
         <w:t>苏黎世联邦理工学院（ETH Zurich）Meier 等主导研发的 PX4 Autopilot 是当前无人系统领域广泛应用的开源嵌入式控制软件框架之一</w:t>
       </w:r>
-      <w:hyperlink w:anchor="_Ref_Paper_16" w:history="1">
+      <w:hyperlink w:anchor="_Ref_Paper_15" w:history="1">
         <w:r>
           <w:rPr>
             <w:rFonts w:ascii="Times New Roman" w:hAnsi="Times New Roman" w:cs="Times New Roman" w:eastAsia="宋体"/>
@@ -2820,7 +2796,7 @@
             <w:highlight w:val="yellow"/>
             <w:vertAlign w:val="superscript"/>
           </w:rPr>
-          <w:t>[16]</w:t>
+          <w:t>[15]</w:t>
         </w:r>
       </w:hyperlink>
       <w:r>
@@ -2844,7 +2820,7 @@
         </w:rPr>
         <w:t>如 Duecker 等依托基于 PX4 的软件在环仿真与水池实验完成了 HippoCampus X 水下平台的三维机动控制验证，证实了基于 PX4/SITL 构建水下航行器闭环仿真与验证体系的工程合理性</w:t>
       </w:r>
-      <w:hyperlink w:anchor="_Ref_Paper_17" w:history="1">
+      <w:hyperlink w:anchor="_Ref_Paper_16" w:history="1">
         <w:r>
           <w:rPr>
             <w:rFonts w:ascii="Times New Roman" w:hAnsi="Times New Roman" w:cs="Times New Roman" w:eastAsia="宋体"/>
@@ -2854,7 +2830,7 @@
             <w:highlight w:val="yellow"/>
             <w:vertAlign w:val="superscript"/>
           </w:rPr>
-          <w:t>[17]</w:t>
+          <w:t>[16]</w:t>
         </w:r>
       </w:hyperlink>
       <w:r>
@@ -3055,7 +3031,7 @@
           <w:sz w:val="24"/>
           <w:highlight w:val="yellow"/>
         </w:rPr>
-        <w:t>，预期达成以下四项研究目标：一是构建并验证能够反映航行器主导动态特性的六自由度水动力模型与单推进器静态推力模型；二是设计结合辨识模型动态特性补偿与实时状态误差反馈的闭环运动控制方法，提升多自由度耦合与流扰条件下的跟踪性能；三是</w:t>
+        <w:t>，预期达成以下四项研究目标：一是构建并验证能够反映航行器主导动态特性的六自由度动力学模型，并确定单推进器静态推力映射关系；二是设计结合辨识模型动态特性补偿与实时状态误差反馈的闭环运动控制方法，提升多自由度耦合与流扰条件下的跟踪性能；三是</w:t>
       </w:r>
       <w:r>
         <w:rPr>
@@ -7756,7 +7732,7 @@
           <w:sz w:val="24"/>
           <w:highlight w:val="yellow"/>
         </w:rPr>
-        <w:t xml:space="preserve"> 时，控制器即为传统无模型 PID 控制；研究过程中可根据辨识模型特性比选具体的模型补偿控制形式，并统一以无模型 PID 控制作为对比基准，量化评估模型补偿对降低机动超调与加快响应速度的作用。</w:t>
+        <w:t xml:space="preserve"> 时，控制器即为传统无模型 PID 控制；研究过程中结合辨识模型特性确定具体的模型补偿控制律，并统一以无模型 PID 控制作为对比基准，量化评估模型补偿对降低机动超调与加快响应速度的作用。</w:t>
       </w:r>
     </w:p>
     <w:p>
@@ -11768,9 +11744,8 @@
           <w:i w:val="0"/>
           <w:color w:val="000000"/>
           <w:sz w:val="24"/>
-          <w:highlight w:val="yellow"/>
-        </w:rPr>
-        <w:t xml:space="preserve"> Fossen T I, Johansen T A. A survey of control allocation methods for ships and underwater vehicles[C]//2006 14th Mediterranean Conference on Control and Automation. Ancona, Italy: IEEE, 2006: 1-6. DOI: 10.1109/MED.2006.328749.</w:t>
+        </w:rPr>
+        <w:t xml:space="preserve"> 程卫平, 王猛, 曾现敏, 等. 基于可行方向法的水下机器人推力分配[J]. 舰船科学技术, 2022, 44(13): 102-106.</w:t>
       </w:r>
       <w:bookmarkEnd w:id="113"/>
     </w:p>
@@ -11801,7 +11776,7 @@
           <w:color w:val="000000"/>
           <w:sz w:val="24"/>
         </w:rPr>
-        <w:t xml:space="preserve"> 程卫平, 王猛, 曾现敏, 等. 基于可行方向法的水下机器人推力分配[J]. 舰船科学技术, 2022, 44(13): 102-106.</w:t>
+        <w:t xml:space="preserve"> 孙广威, 苏玉玺, 毛义, 等. 基于模糊逻辑的混合推进ROV多级推力分配策略[J]. 机器人, 2023, 45(4): 472-482.</w:t>
       </w:r>
       <w:bookmarkEnd w:id="114"/>
     </w:p>
@@ -11832,7 +11807,7 @@
           <w:color w:val="000000"/>
           <w:sz w:val="24"/>
         </w:rPr>
-        <w:t xml:space="preserve"> 孙广威, 苏玉玺, 毛义, 等. 基于模糊逻辑的混合推进ROV多级推力分配策略[J]. 机器人, 2023, 45(4): 472-482.</w:t>
+        <w:t xml:space="preserve"> Meier L, Honegger D, Pollefeys M. PX4: A node-based multithreaded open source robotics framework for deeply embedded platforms[C]//2015 IEEE International Conference on Robotics and Automation (ICRA). Seattle, WA: IEEE, 2015: 6235-6240. DOI: 10.1109/ICRA.2015.7140074.</w:t>
       </w:r>
       <w:bookmarkEnd w:id="115"/>
     </w:p>
@@ -11863,40 +11838,9 @@
           <w:color w:val="000000"/>
           <w:sz w:val="24"/>
         </w:rPr>
-        <w:t xml:space="preserve"> Meier L, Honegger D, Pollefeys M. PX4: A node-based multithreaded open source robotics framework for deeply embedded platforms[C]//2015 IEEE International Conference on Robotics and Automation (ICRA). Seattle, WA: IEEE, 2015: 6235-6240. DOI: 10.1109/ICRA.2015.7140074.</w:t>
+        <w:t xml:space="preserve"> Duecker D A, Bauschmann N, Hansen T, et al. HippoCampus X – A hydrobatic open-source micro AUV for confined environments[C]//2020 IEEE/OES Autonomous Underwater Vehicles Symposium (AUV). St. John's, NL, Canada: IEEE, 2020: 1-6. DOI: 10.1109/AUV50043.2020.9267895.</w:t>
       </w:r>
       <w:bookmarkEnd w:id="116"/>
-    </w:p>
-    <w:p>
-      <w:pPr>
-        <w:pStyle w:val="a9"/>
-        <w:jc w:val="both"/>
-        <w:spacing w:line="360" w:lineRule="auto"/>
-        <w:ind w:left="420" w:hanging="420"/>
-      </w:pPr>
-      <w:bookmarkStart w:id="117" w:name="_Ref_Paper_17"/>
-      <w:r>
-        <w:rPr>
-          <w:rFonts w:ascii="Times New Roman" w:hAnsi="Times New Roman" w:cs="Times New Roman" w:eastAsia="宋体"/>
-          <w:b w:val="0"/>
-          <w:i w:val="0"/>
-          <w:color w:val="000000"/>
-          <w:sz w:val="24"/>
-          <w:highlight w:val="yellow"/>
-        </w:rPr>
-        <w:t>[17]</w:t>
-      </w:r>
-      <w:r>
-        <w:rPr>
-          <w:rFonts w:ascii="Times New Roman" w:hAnsi="Times New Roman" w:cs="Times New Roman" w:eastAsia="宋体"/>
-          <w:b w:val="0"/>
-          <w:i w:val="0"/>
-          <w:color w:val="000000"/>
-          <w:sz w:val="24"/>
-        </w:rPr>
-        <w:t xml:space="preserve"> Duecker D A, Bauschmann N, Hansen T, et al. HippoCampus X – A hydrobatic open-source micro AUV for confined environments[C]//2020 IEEE/OES Autonomous Underwater Vehicles Symposium (AUV). St. John's, NL, Canada: IEEE, 2020: 1-6. DOI: 10.1109/AUV50043.2020.9267895.</w:t>
-      </w:r>
-      <w:bookmarkEnd w:id="117"/>
     </w:p>
     <w:p>
       <w:pPr>
